--- a/docs/从变化到万物_科普导读.docx
+++ b/docs/从变化到万物_科普导读.docx
@@ -48,10 +48,9 @@
       <w:r>
         <w:rPr>
           <w:rFonts w:ascii="Microsoft YaHei" w:hAnsi="Microsoft YaHei" w:eastAsia="Microsoft YaHei"/>
-          <w:b/>
-          <w:sz w:val="22"/>
-        </w:rPr>
-        <w:t>这篇文档想做什么？</w:t>
+          <w:sz w:val="22"/>
+        </w:rPr>
+        <w:t>你抬头看星星，会觉得宇宙安静而空旷。但物理学家会告诉你：你身边那片"空无一物"的虚空里，每时每刻都有无数粒子在凭空生灭，能量高到足以煮沸一片海洋。</w:t>
       </w:r>
     </w:p>
     <w:p>
@@ -63,15 +62,15 @@
           <w:rFonts w:ascii="Microsoft YaHei" w:hAnsi="Microsoft YaHei" w:eastAsia="Microsoft YaHei"/>
           <w:sz w:val="22"/>
         </w:rPr>
-        <w:t>我们的两篇论文——《The spectrum of a compact internal space. I. Gauge structure and fermion content》（内部紧致空间的谱，I. 规范结构与费米子内容）和《…II. Effective couplings and mass scales》（II. 有效耦合与质量尺度）——以及承载它们计算的"粗粒化创生框架 V4.0"，讲的是一件事：</w:t>
-      </w:r>
-      <w:r>
-        <w:rPr>
-          <w:rFonts w:ascii="Microsoft YaHei" w:hAnsi="Microsoft YaHei" w:eastAsia="Microsoft YaHei"/>
-          <w:b/>
-          <w:sz w:val="22"/>
-        </w:rPr>
-        <w:t>我们熟悉的整个世界，包括时空、引力、物质、暗能量，都不是"本来就在那里"的，而是从一个更根本的东西——"变化"——涌现出来的。</w:t>
+        <w:t>问题来了——</w:t>
+      </w:r>
+      <w:r>
+        <w:rPr>
+          <w:rFonts w:ascii="Microsoft YaHei" w:hAnsi="Microsoft YaHei" w:eastAsia="Microsoft YaHei"/>
+          <w:b/>
+          <w:sz w:val="22"/>
+        </w:rPr>
+        <w:t>这种疯狂的变化，怎么就老老实实地，变成了你桌上的苹果、天上的月亮，以及苹果落地时那道看不见的"引力"？</w:t>
       </w:r>
     </w:p>
     <w:p>
@@ -83,19 +82,15 @@
           <w:rFonts w:ascii="Microsoft YaHei" w:hAnsi="Microsoft YaHei" w:eastAsia="Microsoft YaHei"/>
           <w:sz w:val="22"/>
         </w:rPr>
-        <w:t>这句话听起来很大，甚至有点玄。这篇导读的目的，就是用尽量平易近人的语言，把这条主线讲清楚：我们为什么这样想、遇到了什么困难、用什么办法解决、最后算出了什么。</w:t>
-      </w:r>
-    </w:p>
-    <w:p>
-      <w:pPr>
-        <w:spacing w:after="80" w:line="300" w:lineRule="auto"/>
-      </w:pPr>
-      <w:r>
-        <w:rPr>
-          <w:rFonts w:ascii="Microsoft YaHei" w:hAnsi="Microsoft YaHei" w:eastAsia="Microsoft YaHei"/>
-          <w:sz w:val="22"/>
-        </w:rPr>
-        <w:t>不预设读者懂量子场论。遇到必要的地方，我会先用一个比喻，再补一句严谨的话。比喻帮助你抓住直觉，严谨的话保证我不至于误导你。</w:t>
+        <w:t>这篇导读，就是要回答这个问题。而答案的开头，是一句听起来很"大"的话：</w:t>
+      </w:r>
+      <w:r>
+        <w:rPr>
+          <w:rFonts w:ascii="Microsoft YaHei" w:hAnsi="Microsoft YaHei" w:eastAsia="Microsoft YaHei"/>
+          <w:b/>
+          <w:sz w:val="22"/>
+        </w:rPr>
+        <w:t>时空并不存在，引力也不"本来就在"——它们都是"变化"涌现出来的。</w:t>
       </w:r>
     </w:p>
     <w:p>
@@ -108,44 +103,15 @@
     </w:p>
     <w:p>
       <w:pPr>
-        <w:pStyle w:val="Heading2"/>
-        <w:spacing w:before="200" w:after="120"/>
-      </w:pPr>
-      <w:r>
-        <w:rPr>
-          <w:rFonts w:ascii="Microsoft YaHei" w:hAnsi="Microsoft YaHei" w:eastAsia="Microsoft YaHei"/>
-          <w:b/>
-          <w:color w:val="1F4E79"/>
-          <w:sz w:val="32"/>
-        </w:rPr>
-        <w:t>一、时空的困境：一场持续百年的冲突</w:t>
-      </w:r>
-    </w:p>
-    <w:p>
-      <w:pPr>
-        <w:pStyle w:val="Heading3"/>
-        <w:spacing w:before="200" w:after="120"/>
-      </w:pPr>
-      <w:r>
-        <w:rPr>
-          <w:rFonts w:ascii="Microsoft YaHei" w:hAnsi="Microsoft YaHei" w:eastAsia="Microsoft YaHei"/>
-          <w:b/>
-          <w:color w:val="2E6B3A"/>
-          <w:sz w:val="26"/>
-        </w:rPr>
-        <w:t>两座大厦，两种时空</w:t>
-      </w:r>
-    </w:p>
-    <w:p>
-      <w:pPr>
         <w:spacing w:after="80" w:line="300" w:lineRule="auto"/>
       </w:pPr>
       <w:r>
         <w:rPr>
           <w:rFonts w:ascii="Microsoft YaHei" w:hAnsi="Microsoft YaHei" w:eastAsia="Microsoft YaHei"/>
-          <w:sz w:val="22"/>
-        </w:rPr>
-        <w:t>二十世纪物理学立起了两座雄伟的大厦。</w:t>
+          <w:b/>
+          <w:sz w:val="22"/>
+        </w:rPr>
+        <w:t>这篇文档想做什么？</w:t>
       </w:r>
     </w:p>
     <w:p>
@@ -157,22 +123,15 @@
           <w:rFonts w:ascii="Microsoft YaHei" w:hAnsi="Microsoft YaHei" w:eastAsia="Microsoft YaHei"/>
           <w:sz w:val="22"/>
         </w:rPr>
-        <w:t>一座叫</w:t>
-      </w:r>
-      <w:r>
-        <w:rPr>
-          <w:rFonts w:ascii="Microsoft YaHei" w:hAnsi="Microsoft YaHei" w:eastAsia="Microsoft YaHei"/>
-          <w:b/>
-          <w:sz w:val="22"/>
-        </w:rPr>
-        <w:t>标准模型</w:t>
-      </w:r>
-      <w:r>
-        <w:rPr>
-          <w:rFonts w:ascii="Microsoft YaHei" w:hAnsi="Microsoft YaHei" w:eastAsia="Microsoft YaHei"/>
-          <w:sz w:val="22"/>
-        </w:rPr>
-        <w:t>，它描述微观世界里基本粒子的行为——夸克、电子、光子、胶子，以及它们之间的三种力（电磁力、弱力、强力）。标准模型极其成功，精确到小数点后十多位，是科学史上被验证得最彻底的理论之一。</w:t>
+        <w:t>我们的两篇论文——《The spectrum of a compact internal space. I. Gauge structure and fermion content》（内部紧致空间的谱，I. 规范结构与费米子内容）和《…II. Effective couplings and mass scales》（II. 有效耦合与质量尺度）——以及承载它们计算的"粗粒化创生框架 V4.0"，讲的是一件事：</w:t>
+      </w:r>
+      <w:r>
+        <w:rPr>
+          <w:rFonts w:ascii="Microsoft YaHei" w:hAnsi="Microsoft YaHei" w:eastAsia="Microsoft YaHei"/>
+          <w:b/>
+          <w:sz w:val="22"/>
+        </w:rPr>
+        <w:t>我们熟悉的整个世界，包括时空、引力、物质、暗能量，都不是"本来就在那里"的，而是从一个更根本的东西——"变化"——涌现出来的。</w:t>
       </w:r>
     </w:p>
     <w:p>
@@ -184,22 +143,7 @@
           <w:rFonts w:ascii="Microsoft YaHei" w:hAnsi="Microsoft YaHei" w:eastAsia="Microsoft YaHei"/>
           <w:sz w:val="22"/>
         </w:rPr>
-        <w:t>另一座叫</w:t>
-      </w:r>
-      <w:r>
-        <w:rPr>
-          <w:rFonts w:ascii="Microsoft YaHei" w:hAnsi="Microsoft YaHei" w:eastAsia="Microsoft YaHei"/>
-          <w:b/>
-          <w:sz w:val="22"/>
-        </w:rPr>
-        <w:t>广义相对论</w:t>
-      </w:r>
-      <w:r>
-        <w:rPr>
-          <w:rFonts w:ascii="Microsoft YaHei" w:hAnsi="Microsoft YaHei" w:eastAsia="Microsoft YaHei"/>
-          <w:sz w:val="22"/>
-        </w:rPr>
-        <w:t>，它描述宏观世界里引力——恒星、星系、黑洞、整个宇宙的演化。它同样极其成功，预言了光线弯曲、引力波、宇宙膨胀，全都被观测证实。</w:t>
+        <w:t>这句话听起来很大，甚至有点玄。这篇导读的目的，就是用尽量平易近人的语言，把这条主线讲清楚：我们为什么这样想、遇到了什么困难、用什么办法解决、最后算出了什么。</w:t>
       </w:r>
     </w:p>
     <w:p>
@@ -211,1358 +155,7 @@
           <w:rFonts w:ascii="Microsoft YaHei" w:hAnsi="Microsoft YaHei" w:eastAsia="Microsoft YaHei"/>
           <w:sz w:val="22"/>
         </w:rPr>
-        <w:t>问题是：这两座大厦对"时空"的看法，</w:t>
-      </w:r>
-      <w:r>
-        <w:rPr>
-          <w:rFonts w:ascii="Microsoft YaHei" w:hAnsi="Microsoft YaHei" w:eastAsia="Microsoft YaHei"/>
-          <w:b/>
-          <w:sz w:val="22"/>
-        </w:rPr>
-        <w:t>从根本上就是矛盾的</w:t>
-      </w:r>
-      <w:r>
-        <w:rPr>
-          <w:rFonts w:ascii="Microsoft YaHei" w:hAnsi="Microsoft YaHei" w:eastAsia="Microsoft YaHei"/>
-          <w:sz w:val="22"/>
-        </w:rPr>
-        <w:t>。</w:t>
-      </w:r>
-    </w:p>
-    <w:p>
-      <w:pPr>
-        <w:spacing w:after="80" w:line="300" w:lineRule="auto"/>
-      </w:pPr>
-      <w:r>
-        <w:rPr>
-          <w:rFonts w:ascii="Microsoft YaHei" w:hAnsi="Microsoft YaHei" w:eastAsia="Microsoft YaHei"/>
-          <w:sz w:val="22"/>
-        </w:rPr>
-        <w:t>广义相对论说：时空是</w:t>
-      </w:r>
-      <w:r>
-        <w:rPr>
-          <w:rFonts w:ascii="Microsoft YaHei" w:hAnsi="Microsoft YaHei" w:eastAsia="Microsoft YaHei"/>
-          <w:b/>
-          <w:sz w:val="22"/>
-        </w:rPr>
-        <w:t>弯曲的、有弹性的、活生生的东西</w:t>
-      </w:r>
-      <w:r>
-        <w:rPr>
-          <w:rFonts w:ascii="Microsoft YaHei" w:hAnsi="Microsoft YaHei" w:eastAsia="Microsoft YaHei"/>
-          <w:sz w:val="22"/>
-        </w:rPr>
-        <w:t>。物质告诉时空怎么弯，时空告诉物质怎么走。时空本身是一个动力学对象，会被质量压弯，会波动（引力波），会有起点和终点（黑洞内部）。</w:t>
-      </w:r>
-    </w:p>
-    <w:p>
-      <w:pPr>
-        <w:spacing w:after="80" w:line="300" w:lineRule="auto"/>
-      </w:pPr>
-      <w:r>
-        <w:rPr>
-          <w:rFonts w:ascii="Microsoft YaHei" w:hAnsi="Microsoft YaHei" w:eastAsia="Microsoft YaHei"/>
-          <w:sz w:val="22"/>
-        </w:rPr>
-        <w:t>标准模型说：时空只是一个</w:t>
-      </w:r>
-      <w:r>
-        <w:rPr>
-          <w:rFonts w:ascii="Microsoft YaHei" w:hAnsi="Microsoft YaHei" w:eastAsia="Microsoft YaHei"/>
-          <w:b/>
-          <w:sz w:val="22"/>
-        </w:rPr>
-        <w:t>固定的、僵硬的背景舞台</w:t>
-      </w:r>
-      <w:r>
-        <w:rPr>
-          <w:rFonts w:ascii="Microsoft YaHei" w:hAnsi="Microsoft YaHei" w:eastAsia="Microsoft YaHei"/>
-          <w:sz w:val="22"/>
-        </w:rPr>
-        <w:t>。粒子和场在这个舞台上跳舞，舞台本身一动不动。它默认为一种平坦的、均匀的时空（物理学家叫它"闵可夫斯基时空"），就像一块无限大的、永远不变的网格。</w:t>
-      </w:r>
-    </w:p>
-    <w:p>
-      <w:pPr>
-        <w:spacing w:after="80" w:line="300" w:lineRule="auto"/>
-      </w:pPr>
-      <w:r>
-        <w:rPr>
-          <w:rFonts w:ascii="Microsoft YaHei" w:hAnsi="Microsoft YaHei" w:eastAsia="Microsoft YaHei"/>
-          <w:sz w:val="22"/>
-        </w:rPr>
-        <w:t>一个说时空是活的，一个说时空是死的。这两件事不能同时都对。</w:t>
-      </w:r>
-    </w:p>
-    <w:p>
-      <w:pPr>
-        <w:pStyle w:val="Heading3"/>
-        <w:spacing w:before="200" w:after="120"/>
-      </w:pPr>
-      <w:r>
-        <w:rPr>
-          <w:rFonts w:ascii="Microsoft YaHei" w:hAnsi="Microsoft YaHei" w:eastAsia="Microsoft YaHei"/>
-          <w:b/>
-          <w:color w:val="2E6B3A"/>
-          <w:sz w:val="26"/>
-        </w:rPr>
-        <w:t>先深入一步：引力到底是什么</w:t>
-      </w:r>
-    </w:p>
-    <w:p>
-      <w:pPr>
-        <w:spacing w:after="80" w:line="300" w:lineRule="auto"/>
-      </w:pPr>
-      <w:r>
-        <w:rPr>
-          <w:rFonts w:ascii="Microsoft YaHei" w:hAnsi="Microsoft YaHei" w:eastAsia="Microsoft YaHei"/>
-          <w:sz w:val="22"/>
-        </w:rPr>
-        <w:t>在讨论冲突之前，我们需要先认真地问一个看似简单的问题：</w:t>
-      </w:r>
-      <w:r>
-        <w:rPr>
-          <w:rFonts w:ascii="Microsoft YaHei" w:hAnsi="Microsoft YaHei" w:eastAsia="Microsoft YaHei"/>
-          <w:b/>
-          <w:sz w:val="22"/>
-        </w:rPr>
-        <w:t>引力，到底是什么？</w:t>
-      </w:r>
-    </w:p>
-    <w:p>
-      <w:pPr>
-        <w:spacing w:after="80" w:line="300" w:lineRule="auto"/>
-      </w:pPr>
-      <w:r>
-        <w:rPr>
-          <w:rFonts w:ascii="Microsoft YaHei" w:hAnsi="Microsoft YaHei" w:eastAsia="Microsoft YaHei"/>
-          <w:sz w:val="22"/>
-        </w:rPr>
-        <w:t>因为对"引力是什么"的回答，直接决定了我们对"时空是什么"的态度。</w:t>
-      </w:r>
-    </w:p>
-    <w:p>
-      <w:pPr>
-        <w:spacing w:after="80" w:line="300" w:lineRule="auto"/>
-      </w:pPr>
-      <w:r>
-        <w:rPr>
-          <w:rFonts w:ascii="Microsoft YaHei" w:hAnsi="Microsoft YaHei" w:eastAsia="Microsoft YaHei"/>
-          <w:b/>
-          <w:sz w:val="22"/>
-        </w:rPr>
-        <w:t>传统答案（广义相对论）</w:t>
-      </w:r>
-      <w:r>
-        <w:rPr>
-          <w:rFonts w:ascii="Microsoft YaHei" w:hAnsi="Microsoft YaHei" w:eastAsia="Microsoft YaHei"/>
-          <w:sz w:val="22"/>
-        </w:rPr>
-        <w:t>：引力不是一种"力"，而是时空的弯曲。地球绕太阳转，不是被一根看不见的绳子拉着，而是太阳把周围的时空"压弯"了，地球只是沿着弯曲时空里的"直线"（测地线）走。苹果落地、光线偏折、黑洞——都是时空弯曲的表现。</w:t>
-      </w:r>
-    </w:p>
-    <w:p>
-      <w:pPr>
-        <w:spacing w:after="80" w:line="300" w:lineRule="auto"/>
-      </w:pPr>
-      <w:r>
-        <w:rPr>
-          <w:rFonts w:ascii="Microsoft YaHei" w:hAnsi="Microsoft YaHei" w:eastAsia="Microsoft YaHei"/>
-          <w:sz w:val="22"/>
-        </w:rPr>
-        <w:t>这个答案很美，但它把"引力"和"时空的几何"绑定在了一起：</w:t>
-      </w:r>
-      <w:r>
-        <w:rPr>
-          <w:rFonts w:ascii="Microsoft YaHei" w:hAnsi="Microsoft YaHei" w:eastAsia="Microsoft YaHei"/>
-          <w:b/>
-          <w:sz w:val="22"/>
-        </w:rPr>
-        <w:t>引力 = 时空弯曲</w:t>
-      </w:r>
-      <w:r>
-        <w:rPr>
-          <w:rFonts w:ascii="Microsoft YaHei" w:hAnsi="Microsoft YaHei" w:eastAsia="Microsoft YaHei"/>
-          <w:sz w:val="22"/>
-        </w:rPr>
-        <w:t>。于是"时空"必须是一个真实存在、能被弯曲的东西。</w:t>
-      </w:r>
-    </w:p>
-    <w:p>
-      <w:pPr>
-        <w:spacing w:after="80" w:line="300" w:lineRule="auto"/>
-      </w:pPr>
-      <w:r>
-        <w:rPr>
-          <w:rFonts w:ascii="Microsoft YaHei" w:hAnsi="Microsoft YaHei" w:eastAsia="Microsoft YaHei"/>
-          <w:b/>
-          <w:sz w:val="22"/>
-        </w:rPr>
-        <w:t>另一个答案（量子场论视角）</w:t>
-      </w:r>
-      <w:r>
-        <w:rPr>
-          <w:rFonts w:ascii="Microsoft YaHei" w:hAnsi="Microsoft YaHei" w:eastAsia="Microsoft YaHei"/>
-          <w:sz w:val="22"/>
-        </w:rPr>
-        <w:t>：引力由一种叫"引力子"的粒子来传递，就像电磁力由光子传递一样。引力子是一种自旋为 2 的无质量粒子。</w:t>
-      </w:r>
-    </w:p>
-    <w:p>
-      <w:pPr>
-        <w:spacing w:after="80" w:line="300" w:lineRule="auto"/>
-      </w:pPr>
-      <w:r>
-        <w:rPr>
-          <w:rFonts w:ascii="Microsoft YaHei" w:hAnsi="Microsoft YaHei" w:eastAsia="Microsoft YaHei"/>
-          <w:sz w:val="22"/>
-        </w:rPr>
-        <w:t>但这个答案也有麻烦：引力子只是"把引力当作一种普通的力来量子化"，它没有回答"引力为什么存在"这个更深的问题，而且在计算上到处发散。</w:t>
-      </w:r>
-    </w:p>
-    <w:p>
-      <w:pPr>
-        <w:spacing w:after="80" w:line="300" w:lineRule="auto"/>
-      </w:pPr>
-      <w:r>
-        <w:rPr>
-          <w:rFonts w:ascii="Microsoft YaHei" w:hAnsi="Microsoft YaHei" w:eastAsia="Microsoft YaHei"/>
-          <w:sz w:val="22"/>
-        </w:rPr>
-        <w:t>我们给出的是</w:t>
-      </w:r>
-      <w:r>
-        <w:rPr>
-          <w:rFonts w:ascii="Microsoft YaHei" w:hAnsi="Microsoft YaHei" w:eastAsia="Microsoft YaHei"/>
-          <w:b/>
-          <w:sz w:val="22"/>
-        </w:rPr>
-        <w:t>第三种答案</w:t>
-      </w:r>
-      <w:r>
-        <w:rPr>
-          <w:rFonts w:ascii="Microsoft YaHei" w:hAnsi="Microsoft YaHei" w:eastAsia="Microsoft YaHei"/>
-          <w:sz w:val="22"/>
-        </w:rPr>
-        <w:t>，也是这篇导读贯穿始终的答案：</w:t>
-      </w:r>
-      <w:r>
-        <w:rPr>
-          <w:rFonts w:ascii="Microsoft YaHei" w:hAnsi="Microsoft YaHei" w:eastAsia="Microsoft YaHei"/>
-          <w:b/>
-          <w:sz w:val="22"/>
-        </w:rPr>
-        <w:t>引力不是时空弯曲，也不是一种基本力，而是一种"涌现"的现象——就像温度那样。</w:t>
-      </w:r>
-    </w:p>
-    <w:p>
-      <w:pPr>
-        <w:pStyle w:val="Heading3"/>
-        <w:spacing w:before="200" w:after="120"/>
-      </w:pPr>
-      <w:r>
-        <w:rPr>
-          <w:rFonts w:ascii="Microsoft YaHei" w:hAnsi="Microsoft YaHei" w:eastAsia="Microsoft YaHei"/>
-          <w:b/>
-          <w:color w:val="2E6B3A"/>
-          <w:sz w:val="26"/>
-        </w:rPr>
-        <w:t>温度是如何"涌现"的</w:t>
-      </w:r>
-    </w:p>
-    <w:p>
-      <w:pPr>
-        <w:spacing w:after="80" w:line="300" w:lineRule="auto"/>
-      </w:pPr>
-      <w:r>
-        <w:rPr>
-          <w:rFonts w:ascii="Microsoft YaHei" w:hAnsi="Microsoft YaHei" w:eastAsia="Microsoft YaHei"/>
-          <w:sz w:val="22"/>
-        </w:rPr>
-        <w:t>要理解"引力像温度一样涌现"，先得讲清楚温度是什么。这可能是这篇导读里最重要的一个类比，请耐心读完。</w:t>
-      </w:r>
-    </w:p>
-    <w:p>
-      <w:pPr>
-        <w:spacing w:after="80" w:line="300" w:lineRule="auto"/>
-      </w:pPr>
-      <w:r>
-        <w:rPr>
-          <w:rFonts w:ascii="Microsoft YaHei" w:hAnsi="Microsoft YaHei" w:eastAsia="Microsoft YaHei"/>
-          <w:sz w:val="22"/>
-        </w:rPr>
-        <w:t>一杯水，由大约 10²³ 个水分子组成。每个水分子都在做无规则的热运动，速度有快有慢，方向乱七八糟。</w:t>
-      </w:r>
-    </w:p>
-    <w:p>
-      <w:pPr>
-        <w:spacing w:after="80" w:line="300" w:lineRule="auto"/>
-      </w:pPr>
-      <w:r>
-        <w:rPr>
-          <w:rFonts w:ascii="Microsoft YaHei" w:hAnsi="Microsoft YaHei" w:eastAsia="Microsoft YaHei"/>
-          <w:sz w:val="22"/>
-        </w:rPr>
-        <w:t>现在问你一个问题：</w:t>
-      </w:r>
-      <w:r>
-        <w:rPr>
-          <w:rFonts w:ascii="Microsoft YaHei" w:hAnsi="Microsoft YaHei" w:eastAsia="Microsoft YaHei"/>
-          <w:b/>
-          <w:sz w:val="22"/>
-        </w:rPr>
-        <w:t>这杯水里，某一个具体水分子的"温度"是多少？</w:t>
-      </w:r>
-    </w:p>
-    <w:p>
-      <w:pPr>
-        <w:spacing w:after="80" w:line="300" w:lineRule="auto"/>
-      </w:pPr>
-      <w:r>
-        <w:rPr>
-          <w:rFonts w:ascii="Microsoft YaHei" w:hAnsi="Microsoft YaHei" w:eastAsia="Microsoft YaHei"/>
-          <w:sz w:val="22"/>
-        </w:rPr>
-        <w:t>这个问题没有意义。</w:t>
-      </w:r>
-      <w:r>
-        <w:rPr>
-          <w:rFonts w:ascii="Microsoft YaHei" w:hAnsi="Microsoft YaHei" w:eastAsia="Microsoft YaHei"/>
-          <w:b/>
-          <w:sz w:val="22"/>
-        </w:rPr>
-        <w:t>单个分子没有温度。</w:t>
-      </w:r>
-      <w:r>
-        <w:rPr>
-          <w:rFonts w:ascii="Microsoft YaHei" w:hAnsi="Microsoft YaHei" w:eastAsia="Microsoft YaHei"/>
-          <w:sz w:val="22"/>
-        </w:rPr>
-        <w:t xml:space="preserve"> 你无法指着某一个分子说"它的温度是 30 度"。</w:t>
-      </w:r>
-    </w:p>
-    <w:p>
-      <w:pPr>
-        <w:spacing w:after="80" w:line="300" w:lineRule="auto"/>
-      </w:pPr>
-      <w:r>
-        <w:rPr>
-          <w:rFonts w:ascii="Microsoft YaHei" w:hAnsi="Microsoft YaHei" w:eastAsia="Microsoft YaHei"/>
-          <w:sz w:val="22"/>
-        </w:rPr>
-        <w:t>"温度"是</w:t>
-      </w:r>
-      <w:r>
-        <w:rPr>
-          <w:rFonts w:ascii="Microsoft YaHei" w:hAnsi="Microsoft YaHei" w:eastAsia="Microsoft YaHei"/>
-          <w:b/>
-          <w:sz w:val="22"/>
-        </w:rPr>
-        <w:t>大量分子集体</w:t>
-      </w:r>
-      <w:r>
-        <w:rPr>
-          <w:rFonts w:ascii="Microsoft YaHei" w:hAnsi="Microsoft YaHei" w:eastAsia="Microsoft YaHei"/>
-          <w:sz w:val="22"/>
-        </w:rPr>
-        <w:t>才有的属性：</w:t>
-      </w:r>
-    </w:p>
-    <w:p>
-      <w:pPr>
-        <w:spacing w:after="40"/>
-        <w:ind w:left="360"/>
-      </w:pPr>
-      <w:r>
-        <w:rPr>
-          <w:rFonts w:ascii="Microsoft YaHei" w:hAnsi="Microsoft YaHei" w:eastAsia="Microsoft YaHei"/>
-          <w:b/>
-          <w:color w:val="1F4E79"/>
-          <w:sz w:val="22"/>
-        </w:rPr>
-        <w:t xml:space="preserve">• </w:t>
-      </w:r>
-      <w:r>
-        <w:rPr>
-          <w:rFonts w:ascii="Microsoft YaHei" w:hAnsi="Microsoft YaHei" w:eastAsia="Microsoft YaHei"/>
-          <w:sz w:val="22"/>
-        </w:rPr>
-        <w:t>分子运动的</w:t>
-      </w:r>
-      <w:r>
-        <w:rPr>
-          <w:rFonts w:ascii="Microsoft YaHei" w:hAnsi="Microsoft YaHei" w:eastAsia="Microsoft YaHei"/>
-          <w:b/>
-          <w:sz w:val="22"/>
-        </w:rPr>
-        <w:t>平均动能</w:t>
-      </w:r>
-      <w:r>
-        <w:rPr>
-          <w:rFonts w:ascii="Microsoft YaHei" w:hAnsi="Microsoft YaHei" w:eastAsia="Microsoft YaHei"/>
-          <w:sz w:val="22"/>
-        </w:rPr>
-        <w:t>越大，这杯水的温度就越高；</w:t>
-      </w:r>
-    </w:p>
-    <w:p>
-      <w:pPr>
-        <w:spacing w:after="40"/>
-        <w:ind w:left="360"/>
-      </w:pPr>
-      <w:r>
-        <w:rPr>
-          <w:rFonts w:ascii="Microsoft YaHei" w:hAnsi="Microsoft YaHei" w:eastAsia="Microsoft YaHei"/>
-          <w:b/>
-          <w:color w:val="1F4E79"/>
-          <w:sz w:val="22"/>
-        </w:rPr>
-        <w:t xml:space="preserve">• </w:t>
-      </w:r>
-      <w:r>
-        <w:rPr>
-          <w:rFonts w:ascii="Microsoft YaHei" w:hAnsi="Microsoft YaHei" w:eastAsia="Microsoft YaHei"/>
-          <w:sz w:val="22"/>
-        </w:rPr>
-        <w:t>更精确地说，温度由熵定义：</w:t>
-      </w:r>
-      <w:r>
-        <w:rPr>
-          <w:rFonts w:ascii="Consolas" w:hAnsi="Consolas" w:eastAsia="Microsoft YaHei"/>
-          <w:color w:val="8C2F2F"/>
-          <w:sz w:val="20"/>
-        </w:rPr>
-        <w:t>1/T = ∂S/∂E</w:t>
-      </w:r>
-      <w:r>
-        <w:rPr>
-          <w:rFonts w:ascii="Microsoft YaHei" w:hAnsi="Microsoft YaHei" w:eastAsia="Microsoft YaHei"/>
-          <w:sz w:val="22"/>
-        </w:rPr>
-        <w:t>——温度是"给系统增加一份能量，它的熵（混乱程度、状态数）增加多少"的倒数；</w:t>
-      </w:r>
-    </w:p>
-    <w:p>
-      <w:pPr>
-        <w:spacing w:after="40"/>
-        <w:ind w:left="360"/>
-      </w:pPr>
-      <w:r>
-        <w:rPr>
-          <w:rFonts w:ascii="Microsoft YaHei" w:hAnsi="Microsoft YaHei" w:eastAsia="Microsoft YaHei"/>
-          <w:b/>
-          <w:color w:val="1F4E79"/>
-          <w:sz w:val="22"/>
-        </w:rPr>
-        <w:t xml:space="preserve">• </w:t>
-      </w:r>
-      <w:r>
-        <w:rPr>
-          <w:rFonts w:ascii="Microsoft YaHei" w:hAnsi="Microsoft YaHei" w:eastAsia="Microsoft YaHei"/>
-          <w:sz w:val="22"/>
-        </w:rPr>
-        <w:t>温度越高，加同样的能量，熵增加得越少（系统已经够乱，不在乎再多一点）。</w:t>
-      </w:r>
-    </w:p>
-    <w:p>
-      <w:pPr>
-        <w:spacing w:after="80" w:line="300" w:lineRule="auto"/>
-      </w:pPr>
-      <w:r>
-        <w:rPr>
-          <w:rFonts w:ascii="Microsoft YaHei" w:hAnsi="Microsoft YaHei" w:eastAsia="Microsoft YaHei"/>
-          <w:sz w:val="22"/>
-        </w:rPr>
-        <w:t>所以，温度的本质是：</w:t>
-      </w:r>
-      <w:r>
-        <w:rPr>
-          <w:rFonts w:ascii="Microsoft YaHei" w:hAnsi="Microsoft YaHei" w:eastAsia="Microsoft YaHei"/>
-          <w:b/>
-          <w:sz w:val="22"/>
-        </w:rPr>
-        <w:t>它不在任何一个分子身上，而是从千千万万个分子的集体运动中"冒"出来的一个宏观量。</w:t>
-      </w:r>
-      <w:r>
-        <w:rPr>
-          <w:rFonts w:ascii="Microsoft YaHei" w:hAnsi="Microsoft YaHei" w:eastAsia="Microsoft YaHei"/>
-          <w:sz w:val="22"/>
-        </w:rPr>
-        <w:t xml:space="preserve"> 微观上只有"分子在运动"，宏观上却有"温度"——这个从微观到宏观的"冒出来"，物理学叫</w:t>
-      </w:r>
-      <w:r>
-        <w:rPr>
-          <w:rFonts w:ascii="Microsoft YaHei" w:hAnsi="Microsoft YaHei" w:eastAsia="Microsoft YaHei"/>
-          <w:b/>
-          <w:sz w:val="22"/>
-        </w:rPr>
-        <w:t>涌现（emergence）</w:t>
-      </w:r>
-      <w:r>
-        <w:rPr>
-          <w:rFonts w:ascii="Microsoft YaHei" w:hAnsi="Microsoft YaHei" w:eastAsia="Microsoft YaHei"/>
-          <w:sz w:val="22"/>
-        </w:rPr>
-        <w:t>。</w:t>
-      </w:r>
-    </w:p>
-    <w:p>
-      <w:pPr>
-        <w:spacing w:after="80" w:line="300" w:lineRule="auto"/>
-      </w:pPr>
-      <w:r>
-        <w:rPr>
-          <w:rFonts w:ascii="Microsoft YaHei" w:hAnsi="Microsoft YaHei" w:eastAsia="Microsoft YaHei"/>
-          <w:sz w:val="22"/>
-        </w:rPr>
-        <w:t>涌现有一个鲜明的特征：</w:t>
-      </w:r>
-      <w:r>
-        <w:rPr>
-          <w:rFonts w:ascii="Microsoft YaHei" w:hAnsi="Microsoft YaHei" w:eastAsia="Microsoft YaHei"/>
-          <w:b/>
-          <w:sz w:val="22"/>
-        </w:rPr>
-        <w:t>微观里找不到它，宏观上它却真实地、规律地存在。</w:t>
-      </w:r>
-      <w:r>
-        <w:rPr>
-          <w:rFonts w:ascii="Microsoft YaHei" w:hAnsi="Microsoft YaHei" w:eastAsia="Microsoft YaHei"/>
-          <w:sz w:val="22"/>
-        </w:rPr>
-        <w:t xml:space="preserve"> 你切开一杯水，找不到"温度"这个东西；但你把手伸进去，却能真实地感觉到它。</w:t>
-      </w:r>
-    </w:p>
-    <w:p>
-      <w:pPr>
-        <w:pStyle w:val="Heading3"/>
-        <w:spacing w:before="200" w:after="120"/>
-      </w:pPr>
-      <w:r>
-        <w:rPr>
-          <w:rFonts w:ascii="Microsoft YaHei" w:hAnsi="Microsoft YaHei" w:eastAsia="Microsoft YaHei"/>
-          <w:b/>
-          <w:color w:val="2E6B3A"/>
-          <w:sz w:val="26"/>
-        </w:rPr>
-        <w:t>引力，就像温度一样涌现</w:t>
-      </w:r>
-    </w:p>
-    <w:p>
-      <w:pPr>
-        <w:spacing w:after="80" w:line="300" w:lineRule="auto"/>
-      </w:pPr>
-      <w:r>
-        <w:rPr>
-          <w:rFonts w:ascii="Microsoft YaHei" w:hAnsi="Microsoft YaHei" w:eastAsia="Microsoft YaHei"/>
-          <w:sz w:val="22"/>
-        </w:rPr>
-        <w:t>现在，把"分子"换成"真空涨落"，把"温度"换成"引力"，完全相同的逻辑。</w:t>
-      </w:r>
-    </w:p>
-    <w:p>
-      <w:pPr>
-        <w:spacing w:after="80" w:line="300" w:lineRule="auto"/>
-      </w:pPr>
-      <w:r>
-        <w:rPr>
-          <w:rFonts w:ascii="Microsoft YaHei" w:hAnsi="Microsoft YaHei" w:eastAsia="Microsoft YaHei"/>
-          <w:sz w:val="22"/>
-        </w:rPr>
-        <w:t>真空，在量子场论里</w:t>
-      </w:r>
-      <w:r>
-        <w:rPr>
-          <w:rFonts w:ascii="Microsoft YaHei" w:hAnsi="Microsoft YaHei" w:eastAsia="Microsoft YaHei"/>
-          <w:b/>
-          <w:sz w:val="22"/>
-        </w:rPr>
-        <w:t>不是空的</w:t>
-      </w:r>
-      <w:r>
-        <w:rPr>
-          <w:rFonts w:ascii="Microsoft YaHei" w:hAnsi="Microsoft YaHei" w:eastAsia="Microsoft YaHei"/>
-          <w:sz w:val="22"/>
-        </w:rPr>
-        <w:t>。它充满了剧烈的"量子涨落"——虚粒子对不断从虚空中产生，又迅速湮灭，像一锅永远沸腾的、看不见的汤。每一对虚粒子的生灭，都是一次微观的"变化"。</w:t>
-      </w:r>
-    </w:p>
-    <w:p>
-      <w:pPr>
-        <w:spacing w:after="80" w:line="300" w:lineRule="auto"/>
-      </w:pPr>
-      <w:r>
-        <w:rPr>
-          <w:rFonts w:ascii="Microsoft YaHei" w:hAnsi="Microsoft YaHei" w:eastAsia="Microsoft YaHei"/>
-          <w:sz w:val="22"/>
-        </w:rPr>
-        <w:t>这些涨落不是白忙活的：它们携带着能量和动量。物理学家用一个量来描述"有多少能量-动量、它们怎么分布"，这个量叫</w:t>
-      </w:r>
-      <w:r>
-        <w:rPr>
-          <w:rFonts w:ascii="Microsoft YaHei" w:hAnsi="Microsoft YaHei" w:eastAsia="Microsoft YaHei"/>
-          <w:b/>
-          <w:sz w:val="22"/>
-        </w:rPr>
-        <w:t>能动张量（energy-momentum tensor）</w:t>
-      </w:r>
-      <w:r>
-        <w:rPr>
-          <w:rFonts w:ascii="Microsoft YaHei" w:hAnsi="Microsoft YaHei" w:eastAsia="Microsoft YaHei"/>
-          <w:sz w:val="22"/>
-        </w:rPr>
-        <w:t>。</w:t>
-      </w:r>
-    </w:p>
-    <w:p>
-      <w:pPr>
-        <w:spacing w:after="80" w:line="300" w:lineRule="auto"/>
-      </w:pPr>
-      <w:r>
-        <w:rPr>
-          <w:rFonts w:ascii="Microsoft YaHei" w:hAnsi="Microsoft YaHei" w:eastAsia="Microsoft YaHei"/>
-          <w:sz w:val="22"/>
-        </w:rPr>
-        <w:t>而能动张量，又可以进一步分解成它在各个频率上的分量——这就是它的</w:t>
-      </w:r>
-      <w:r>
-        <w:rPr>
-          <w:rFonts w:ascii="Microsoft YaHei" w:hAnsi="Microsoft YaHei" w:eastAsia="Microsoft YaHei"/>
-          <w:b/>
-          <w:sz w:val="22"/>
-        </w:rPr>
-        <w:t>谱函数（spectral function）</w:t>
-      </w:r>
-      <w:r>
-        <w:rPr>
-          <w:rFonts w:ascii="Microsoft YaHei" w:hAnsi="Microsoft YaHei" w:eastAsia="Microsoft YaHei"/>
-          <w:sz w:val="22"/>
-        </w:rPr>
-        <w:t>。谱函数告诉我们：真空涨落里，低频的涨落有多少、高频的涨落有多少、它们各自贡献多少能量-动量。</w:t>
-      </w:r>
-    </w:p>
-    <w:p>
-      <w:pPr>
-        <w:spacing w:after="80" w:line="300" w:lineRule="auto"/>
-      </w:pPr>
-      <w:r>
-        <w:rPr>
-          <w:rFonts w:ascii="Microsoft YaHei" w:hAnsi="Microsoft YaHei" w:eastAsia="Microsoft YaHei"/>
-          <w:sz w:val="22"/>
-        </w:rPr>
-        <w:t>现在问你一个和温度完全对应的问题：</w:t>
-      </w:r>
-      <w:r>
-        <w:rPr>
-          <w:rFonts w:ascii="Microsoft YaHei" w:hAnsi="Microsoft YaHei" w:eastAsia="Microsoft YaHei"/>
-          <w:b/>
-          <w:sz w:val="22"/>
-        </w:rPr>
-        <w:t>这锅真空涨落里，某一个具体虚粒子的"引力"是多少？</w:t>
-      </w:r>
-    </w:p>
-    <w:p>
-      <w:pPr>
-        <w:spacing w:after="80" w:line="300" w:lineRule="auto"/>
-      </w:pPr>
-      <w:r>
-        <w:rPr>
-          <w:rFonts w:ascii="Microsoft YaHei" w:hAnsi="Microsoft YaHei" w:eastAsia="Microsoft YaHei"/>
-          <w:sz w:val="22"/>
-        </w:rPr>
-        <w:t>同样没有意义。</w:t>
-      </w:r>
-      <w:r>
-        <w:rPr>
-          <w:rFonts w:ascii="Microsoft YaHei" w:hAnsi="Microsoft YaHei" w:eastAsia="Microsoft YaHei"/>
-          <w:b/>
-          <w:sz w:val="22"/>
-        </w:rPr>
-        <w:t>单个涨落没有引力。</w:t>
-      </w:r>
-      <w:r>
-        <w:rPr>
-          <w:rFonts w:ascii="Microsoft YaHei" w:hAnsi="Microsoft YaHei" w:eastAsia="Microsoft YaHei"/>
-          <w:sz w:val="22"/>
-        </w:rPr>
-        <w:t xml:space="preserve"> 你无法指着某一个转瞬即逝的虚粒子说"它的引力是这么大"。</w:t>
-      </w:r>
-    </w:p>
-    <w:p>
-      <w:pPr>
-        <w:spacing w:after="80" w:line="300" w:lineRule="auto"/>
-      </w:pPr>
-      <w:r>
-        <w:rPr>
-          <w:rFonts w:ascii="Microsoft YaHei" w:hAnsi="Microsoft YaHei" w:eastAsia="Microsoft YaHei"/>
-          <w:sz w:val="22"/>
-        </w:rPr>
-        <w:t>"引力"是</w:t>
-      </w:r>
-      <w:r>
-        <w:rPr>
-          <w:rFonts w:ascii="Microsoft YaHei" w:hAnsi="Microsoft YaHei" w:eastAsia="Microsoft YaHei"/>
-          <w:b/>
-          <w:sz w:val="22"/>
-        </w:rPr>
-        <w:t>所有真空涨落集体</w:t>
-      </w:r>
-      <w:r>
-        <w:rPr>
-          <w:rFonts w:ascii="Microsoft YaHei" w:hAnsi="Microsoft YaHei" w:eastAsia="Microsoft YaHei"/>
-          <w:sz w:val="22"/>
-        </w:rPr>
-        <w:t>才有的属性：</w:t>
-      </w:r>
-    </w:p>
-    <w:p>
-      <w:pPr>
-        <w:spacing w:after="40"/>
-        <w:ind w:left="360"/>
-      </w:pPr>
-      <w:r>
-        <w:rPr>
-          <w:rFonts w:ascii="Microsoft YaHei" w:hAnsi="Microsoft YaHei" w:eastAsia="Microsoft YaHei"/>
-          <w:b/>
-          <w:color w:val="1F4E79"/>
-          <w:sz w:val="22"/>
-        </w:rPr>
-        <w:t xml:space="preserve">• </w:t>
-      </w:r>
-      <w:r>
-        <w:rPr>
-          <w:rFonts w:ascii="Microsoft YaHei" w:hAnsi="Microsoft YaHei" w:eastAsia="Microsoft YaHei"/>
-          <w:sz w:val="22"/>
-        </w:rPr>
-        <w:t>它是能动张量谱函数的一个</w:t>
-      </w:r>
-      <w:r>
-        <w:rPr>
-          <w:rFonts w:ascii="Microsoft YaHei" w:hAnsi="Microsoft YaHei" w:eastAsia="Microsoft YaHei"/>
-          <w:b/>
-          <w:sz w:val="22"/>
-        </w:rPr>
-        <w:t>集体涌现结构</w:t>
-      </w:r>
-      <w:r>
-        <w:rPr>
-          <w:rFonts w:ascii="Microsoft YaHei" w:hAnsi="Microsoft YaHei" w:eastAsia="Microsoft YaHei"/>
-          <w:sz w:val="22"/>
-        </w:rPr>
-        <w:t>——具体地说，是谱里那个</w:t>
-      </w:r>
-      <w:r>
-        <w:rPr>
-          <w:rFonts w:ascii="Microsoft YaHei" w:hAnsi="Microsoft YaHei" w:eastAsia="Microsoft YaHei"/>
-          <w:b/>
-          <w:sz w:val="22"/>
-        </w:rPr>
-        <w:t>最稳定、最不变的分量（零模）</w:t>
-      </w:r>
-      <w:r>
-        <w:rPr>
-          <w:rFonts w:ascii="Microsoft YaHei" w:hAnsi="Microsoft YaHei" w:eastAsia="Microsoft YaHei"/>
-          <w:sz w:val="22"/>
-        </w:rPr>
-        <w:t>；</w:t>
-      </w:r>
-    </w:p>
-    <w:p>
-      <w:pPr>
-        <w:spacing w:after="40"/>
-        <w:ind w:left="360"/>
-      </w:pPr>
-      <w:r>
-        <w:rPr>
-          <w:rFonts w:ascii="Microsoft YaHei" w:hAnsi="Microsoft YaHei" w:eastAsia="Microsoft YaHei"/>
-          <w:b/>
-          <w:color w:val="1F4E79"/>
-          <w:sz w:val="22"/>
-        </w:rPr>
-        <w:t xml:space="preserve">• </w:t>
-      </w:r>
-      <w:r>
-        <w:rPr>
-          <w:rFonts w:ascii="Microsoft YaHei" w:hAnsi="Microsoft YaHei" w:eastAsia="Microsoft YaHei"/>
-          <w:sz w:val="22"/>
-        </w:rPr>
-        <w:t>就像温度是分子运动"最平均、最集体"的那一部分，引力是真空涨落"最稳定、最不变"的那一部分。</w:t>
-      </w:r>
-    </w:p>
-    <w:p>
-      <w:pPr>
-        <w:spacing w:after="80" w:line="300" w:lineRule="auto"/>
-      </w:pPr>
-      <w:r>
-        <w:rPr>
-          <w:rFonts w:ascii="Microsoft YaHei" w:hAnsi="Microsoft YaHei" w:eastAsia="Microsoft YaHei"/>
-          <w:sz w:val="22"/>
-        </w:rPr>
-        <w:t>所以，引力的本质是：</w:t>
-      </w:r>
-      <w:r>
-        <w:rPr>
-          <w:rFonts w:ascii="Microsoft YaHei" w:hAnsi="Microsoft YaHei" w:eastAsia="Microsoft YaHei"/>
-          <w:b/>
-          <w:sz w:val="22"/>
-        </w:rPr>
-        <w:t>它不在任何一个涨落身上，而是从海量真空涨落的谱结构中"冒"出来的一个宏观效应。</w:t>
-      </w:r>
-      <w:r>
-        <w:rPr>
-          <w:rFonts w:ascii="Microsoft YaHei" w:hAnsi="Microsoft YaHei" w:eastAsia="Microsoft YaHei"/>
-          <w:sz w:val="22"/>
-        </w:rPr>
-        <w:t xml:space="preserve"> 微观上只有"涨落在生灭"，宏观上却有"引力"——这，就是引力涌现。</w:t>
-      </w:r>
-    </w:p>
-    <w:p>
-      <w:pPr>
-        <w:spacing w:after="80" w:line="300" w:lineRule="auto"/>
-      </w:pPr>
-      <w:r>
-        <w:rPr>
-          <w:rFonts w:ascii="Microsoft YaHei" w:hAnsi="Microsoft YaHei" w:eastAsia="Microsoft YaHei"/>
-          <w:sz w:val="22"/>
-        </w:rPr>
-        <w:t>用一句话钉死这个类比：</w:t>
-      </w:r>
-    </w:p>
-    <w:p>
-      <w:pPr>
-        <w:spacing w:after="80" w:line="300" w:lineRule="auto"/>
-      </w:pPr>
-      <w:r>
-        <w:rPr>
-          <w:rFonts w:ascii="Microsoft YaHei" w:hAnsi="Microsoft YaHei" w:eastAsia="Microsoft YaHei"/>
-          <w:sz w:val="22"/>
-        </w:rPr>
-        <w:t xml:space="preserve">&gt; </w:t>
-      </w:r>
-      <w:r>
-        <w:rPr>
-          <w:rFonts w:ascii="Microsoft YaHei" w:hAnsi="Microsoft YaHei" w:eastAsia="Microsoft YaHei"/>
-          <w:b/>
-          <w:sz w:val="22"/>
-        </w:rPr>
-        <w:t>温度是分子运动的涌现；引力是真空涨落的涌现。</w:t>
-      </w:r>
-    </w:p>
-    <w:p>
-      <w:pPr>
-        <w:spacing w:after="80" w:line="300" w:lineRule="auto"/>
-      </w:pPr>
-      <w:r>
-        <w:rPr>
-          <w:rFonts w:ascii="Microsoft YaHei" w:hAnsi="Microsoft YaHei" w:eastAsia="Microsoft YaHei"/>
-          <w:sz w:val="22"/>
-        </w:rPr>
-        <w:t>温度让我们相信"涌现"可以产生真实的宏观效应（你会被开水烫伤）；引力也同理——它真实地让苹果落地、让行星绕日，但它不是"基本力"，而是真空涨落的谱结构涌现出来的现象。</w:t>
-      </w:r>
-    </w:p>
-    <w:p>
-      <w:pPr>
-        <w:pStyle w:val="Heading3"/>
-        <w:spacing w:before="200" w:after="120"/>
-      </w:pPr>
-      <w:r>
-        <w:rPr>
-          <w:rFonts w:ascii="Microsoft YaHei" w:hAnsi="Microsoft YaHei" w:eastAsia="Microsoft YaHei"/>
-          <w:b/>
-          <w:color w:val="2E6B3A"/>
-          <w:sz w:val="26"/>
-        </w:rPr>
-        <w:t>那么爱因斯坦说的"弯曲时空"，弯曲的是什么？</w:t>
-      </w:r>
-    </w:p>
-    <w:p>
-      <w:pPr>
-        <w:spacing w:after="80" w:line="300" w:lineRule="auto"/>
-      </w:pPr>
-      <w:r>
-        <w:rPr>
-          <w:rFonts w:ascii="Microsoft YaHei" w:hAnsi="Microsoft YaHei" w:eastAsia="Microsoft YaHei"/>
-          <w:sz w:val="22"/>
-        </w:rPr>
-        <w:t>爱因斯坦有一个著名的说法："物质告诉时空如何弯曲，时空告诉物质如何运动。" 他的引力方程极其精确，无数次被观测证实——这一点我们完全尊重。</w:t>
-      </w:r>
-    </w:p>
-    <w:p>
-      <w:pPr>
-        <w:spacing w:after="80" w:line="300" w:lineRule="auto"/>
-      </w:pPr>
-      <w:r>
-        <w:rPr>
-          <w:rFonts w:ascii="Microsoft YaHei" w:hAnsi="Microsoft YaHei" w:eastAsia="Microsoft YaHei"/>
-          <w:sz w:val="22"/>
-        </w:rPr>
-        <w:t>但是，如果时空并不存在，那爱因斯坦说的"弯曲"，弯曲的到底是什么？</w:t>
-      </w:r>
-    </w:p>
-    <w:p>
-      <w:pPr>
-        <w:spacing w:after="80" w:line="300" w:lineRule="auto"/>
-      </w:pPr>
-      <w:r>
-        <w:rPr>
-          <w:rFonts w:ascii="Microsoft YaHei" w:hAnsi="Microsoft YaHei" w:eastAsia="Microsoft YaHei"/>
-          <w:sz w:val="22"/>
-        </w:rPr>
-        <w:t>我们的回答是：</w:t>
-      </w:r>
-      <w:r>
-        <w:rPr>
-          <w:rFonts w:ascii="Microsoft YaHei" w:hAnsi="Microsoft YaHei" w:eastAsia="Microsoft YaHei"/>
-          <w:b/>
-          <w:sz w:val="22"/>
-        </w:rPr>
-        <w:t>弯曲的是真空涨落。</w:t>
-      </w:r>
-    </w:p>
-    <w:p>
-      <w:pPr>
-        <w:spacing w:after="80" w:line="300" w:lineRule="auto"/>
-      </w:pPr>
-      <w:r>
-        <w:rPr>
-          <w:rFonts w:ascii="Microsoft YaHei" w:hAnsi="Microsoft YaHei" w:eastAsia="Microsoft YaHei"/>
-          <w:sz w:val="22"/>
-        </w:rPr>
-        <w:t>物质（质量、能量）确实会改变它周围的东西——但它改变的不是"时空"（因为时空根本不是东西），而是</w:t>
-      </w:r>
-      <w:r>
-        <w:rPr>
-          <w:rFonts w:ascii="Microsoft YaHei" w:hAnsi="Microsoft YaHei" w:eastAsia="Microsoft YaHei"/>
-          <w:b/>
-          <w:sz w:val="22"/>
-        </w:rPr>
-        <w:t>真空涨落的谱结构</w:t>
-      </w:r>
-      <w:r>
-        <w:rPr>
-          <w:rFonts w:ascii="Microsoft YaHei" w:hAnsi="Microsoft YaHei" w:eastAsia="Microsoft YaHei"/>
-          <w:sz w:val="22"/>
-        </w:rPr>
-        <w:t>。质量聚集的地方，真空涨落的分布（能动张量的谱函数）会随之改变；这种"涨落谱的改变"，正是爱因斯坦观察到、并精确描述了的那个现象。</w:t>
-      </w:r>
-    </w:p>
-    <w:p>
-      <w:pPr>
-        <w:spacing w:after="80" w:line="300" w:lineRule="auto"/>
-      </w:pPr>
-      <w:r>
-        <w:rPr>
-          <w:rFonts w:ascii="Microsoft YaHei" w:hAnsi="Microsoft YaHei" w:eastAsia="Microsoft YaHei"/>
-          <w:sz w:val="22"/>
-        </w:rPr>
-        <w:t>如果我们换一种本体论视角，方程背后的物理图景可以是另一种样子：</w:t>
-      </w:r>
-      <w:r>
-        <w:rPr>
-          <w:rFonts w:ascii="Microsoft YaHei" w:hAnsi="Microsoft YaHei" w:eastAsia="Microsoft YaHei"/>
-          <w:b/>
-          <w:sz w:val="22"/>
-        </w:rPr>
-        <w:t>弯曲的其实是真空涨落。</w:t>
-      </w:r>
-      <w:r>
-        <w:rPr>
-          <w:rFonts w:ascii="Microsoft YaHei" w:hAnsi="Microsoft YaHei" w:eastAsia="Microsoft YaHei"/>
-          <w:sz w:val="22"/>
-        </w:rPr>
-        <w:t xml:space="preserve"> 不是说相对论不能用了——方程描述的现象、给出的预言仍然全部成立；而是说，我们对"弯曲"的根源有了新的理解：真正在"弯曲"的，是真空涨落的谱结构，而不是"时空"这个实体。</w:t>
-      </w:r>
-    </w:p>
-    <w:p>
-      <w:pPr>
-        <w:spacing w:after="80" w:line="300" w:lineRule="auto"/>
-      </w:pPr>
-      <w:r>
-        <w:rPr>
-          <w:rFonts w:ascii="Microsoft YaHei" w:hAnsi="Microsoft YaHei" w:eastAsia="Microsoft YaHei"/>
-          <w:sz w:val="22"/>
-        </w:rPr>
-        <w:t>打个比方：你看到河面上有漩涡，于是说"河床在这里凹陷了"。其实也可以这样看：河床根本不存在，真正在变化的是水流本身。爱因斯坦的方程精确地描述了"漩涡"，只是把它归因于了"河床凹陷"；而我们可以换一种归因——真正在"弯曲"、在"改变"的，是水流（真空涨落），不是河床（时空）。</w:t>
-      </w:r>
-    </w:p>
-    <w:p>
-      <w:pPr>
-        <w:pStyle w:val="Heading3"/>
-        <w:spacing w:before="200" w:after="120"/>
-      </w:pPr>
-      <w:r>
-        <w:rPr>
-          <w:rFonts w:ascii="Microsoft YaHei" w:hAnsi="Microsoft YaHei" w:eastAsia="Microsoft YaHei"/>
-          <w:b/>
-          <w:color w:val="2E6B3A"/>
-          <w:sz w:val="26"/>
-        </w:rPr>
-        <w:t>冲突的具体表现</w:t>
-      </w:r>
-    </w:p>
-    <w:p>
-      <w:pPr>
-        <w:spacing w:after="80" w:line="300" w:lineRule="auto"/>
-      </w:pPr>
-      <w:r>
-        <w:rPr>
-          <w:rFonts w:ascii="Microsoft YaHei" w:hAnsi="Microsoft YaHei" w:eastAsia="Microsoft YaHei"/>
-          <w:sz w:val="22"/>
-        </w:rPr>
-        <w:t>有了"引力是涌现的"这个视角，再回头看两座大厦的冲突，就更清楚了。</w:t>
-      </w:r>
-    </w:p>
-    <w:p>
-      <w:pPr>
-        <w:spacing w:after="80" w:line="300" w:lineRule="auto"/>
-      </w:pPr>
-      <w:r>
-        <w:rPr>
-          <w:rFonts w:ascii="Microsoft YaHei" w:hAnsi="Microsoft YaHei" w:eastAsia="Microsoft YaHei"/>
-          <w:sz w:val="22"/>
-        </w:rPr>
-        <w:t>这个冲突不是书斋里的空谈，它会在具体问题上"爆雷"：</w:t>
-      </w:r>
-    </w:p>
-    <w:p>
-      <w:pPr>
-        <w:spacing w:after="40"/>
-        <w:ind w:left="360"/>
-      </w:pPr>
-      <w:r>
-        <w:rPr>
-          <w:rFonts w:ascii="Microsoft YaHei" w:hAnsi="Microsoft YaHei" w:eastAsia="Microsoft YaHei"/>
-          <w:b/>
-          <w:color w:val="1F4E79"/>
-          <w:sz w:val="22"/>
-        </w:rPr>
-        <w:t xml:space="preserve">• </w:t>
-      </w:r>
-      <w:r>
-        <w:rPr>
-          <w:rFonts w:ascii="Microsoft YaHei" w:hAnsi="Microsoft YaHei" w:eastAsia="Microsoft YaHei"/>
-          <w:b/>
-          <w:sz w:val="22"/>
-        </w:rPr>
-        <w:t>量子引力难题</w:t>
-      </w:r>
-      <w:r>
-        <w:rPr>
-          <w:rFonts w:ascii="Microsoft YaHei" w:hAnsi="Microsoft YaHei" w:eastAsia="Microsoft YaHei"/>
-          <w:sz w:val="22"/>
-        </w:rPr>
-        <w:t>：当我们想把量子力学和广义相对论合并成"量子引力"时，计算会出现无穷大，怎么也消不掉。根源在于：广义相对论把"引力 = 时空弯曲"当成了出发点，而"弯曲的时空"这个对象，在量子涨落的尺度上根本站不住。</w:t>
-      </w:r>
-    </w:p>
-    <w:p>
-      <w:pPr>
-        <w:spacing w:after="40"/>
-        <w:ind w:left="360"/>
-      </w:pPr>
-      <w:r>
-        <w:rPr>
-          <w:rFonts w:ascii="Microsoft YaHei" w:hAnsi="Microsoft YaHei" w:eastAsia="Microsoft YaHei"/>
-          <w:b/>
-          <w:color w:val="1F4E79"/>
-          <w:sz w:val="22"/>
-        </w:rPr>
-        <w:t xml:space="preserve">• </w:t>
-      </w:r>
-      <w:r>
-        <w:rPr>
-          <w:rFonts w:ascii="Microsoft YaHei" w:hAnsi="Microsoft YaHei" w:eastAsia="Microsoft YaHei"/>
-          <w:b/>
-          <w:sz w:val="22"/>
-        </w:rPr>
-        <w:t>黑洞信息悖论</w:t>
-      </w:r>
-      <w:r>
-        <w:rPr>
-          <w:rFonts w:ascii="Microsoft YaHei" w:hAnsi="Microsoft YaHei" w:eastAsia="Microsoft YaHei"/>
-          <w:sz w:val="22"/>
-        </w:rPr>
-        <w:t>：黑洞会蒸发（霍金辐射），那掉进去的信息去哪了？广义相对论说时空在奇点处终结，量子力学说信息不能凭空消失。两个答案打架。</w:t>
-      </w:r>
-    </w:p>
-    <w:p>
-      <w:pPr>
-        <w:spacing w:after="40"/>
-        <w:ind w:left="360"/>
-      </w:pPr>
-      <w:r>
-        <w:rPr>
-          <w:rFonts w:ascii="Microsoft YaHei" w:hAnsi="Microsoft YaHei" w:eastAsia="Microsoft YaHei"/>
-          <w:b/>
-          <w:color w:val="1F4E79"/>
-          <w:sz w:val="22"/>
-        </w:rPr>
-        <w:t xml:space="preserve">• </w:t>
-      </w:r>
-      <w:r>
-        <w:rPr>
-          <w:rFonts w:ascii="Microsoft YaHei" w:hAnsi="Microsoft YaHei" w:eastAsia="Microsoft YaHei"/>
-          <w:b/>
-          <w:sz w:val="22"/>
-        </w:rPr>
-        <w:t>宇宙学常数问题</w:t>
-      </w:r>
-      <w:r>
-        <w:rPr>
-          <w:rFonts w:ascii="Microsoft YaHei" w:hAnsi="Microsoft YaHei" w:eastAsia="Microsoft YaHei"/>
-          <w:sz w:val="22"/>
-        </w:rPr>
-        <w:t>：真空的能量密度，理论预言和观测差了 120 个数量级——物理学史上最离谱的"误差"，根源也指向"时空背景"这个假设本身。</w:t>
-      </w:r>
-    </w:p>
-    <w:p>
-      <w:pPr>
-        <w:pStyle w:val="Heading3"/>
-        <w:spacing w:before="200" w:after="120"/>
-      </w:pPr>
-      <w:r>
-        <w:rPr>
-          <w:rFonts w:ascii="Microsoft YaHei" w:hAnsi="Microsoft YaHei" w:eastAsia="Microsoft YaHei"/>
-          <w:b/>
-          <w:color w:val="2E6B3A"/>
-          <w:sz w:val="26"/>
-        </w:rPr>
-        <w:t>我们的答案：时空并不存在</w:t>
-      </w:r>
-    </w:p>
-    <w:p>
-      <w:pPr>
-        <w:spacing w:after="80" w:line="300" w:lineRule="auto"/>
-      </w:pPr>
-      <w:r>
-        <w:rPr>
-          <w:rFonts w:ascii="Microsoft YaHei" w:hAnsi="Microsoft YaHei" w:eastAsia="Microsoft YaHei"/>
-          <w:sz w:val="22"/>
-        </w:rPr>
-        <w:t>一百年来，人们默认"时空是存在的，只是我们还没找到统一它的方法"。</w:t>
-      </w:r>
-    </w:p>
-    <w:p>
-      <w:pPr>
-        <w:spacing w:after="80" w:line="300" w:lineRule="auto"/>
-      </w:pPr>
-      <w:r>
-        <w:rPr>
-          <w:rFonts w:ascii="Microsoft YaHei" w:hAnsi="Microsoft YaHei" w:eastAsia="Microsoft YaHei"/>
-          <w:sz w:val="22"/>
-        </w:rPr>
-        <w:t>我们提出一个更彻底的看法：</w:t>
-      </w:r>
-      <w:r>
-        <w:rPr>
-          <w:rFonts w:ascii="Microsoft YaHei" w:hAnsi="Microsoft YaHei" w:eastAsia="Microsoft YaHei"/>
-          <w:b/>
-          <w:sz w:val="22"/>
-        </w:rPr>
-        <w:t>时空根本不"存在"。</w:t>
-      </w:r>
-    </w:p>
-    <w:p>
-      <w:pPr>
-        <w:spacing w:after="80" w:line="300" w:lineRule="auto"/>
-      </w:pPr>
-      <w:r>
-        <w:rPr>
-          <w:rFonts w:ascii="Microsoft YaHei" w:hAnsi="Microsoft YaHei" w:eastAsia="Microsoft YaHei"/>
-          <w:sz w:val="22"/>
-        </w:rPr>
-        <w:t>时空不是一种"东西"，而是</w:t>
-      </w:r>
-      <w:r>
-        <w:rPr>
-          <w:rFonts w:ascii="Microsoft YaHei" w:hAnsi="Microsoft YaHei" w:eastAsia="Microsoft YaHei"/>
-          <w:b/>
-          <w:sz w:val="22"/>
-        </w:rPr>
-        <w:t>对变化的描述</w:t>
-      </w:r>
-      <w:r>
-        <w:rPr>
-          <w:rFonts w:ascii="Microsoft YaHei" w:hAnsi="Microsoft YaHei" w:eastAsia="Microsoft YaHei"/>
-          <w:sz w:val="22"/>
-        </w:rPr>
-        <w:t>。它只有两个成分：</w:t>
-      </w:r>
-    </w:p>
-    <w:p>
-      <w:pPr>
-        <w:spacing w:after="40"/>
-        <w:ind w:left="360"/>
-      </w:pPr>
-      <w:r>
-        <w:rPr>
-          <w:rFonts w:ascii="Microsoft YaHei" w:hAnsi="Microsoft YaHei" w:eastAsia="Microsoft YaHei"/>
-          <w:b/>
-          <w:color w:val="1F4E79"/>
-          <w:sz w:val="22"/>
-        </w:rPr>
-        <w:t xml:space="preserve">• </w:t>
-      </w:r>
-      <w:r>
-        <w:rPr>
-          <w:rFonts w:ascii="Microsoft YaHei" w:hAnsi="Microsoft YaHei" w:eastAsia="Microsoft YaHei"/>
-          <w:b/>
-          <w:sz w:val="22"/>
-        </w:rPr>
-        <w:t>时间</w:t>
-      </w:r>
-      <w:r>
-        <w:rPr>
-          <w:rFonts w:ascii="Microsoft YaHei" w:hAnsi="Microsoft YaHei" w:eastAsia="Microsoft YaHei"/>
-          <w:sz w:val="22"/>
-        </w:rPr>
-        <w:t xml:space="preserve"> = 变化的</w:t>
-      </w:r>
-      <w:r>
-        <w:rPr>
-          <w:rFonts w:ascii="Microsoft YaHei" w:hAnsi="Microsoft YaHei" w:eastAsia="Microsoft YaHei"/>
-          <w:b/>
-          <w:sz w:val="22"/>
-        </w:rPr>
-        <w:t>先后顺序</w:t>
-      </w:r>
-      <w:r>
-        <w:rPr>
-          <w:rFonts w:ascii="Microsoft YaHei" w:hAnsi="Microsoft YaHei" w:eastAsia="Microsoft YaHei"/>
-          <w:sz w:val="22"/>
-        </w:rPr>
-        <w:t>（哪个变化在前，哪个在后）；</w:t>
-      </w:r>
-    </w:p>
-    <w:p>
-      <w:pPr>
-        <w:spacing w:after="40"/>
-        <w:ind w:left="360"/>
-      </w:pPr>
-      <w:r>
-        <w:rPr>
-          <w:rFonts w:ascii="Microsoft YaHei" w:hAnsi="Microsoft YaHei" w:eastAsia="Microsoft YaHei"/>
-          <w:b/>
-          <w:color w:val="1F4E79"/>
-          <w:sz w:val="22"/>
-        </w:rPr>
-        <w:t xml:space="preserve">• </w:t>
-      </w:r>
-      <w:r>
-        <w:rPr>
-          <w:rFonts w:ascii="Microsoft YaHei" w:hAnsi="Microsoft YaHei" w:eastAsia="Microsoft YaHei"/>
-          <w:b/>
-          <w:sz w:val="22"/>
-        </w:rPr>
-        <w:t>空间</w:t>
-      </w:r>
-      <w:r>
-        <w:rPr>
-          <w:rFonts w:ascii="Microsoft YaHei" w:hAnsi="Microsoft YaHei" w:eastAsia="Microsoft YaHei"/>
-          <w:sz w:val="22"/>
-        </w:rPr>
-        <w:t xml:space="preserve"> = 变化的</w:t>
-      </w:r>
-      <w:r>
-        <w:rPr>
-          <w:rFonts w:ascii="Microsoft YaHei" w:hAnsi="Microsoft YaHei" w:eastAsia="Microsoft YaHei"/>
-          <w:b/>
-          <w:sz w:val="22"/>
-        </w:rPr>
-        <w:t>范围</w:t>
-      </w:r>
-      <w:r>
-        <w:rPr>
-          <w:rFonts w:ascii="Microsoft YaHei" w:hAnsi="Microsoft YaHei" w:eastAsia="Microsoft YaHei"/>
-          <w:sz w:val="22"/>
-        </w:rPr>
-        <w:t>（哪些变化能相互影响，哪些不能）。</w:t>
-      </w:r>
-    </w:p>
-    <w:p>
-      <w:pPr>
-        <w:spacing w:after="80" w:line="300" w:lineRule="auto"/>
-      </w:pPr>
-      <w:r>
-        <w:rPr>
-          <w:rFonts w:ascii="Microsoft YaHei" w:hAnsi="Microsoft YaHei" w:eastAsia="Microsoft YaHei"/>
-          <w:sz w:val="22"/>
-        </w:rPr>
-        <w:t>打个比方：一条河里的水流是"变化"，河床是"时空"。传统物理认为河床是实在的、水流在河床上流。我们说：</w:t>
-      </w:r>
-      <w:r>
-        <w:rPr>
-          <w:rFonts w:ascii="Microsoft YaHei" w:hAnsi="Microsoft YaHei" w:eastAsia="Microsoft YaHei"/>
-          <w:b/>
-          <w:sz w:val="22"/>
-        </w:rPr>
-        <w:t>根本没有河床，只有水流本身。</w:t>
-      </w:r>
-      <w:r>
-        <w:rPr>
-          <w:rFonts w:ascii="Microsoft YaHei" w:hAnsi="Microsoft YaHei" w:eastAsia="Microsoft YaHei"/>
-          <w:sz w:val="22"/>
-        </w:rPr>
-        <w:t xml:space="preserve"> 所谓"河床"，只是对"水流怎么流"（先流还是后流、往哪儿流）的一种描述方式。</w:t>
-      </w:r>
-    </w:p>
-    <w:p>
-      <w:pPr>
-        <w:spacing w:after="80" w:line="300" w:lineRule="auto"/>
-      </w:pPr>
-      <w:r>
-        <w:rPr>
-          <w:rFonts w:ascii="Microsoft YaHei" w:hAnsi="Microsoft YaHei" w:eastAsia="Microsoft YaHei"/>
-          <w:sz w:val="22"/>
-        </w:rPr>
-        <w:t>广义相对论错在：它把"弯曲的河床"（弯曲时空）当成了真实的东西。标准模型错在：它把"僵硬的河床"（背景时空）当成了真实的东西。它们争的是"河床是弯的还是平的"，而我们说——</w:t>
-      </w:r>
-      <w:r>
-        <w:rPr>
-          <w:rFonts w:ascii="Microsoft YaHei" w:hAnsi="Microsoft YaHei" w:eastAsia="Microsoft YaHei"/>
-          <w:b/>
-          <w:sz w:val="22"/>
-        </w:rPr>
-        <w:t>别争了，河床本来就没有。</w:t>
-      </w:r>
-    </w:p>
-    <w:p>
-      <w:pPr>
-        <w:spacing w:after="80" w:line="300" w:lineRule="auto"/>
-      </w:pPr>
-      <w:r>
-        <w:rPr>
-          <w:rFonts w:ascii="Microsoft YaHei" w:hAnsi="Microsoft YaHei" w:eastAsia="Microsoft YaHei"/>
-          <w:sz w:val="22"/>
-        </w:rPr>
-        <w:t>这一句话，就同时化解了两座大厦的冲突：它们的分歧不在于"时空的形态"，而在于它们都犯了同一个错误——把"描述变化的方式"误当成了"独立存在的东西"。</w:t>
-      </w:r>
-    </w:p>
-    <w:p>
-      <w:pPr>
-        <w:spacing w:after="80" w:line="300" w:lineRule="auto"/>
-      </w:pPr>
-      <w:r>
-        <w:rPr>
-          <w:rFonts w:ascii="Microsoft YaHei" w:hAnsi="Microsoft YaHei" w:eastAsia="Microsoft YaHei"/>
-          <w:sz w:val="22"/>
-        </w:rPr>
-        <w:t>而引力呢？在"时空不存在"的图景下，引力自然就找到了它的位置：</w:t>
-      </w:r>
-      <w:r>
-        <w:rPr>
-          <w:rFonts w:ascii="Microsoft YaHei" w:hAnsi="Microsoft YaHei" w:eastAsia="Microsoft YaHei"/>
-          <w:b/>
-          <w:sz w:val="22"/>
-        </w:rPr>
-        <w:t>引力不是"时空的弯曲"（因为时空根本不是东西，无从弯起），而是"真空涨落的谱结构"（变化的最稳定成分）涌现出来的现象。</w:t>
-      </w:r>
-      <w:r>
-        <w:rPr>
-          <w:rFonts w:ascii="Microsoft YaHei" w:hAnsi="Microsoft YaHei" w:eastAsia="Microsoft YaHei"/>
-          <w:sz w:val="22"/>
-        </w:rPr>
-        <w:t xml:space="preserve"> 温度不需要"热河床"来承载，引力也不需要"弯曲时空"来承载——两者都是变化的涌现。</w:t>
+        <w:t>不预设读者懂量子场论。遇到必要的地方，我会先用一个比喻，再补一句严谨的话。比喻帮助你抓住直觉，严谨的话保证我不至于误导你。</w:t>
       </w:r>
     </w:p>
     <w:p>
@@ -1585,7 +178,7 @@
           <w:color w:val="1F4E79"/>
           <w:sz w:val="32"/>
         </w:rPr>
-        <w:t>二、量子场论的地基问题：测度从哪里来</w:t>
+        <w:t>一、时空的困境：一场持续百年的冲突</w:t>
       </w:r>
     </w:p>
     <w:p>
@@ -1600,7 +193,7 @@
           <w:color w:val="2E6B3A"/>
           <w:sz w:val="26"/>
         </w:rPr>
-        <w:t>量子场论是怎么"搭"起来的</w:t>
+        <w:t>两座大厦，两种时空</w:t>
       </w:r>
     </w:p>
     <w:p>
@@ -1612,22 +205,428 @@
           <w:rFonts w:ascii="Microsoft YaHei" w:hAnsi="Microsoft YaHei" w:eastAsia="Microsoft YaHei"/>
           <w:sz w:val="22"/>
         </w:rPr>
-        <w:t>标准模型是一套</w:t>
-      </w:r>
-      <w:r>
-        <w:rPr>
-          <w:rFonts w:ascii="Microsoft YaHei" w:hAnsi="Microsoft YaHei" w:eastAsia="Microsoft YaHei"/>
-          <w:b/>
-          <w:sz w:val="22"/>
-        </w:rPr>
-        <w:t>量子场论</w:t>
-      </w:r>
-      <w:r>
-        <w:rPr>
-          <w:rFonts w:ascii="Microsoft YaHei" w:hAnsi="Microsoft YaHei" w:eastAsia="Microsoft YaHei"/>
-          <w:sz w:val="22"/>
-        </w:rPr>
-        <w:t>。量子场论有一个标准的搭建流程，可以粗略分成三步：</w:t>
+        <w:t>二十世纪物理学立起了两座雄伟的大厦。</w:t>
+      </w:r>
+    </w:p>
+    <w:p>
+      <w:pPr>
+        <w:spacing w:after="80" w:line="300" w:lineRule="auto"/>
+      </w:pPr>
+      <w:r>
+        <w:rPr>
+          <w:rFonts w:ascii="Microsoft YaHei" w:hAnsi="Microsoft YaHei" w:eastAsia="Microsoft YaHei"/>
+          <w:sz w:val="22"/>
+        </w:rPr>
+        <w:t>一座叫</w:t>
+      </w:r>
+      <w:r>
+        <w:rPr>
+          <w:rFonts w:ascii="Microsoft YaHei" w:hAnsi="Microsoft YaHei" w:eastAsia="Microsoft YaHei"/>
+          <w:b/>
+          <w:sz w:val="22"/>
+        </w:rPr>
+        <w:t>标准模型</w:t>
+      </w:r>
+      <w:r>
+        <w:rPr>
+          <w:rFonts w:ascii="Microsoft YaHei" w:hAnsi="Microsoft YaHei" w:eastAsia="Microsoft YaHei"/>
+          <w:sz w:val="22"/>
+        </w:rPr>
+        <w:t>，它描述微观世界里基本粒子的行为——夸克、电子、光子、胶子，以及它们之间的三种力（电磁力、弱力、强力）。标准模型极其成功，精确到小数点后十多位，是科学史上被验证得最彻底的理论之一。</w:t>
+      </w:r>
+    </w:p>
+    <w:p>
+      <w:pPr>
+        <w:spacing w:after="80" w:line="300" w:lineRule="auto"/>
+      </w:pPr>
+      <w:r>
+        <w:rPr>
+          <w:rFonts w:ascii="Microsoft YaHei" w:hAnsi="Microsoft YaHei" w:eastAsia="Microsoft YaHei"/>
+          <w:sz w:val="22"/>
+        </w:rPr>
+        <w:t>另一座叫</w:t>
+      </w:r>
+      <w:r>
+        <w:rPr>
+          <w:rFonts w:ascii="Microsoft YaHei" w:hAnsi="Microsoft YaHei" w:eastAsia="Microsoft YaHei"/>
+          <w:b/>
+          <w:sz w:val="22"/>
+        </w:rPr>
+        <w:t>广义相对论</w:t>
+      </w:r>
+      <w:r>
+        <w:rPr>
+          <w:rFonts w:ascii="Microsoft YaHei" w:hAnsi="Microsoft YaHei" w:eastAsia="Microsoft YaHei"/>
+          <w:sz w:val="22"/>
+        </w:rPr>
+        <w:t>，它描述宏观世界里引力——恒星、星系、黑洞、整个宇宙的演化。它同样极其成功，预言了光线弯曲、引力波、宇宙膨胀，全都被观测证实。</w:t>
+      </w:r>
+    </w:p>
+    <w:p>
+      <w:pPr>
+        <w:spacing w:after="80" w:line="300" w:lineRule="auto"/>
+      </w:pPr>
+      <w:r>
+        <w:rPr>
+          <w:rFonts w:ascii="Microsoft YaHei" w:hAnsi="Microsoft YaHei" w:eastAsia="Microsoft YaHei"/>
+          <w:sz w:val="22"/>
+        </w:rPr>
+        <w:t>问题是：这两座大厦对"时空"的看法，</w:t>
+      </w:r>
+      <w:r>
+        <w:rPr>
+          <w:rFonts w:ascii="Microsoft YaHei" w:hAnsi="Microsoft YaHei" w:eastAsia="Microsoft YaHei"/>
+          <w:b/>
+          <w:sz w:val="22"/>
+        </w:rPr>
+        <w:t>从根本上就是矛盾的</w:t>
+      </w:r>
+      <w:r>
+        <w:rPr>
+          <w:rFonts w:ascii="Microsoft YaHei" w:hAnsi="Microsoft YaHei" w:eastAsia="Microsoft YaHei"/>
+          <w:sz w:val="22"/>
+        </w:rPr>
+        <w:t>。</w:t>
+      </w:r>
+    </w:p>
+    <w:p>
+      <w:pPr>
+        <w:spacing w:after="80" w:line="300" w:lineRule="auto"/>
+      </w:pPr>
+      <w:r>
+        <w:rPr>
+          <w:rFonts w:ascii="Microsoft YaHei" w:hAnsi="Microsoft YaHei" w:eastAsia="Microsoft YaHei"/>
+          <w:sz w:val="22"/>
+        </w:rPr>
+        <w:t>广义相对论说：时空是</w:t>
+      </w:r>
+      <w:r>
+        <w:rPr>
+          <w:rFonts w:ascii="Microsoft YaHei" w:hAnsi="Microsoft YaHei" w:eastAsia="Microsoft YaHei"/>
+          <w:b/>
+          <w:sz w:val="22"/>
+        </w:rPr>
+        <w:t>弯曲的、有弹性的、活生生的东西</w:t>
+      </w:r>
+      <w:r>
+        <w:rPr>
+          <w:rFonts w:ascii="Microsoft YaHei" w:hAnsi="Microsoft YaHei" w:eastAsia="Microsoft YaHei"/>
+          <w:sz w:val="22"/>
+        </w:rPr>
+        <w:t>。物质告诉时空怎么弯，时空告诉物质怎么走。时空本身是一个动力学对象，会被质量压弯，会波动（引力波），会有起点和终点（黑洞内部）。</w:t>
+      </w:r>
+    </w:p>
+    <w:p>
+      <w:pPr>
+        <w:spacing w:after="80" w:line="300" w:lineRule="auto"/>
+      </w:pPr>
+      <w:r>
+        <w:rPr>
+          <w:rFonts w:ascii="Microsoft YaHei" w:hAnsi="Microsoft YaHei" w:eastAsia="Microsoft YaHei"/>
+          <w:sz w:val="22"/>
+        </w:rPr>
+        <w:t>标准模型说：时空只是一个</w:t>
+      </w:r>
+      <w:r>
+        <w:rPr>
+          <w:rFonts w:ascii="Microsoft YaHei" w:hAnsi="Microsoft YaHei" w:eastAsia="Microsoft YaHei"/>
+          <w:b/>
+          <w:sz w:val="22"/>
+        </w:rPr>
+        <w:t>固定的、僵硬的背景舞台</w:t>
+      </w:r>
+      <w:r>
+        <w:rPr>
+          <w:rFonts w:ascii="Microsoft YaHei" w:hAnsi="Microsoft YaHei" w:eastAsia="Microsoft YaHei"/>
+          <w:sz w:val="22"/>
+        </w:rPr>
+        <w:t>。粒子和场在这个舞台上跳舞，舞台本身一动不动。它默认为一种平坦的、均匀的时空（物理学家叫它"闵可夫斯基时空"），就像一块无限大的、永远不变的网格。</w:t>
+      </w:r>
+    </w:p>
+    <w:p>
+      <w:pPr>
+        <w:spacing w:after="80" w:line="300" w:lineRule="auto"/>
+      </w:pPr>
+      <w:r>
+        <w:rPr>
+          <w:rFonts w:ascii="Microsoft YaHei" w:hAnsi="Microsoft YaHei" w:eastAsia="Microsoft YaHei"/>
+          <w:sz w:val="22"/>
+        </w:rPr>
+        <w:t>一个说时空是活的，一个说时空是死的。这两件事不能同时都对。</w:t>
+      </w:r>
+    </w:p>
+    <w:p>
+      <w:pPr>
+        <w:pStyle w:val="Heading3"/>
+        <w:spacing w:before="200" w:after="120"/>
+      </w:pPr>
+      <w:r>
+        <w:rPr>
+          <w:rFonts w:ascii="Microsoft YaHei" w:hAnsi="Microsoft YaHei" w:eastAsia="Microsoft YaHei"/>
+          <w:b/>
+          <w:color w:val="2E6B3A"/>
+          <w:sz w:val="26"/>
+        </w:rPr>
+        <w:t>先深入一步：引力到底是什么</w:t>
+      </w:r>
+    </w:p>
+    <w:p>
+      <w:pPr>
+        <w:spacing w:after="80" w:line="300" w:lineRule="auto"/>
+      </w:pPr>
+      <w:r>
+        <w:rPr>
+          <w:rFonts w:ascii="Microsoft YaHei" w:hAnsi="Microsoft YaHei" w:eastAsia="Microsoft YaHei"/>
+          <w:sz w:val="22"/>
+        </w:rPr>
+        <w:t>在讨论冲突之前，我们需要先认真地问一个看似简单的问题：</w:t>
+      </w:r>
+      <w:r>
+        <w:rPr>
+          <w:rFonts w:ascii="Microsoft YaHei" w:hAnsi="Microsoft YaHei" w:eastAsia="Microsoft YaHei"/>
+          <w:b/>
+          <w:sz w:val="22"/>
+        </w:rPr>
+        <w:t>引力，到底是什么？</w:t>
+      </w:r>
+    </w:p>
+    <w:p>
+      <w:pPr>
+        <w:spacing w:after="80" w:line="300" w:lineRule="auto"/>
+      </w:pPr>
+      <w:r>
+        <w:rPr>
+          <w:rFonts w:ascii="Microsoft YaHei" w:hAnsi="Microsoft YaHei" w:eastAsia="Microsoft YaHei"/>
+          <w:sz w:val="22"/>
+        </w:rPr>
+        <w:t>因为对"引力是什么"的回答，直接决定了我们对"时空是什么"的态度。</w:t>
+      </w:r>
+    </w:p>
+    <w:p>
+      <w:pPr>
+        <w:spacing w:after="80" w:line="300" w:lineRule="auto"/>
+      </w:pPr>
+      <w:r>
+        <w:rPr>
+          <w:rFonts w:ascii="Microsoft YaHei" w:hAnsi="Microsoft YaHei" w:eastAsia="Microsoft YaHei"/>
+          <w:b/>
+          <w:sz w:val="22"/>
+        </w:rPr>
+        <w:t>传统答案（广义相对论）</w:t>
+      </w:r>
+      <w:r>
+        <w:rPr>
+          <w:rFonts w:ascii="Microsoft YaHei" w:hAnsi="Microsoft YaHei" w:eastAsia="Microsoft YaHei"/>
+          <w:sz w:val="22"/>
+        </w:rPr>
+        <w:t>：引力不是一种"力"，而是时空的弯曲。地球绕太阳转，不是被一根看不见的绳子拉着，而是太阳把周围的时空"压弯"了，地球只是沿着弯曲时空里的"直线"（测地线）走。苹果落地、光线偏折、黑洞——都是时空弯曲的表现。</w:t>
+      </w:r>
+    </w:p>
+    <w:p>
+      <w:pPr>
+        <w:spacing w:after="80" w:line="300" w:lineRule="auto"/>
+      </w:pPr>
+      <w:r>
+        <w:rPr>
+          <w:rFonts w:ascii="Microsoft YaHei" w:hAnsi="Microsoft YaHei" w:eastAsia="Microsoft YaHei"/>
+          <w:sz w:val="22"/>
+        </w:rPr>
+        <w:t>这个答案很美，但它把"引力"和"时空的几何"绑定在了一起：</w:t>
+      </w:r>
+      <w:r>
+        <w:rPr>
+          <w:rFonts w:ascii="Microsoft YaHei" w:hAnsi="Microsoft YaHei" w:eastAsia="Microsoft YaHei"/>
+          <w:b/>
+          <w:sz w:val="22"/>
+        </w:rPr>
+        <w:t>引力 = 时空弯曲</w:t>
+      </w:r>
+      <w:r>
+        <w:rPr>
+          <w:rFonts w:ascii="Microsoft YaHei" w:hAnsi="Microsoft YaHei" w:eastAsia="Microsoft YaHei"/>
+          <w:sz w:val="22"/>
+        </w:rPr>
+        <w:t>。于是"时空"必须是一个真实存在、能被弯曲的东西。</w:t>
+      </w:r>
+    </w:p>
+    <w:p>
+      <w:pPr>
+        <w:spacing w:after="80" w:line="300" w:lineRule="auto"/>
+      </w:pPr>
+      <w:r>
+        <w:rPr>
+          <w:rFonts w:ascii="Microsoft YaHei" w:hAnsi="Microsoft YaHei" w:eastAsia="Microsoft YaHei"/>
+          <w:b/>
+          <w:sz w:val="22"/>
+        </w:rPr>
+        <w:t>另一个答案（量子场论视角）</w:t>
+      </w:r>
+      <w:r>
+        <w:rPr>
+          <w:rFonts w:ascii="Microsoft YaHei" w:hAnsi="Microsoft YaHei" w:eastAsia="Microsoft YaHei"/>
+          <w:sz w:val="22"/>
+        </w:rPr>
+        <w:t>：引力由一种叫"引力子"的粒子来传递，就像电磁力由光子传递一样。引力子是一种自旋为 2 的无质量粒子。</w:t>
+      </w:r>
+    </w:p>
+    <w:p>
+      <w:pPr>
+        <w:spacing w:after="80" w:line="300" w:lineRule="auto"/>
+      </w:pPr>
+      <w:r>
+        <w:rPr>
+          <w:rFonts w:ascii="Microsoft YaHei" w:hAnsi="Microsoft YaHei" w:eastAsia="Microsoft YaHei"/>
+          <w:sz w:val="22"/>
+        </w:rPr>
+        <w:t>但这个答案也有麻烦：引力子只是"把引力当作一种普通的力来量子化"，它没有回答"引力为什么存在"这个更深的问题，而且在计算上到处发散。</w:t>
+      </w:r>
+    </w:p>
+    <w:p>
+      <w:pPr>
+        <w:spacing w:after="80" w:line="300" w:lineRule="auto"/>
+      </w:pPr>
+      <w:r>
+        <w:rPr>
+          <w:rFonts w:ascii="Microsoft YaHei" w:hAnsi="Microsoft YaHei" w:eastAsia="Microsoft YaHei"/>
+          <w:sz w:val="22"/>
+        </w:rPr>
+        <w:t>我们给出的是</w:t>
+      </w:r>
+      <w:r>
+        <w:rPr>
+          <w:rFonts w:ascii="Microsoft YaHei" w:hAnsi="Microsoft YaHei" w:eastAsia="Microsoft YaHei"/>
+          <w:b/>
+          <w:sz w:val="22"/>
+        </w:rPr>
+        <w:t>第三种答案</w:t>
+      </w:r>
+      <w:r>
+        <w:rPr>
+          <w:rFonts w:ascii="Microsoft YaHei" w:hAnsi="Microsoft YaHei" w:eastAsia="Microsoft YaHei"/>
+          <w:sz w:val="22"/>
+        </w:rPr>
+        <w:t>，也是这篇导读贯穿始终的答案：</w:t>
+      </w:r>
+      <w:r>
+        <w:rPr>
+          <w:rFonts w:ascii="Microsoft YaHei" w:hAnsi="Microsoft YaHei" w:eastAsia="Microsoft YaHei"/>
+          <w:b/>
+          <w:sz w:val="22"/>
+        </w:rPr>
+        <w:t>引力不是时空弯曲，也不是一种基本力，而是一种"涌现"的现象——就像温度那样。</w:t>
+      </w:r>
+    </w:p>
+    <w:p>
+      <w:pPr>
+        <w:pStyle w:val="Heading3"/>
+        <w:spacing w:before="200" w:after="120"/>
+      </w:pPr>
+      <w:r>
+        <w:rPr>
+          <w:rFonts w:ascii="Microsoft YaHei" w:hAnsi="Microsoft YaHei" w:eastAsia="Microsoft YaHei"/>
+          <w:b/>
+          <w:color w:val="2E6B3A"/>
+          <w:sz w:val="26"/>
+        </w:rPr>
+        <w:t>温度是如何"涌现"的</w:t>
+      </w:r>
+    </w:p>
+    <w:p>
+      <w:pPr>
+        <w:spacing w:after="80" w:line="300" w:lineRule="auto"/>
+      </w:pPr>
+      <w:r>
+        <w:rPr>
+          <w:rFonts w:ascii="Microsoft YaHei" w:hAnsi="Microsoft YaHei" w:eastAsia="Microsoft YaHei"/>
+          <w:sz w:val="22"/>
+        </w:rPr>
+        <w:t>要理解"引力像温度一样涌现"，先得讲清楚温度是什么。这可能是这篇导读里最重要的一个类比，请耐心读完。</w:t>
+      </w:r>
+    </w:p>
+    <w:p>
+      <w:pPr>
+        <w:spacing w:after="80" w:line="300" w:lineRule="auto"/>
+      </w:pPr>
+      <w:r>
+        <w:rPr>
+          <w:rFonts w:ascii="Microsoft YaHei" w:hAnsi="Microsoft YaHei" w:eastAsia="Microsoft YaHei"/>
+          <w:sz w:val="22"/>
+        </w:rPr>
+        <w:t>一杯水，由大约 10²³ 个水分子组成。每个水分子都在做无规则的热运动，速度有快有慢，方向乱七八糟。</w:t>
+      </w:r>
+    </w:p>
+    <w:p>
+      <w:pPr>
+        <w:spacing w:after="80" w:line="300" w:lineRule="auto"/>
+      </w:pPr>
+      <w:r>
+        <w:rPr>
+          <w:rFonts w:ascii="Microsoft YaHei" w:hAnsi="Microsoft YaHei" w:eastAsia="Microsoft YaHei"/>
+          <w:sz w:val="22"/>
+        </w:rPr>
+        <w:t>现在问你一个问题：</w:t>
+      </w:r>
+      <w:r>
+        <w:rPr>
+          <w:rFonts w:ascii="Microsoft YaHei" w:hAnsi="Microsoft YaHei" w:eastAsia="Microsoft YaHei"/>
+          <w:b/>
+          <w:sz w:val="22"/>
+        </w:rPr>
+        <w:t>这杯水里，某一个具体水分子的"温度"是多少？</w:t>
+      </w:r>
+    </w:p>
+    <w:p>
+      <w:pPr>
+        <w:spacing w:after="80" w:line="300" w:lineRule="auto"/>
+      </w:pPr>
+      <w:r>
+        <w:rPr>
+          <w:rFonts w:ascii="Microsoft YaHei" w:hAnsi="Microsoft YaHei" w:eastAsia="Microsoft YaHei"/>
+          <w:sz w:val="22"/>
+        </w:rPr>
+        <w:t>这个问题没有意义。</w:t>
+      </w:r>
+      <w:r>
+        <w:rPr>
+          <w:rFonts w:ascii="Microsoft YaHei" w:hAnsi="Microsoft YaHei" w:eastAsia="Microsoft YaHei"/>
+          <w:b/>
+          <w:sz w:val="22"/>
+        </w:rPr>
+        <w:t>单个分子没有温度。</w:t>
+      </w:r>
+      <w:r>
+        <w:rPr>
+          <w:rFonts w:ascii="Microsoft YaHei" w:hAnsi="Microsoft YaHei" w:eastAsia="Microsoft YaHei"/>
+          <w:sz w:val="22"/>
+        </w:rPr>
+        <w:t xml:space="preserve"> 你无法指着某一个分子说"它的温度是 30 度"。</w:t>
+      </w:r>
+    </w:p>
+    <w:p>
+      <w:pPr>
+        <w:spacing w:after="80" w:line="300" w:lineRule="auto"/>
+      </w:pPr>
+      <w:r>
+        <w:rPr>
+          <w:rFonts w:ascii="Microsoft YaHei" w:hAnsi="Microsoft YaHei" w:eastAsia="Microsoft YaHei"/>
+          <w:sz w:val="22"/>
+        </w:rPr>
+        <w:t>"温度"是</w:t>
+      </w:r>
+      <w:r>
+        <w:rPr>
+          <w:rFonts w:ascii="Microsoft YaHei" w:hAnsi="Microsoft YaHei" w:eastAsia="Microsoft YaHei"/>
+          <w:b/>
+          <w:sz w:val="22"/>
+        </w:rPr>
+        <w:t>大量分子集体</w:t>
+      </w:r>
+      <w:r>
+        <w:rPr>
+          <w:rFonts w:ascii="Microsoft YaHei" w:hAnsi="Microsoft YaHei" w:eastAsia="Microsoft YaHei"/>
+          <w:sz w:val="22"/>
+        </w:rPr>
+        <w:t>才有的属性：</w:t>
       </w:r>
     </w:p>
     <w:p>
@@ -1642,22 +641,29 @@
           <w:color w:val="1F4E79"/>
           <w:sz w:val="22"/>
         </w:rPr>
-        <w:t xml:space="preserve">1. </w:t>
-      </w:r>
-      <w:r>
-        <w:rPr>
-          <w:rFonts w:ascii="Microsoft YaHei" w:hAnsi="Microsoft YaHei" w:eastAsia="Microsoft YaHei"/>
-          <w:b/>
-          <w:sz w:val="22"/>
-        </w:rPr>
-        <w:t>定义场</w:t>
-      </w:r>
-      <w:r>
-        <w:rPr>
-          <w:rFonts w:ascii="Microsoft YaHei" w:hAnsi="Microsoft YaHei" w:eastAsia="Microsoft YaHei"/>
-          <w:sz w:val="22"/>
-        </w:rPr>
-        <w:t>：先假设空间中每一点都有一个"场"（比如电磁场、电子场）。场是弥漫在时空里的量。</w:t>
+        <w:t xml:space="preserve">• </w:t>
+      </w:r>
+      <w:r>
+        <w:rPr>
+          <w:rFonts w:ascii="Microsoft YaHei" w:hAnsi="Microsoft YaHei" w:eastAsia="Microsoft YaHei"/>
+          <w:sz w:val="22"/>
+        </w:rPr>
+        <w:t>分子运动的</w:t>
+      </w:r>
+      <w:r>
+        <w:rPr>
+          <w:rFonts w:ascii="Microsoft YaHei" w:hAnsi="Microsoft YaHei" w:eastAsia="Microsoft YaHei"/>
+          <w:b/>
+          <w:sz w:val="22"/>
+        </w:rPr>
+        <w:t>平均动能</w:t>
+      </w:r>
+      <w:r>
+        <w:rPr>
+          <w:rFonts w:ascii="Microsoft YaHei" w:hAnsi="Microsoft YaHei" w:eastAsia="Microsoft YaHei"/>
+          <w:sz w:val="22"/>
+        </w:rPr>
+        <w:t>越大，这杯水的温度就越高；</w:t>
       </w:r>
     </w:p>
     <w:p>
@@ -1672,22 +678,29 @@
           <w:color w:val="1F4E79"/>
           <w:sz w:val="22"/>
         </w:rPr>
-        <w:t xml:space="preserve">2. </w:t>
-      </w:r>
-      <w:r>
-        <w:rPr>
-          <w:rFonts w:ascii="Microsoft YaHei" w:hAnsi="Microsoft YaHei" w:eastAsia="Microsoft YaHei"/>
-          <w:b/>
-          <w:sz w:val="22"/>
-        </w:rPr>
-        <w:t>写下路径积分</w:t>
-      </w:r>
-      <w:r>
-        <w:rPr>
-          <w:rFonts w:ascii="Microsoft YaHei" w:hAnsi="Microsoft YaHei" w:eastAsia="Microsoft YaHei"/>
-          <w:sz w:val="22"/>
-        </w:rPr>
-        <w:t>：要算"粒子从这里跑到那里"的概率，物理学家把所有可能的"路径"（历史）加起来，每一条路径贡献一个权重。这就是费曼的路径积分。</w:t>
+        <w:t xml:space="preserve">• </w:t>
+      </w:r>
+      <w:r>
+        <w:rPr>
+          <w:rFonts w:ascii="Microsoft YaHei" w:hAnsi="Microsoft YaHei" w:eastAsia="Microsoft YaHei"/>
+          <w:sz w:val="22"/>
+        </w:rPr>
+        <w:t>更精确地说，温度由熵定义：</w:t>
+      </w:r>
+      <w:r>
+        <w:rPr>
+          <w:rFonts w:ascii="Consolas" w:hAnsi="Consolas" w:eastAsia="Microsoft YaHei"/>
+          <w:color w:val="8C2F2F"/>
+          <w:sz w:val="20"/>
+        </w:rPr>
+        <w:t>1/T = ∂S/∂E</w:t>
+      </w:r>
+      <w:r>
+        <w:rPr>
+          <w:rFonts w:ascii="Microsoft YaHei" w:hAnsi="Microsoft YaHei" w:eastAsia="Microsoft YaHei"/>
+          <w:sz w:val="22"/>
+        </w:rPr>
+        <w:t>——温度是"给系统增加一份能量，它的熵（混乱程度、状态数）增加多少"的倒数；</w:t>
       </w:r>
     </w:p>
     <w:p>
@@ -1702,30 +715,49 @@
           <w:color w:val="1F4E79"/>
           <w:sz w:val="22"/>
         </w:rPr>
-        <w:t xml:space="preserve">3. </w:t>
-      </w:r>
-      <w:r>
-        <w:rPr>
-          <w:rFonts w:ascii="Microsoft YaHei" w:hAnsi="Microsoft YaHei" w:eastAsia="Microsoft YaHei"/>
-          <w:b/>
-          <w:sz w:val="22"/>
-        </w:rPr>
-        <w:t>给出测度</w:t>
-      </w:r>
-      <w:r>
-        <w:rPr>
-          <w:rFonts w:ascii="Microsoft YaHei" w:hAnsi="Microsoft YaHei" w:eastAsia="Microsoft YaHei"/>
-          <w:sz w:val="22"/>
-        </w:rPr>
-        <w:t>：这个"把所有路径加起来"的动作，需要一把"尺子"来度量不同的路径——哪条路径算一份，怎么加权。这把尺子，数学上叫</w:t>
-      </w:r>
-      <w:r>
-        <w:rPr>
-          <w:rFonts w:ascii="Microsoft YaHei" w:hAnsi="Microsoft YaHei" w:eastAsia="Microsoft YaHei"/>
-          <w:b/>
-          <w:sz w:val="22"/>
-        </w:rPr>
-        <w:t>测度</w:t>
+        <w:t xml:space="preserve">• </w:t>
+      </w:r>
+      <w:r>
+        <w:rPr>
+          <w:rFonts w:ascii="Microsoft YaHei" w:hAnsi="Microsoft YaHei" w:eastAsia="Microsoft YaHei"/>
+          <w:sz w:val="22"/>
+        </w:rPr>
+        <w:t>温度越高，加同样的能量，熵增加得越少（系统已经够乱，不在乎再多一点）。</w:t>
+      </w:r>
+    </w:p>
+    <w:p>
+      <w:pPr>
+        <w:spacing w:after="80" w:line="300" w:lineRule="auto"/>
+      </w:pPr>
+      <w:r>
+        <w:rPr>
+          <w:rFonts w:ascii="Microsoft YaHei" w:hAnsi="Microsoft YaHei" w:eastAsia="Microsoft YaHei"/>
+          <w:sz w:val="22"/>
+        </w:rPr>
+        <w:t>所以，温度的本质是：</w:t>
+      </w:r>
+      <w:r>
+        <w:rPr>
+          <w:rFonts w:ascii="Microsoft YaHei" w:hAnsi="Microsoft YaHei" w:eastAsia="Microsoft YaHei"/>
+          <w:b/>
+          <w:sz w:val="22"/>
+        </w:rPr>
+        <w:t>它不在任何一个分子身上，而是从千千万万个分子的集体运动中"冒"出来的一个宏观量。</w:t>
+      </w:r>
+      <w:r>
+        <w:rPr>
+          <w:rFonts w:ascii="Microsoft YaHei" w:hAnsi="Microsoft YaHei" w:eastAsia="Microsoft YaHei"/>
+          <w:sz w:val="22"/>
+        </w:rPr>
+        <w:t xml:space="preserve"> 微观上只有"分子在运动"，宏观上却有"温度"——这个从微观到宏观的"冒出来"，物理学叫</w:t>
+      </w:r>
+      <w:r>
+        <w:rPr>
+          <w:rFonts w:ascii="Microsoft YaHei" w:hAnsi="Microsoft YaHei" w:eastAsia="Microsoft YaHei"/>
+          <w:b/>
+          <w:sz w:val="22"/>
+        </w:rPr>
+        <w:t>涌现（emergence）</w:t>
       </w:r>
       <w:r>
         <w:rPr>
@@ -1733,6 +765,33 @@
           <w:sz w:val="22"/>
         </w:rPr>
         <w:t>。</w:t>
+      </w:r>
+    </w:p>
+    <w:p>
+      <w:pPr>
+        <w:spacing w:after="80" w:line="300" w:lineRule="auto"/>
+      </w:pPr>
+      <w:r>
+        <w:rPr>
+          <w:rFonts w:ascii="Microsoft YaHei" w:hAnsi="Microsoft YaHei" w:eastAsia="Microsoft YaHei"/>
+          <w:sz w:val="22"/>
+        </w:rPr>
+        <w:t>涌现有一个鲜明的特征：</w:t>
+      </w:r>
+      <w:r>
+        <w:rPr>
+          <w:rFonts w:ascii="Microsoft YaHei" w:hAnsi="Microsoft YaHei" w:eastAsia="Microsoft YaHei"/>
+          <w:b/>
+          <w:sz w:val="22"/>
+        </w:rPr>
+        <w:t>微观里找不到它，宏观上它却真实地、规律地存在。</w:t>
+      </w:r>
+      <w:r>
+        <w:rPr>
+          <w:rFonts w:ascii="Microsoft YaHei" w:hAnsi="Microsoft YaHei" w:eastAsia="Microsoft YaHei"/>
+          <w:sz w:val="22"/>
+        </w:rPr>
+        <w:t xml:space="preserve"> 你切开一杯水，找不到"温度"这个东西；但你把手伸进去，却能真实地感觉到它。</w:t>
       </w:r>
     </w:p>
     <w:p>
@@ -1747,7 +806,7 @@
           <w:color w:val="2E6B3A"/>
           <w:sz w:val="26"/>
         </w:rPr>
-        <w:t>测度是地基，而地基依赖时空</w:t>
+        <w:t>引力，就像温度一样涌现</w:t>
       </w:r>
     </w:p>
     <w:p>
@@ -1759,7 +818,7 @@
           <w:rFonts w:ascii="Microsoft YaHei" w:hAnsi="Microsoft YaHei" w:eastAsia="Microsoft YaHei"/>
           <w:sz w:val="22"/>
         </w:rPr>
-        <w:t>第三步是关键，也是最难的一步。</w:t>
+        <w:t>现在，把"分子"换成"真空涨落"，把"温度"换成"引力"，完全相同的逻辑。</w:t>
       </w:r>
     </w:p>
     <w:p>
@@ -1771,15 +830,42 @@
           <w:rFonts w:ascii="Microsoft YaHei" w:hAnsi="Microsoft YaHei" w:eastAsia="Microsoft YaHei"/>
           <w:sz w:val="22"/>
         </w:rPr>
-        <w:t>测度是什么？它是对"所有可能的场构型"这个无穷维空间的度量。而"场构型"是什么？是</w:t>
-      </w:r>
-      <w:r>
-        <w:rPr>
-          <w:rFonts w:ascii="Microsoft YaHei" w:hAnsi="Microsoft YaHei" w:eastAsia="Microsoft YaHei"/>
-          <w:b/>
-          <w:sz w:val="22"/>
-        </w:rPr>
-        <w:t>定义在时空每一点、每一时刻上的量</w:t>
+        <w:t>真空，在量子场论里</w:t>
+      </w:r>
+      <w:r>
+        <w:rPr>
+          <w:rFonts w:ascii="Microsoft YaHei" w:hAnsi="Microsoft YaHei" w:eastAsia="Microsoft YaHei"/>
+          <w:b/>
+          <w:sz w:val="22"/>
+        </w:rPr>
+        <w:t>不是空的</w:t>
+      </w:r>
+      <w:r>
+        <w:rPr>
+          <w:rFonts w:ascii="Microsoft YaHei" w:hAnsi="Microsoft YaHei" w:eastAsia="Microsoft YaHei"/>
+          <w:sz w:val="22"/>
+        </w:rPr>
+        <w:t>。它充满了剧烈的"量子涨落"——虚粒子对不断从虚空中产生，又迅速湮灭，像一锅永远沸腾的、看不见的汤。每一对虚粒子的生灭，都是一次微观的"变化"。</w:t>
+      </w:r>
+    </w:p>
+    <w:p>
+      <w:pPr>
+        <w:spacing w:after="80" w:line="300" w:lineRule="auto"/>
+      </w:pPr>
+      <w:r>
+        <w:rPr>
+          <w:rFonts w:ascii="Microsoft YaHei" w:hAnsi="Microsoft YaHei" w:eastAsia="Microsoft YaHei"/>
+          <w:sz w:val="22"/>
+        </w:rPr>
+        <w:t>这些涨落不是白忙活的：它们携带着能量和动量。物理学家用一个量来描述"有多少能量-动量、它们怎么分布"，这个量叫</w:t>
+      </w:r>
+      <w:r>
+        <w:rPr>
+          <w:rFonts w:ascii="Microsoft YaHei" w:hAnsi="Microsoft YaHei" w:eastAsia="Microsoft YaHei"/>
+          <w:b/>
+          <w:sz w:val="22"/>
+        </w:rPr>
+        <w:t>能动张量（energy-momentum tensor）</w:t>
       </w:r>
       <w:r>
         <w:rPr>
@@ -1798,22 +884,22 @@
           <w:rFonts w:ascii="Microsoft YaHei" w:hAnsi="Microsoft YaHei" w:eastAsia="Microsoft YaHei"/>
           <w:sz w:val="22"/>
         </w:rPr>
-        <w:t>也就是说：</w:t>
-      </w:r>
-      <w:r>
-        <w:rPr>
-          <w:rFonts w:ascii="Microsoft YaHei" w:hAnsi="Microsoft YaHei" w:eastAsia="Microsoft YaHei"/>
-          <w:b/>
-          <w:sz w:val="22"/>
-        </w:rPr>
-        <w:t>测度天然地依赖时空</w:t>
-      </w:r>
-      <w:r>
-        <w:rPr>
-          <w:rFonts w:ascii="Microsoft YaHei" w:hAnsi="Microsoft YaHei" w:eastAsia="Microsoft YaHei"/>
-          <w:sz w:val="22"/>
-        </w:rPr>
-        <w:t>。你要度量一个场，就得先在时空里铺开一个网格，在每一个格点上对场的取值做积分。时空是测度得以定义的舞台。</w:t>
+        <w:t>而能动张量，又可以进一步分解成它在各个频率上的分量——这就是它的</w:t>
+      </w:r>
+      <w:r>
+        <w:rPr>
+          <w:rFonts w:ascii="Microsoft YaHei" w:hAnsi="Microsoft YaHei" w:eastAsia="Microsoft YaHei"/>
+          <w:b/>
+          <w:sz w:val="22"/>
+        </w:rPr>
+        <w:t>谱函数（spectral function）</w:t>
+      </w:r>
+      <w:r>
+        <w:rPr>
+          <w:rFonts w:ascii="Microsoft YaHei" w:hAnsi="Microsoft YaHei" w:eastAsia="Microsoft YaHei"/>
+          <w:sz w:val="22"/>
+        </w:rPr>
+        <w:t>。谱函数告诉我们：真空涨落里，低频的涨落有多少、高频的涨落有多少、它们各自贡献多少能量-动量。</w:t>
       </w:r>
     </w:p>
     <w:p>
@@ -1825,22 +911,214 @@
           <w:rFonts w:ascii="Microsoft YaHei" w:hAnsi="Microsoft YaHei" w:eastAsia="Microsoft YaHei"/>
           <w:sz w:val="22"/>
         </w:rPr>
-        <w:t>这一步有多难，可以体会一下：路径积分要对"无穷多种可能的场构型"求和，每一种构型又是"时空里无穷多个点上的取值"。这是一个"无穷的无穷"——两层无穷大叠在一起。数学上至今没有人能严格地、无争议地定义好这个求和。这不是技术偷懒，而是</w:t>
-      </w:r>
-      <w:r>
-        <w:rPr>
-          <w:rFonts w:ascii="Microsoft YaHei" w:hAnsi="Microsoft YaHei" w:eastAsia="Microsoft YaHei"/>
-          <w:b/>
-          <w:sz w:val="22"/>
-        </w:rPr>
-        <w:t>根本性的困难</w:t>
-      </w:r>
-      <w:r>
-        <w:rPr>
-          <w:rFonts w:ascii="Microsoft YaHei" w:hAnsi="Microsoft YaHei" w:eastAsia="Microsoft YaHei"/>
-          <w:sz w:val="22"/>
-        </w:rPr>
-        <w:t>。</w:t>
+        <w:t>现在问你一个和温度完全对应的问题：</w:t>
+      </w:r>
+      <w:r>
+        <w:rPr>
+          <w:rFonts w:ascii="Microsoft YaHei" w:hAnsi="Microsoft YaHei" w:eastAsia="Microsoft YaHei"/>
+          <w:b/>
+          <w:sz w:val="22"/>
+        </w:rPr>
+        <w:t>这锅真空涨落里，某一个具体虚粒子的"引力"是多少？</w:t>
+      </w:r>
+    </w:p>
+    <w:p>
+      <w:pPr>
+        <w:spacing w:after="80" w:line="300" w:lineRule="auto"/>
+      </w:pPr>
+      <w:r>
+        <w:rPr>
+          <w:rFonts w:ascii="Microsoft YaHei" w:hAnsi="Microsoft YaHei" w:eastAsia="Microsoft YaHei"/>
+          <w:sz w:val="22"/>
+        </w:rPr>
+        <w:t>同样没有意义。</w:t>
+      </w:r>
+      <w:r>
+        <w:rPr>
+          <w:rFonts w:ascii="Microsoft YaHei" w:hAnsi="Microsoft YaHei" w:eastAsia="Microsoft YaHei"/>
+          <w:b/>
+          <w:sz w:val="22"/>
+        </w:rPr>
+        <w:t>单个涨落没有引力。</w:t>
+      </w:r>
+      <w:r>
+        <w:rPr>
+          <w:rFonts w:ascii="Microsoft YaHei" w:hAnsi="Microsoft YaHei" w:eastAsia="Microsoft YaHei"/>
+          <w:sz w:val="22"/>
+        </w:rPr>
+        <w:t xml:space="preserve"> 你无法指着某一个转瞬即逝的虚粒子说"它的引力是这么大"。</w:t>
+      </w:r>
+    </w:p>
+    <w:p>
+      <w:pPr>
+        <w:spacing w:after="80" w:line="300" w:lineRule="auto"/>
+      </w:pPr>
+      <w:r>
+        <w:rPr>
+          <w:rFonts w:ascii="Microsoft YaHei" w:hAnsi="Microsoft YaHei" w:eastAsia="Microsoft YaHei"/>
+          <w:sz w:val="22"/>
+        </w:rPr>
+        <w:t>"引力"是</w:t>
+      </w:r>
+      <w:r>
+        <w:rPr>
+          <w:rFonts w:ascii="Microsoft YaHei" w:hAnsi="Microsoft YaHei" w:eastAsia="Microsoft YaHei"/>
+          <w:b/>
+          <w:sz w:val="22"/>
+        </w:rPr>
+        <w:t>所有真空涨落集体</w:t>
+      </w:r>
+      <w:r>
+        <w:rPr>
+          <w:rFonts w:ascii="Microsoft YaHei" w:hAnsi="Microsoft YaHei" w:eastAsia="Microsoft YaHei"/>
+          <w:sz w:val="22"/>
+        </w:rPr>
+        <w:t>才有的属性：</w:t>
+      </w:r>
+    </w:p>
+    <w:p>
+      <w:pPr>
+        <w:spacing w:after="40"/>
+        <w:ind w:left="360"/>
+      </w:pPr>
+      <w:r>
+        <w:rPr>
+          <w:rFonts w:ascii="Microsoft YaHei" w:hAnsi="Microsoft YaHei" w:eastAsia="Microsoft YaHei"/>
+          <w:b/>
+          <w:color w:val="1F4E79"/>
+          <w:sz w:val="22"/>
+        </w:rPr>
+        <w:t xml:space="preserve">• </w:t>
+      </w:r>
+      <w:r>
+        <w:rPr>
+          <w:rFonts w:ascii="Microsoft YaHei" w:hAnsi="Microsoft YaHei" w:eastAsia="Microsoft YaHei"/>
+          <w:sz w:val="22"/>
+        </w:rPr>
+        <w:t>它是能动张量谱函数的一个</w:t>
+      </w:r>
+      <w:r>
+        <w:rPr>
+          <w:rFonts w:ascii="Microsoft YaHei" w:hAnsi="Microsoft YaHei" w:eastAsia="Microsoft YaHei"/>
+          <w:b/>
+          <w:sz w:val="22"/>
+        </w:rPr>
+        <w:t>集体涌现结构</w:t>
+      </w:r>
+      <w:r>
+        <w:rPr>
+          <w:rFonts w:ascii="Microsoft YaHei" w:hAnsi="Microsoft YaHei" w:eastAsia="Microsoft YaHei"/>
+          <w:sz w:val="22"/>
+        </w:rPr>
+        <w:t>——具体地说，是谱里那个</w:t>
+      </w:r>
+      <w:r>
+        <w:rPr>
+          <w:rFonts w:ascii="Microsoft YaHei" w:hAnsi="Microsoft YaHei" w:eastAsia="Microsoft YaHei"/>
+          <w:b/>
+          <w:sz w:val="22"/>
+        </w:rPr>
+        <w:t>最稳定、最不变的分量（零模）</w:t>
+      </w:r>
+      <w:r>
+        <w:rPr>
+          <w:rFonts w:ascii="Microsoft YaHei" w:hAnsi="Microsoft YaHei" w:eastAsia="Microsoft YaHei"/>
+          <w:sz w:val="22"/>
+        </w:rPr>
+        <w:t>；</w:t>
+      </w:r>
+    </w:p>
+    <w:p>
+      <w:pPr>
+        <w:spacing w:after="40"/>
+        <w:ind w:left="360"/>
+      </w:pPr>
+      <w:r>
+        <w:rPr>
+          <w:rFonts w:ascii="Microsoft YaHei" w:hAnsi="Microsoft YaHei" w:eastAsia="Microsoft YaHei"/>
+          <w:b/>
+          <w:color w:val="1F4E79"/>
+          <w:sz w:val="22"/>
+        </w:rPr>
+        <w:t xml:space="preserve">• </w:t>
+      </w:r>
+      <w:r>
+        <w:rPr>
+          <w:rFonts w:ascii="Microsoft YaHei" w:hAnsi="Microsoft YaHei" w:eastAsia="Microsoft YaHei"/>
+          <w:sz w:val="22"/>
+        </w:rPr>
+        <w:t>就像温度是分子运动"最平均、最集体"的那一部分，引力是真空涨落"最稳定、最不变"的那一部分。</w:t>
+      </w:r>
+    </w:p>
+    <w:p>
+      <w:pPr>
+        <w:spacing w:after="80" w:line="300" w:lineRule="auto"/>
+      </w:pPr>
+      <w:r>
+        <w:rPr>
+          <w:rFonts w:ascii="Microsoft YaHei" w:hAnsi="Microsoft YaHei" w:eastAsia="Microsoft YaHei"/>
+          <w:sz w:val="22"/>
+        </w:rPr>
+        <w:t>所以，引力的本质是：</w:t>
+      </w:r>
+      <w:r>
+        <w:rPr>
+          <w:rFonts w:ascii="Microsoft YaHei" w:hAnsi="Microsoft YaHei" w:eastAsia="Microsoft YaHei"/>
+          <w:b/>
+          <w:sz w:val="22"/>
+        </w:rPr>
+        <w:t>它不在任何一个涨落身上，而是从海量真空涨落的谱结构中"冒"出来的一个宏观效应。</w:t>
+      </w:r>
+      <w:r>
+        <w:rPr>
+          <w:rFonts w:ascii="Microsoft YaHei" w:hAnsi="Microsoft YaHei" w:eastAsia="Microsoft YaHei"/>
+          <w:sz w:val="22"/>
+        </w:rPr>
+        <w:t xml:space="preserve"> 微观上只有"涨落在生灭"，宏观上却有"引力"——这，就是引力涌现。</w:t>
+      </w:r>
+    </w:p>
+    <w:p>
+      <w:pPr>
+        <w:spacing w:after="80" w:line="300" w:lineRule="auto"/>
+      </w:pPr>
+      <w:r>
+        <w:rPr>
+          <w:rFonts w:ascii="Microsoft YaHei" w:hAnsi="Microsoft YaHei" w:eastAsia="Microsoft YaHei"/>
+          <w:sz w:val="22"/>
+        </w:rPr>
+        <w:t>用一句话钉死这个类比：</w:t>
+      </w:r>
+    </w:p>
+    <w:p>
+      <w:pPr>
+        <w:spacing w:after="80" w:line="300" w:lineRule="auto"/>
+      </w:pPr>
+      <w:r>
+        <w:rPr>
+          <w:rFonts w:ascii="Microsoft YaHei" w:hAnsi="Microsoft YaHei" w:eastAsia="Microsoft YaHei"/>
+          <w:sz w:val="22"/>
+        </w:rPr>
+        <w:t xml:space="preserve">&gt; </w:t>
+      </w:r>
+      <w:r>
+        <w:rPr>
+          <w:rFonts w:ascii="Microsoft YaHei" w:hAnsi="Microsoft YaHei" w:eastAsia="Microsoft YaHei"/>
+          <w:b/>
+          <w:sz w:val="22"/>
+        </w:rPr>
+        <w:t>温度是分子运动的涌现；引力是真空涨落的涌现。</w:t>
+      </w:r>
+    </w:p>
+    <w:p>
+      <w:pPr>
+        <w:spacing w:after="80" w:line="300" w:lineRule="auto"/>
+      </w:pPr>
+      <w:r>
+        <w:rPr>
+          <w:rFonts w:ascii="Microsoft YaHei" w:hAnsi="Microsoft YaHei" w:eastAsia="Microsoft YaHei"/>
+          <w:sz w:val="22"/>
+        </w:rPr>
+        <w:t>温度让我们相信"涌现"可以产生真实的宏观效应（你会被开水烫伤）；引力也同理——它真实地让苹果落地、让行星绕日，但它不是"基本力"，而是真空涨落的谱结构涌现出来的现象。</w:t>
       </w:r>
     </w:p>
     <w:p>
@@ -1855,7 +1133,7 @@
           <w:color w:val="2E6B3A"/>
           <w:sz w:val="26"/>
         </w:rPr>
-        <w:t>于是矛盾浮出水面</w:t>
+        <w:t>那么爱因斯坦说的"弯曲时空"，弯曲的是什么？</w:t>
       </w:r>
     </w:p>
     <w:p>
@@ -1867,7 +1145,144 @@
           <w:rFonts w:ascii="Microsoft YaHei" w:hAnsi="Microsoft YaHei" w:eastAsia="Microsoft YaHei"/>
           <w:sz w:val="22"/>
         </w:rPr>
-        <w:t>现在，把第一章的结论搬过来：</w:t>
+        <w:t>爱因斯坦有一个著名的说法："物质告诉时空如何弯曲，时空告诉物质如何运动。" 他的引力方程极其精确，无数次被观测证实——这一点我们完全尊重。</w:t>
+      </w:r>
+    </w:p>
+    <w:p>
+      <w:pPr>
+        <w:spacing w:after="80" w:line="300" w:lineRule="auto"/>
+      </w:pPr>
+      <w:r>
+        <w:rPr>
+          <w:rFonts w:ascii="Microsoft YaHei" w:hAnsi="Microsoft YaHei" w:eastAsia="Microsoft YaHei"/>
+          <w:sz w:val="22"/>
+        </w:rPr>
+        <w:t>但是，如果时空并不存在，那爱因斯坦说的"弯曲"，弯曲的到底是什么？</w:t>
+      </w:r>
+    </w:p>
+    <w:p>
+      <w:pPr>
+        <w:spacing w:after="80" w:line="300" w:lineRule="auto"/>
+      </w:pPr>
+      <w:r>
+        <w:rPr>
+          <w:rFonts w:ascii="Microsoft YaHei" w:hAnsi="Microsoft YaHei" w:eastAsia="Microsoft YaHei"/>
+          <w:sz w:val="22"/>
+        </w:rPr>
+        <w:t>我们的回答是：</w:t>
+      </w:r>
+      <w:r>
+        <w:rPr>
+          <w:rFonts w:ascii="Microsoft YaHei" w:hAnsi="Microsoft YaHei" w:eastAsia="Microsoft YaHei"/>
+          <w:b/>
+          <w:sz w:val="22"/>
+        </w:rPr>
+        <w:t>弯曲的是真空涨落。</w:t>
+      </w:r>
+    </w:p>
+    <w:p>
+      <w:pPr>
+        <w:spacing w:after="80" w:line="300" w:lineRule="auto"/>
+      </w:pPr>
+      <w:r>
+        <w:rPr>
+          <w:rFonts w:ascii="Microsoft YaHei" w:hAnsi="Microsoft YaHei" w:eastAsia="Microsoft YaHei"/>
+          <w:sz w:val="22"/>
+        </w:rPr>
+        <w:t>物质（质量、能量）确实会改变它周围的东西——但它改变的不是"时空"（因为时空根本不是东西），而是</w:t>
+      </w:r>
+      <w:r>
+        <w:rPr>
+          <w:rFonts w:ascii="Microsoft YaHei" w:hAnsi="Microsoft YaHei" w:eastAsia="Microsoft YaHei"/>
+          <w:b/>
+          <w:sz w:val="22"/>
+        </w:rPr>
+        <w:t>真空涨落的谱结构</w:t>
+      </w:r>
+      <w:r>
+        <w:rPr>
+          <w:rFonts w:ascii="Microsoft YaHei" w:hAnsi="Microsoft YaHei" w:eastAsia="Microsoft YaHei"/>
+          <w:sz w:val="22"/>
+        </w:rPr>
+        <w:t>。质量聚集的地方，真空涨落的分布（能动张量的谱函数）会随之改变；这种"涨落谱的改变"，正是爱因斯坦观察到、并精确描述了的那个现象。</w:t>
+      </w:r>
+    </w:p>
+    <w:p>
+      <w:pPr>
+        <w:spacing w:after="80" w:line="300" w:lineRule="auto"/>
+      </w:pPr>
+      <w:r>
+        <w:rPr>
+          <w:rFonts w:ascii="Microsoft YaHei" w:hAnsi="Microsoft YaHei" w:eastAsia="Microsoft YaHei"/>
+          <w:sz w:val="22"/>
+        </w:rPr>
+        <w:t>如果我们换一种本体论视角，方程背后的物理图景可以是另一种样子：</w:t>
+      </w:r>
+      <w:r>
+        <w:rPr>
+          <w:rFonts w:ascii="Microsoft YaHei" w:hAnsi="Microsoft YaHei" w:eastAsia="Microsoft YaHei"/>
+          <w:b/>
+          <w:sz w:val="22"/>
+        </w:rPr>
+        <w:t>弯曲的其实是真空涨落。</w:t>
+      </w:r>
+      <w:r>
+        <w:rPr>
+          <w:rFonts w:ascii="Microsoft YaHei" w:hAnsi="Microsoft YaHei" w:eastAsia="Microsoft YaHei"/>
+          <w:sz w:val="22"/>
+        </w:rPr>
+        <w:t xml:space="preserve"> 不是说相对论不能用了——方程描述的现象、给出的预言仍然全部成立；而是说，我们对"弯曲"的根源有了新的理解：真正在"弯曲"的，是真空涨落的谱结构，而不是"时空"这个实体。</w:t>
+      </w:r>
+    </w:p>
+    <w:p>
+      <w:pPr>
+        <w:spacing w:after="80" w:line="300" w:lineRule="auto"/>
+      </w:pPr>
+      <w:r>
+        <w:rPr>
+          <w:rFonts w:ascii="Microsoft YaHei" w:hAnsi="Microsoft YaHei" w:eastAsia="Microsoft YaHei"/>
+          <w:sz w:val="22"/>
+        </w:rPr>
+        <w:t>打个比方：你看到河面上有漩涡，于是说"河床在这里凹陷了"。其实也可以这样看：河床根本不存在，真正在变化的是水流本身。爱因斯坦的方程精确地描述了"漩涡"，只是把它归因于了"河床凹陷"；而我们可以换一种归因——真正在"弯曲"、在"改变"的，是水流（真空涨落），不是河床（时空）。</w:t>
+      </w:r>
+    </w:p>
+    <w:p>
+      <w:pPr>
+        <w:pStyle w:val="Heading3"/>
+        <w:spacing w:before="200" w:after="120"/>
+      </w:pPr>
+      <w:r>
+        <w:rPr>
+          <w:rFonts w:ascii="Microsoft YaHei" w:hAnsi="Microsoft YaHei" w:eastAsia="Microsoft YaHei"/>
+          <w:b/>
+          <w:color w:val="2E6B3A"/>
+          <w:sz w:val="26"/>
+        </w:rPr>
+        <w:t>冲突的具体表现</w:t>
+      </w:r>
+    </w:p>
+    <w:p>
+      <w:pPr>
+        <w:spacing w:after="80" w:line="300" w:lineRule="auto"/>
+      </w:pPr>
+      <w:r>
+        <w:rPr>
+          <w:rFonts w:ascii="Microsoft YaHei" w:hAnsi="Microsoft YaHei" w:eastAsia="Microsoft YaHei"/>
+          <w:sz w:val="22"/>
+        </w:rPr>
+        <w:t>有了"引力是涌现的"这个视角，再回头看两座大厦的冲突，就更清楚了。</w:t>
+      </w:r>
+    </w:p>
+    <w:p>
+      <w:pPr>
+        <w:spacing w:after="80" w:line="300" w:lineRule="auto"/>
+      </w:pPr>
+      <w:r>
+        <w:rPr>
+          <w:rFonts w:ascii="Microsoft YaHei" w:hAnsi="Microsoft YaHei" w:eastAsia="Microsoft YaHei"/>
+          <w:sz w:val="22"/>
+        </w:rPr>
+        <w:t>这个冲突不是书斋里的空谈，它会在具体问题上"爆雷"：</w:t>
       </w:r>
     </w:p>
     <w:p>
@@ -1887,9 +1302,17 @@
       <w:r>
         <w:rPr>
           <w:rFonts w:ascii="Microsoft YaHei" w:hAnsi="Microsoft YaHei" w:eastAsia="Microsoft YaHei"/>
-          <w:sz w:val="22"/>
-        </w:rPr>
-        <w:t>时空并不存在（它只是对变化的描述）；</w:t>
+          <w:b/>
+          <w:sz w:val="22"/>
+        </w:rPr>
+        <w:t>量子引力难题</w:t>
+      </w:r>
+      <w:r>
+        <w:rPr>
+          <w:rFonts w:ascii="Microsoft YaHei" w:hAnsi="Microsoft YaHei" w:eastAsia="Microsoft YaHei"/>
+          <w:sz w:val="22"/>
+        </w:rPr>
+        <w:t>：当我们想把量子力学和广义相对论合并成"量子引力"时，计算会出现无穷大，怎么也消不掉。根源在于：广义相对论把"引力 = 时空弯曲"当成了出发点，而"弯曲的时空"这个对象，在量子涨落的尺度上根本站不住。</w:t>
       </w:r>
     </w:p>
     <w:p>
@@ -1909,88 +1332,47 @@
       <w:r>
         <w:rPr>
           <w:rFonts w:ascii="Microsoft YaHei" w:hAnsi="Microsoft YaHei" w:eastAsia="Microsoft YaHei"/>
-          <w:sz w:val="22"/>
-        </w:rPr>
-        <w:t>而量子场论的测度，又必须依赖时空才能定义。</w:t>
-      </w:r>
-    </w:p>
-    <w:p>
-      <w:pPr>
-        <w:spacing w:after="80" w:line="300" w:lineRule="auto"/>
-      </w:pPr>
-      <w:r>
-        <w:rPr>
-          <w:rFonts w:ascii="Microsoft YaHei" w:hAnsi="Microsoft YaHei" w:eastAsia="Microsoft YaHei"/>
-          <w:sz w:val="22"/>
-        </w:rPr>
-        <w:t>那测度还有根基吗？</w:t>
-      </w:r>
-      <w:r>
-        <w:rPr>
-          <w:rFonts w:ascii="Microsoft YaHei" w:hAnsi="Microsoft YaHei" w:eastAsia="Microsoft YaHei"/>
-          <w:b/>
-          <w:sz w:val="22"/>
-        </w:rPr>
-        <w:t>没有了。</w:t>
-      </w:r>
-    </w:p>
-    <w:p>
-      <w:pPr>
-        <w:spacing w:after="80" w:line="300" w:lineRule="auto"/>
-      </w:pPr>
-      <w:r>
-        <w:rPr>
-          <w:rFonts w:ascii="Microsoft YaHei" w:hAnsi="Microsoft YaHei" w:eastAsia="Microsoft YaHei"/>
-          <w:sz w:val="22"/>
-        </w:rPr>
-        <w:t>这就好比：你要量一条河的水流量，必须先假设河床存在；但我们刚证明了河床不存在。那"水流量"这个量，你拿什么去量？</w:t>
-      </w:r>
-    </w:p>
-    <w:p>
-      <w:pPr>
-        <w:spacing w:after="80" w:line="300" w:lineRule="auto"/>
-      </w:pPr>
-      <w:r>
-        <w:rPr>
-          <w:rFonts w:ascii="Microsoft YaHei" w:hAnsi="Microsoft YaHei" w:eastAsia="Microsoft YaHei"/>
-          <w:sz w:val="22"/>
-        </w:rPr>
-        <w:t>这就是量子场论最深的"地基问题"：</w:t>
-      </w:r>
-      <w:r>
-        <w:rPr>
-          <w:rFonts w:ascii="Microsoft YaHei" w:hAnsi="Microsoft YaHei" w:eastAsia="Microsoft YaHei"/>
-          <w:b/>
-          <w:sz w:val="22"/>
-        </w:rPr>
-        <w:t>它站在一个不存在的地基上。</w:t>
-      </w:r>
-      <w:r>
-        <w:rPr>
-          <w:rFonts w:ascii="Microsoft YaHei" w:hAnsi="Microsoft YaHei" w:eastAsia="Microsoft YaHei"/>
-          <w:sz w:val="22"/>
-        </w:rPr>
-        <w:t xml:space="preserve"> 所谓"量子场论的严格数学构造至今未完成"，所谓"路径积分测度定义不清"，所有这些悬而未决的困难，根源都可以追溯到同一个事实——</w:t>
-      </w:r>
-      <w:r>
-        <w:rPr>
-          <w:rFonts w:ascii="Microsoft YaHei" w:hAnsi="Microsoft YaHei" w:eastAsia="Microsoft YaHei"/>
-          <w:b/>
-          <w:sz w:val="22"/>
-        </w:rPr>
-        <w:t>测度需要时空，而时空不存在。</w:t>
-      </w:r>
-    </w:p>
-    <w:p>
-      <w:pPr>
-        <w:spacing w:after="80" w:line="300" w:lineRule="auto"/>
-      </w:pPr>
-      <w:r>
-        <w:rPr>
-          <w:rFonts w:ascii="Microsoft YaHei" w:hAnsi="Microsoft YaHei" w:eastAsia="Microsoft YaHei"/>
-          <w:sz w:val="22"/>
-        </w:rPr>
-        <w:t>这也是为什么，单纯在量子场论内部修修补补，永远补不上这个窟窿。你补的是"河床的形状"，而窟窿在于"河床本身"。只要你还站在"时空是背景"这个假设上，测度就永远悬空。</w:t>
+          <w:b/>
+          <w:sz w:val="22"/>
+        </w:rPr>
+        <w:t>黑洞信息悖论</w:t>
+      </w:r>
+      <w:r>
+        <w:rPr>
+          <w:rFonts w:ascii="Microsoft YaHei" w:hAnsi="Microsoft YaHei" w:eastAsia="Microsoft YaHei"/>
+          <w:sz w:val="22"/>
+        </w:rPr>
+        <w:t>：黑洞会蒸发（霍金辐射），那掉进去的信息去哪了？广义相对论说时空在奇点处终结，量子力学说信息不能凭空消失。两个答案打架。</w:t>
+      </w:r>
+    </w:p>
+    <w:p>
+      <w:pPr>
+        <w:spacing w:after="40"/>
+        <w:ind w:left="360"/>
+      </w:pPr>
+      <w:r>
+        <w:rPr>
+          <w:rFonts w:ascii="Microsoft YaHei" w:hAnsi="Microsoft YaHei" w:eastAsia="Microsoft YaHei"/>
+          <w:b/>
+          <w:color w:val="1F4E79"/>
+          <w:sz w:val="22"/>
+        </w:rPr>
+        <w:t xml:space="preserve">• </w:t>
+      </w:r>
+      <w:r>
+        <w:rPr>
+          <w:rFonts w:ascii="Microsoft YaHei" w:hAnsi="Microsoft YaHei" w:eastAsia="Microsoft YaHei"/>
+          <w:b/>
+          <w:sz w:val="22"/>
+        </w:rPr>
+        <w:t>宇宙学常数问题</w:t>
+      </w:r>
+      <w:r>
+        <w:rPr>
+          <w:rFonts w:ascii="Microsoft YaHei" w:hAnsi="Microsoft YaHei" w:eastAsia="Microsoft YaHei"/>
+          <w:sz w:val="22"/>
+        </w:rPr>
+        <w:t>：真空的能量密度，理论预言和观测差了 120 个数量级——物理学史上最离谱的"误差"，根源也指向"时空背景"这个假设本身。</w:t>
       </w:r>
     </w:p>
     <w:p>
@@ -2005,7 +1387,7 @@
           <w:color w:val="2E6B3A"/>
           <w:sz w:val="26"/>
         </w:rPr>
-        <w:t>我们的出口：不要测度，要谱</w:t>
+        <w:t>我们的答案：时空并不存在</w:t>
       </w:r>
     </w:p>
     <w:p>
@@ -2017,15 +1399,7 @@
           <w:rFonts w:ascii="Microsoft YaHei" w:hAnsi="Microsoft YaHei" w:eastAsia="Microsoft YaHei"/>
           <w:sz w:val="22"/>
         </w:rPr>
-        <w:t>既然测度的根基（时空）不存在，那我们的策略就清晰了：</w:t>
-      </w:r>
-      <w:r>
-        <w:rPr>
-          <w:rFonts w:ascii="Microsoft YaHei" w:hAnsi="Microsoft YaHei" w:eastAsia="Microsoft YaHei"/>
-          <w:b/>
-          <w:sz w:val="22"/>
-        </w:rPr>
-        <w:t>绕开测度。</w:t>
+        <w:t>一百年来，人们默认"时空是存在的，只是我们还没找到统一它的方法"。</w:t>
       </w:r>
     </w:p>
     <w:p>
@@ -2037,7 +1411,15 @@
           <w:rFonts w:ascii="Microsoft YaHei" w:hAnsi="Microsoft YaHei" w:eastAsia="Microsoft YaHei"/>
           <w:sz w:val="22"/>
         </w:rPr>
-        <w:t>不定义"时空上的场"，不写"时空上的路径积分"，不找"时空上的测度"——而是从"变化的谱"出发（谱不依赖时空背景，只依赖变化本身），用谱来对偶地重建一切。</w:t>
+        <w:t>我们提出一个更彻底的看法：</w:t>
+      </w:r>
+      <w:r>
+        <w:rPr>
+          <w:rFonts w:ascii="Microsoft YaHei" w:hAnsi="Microsoft YaHei" w:eastAsia="Microsoft YaHei"/>
+          <w:b/>
+          <w:sz w:val="22"/>
+        </w:rPr>
+        <w:t>时空根本不"存在"。</w:t>
       </w:r>
     </w:p>
     <w:p>
@@ -2049,15 +1431,198 @@
           <w:rFonts w:ascii="Microsoft YaHei" w:hAnsi="Microsoft YaHei" w:eastAsia="Microsoft YaHei"/>
           <w:sz w:val="22"/>
         </w:rPr>
-        <w:t>这条路绕开了"测度依赖时空"的死结。具体怎么做，是第四章和第五章的内容。这里只需要记住一个逻辑链：</w:t>
-      </w:r>
-      <w:r>
-        <w:rPr>
-          <w:rFonts w:ascii="Microsoft YaHei" w:hAnsi="Microsoft YaHei" w:eastAsia="Microsoft YaHei"/>
-          <w:b/>
-          <w:sz w:val="22"/>
-        </w:rPr>
-        <w:t>时空不存在 → 测度无根基 → 必须绕开测度 → 从谱出发。</w:t>
+        <w:t>时空不是一种"东西"，而是</w:t>
+      </w:r>
+      <w:r>
+        <w:rPr>
+          <w:rFonts w:ascii="Microsoft YaHei" w:hAnsi="Microsoft YaHei" w:eastAsia="Microsoft YaHei"/>
+          <w:b/>
+          <w:sz w:val="22"/>
+        </w:rPr>
+        <w:t>对变化的描述</w:t>
+      </w:r>
+      <w:r>
+        <w:rPr>
+          <w:rFonts w:ascii="Microsoft YaHei" w:hAnsi="Microsoft YaHei" w:eastAsia="Microsoft YaHei"/>
+          <w:sz w:val="22"/>
+        </w:rPr>
+        <w:t>。它只有两个成分：</w:t>
+      </w:r>
+    </w:p>
+    <w:p>
+      <w:pPr>
+        <w:spacing w:after="40"/>
+        <w:ind w:left="360"/>
+      </w:pPr>
+      <w:r>
+        <w:rPr>
+          <w:rFonts w:ascii="Microsoft YaHei" w:hAnsi="Microsoft YaHei" w:eastAsia="Microsoft YaHei"/>
+          <w:b/>
+          <w:color w:val="1F4E79"/>
+          <w:sz w:val="22"/>
+        </w:rPr>
+        <w:t xml:space="preserve">• </w:t>
+      </w:r>
+      <w:r>
+        <w:rPr>
+          <w:rFonts w:ascii="Microsoft YaHei" w:hAnsi="Microsoft YaHei" w:eastAsia="Microsoft YaHei"/>
+          <w:b/>
+          <w:sz w:val="22"/>
+        </w:rPr>
+        <w:t>时间</w:t>
+      </w:r>
+      <w:r>
+        <w:rPr>
+          <w:rFonts w:ascii="Microsoft YaHei" w:hAnsi="Microsoft YaHei" w:eastAsia="Microsoft YaHei"/>
+          <w:sz w:val="22"/>
+        </w:rPr>
+        <w:t xml:space="preserve"> = 变化的</w:t>
+      </w:r>
+      <w:r>
+        <w:rPr>
+          <w:rFonts w:ascii="Microsoft YaHei" w:hAnsi="Microsoft YaHei" w:eastAsia="Microsoft YaHei"/>
+          <w:b/>
+          <w:sz w:val="22"/>
+        </w:rPr>
+        <w:t>先后顺序</w:t>
+      </w:r>
+      <w:r>
+        <w:rPr>
+          <w:rFonts w:ascii="Microsoft YaHei" w:hAnsi="Microsoft YaHei" w:eastAsia="Microsoft YaHei"/>
+          <w:sz w:val="22"/>
+        </w:rPr>
+        <w:t>（哪个变化在前，哪个在后）；</w:t>
+      </w:r>
+    </w:p>
+    <w:p>
+      <w:pPr>
+        <w:spacing w:after="40"/>
+        <w:ind w:left="360"/>
+      </w:pPr>
+      <w:r>
+        <w:rPr>
+          <w:rFonts w:ascii="Microsoft YaHei" w:hAnsi="Microsoft YaHei" w:eastAsia="Microsoft YaHei"/>
+          <w:b/>
+          <w:color w:val="1F4E79"/>
+          <w:sz w:val="22"/>
+        </w:rPr>
+        <w:t xml:space="preserve">• </w:t>
+      </w:r>
+      <w:r>
+        <w:rPr>
+          <w:rFonts w:ascii="Microsoft YaHei" w:hAnsi="Microsoft YaHei" w:eastAsia="Microsoft YaHei"/>
+          <w:b/>
+          <w:sz w:val="22"/>
+        </w:rPr>
+        <w:t>空间</w:t>
+      </w:r>
+      <w:r>
+        <w:rPr>
+          <w:rFonts w:ascii="Microsoft YaHei" w:hAnsi="Microsoft YaHei" w:eastAsia="Microsoft YaHei"/>
+          <w:sz w:val="22"/>
+        </w:rPr>
+        <w:t xml:space="preserve"> = 变化的</w:t>
+      </w:r>
+      <w:r>
+        <w:rPr>
+          <w:rFonts w:ascii="Microsoft YaHei" w:hAnsi="Microsoft YaHei" w:eastAsia="Microsoft YaHei"/>
+          <w:b/>
+          <w:sz w:val="22"/>
+        </w:rPr>
+        <w:t>范围</w:t>
+      </w:r>
+      <w:r>
+        <w:rPr>
+          <w:rFonts w:ascii="Microsoft YaHei" w:hAnsi="Microsoft YaHei" w:eastAsia="Microsoft YaHei"/>
+          <w:sz w:val="22"/>
+        </w:rPr>
+        <w:t>（哪些变化能相互影响，哪些不能）。</w:t>
+      </w:r>
+    </w:p>
+    <w:p>
+      <w:pPr>
+        <w:spacing w:after="80" w:line="300" w:lineRule="auto"/>
+      </w:pPr>
+      <w:r>
+        <w:rPr>
+          <w:rFonts w:ascii="Microsoft YaHei" w:hAnsi="Microsoft YaHei" w:eastAsia="Microsoft YaHei"/>
+          <w:sz w:val="22"/>
+        </w:rPr>
+        <w:t>打个比方：一条河里的水流是"变化"，河床是"时空"。传统物理认为河床是实在的、水流在河床上流。我们说：</w:t>
+      </w:r>
+      <w:r>
+        <w:rPr>
+          <w:rFonts w:ascii="Microsoft YaHei" w:hAnsi="Microsoft YaHei" w:eastAsia="Microsoft YaHei"/>
+          <w:b/>
+          <w:sz w:val="22"/>
+        </w:rPr>
+        <w:t>根本没有河床，只有水流本身。</w:t>
+      </w:r>
+      <w:r>
+        <w:rPr>
+          <w:rFonts w:ascii="Microsoft YaHei" w:hAnsi="Microsoft YaHei" w:eastAsia="Microsoft YaHei"/>
+          <w:sz w:val="22"/>
+        </w:rPr>
+        <w:t xml:space="preserve"> 所谓"河床"，只是对"水流怎么流"（先流还是后流、往哪儿流）的一种描述方式。</w:t>
+      </w:r>
+    </w:p>
+    <w:p>
+      <w:pPr>
+        <w:spacing w:after="80" w:line="300" w:lineRule="auto"/>
+      </w:pPr>
+      <w:r>
+        <w:rPr>
+          <w:rFonts w:ascii="Microsoft YaHei" w:hAnsi="Microsoft YaHei" w:eastAsia="Microsoft YaHei"/>
+          <w:sz w:val="22"/>
+        </w:rPr>
+        <w:t>广义相对论错在：它把"弯曲的河床"（弯曲时空）当成了真实的东西。标准模型错在：它把"僵硬的河床"（背景时空）当成了真实的东西。它们争的是"河床是弯的还是平的"，而我们说——</w:t>
+      </w:r>
+      <w:r>
+        <w:rPr>
+          <w:rFonts w:ascii="Microsoft YaHei" w:hAnsi="Microsoft YaHei" w:eastAsia="Microsoft YaHei"/>
+          <w:b/>
+          <w:sz w:val="22"/>
+        </w:rPr>
+        <w:t>别争了，河床本来就没有。</w:t>
+      </w:r>
+    </w:p>
+    <w:p>
+      <w:pPr>
+        <w:spacing w:after="80" w:line="300" w:lineRule="auto"/>
+      </w:pPr>
+      <w:r>
+        <w:rPr>
+          <w:rFonts w:ascii="Microsoft YaHei" w:hAnsi="Microsoft YaHei" w:eastAsia="Microsoft YaHei"/>
+          <w:sz w:val="22"/>
+        </w:rPr>
+        <w:t>这一句话，就同时化解了两座大厦的冲突：它们的分歧不在于"时空的形态"，而在于它们都犯了同一个错误——把"描述变化的方式"误当成了"独立存在的东西"。</w:t>
+      </w:r>
+    </w:p>
+    <w:p>
+      <w:pPr>
+        <w:spacing w:after="80" w:line="300" w:lineRule="auto"/>
+      </w:pPr>
+      <w:r>
+        <w:rPr>
+          <w:rFonts w:ascii="Microsoft YaHei" w:hAnsi="Microsoft YaHei" w:eastAsia="Microsoft YaHei"/>
+          <w:sz w:val="22"/>
+        </w:rPr>
+        <w:t>而引力呢？在"时空不存在"的图景下，引力自然就找到了它的位置：</w:t>
+      </w:r>
+      <w:r>
+        <w:rPr>
+          <w:rFonts w:ascii="Microsoft YaHei" w:hAnsi="Microsoft YaHei" w:eastAsia="Microsoft YaHei"/>
+          <w:b/>
+          <w:sz w:val="22"/>
+        </w:rPr>
+        <w:t>引力不是"时空的弯曲"（因为时空根本不是东西，无从弯起），而是"真空涨落的谱结构"（变化的最稳定成分）涌现出来的现象。</w:t>
+      </w:r>
+      <w:r>
+        <w:rPr>
+          <w:rFonts w:ascii="Microsoft YaHei" w:hAnsi="Microsoft YaHei" w:eastAsia="Microsoft YaHei"/>
+          <w:sz w:val="22"/>
+        </w:rPr>
+        <w:t xml:space="preserve"> 温度不需要"热河床"来承载，引力也不需要"弯曲时空"来承载——两者都是变化的涌现。</w:t>
       </w:r>
     </w:p>
     <w:p>
@@ -2080,7 +1645,7 @@
           <w:color w:val="1F4E79"/>
           <w:sz w:val="32"/>
         </w:rPr>
-        <w:t>三、杨-米尔斯猜想的深水区：场的本质是什么</w:t>
+        <w:t>二、量子场论的地基问题：测度从哪里来</w:t>
       </w:r>
     </w:p>
     <w:p>
@@ -2095,7 +1660,7 @@
           <w:color w:val="2E6B3A"/>
           <w:sz w:val="26"/>
         </w:rPr>
-        <w:t>一个价值百万美元的问题</w:t>
+        <w:t>量子场论是怎么"搭"起来的</w:t>
       </w:r>
     </w:p>
     <w:p>
@@ -2107,34 +1672,22 @@
           <w:rFonts w:ascii="Microsoft YaHei" w:hAnsi="Microsoft YaHei" w:eastAsia="Microsoft YaHei"/>
           <w:sz w:val="22"/>
         </w:rPr>
-        <w:t>2000 年，克雷数学研究所公布了七个"千禧年大奖难题"，每个悬赏一百万美元。其中第一个，就是</w:t>
-      </w:r>
-      <w:r>
-        <w:rPr>
-          <w:rFonts w:ascii="Microsoft YaHei" w:hAnsi="Microsoft YaHei" w:eastAsia="Microsoft YaHei"/>
-          <w:b/>
-          <w:sz w:val="22"/>
-        </w:rPr>
-        <w:t>杨-米尔斯存在性与质量间隙问题</w:t>
-      </w:r>
-      <w:r>
-        <w:rPr>
-          <w:rFonts w:ascii="Microsoft YaHei" w:hAnsi="Microsoft YaHei" w:eastAsia="Microsoft YaHei"/>
-          <w:sz w:val="22"/>
-        </w:rPr>
-        <w:t>。</w:t>
-      </w:r>
-    </w:p>
-    <w:p>
-      <w:pPr>
-        <w:spacing w:after="80" w:line="300" w:lineRule="auto"/>
-      </w:pPr>
-      <w:r>
-        <w:rPr>
-          <w:rFonts w:ascii="Microsoft YaHei" w:hAnsi="Microsoft YaHei" w:eastAsia="Microsoft YaHei"/>
-          <w:sz w:val="22"/>
-        </w:rPr>
-        <w:t>它问的是两件具体的事：</w:t>
+        <w:t>标准模型是一套</w:t>
+      </w:r>
+      <w:r>
+        <w:rPr>
+          <w:rFonts w:ascii="Microsoft YaHei" w:hAnsi="Microsoft YaHei" w:eastAsia="Microsoft YaHei"/>
+          <w:b/>
+          <w:sz w:val="22"/>
+        </w:rPr>
+        <w:t>量子场论</w:t>
+      </w:r>
+      <w:r>
+        <w:rPr>
+          <w:rFonts w:ascii="Microsoft YaHei" w:hAnsi="Microsoft YaHei" w:eastAsia="Microsoft YaHei"/>
+          <w:sz w:val="22"/>
+        </w:rPr>
+        <w:t>。量子场论有一个标准的搭建流程，可以粗略分成三步：</w:t>
       </w:r>
     </w:p>
     <w:p>
@@ -2157,14 +1710,14 @@
           <w:b/>
           <w:sz w:val="22"/>
         </w:rPr>
-        <w:t>存在性</w:t>
-      </w:r>
-      <w:r>
-        <w:rPr>
-          <w:rFonts w:ascii="Microsoft YaHei" w:hAnsi="Microsoft YaHei" w:eastAsia="Microsoft YaHei"/>
-          <w:sz w:val="22"/>
-        </w:rPr>
-        <w:t>：四维时空里的量子杨-米尔斯理论（标准模型的强力部分就是它），能不能被严格地、数学上无矛盾地构造出来？</w:t>
+        <w:t>定义场</w:t>
+      </w:r>
+      <w:r>
+        <w:rPr>
+          <w:rFonts w:ascii="Microsoft YaHei" w:hAnsi="Microsoft YaHei" w:eastAsia="Microsoft YaHei"/>
+          <w:sz w:val="22"/>
+        </w:rPr>
+        <w:t>：先假设空间中每一点都有一个"场"（比如电磁场、电子场）。场是弥漫在时空里的量。</w:t>
       </w:r>
     </w:p>
     <w:p>
@@ -2187,26 +1740,59 @@
           <w:b/>
           <w:sz w:val="22"/>
         </w:rPr>
-        <w:t>质量间隙</w:t>
-      </w:r>
-      <w:r>
-        <w:rPr>
-          <w:rFonts w:ascii="Microsoft YaHei" w:hAnsi="Microsoft YaHei" w:eastAsia="Microsoft YaHei"/>
-          <w:sz w:val="22"/>
-        </w:rPr>
-        <w:t>：为什么它预言的基本激发（胶子）会有质量——而且是"间隙"式的质量，即存在一个最低的非零质量，之下什么都没有？</w:t>
-      </w:r>
-    </w:p>
-    <w:p>
-      <w:pPr>
-        <w:spacing w:after="80" w:line="300" w:lineRule="auto"/>
-      </w:pPr>
-      <w:r>
-        <w:rPr>
-          <w:rFonts w:ascii="Microsoft YaHei" w:hAnsi="Microsoft YaHei" w:eastAsia="Microsoft YaHei"/>
-          <w:sz w:val="22"/>
-        </w:rPr>
-        <w:t>二十多年过去了，这两个问题至今没有严格答案。无数聪明人试过，都没能彻底解决。</w:t>
+        <w:t>写下路径积分</w:t>
+      </w:r>
+      <w:r>
+        <w:rPr>
+          <w:rFonts w:ascii="Microsoft YaHei" w:hAnsi="Microsoft YaHei" w:eastAsia="Microsoft YaHei"/>
+          <w:sz w:val="22"/>
+        </w:rPr>
+        <w:t>：要算"粒子从这里跑到那里"的概率，物理学家把所有可能的"路径"（历史）加起来，每一条路径贡献一个权重。这就是费曼的路径积分。</w:t>
+      </w:r>
+    </w:p>
+    <w:p>
+      <w:pPr>
+        <w:spacing w:after="40"/>
+        <w:ind w:left="360"/>
+      </w:pPr>
+      <w:r>
+        <w:rPr>
+          <w:rFonts w:ascii="Microsoft YaHei" w:hAnsi="Microsoft YaHei" w:eastAsia="Microsoft YaHei"/>
+          <w:b/>
+          <w:color w:val="1F4E79"/>
+          <w:sz w:val="22"/>
+        </w:rPr>
+        <w:t xml:space="preserve">3. </w:t>
+      </w:r>
+      <w:r>
+        <w:rPr>
+          <w:rFonts w:ascii="Microsoft YaHei" w:hAnsi="Microsoft YaHei" w:eastAsia="Microsoft YaHei"/>
+          <w:b/>
+          <w:sz w:val="22"/>
+        </w:rPr>
+        <w:t>给出测度</w:t>
+      </w:r>
+      <w:r>
+        <w:rPr>
+          <w:rFonts w:ascii="Microsoft YaHei" w:hAnsi="Microsoft YaHei" w:eastAsia="Microsoft YaHei"/>
+          <w:sz w:val="22"/>
+        </w:rPr>
+        <w:t>：这个"把所有路径加起来"的动作，需要一把"尺子"来度量不同的路径——哪条路径算一份，怎么加权。这把尺子，数学上叫</w:t>
+      </w:r>
+      <w:r>
+        <w:rPr>
+          <w:rFonts w:ascii="Microsoft YaHei" w:hAnsi="Microsoft YaHei" w:eastAsia="Microsoft YaHei"/>
+          <w:b/>
+          <w:sz w:val="22"/>
+        </w:rPr>
+        <w:t>测度</w:t>
+      </w:r>
+      <w:r>
+        <w:rPr>
+          <w:rFonts w:ascii="Microsoft YaHei" w:hAnsi="Microsoft YaHei" w:eastAsia="Microsoft YaHei"/>
+          <w:sz w:val="22"/>
+        </w:rPr>
+        <w:t>。</w:t>
       </w:r>
     </w:p>
     <w:p>
@@ -2221,7 +1807,7 @@
           <w:color w:val="2E6B3A"/>
           <w:sz w:val="26"/>
         </w:rPr>
-        <w:t>难点卡在"场的本质"</w:t>
+        <w:t>测度是地基，而地基依赖时空</w:t>
       </w:r>
     </w:p>
     <w:p>
@@ -2233,15 +1819,7 @@
           <w:rFonts w:ascii="Microsoft YaHei" w:hAnsi="Microsoft YaHei" w:eastAsia="Microsoft YaHei"/>
           <w:sz w:val="22"/>
         </w:rPr>
-        <w:t>为什么这么难？表面上看是数学技巧不够。但我们认为，</w:t>
-      </w:r>
-      <w:r>
-        <w:rPr>
-          <w:rFonts w:ascii="Microsoft YaHei" w:hAnsi="Microsoft YaHei" w:eastAsia="Microsoft YaHei"/>
-          <w:b/>
-          <w:sz w:val="22"/>
-        </w:rPr>
-        <w:t>真正的难点卡在一个哲学问题上：场到底是什么？</w:t>
+        <w:t>第三步是关键，也是最难的一步。</w:t>
       </w:r>
     </w:p>
     <w:p>
@@ -2253,7 +1831,103 @@
           <w:rFonts w:ascii="Microsoft YaHei" w:hAnsi="Microsoft YaHei" w:eastAsia="Microsoft YaHei"/>
           <w:sz w:val="22"/>
         </w:rPr>
-        <w:t>传统量子场论的思路是这样的：</w:t>
+        <w:t>测度是什么？它是对"所有可能的场构型"这个无穷维空间的度量。而"场构型"是什么？是</w:t>
+      </w:r>
+      <w:r>
+        <w:rPr>
+          <w:rFonts w:ascii="Microsoft YaHei" w:hAnsi="Microsoft YaHei" w:eastAsia="Microsoft YaHei"/>
+          <w:b/>
+          <w:sz w:val="22"/>
+        </w:rPr>
+        <w:t>定义在时空每一点、每一时刻上的量</w:t>
+      </w:r>
+      <w:r>
+        <w:rPr>
+          <w:rFonts w:ascii="Microsoft YaHei" w:hAnsi="Microsoft YaHei" w:eastAsia="Microsoft YaHei"/>
+          <w:sz w:val="22"/>
+        </w:rPr>
+        <w:t>。</w:t>
+      </w:r>
+    </w:p>
+    <w:p>
+      <w:pPr>
+        <w:spacing w:after="80" w:line="300" w:lineRule="auto"/>
+      </w:pPr>
+      <w:r>
+        <w:rPr>
+          <w:rFonts w:ascii="Microsoft YaHei" w:hAnsi="Microsoft YaHei" w:eastAsia="Microsoft YaHei"/>
+          <w:sz w:val="22"/>
+        </w:rPr>
+        <w:t>也就是说：</w:t>
+      </w:r>
+      <w:r>
+        <w:rPr>
+          <w:rFonts w:ascii="Microsoft YaHei" w:hAnsi="Microsoft YaHei" w:eastAsia="Microsoft YaHei"/>
+          <w:b/>
+          <w:sz w:val="22"/>
+        </w:rPr>
+        <w:t>测度天然地依赖时空</w:t>
+      </w:r>
+      <w:r>
+        <w:rPr>
+          <w:rFonts w:ascii="Microsoft YaHei" w:hAnsi="Microsoft YaHei" w:eastAsia="Microsoft YaHei"/>
+          <w:sz w:val="22"/>
+        </w:rPr>
+        <w:t>。你要度量一个场，就得先在时空里铺开一个网格，在每一个格点上对场的取值做积分。时空是测度得以定义的舞台。</w:t>
+      </w:r>
+    </w:p>
+    <w:p>
+      <w:pPr>
+        <w:spacing w:after="80" w:line="300" w:lineRule="auto"/>
+      </w:pPr>
+      <w:r>
+        <w:rPr>
+          <w:rFonts w:ascii="Microsoft YaHei" w:hAnsi="Microsoft YaHei" w:eastAsia="Microsoft YaHei"/>
+          <w:sz w:val="22"/>
+        </w:rPr>
+        <w:t>这一步有多难，可以体会一下：路径积分要对"无穷多种可能的场构型"求和，每一种构型又是"时空里无穷多个点上的取值"。这是一个"无穷的无穷"——两层无穷大叠在一起。数学上至今没有人能严格地、无争议地定义好这个求和。这不是技术偷懒，而是</w:t>
+      </w:r>
+      <w:r>
+        <w:rPr>
+          <w:rFonts w:ascii="Microsoft YaHei" w:hAnsi="Microsoft YaHei" w:eastAsia="Microsoft YaHei"/>
+          <w:b/>
+          <w:sz w:val="22"/>
+        </w:rPr>
+        <w:t>根本性的困难</w:t>
+      </w:r>
+      <w:r>
+        <w:rPr>
+          <w:rFonts w:ascii="Microsoft YaHei" w:hAnsi="Microsoft YaHei" w:eastAsia="Microsoft YaHei"/>
+          <w:sz w:val="22"/>
+        </w:rPr>
+        <w:t>。</w:t>
+      </w:r>
+    </w:p>
+    <w:p>
+      <w:pPr>
+        <w:pStyle w:val="Heading3"/>
+        <w:spacing w:before="200" w:after="120"/>
+      </w:pPr>
+      <w:r>
+        <w:rPr>
+          <w:rFonts w:ascii="Microsoft YaHei" w:hAnsi="Microsoft YaHei" w:eastAsia="Microsoft YaHei"/>
+          <w:b/>
+          <w:color w:val="2E6B3A"/>
+          <w:sz w:val="26"/>
+        </w:rPr>
+        <w:t>于是矛盾浮出水面</w:t>
+      </w:r>
+    </w:p>
+    <w:p>
+      <w:pPr>
+        <w:spacing w:after="80" w:line="300" w:lineRule="auto"/>
+      </w:pPr>
+      <w:r>
+        <w:rPr>
+          <w:rFonts w:ascii="Microsoft YaHei" w:hAnsi="Microsoft YaHei" w:eastAsia="Microsoft YaHei"/>
+          <w:sz w:val="22"/>
+        </w:rPr>
+        <w:t>现在，把第一章的结论搬过来：</w:t>
       </w:r>
     </w:p>
     <w:p>
@@ -2268,29 +1942,14 @@
           <w:color w:val="1F4E79"/>
           <w:sz w:val="22"/>
         </w:rPr>
-        <w:t xml:space="preserve">1. </w:t>
-      </w:r>
-      <w:r>
-        <w:rPr>
-          <w:rFonts w:ascii="Microsoft YaHei" w:hAnsi="Microsoft YaHei" w:eastAsia="Microsoft YaHei"/>
-          <w:sz w:val="22"/>
-        </w:rPr>
-        <w:t>先定义"场"——一个弥漫在时空里的数学对象（变化的</w:t>
-      </w:r>
-      <w:r>
-        <w:rPr>
-          <w:rFonts w:ascii="Microsoft YaHei" w:hAnsi="Microsoft YaHei" w:eastAsia="Microsoft YaHei"/>
-          <w:b/>
-          <w:sz w:val="22"/>
-        </w:rPr>
-        <w:t>容器</w:t>
-      </w:r>
-      <w:r>
-        <w:rPr>
-          <w:rFonts w:ascii="Microsoft YaHei" w:hAnsi="Microsoft YaHei" w:eastAsia="Microsoft YaHei"/>
-          <w:sz w:val="22"/>
-        </w:rPr>
-        <w:t>）；</w:t>
+        <w:t xml:space="preserve">• </w:t>
+      </w:r>
+      <w:r>
+        <w:rPr>
+          <w:rFonts w:ascii="Microsoft YaHei" w:hAnsi="Microsoft YaHei" w:eastAsia="Microsoft YaHei"/>
+          <w:sz w:val="22"/>
+        </w:rPr>
+        <w:t>时空并不存在（它只是对变化的描述）；</w:t>
       </w:r>
     </w:p>
     <w:p>
@@ -2305,36 +1964,14 @@
           <w:color w:val="1F4E79"/>
           <w:sz w:val="22"/>
         </w:rPr>
-        <w:t xml:space="preserve">2. </w:t>
-      </w:r>
-      <w:r>
-        <w:rPr>
-          <w:rFonts w:ascii="Microsoft YaHei" w:hAnsi="Microsoft YaHei" w:eastAsia="Microsoft YaHei"/>
-          <w:sz w:val="22"/>
-        </w:rPr>
-        <w:t>再把"变化"（粒子、相互作用）放进去——让变化在这个容器里发生；</w:t>
-      </w:r>
-    </w:p>
-    <w:p>
-      <w:pPr>
-        <w:spacing w:after="40"/>
-        <w:ind w:left="360"/>
-      </w:pPr>
-      <w:r>
-        <w:rPr>
-          <w:rFonts w:ascii="Microsoft YaHei" w:hAnsi="Microsoft YaHei" w:eastAsia="Microsoft YaHei"/>
-          <w:b/>
-          <w:color w:val="1F4E79"/>
-          <w:sz w:val="22"/>
-        </w:rPr>
-        <w:t xml:space="preserve">3. </w:t>
-      </w:r>
-      <w:r>
-        <w:rPr>
-          <w:rFonts w:ascii="Microsoft YaHei" w:hAnsi="Microsoft YaHei" w:eastAsia="Microsoft YaHei"/>
-          <w:sz w:val="22"/>
-        </w:rPr>
-        <w:t>最后用量子化规则（路径积分、测度）让这个容器"动"起来。</w:t>
+        <w:t xml:space="preserve">• </w:t>
+      </w:r>
+      <w:r>
+        <w:rPr>
+          <w:rFonts w:ascii="Microsoft YaHei" w:hAnsi="Microsoft YaHei" w:eastAsia="Microsoft YaHei"/>
+          <w:sz w:val="22"/>
+        </w:rPr>
+        <w:t>而量子场论的测度，又必须依赖时空才能定义。</w:t>
       </w:r>
     </w:p>
     <w:p>
@@ -2346,22 +1983,74 @@
           <w:rFonts w:ascii="Microsoft YaHei" w:hAnsi="Microsoft YaHei" w:eastAsia="Microsoft YaHei"/>
           <w:sz w:val="22"/>
         </w:rPr>
-        <w:t>注意这个顺序：</w:t>
-      </w:r>
-      <w:r>
-        <w:rPr>
-          <w:rFonts w:ascii="Microsoft YaHei" w:hAnsi="Microsoft YaHei" w:eastAsia="Microsoft YaHei"/>
-          <w:b/>
-          <w:sz w:val="22"/>
-        </w:rPr>
-        <w:t>先有容器，后有变化。</w:t>
-      </w:r>
-      <w:r>
-        <w:rPr>
-          <w:rFonts w:ascii="Microsoft YaHei" w:hAnsi="Microsoft YaHei" w:eastAsia="Microsoft YaHei"/>
-          <w:sz w:val="22"/>
-        </w:rPr>
-        <w:t xml:space="preserve"> 场是"装着变化的盒子"。</w:t>
+        <w:t>那测度还有根基吗？</w:t>
+      </w:r>
+      <w:r>
+        <w:rPr>
+          <w:rFonts w:ascii="Microsoft YaHei" w:hAnsi="Microsoft YaHei" w:eastAsia="Microsoft YaHei"/>
+          <w:b/>
+          <w:sz w:val="22"/>
+        </w:rPr>
+        <w:t>没有了。</w:t>
+      </w:r>
+    </w:p>
+    <w:p>
+      <w:pPr>
+        <w:spacing w:after="80" w:line="300" w:lineRule="auto"/>
+      </w:pPr>
+      <w:r>
+        <w:rPr>
+          <w:rFonts w:ascii="Microsoft YaHei" w:hAnsi="Microsoft YaHei" w:eastAsia="Microsoft YaHei"/>
+          <w:sz w:val="22"/>
+        </w:rPr>
+        <w:t>这就好比：你要量一条河的水流量，必须先假设河床存在；但我们刚证明了河床不存在。那"水流量"这个量，你拿什么去量？</w:t>
+      </w:r>
+    </w:p>
+    <w:p>
+      <w:pPr>
+        <w:spacing w:after="80" w:line="300" w:lineRule="auto"/>
+      </w:pPr>
+      <w:r>
+        <w:rPr>
+          <w:rFonts w:ascii="Microsoft YaHei" w:hAnsi="Microsoft YaHei" w:eastAsia="Microsoft YaHei"/>
+          <w:sz w:val="22"/>
+        </w:rPr>
+        <w:t>这就是量子场论最深的"地基问题"：</w:t>
+      </w:r>
+      <w:r>
+        <w:rPr>
+          <w:rFonts w:ascii="Microsoft YaHei" w:hAnsi="Microsoft YaHei" w:eastAsia="Microsoft YaHei"/>
+          <w:b/>
+          <w:sz w:val="22"/>
+        </w:rPr>
+        <w:t>它站在一个不存在的地基上。</w:t>
+      </w:r>
+      <w:r>
+        <w:rPr>
+          <w:rFonts w:ascii="Microsoft YaHei" w:hAnsi="Microsoft YaHei" w:eastAsia="Microsoft YaHei"/>
+          <w:sz w:val="22"/>
+        </w:rPr>
+        <w:t xml:space="preserve"> 所谓"量子场论的严格数学构造至今未完成"，所谓"路径积分测度定义不清"，所有这些悬而未决的困难，根源都可以追溯到同一个事实——</w:t>
+      </w:r>
+      <w:r>
+        <w:rPr>
+          <w:rFonts w:ascii="Microsoft YaHei" w:hAnsi="Microsoft YaHei" w:eastAsia="Microsoft YaHei"/>
+          <w:b/>
+          <w:sz w:val="22"/>
+        </w:rPr>
+        <w:t>测度需要时空，而时空不存在。</w:t>
+      </w:r>
+    </w:p>
+    <w:p>
+      <w:pPr>
+        <w:spacing w:after="80" w:line="300" w:lineRule="auto"/>
+      </w:pPr>
+      <w:r>
+        <w:rPr>
+          <w:rFonts w:ascii="Microsoft YaHei" w:hAnsi="Microsoft YaHei" w:eastAsia="Microsoft YaHei"/>
+          <w:sz w:val="22"/>
+        </w:rPr>
+        <w:t>这也是为什么，单纯在量子场论内部修修补补，永远补不上这个窟窿。你补的是"河床的形状"，而窟窿在于"河床本身"。只要你还站在"时空是背景"这个假设上，测度就永远悬空。</w:t>
       </w:r>
     </w:p>
     <w:p>
@@ -2376,7 +2065,7 @@
           <w:color w:val="2E6B3A"/>
           <w:sz w:val="26"/>
         </w:rPr>
-        <w:t>本末倒置：变化才是本体</w:t>
+        <w:t>我们的出口：不要测度，要谱</w:t>
       </w:r>
     </w:p>
     <w:p>
@@ -2388,22 +2077,15 @@
           <w:rFonts w:ascii="Microsoft YaHei" w:hAnsi="Microsoft YaHei" w:eastAsia="Microsoft YaHei"/>
           <w:sz w:val="22"/>
         </w:rPr>
-        <w:t>我们认为，这个顺序是</w:t>
-      </w:r>
-      <w:r>
-        <w:rPr>
-          <w:rFonts w:ascii="Microsoft YaHei" w:hAnsi="Microsoft YaHei" w:eastAsia="Microsoft YaHei"/>
-          <w:b/>
-          <w:sz w:val="22"/>
-        </w:rPr>
-        <w:t>本末倒置</w:t>
-      </w:r>
-      <w:r>
-        <w:rPr>
-          <w:rFonts w:ascii="Microsoft YaHei" w:hAnsi="Microsoft YaHei" w:eastAsia="Microsoft YaHei"/>
-          <w:sz w:val="22"/>
-        </w:rPr>
-        <w:t>的。</w:t>
+        <w:t>既然测度的根基（时空）不存在，那我们的策略就清晰了：</w:t>
+      </w:r>
+      <w:r>
+        <w:rPr>
+          <w:rFonts w:ascii="Microsoft YaHei" w:hAnsi="Microsoft YaHei" w:eastAsia="Microsoft YaHei"/>
+          <w:b/>
+          <w:sz w:val="22"/>
+        </w:rPr>
+        <w:t>绕开测度。</w:t>
       </w:r>
     </w:p>
     <w:p>
@@ -2415,67 +2097,7 @@
           <w:rFonts w:ascii="Microsoft YaHei" w:hAnsi="Microsoft YaHei" w:eastAsia="Microsoft YaHei"/>
           <w:sz w:val="22"/>
         </w:rPr>
-        <w:t>正确的顺序应该是反过来的：</w:t>
-      </w:r>
-    </w:p>
-    <w:p>
-      <w:pPr>
-        <w:spacing w:after="40"/>
-        <w:ind w:left="360"/>
-      </w:pPr>
-      <w:r>
-        <w:rPr>
-          <w:rFonts w:ascii="Microsoft YaHei" w:hAnsi="Microsoft YaHei" w:eastAsia="Microsoft YaHei"/>
-          <w:b/>
-          <w:color w:val="1F4E79"/>
-          <w:sz w:val="22"/>
-        </w:rPr>
-        <w:t xml:space="preserve">• </w:t>
-      </w:r>
-      <w:r>
-        <w:rPr>
-          <w:rFonts w:ascii="Microsoft YaHei" w:hAnsi="Microsoft YaHei" w:eastAsia="Microsoft YaHei"/>
-          <w:b/>
-          <w:sz w:val="22"/>
-        </w:rPr>
-        <w:t>变化是第一位的、是本体</w:t>
-      </w:r>
-      <w:r>
-        <w:rPr>
-          <w:rFonts w:ascii="Microsoft YaHei" w:hAnsi="Microsoft YaHei" w:eastAsia="Microsoft YaHei"/>
-          <w:sz w:val="22"/>
-        </w:rPr>
-        <w:t>；</w:t>
-      </w:r>
-    </w:p>
-    <w:p>
-      <w:pPr>
-        <w:spacing w:after="40"/>
-        <w:ind w:left="360"/>
-      </w:pPr>
-      <w:r>
-        <w:rPr>
-          <w:rFonts w:ascii="Microsoft YaHei" w:hAnsi="Microsoft YaHei" w:eastAsia="Microsoft YaHei"/>
-          <w:b/>
-          <w:color w:val="1F4E79"/>
-          <w:sz w:val="22"/>
-        </w:rPr>
-        <w:t xml:space="preserve">• </w:t>
-      </w:r>
-      <w:r>
-        <w:rPr>
-          <w:rFonts w:ascii="Microsoft YaHei" w:hAnsi="Microsoft YaHei" w:eastAsia="Microsoft YaHei"/>
-          <w:b/>
-          <w:sz w:val="22"/>
-        </w:rPr>
-        <w:t>场是变化形成的结构</w:t>
-      </w:r>
-      <w:r>
-        <w:rPr>
-          <w:rFonts w:ascii="Microsoft YaHei" w:hAnsi="Microsoft YaHei" w:eastAsia="Microsoft YaHei"/>
-          <w:sz w:val="22"/>
-        </w:rPr>
-        <w:t>——是大量变化"凝固"下来的、相对稳定的形态。</w:t>
+        <w:t>不定义"时空上的场"，不写"时空上的路径积分"，不找"时空上的测度"——而是从"变化的谱"出发（谱不依赖时空背景，只依赖变化本身），用谱来对偶地重建一切。</w:t>
       </w:r>
     </w:p>
     <w:p>
@@ -2487,204 +2109,15 @@
           <w:rFonts w:ascii="Microsoft YaHei" w:hAnsi="Microsoft YaHei" w:eastAsia="Microsoft YaHei"/>
           <w:sz w:val="22"/>
         </w:rPr>
-        <w:t>用河流的比喻：传统思路是先有"河床"（场，容器），再让"水"（变化）在河床里流；我们说，</w:t>
-      </w:r>
-      <w:r>
-        <w:rPr>
-          <w:rFonts w:ascii="Microsoft YaHei" w:hAnsi="Microsoft YaHei" w:eastAsia="Microsoft YaHei"/>
-          <w:b/>
-          <w:sz w:val="22"/>
-        </w:rPr>
-        <w:t>根本没有河床，水（变化）自己流着流着，就"流出了"一条看似河床的形态——那个形态，才是我们称之为"场"的东西。</w:t>
-      </w:r>
-    </w:p>
-    <w:p>
-      <w:pPr>
-        <w:spacing w:after="80" w:line="300" w:lineRule="auto"/>
-      </w:pPr>
-      <w:r>
-        <w:rPr>
-          <w:rFonts w:ascii="Microsoft YaHei" w:hAnsi="Microsoft YaHei" w:eastAsia="Microsoft YaHei"/>
-          <w:sz w:val="22"/>
-        </w:rPr>
-        <w:t>更贴切的比喻：一群人（变化）走来走去，走的人多了，地上就"踩出"了一条路。</w:t>
-      </w:r>
-      <w:r>
-        <w:rPr>
-          <w:rFonts w:ascii="Microsoft YaHei" w:hAnsi="Microsoft YaHei" w:eastAsia="Microsoft YaHei"/>
-          <w:b/>
-          <w:sz w:val="22"/>
-        </w:rPr>
-        <w:t>路（场）不是先有的，是人（变化）走出来的。</w:t>
-      </w:r>
-      <w:r>
-        <w:rPr>
-          <w:rFonts w:ascii="Microsoft YaHei" w:hAnsi="Microsoft YaHei" w:eastAsia="Microsoft YaHei"/>
-          <w:sz w:val="22"/>
-        </w:rPr>
-        <w:t xml:space="preserve"> 传统量子场论是"先修路，再让人走"；我们说的是"人走着走着，路自然就出现了"。</w:t>
-      </w:r>
-    </w:p>
-    <w:p>
-      <w:pPr>
-        <w:spacing w:after="80" w:line="300" w:lineRule="auto"/>
-      </w:pPr>
-      <w:r>
-        <w:rPr>
-          <w:rFonts w:ascii="Microsoft YaHei" w:hAnsi="Microsoft YaHei" w:eastAsia="Microsoft YaHei"/>
-          <w:sz w:val="22"/>
-        </w:rPr>
-        <w:t>还可以用音乐来类比：一段旋律（场），本质是一串音符（变化）。传统思路是"先有旋律，再让音符去填"；我们说，</w:t>
-      </w:r>
-      <w:r>
-        <w:rPr>
-          <w:rFonts w:ascii="Microsoft YaHei" w:hAnsi="Microsoft YaHei" w:eastAsia="Microsoft YaHei"/>
-          <w:b/>
-          <w:sz w:val="22"/>
-        </w:rPr>
-        <w:t>是音符（变化）的组合，才构成了旋律（场）</w:t>
-      </w:r>
-      <w:r>
-        <w:rPr>
-          <w:rFonts w:ascii="Microsoft YaHei" w:hAnsi="Microsoft YaHei" w:eastAsia="Microsoft YaHei"/>
-          <w:sz w:val="22"/>
-        </w:rPr>
-        <w:t>。旋律不是装着音符的容器，旋律就是音符本身的一种组织方式。</w:t>
-      </w:r>
-    </w:p>
-    <w:p>
-      <w:pPr>
-        <w:pStyle w:val="Heading3"/>
-        <w:spacing w:before="200" w:after="120"/>
-      </w:pPr>
-      <w:r>
-        <w:rPr>
-          <w:rFonts w:ascii="Microsoft YaHei" w:hAnsi="Microsoft YaHei" w:eastAsia="Microsoft YaHei"/>
-          <w:b/>
-          <w:color w:val="2E6B3A"/>
-          <w:sz w:val="26"/>
-        </w:rPr>
-        <w:t>本体的转向：从"存在的东西"到"变化本身"</w:t>
-      </w:r>
-    </w:p>
-    <w:p>
-      <w:pPr>
-        <w:spacing w:after="80" w:line="300" w:lineRule="auto"/>
-      </w:pPr>
-      <w:r>
-        <w:rPr>
-          <w:rFonts w:ascii="Microsoft YaHei" w:hAnsi="Microsoft YaHei" w:eastAsia="Microsoft YaHei"/>
-          <w:sz w:val="22"/>
-        </w:rPr>
-        <w:t>这就是我们整套方法的本体论转向：</w:t>
-      </w:r>
-    </w:p>
-    <w:p>
-      <w:pPr>
-        <w:spacing w:after="80" w:line="300" w:lineRule="auto"/>
-      </w:pPr>
-      <w:r>
-        <w:rPr>
-          <w:rFonts w:ascii="Microsoft YaHei" w:hAnsi="Microsoft YaHei" w:eastAsia="Microsoft YaHei"/>
-          <w:sz w:val="22"/>
-        </w:rPr>
-        <w:t xml:space="preserve">&gt; </w:t>
-      </w:r>
-      <w:r>
-        <w:rPr>
-          <w:rFonts w:ascii="Microsoft YaHei" w:hAnsi="Microsoft YaHei" w:eastAsia="Microsoft YaHei"/>
-          <w:b/>
-          <w:sz w:val="22"/>
-        </w:rPr>
-        <w:t>不是"变化发生在场里"，而是"场由变化生成"。变化是本体，场是派生的。</w:t>
-      </w:r>
-    </w:p>
-    <w:p>
-      <w:pPr>
-        <w:spacing w:after="80" w:line="300" w:lineRule="auto"/>
-      </w:pPr>
-      <w:r>
-        <w:rPr>
-          <w:rFonts w:ascii="Microsoft YaHei" w:hAnsi="Microsoft YaHei" w:eastAsia="Microsoft YaHei"/>
-          <w:sz w:val="22"/>
-        </w:rPr>
-        <w:t>一旦承认这一点，杨-米尔斯猜想的两个难点就都换了一种问法：</w:t>
-      </w:r>
-    </w:p>
-    <w:p>
-      <w:pPr>
-        <w:spacing w:after="40"/>
-        <w:ind w:left="360"/>
-      </w:pPr>
-      <w:r>
-        <w:rPr>
-          <w:rFonts w:ascii="Microsoft YaHei" w:hAnsi="Microsoft YaHei" w:eastAsia="Microsoft YaHei"/>
-          <w:b/>
-          <w:color w:val="1F4E79"/>
-          <w:sz w:val="22"/>
-        </w:rPr>
-        <w:t xml:space="preserve">• </w:t>
-      </w:r>
-      <w:r>
-        <w:rPr>
-          <w:rFonts w:ascii="Microsoft YaHei" w:hAnsi="Microsoft YaHei" w:eastAsia="Microsoft YaHei"/>
-          <w:sz w:val="22"/>
-        </w:rPr>
-        <w:t>"量子场是否存在" → 变成了"变化是否有一个自洽的、可计算的描述"（这更容易回答：有）；</w:t>
-      </w:r>
-    </w:p>
-    <w:p>
-      <w:pPr>
-        <w:spacing w:after="40"/>
-        <w:ind w:left="360"/>
-      </w:pPr>
-      <w:r>
-        <w:rPr>
-          <w:rFonts w:ascii="Microsoft YaHei" w:hAnsi="Microsoft YaHei" w:eastAsia="Microsoft YaHei"/>
-          <w:b/>
-          <w:color w:val="1F4E79"/>
-          <w:sz w:val="22"/>
-        </w:rPr>
-        <w:t xml:space="preserve">• </w:t>
-      </w:r>
-      <w:r>
-        <w:rPr>
-          <w:rFonts w:ascii="Microsoft YaHei" w:hAnsi="Microsoft YaHei" w:eastAsia="Microsoft YaHei"/>
-          <w:sz w:val="22"/>
-        </w:rPr>
-        <w:t>"质量间隙从哪来" → 变成了"变化的谱为什么会有最低的非零频率"（这也更容易回答：因为内部空间是紧致的、有限的，谱天然有间隙）。</w:t>
-      </w:r>
-    </w:p>
-    <w:p>
-      <w:pPr>
-        <w:spacing w:after="80" w:line="300" w:lineRule="auto"/>
-      </w:pPr>
-      <w:r>
-        <w:rPr>
-          <w:rFonts w:ascii="Microsoft YaHei" w:hAnsi="Microsoft YaHei" w:eastAsia="Microsoft YaHei"/>
-          <w:sz w:val="22"/>
-        </w:rPr>
-        <w:t>换句话说：</w:t>
-      </w:r>
-      <w:r>
-        <w:rPr>
-          <w:rFonts w:ascii="Microsoft YaHei" w:hAnsi="Microsoft YaHei" w:eastAsia="Microsoft YaHei"/>
-          <w:b/>
-          <w:sz w:val="22"/>
-        </w:rPr>
-        <w:t>我们不再试图"直接构建场"（那是构建变化的容器，本末倒置），而是从"变化"本身出发，让场作为变化的结构涌现出来。</w:t>
-      </w:r>
-    </w:p>
-    <w:p>
-      <w:pPr>
-        <w:spacing w:after="80" w:line="300" w:lineRule="auto"/>
-      </w:pPr>
-      <w:r>
-        <w:rPr>
-          <w:rFonts w:ascii="Microsoft YaHei" w:hAnsi="Microsoft YaHei" w:eastAsia="Microsoft YaHei"/>
-          <w:sz w:val="22"/>
-        </w:rPr>
-        <w:t>这个转向，是一切后续方法的起点。它把"量子场论构造难"这个百年难题，从"数学技巧问题"重新定位成了"出发点问题"——问题不在"怎么搭容器"，而在"我们根本不该从容器出发"。</w:t>
+        <w:t>这条路绕开了"测度依赖时空"的死结。具体怎么做，是第四章和第五章的内容。这里只需要记住一个逻辑链：</w:t>
+      </w:r>
+      <w:r>
+        <w:rPr>
+          <w:rFonts w:ascii="Microsoft YaHei" w:hAnsi="Microsoft YaHei" w:eastAsia="Microsoft YaHei"/>
+          <w:b/>
+          <w:sz w:val="22"/>
+        </w:rPr>
+        <w:t>时空不存在 → 测度无根基 → 必须绕开测度 → 从谱出发。</w:t>
       </w:r>
     </w:p>
     <w:p>
@@ -2707,7 +2140,7 @@
           <w:color w:val="1F4E79"/>
           <w:sz w:val="32"/>
         </w:rPr>
-        <w:t>四、换个起点：从"变化"出发，用谱求和</w:t>
+        <w:t>三、杨-米尔斯猜想的深水区：场的本质是什么</w:t>
       </w:r>
     </w:p>
     <w:p>
@@ -2722,7 +2155,7 @@
           <w:color w:val="2E6B3A"/>
           <w:sz w:val="26"/>
         </w:rPr>
-        <w:t>怎么"抓住"变化？</w:t>
+        <w:t>一个价值百万美元的问题</w:t>
       </w:r>
     </w:p>
     <w:p>
@@ -2734,15 +2167,22 @@
           <w:rFonts w:ascii="Microsoft YaHei" w:hAnsi="Microsoft YaHei" w:eastAsia="Microsoft YaHei"/>
           <w:sz w:val="22"/>
         </w:rPr>
-        <w:t>如果变化是本体，那第一个实际问题就是：</w:t>
-      </w:r>
-      <w:r>
-        <w:rPr>
-          <w:rFonts w:ascii="Microsoft YaHei" w:hAnsi="Microsoft YaHei" w:eastAsia="Microsoft YaHei"/>
-          <w:b/>
-          <w:sz w:val="22"/>
-        </w:rPr>
-        <w:t>我们怎么在数学上"抓住"变化、分析变化？</w:t>
+        <w:t>2000 年，克雷数学研究所公布了七个"千禧年大奖难题"，每个悬赏一百万美元。其中第一个，就是</w:t>
+      </w:r>
+      <w:r>
+        <w:rPr>
+          <w:rFonts w:ascii="Microsoft YaHei" w:hAnsi="Microsoft YaHei" w:eastAsia="Microsoft YaHei"/>
+          <w:b/>
+          <w:sz w:val="22"/>
+        </w:rPr>
+        <w:t>杨-米尔斯存在性与质量间隙问题</w:t>
+      </w:r>
+      <w:r>
+        <w:rPr>
+          <w:rFonts w:ascii="Microsoft YaHei" w:hAnsi="Microsoft YaHei" w:eastAsia="Microsoft YaHei"/>
+          <w:sz w:val="22"/>
+        </w:rPr>
+        <w:t>。</w:t>
       </w:r>
     </w:p>
     <w:p>
@@ -2754,46 +2194,7 @@
           <w:rFonts w:ascii="Microsoft YaHei" w:hAnsi="Microsoft YaHei" w:eastAsia="Microsoft YaHei"/>
           <w:sz w:val="22"/>
         </w:rPr>
-        <w:t>答案是：用</w:t>
-      </w:r>
-      <w:r>
-        <w:rPr>
-          <w:rFonts w:ascii="Microsoft YaHei" w:hAnsi="Microsoft YaHei" w:eastAsia="Microsoft YaHei"/>
-          <w:b/>
-          <w:sz w:val="22"/>
-        </w:rPr>
-        <w:t>谱</w:t>
-      </w:r>
-      <w:r>
-        <w:rPr>
-          <w:rFonts w:ascii="Microsoft YaHei" w:hAnsi="Microsoft YaHei" w:eastAsia="Microsoft YaHei"/>
-          <w:sz w:val="22"/>
-        </w:rPr>
-        <w:t>。</w:t>
-      </w:r>
-    </w:p>
-    <w:p>
-      <w:pPr>
-        <w:spacing w:after="80" w:line="300" w:lineRule="auto"/>
-      </w:pPr>
-      <w:r>
-        <w:rPr>
-          <w:rFonts w:ascii="Microsoft YaHei" w:hAnsi="Microsoft YaHei" w:eastAsia="Microsoft YaHei"/>
-          <w:sz w:val="22"/>
-        </w:rPr>
-        <w:t>什么是谱？谱就是"一组频率的集合"。</w:t>
-      </w:r>
-    </w:p>
-    <w:p>
-      <w:pPr>
-        <w:spacing w:after="80" w:line="300" w:lineRule="auto"/>
-      </w:pPr>
-      <w:r>
-        <w:rPr>
-          <w:rFonts w:ascii="Microsoft YaHei" w:hAnsi="Microsoft YaHei" w:eastAsia="Microsoft YaHei"/>
-          <w:sz w:val="22"/>
-        </w:rPr>
-        <w:t>一个会变化的东西，无论它是什么，都可以被分解成一组基本的振动模式，每个模式有一个频率。把这些频率全部列出来，就得到了这个系统的"谱"。</w:t>
+        <w:t>它问的是两件具体的事：</w:t>
       </w:r>
     </w:p>
     <w:p>
@@ -2808,14 +2209,22 @@
           <w:color w:val="1F4E79"/>
           <w:sz w:val="22"/>
         </w:rPr>
-        <w:t xml:space="preserve">• </w:t>
-      </w:r>
-      <w:r>
-        <w:rPr>
-          <w:rFonts w:ascii="Microsoft YaHei" w:hAnsi="Microsoft YaHei" w:eastAsia="Microsoft YaHei"/>
-          <w:sz w:val="22"/>
-        </w:rPr>
-        <w:t>一根琴弦有它的谱（基音 + 泛音）；</w:t>
+        <w:t xml:space="preserve">1. </w:t>
+      </w:r>
+      <w:r>
+        <w:rPr>
+          <w:rFonts w:ascii="Microsoft YaHei" w:hAnsi="Microsoft YaHei" w:eastAsia="Microsoft YaHei"/>
+          <w:b/>
+          <w:sz w:val="22"/>
+        </w:rPr>
+        <w:t>存在性</w:t>
+      </w:r>
+      <w:r>
+        <w:rPr>
+          <w:rFonts w:ascii="Microsoft YaHei" w:hAnsi="Microsoft YaHei" w:eastAsia="Microsoft YaHei"/>
+          <w:sz w:val="22"/>
+        </w:rPr>
+        <w:t>：四维时空里的量子杨-米尔斯理论（标准模型的强力部分就是它），能不能被严格地、数学上无矛盾地构造出来？</w:t>
       </w:r>
     </w:p>
     <w:p>
@@ -2830,14 +2239,81 @@
           <w:color w:val="1F4E79"/>
           <w:sz w:val="22"/>
         </w:rPr>
-        <w:t xml:space="preserve">• </w:t>
-      </w:r>
-      <w:r>
-        <w:rPr>
-          <w:rFonts w:ascii="Microsoft YaHei" w:hAnsi="Microsoft YaHei" w:eastAsia="Microsoft YaHei"/>
-          <w:sz w:val="22"/>
-        </w:rPr>
-        <w:t>一面鼓有它的谱（鼓面振动的各个频率）；</w:t>
+        <w:t xml:space="preserve">2. </w:t>
+      </w:r>
+      <w:r>
+        <w:rPr>
+          <w:rFonts w:ascii="Microsoft YaHei" w:hAnsi="Microsoft YaHei" w:eastAsia="Microsoft YaHei"/>
+          <w:b/>
+          <w:sz w:val="22"/>
+        </w:rPr>
+        <w:t>质量间隙</w:t>
+      </w:r>
+      <w:r>
+        <w:rPr>
+          <w:rFonts w:ascii="Microsoft YaHei" w:hAnsi="Microsoft YaHei" w:eastAsia="Microsoft YaHei"/>
+          <w:sz w:val="22"/>
+        </w:rPr>
+        <w:t>：为什么它预言的基本激发（胶子）会有质量——而且是"间隙"式的质量，即存在一个最低的非零质量，之下什么都没有？</w:t>
+      </w:r>
+    </w:p>
+    <w:p>
+      <w:pPr>
+        <w:spacing w:after="80" w:line="300" w:lineRule="auto"/>
+      </w:pPr>
+      <w:r>
+        <w:rPr>
+          <w:rFonts w:ascii="Microsoft YaHei" w:hAnsi="Microsoft YaHei" w:eastAsia="Microsoft YaHei"/>
+          <w:sz w:val="22"/>
+        </w:rPr>
+        <w:t>二十多年过去了，这两个问题至今没有严格答案。无数聪明人试过，都没能彻底解决。</w:t>
+      </w:r>
+    </w:p>
+    <w:p>
+      <w:pPr>
+        <w:pStyle w:val="Heading3"/>
+        <w:spacing w:before="200" w:after="120"/>
+      </w:pPr>
+      <w:r>
+        <w:rPr>
+          <w:rFonts w:ascii="Microsoft YaHei" w:hAnsi="Microsoft YaHei" w:eastAsia="Microsoft YaHei"/>
+          <w:b/>
+          <w:color w:val="2E6B3A"/>
+          <w:sz w:val="26"/>
+        </w:rPr>
+        <w:t>难点卡在"场的本质"</w:t>
+      </w:r>
+    </w:p>
+    <w:p>
+      <w:pPr>
+        <w:spacing w:after="80" w:line="300" w:lineRule="auto"/>
+      </w:pPr>
+      <w:r>
+        <w:rPr>
+          <w:rFonts w:ascii="Microsoft YaHei" w:hAnsi="Microsoft YaHei" w:eastAsia="Microsoft YaHei"/>
+          <w:sz w:val="22"/>
+        </w:rPr>
+        <w:t>为什么这么难？表面上看是数学技巧不够。但我们认为，</w:t>
+      </w:r>
+      <w:r>
+        <w:rPr>
+          <w:rFonts w:ascii="Microsoft YaHei" w:hAnsi="Microsoft YaHei" w:eastAsia="Microsoft YaHei"/>
+          <w:b/>
+          <w:sz w:val="22"/>
+        </w:rPr>
+        <w:t>真正的难点卡在一个哲学问题上：场到底是什么？</w:t>
+      </w:r>
+    </w:p>
+    <w:p>
+      <w:pPr>
+        <w:spacing w:after="80" w:line="300" w:lineRule="auto"/>
+      </w:pPr>
+      <w:r>
+        <w:rPr>
+          <w:rFonts w:ascii="Microsoft YaHei" w:hAnsi="Microsoft YaHei" w:eastAsia="Microsoft YaHei"/>
+          <w:sz w:val="22"/>
+        </w:rPr>
+        <w:t>传统量子场论的思路是这样的：</w:t>
       </w:r>
     </w:p>
     <w:p>
@@ -2852,14 +2328,29 @@
           <w:color w:val="1F4E79"/>
           <w:sz w:val="22"/>
         </w:rPr>
-        <w:t xml:space="preserve">• </w:t>
-      </w:r>
-      <w:r>
-        <w:rPr>
-          <w:rFonts w:ascii="Microsoft YaHei" w:hAnsi="Microsoft YaHei" w:eastAsia="Microsoft YaHei"/>
-          <w:sz w:val="22"/>
-        </w:rPr>
-        <w:t>一个原子有它的谱（电子能级之间的跃迁频率）；</w:t>
+        <w:t xml:space="preserve">1. </w:t>
+      </w:r>
+      <w:r>
+        <w:rPr>
+          <w:rFonts w:ascii="Microsoft YaHei" w:hAnsi="Microsoft YaHei" w:eastAsia="Microsoft YaHei"/>
+          <w:sz w:val="22"/>
+        </w:rPr>
+        <w:t>先定义"场"——一个弥漫在时空里的数学对象（变化的</w:t>
+      </w:r>
+      <w:r>
+        <w:rPr>
+          <w:rFonts w:ascii="Microsoft YaHei" w:hAnsi="Microsoft YaHei" w:eastAsia="Microsoft YaHei"/>
+          <w:b/>
+          <w:sz w:val="22"/>
+        </w:rPr>
+        <w:t>容器</w:t>
+      </w:r>
+      <w:r>
+        <w:rPr>
+          <w:rFonts w:ascii="Microsoft YaHei" w:hAnsi="Microsoft YaHei" w:eastAsia="Microsoft YaHei"/>
+          <w:sz w:val="22"/>
+        </w:rPr>
+        <w:t>）；</w:t>
       </w:r>
     </w:p>
     <w:p>
@@ -2874,14 +2365,36 @@
           <w:color w:val="1F4E79"/>
           <w:sz w:val="22"/>
         </w:rPr>
-        <w:t xml:space="preserve">• </w:t>
-      </w:r>
-      <w:r>
-        <w:rPr>
-          <w:rFonts w:ascii="Microsoft YaHei" w:hAnsi="Microsoft YaHei" w:eastAsia="Microsoft YaHei"/>
-          <w:sz w:val="22"/>
-        </w:rPr>
-        <w:t>我们的内部空间（RP³）也有它的谱（各种振动模式的频率）。</w:t>
+        <w:t xml:space="preserve">2. </w:t>
+      </w:r>
+      <w:r>
+        <w:rPr>
+          <w:rFonts w:ascii="Microsoft YaHei" w:hAnsi="Microsoft YaHei" w:eastAsia="Microsoft YaHei"/>
+          <w:sz w:val="22"/>
+        </w:rPr>
+        <w:t>再把"变化"（粒子、相互作用）放进去——让变化在这个容器里发生；</w:t>
+      </w:r>
+    </w:p>
+    <w:p>
+      <w:pPr>
+        <w:spacing w:after="40"/>
+        <w:ind w:left="360"/>
+      </w:pPr>
+      <w:r>
+        <w:rPr>
+          <w:rFonts w:ascii="Microsoft YaHei" w:hAnsi="Microsoft YaHei" w:eastAsia="Microsoft YaHei"/>
+          <w:b/>
+          <w:color w:val="1F4E79"/>
+          <w:sz w:val="22"/>
+        </w:rPr>
+        <w:t xml:space="preserve">3. </w:t>
+      </w:r>
+      <w:r>
+        <w:rPr>
+          <w:rFonts w:ascii="Microsoft YaHei" w:hAnsi="Microsoft YaHei" w:eastAsia="Microsoft YaHei"/>
+          <w:sz w:val="22"/>
+        </w:rPr>
+        <w:t>最后用量子化规则（路径积分、测度）让这个容器"动"起来。</w:t>
       </w:r>
     </w:p>
     <w:p>
@@ -2891,44 +2404,24 @@
       <w:r>
         <w:rPr>
           <w:rFonts w:ascii="Microsoft YaHei" w:hAnsi="Microsoft YaHei" w:eastAsia="Microsoft YaHei"/>
-          <w:b/>
-          <w:sz w:val="22"/>
-        </w:rPr>
-        <w:t>谱，就是"变化"最自然的数学语言。</w:t>
-      </w:r>
-      <w:r>
-        <w:rPr>
-          <w:rFonts w:ascii="Microsoft YaHei" w:hAnsi="Microsoft YaHei" w:eastAsia="Microsoft YaHei"/>
-          <w:sz w:val="22"/>
-        </w:rPr>
-        <w:t xml:space="preserve"> 你说不出"变化"是什么"东西"，但你可以完整地列出"变化"的所有频率——这就是对它最忠实、最不添油加醋的描述。</w:t>
-      </w:r>
-    </w:p>
-    <w:p>
-      <w:pPr>
-        <w:spacing w:after="80" w:line="300" w:lineRule="auto"/>
-      </w:pPr>
-      <w:r>
-        <w:rPr>
-          <w:rFonts w:ascii="Microsoft YaHei" w:hAnsi="Microsoft YaHei" w:eastAsia="Microsoft YaHei"/>
-          <w:sz w:val="22"/>
-        </w:rPr>
-        <w:t>为什么谱比"场"更根本？因为场是"弥漫在时空里的量"，它偷偷依赖了时空这个（不存在的）背景；而谱只是一串频率，</w:t>
-      </w:r>
-      <w:r>
-        <w:rPr>
-          <w:rFonts w:ascii="Microsoft YaHei" w:hAnsi="Microsoft YaHei" w:eastAsia="Microsoft YaHei"/>
-          <w:b/>
-          <w:sz w:val="22"/>
-        </w:rPr>
-        <w:t>它不需要时空背景，只需要"变化"本身</w:t>
-      </w:r>
-      <w:r>
-        <w:rPr>
-          <w:rFonts w:ascii="Microsoft YaHei" w:hAnsi="Microsoft YaHei" w:eastAsia="Microsoft YaHei"/>
-          <w:sz w:val="22"/>
-        </w:rPr>
-        <w:t>。你可以在一个抽象的内部空间里定义变化，然后问它的谱——全程不必提到"时空"。</w:t>
+          <w:sz w:val="22"/>
+        </w:rPr>
+        <w:t>注意这个顺序：</w:t>
+      </w:r>
+      <w:r>
+        <w:rPr>
+          <w:rFonts w:ascii="Microsoft YaHei" w:hAnsi="Microsoft YaHei" w:eastAsia="Microsoft YaHei"/>
+          <w:b/>
+          <w:sz w:val="22"/>
+        </w:rPr>
+        <w:t>先有容器，后有变化。</w:t>
+      </w:r>
+      <w:r>
+        <w:rPr>
+          <w:rFonts w:ascii="Microsoft YaHei" w:hAnsi="Microsoft YaHei" w:eastAsia="Microsoft YaHei"/>
+          <w:sz w:val="22"/>
+        </w:rPr>
+        <w:t xml:space="preserve"> 场是"装着变化的盒子"。</w:t>
       </w:r>
     </w:p>
     <w:p>
@@ -2943,7 +2436,7 @@
           <w:color w:val="2E6B3A"/>
           <w:sz w:val="26"/>
         </w:rPr>
-        <w:t>谱求和：从谱出发，对偶地重建一切</w:t>
+        <w:t>本末倒置：变化才是本体</w:t>
       </w:r>
     </w:p>
     <w:p>
@@ -2955,22 +2448,22 @@
           <w:rFonts w:ascii="Microsoft YaHei" w:hAnsi="Microsoft YaHei" w:eastAsia="Microsoft YaHei"/>
           <w:sz w:val="22"/>
         </w:rPr>
-        <w:t>我们的方法，叫</w:t>
-      </w:r>
-      <w:r>
-        <w:rPr>
-          <w:rFonts w:ascii="Microsoft YaHei" w:hAnsi="Microsoft YaHei" w:eastAsia="Microsoft YaHei"/>
-          <w:b/>
-          <w:sz w:val="22"/>
-        </w:rPr>
-        <w:t>谱求和（spectral-sum representation）</w:t>
-      </w:r>
-      <w:r>
-        <w:rPr>
-          <w:rFonts w:ascii="Microsoft YaHei" w:hAnsi="Microsoft YaHei" w:eastAsia="Microsoft YaHei"/>
-          <w:sz w:val="22"/>
-        </w:rPr>
-        <w:t>。</w:t>
+        <w:t>我们认为，这个顺序是</w:t>
+      </w:r>
+      <w:r>
+        <w:rPr>
+          <w:rFonts w:ascii="Microsoft YaHei" w:hAnsi="Microsoft YaHei" w:eastAsia="Microsoft YaHei"/>
+          <w:b/>
+          <w:sz w:val="22"/>
+        </w:rPr>
+        <w:t>本末倒置</w:t>
+      </w:r>
+      <w:r>
+        <w:rPr>
+          <w:rFonts w:ascii="Microsoft YaHei" w:hAnsi="Microsoft YaHei" w:eastAsia="Microsoft YaHei"/>
+          <w:sz w:val="22"/>
+        </w:rPr>
+        <w:t>的。</w:t>
       </w:r>
     </w:p>
     <w:p>
@@ -2982,22 +2475,67 @@
           <w:rFonts w:ascii="Microsoft YaHei" w:hAnsi="Microsoft YaHei" w:eastAsia="Microsoft YaHei"/>
           <w:sz w:val="22"/>
         </w:rPr>
-        <w:t>思路是这样：既然变化是本体，谱是变化的完整描述，那么</w:t>
-      </w:r>
-      <w:r>
-        <w:rPr>
-          <w:rFonts w:ascii="Microsoft YaHei" w:hAnsi="Microsoft YaHei" w:eastAsia="Microsoft YaHei"/>
-          <w:b/>
-          <w:sz w:val="22"/>
-        </w:rPr>
-        <w:t>我们就从谱出发</w:t>
-      </w:r>
-      <w:r>
-        <w:rPr>
-          <w:rFonts w:ascii="Microsoft YaHei" w:hAnsi="Microsoft YaHei" w:eastAsia="Microsoft YaHei"/>
-          <w:sz w:val="22"/>
-        </w:rPr>
-        <w:t>，用谱来"对偶地"重建出物理学家需要的所有东西——场、几何、规范结构、粒子、相互作用。</w:t>
+        <w:t>正确的顺序应该是反过来的：</w:t>
+      </w:r>
+    </w:p>
+    <w:p>
+      <w:pPr>
+        <w:spacing w:after="40"/>
+        <w:ind w:left="360"/>
+      </w:pPr>
+      <w:r>
+        <w:rPr>
+          <w:rFonts w:ascii="Microsoft YaHei" w:hAnsi="Microsoft YaHei" w:eastAsia="Microsoft YaHei"/>
+          <w:b/>
+          <w:color w:val="1F4E79"/>
+          <w:sz w:val="22"/>
+        </w:rPr>
+        <w:t xml:space="preserve">• </w:t>
+      </w:r>
+      <w:r>
+        <w:rPr>
+          <w:rFonts w:ascii="Microsoft YaHei" w:hAnsi="Microsoft YaHei" w:eastAsia="Microsoft YaHei"/>
+          <w:b/>
+          <w:sz w:val="22"/>
+        </w:rPr>
+        <w:t>变化是第一位的、是本体</w:t>
+      </w:r>
+      <w:r>
+        <w:rPr>
+          <w:rFonts w:ascii="Microsoft YaHei" w:hAnsi="Microsoft YaHei" w:eastAsia="Microsoft YaHei"/>
+          <w:sz w:val="22"/>
+        </w:rPr>
+        <w:t>；</w:t>
+      </w:r>
+    </w:p>
+    <w:p>
+      <w:pPr>
+        <w:spacing w:after="40"/>
+        <w:ind w:left="360"/>
+      </w:pPr>
+      <w:r>
+        <w:rPr>
+          <w:rFonts w:ascii="Microsoft YaHei" w:hAnsi="Microsoft YaHei" w:eastAsia="Microsoft YaHei"/>
+          <w:b/>
+          <w:color w:val="1F4E79"/>
+          <w:sz w:val="22"/>
+        </w:rPr>
+        <w:t xml:space="preserve">• </w:t>
+      </w:r>
+      <w:r>
+        <w:rPr>
+          <w:rFonts w:ascii="Microsoft YaHei" w:hAnsi="Microsoft YaHei" w:eastAsia="Microsoft YaHei"/>
+          <w:b/>
+          <w:sz w:val="22"/>
+        </w:rPr>
+        <w:t>场是变化形成的结构</w:t>
+      </w:r>
+      <w:r>
+        <w:rPr>
+          <w:rFonts w:ascii="Microsoft YaHei" w:hAnsi="Microsoft YaHei" w:eastAsia="Microsoft YaHei"/>
+          <w:sz w:val="22"/>
+        </w:rPr>
+        <w:t>——是大量变化"凝固"下来的、相对稳定的形态。</w:t>
       </w:r>
     </w:p>
     <w:p>
@@ -3009,15 +2547,15 @@
           <w:rFonts w:ascii="Microsoft YaHei" w:hAnsi="Microsoft YaHei" w:eastAsia="Microsoft YaHei"/>
           <w:sz w:val="22"/>
         </w:rPr>
-        <w:t>打个比方：一段音乐，本质上是一串音符（谱）。我们不去假设"音乐必须装在一个叫乐谱的容器里"，而是直接分析这串音符本身。然后我们会惊讶地发现：</w:t>
-      </w:r>
-      <w:r>
-        <w:rPr>
-          <w:rFonts w:ascii="Microsoft YaHei" w:hAnsi="Microsoft YaHei" w:eastAsia="Microsoft YaHei"/>
-          <w:b/>
-          <w:sz w:val="22"/>
-        </w:rPr>
-        <w:t>从这串音符里，能自动"长"出和声、旋律、节奏——也就是传统上认为需要"先有乐谱结构"才能有的东西。</w:t>
+        <w:t>用河流的比喻：传统思路是先有"河床"（场，容器），再让"水"（变化）在河床里流；我们说，</w:t>
+      </w:r>
+      <w:r>
+        <w:rPr>
+          <w:rFonts w:ascii="Microsoft YaHei" w:hAnsi="Microsoft YaHei" w:eastAsia="Microsoft YaHei"/>
+          <w:b/>
+          <w:sz w:val="22"/>
+        </w:rPr>
+        <w:t>根本没有河床，水（变化）自己流着流着，就"流出了"一条看似河床的形态——那个形态，才是我们称之为"场"的东西。</w:t>
       </w:r>
     </w:p>
     <w:p>
@@ -3029,22 +2567,22 @@
           <w:rFonts w:ascii="Microsoft YaHei" w:hAnsi="Microsoft YaHei" w:eastAsia="Microsoft YaHei"/>
           <w:sz w:val="22"/>
         </w:rPr>
-        <w:t>这就是"对偶"的含义：</w:t>
-      </w:r>
-      <w:r>
-        <w:rPr>
-          <w:rFonts w:ascii="Microsoft YaHei" w:hAnsi="Microsoft YaHei" w:eastAsia="Microsoft YaHei"/>
-          <w:b/>
-          <w:sz w:val="22"/>
-        </w:rPr>
-        <w:t>谱（变化）和物理（场、几何、规范）是同一个东西的两面。</w:t>
-      </w:r>
-      <w:r>
-        <w:rPr>
-          <w:rFonts w:ascii="Microsoft YaHei" w:hAnsi="Microsoft YaHei" w:eastAsia="Microsoft YaHei"/>
-          <w:sz w:val="22"/>
-        </w:rPr>
-        <w:t xml:space="preserve"> 你从谱这一面出发，就能对偶地看到物理那一面。而不必先假设物理那一面"本来就在"。</w:t>
+        <w:t>更贴切的比喻：一群人（变化）走来走去，走的人多了，地上就"踩出"了一条路。</w:t>
+      </w:r>
+      <w:r>
+        <w:rPr>
+          <w:rFonts w:ascii="Microsoft YaHei" w:hAnsi="Microsoft YaHei" w:eastAsia="Microsoft YaHei"/>
+          <w:b/>
+          <w:sz w:val="22"/>
+        </w:rPr>
+        <w:t>路（场）不是先有的，是人（变化）走出来的。</w:t>
+      </w:r>
+      <w:r>
+        <w:rPr>
+          <w:rFonts w:ascii="Microsoft YaHei" w:hAnsi="Microsoft YaHei" w:eastAsia="Microsoft YaHei"/>
+          <w:sz w:val="22"/>
+        </w:rPr>
+        <w:t xml:space="preserve"> 传统量子场论是"先修路，再让人走"；我们说的是"人走着走着，路自然就出现了"。</w:t>
       </w:r>
     </w:p>
     <w:p>
@@ -3056,37 +2594,22 @@
           <w:rFonts w:ascii="Microsoft YaHei" w:hAnsi="Microsoft YaHei" w:eastAsia="Microsoft YaHei"/>
           <w:sz w:val="22"/>
         </w:rPr>
-        <w:t>举一个具体的例子，感受一下"谱如何对偶出几何"：鼓面的形状（几何）决定了鼓的音色（谱）；反过来，如果你只听鼓的声音（谱），也能反推出鼓面的形状（几何）。</w:t>
-      </w:r>
-      <w:r>
-        <w:rPr>
-          <w:rFonts w:ascii="Microsoft YaHei" w:hAnsi="Microsoft YaHei" w:eastAsia="Microsoft YaHei"/>
-          <w:b/>
-          <w:sz w:val="22"/>
-        </w:rPr>
-        <w:t>谱和几何互相决定。</w:t>
-      </w:r>
-      <w:r>
-        <w:rPr>
-          <w:rFonts w:ascii="Microsoft YaHei" w:hAnsi="Microsoft YaHei" w:eastAsia="Microsoft YaHei"/>
-          <w:sz w:val="22"/>
-        </w:rPr>
-        <w:t xml:space="preserve"> 传统思路是"先有鼓面（几何/时空），再有声音（谱）"；我们反过来说：</w:t>
-      </w:r>
-      <w:r>
-        <w:rPr>
-          <w:rFonts w:ascii="Microsoft YaHei" w:hAnsi="Microsoft YaHei" w:eastAsia="Microsoft YaHei"/>
-          <w:b/>
-          <w:sz w:val="22"/>
-        </w:rPr>
-        <w:t>从声音（谱）出发，鼓面（几何/时空）作为它的对偶涌现出来。</w:t>
-      </w:r>
-      <w:r>
-        <w:rPr>
-          <w:rFonts w:ascii="Microsoft YaHei" w:hAnsi="Microsoft YaHei" w:eastAsia="Microsoft YaHei"/>
-          <w:sz w:val="22"/>
-        </w:rPr>
-        <w:t xml:space="preserve"> 这就是"从谱到时空"的核心洞见。</w:t>
+        <w:t>还可以用音乐来类比：一段旋律（场），本质是一串音符（变化）。传统思路是"先有旋律，再让音符去填"；我们说，</w:t>
+      </w:r>
+      <w:r>
+        <w:rPr>
+          <w:rFonts w:ascii="Microsoft YaHei" w:hAnsi="Microsoft YaHei" w:eastAsia="Microsoft YaHei"/>
+          <w:b/>
+          <w:sz w:val="22"/>
+        </w:rPr>
+        <w:t>是音符（变化）的组合，才构成了旋律（场）</w:t>
+      </w:r>
+      <w:r>
+        <w:rPr>
+          <w:rFonts w:ascii="Microsoft YaHei" w:hAnsi="Microsoft YaHei" w:eastAsia="Microsoft YaHei"/>
+          <w:sz w:val="22"/>
+        </w:rPr>
+        <w:t>。旋律不是装着音符的容器，旋律就是音符本身的一种组织方式。</w:t>
       </w:r>
     </w:p>
     <w:p>
@@ -3101,7 +2624,7 @@
           <w:color w:val="2E6B3A"/>
           <w:sz w:val="26"/>
         </w:rPr>
-        <w:t>一句话总结我们的路线</w:t>
+        <w:t>本体的转向：从"存在的东西"到"变化本身"</w:t>
       </w:r>
     </w:p>
     <w:p>
@@ -3113,15 +2636,7 @@
           <w:rFonts w:ascii="Microsoft YaHei" w:hAnsi="Microsoft YaHei" w:eastAsia="Microsoft YaHei"/>
           <w:sz w:val="22"/>
         </w:rPr>
-        <w:t>传统量子场论：</w:t>
-      </w:r>
-      <w:r>
-        <w:rPr>
-          <w:rFonts w:ascii="Microsoft YaHei" w:hAnsi="Microsoft YaHei" w:eastAsia="Microsoft YaHei"/>
-          <w:b/>
-          <w:sz w:val="22"/>
-        </w:rPr>
-        <w:t>先建场（容器）→ 再放变化 → 用量子化规则（测度）缝合。</w:t>
+        <w:t>这就是我们整套方法的本体论转向：</w:t>
       </w:r>
     </w:p>
     <w:p>
@@ -3133,15 +2648,15 @@
           <w:rFonts w:ascii="Microsoft YaHei" w:hAnsi="Microsoft YaHei" w:eastAsia="Microsoft YaHei"/>
           <w:sz w:val="22"/>
         </w:rPr>
-        <w:t>我们的路线：</w:t>
-      </w:r>
-      <w:r>
-        <w:rPr>
-          <w:rFonts w:ascii="Microsoft YaHei" w:hAnsi="Microsoft YaHei" w:eastAsia="Microsoft YaHei"/>
-          <w:b/>
-          <w:sz w:val="22"/>
-        </w:rPr>
-        <w:t>变化是本体 → 用谱描述变化 → 从谱对偶地涌现出场、几何、规范 → 最终涌现出 4 维时空里的全部物理。</w:t>
+        <w:t xml:space="preserve">&gt; </w:t>
+      </w:r>
+      <w:r>
+        <w:rPr>
+          <w:rFonts w:ascii="Microsoft YaHei" w:hAnsi="Microsoft YaHei" w:eastAsia="Microsoft YaHei"/>
+          <w:b/>
+          <w:sz w:val="22"/>
+        </w:rPr>
+        <w:t>不是"变化发生在场里"，而是"场由变化生成"。变化是本体，场是派生的。</w:t>
       </w:r>
     </w:p>
     <w:p>
@@ -3153,7 +2668,301 @@
           <w:rFonts w:ascii="Microsoft YaHei" w:hAnsi="Microsoft YaHei" w:eastAsia="Microsoft YaHei"/>
           <w:sz w:val="22"/>
         </w:rPr>
-        <w:t>这条路线绕开了"测度依赖时空"的死结：因为我们根本不从"时空里的场"出发，而是从"变化的谱"出发。谱不需要"时空背景"——它只需要"变化"本身。</w:t>
+        <w:t>一旦承认这一点，杨-米尔斯猜想的两个难点就都换了一种问法：</w:t>
+      </w:r>
+    </w:p>
+    <w:p>
+      <w:pPr>
+        <w:spacing w:after="40"/>
+        <w:ind w:left="360"/>
+      </w:pPr>
+      <w:r>
+        <w:rPr>
+          <w:rFonts w:ascii="Microsoft YaHei" w:hAnsi="Microsoft YaHei" w:eastAsia="Microsoft YaHei"/>
+          <w:b/>
+          <w:color w:val="1F4E79"/>
+          <w:sz w:val="22"/>
+        </w:rPr>
+        <w:t xml:space="preserve">• </w:t>
+      </w:r>
+      <w:r>
+        <w:rPr>
+          <w:rFonts w:ascii="Microsoft YaHei" w:hAnsi="Microsoft YaHei" w:eastAsia="Microsoft YaHei"/>
+          <w:sz w:val="22"/>
+        </w:rPr>
+        <w:t>"量子场是否存在" → 变成了"变化是否有一个自洽的、可计算的描述"（这更容易回答：有）；</w:t>
+      </w:r>
+    </w:p>
+    <w:p>
+      <w:pPr>
+        <w:spacing w:after="40"/>
+        <w:ind w:left="360"/>
+      </w:pPr>
+      <w:r>
+        <w:rPr>
+          <w:rFonts w:ascii="Microsoft YaHei" w:hAnsi="Microsoft YaHei" w:eastAsia="Microsoft YaHei"/>
+          <w:b/>
+          <w:color w:val="1F4E79"/>
+          <w:sz w:val="22"/>
+        </w:rPr>
+        <w:t xml:space="preserve">• </w:t>
+      </w:r>
+      <w:r>
+        <w:rPr>
+          <w:rFonts w:ascii="Microsoft YaHei" w:hAnsi="Microsoft YaHei" w:eastAsia="Microsoft YaHei"/>
+          <w:sz w:val="22"/>
+        </w:rPr>
+        <w:t>"质量间隙从哪来" → 变成了"变化的谱为什么会有最低的非零频率"（这也更容易回答：因为内部空间是紧致的、有限的，谱天然有间隙）。</w:t>
+      </w:r>
+    </w:p>
+    <w:p>
+      <w:pPr>
+        <w:spacing w:after="80" w:line="300" w:lineRule="auto"/>
+      </w:pPr>
+      <w:r>
+        <w:rPr>
+          <w:rFonts w:ascii="Microsoft YaHei" w:hAnsi="Microsoft YaHei" w:eastAsia="Microsoft YaHei"/>
+          <w:sz w:val="22"/>
+        </w:rPr>
+        <w:t>换句话说：</w:t>
+      </w:r>
+      <w:r>
+        <w:rPr>
+          <w:rFonts w:ascii="Microsoft YaHei" w:hAnsi="Microsoft YaHei" w:eastAsia="Microsoft YaHei"/>
+          <w:b/>
+          <w:sz w:val="22"/>
+        </w:rPr>
+        <w:t>我们不再试图"直接构建场"（那是构建变化的容器，本末倒置），而是从"变化"本身出发，让场作为变化的结构涌现出来。</w:t>
+      </w:r>
+    </w:p>
+    <w:p>
+      <w:pPr>
+        <w:spacing w:after="80" w:line="300" w:lineRule="auto"/>
+      </w:pPr>
+      <w:r>
+        <w:rPr>
+          <w:rFonts w:ascii="Microsoft YaHei" w:hAnsi="Microsoft YaHei" w:eastAsia="Microsoft YaHei"/>
+          <w:sz w:val="22"/>
+        </w:rPr>
+        <w:t>这个转向，是一切后续方法的起点。它把"量子场论构造难"这个百年难题，从"数学技巧问题"重新定位成了"出发点问题"——问题不在"怎么搭容器"，而在"我们根本不该从容器出发"。</w:t>
+      </w:r>
+    </w:p>
+    <w:p>
+      <w:pPr>
+        <w:pStyle w:val="Heading3"/>
+        <w:spacing w:before="200" w:after="120"/>
+      </w:pPr>
+      <w:r>
+        <w:rPr>
+          <w:rFonts w:ascii="Microsoft YaHei" w:hAnsi="Microsoft YaHei" w:eastAsia="Microsoft YaHei"/>
+          <w:b/>
+          <w:color w:val="2E6B3A"/>
+          <w:sz w:val="26"/>
+        </w:rPr>
+        <w:t>杨-米尔斯猜想，难在哪里？</w:t>
+      </w:r>
+    </w:p>
+    <w:p>
+      <w:pPr>
+        <w:spacing w:after="80" w:line="300" w:lineRule="auto"/>
+      </w:pPr>
+      <w:r>
+        <w:rPr>
+          <w:rFonts w:ascii="Microsoft YaHei" w:hAnsi="Microsoft YaHei" w:eastAsia="Microsoft YaHei"/>
+          <w:sz w:val="22"/>
+        </w:rPr>
+        <w:t>杨-米尔斯理论是标准模型中强力（QCD）的数学骨架。克雷研究所悬赏百万美元，其实是在问两个极具体的问题：</w:t>
+      </w:r>
+    </w:p>
+    <w:p>
+      <w:pPr>
+        <w:spacing w:after="80" w:line="300" w:lineRule="auto"/>
+      </w:pPr>
+      <w:r>
+        <w:rPr>
+          <w:rFonts w:ascii="Microsoft YaHei" w:hAnsi="Microsoft YaHei" w:eastAsia="Microsoft YaHei"/>
+          <w:b/>
+          <w:sz w:val="22"/>
+        </w:rPr>
+        <w:t>第一，存在性</w:t>
+      </w:r>
+      <w:r>
+        <w:rPr>
+          <w:rFonts w:ascii="Microsoft YaHei" w:hAnsi="Microsoft YaHei" w:eastAsia="Microsoft YaHei"/>
+          <w:sz w:val="22"/>
+        </w:rPr>
+        <w:t>：在四维时空里，这个量子理论能否被严格构造出来，而不出现数学上的"爆掉"（无穷大）？</w:t>
+      </w:r>
+    </w:p>
+    <w:p>
+      <w:pPr>
+        <w:spacing w:after="80" w:line="300" w:lineRule="auto"/>
+      </w:pPr>
+      <w:r>
+        <w:rPr>
+          <w:rFonts w:ascii="Microsoft YaHei" w:hAnsi="Microsoft YaHei" w:eastAsia="Microsoft YaHei"/>
+          <w:b/>
+          <w:sz w:val="22"/>
+        </w:rPr>
+        <w:t>第二，质量间隙</w:t>
+      </w:r>
+      <w:r>
+        <w:rPr>
+          <w:rFonts w:ascii="Microsoft YaHei" w:hAnsi="Microsoft YaHei" w:eastAsia="Microsoft YaHei"/>
+          <w:sz w:val="22"/>
+        </w:rPr>
+        <w:t>：为什么胶子（强力的媒介粒子）在实验里永远被"囚禁"在强子内部，导致物理学家测不到自由的胶子？数学上，这意味着理论的最低激发态能量必须是一个</w:t>
+      </w:r>
+      <w:r>
+        <w:rPr>
+          <w:rFonts w:ascii="Microsoft YaHei" w:hAnsi="Microsoft YaHei" w:eastAsia="Microsoft YaHei"/>
+          <w:b/>
+          <w:sz w:val="22"/>
+        </w:rPr>
+        <w:t>正数</w:t>
+      </w:r>
+      <w:r>
+        <w:rPr>
+          <w:rFonts w:ascii="Microsoft YaHei" w:hAnsi="Microsoft YaHei" w:eastAsia="Microsoft YaHei"/>
+          <w:sz w:val="22"/>
+        </w:rPr>
+        <w:t>（大于零），而不是连续地从零开始。</w:t>
+      </w:r>
+    </w:p>
+    <w:p>
+      <w:pPr>
+        <w:spacing w:after="80" w:line="300" w:lineRule="auto"/>
+      </w:pPr>
+      <w:r>
+        <w:rPr>
+          <w:rFonts w:ascii="Microsoft YaHei" w:hAnsi="Microsoft YaHei" w:eastAsia="Microsoft YaHei"/>
+          <w:sz w:val="22"/>
+        </w:rPr>
+        <w:t>传统方法为什么卡住了？因为传统量子场论先架设一个"时空舞台"，再在这个舞台上定义场的涨落。而在四维时空里，这个涨落的"幅度"在短距离（高能量）下会剧烈震荡，使得"质量间隙"这个正数始终算不出来——要么得到零（无质量），要么得到无穷大。</w:t>
+      </w:r>
+    </w:p>
+    <w:p>
+      <w:pPr>
+        <w:spacing w:after="80" w:line="300" w:lineRule="auto"/>
+      </w:pPr>
+      <w:r>
+        <w:rPr>
+          <w:rFonts w:ascii="Microsoft YaHei" w:hAnsi="Microsoft YaHei" w:eastAsia="Microsoft YaHei"/>
+          <w:b/>
+          <w:sz w:val="22"/>
+        </w:rPr>
+        <w:t>我们的回答：把问题从"四维时空"搬到"三维紧致内部空间（RP³）"来问。</w:t>
+      </w:r>
+    </w:p>
+    <w:p>
+      <w:pPr>
+        <w:spacing w:after="80" w:line="300" w:lineRule="auto"/>
+      </w:pPr>
+      <w:r>
+        <w:rPr>
+          <w:rFonts w:ascii="Microsoft YaHei" w:hAnsi="Microsoft YaHei" w:eastAsia="Microsoft YaHei"/>
+          <w:sz w:val="22"/>
+        </w:rPr>
+        <w:t xml:space="preserve">在紧致空间里，振动模式天然是分立的——就像一根两端固定的琴弦，频率只能是基频、二倍频、三倍频……最低的那个非零频率，天然就是"间隙"。我们框架里的质量间隙 </w:t>
+      </w:r>
+      <w:r>
+        <w:rPr>
+          <w:rFonts w:ascii="Consolas" w:hAnsi="Consolas" w:eastAsia="Microsoft YaHei"/>
+          <w:color w:val="8C2F2F"/>
+          <w:sz w:val="20"/>
+        </w:rPr>
+        <w:t>m_δ</w:t>
+      </w:r>
+      <w:r>
+        <w:rPr>
+          <w:rFonts w:ascii="Microsoft YaHei" w:hAnsi="Microsoft YaHei" w:eastAsia="Microsoft YaHei"/>
+          <w:sz w:val="22"/>
+        </w:rPr>
+        <w:t>，</w:t>
+      </w:r>
+      <w:r>
+        <w:rPr>
+          <w:rFonts w:ascii="Microsoft YaHei" w:hAnsi="Microsoft YaHei" w:eastAsia="Microsoft YaHei"/>
+          <w:b/>
+          <w:sz w:val="22"/>
+        </w:rPr>
+        <w:t>恰恰就是 RP³ 这根"琴弦"的最低非零频率</w:t>
+      </w:r>
+      <w:r>
+        <w:rPr>
+          <w:rFonts w:ascii="Microsoft YaHei" w:hAnsi="Microsoft YaHei" w:eastAsia="Microsoft YaHei"/>
+          <w:sz w:val="22"/>
+        </w:rPr>
+        <w:t>。它不是靠复杂的微扰计算"凑"出来的，而是</w:t>
+      </w:r>
+      <w:r>
+        <w:rPr>
+          <w:rFonts w:ascii="Microsoft YaHei" w:hAnsi="Microsoft YaHei" w:eastAsia="Microsoft YaHei"/>
+          <w:b/>
+          <w:sz w:val="22"/>
+        </w:rPr>
+        <w:t>谱的固有属性</w:t>
+      </w:r>
+      <w:r>
+        <w:rPr>
+          <w:rFonts w:ascii="Microsoft YaHei" w:hAnsi="Microsoft YaHei" w:eastAsia="Microsoft YaHei"/>
+          <w:sz w:val="22"/>
+        </w:rPr>
+        <w:t>。</w:t>
+      </w:r>
+    </w:p>
+    <w:p>
+      <w:pPr>
+        <w:spacing w:after="80" w:line="300" w:lineRule="auto"/>
+      </w:pPr>
+      <w:r>
+        <w:rPr>
+          <w:rFonts w:ascii="Microsoft YaHei" w:hAnsi="Microsoft YaHei" w:eastAsia="Microsoft YaHei"/>
+          <w:sz w:val="22"/>
+        </w:rPr>
+        <w:t>所以，与其说我们"解决了"杨-米尔斯猜想，不如说我们</w:t>
+      </w:r>
+      <w:r>
+        <w:rPr>
+          <w:rFonts w:ascii="Microsoft YaHei" w:hAnsi="Microsoft YaHei" w:eastAsia="Microsoft YaHei"/>
+          <w:b/>
+          <w:sz w:val="22"/>
+        </w:rPr>
+        <w:t>绕开了它原来的设定</w:t>
+      </w:r>
+      <w:r>
+        <w:rPr>
+          <w:rFonts w:ascii="Microsoft YaHei" w:hAnsi="Microsoft YaHei" w:eastAsia="Microsoft YaHei"/>
+          <w:sz w:val="22"/>
+        </w:rPr>
+        <w:t>：我们不是在四维时空里构造场，而是在三维紧致谱上定义物理量——间隙自然就在那里。</w:t>
+      </w:r>
+    </w:p>
+    <w:p>
+      <w:pPr>
+        <w:spacing w:after="80" w:line="300" w:lineRule="auto"/>
+      </w:pPr>
+      <w:r>
+        <w:rPr>
+          <w:rFonts w:ascii="Microsoft YaHei" w:hAnsi="Microsoft YaHei" w:eastAsia="Microsoft YaHei"/>
+          <w:sz w:val="22"/>
+        </w:rPr>
+        <w:t xml:space="preserve">&gt; </w:t>
+      </w:r>
+      <w:r>
+        <w:rPr>
+          <w:rFonts w:ascii="Microsoft YaHei" w:hAnsi="Microsoft YaHei" w:eastAsia="Microsoft YaHei"/>
+          <w:b/>
+          <w:sz w:val="22"/>
+        </w:rPr>
+        <w:t>一句话</w:t>
+      </w:r>
+      <w:r>
+        <w:rPr>
+          <w:rFonts w:ascii="Microsoft YaHei" w:hAnsi="Microsoft YaHei" w:eastAsia="Microsoft YaHei"/>
+          <w:sz w:val="22"/>
+        </w:rPr>
+        <w:t>：杨-米尔斯猜想的难点在于"容器"本身会发散；我们把"容器"换成了紧致的谱，"间隙"就不再是难题，而成了起点。</w:t>
       </w:r>
     </w:p>
     <w:p>
@@ -3176,19 +2985,7 @@
           <w:color w:val="1F4E79"/>
           <w:sz w:val="32"/>
         </w:rPr>
-        <w:t>五、方法的几个关键要点</w:t>
-      </w:r>
-    </w:p>
-    <w:p>
-      <w:pPr>
-        <w:spacing w:after="80" w:line="300" w:lineRule="auto"/>
-      </w:pPr>
-      <w:r>
-        <w:rPr>
-          <w:rFonts w:ascii="Microsoft YaHei" w:hAnsi="Microsoft YaHei" w:eastAsia="Microsoft YaHei"/>
-          <w:sz w:val="22"/>
-        </w:rPr>
-        <w:t>这一章把我们的方法拆成几个可操作的技术要点。每一个都对应一个具体的、已在代码里实现的计算环节。</w:t>
+        <w:t>四、换个起点：从"变化"出发，用谱求和</w:t>
       </w:r>
     </w:p>
     <w:p>
@@ -3203,7 +3000,7 @@
           <w:color w:val="2E6B3A"/>
           <w:sz w:val="26"/>
         </w:rPr>
-        <w:t>要点一：谱的三个层次</w:t>
+        <w:t>怎么"抓住"变化？</w:t>
       </w:r>
     </w:p>
     <w:p>
@@ -3215,7 +3012,66 @@
           <w:rFonts w:ascii="Microsoft YaHei" w:hAnsi="Microsoft YaHei" w:eastAsia="Microsoft YaHei"/>
           <w:sz w:val="22"/>
         </w:rPr>
-        <w:t>我们区分谱的三个层次，由具体到抽象：</w:t>
+        <w:t>如果变化是本体，那第一个实际问题就是：</w:t>
+      </w:r>
+      <w:r>
+        <w:rPr>
+          <w:rFonts w:ascii="Microsoft YaHei" w:hAnsi="Microsoft YaHei" w:eastAsia="Microsoft YaHei"/>
+          <w:b/>
+          <w:sz w:val="22"/>
+        </w:rPr>
+        <w:t>我们怎么在数学上"抓住"变化、分析变化？</w:t>
+      </w:r>
+    </w:p>
+    <w:p>
+      <w:pPr>
+        <w:spacing w:after="80" w:line="300" w:lineRule="auto"/>
+      </w:pPr>
+      <w:r>
+        <w:rPr>
+          <w:rFonts w:ascii="Microsoft YaHei" w:hAnsi="Microsoft YaHei" w:eastAsia="Microsoft YaHei"/>
+          <w:sz w:val="22"/>
+        </w:rPr>
+        <w:t>答案是：用</w:t>
+      </w:r>
+      <w:r>
+        <w:rPr>
+          <w:rFonts w:ascii="Microsoft YaHei" w:hAnsi="Microsoft YaHei" w:eastAsia="Microsoft YaHei"/>
+          <w:b/>
+          <w:sz w:val="22"/>
+        </w:rPr>
+        <w:t>谱</w:t>
+      </w:r>
+      <w:r>
+        <w:rPr>
+          <w:rFonts w:ascii="Microsoft YaHei" w:hAnsi="Microsoft YaHei" w:eastAsia="Microsoft YaHei"/>
+          <w:sz w:val="22"/>
+        </w:rPr>
+        <w:t>。</w:t>
+      </w:r>
+    </w:p>
+    <w:p>
+      <w:pPr>
+        <w:spacing w:after="80" w:line="300" w:lineRule="auto"/>
+      </w:pPr>
+      <w:r>
+        <w:rPr>
+          <w:rFonts w:ascii="Microsoft YaHei" w:hAnsi="Microsoft YaHei" w:eastAsia="Microsoft YaHei"/>
+          <w:sz w:val="22"/>
+        </w:rPr>
+        <w:t>什么是谱？谱就是"一组频率的集合"。</w:t>
+      </w:r>
+    </w:p>
+    <w:p>
+      <w:pPr>
+        <w:spacing w:after="80" w:line="300" w:lineRule="auto"/>
+      </w:pPr>
+      <w:r>
+        <w:rPr>
+          <w:rFonts w:ascii="Microsoft YaHei" w:hAnsi="Microsoft YaHei" w:eastAsia="Microsoft YaHei"/>
+          <w:sz w:val="22"/>
+        </w:rPr>
+        <w:t>一个会变化的东西，无论它是什么，都可以被分解成一组基本的振动模式，每个模式有一个频率。把这些频率全部列出来，就得到了这个系统的"谱"。</w:t>
       </w:r>
     </w:p>
     <w:p>
@@ -3230,22 +3086,14 @@
           <w:color w:val="1F4E79"/>
           <w:sz w:val="22"/>
         </w:rPr>
-        <w:t xml:space="preserve">1. </w:t>
-      </w:r>
-      <w:r>
-        <w:rPr>
-          <w:rFonts w:ascii="Microsoft YaHei" w:hAnsi="Microsoft YaHei" w:eastAsia="Microsoft YaHei"/>
-          <w:b/>
-          <w:sz w:val="22"/>
-        </w:rPr>
-        <w:t>离散谱</w:t>
-      </w:r>
-      <w:r>
-        <w:rPr>
-          <w:rFonts w:ascii="Microsoft YaHei" w:hAnsi="Microsoft YaHei" w:eastAsia="Microsoft YaHei"/>
-          <w:sz w:val="22"/>
-        </w:rPr>
-        <w:t>（最具体）：一个个具体的量——粒子的质量、能隙、三代费米子的层级、规范耦合常数。这是最终要和观测对照的东西。</w:t>
+        <w:t xml:space="preserve">• </w:t>
+      </w:r>
+      <w:r>
+        <w:rPr>
+          <w:rFonts w:ascii="Microsoft YaHei" w:hAnsi="Microsoft YaHei" w:eastAsia="Microsoft YaHei"/>
+          <w:sz w:val="22"/>
+        </w:rPr>
+        <w:t>一根琴弦有它的谱（基音 + 泛音）；</w:t>
       </w:r>
     </w:p>
     <w:p>
@@ -3260,22 +3108,14 @@
           <w:color w:val="1F4E79"/>
           <w:sz w:val="22"/>
         </w:rPr>
-        <w:t xml:space="preserve">2. </w:t>
-      </w:r>
-      <w:r>
-        <w:rPr>
-          <w:rFonts w:ascii="Microsoft YaHei" w:hAnsi="Microsoft YaHei" w:eastAsia="Microsoft YaHei"/>
-          <w:b/>
-          <w:sz w:val="22"/>
-        </w:rPr>
-        <w:t>谱和</w:t>
-      </w:r>
-      <w:r>
-        <w:rPr>
-          <w:rFonts w:ascii="Microsoft YaHei" w:hAnsi="Microsoft YaHei" w:eastAsia="Microsoft YaHei"/>
-          <w:sz w:val="22"/>
-        </w:rPr>
-        <w:t>（中间层）：对谱做求和、取迹、计算密度——比如"窗口容量"（一个窗口里能装下多少谱模）。这是从离散谱走向连续极限的桥梁。</w:t>
+        <w:t xml:space="preserve">• </w:t>
+      </w:r>
+      <w:r>
+        <w:rPr>
+          <w:rFonts w:ascii="Microsoft YaHei" w:hAnsi="Microsoft YaHei" w:eastAsia="Microsoft YaHei"/>
+          <w:sz w:val="22"/>
+        </w:rPr>
+        <w:t>一面鼓有它的谱（鼓面振动的各个频率）；</w:t>
       </w:r>
     </w:p>
     <w:p>
@@ -3290,22 +3130,36 @@
           <w:color w:val="1F4E79"/>
           <w:sz w:val="22"/>
         </w:rPr>
-        <w:t xml:space="preserve">3. </w:t>
-      </w:r>
-      <w:r>
-        <w:rPr>
-          <w:rFonts w:ascii="Microsoft YaHei" w:hAnsi="Microsoft YaHei" w:eastAsia="Microsoft YaHei"/>
-          <w:b/>
-          <w:sz w:val="22"/>
-        </w:rPr>
-        <w:t>连续极限 / 正规化</w:t>
-      </w:r>
-      <w:r>
-        <w:rPr>
-          <w:rFonts w:ascii="Microsoft YaHei" w:hAnsi="Microsoft YaHei" w:eastAsia="Microsoft YaHei"/>
-          <w:sz w:val="22"/>
-        </w:rPr>
-        <w:t>（最抽象）：用 Weyl 律、热核展开、KK 约化等方法，处理谱在无穷远处的行为。这是让计算"收敛、不发散"的关键。</w:t>
+        <w:t xml:space="preserve">• </w:t>
+      </w:r>
+      <w:r>
+        <w:rPr>
+          <w:rFonts w:ascii="Microsoft YaHei" w:hAnsi="Microsoft YaHei" w:eastAsia="Microsoft YaHei"/>
+          <w:sz w:val="22"/>
+        </w:rPr>
+        <w:t>一个原子有它的谱（电子能级之间的跃迁频率）；</w:t>
+      </w:r>
+    </w:p>
+    <w:p>
+      <w:pPr>
+        <w:spacing w:after="40"/>
+        <w:ind w:left="360"/>
+      </w:pPr>
+      <w:r>
+        <w:rPr>
+          <w:rFonts w:ascii="Microsoft YaHei" w:hAnsi="Microsoft YaHei" w:eastAsia="Microsoft YaHei"/>
+          <w:b/>
+          <w:color w:val="1F4E79"/>
+          <w:sz w:val="22"/>
+        </w:rPr>
+        <w:t xml:space="preserve">• </w:t>
+      </w:r>
+      <w:r>
+        <w:rPr>
+          <w:rFonts w:ascii="Microsoft YaHei" w:hAnsi="Microsoft YaHei" w:eastAsia="Microsoft YaHei"/>
+          <w:sz w:val="22"/>
+        </w:rPr>
+        <w:t>我们的内部空间（RP³）也有它的谱（各种振动模式的频率）。</w:t>
       </w:r>
     </w:p>
     <w:p>
@@ -3315,9 +3169,44 @@
       <w:r>
         <w:rPr>
           <w:rFonts w:ascii="Microsoft YaHei" w:hAnsi="Microsoft YaHei" w:eastAsia="Microsoft YaHei"/>
-          <w:sz w:val="22"/>
-        </w:rPr>
-        <w:t>三个层次缺一不可：没有离散谱就没有可对照的预言；没有谱和就没有内部自洽；没有连续极限就没有"不发散"。这套三层结构，对应了"具体 ↔ 中间 ↔ 抽象"的完整链条。</w:t>
+          <w:b/>
+          <w:sz w:val="22"/>
+        </w:rPr>
+        <w:t>谱，就是"变化"最自然的数学语言。</w:t>
+      </w:r>
+      <w:r>
+        <w:rPr>
+          <w:rFonts w:ascii="Microsoft YaHei" w:hAnsi="Microsoft YaHei" w:eastAsia="Microsoft YaHei"/>
+          <w:sz w:val="22"/>
+        </w:rPr>
+        <w:t xml:space="preserve"> 你说不出"变化"是什么"东西"，但你可以完整地列出"变化"的所有频率——这就是对它最忠实、最不添油加醋的描述。</w:t>
+      </w:r>
+    </w:p>
+    <w:p>
+      <w:pPr>
+        <w:spacing w:after="80" w:line="300" w:lineRule="auto"/>
+      </w:pPr>
+      <w:r>
+        <w:rPr>
+          <w:rFonts w:ascii="Microsoft YaHei" w:hAnsi="Microsoft YaHei" w:eastAsia="Microsoft YaHei"/>
+          <w:sz w:val="22"/>
+        </w:rPr>
+        <w:t>为什么谱比"场"更根本？因为场是"弥漫在时空里的量"，它偷偷依赖了时空这个（不存在的）背景；而谱只是一串频率，</w:t>
+      </w:r>
+      <w:r>
+        <w:rPr>
+          <w:rFonts w:ascii="Microsoft YaHei" w:hAnsi="Microsoft YaHei" w:eastAsia="Microsoft YaHei"/>
+          <w:b/>
+          <w:sz w:val="22"/>
+        </w:rPr>
+        <w:t>它不需要时空背景，只需要"变化"本身</w:t>
+      </w:r>
+      <w:r>
+        <w:rPr>
+          <w:rFonts w:ascii="Microsoft YaHei" w:hAnsi="Microsoft YaHei" w:eastAsia="Microsoft YaHei"/>
+          <w:sz w:val="22"/>
+        </w:rPr>
+        <w:t>。你可以在一个抽象的内部空间里定义变化，然后问它的谱——全程不必提到"时空"。</w:t>
       </w:r>
     </w:p>
     <w:p>
@@ -3332,7 +3221,7 @@
           <w:color w:val="2E6B3A"/>
           <w:sz w:val="26"/>
         </w:rPr>
-        <w:t>要点二：双端正规化</w:t>
+        <w:t>谱求和：从谱出发，对偶地重建一切</w:t>
       </w:r>
     </w:p>
     <w:p>
@@ -3344,97 +3233,22 @@
           <w:rFonts w:ascii="Microsoft YaHei" w:hAnsi="Microsoft YaHei" w:eastAsia="Microsoft YaHei"/>
           <w:sz w:val="22"/>
         </w:rPr>
-        <w:t>谱在两端都会"发散"，需要分别处理：</w:t>
-      </w:r>
-    </w:p>
-    <w:p>
-      <w:pPr>
-        <w:spacing w:after="40"/>
-        <w:ind w:left="360"/>
-      </w:pPr>
-      <w:r>
-        <w:rPr>
-          <w:rFonts w:ascii="Microsoft YaHei" w:hAnsi="Microsoft YaHei" w:eastAsia="Microsoft YaHei"/>
-          <w:b/>
-          <w:color w:val="1F4E79"/>
-          <w:sz w:val="22"/>
-        </w:rPr>
-        <w:t xml:space="preserve">• </w:t>
-      </w:r>
-      <w:r>
-        <w:rPr>
-          <w:rFonts w:ascii="Microsoft YaHei" w:hAnsi="Microsoft YaHei" w:eastAsia="Microsoft YaHei"/>
-          <w:b/>
-          <w:sz w:val="22"/>
-        </w:rPr>
-        <w:t>紫外端（UV，高频率）</w:t>
-      </w:r>
-      <w:r>
-        <w:rPr>
-          <w:rFonts w:ascii="Microsoft YaHei" w:hAnsi="Microsoft YaHei" w:eastAsia="Microsoft YaHei"/>
-          <w:sz w:val="22"/>
-        </w:rPr>
-        <w:t>：频率越高，模越多，求和会爆炸。我们用</w:t>
-      </w:r>
-      <w:r>
-        <w:rPr>
-          <w:rFonts w:ascii="Microsoft YaHei" w:hAnsi="Microsoft YaHei" w:eastAsia="Microsoft YaHei"/>
-          <w:b/>
-          <w:sz w:val="22"/>
-        </w:rPr>
-        <w:t>高斯窗</w:t>
-      </w:r>
-      <w:r>
-        <w:rPr>
-          <w:rFonts w:ascii="Microsoft YaHei" w:hAnsi="Microsoft YaHei" w:eastAsia="Microsoft YaHei"/>
-          <w:sz w:val="22"/>
-        </w:rPr>
-        <w:t>（热核）把高频模平滑地截断——不是生硬地一刀切，而是用高斯函数温柔地"关窗"。为什么用高斯窗而不是硬截断？因为硬截断会引入人为的"边界痕迹"，而高斯窗是自然的、平滑的、不会留下假象。</w:t>
-      </w:r>
-    </w:p>
-    <w:p>
-      <w:pPr>
-        <w:spacing w:after="40"/>
-        <w:ind w:left="360"/>
-      </w:pPr>
-      <w:r>
-        <w:rPr>
-          <w:rFonts w:ascii="Microsoft YaHei" w:hAnsi="Microsoft YaHei" w:eastAsia="Microsoft YaHei"/>
-          <w:b/>
-          <w:color w:val="1F4E79"/>
-          <w:sz w:val="22"/>
-        </w:rPr>
-        <w:t xml:space="preserve">• </w:t>
-      </w:r>
-      <w:r>
-        <w:rPr>
-          <w:rFonts w:ascii="Microsoft YaHei" w:hAnsi="Microsoft YaHei" w:eastAsia="Microsoft YaHei"/>
-          <w:b/>
-          <w:sz w:val="22"/>
-        </w:rPr>
-        <w:t>红外端（IR，低频率）</w:t>
-      </w:r>
-      <w:r>
-        <w:rPr>
-          <w:rFonts w:ascii="Microsoft YaHei" w:hAnsi="Microsoft YaHei" w:eastAsia="Microsoft YaHei"/>
-          <w:sz w:val="22"/>
-        </w:rPr>
-        <w:t>：频率越低，涉及的范围越大，求和会延伸到无穷。我们用</w:t>
-      </w:r>
-      <w:r>
-        <w:rPr>
-          <w:rFonts w:ascii="Microsoft YaHei" w:hAnsi="Microsoft YaHei" w:eastAsia="Microsoft YaHei"/>
-          <w:b/>
-          <w:sz w:val="22"/>
-        </w:rPr>
-        <w:t>熵极大原理</w:t>
-      </w:r>
-      <w:r>
-        <w:rPr>
-          <w:rFonts w:ascii="Microsoft YaHei" w:hAnsi="Microsoft YaHei" w:eastAsia="Microsoft YaHei"/>
-          <w:sz w:val="22"/>
-        </w:rPr>
-        <w:t>来固定红外端——让熵在约束下取最大。</w:t>
+        <w:t>我们的方法，叫</w:t>
+      </w:r>
+      <w:r>
+        <w:rPr>
+          <w:rFonts w:ascii="Microsoft YaHei" w:hAnsi="Microsoft YaHei" w:eastAsia="Microsoft YaHei"/>
+          <w:b/>
+          <w:sz w:val="22"/>
+        </w:rPr>
+        <w:t>谱求和（spectral-sum representation）</w:t>
+      </w:r>
+      <w:r>
+        <w:rPr>
+          <w:rFonts w:ascii="Microsoft YaHei" w:hAnsi="Microsoft YaHei" w:eastAsia="Microsoft YaHei"/>
+          <w:sz w:val="22"/>
+        </w:rPr>
+        <w:t>。</w:t>
       </w:r>
     </w:p>
     <w:p>
@@ -3446,7 +3260,111 @@
           <w:rFonts w:ascii="Microsoft YaHei" w:hAnsi="Microsoft YaHei" w:eastAsia="Microsoft YaHei"/>
           <w:sz w:val="22"/>
         </w:rPr>
-        <w:t>两端都处理好了，中间的谱求和才是良定义的。这个"双端正规化"是整套方法能"算得收敛"的基石。</w:t>
+        <w:t>思路是这样：既然变化是本体，谱是变化的完整描述，那么</w:t>
+      </w:r>
+      <w:r>
+        <w:rPr>
+          <w:rFonts w:ascii="Microsoft YaHei" w:hAnsi="Microsoft YaHei" w:eastAsia="Microsoft YaHei"/>
+          <w:b/>
+          <w:sz w:val="22"/>
+        </w:rPr>
+        <w:t>我们就从谱出发</w:t>
+      </w:r>
+      <w:r>
+        <w:rPr>
+          <w:rFonts w:ascii="Microsoft YaHei" w:hAnsi="Microsoft YaHei" w:eastAsia="Microsoft YaHei"/>
+          <w:sz w:val="22"/>
+        </w:rPr>
+        <w:t>，用谱来"对偶地"重建出物理学家需要的所有东西——场、几何、规范结构、粒子、相互作用。</w:t>
+      </w:r>
+    </w:p>
+    <w:p>
+      <w:pPr>
+        <w:spacing w:after="80" w:line="300" w:lineRule="auto"/>
+      </w:pPr>
+      <w:r>
+        <w:rPr>
+          <w:rFonts w:ascii="Microsoft YaHei" w:hAnsi="Microsoft YaHei" w:eastAsia="Microsoft YaHei"/>
+          <w:sz w:val="22"/>
+        </w:rPr>
+        <w:t>打个比方：一段音乐，本质上是一串音符（谱）。我们不去假设"音乐必须装在一个叫乐谱的容器里"，而是直接分析这串音符本身。然后我们会惊讶地发现：</w:t>
+      </w:r>
+      <w:r>
+        <w:rPr>
+          <w:rFonts w:ascii="Microsoft YaHei" w:hAnsi="Microsoft YaHei" w:eastAsia="Microsoft YaHei"/>
+          <w:b/>
+          <w:sz w:val="22"/>
+        </w:rPr>
+        <w:t>从这串音符里，能自动"长"出和声、旋律、节奏——也就是传统上认为需要"先有乐谱结构"才能有的东西。</w:t>
+      </w:r>
+    </w:p>
+    <w:p>
+      <w:pPr>
+        <w:spacing w:after="80" w:line="300" w:lineRule="auto"/>
+      </w:pPr>
+      <w:r>
+        <w:rPr>
+          <w:rFonts w:ascii="Microsoft YaHei" w:hAnsi="Microsoft YaHei" w:eastAsia="Microsoft YaHei"/>
+          <w:sz w:val="22"/>
+        </w:rPr>
+        <w:t>这就是"对偶"的含义：</w:t>
+      </w:r>
+      <w:r>
+        <w:rPr>
+          <w:rFonts w:ascii="Microsoft YaHei" w:hAnsi="Microsoft YaHei" w:eastAsia="Microsoft YaHei"/>
+          <w:b/>
+          <w:sz w:val="22"/>
+        </w:rPr>
+        <w:t>谱（变化）和物理（场、几何、规范）是同一个东西的两面。</w:t>
+      </w:r>
+      <w:r>
+        <w:rPr>
+          <w:rFonts w:ascii="Microsoft YaHei" w:hAnsi="Microsoft YaHei" w:eastAsia="Microsoft YaHei"/>
+          <w:sz w:val="22"/>
+        </w:rPr>
+        <w:t xml:space="preserve"> 你从谱这一面出发，就能对偶地看到物理那一面。而不必先假设物理那一面"本来就在"。</w:t>
+      </w:r>
+    </w:p>
+    <w:p>
+      <w:pPr>
+        <w:spacing w:after="80" w:line="300" w:lineRule="auto"/>
+      </w:pPr>
+      <w:r>
+        <w:rPr>
+          <w:rFonts w:ascii="Microsoft YaHei" w:hAnsi="Microsoft YaHei" w:eastAsia="Microsoft YaHei"/>
+          <w:sz w:val="22"/>
+        </w:rPr>
+        <w:t>举一个具体的例子，感受一下"谱如何对偶出几何"：鼓面的形状（几何）决定了鼓的音色（谱）；反过来，如果你只听鼓的声音（谱），也能反推出鼓面的形状（几何）。</w:t>
+      </w:r>
+      <w:r>
+        <w:rPr>
+          <w:rFonts w:ascii="Microsoft YaHei" w:hAnsi="Microsoft YaHei" w:eastAsia="Microsoft YaHei"/>
+          <w:b/>
+          <w:sz w:val="22"/>
+        </w:rPr>
+        <w:t>谱和几何互相决定。</w:t>
+      </w:r>
+      <w:r>
+        <w:rPr>
+          <w:rFonts w:ascii="Microsoft YaHei" w:hAnsi="Microsoft YaHei" w:eastAsia="Microsoft YaHei"/>
+          <w:sz w:val="22"/>
+        </w:rPr>
+        <w:t xml:space="preserve"> 传统思路是"先有鼓面（几何/时空），再有声音（谱）"；我们反过来说：</w:t>
+      </w:r>
+      <w:r>
+        <w:rPr>
+          <w:rFonts w:ascii="Microsoft YaHei" w:hAnsi="Microsoft YaHei" w:eastAsia="Microsoft YaHei"/>
+          <w:b/>
+          <w:sz w:val="22"/>
+        </w:rPr>
+        <w:t>从声音（谱）出发，鼓面（几何/时空）作为它的对偶涌现出来。</w:t>
+      </w:r>
+      <w:r>
+        <w:rPr>
+          <w:rFonts w:ascii="Microsoft YaHei" w:hAnsi="Microsoft YaHei" w:eastAsia="Microsoft YaHei"/>
+          <w:sz w:val="22"/>
+        </w:rPr>
+        <w:t xml:space="preserve"> 这就是"从谱到时空"的核心洞见。</w:t>
       </w:r>
     </w:p>
     <w:p>
@@ -3461,7 +3379,7 @@
           <w:color w:val="2E6B3A"/>
           <w:sz w:val="26"/>
         </w:rPr>
-        <w:t>要点三：熵是 UV↔IR 的桥梁</w:t>
+        <w:t>一句话总结我们的路线</w:t>
       </w:r>
     </w:p>
     <w:p>
@@ -3473,22 +3391,15 @@
           <w:rFonts w:ascii="Microsoft YaHei" w:hAnsi="Microsoft YaHei" w:eastAsia="Microsoft YaHei"/>
           <w:sz w:val="22"/>
         </w:rPr>
-        <w:t>一个出人意料但贯穿全局的量是</w:t>
-      </w:r>
-      <w:r>
-        <w:rPr>
-          <w:rFonts w:ascii="Microsoft YaHei" w:hAnsi="Microsoft YaHei" w:eastAsia="Microsoft YaHei"/>
-          <w:b/>
-          <w:sz w:val="22"/>
-        </w:rPr>
-        <w:t>熵</w:t>
-      </w:r>
-      <w:r>
-        <w:rPr>
-          <w:rFonts w:ascii="Microsoft YaHei" w:hAnsi="Microsoft YaHei" w:eastAsia="Microsoft YaHei"/>
-          <w:sz w:val="22"/>
-        </w:rPr>
-        <w:t>。</w:t>
+        <w:t>传统量子场论：</w:t>
+      </w:r>
+      <w:r>
+        <w:rPr>
+          <w:rFonts w:ascii="Microsoft YaHei" w:hAnsi="Microsoft YaHei" w:eastAsia="Microsoft YaHei"/>
+          <w:b/>
+          <w:sz w:val="22"/>
+        </w:rPr>
+        <w:t>先建场（容器）→ 再放变化 → 用量子化规则（测度）缝合。</w:t>
       </w:r>
     </w:p>
     <w:p>
@@ -3500,52 +3411,15 @@
           <w:rFonts w:ascii="Microsoft YaHei" w:hAnsi="Microsoft YaHei" w:eastAsia="Microsoft YaHei"/>
           <w:sz w:val="22"/>
         </w:rPr>
-        <w:t xml:space="preserve">我们算出，从紫外窗口到红外窗口的"跨度"，取对数之后是 </w:t>
-      </w:r>
-      <w:r>
-        <w:rPr>
-          <w:rFonts w:ascii="Consolas" w:hAnsi="Consolas" w:eastAsia="Microsoft YaHei"/>
-          <w:color w:val="8C2F2F"/>
-          <w:sz w:val="20"/>
-        </w:rPr>
-        <w:t>∫γ_M = ln(窗口跨度) = 139.253</w:t>
-      </w:r>
-      <w:r>
-        <w:rPr>
-          <w:rFonts w:ascii="Microsoft YaHei" w:hAnsi="Microsoft YaHei" w:eastAsia="Microsoft YaHei"/>
-          <w:sz w:val="22"/>
-        </w:rPr>
-        <w:t xml:space="preserve">。这个数，正是一个玻尔兹曼熵 </w:t>
-      </w:r>
-      <w:r>
-        <w:rPr>
-          <w:rFonts w:ascii="Consolas" w:hAnsi="Consolas" w:eastAsia="Microsoft YaHei"/>
-          <w:color w:val="8C2F2F"/>
-          <w:sz w:val="20"/>
-        </w:rPr>
-        <w:t>S = ln W</w:t>
-      </w:r>
-      <w:r>
-        <w:rPr>
-          <w:rFonts w:ascii="Microsoft YaHei" w:hAnsi="Microsoft YaHei" w:eastAsia="Microsoft YaHei"/>
-          <w:sz w:val="22"/>
-        </w:rPr>
-        <w:t xml:space="preserve">——其中 </w:t>
-      </w:r>
-      <w:r>
-        <w:rPr>
-          <w:rFonts w:ascii="Consolas" w:hAnsi="Consolas" w:eastAsia="Microsoft YaHei"/>
-          <w:color w:val="8C2F2F"/>
-          <w:sz w:val="20"/>
-        </w:rPr>
-        <w:t>W</w:t>
-      </w:r>
-      <w:r>
-        <w:rPr>
-          <w:rFonts w:ascii="Microsoft YaHei" w:hAnsi="Microsoft YaHei" w:eastAsia="Microsoft YaHei"/>
-          <w:sz w:val="22"/>
-        </w:rPr>
-        <w:t xml:space="preserve"> 是"窗口能容纳的变化方式数"。</w:t>
+        <w:t>我们的路线：</w:t>
+      </w:r>
+      <w:r>
+        <w:rPr>
+          <w:rFonts w:ascii="Microsoft YaHei" w:hAnsi="Microsoft YaHei" w:eastAsia="Microsoft YaHei"/>
+          <w:b/>
+          <w:sz w:val="22"/>
+        </w:rPr>
+        <w:t>变化是本体 → 用谱描述变化 → 从谱对偶地涌现出场、几何、规范 → 最终涌现出 4 维时空里的全部物理。</w:t>
       </w:r>
     </w:p>
     <w:p>
@@ -3555,44 +3429,9 @@
       <w:r>
         <w:rPr>
           <w:rFonts w:ascii="Microsoft YaHei" w:hAnsi="Microsoft YaHei" w:eastAsia="Microsoft YaHei"/>
-          <w:b/>
-          <w:sz w:val="22"/>
-        </w:rPr>
-        <w:t>熵，成了连接紫外和红外、连接微观和宏观的桥梁。</w:t>
-      </w:r>
-      <w:r>
-        <w:rPr>
-          <w:rFonts w:ascii="Microsoft YaHei" w:hAnsi="Microsoft YaHei" w:eastAsia="Microsoft YaHei"/>
-          <w:sz w:val="22"/>
-        </w:rPr>
-        <w:t xml:space="preserve"> 这是整套方法里最优雅的一条线索：它把"变化有多少种方式"这个纯粹计数的问题，和"宇宙看起来是什么样"联系了起来。</w:t>
-      </w:r>
-    </w:p>
-    <w:p>
-      <w:pPr>
-        <w:spacing w:after="80" w:line="300" w:lineRule="auto"/>
-      </w:pPr>
-      <w:r>
-        <w:rPr>
-          <w:rFonts w:ascii="Microsoft YaHei" w:hAnsi="Microsoft YaHei" w:eastAsia="Microsoft YaHei"/>
-          <w:sz w:val="22"/>
-        </w:rPr>
-        <w:t>熵在这里不是热力学里的"混乱程度"，而是一个更普适的概念：</w:t>
-      </w:r>
-      <w:r>
-        <w:rPr>
-          <w:rFonts w:ascii="Microsoft YaHei" w:hAnsi="Microsoft YaHei" w:eastAsia="Microsoft YaHei"/>
-          <w:b/>
-          <w:sz w:val="22"/>
-        </w:rPr>
-        <w:t>熵 = 变化方式数的对数</w:t>
-      </w:r>
-      <w:r>
-        <w:rPr>
-          <w:rFonts w:ascii="Microsoft YaHei" w:hAnsi="Microsoft YaHei" w:eastAsia="Microsoft YaHei"/>
-          <w:sz w:val="22"/>
-        </w:rPr>
-        <w:t>。这个窗口能容纳多少种不同的变化方式，它的对数就是熵。而正是这个熵，把高频端（普朗克尺度）和低频端（哈勃尺度）这两个极端，焊成了一体。</w:t>
+          <w:sz w:val="22"/>
+        </w:rPr>
+        <w:t>这条路线绕开了"测度依赖时空"的死结：因为我们根本不从"时空里的场"出发，而是从"变化的谱"出发。谱不需要"时空背景"——它只需要"变化"本身。</w:t>
       </w:r>
     </w:p>
     <w:p>
@@ -3607,7 +3446,7 @@
           <w:color w:val="2E6B3A"/>
           <w:sz w:val="26"/>
         </w:rPr>
-        <w:t>要点四：最高原理——对偶性涌现</w:t>
+        <w:t>物理学家怎么判断一个理论是"严格"的？——Wightman 公理</w:t>
       </w:r>
     </w:p>
     <w:p>
@@ -3619,22 +3458,22 @@
           <w:rFonts w:ascii="Microsoft YaHei" w:hAnsi="Microsoft YaHei" w:eastAsia="Microsoft YaHei"/>
           <w:sz w:val="22"/>
         </w:rPr>
-        <w:t>贯穿一切的最高原理，我们称之为</w:t>
-      </w:r>
-      <w:r>
-        <w:rPr>
-          <w:rFonts w:ascii="Microsoft YaHei" w:hAnsi="Microsoft YaHei" w:eastAsia="Microsoft YaHei"/>
-          <w:b/>
-          <w:sz w:val="22"/>
-        </w:rPr>
-        <w:t>"对偶性涌现"（duality emergence）</w:t>
-      </w:r>
-      <w:r>
-        <w:rPr>
-          <w:rFonts w:ascii="Microsoft YaHei" w:hAnsi="Microsoft YaHei" w:eastAsia="Microsoft YaHei"/>
-          <w:sz w:val="22"/>
-        </w:rPr>
-        <w:t>：</w:t>
+        <w:t xml:space="preserve">在数学物理里，判断一个量子场论是否"严丝合缝"，有一个公认的黄金标准，叫 </w:t>
+      </w:r>
+      <w:r>
+        <w:rPr>
+          <w:rFonts w:ascii="Microsoft YaHei" w:hAnsi="Microsoft YaHei" w:eastAsia="Microsoft YaHei"/>
+          <w:b/>
+          <w:sz w:val="22"/>
+        </w:rPr>
+        <w:t>Wightman 公理</w:t>
+      </w:r>
+      <w:r>
+        <w:rPr>
+          <w:rFonts w:ascii="Microsoft YaHei" w:hAnsi="Microsoft YaHei" w:eastAsia="Microsoft YaHei"/>
+          <w:sz w:val="22"/>
+        </w:rPr>
+        <w:t>。它是 20 世纪 50 年代由 Wightman 提出的，包含几条规则（大致是：存在希尔伯特空间、存在真空态、场算符是分布、满足相对论协变性、满足局域性、满足谱条件等等）。</w:t>
       </w:r>
     </w:p>
     <w:p>
@@ -3646,7 +3485,7 @@
           <w:rFonts w:ascii="Microsoft YaHei" w:hAnsi="Microsoft YaHei" w:eastAsia="Microsoft YaHei"/>
           <w:sz w:val="22"/>
         </w:rPr>
-        <w:t>&gt; 谱 → 对偶 → 规范/几何/熵 → 涌现 → 4 维物理。</w:t>
+        <w:t>任何自称"正经"的量子场论，最好能落在 Wightman 框架里。标准模型就是——但要严格证明它完全满足 Wightman 公理，太难了，至今没人做到。</w:t>
       </w:r>
     </w:p>
     <w:p>
@@ -3656,129 +3495,10 @@
       <w:r>
         <w:rPr>
           <w:rFonts w:ascii="Microsoft YaHei" w:hAnsi="Microsoft YaHei" w:eastAsia="Microsoft YaHei"/>
-          <w:sz w:val="22"/>
-        </w:rPr>
-        <w:t>有四个对偶在同一个框架里统一：</w:t>
-      </w:r>
-    </w:p>
-    <w:p>
-      <w:pPr>
-        <w:spacing w:after="40"/>
-        <w:ind w:left="360"/>
-      </w:pPr>
-      <w:r>
-        <w:rPr>
-          <w:rFonts w:ascii="Microsoft YaHei" w:hAnsi="Microsoft YaHei" w:eastAsia="Microsoft YaHei"/>
-          <w:b/>
-          <w:color w:val="1F4E79"/>
-          <w:sz w:val="22"/>
-        </w:rPr>
-        <w:t xml:space="preserve">• </w:t>
-      </w:r>
-      <w:r>
-        <w:rPr>
-          <w:rFonts w:ascii="Microsoft YaHei" w:hAnsi="Microsoft YaHei" w:eastAsia="Microsoft YaHei"/>
-          <w:b/>
-          <w:sz w:val="22"/>
-        </w:rPr>
-        <w:t>共形 ↔ 规范</w:t>
-      </w:r>
-      <w:r>
-        <w:rPr>
-          <w:rFonts w:ascii="Microsoft YaHei" w:hAnsi="Microsoft YaHei" w:eastAsia="Microsoft YaHei"/>
-          <w:sz w:val="22"/>
-        </w:rPr>
-        <w:t>（时空的缩放对称 对偶于 规范对称）；</w:t>
-      </w:r>
-    </w:p>
-    <w:p>
-      <w:pPr>
-        <w:spacing w:after="40"/>
-        <w:ind w:left="360"/>
-      </w:pPr>
-      <w:r>
-        <w:rPr>
-          <w:rFonts w:ascii="Microsoft YaHei" w:hAnsi="Microsoft YaHei" w:eastAsia="Microsoft YaHei"/>
-          <w:b/>
-          <w:color w:val="1F4E79"/>
-          <w:sz w:val="22"/>
-        </w:rPr>
-        <w:t xml:space="preserve">• </w:t>
-      </w:r>
-      <w:r>
-        <w:rPr>
-          <w:rFonts w:ascii="Microsoft YaHei" w:hAnsi="Microsoft YaHei" w:eastAsia="Microsoft YaHei"/>
-          <w:b/>
-          <w:sz w:val="22"/>
-        </w:rPr>
-        <w:t>几何 ↔ 规范</w:t>
-      </w:r>
-      <w:r>
-        <w:rPr>
-          <w:rFonts w:ascii="Microsoft YaHei" w:hAnsi="Microsoft YaHei" w:eastAsia="Microsoft YaHei"/>
-          <w:sz w:val="22"/>
-        </w:rPr>
-        <w:t>（内部空间的几何 对偶于 规范群结构）；</w:t>
-      </w:r>
-    </w:p>
-    <w:p>
-      <w:pPr>
-        <w:spacing w:after="40"/>
-        <w:ind w:left="360"/>
-      </w:pPr>
-      <w:r>
-        <w:rPr>
-          <w:rFonts w:ascii="Microsoft YaHei" w:hAnsi="Microsoft YaHei" w:eastAsia="Microsoft YaHei"/>
-          <w:b/>
-          <w:color w:val="1F4E79"/>
-          <w:sz w:val="22"/>
-        </w:rPr>
-        <w:t xml:space="preserve">• </w:t>
-      </w:r>
-      <w:r>
-        <w:rPr>
-          <w:rFonts w:ascii="Microsoft YaHei" w:hAnsi="Microsoft YaHei" w:eastAsia="Microsoft YaHei"/>
-          <w:b/>
-          <w:sz w:val="22"/>
-        </w:rPr>
-        <w:t>UV ↔ IR</w:t>
-      </w:r>
-      <w:r>
-        <w:rPr>
-          <w:rFonts w:ascii="Microsoft YaHei" w:hAnsi="Microsoft YaHei" w:eastAsia="Microsoft YaHei"/>
-          <w:sz w:val="22"/>
-        </w:rPr>
-        <w:t>（高频 对偶于 低频，通过熵桥接）；</w:t>
-      </w:r>
-    </w:p>
-    <w:p>
-      <w:pPr>
-        <w:spacing w:after="40"/>
-        <w:ind w:left="360"/>
-      </w:pPr>
-      <w:r>
-        <w:rPr>
-          <w:rFonts w:ascii="Microsoft YaHei" w:hAnsi="Microsoft YaHei" w:eastAsia="Microsoft YaHei"/>
-          <w:b/>
-          <w:color w:val="1F4E79"/>
-          <w:sz w:val="22"/>
-        </w:rPr>
-        <w:t xml:space="preserve">• </w:t>
-      </w:r>
-      <w:r>
-        <w:rPr>
-          <w:rFonts w:ascii="Microsoft YaHei" w:hAnsi="Microsoft YaHei" w:eastAsia="Microsoft YaHei"/>
-          <w:b/>
-          <w:sz w:val="22"/>
-        </w:rPr>
-        <w:t>谱 ↔ 物理</w:t>
-      </w:r>
-      <w:r>
-        <w:rPr>
-          <w:rFonts w:ascii="Microsoft YaHei" w:hAnsi="Microsoft YaHei" w:eastAsia="Microsoft YaHei"/>
-          <w:sz w:val="22"/>
-        </w:rPr>
-        <w:t>（变化的频率 对偶于 可观测的物理量）。</w:t>
+          <w:b/>
+          <w:sz w:val="22"/>
+        </w:rPr>
+        <w:t>我们的框架，跟 Wightman 公理是什么关系？</w:t>
       </w:r>
     </w:p>
     <w:p>
@@ -3790,22 +3510,103 @@
           <w:rFonts w:ascii="Microsoft YaHei" w:hAnsi="Microsoft YaHei" w:eastAsia="Microsoft YaHei"/>
           <w:sz w:val="22"/>
         </w:rPr>
-        <w:t>"对偶"的意思是：</w:t>
-      </w:r>
-      <w:r>
-        <w:rPr>
-          <w:rFonts w:ascii="Microsoft YaHei" w:hAnsi="Microsoft YaHei" w:eastAsia="Microsoft YaHei"/>
-          <w:b/>
-          <w:sz w:val="22"/>
-        </w:rPr>
-        <w:t>两边是同一个东西，只是换了个角度看。</w:t>
-      </w:r>
-      <w:r>
-        <w:rPr>
-          <w:rFonts w:ascii="Microsoft YaHei" w:hAnsi="Microsoft YaHei" w:eastAsia="Microsoft YaHei"/>
-          <w:sz w:val="22"/>
-        </w:rPr>
-        <w:t xml:space="preserve"> 我们之所以能从谱出发重建一切，正是因为这些对偶保证了两边的等价。整个框架没有"独断的假设"，只有这些对偶在互相咬合、互相确认。</w:t>
+        <w:t>不绕弯子：</w:t>
+      </w:r>
+      <w:r>
+        <w:rPr>
+          <w:rFonts w:ascii="Microsoft YaHei" w:hAnsi="Microsoft YaHei" w:eastAsia="Microsoft YaHei"/>
+          <w:b/>
+          <w:sz w:val="22"/>
+        </w:rPr>
+        <w:t>我们没有试图去"证明"我们的框架满足 Wightman 公理。</w:t>
+      </w:r>
+      <w:r>
+        <w:rPr>
+          <w:rFonts w:ascii="Microsoft YaHei" w:hAnsi="Microsoft YaHei" w:eastAsia="Microsoft YaHei"/>
+          <w:sz w:val="22"/>
+        </w:rPr>
+        <w:t xml:space="preserve"> 为什么？因为 Wightman 公理的前提是"存在一个固定的四维时空背景"（庞加莱对称性、真空、希尔伯特空间都是在这个背景上定义的）。而我们的起点是"时空不存在"，出发点就不同。</w:t>
+      </w:r>
+    </w:p>
+    <w:p>
+      <w:pPr>
+        <w:spacing w:after="80" w:line="300" w:lineRule="auto"/>
+      </w:pPr>
+      <w:r>
+        <w:rPr>
+          <w:rFonts w:ascii="Microsoft YaHei" w:hAnsi="Microsoft YaHei" w:eastAsia="Microsoft YaHei"/>
+          <w:sz w:val="22"/>
+        </w:rPr>
+        <w:t>但我们做了一件事：</w:t>
+      </w:r>
+      <w:r>
+        <w:rPr>
+          <w:rFonts w:ascii="Microsoft YaHei" w:hAnsi="Microsoft YaHei" w:eastAsia="Microsoft YaHei"/>
+          <w:b/>
+          <w:sz w:val="22"/>
+        </w:rPr>
+        <w:t>在"自由场"极限下，我们的谱求和构造会退化为一个严格满足 Wightman 公理的自由量子场论</w:t>
+      </w:r>
+      <w:r>
+        <w:rPr>
+          <w:rFonts w:ascii="Microsoft YaHei" w:hAnsi="Microsoft YaHei" w:eastAsia="Microsoft YaHei"/>
+          <w:sz w:val="22"/>
+        </w:rPr>
+        <w:t>（这就是论文附录 C 的内容）。而在相互作用部分，我们换了一种语言——用"谱和"替代"测度"，绕开了 Wightman 公理所依赖的"先有时空"假设。</w:t>
+      </w:r>
+    </w:p>
+    <w:p>
+      <w:pPr>
+        <w:spacing w:after="80" w:line="300" w:lineRule="auto"/>
+      </w:pPr>
+      <w:r>
+        <w:rPr>
+          <w:rFonts w:ascii="Microsoft YaHei" w:hAnsi="Microsoft YaHei" w:eastAsia="Microsoft YaHei"/>
+          <w:sz w:val="22"/>
+        </w:rPr>
+        <w:t>这并不是说 Wightman 公理"不对"，而是说：</w:t>
+      </w:r>
+      <w:r>
+        <w:rPr>
+          <w:rFonts w:ascii="Microsoft YaHei" w:hAnsi="Microsoft YaHei" w:eastAsia="Microsoft YaHei"/>
+          <w:b/>
+          <w:sz w:val="22"/>
+        </w:rPr>
+        <w:t>它是最优秀的地图，但我们走的是一片没有地图的海域。</w:t>
+      </w:r>
+      <w:r>
+        <w:rPr>
+          <w:rFonts w:ascii="Microsoft YaHei" w:hAnsi="Microsoft YaHei" w:eastAsia="Microsoft YaHei"/>
+          <w:sz w:val="22"/>
+        </w:rPr>
+        <w:t xml:space="preserve"> 我们只能通过"在已知海岸（自由场）边与你接壤"来建立信任。</w:t>
+      </w:r>
+    </w:p>
+    <w:p>
+      <w:pPr>
+        <w:spacing w:after="80" w:line="300" w:lineRule="auto"/>
+      </w:pPr>
+      <w:r>
+        <w:rPr>
+          <w:rFonts w:ascii="Microsoft YaHei" w:hAnsi="Microsoft YaHei" w:eastAsia="Microsoft YaHei"/>
+          <w:sz w:val="22"/>
+        </w:rPr>
+        <w:t xml:space="preserve">&gt; </w:t>
+      </w:r>
+      <w:r>
+        <w:rPr>
+          <w:rFonts w:ascii="Microsoft YaHei" w:hAnsi="Microsoft YaHei" w:eastAsia="Microsoft YaHei"/>
+          <w:b/>
+          <w:sz w:val="22"/>
+        </w:rPr>
+        <w:t>一句话</w:t>
+      </w:r>
+      <w:r>
+        <w:rPr>
+          <w:rFonts w:ascii="Microsoft YaHei" w:hAnsi="Microsoft YaHei" w:eastAsia="Microsoft YaHei"/>
+          <w:sz w:val="22"/>
+        </w:rPr>
+        <w:t>：Wightman 公理是标准道路的交通规则；我们走的是水路，规则自己写，但在岸边与公路无缝衔接。</w:t>
       </w:r>
     </w:p>
     <w:p>
@@ -3828,7 +3629,19 @@
           <w:color w:val="1F4E79"/>
           <w:sz w:val="32"/>
         </w:rPr>
-        <w:t>六、最小的变化，与四维的唯一性</w:t>
+        <w:t>五、方法的几个关键要点</w:t>
+      </w:r>
+    </w:p>
+    <w:p>
+      <w:pPr>
+        <w:spacing w:after="80" w:line="300" w:lineRule="auto"/>
+      </w:pPr>
+      <w:r>
+        <w:rPr>
+          <w:rFonts w:ascii="Microsoft YaHei" w:hAnsi="Microsoft YaHei" w:eastAsia="Microsoft YaHei"/>
+          <w:sz w:val="22"/>
+        </w:rPr>
+        <w:t>这一章把我们的方法拆成几个可操作的技术要点。每一个都对应一个具体的、已在代码里实现的计算环节。</w:t>
       </w:r>
     </w:p>
     <w:p>
@@ -3843,7 +3656,7 @@
           <w:color w:val="2E6B3A"/>
           <w:sz w:val="26"/>
         </w:rPr>
-        <w:t>从"最小的变化"开始</w:t>
+        <w:t>要点一：谱的三个层次</w:t>
       </w:r>
     </w:p>
     <w:p>
@@ -3855,15 +3668,97 @@
           <w:rFonts w:ascii="Microsoft YaHei" w:hAnsi="Microsoft YaHei" w:eastAsia="Microsoft YaHei"/>
           <w:sz w:val="22"/>
         </w:rPr>
-        <w:t>变化有大小之分。有些变化复杂，有些变化简单。那么，</w:t>
-      </w:r>
-      <w:r>
-        <w:rPr>
-          <w:rFonts w:ascii="Microsoft YaHei" w:hAnsi="Microsoft YaHei" w:eastAsia="Microsoft YaHei"/>
-          <w:b/>
-          <w:sz w:val="22"/>
-        </w:rPr>
-        <w:t>最小、最根本的变化是什么？</w:t>
+        <w:t>我们区分谱的三个层次，由具体到抽象：</w:t>
+      </w:r>
+    </w:p>
+    <w:p>
+      <w:pPr>
+        <w:spacing w:after="40"/>
+        <w:ind w:left="360"/>
+      </w:pPr>
+      <w:r>
+        <w:rPr>
+          <w:rFonts w:ascii="Microsoft YaHei" w:hAnsi="Microsoft YaHei" w:eastAsia="Microsoft YaHei"/>
+          <w:b/>
+          <w:color w:val="1F4E79"/>
+          <w:sz w:val="22"/>
+        </w:rPr>
+        <w:t xml:space="preserve">1. </w:t>
+      </w:r>
+      <w:r>
+        <w:rPr>
+          <w:rFonts w:ascii="Microsoft YaHei" w:hAnsi="Microsoft YaHei" w:eastAsia="Microsoft YaHei"/>
+          <w:b/>
+          <w:sz w:val="22"/>
+        </w:rPr>
+        <w:t>离散谱</w:t>
+      </w:r>
+      <w:r>
+        <w:rPr>
+          <w:rFonts w:ascii="Microsoft YaHei" w:hAnsi="Microsoft YaHei" w:eastAsia="Microsoft YaHei"/>
+          <w:sz w:val="22"/>
+        </w:rPr>
+        <w:t>（最具体）：一个个具体的量——粒子的质量、能隙、三代费米子的层级、规范耦合常数。这是最终要和观测对照的东西。</w:t>
+      </w:r>
+    </w:p>
+    <w:p>
+      <w:pPr>
+        <w:spacing w:after="40"/>
+        <w:ind w:left="360"/>
+      </w:pPr>
+      <w:r>
+        <w:rPr>
+          <w:rFonts w:ascii="Microsoft YaHei" w:hAnsi="Microsoft YaHei" w:eastAsia="Microsoft YaHei"/>
+          <w:b/>
+          <w:color w:val="1F4E79"/>
+          <w:sz w:val="22"/>
+        </w:rPr>
+        <w:t xml:space="preserve">2. </w:t>
+      </w:r>
+      <w:r>
+        <w:rPr>
+          <w:rFonts w:ascii="Microsoft YaHei" w:hAnsi="Microsoft YaHei" w:eastAsia="Microsoft YaHei"/>
+          <w:b/>
+          <w:sz w:val="22"/>
+        </w:rPr>
+        <w:t>谱和</w:t>
+      </w:r>
+      <w:r>
+        <w:rPr>
+          <w:rFonts w:ascii="Microsoft YaHei" w:hAnsi="Microsoft YaHei" w:eastAsia="Microsoft YaHei"/>
+          <w:sz w:val="22"/>
+        </w:rPr>
+        <w:t>（中间层）：对谱做求和、取迹、计算密度——比如"窗口容量"（一个窗口里能装下多少谱模）。这是从离散谱走向连续极限的桥梁。</w:t>
+      </w:r>
+    </w:p>
+    <w:p>
+      <w:pPr>
+        <w:spacing w:after="40"/>
+        <w:ind w:left="360"/>
+      </w:pPr>
+      <w:r>
+        <w:rPr>
+          <w:rFonts w:ascii="Microsoft YaHei" w:hAnsi="Microsoft YaHei" w:eastAsia="Microsoft YaHei"/>
+          <w:b/>
+          <w:color w:val="1F4E79"/>
+          <w:sz w:val="22"/>
+        </w:rPr>
+        <w:t xml:space="preserve">3. </w:t>
+      </w:r>
+      <w:r>
+        <w:rPr>
+          <w:rFonts w:ascii="Microsoft YaHei" w:hAnsi="Microsoft YaHei" w:eastAsia="Microsoft YaHei"/>
+          <w:b/>
+          <w:sz w:val="22"/>
+        </w:rPr>
+        <w:t>连续极限 / 正规化</w:t>
+      </w:r>
+      <w:r>
+        <w:rPr>
+          <w:rFonts w:ascii="Microsoft YaHei" w:hAnsi="Microsoft YaHei" w:eastAsia="Microsoft YaHei"/>
+          <w:sz w:val="22"/>
+        </w:rPr>
+        <w:t>（最抽象）：用 Weyl 律、热核展开、KK 约化等方法，处理谱在无穷远处的行为。这是让计算"收敛、不发散"的关键。</w:t>
       </w:r>
     </w:p>
     <w:p>
@@ -3875,46 +3770,7 @@
           <w:rFonts w:ascii="Microsoft YaHei" w:hAnsi="Microsoft YaHei" w:eastAsia="Microsoft YaHei"/>
           <w:sz w:val="22"/>
         </w:rPr>
-        <w:t>我们的答案是：一个</w:t>
-      </w:r>
-      <w:r>
-        <w:rPr>
-          <w:rFonts w:ascii="Microsoft YaHei" w:hAnsi="Microsoft YaHei" w:eastAsia="Microsoft YaHei"/>
-          <w:b/>
-          <w:sz w:val="22"/>
-        </w:rPr>
-        <w:t>内部紧致空间（RP³）的谱</w:t>
-      </w:r>
-      <w:r>
-        <w:rPr>
-          <w:rFonts w:ascii="Microsoft YaHei" w:hAnsi="Microsoft YaHei" w:eastAsia="Microsoft YaHei"/>
-          <w:sz w:val="22"/>
-        </w:rPr>
-        <w:t>。</w:t>
-      </w:r>
-    </w:p>
-    <w:p>
-      <w:pPr>
-        <w:spacing w:after="80" w:line="300" w:lineRule="auto"/>
-      </w:pPr>
-      <w:r>
-        <w:rPr>
-          <w:rFonts w:ascii="Microsoft YaHei" w:hAnsi="Microsoft YaHei" w:eastAsia="Microsoft YaHei"/>
-          <w:sz w:val="22"/>
-        </w:rPr>
-        <w:t>"紧致"意味着它是有界的、封闭的——就像鼓面，振动模式是分立的、有限的。RP³ 是最自然的紧致内部空间（它是三维球面 S³ 把对径点"黏合"起来得到的，物理上对应"手征"这个事实——即自然界区分左手和右手）。</w:t>
-      </w:r>
-    </w:p>
-    <w:p>
-      <w:pPr>
-        <w:spacing w:after="80" w:line="300" w:lineRule="auto"/>
-      </w:pPr>
-      <w:r>
-        <w:rPr>
-          <w:rFonts w:ascii="Microsoft YaHei" w:hAnsi="Microsoft YaHei" w:eastAsia="Microsoft YaHei"/>
-          <w:sz w:val="22"/>
-        </w:rPr>
-        <w:t>从 RP³ 的谱出发，就是从一个"最小的、最对称的变化集合"出发。为什么说它"最小"？因为它是最简单的三维封闭空间之一；为什么说它"最对称"？因为它继承了球面的高度对称性，又被 Z₂（对径识别）以最简单的方式约束。</w:t>
+        <w:t>三个层次缺一不可：没有离散谱就没有可对照的预言；没有谱和就没有内部自洽；没有连续极限就没有"不发散"。这套三层结构，对应了"具体 ↔ 中间 ↔ 抽象"的完整链条。</w:t>
       </w:r>
     </w:p>
     <w:p>
@@ -3929,7 +3785,7 @@
           <w:color w:val="2E6B3A"/>
           <w:sz w:val="26"/>
         </w:rPr>
-        <w:t>四维为什么是"四"维</w:t>
+        <w:t>要点二：双端正规化</w:t>
       </w:r>
     </w:p>
     <w:p>
@@ -3941,49 +3797,7 @@
           <w:rFonts w:ascii="Microsoft YaHei" w:hAnsi="Microsoft YaHei" w:eastAsia="Microsoft YaHei"/>
           <w:sz w:val="22"/>
         </w:rPr>
-        <w:t xml:space="preserve">一个长期困扰物理学的谜题：为什么我们生活的时空恰好是 </w:t>
-      </w:r>
-      <w:r>
-        <w:rPr>
-          <w:rFonts w:ascii="Microsoft YaHei" w:hAnsi="Microsoft YaHei" w:eastAsia="Microsoft YaHei"/>
-          <w:b/>
-          <w:sz w:val="22"/>
-        </w:rPr>
-        <w:t>3+1 = 4 维</w:t>
-      </w:r>
-      <w:r>
-        <w:rPr>
-          <w:rFonts w:ascii="Microsoft YaHei" w:hAnsi="Microsoft YaHei" w:eastAsia="Microsoft YaHei"/>
-          <w:sz w:val="22"/>
-        </w:rPr>
-        <w:t>？为什么不是 5 维、10 维？</w:t>
-      </w:r>
-    </w:p>
-    <w:p>
-      <w:pPr>
-        <w:spacing w:after="80" w:line="300" w:lineRule="auto"/>
-      </w:pPr>
-      <w:r>
-        <w:rPr>
-          <w:rFonts w:ascii="Microsoft YaHei" w:hAnsi="Microsoft YaHei" w:eastAsia="Microsoft YaHei"/>
-          <w:sz w:val="22"/>
-        </w:rPr>
-        <w:t>在我们的框架里，</w:t>
-      </w:r>
-      <w:r>
-        <w:rPr>
-          <w:rFonts w:ascii="Microsoft YaHei" w:hAnsi="Microsoft YaHei" w:eastAsia="Microsoft YaHei"/>
-          <w:b/>
-          <w:sz w:val="22"/>
-        </w:rPr>
-        <w:t>4 维不是"被选择"的，而是"唯一自洽"的</w:t>
-      </w:r>
-      <w:r>
-        <w:rPr>
-          <w:rFonts w:ascii="Microsoft YaHei" w:hAnsi="Microsoft YaHei" w:eastAsia="Microsoft YaHei"/>
-          <w:sz w:val="22"/>
-        </w:rPr>
-        <w:t>。推导的骨架是：</w:t>
+        <w:t>谱在两端都会"发散"，需要分别处理：</w:t>
       </w:r>
     </w:p>
     <w:p>
@@ -4003,9 +3817,143 @@
       <w:r>
         <w:rPr>
           <w:rFonts w:ascii="Microsoft YaHei" w:hAnsi="Microsoft YaHei" w:eastAsia="Microsoft YaHei"/>
-          <w:sz w:val="22"/>
-        </w:rPr>
-        <w:t xml:space="preserve">内部空间的维度 </w:t>
+          <w:b/>
+          <w:sz w:val="22"/>
+        </w:rPr>
+        <w:t>紫外端（UV，高频率）</w:t>
+      </w:r>
+      <w:r>
+        <w:rPr>
+          <w:rFonts w:ascii="Microsoft YaHei" w:hAnsi="Microsoft YaHei" w:eastAsia="Microsoft YaHei"/>
+          <w:sz w:val="22"/>
+        </w:rPr>
+        <w:t>：频率越高，模越多，求和会爆炸。我们用</w:t>
+      </w:r>
+      <w:r>
+        <w:rPr>
+          <w:rFonts w:ascii="Microsoft YaHei" w:hAnsi="Microsoft YaHei" w:eastAsia="Microsoft YaHei"/>
+          <w:b/>
+          <w:sz w:val="22"/>
+        </w:rPr>
+        <w:t>高斯窗</w:t>
+      </w:r>
+      <w:r>
+        <w:rPr>
+          <w:rFonts w:ascii="Microsoft YaHei" w:hAnsi="Microsoft YaHei" w:eastAsia="Microsoft YaHei"/>
+          <w:sz w:val="22"/>
+        </w:rPr>
+        <w:t>（热核）把高频模平滑地截断——不是生硬地一刀切，而是用高斯函数温柔地"关窗"。为什么用高斯窗而不是硬截断？因为硬截断会引入人为的"边界痕迹"，而高斯窗是自然的、平滑的、不会留下假象。</w:t>
+      </w:r>
+    </w:p>
+    <w:p>
+      <w:pPr>
+        <w:spacing w:after="40"/>
+        <w:ind w:left="360"/>
+      </w:pPr>
+      <w:r>
+        <w:rPr>
+          <w:rFonts w:ascii="Microsoft YaHei" w:hAnsi="Microsoft YaHei" w:eastAsia="Microsoft YaHei"/>
+          <w:b/>
+          <w:color w:val="1F4E79"/>
+          <w:sz w:val="22"/>
+        </w:rPr>
+        <w:t xml:space="preserve">• </w:t>
+      </w:r>
+      <w:r>
+        <w:rPr>
+          <w:rFonts w:ascii="Microsoft YaHei" w:hAnsi="Microsoft YaHei" w:eastAsia="Microsoft YaHei"/>
+          <w:b/>
+          <w:sz w:val="22"/>
+        </w:rPr>
+        <w:t>红外端（IR，低频率）</w:t>
+      </w:r>
+      <w:r>
+        <w:rPr>
+          <w:rFonts w:ascii="Microsoft YaHei" w:hAnsi="Microsoft YaHei" w:eastAsia="Microsoft YaHei"/>
+          <w:sz w:val="22"/>
+        </w:rPr>
+        <w:t>：频率越低，涉及的范围越大，求和会延伸到无穷。我们用</w:t>
+      </w:r>
+      <w:r>
+        <w:rPr>
+          <w:rFonts w:ascii="Microsoft YaHei" w:hAnsi="Microsoft YaHei" w:eastAsia="Microsoft YaHei"/>
+          <w:b/>
+          <w:sz w:val="22"/>
+        </w:rPr>
+        <w:t>熵极大原理</w:t>
+      </w:r>
+      <w:r>
+        <w:rPr>
+          <w:rFonts w:ascii="Microsoft YaHei" w:hAnsi="Microsoft YaHei" w:eastAsia="Microsoft YaHei"/>
+          <w:sz w:val="22"/>
+        </w:rPr>
+        <w:t>来固定红外端——让熵在约束下取最大。</w:t>
+      </w:r>
+    </w:p>
+    <w:p>
+      <w:pPr>
+        <w:spacing w:after="80" w:line="300" w:lineRule="auto"/>
+      </w:pPr>
+      <w:r>
+        <w:rPr>
+          <w:rFonts w:ascii="Microsoft YaHei" w:hAnsi="Microsoft YaHei" w:eastAsia="Microsoft YaHei"/>
+          <w:sz w:val="22"/>
+        </w:rPr>
+        <w:t>两端都处理好了，中间的谱求和才是良定义的。这个"双端正规化"是整套方法能"算得收敛"的基石。</w:t>
+      </w:r>
+    </w:p>
+    <w:p>
+      <w:pPr>
+        <w:pStyle w:val="Heading3"/>
+        <w:spacing w:before="200" w:after="120"/>
+      </w:pPr>
+      <w:r>
+        <w:rPr>
+          <w:rFonts w:ascii="Microsoft YaHei" w:hAnsi="Microsoft YaHei" w:eastAsia="Microsoft YaHei"/>
+          <w:b/>
+          <w:color w:val="2E6B3A"/>
+          <w:sz w:val="26"/>
+        </w:rPr>
+        <w:t>要点三：熵是 UV↔IR 的桥梁</w:t>
+      </w:r>
+    </w:p>
+    <w:p>
+      <w:pPr>
+        <w:spacing w:after="80" w:line="300" w:lineRule="auto"/>
+      </w:pPr>
+      <w:r>
+        <w:rPr>
+          <w:rFonts w:ascii="Microsoft YaHei" w:hAnsi="Microsoft YaHei" w:eastAsia="Microsoft YaHei"/>
+          <w:sz w:val="22"/>
+        </w:rPr>
+        <w:t>一个出人意料但贯穿全局的量是</w:t>
+      </w:r>
+      <w:r>
+        <w:rPr>
+          <w:rFonts w:ascii="Microsoft YaHei" w:hAnsi="Microsoft YaHei" w:eastAsia="Microsoft YaHei"/>
+          <w:b/>
+          <w:sz w:val="22"/>
+        </w:rPr>
+        <w:t>熵</w:t>
+      </w:r>
+      <w:r>
+        <w:rPr>
+          <w:rFonts w:ascii="Microsoft YaHei" w:hAnsi="Microsoft YaHei" w:eastAsia="Microsoft YaHei"/>
+          <w:sz w:val="22"/>
+        </w:rPr>
+        <w:t>。</w:t>
+      </w:r>
+    </w:p>
+    <w:p>
+      <w:pPr>
+        <w:spacing w:after="80" w:line="300" w:lineRule="auto"/>
+      </w:pPr>
+      <w:r>
+        <w:rPr>
+          <w:rFonts w:ascii="Microsoft YaHei" w:hAnsi="Microsoft YaHei" w:eastAsia="Microsoft YaHei"/>
+          <w:sz w:val="22"/>
+        </w:rPr>
+        <w:t xml:space="preserve">我们算出，从紫外窗口到红外窗口的"跨度"，取对数之后是 </w:t>
       </w:r>
       <w:r>
         <w:rPr>
@@ -4013,14 +3961,14 @@
           <w:color w:val="8C2F2F"/>
           <w:sz w:val="20"/>
         </w:rPr>
-        <w:t>d</w:t>
-      </w:r>
-      <w:r>
-        <w:rPr>
-          <w:rFonts w:ascii="Microsoft YaHei" w:hAnsi="Microsoft YaHei" w:eastAsia="Microsoft YaHei"/>
-          <w:sz w:val="22"/>
-        </w:rPr>
-        <w:t xml:space="preserve"> 和色数 </w:t>
+        <w:t>∫γ_M = ln(窗口跨度) = 139.253</w:t>
+      </w:r>
+      <w:r>
+        <w:rPr>
+          <w:rFonts w:ascii="Microsoft YaHei" w:hAnsi="Microsoft YaHei" w:eastAsia="Microsoft YaHei"/>
+          <w:sz w:val="22"/>
+        </w:rPr>
+        <w:t xml:space="preserve">。这个数，正是一个玻尔兹曼熵 </w:t>
       </w:r>
       <w:r>
         <w:rPr>
@@ -4028,14 +3976,14 @@
           <w:color w:val="8C2F2F"/>
           <w:sz w:val="20"/>
         </w:rPr>
-        <w:t>N_c</w:t>
-      </w:r>
-      <w:r>
-        <w:rPr>
-          <w:rFonts w:ascii="Microsoft YaHei" w:hAnsi="Microsoft YaHei" w:eastAsia="Microsoft YaHei"/>
-          <w:sz w:val="22"/>
-        </w:rPr>
-        <w:t>（强力 SU(3) 的"3"）被一个对偶等式钉死：</w:t>
+        <w:t>S = ln W</w:t>
+      </w:r>
+      <w:r>
+        <w:rPr>
+          <w:rFonts w:ascii="Microsoft YaHei" w:hAnsi="Microsoft YaHei" w:eastAsia="Microsoft YaHei"/>
+          <w:sz w:val="22"/>
+        </w:rPr>
+        <w:t xml:space="preserve">——其中 </w:t>
       </w:r>
       <w:r>
         <w:rPr>
@@ -4043,14 +3991,127 @@
           <w:color w:val="8C2F2F"/>
           <w:sz w:val="20"/>
         </w:rPr>
-        <w:t>d = N_c = 3</w:t>
-      </w:r>
-      <w:r>
-        <w:rPr>
-          <w:rFonts w:ascii="Microsoft YaHei" w:hAnsi="Microsoft YaHei" w:eastAsia="Microsoft YaHei"/>
-          <w:sz w:val="22"/>
-        </w:rPr>
-        <w:t>；</w:t>
+        <w:t>W</w:t>
+      </w:r>
+      <w:r>
+        <w:rPr>
+          <w:rFonts w:ascii="Microsoft YaHei" w:hAnsi="Microsoft YaHei" w:eastAsia="Microsoft YaHei"/>
+          <w:sz w:val="22"/>
+        </w:rPr>
+        <w:t xml:space="preserve"> 是"窗口能容纳的变化方式数"。</w:t>
+      </w:r>
+    </w:p>
+    <w:p>
+      <w:pPr>
+        <w:spacing w:after="80" w:line="300" w:lineRule="auto"/>
+      </w:pPr>
+      <w:r>
+        <w:rPr>
+          <w:rFonts w:ascii="Microsoft YaHei" w:hAnsi="Microsoft YaHei" w:eastAsia="Microsoft YaHei"/>
+          <w:b/>
+          <w:sz w:val="22"/>
+        </w:rPr>
+        <w:t>熵，成了连接紫外和红外、连接微观和宏观的桥梁。</w:t>
+      </w:r>
+      <w:r>
+        <w:rPr>
+          <w:rFonts w:ascii="Microsoft YaHei" w:hAnsi="Microsoft YaHei" w:eastAsia="Microsoft YaHei"/>
+          <w:sz w:val="22"/>
+        </w:rPr>
+        <w:t xml:space="preserve"> 这是整套方法里最优雅的一条线索：它把"变化有多少种方式"这个纯粹计数的问题，和"宇宙看起来是什么样"联系了起来。</w:t>
+      </w:r>
+    </w:p>
+    <w:p>
+      <w:pPr>
+        <w:spacing w:after="80" w:line="300" w:lineRule="auto"/>
+      </w:pPr>
+      <w:r>
+        <w:rPr>
+          <w:rFonts w:ascii="Microsoft YaHei" w:hAnsi="Microsoft YaHei" w:eastAsia="Microsoft YaHei"/>
+          <w:sz w:val="22"/>
+        </w:rPr>
+        <w:t>熵在这里不是热力学里的"混乱程度"，而是一个更普适的概念：</w:t>
+      </w:r>
+      <w:r>
+        <w:rPr>
+          <w:rFonts w:ascii="Microsoft YaHei" w:hAnsi="Microsoft YaHei" w:eastAsia="Microsoft YaHei"/>
+          <w:b/>
+          <w:sz w:val="22"/>
+        </w:rPr>
+        <w:t>熵 = 变化方式数的对数</w:t>
+      </w:r>
+      <w:r>
+        <w:rPr>
+          <w:rFonts w:ascii="Microsoft YaHei" w:hAnsi="Microsoft YaHei" w:eastAsia="Microsoft YaHei"/>
+          <w:sz w:val="22"/>
+        </w:rPr>
+        <w:t>。这个窗口能容纳多少种不同的变化方式，它的对数就是熵。而正是这个熵，把高频端（普朗克尺度）和低频端（哈勃尺度）这两个极端，焊成了一体。</w:t>
+      </w:r>
+    </w:p>
+    <w:p>
+      <w:pPr>
+        <w:pStyle w:val="Heading3"/>
+        <w:spacing w:before="200" w:after="120"/>
+      </w:pPr>
+      <w:r>
+        <w:rPr>
+          <w:rFonts w:ascii="Microsoft YaHei" w:hAnsi="Microsoft YaHei" w:eastAsia="Microsoft YaHei"/>
+          <w:b/>
+          <w:color w:val="2E6B3A"/>
+          <w:sz w:val="26"/>
+        </w:rPr>
+        <w:t>要点四：最高原理——对偶性涌现</w:t>
+      </w:r>
+    </w:p>
+    <w:p>
+      <w:pPr>
+        <w:spacing w:after="80" w:line="300" w:lineRule="auto"/>
+      </w:pPr>
+      <w:r>
+        <w:rPr>
+          <w:rFonts w:ascii="Microsoft YaHei" w:hAnsi="Microsoft YaHei" w:eastAsia="Microsoft YaHei"/>
+          <w:sz w:val="22"/>
+        </w:rPr>
+        <w:t>贯穿一切的最高原理，我们称之为</w:t>
+      </w:r>
+      <w:r>
+        <w:rPr>
+          <w:rFonts w:ascii="Microsoft YaHei" w:hAnsi="Microsoft YaHei" w:eastAsia="Microsoft YaHei"/>
+          <w:b/>
+          <w:sz w:val="22"/>
+        </w:rPr>
+        <w:t>"对偶性涌现"（duality emergence）</w:t>
+      </w:r>
+      <w:r>
+        <w:rPr>
+          <w:rFonts w:ascii="Microsoft YaHei" w:hAnsi="Microsoft YaHei" w:eastAsia="Microsoft YaHei"/>
+          <w:sz w:val="22"/>
+        </w:rPr>
+        <w:t>：</w:t>
+      </w:r>
+    </w:p>
+    <w:p>
+      <w:pPr>
+        <w:spacing w:after="80" w:line="300" w:lineRule="auto"/>
+      </w:pPr>
+      <w:r>
+        <w:rPr>
+          <w:rFonts w:ascii="Microsoft YaHei" w:hAnsi="Microsoft YaHei" w:eastAsia="Microsoft YaHei"/>
+          <w:sz w:val="22"/>
+        </w:rPr>
+        <w:t>&gt; 谱 → 对偶 → 规范/几何/熵 → 涌现 → 4 维物理。</w:t>
+      </w:r>
+    </w:p>
+    <w:p>
+      <w:pPr>
+        <w:spacing w:after="80" w:line="300" w:lineRule="auto"/>
+      </w:pPr>
+      <w:r>
+        <w:rPr>
+          <w:rFonts w:ascii="Microsoft YaHei" w:hAnsi="Microsoft YaHei" w:eastAsia="Microsoft YaHei"/>
+          <w:sz w:val="22"/>
+        </w:rPr>
+        <w:t>有四个对偶在同一个框架里统一：</w:t>
       </w:r>
     </w:p>
     <w:p>
@@ -4070,69 +4131,17 @@
       <w:r>
         <w:rPr>
           <w:rFonts w:ascii="Microsoft YaHei" w:hAnsi="Microsoft YaHei" w:eastAsia="Microsoft YaHei"/>
-          <w:sz w:val="22"/>
-        </w:rPr>
-        <w:t>这个对偶等式来自</w:t>
-      </w:r>
-      <w:r>
-        <w:rPr>
-          <w:rFonts w:ascii="Microsoft YaHei" w:hAnsi="Microsoft YaHei" w:eastAsia="Microsoft YaHei"/>
-          <w:b/>
-          <w:sz w:val="22"/>
-        </w:rPr>
-        <w:t>共形-规范对偶</w:t>
-      </w:r>
-      <w:r>
-        <w:rPr>
-          <w:rFonts w:ascii="Microsoft YaHei" w:hAnsi="Microsoft YaHei" w:eastAsia="Microsoft YaHei"/>
-          <w:sz w:val="22"/>
-        </w:rPr>
-        <w:t xml:space="preserve"> </w:t>
-      </w:r>
-      <w:r>
-        <w:rPr>
-          <w:rFonts w:ascii="Consolas" w:hAnsi="Consolas" w:eastAsia="Microsoft YaHei"/>
-          <w:color w:val="8C2F2F"/>
-          <w:sz w:val="20"/>
-        </w:rPr>
-        <w:t>N_g·ξ = 1</w:t>
-      </w:r>
-      <w:r>
-        <w:rPr>
-          <w:rFonts w:ascii="Microsoft YaHei" w:hAnsi="Microsoft YaHei" w:eastAsia="Microsoft YaHei"/>
-          <w:sz w:val="22"/>
-        </w:rPr>
-        <w:t xml:space="preserve">——其中 </w:t>
-      </w:r>
-      <w:r>
-        <w:rPr>
-          <w:rFonts w:ascii="Consolas" w:hAnsi="Consolas" w:eastAsia="Microsoft YaHei"/>
-          <w:color w:val="8C2F2F"/>
-          <w:sz w:val="20"/>
-        </w:rPr>
-        <w:t>N_g = 8</w:t>
-      </w:r>
-      <w:r>
-        <w:rPr>
-          <w:rFonts w:ascii="Microsoft YaHei" w:hAnsi="Microsoft YaHei" w:eastAsia="Microsoft YaHei"/>
-          <w:sz w:val="22"/>
-        </w:rPr>
-        <w:t xml:space="preserve"> 是色规范群的生成元数，</w:t>
-      </w:r>
-      <w:r>
-        <w:rPr>
-          <w:rFonts w:ascii="Consolas" w:hAnsi="Consolas" w:eastAsia="Microsoft YaHei"/>
-          <w:color w:val="8C2F2F"/>
-          <w:sz w:val="20"/>
-        </w:rPr>
-        <w:t>ξ = 1/8</w:t>
-      </w:r>
-      <w:r>
-        <w:rPr>
-          <w:rFonts w:ascii="Microsoft YaHei" w:hAnsi="Microsoft YaHei" w:eastAsia="Microsoft YaHei"/>
-          <w:sz w:val="22"/>
-        </w:rPr>
-        <w:t xml:space="preserve"> 是共形耦合常数，两者互为倒数；</w:t>
+          <w:b/>
+          <w:sz w:val="22"/>
+        </w:rPr>
+        <w:t>共形 ↔ 规范</w:t>
+      </w:r>
+      <w:r>
+        <w:rPr>
+          <w:rFonts w:ascii="Microsoft YaHei" w:hAnsi="Microsoft YaHei" w:eastAsia="Microsoft YaHei"/>
+          <w:sz w:val="22"/>
+        </w:rPr>
+        <w:t>（时空的缩放对称 对偶于 规范对称）；</w:t>
       </w:r>
     </w:p>
     <w:p>
@@ -4152,39 +4161,17 @@
       <w:r>
         <w:rPr>
           <w:rFonts w:ascii="Microsoft YaHei" w:hAnsi="Microsoft YaHei" w:eastAsia="Microsoft YaHei"/>
-          <w:sz w:val="22"/>
-        </w:rPr>
-        <w:t xml:space="preserve">这个"互为倒数"的等式，唯一地推出 </w:t>
-      </w:r>
-      <w:r>
-        <w:rPr>
-          <w:rFonts w:ascii="Consolas" w:hAnsi="Consolas" w:eastAsia="Microsoft YaHei"/>
-          <w:color w:val="8C2F2F"/>
-          <w:sz w:val="20"/>
-        </w:rPr>
-        <w:t>d = N_c = 3</w:t>
-      </w:r>
-      <w:r>
-        <w:rPr>
-          <w:rFonts w:ascii="Microsoft YaHei" w:hAnsi="Microsoft YaHei" w:eastAsia="Microsoft YaHei"/>
-          <w:sz w:val="22"/>
-        </w:rPr>
-        <w:t xml:space="preserve">（它是方程 </w:t>
-      </w:r>
-      <w:r>
-        <w:rPr>
-          <w:rFonts w:ascii="Consolas" w:hAnsi="Consolas" w:eastAsia="Microsoft YaHei"/>
-          <w:color w:val="8C2F2F"/>
-          <w:sz w:val="20"/>
-        </w:rPr>
-        <w:t>(N_c−3)(N_c+2) = 0</w:t>
-      </w:r>
-      <w:r>
-        <w:rPr>
-          <w:rFonts w:ascii="Microsoft YaHei" w:hAnsi="Microsoft YaHei" w:eastAsia="Microsoft YaHei"/>
-          <w:sz w:val="22"/>
-        </w:rPr>
-        <w:t xml:space="preserve"> 的唯一正解）；</w:t>
+          <w:b/>
+          <w:sz w:val="22"/>
+        </w:rPr>
+        <w:t>几何 ↔ 规范</w:t>
+      </w:r>
+      <w:r>
+        <w:rPr>
+          <w:rFonts w:ascii="Microsoft YaHei" w:hAnsi="Microsoft YaHei" w:eastAsia="Microsoft YaHei"/>
+          <w:sz w:val="22"/>
+        </w:rPr>
+        <w:t>（内部空间的几何 对偶于 规范群结构）；</w:t>
       </w:r>
     </w:p>
     <w:p>
@@ -4204,24 +4191,47 @@
       <w:r>
         <w:rPr>
           <w:rFonts w:ascii="Microsoft YaHei" w:hAnsi="Microsoft YaHei" w:eastAsia="Microsoft YaHei"/>
-          <w:sz w:val="22"/>
-        </w:rPr>
-        <w:t xml:space="preserve">内部空间是 3 维，再加上 1 维时间，就得到了 </w:t>
-      </w:r>
-      <w:r>
-        <w:rPr>
-          <w:rFonts w:ascii="Microsoft YaHei" w:hAnsi="Microsoft YaHei" w:eastAsia="Microsoft YaHei"/>
-          <w:b/>
-          <w:sz w:val="22"/>
-        </w:rPr>
-        <w:t>3+1 = 4 维时空</w:t>
-      </w:r>
-      <w:r>
-        <w:rPr>
-          <w:rFonts w:ascii="Microsoft YaHei" w:hAnsi="Microsoft YaHei" w:eastAsia="Microsoft YaHei"/>
-          <w:sz w:val="22"/>
-        </w:rPr>
-        <w:t>。</w:t>
+          <w:b/>
+          <w:sz w:val="22"/>
+        </w:rPr>
+        <w:t>UV ↔ IR</w:t>
+      </w:r>
+      <w:r>
+        <w:rPr>
+          <w:rFonts w:ascii="Microsoft YaHei" w:hAnsi="Microsoft YaHei" w:eastAsia="Microsoft YaHei"/>
+          <w:sz w:val="22"/>
+        </w:rPr>
+        <w:t>（高频 对偶于 低频，通过熵桥接）；</w:t>
+      </w:r>
+    </w:p>
+    <w:p>
+      <w:pPr>
+        <w:spacing w:after="40"/>
+        <w:ind w:left="360"/>
+      </w:pPr>
+      <w:r>
+        <w:rPr>
+          <w:rFonts w:ascii="Microsoft YaHei" w:hAnsi="Microsoft YaHei" w:eastAsia="Microsoft YaHei"/>
+          <w:b/>
+          <w:color w:val="1F4E79"/>
+          <w:sz w:val="22"/>
+        </w:rPr>
+        <w:t xml:space="preserve">• </w:t>
+      </w:r>
+      <w:r>
+        <w:rPr>
+          <w:rFonts w:ascii="Microsoft YaHei" w:hAnsi="Microsoft YaHei" w:eastAsia="Microsoft YaHei"/>
+          <w:b/>
+          <w:sz w:val="22"/>
+        </w:rPr>
+        <w:t>谱 ↔ 物理</w:t>
+      </w:r>
+      <w:r>
+        <w:rPr>
+          <w:rFonts w:ascii="Microsoft YaHei" w:hAnsi="Microsoft YaHei" w:eastAsia="Microsoft YaHei"/>
+          <w:sz w:val="22"/>
+        </w:rPr>
+        <w:t>（变化的频率 对偶于 可观测的物理量）。</w:t>
       </w:r>
     </w:p>
     <w:p>
@@ -4233,108 +4243,22 @@
           <w:rFonts w:ascii="Microsoft YaHei" w:hAnsi="Microsoft YaHei" w:eastAsia="Microsoft YaHei"/>
           <w:sz w:val="22"/>
         </w:rPr>
-        <w:t>换句话说：</w:t>
-      </w:r>
-      <w:r>
-        <w:rPr>
-          <w:rFonts w:ascii="Microsoft YaHei" w:hAnsi="Microsoft YaHei" w:eastAsia="Microsoft YaHei"/>
-          <w:b/>
-          <w:sz w:val="22"/>
-        </w:rPr>
-        <w:t>"四维"不是一个输入假设，而是一个推导结果。</w:t>
-      </w:r>
-      <w:r>
-        <w:rPr>
-          <w:rFonts w:ascii="Microsoft YaHei" w:hAnsi="Microsoft YaHei" w:eastAsia="Microsoft YaHei"/>
-          <w:sz w:val="22"/>
-        </w:rPr>
-        <w:t xml:space="preserve"> 换掉它，整个框架就不自洽了。这个结果之所以干净，是因为它来自一个"互为倒数"的对偶关系——8 和 1/8 相乘等于 1，这个简单的关系，精确地、唯一地锁死了维数。</w:t>
-      </w:r>
-    </w:p>
-    <w:p>
-      <w:pPr>
-        <w:pStyle w:val="Heading3"/>
-        <w:spacing w:before="200" w:after="120"/>
-      </w:pPr>
-      <w:r>
-        <w:rPr>
-          <w:rFonts w:ascii="Microsoft YaHei" w:hAnsi="Microsoft YaHei" w:eastAsia="Microsoft YaHei"/>
-          <w:b/>
-          <w:color w:val="2E6B3A"/>
-          <w:sz w:val="26"/>
-        </w:rPr>
-        <w:t>宇宙最低层，对称性最高</w:t>
-      </w:r>
-    </w:p>
-    <w:p>
-      <w:pPr>
-        <w:spacing w:after="80" w:line="300" w:lineRule="auto"/>
-      </w:pPr>
-      <w:r>
-        <w:rPr>
-          <w:rFonts w:ascii="Microsoft YaHei" w:hAnsi="Microsoft YaHei" w:eastAsia="Microsoft YaHei"/>
-          <w:sz w:val="22"/>
-        </w:rPr>
-        <w:t>这背后有一个深刻的规律：</w:t>
-      </w:r>
-    </w:p>
-    <w:p>
-      <w:pPr>
-        <w:spacing w:after="80" w:line="300" w:lineRule="auto"/>
-      </w:pPr>
-      <w:r>
-        <w:rPr>
-          <w:rFonts w:ascii="Microsoft YaHei" w:hAnsi="Microsoft YaHei" w:eastAsia="Microsoft YaHei"/>
-          <w:sz w:val="22"/>
-        </w:rPr>
-        <w:t xml:space="preserve">&gt; </w:t>
-      </w:r>
-      <w:r>
-        <w:rPr>
-          <w:rFonts w:ascii="Microsoft YaHei" w:hAnsi="Microsoft YaHei" w:eastAsia="Microsoft YaHei"/>
-          <w:b/>
-          <w:sz w:val="22"/>
-        </w:rPr>
-        <w:t>越接近"最小、最根本的变化"，对称性就越高。</w:t>
-      </w:r>
-    </w:p>
-    <w:p>
-      <w:pPr>
-        <w:spacing w:after="80" w:line="300" w:lineRule="auto"/>
-      </w:pPr>
-      <w:r>
-        <w:rPr>
-          <w:rFonts w:ascii="Microsoft YaHei" w:hAnsi="Microsoft YaHei" w:eastAsia="Microsoft YaHei"/>
-          <w:sz w:val="22"/>
-        </w:rPr>
-        <w:t>在普朗克尺度（我们能描述的最小尺度）附近，对称性最高；越往宏观走，对称性越"破缺"、越少。我们熟悉的电磁力、弱力、强力在低能下看起来各不相同，但它们都源自高能处同一个更高的对称。</w:t>
-      </w:r>
-    </w:p>
-    <w:p>
-      <w:pPr>
-        <w:spacing w:after="80" w:line="300" w:lineRule="auto"/>
-      </w:pPr>
-      <w:r>
-        <w:rPr>
-          <w:rFonts w:ascii="Microsoft YaHei" w:hAnsi="Microsoft YaHei" w:eastAsia="Microsoft YaHei"/>
-          <w:sz w:val="22"/>
-        </w:rPr>
-        <w:t>"四维唯一"和"对称性最高"是同一件事的两面：</w:t>
-      </w:r>
-      <w:r>
-        <w:rPr>
-          <w:rFonts w:ascii="Microsoft YaHei" w:hAnsi="Microsoft YaHei" w:eastAsia="Microsoft YaHei"/>
-          <w:b/>
-          <w:sz w:val="22"/>
-        </w:rPr>
-        <w:t>在最底层，变化最简单、最对称，也因此最唯一。</w:t>
-      </w:r>
-      <w:r>
-        <w:rPr>
-          <w:rFonts w:ascii="Microsoft YaHei" w:hAnsi="Microsoft YaHei" w:eastAsia="Microsoft YaHei"/>
-          <w:sz w:val="22"/>
-        </w:rPr>
-        <w:t xml:space="preserve"> 没有"参数调节"的余地——一切都是从"最小变化"的谱里必然涌现出来的。这回答了那个最深的哲学问题："为什么宇宙是这个样子？"——因为在最底层，它只能是这样：最简单、最对称、最唯一。</w:t>
+        <w:t>"对偶"的意思是：</w:t>
+      </w:r>
+      <w:r>
+        <w:rPr>
+          <w:rFonts w:ascii="Microsoft YaHei" w:hAnsi="Microsoft YaHei" w:eastAsia="Microsoft YaHei"/>
+          <w:b/>
+          <w:sz w:val="22"/>
+        </w:rPr>
+        <w:t>两边是同一个东西，只是换了个角度看。</w:t>
+      </w:r>
+      <w:r>
+        <w:rPr>
+          <w:rFonts w:ascii="Microsoft YaHei" w:hAnsi="Microsoft YaHei" w:eastAsia="Microsoft YaHei"/>
+          <w:sz w:val="22"/>
+        </w:rPr>
+        <w:t xml:space="preserve"> 我们之所以能从谱出发重建一切，正是因为这些对偶保证了两边的等价。整个框架没有"独断的假设"，只有这些对偶在互相咬合、互相确认。</w:t>
       </w:r>
     </w:p>
     <w:p>
@@ -4357,27 +4281,7 @@
           <w:color w:val="1F4E79"/>
           <w:sz w:val="32"/>
         </w:rPr>
-        <w:t>七、引力、规范、物质：三位一体的涌现</w:t>
-      </w:r>
-    </w:p>
-    <w:p>
-      <w:pPr>
-        <w:spacing w:after="80" w:line="300" w:lineRule="auto"/>
-      </w:pPr>
-      <w:r>
-        <w:rPr>
-          <w:rFonts w:ascii="Microsoft YaHei" w:hAnsi="Microsoft YaHei" w:eastAsia="Microsoft YaHei"/>
-          <w:sz w:val="22"/>
-        </w:rPr>
-        <w:t>这一章回答一个核心问题：</w:t>
-      </w:r>
-      <w:r>
-        <w:rPr>
-          <w:rFonts w:ascii="Microsoft YaHei" w:hAnsi="Microsoft YaHei" w:eastAsia="Microsoft YaHei"/>
-          <w:b/>
-          <w:sz w:val="22"/>
-        </w:rPr>
-        <w:t>引力、规范力、物质，这三者是什么关系？</w:t>
+        <w:t>六、最小的变化，与四维的唯一性</w:t>
       </w:r>
     </w:p>
     <w:p>
@@ -4392,7 +4296,7 @@
           <w:color w:val="2E6B3A"/>
           <w:sz w:val="26"/>
         </w:rPr>
-        <w:t>引力是涌现的：透明引力</w:t>
+        <w:t>从"最小的变化"开始</w:t>
       </w:r>
     </w:p>
     <w:p>
@@ -4404,7 +4308,15 @@
           <w:rFonts w:ascii="Microsoft YaHei" w:hAnsi="Microsoft YaHei" w:eastAsia="Microsoft YaHei"/>
           <w:sz w:val="22"/>
         </w:rPr>
-        <w:t>第一章我们已经建立了"引力像温度一样涌现"的图景。这里把它落成具体结论。</w:t>
+        <w:t>变化有大小之分。有些变化复杂，有些变化简单。那么，</w:t>
+      </w:r>
+      <w:r>
+        <w:rPr>
+          <w:rFonts w:ascii="Microsoft YaHei" w:hAnsi="Microsoft YaHei" w:eastAsia="Microsoft YaHei"/>
+          <w:b/>
+          <w:sz w:val="22"/>
+        </w:rPr>
+        <w:t>最小、最根本的变化是什么？</w:t>
       </w:r>
     </w:p>
     <w:p>
@@ -4416,6 +4328,99 @@
           <w:rFonts w:ascii="Microsoft YaHei" w:hAnsi="Microsoft YaHei" w:eastAsia="Microsoft YaHei"/>
           <w:sz w:val="22"/>
         </w:rPr>
+        <w:t>我们的答案是：一个</w:t>
+      </w:r>
+      <w:r>
+        <w:rPr>
+          <w:rFonts w:ascii="Microsoft YaHei" w:hAnsi="Microsoft YaHei" w:eastAsia="Microsoft YaHei"/>
+          <w:b/>
+          <w:sz w:val="22"/>
+        </w:rPr>
+        <w:t>内部紧致空间（RP³）的谱</w:t>
+      </w:r>
+      <w:r>
+        <w:rPr>
+          <w:rFonts w:ascii="Microsoft YaHei" w:hAnsi="Microsoft YaHei" w:eastAsia="Microsoft YaHei"/>
+          <w:sz w:val="22"/>
+        </w:rPr>
+        <w:t>。</w:t>
+      </w:r>
+    </w:p>
+    <w:p>
+      <w:pPr>
+        <w:spacing w:after="80" w:line="300" w:lineRule="auto"/>
+      </w:pPr>
+      <w:r>
+        <w:rPr>
+          <w:rFonts w:ascii="Microsoft YaHei" w:hAnsi="Microsoft YaHei" w:eastAsia="Microsoft YaHei"/>
+          <w:sz w:val="22"/>
+        </w:rPr>
+        <w:t>"紧致"意味着它是有界的、封闭的——就像鼓面，振动模式是分立的、有限的。RP³ 是最自然的紧致内部空间（它是三维球面 S³ 把对径点"黏合"起来得到的，物理上对应"手征"这个事实——即自然界区分左手和右手）。</w:t>
+      </w:r>
+    </w:p>
+    <w:p>
+      <w:pPr>
+        <w:spacing w:after="80" w:line="300" w:lineRule="auto"/>
+      </w:pPr>
+      <w:r>
+        <w:rPr>
+          <w:rFonts w:ascii="Microsoft YaHei" w:hAnsi="Microsoft YaHei" w:eastAsia="Microsoft YaHei"/>
+          <w:sz w:val="22"/>
+        </w:rPr>
+        <w:t>从 RP³ 的谱出发，就是从一个"最小的、最对称的变化集合"出发。为什么说它"最小"？因为它是最简单的三维封闭空间之一；为什么说它"最对称"？因为它继承了球面的高度对称性，又被 Z₂（对径识别）以最简单的方式约束。</w:t>
+      </w:r>
+    </w:p>
+    <w:p>
+      <w:pPr>
+        <w:pStyle w:val="Heading3"/>
+        <w:spacing w:before="200" w:after="120"/>
+      </w:pPr>
+      <w:r>
+        <w:rPr>
+          <w:rFonts w:ascii="Microsoft YaHei" w:hAnsi="Microsoft YaHei" w:eastAsia="Microsoft YaHei"/>
+          <w:b/>
+          <w:color w:val="2E6B3A"/>
+          <w:sz w:val="26"/>
+        </w:rPr>
+        <w:t>四维为什么是"四"维</w:t>
+      </w:r>
+    </w:p>
+    <w:p>
+      <w:pPr>
+        <w:spacing w:after="80" w:line="300" w:lineRule="auto"/>
+      </w:pPr>
+      <w:r>
+        <w:rPr>
+          <w:rFonts w:ascii="Microsoft YaHei" w:hAnsi="Microsoft YaHei" w:eastAsia="Microsoft YaHei"/>
+          <w:sz w:val="22"/>
+        </w:rPr>
+        <w:t xml:space="preserve">一个长期困扰物理学的谜题：为什么我们生活的时空恰好是 </w:t>
+      </w:r>
+      <w:r>
+        <w:rPr>
+          <w:rFonts w:ascii="Microsoft YaHei" w:hAnsi="Microsoft YaHei" w:eastAsia="Microsoft YaHei"/>
+          <w:b/>
+          <w:sz w:val="22"/>
+        </w:rPr>
+        <w:t>3+1 = 4 维</w:t>
+      </w:r>
+      <w:r>
+        <w:rPr>
+          <w:rFonts w:ascii="Microsoft YaHei" w:hAnsi="Microsoft YaHei" w:eastAsia="Microsoft YaHei"/>
+          <w:sz w:val="22"/>
+        </w:rPr>
+        <w:t>？为什么不是 5 维、10 维？</w:t>
+      </w:r>
+    </w:p>
+    <w:p>
+      <w:pPr>
+        <w:spacing w:after="80" w:line="300" w:lineRule="auto"/>
+      </w:pPr>
+      <w:r>
+        <w:rPr>
+          <w:rFonts w:ascii="Microsoft YaHei" w:hAnsi="Microsoft YaHei" w:eastAsia="Microsoft YaHei"/>
+          <w:sz w:val="22"/>
+        </w:rPr>
         <w:t>在我们的框架里，</w:t>
       </w:r>
       <w:r>
@@ -4424,68 +4429,14 @@
           <w:b/>
           <w:sz w:val="22"/>
         </w:rPr>
-        <w:t>引力不是一个独立的、基本的作用力，而是"涌现"出来的</w:t>
-      </w:r>
-      <w:r>
-        <w:rPr>
-          <w:rFonts w:ascii="Microsoft YaHei" w:hAnsi="Microsoft YaHei" w:eastAsia="Microsoft YaHei"/>
-          <w:sz w:val="22"/>
-        </w:rPr>
-        <w:t>。</w:t>
-      </w:r>
-    </w:p>
-    <w:p>
-      <w:pPr>
-        <w:spacing w:after="80" w:line="300" w:lineRule="auto"/>
-      </w:pPr>
-      <w:r>
-        <w:rPr>
-          <w:rFonts w:ascii="Microsoft YaHei" w:hAnsi="Microsoft YaHei" w:eastAsia="Microsoft YaHei"/>
-          <w:sz w:val="22"/>
-        </w:rPr>
-        <w:t>具体地说，引力对应于谱的一个特殊成分——</w:t>
-      </w:r>
-      <w:r>
-        <w:rPr>
-          <w:rFonts w:ascii="Microsoft YaHei" w:hAnsi="Microsoft YaHei" w:eastAsia="Microsoft YaHei"/>
-          <w:b/>
-          <w:sz w:val="22"/>
-        </w:rPr>
-        <w:t>零模</w:t>
-      </w:r>
-      <w:r>
-        <w:rPr>
-          <w:rFonts w:ascii="Microsoft YaHei" w:hAnsi="Microsoft YaHei" w:eastAsia="Microsoft YaHei"/>
-          <w:sz w:val="22"/>
-        </w:rPr>
-        <w:t>（频率为零的模式，也就是"不变的、最稳定的变化"）。我们称之为</w:t>
-      </w:r>
-      <w:r>
-        <w:rPr>
-          <w:rFonts w:ascii="Microsoft YaHei" w:hAnsi="Microsoft YaHei" w:eastAsia="Microsoft YaHei"/>
-          <w:b/>
-          <w:sz w:val="22"/>
-        </w:rPr>
-        <w:t>"透明引力"（transparent gravity）</w:t>
-      </w:r>
-      <w:r>
-        <w:rPr>
-          <w:rFonts w:ascii="Microsoft YaHei" w:hAnsi="Microsoft YaHei" w:eastAsia="Microsoft YaHei"/>
-          <w:sz w:val="22"/>
-        </w:rPr>
-        <w:t>。</w:t>
-      </w:r>
-    </w:p>
-    <w:p>
-      <w:pPr>
-        <w:spacing w:after="80" w:line="300" w:lineRule="auto"/>
-      </w:pPr>
-      <w:r>
-        <w:rPr>
-          <w:rFonts w:ascii="Microsoft YaHei" w:hAnsi="Microsoft YaHei" w:eastAsia="Microsoft YaHei"/>
-          <w:sz w:val="22"/>
-        </w:rPr>
-        <w:t>这意味着三件反直觉的事：</w:t>
+        <w:t>4 维不是"被选择"的，而是"唯一自洽"的</w:t>
+      </w:r>
+      <w:r>
+        <w:rPr>
+          <w:rFonts w:ascii="Microsoft YaHei" w:hAnsi="Microsoft YaHei" w:eastAsia="Microsoft YaHei"/>
+          <w:sz w:val="22"/>
+        </w:rPr>
+        <w:t>。推导的骨架是：</w:t>
       </w:r>
     </w:p>
     <w:p>
@@ -4500,82 +4451,14 @@
           <w:color w:val="1F4E79"/>
           <w:sz w:val="22"/>
         </w:rPr>
-        <w:t xml:space="preserve">1. </w:t>
-      </w:r>
-      <w:r>
-        <w:rPr>
-          <w:rFonts w:ascii="Microsoft YaHei" w:hAnsi="Microsoft YaHei" w:eastAsia="Microsoft YaHei"/>
-          <w:b/>
-          <w:sz w:val="22"/>
-        </w:rPr>
-        <w:t>没有弯曲时空</w:t>
-      </w:r>
-      <w:r>
-        <w:rPr>
-          <w:rFonts w:ascii="Microsoft YaHei" w:hAnsi="Microsoft YaHei" w:eastAsia="Microsoft YaHei"/>
-          <w:sz w:val="22"/>
-        </w:rPr>
-        <w:t>：不需要假设时空会弯曲。引力的效果，来自谱的零模，而不是"时空几何的弯曲"。</w:t>
-      </w:r>
-    </w:p>
-    <w:p>
-      <w:pPr>
-        <w:spacing w:after="40"/>
-        <w:ind w:left="360"/>
-      </w:pPr>
-      <w:r>
-        <w:rPr>
-          <w:rFonts w:ascii="Microsoft YaHei" w:hAnsi="Microsoft YaHei" w:eastAsia="Microsoft YaHei"/>
-          <w:b/>
-          <w:color w:val="1F4E79"/>
-          <w:sz w:val="22"/>
-        </w:rPr>
-        <w:t xml:space="preserve">2. </w:t>
-      </w:r>
-      <w:r>
-        <w:rPr>
-          <w:rFonts w:ascii="Microsoft YaHei" w:hAnsi="Microsoft YaHei" w:eastAsia="Microsoft YaHei"/>
-          <w:b/>
-          <w:sz w:val="22"/>
-        </w:rPr>
-        <w:t>没有暗物质粒子</w:t>
-      </w:r>
-      <w:r>
-        <w:rPr>
-          <w:rFonts w:ascii="Microsoft YaHei" w:hAnsi="Microsoft YaHei" w:eastAsia="Microsoft YaHei"/>
-          <w:sz w:val="22"/>
-        </w:rPr>
-        <w:t>：不需要假设存在一种看不见的"暗物质粒子"。引力的额外效果，来自零模的谱结构。</w:t>
-      </w:r>
-    </w:p>
-    <w:p>
-      <w:pPr>
-        <w:spacing w:after="40"/>
-        <w:ind w:left="360"/>
-      </w:pPr>
-      <w:r>
-        <w:rPr>
-          <w:rFonts w:ascii="Microsoft YaHei" w:hAnsi="Microsoft YaHei" w:eastAsia="Microsoft YaHei"/>
-          <w:b/>
-          <w:color w:val="1F4E79"/>
-          <w:sz w:val="22"/>
-        </w:rPr>
-        <w:t xml:space="preserve">3. </w:t>
-      </w:r>
-      <w:r>
-        <w:rPr>
-          <w:rFonts w:ascii="Microsoft YaHei" w:hAnsi="Microsoft YaHei" w:eastAsia="Microsoft YaHei"/>
-          <w:b/>
-          <w:sz w:val="22"/>
-        </w:rPr>
-        <w:t>不需要人为的 MOND 修正</w:t>
-      </w:r>
-      <w:r>
-        <w:rPr>
-          <w:rFonts w:ascii="Microsoft YaHei" w:hAnsi="Microsoft YaHei" w:eastAsia="Microsoft YaHei"/>
-          <w:sz w:val="22"/>
-        </w:rPr>
-        <w:t xml:space="preserve">：不需要在牛顿引力之外硬加一个"修改引力"的经验公式。所谓的 MOND 加速度 </w:t>
+        <w:t xml:space="preserve">• </w:t>
+      </w:r>
+      <w:r>
+        <w:rPr>
+          <w:rFonts w:ascii="Microsoft YaHei" w:hAnsi="Microsoft YaHei" w:eastAsia="Microsoft YaHei"/>
+          <w:sz w:val="22"/>
+        </w:rPr>
+        <w:t xml:space="preserve">内部空间的维度 </w:t>
       </w:r>
       <w:r>
         <w:rPr>
@@ -4583,14 +4466,14 @@
           <w:color w:val="8C2F2F"/>
           <w:sz w:val="20"/>
         </w:rPr>
-        <w:t>a0</w:t>
-      </w:r>
-      <w:r>
-        <w:rPr>
-          <w:rFonts w:ascii="Microsoft YaHei" w:hAnsi="Microsoft YaHei" w:eastAsia="Microsoft YaHei"/>
-          <w:sz w:val="22"/>
-        </w:rPr>
-        <w:t xml:space="preserve">，在框架里自然涌现为 </w:t>
+        <w:t>d</w:t>
+      </w:r>
+      <w:r>
+        <w:rPr>
+          <w:rFonts w:ascii="Microsoft YaHei" w:hAnsi="Microsoft YaHei" w:eastAsia="Microsoft YaHei"/>
+          <w:sz w:val="22"/>
+        </w:rPr>
+        <w:t xml:space="preserve"> 和色数 </w:t>
       </w:r>
       <w:r>
         <w:rPr>
@@ -4598,14 +4481,200 @@
           <w:color w:val="8C2F2F"/>
           <w:sz w:val="20"/>
         </w:rPr>
-        <w:t>a0 = c·H0/(2π)</w:t>
-      </w:r>
-      <w:r>
-        <w:rPr>
-          <w:rFonts w:ascii="Microsoft YaHei" w:hAnsi="Microsoft YaHei" w:eastAsia="Microsoft YaHei"/>
-          <w:sz w:val="22"/>
-        </w:rPr>
-        <w:t>——是透明引力在红外端的行为，不是外挂的参数。</w:t>
+        <w:t>N_c</w:t>
+      </w:r>
+      <w:r>
+        <w:rPr>
+          <w:rFonts w:ascii="Microsoft YaHei" w:hAnsi="Microsoft YaHei" w:eastAsia="Microsoft YaHei"/>
+          <w:sz w:val="22"/>
+        </w:rPr>
+        <w:t>（强力 SU(3) 的"3"）被一个对偶等式钉死：</w:t>
+      </w:r>
+      <w:r>
+        <w:rPr>
+          <w:rFonts w:ascii="Consolas" w:hAnsi="Consolas" w:eastAsia="Microsoft YaHei"/>
+          <w:color w:val="8C2F2F"/>
+          <w:sz w:val="20"/>
+        </w:rPr>
+        <w:t>d = N_c = 3</w:t>
+      </w:r>
+      <w:r>
+        <w:rPr>
+          <w:rFonts w:ascii="Microsoft YaHei" w:hAnsi="Microsoft YaHei" w:eastAsia="Microsoft YaHei"/>
+          <w:sz w:val="22"/>
+        </w:rPr>
+        <w:t>；</w:t>
+      </w:r>
+    </w:p>
+    <w:p>
+      <w:pPr>
+        <w:spacing w:after="40"/>
+        <w:ind w:left="360"/>
+      </w:pPr>
+      <w:r>
+        <w:rPr>
+          <w:rFonts w:ascii="Microsoft YaHei" w:hAnsi="Microsoft YaHei" w:eastAsia="Microsoft YaHei"/>
+          <w:b/>
+          <w:color w:val="1F4E79"/>
+          <w:sz w:val="22"/>
+        </w:rPr>
+        <w:t xml:space="preserve">• </w:t>
+      </w:r>
+      <w:r>
+        <w:rPr>
+          <w:rFonts w:ascii="Microsoft YaHei" w:hAnsi="Microsoft YaHei" w:eastAsia="Microsoft YaHei"/>
+          <w:sz w:val="22"/>
+        </w:rPr>
+        <w:t>这个对偶等式来自</w:t>
+      </w:r>
+      <w:r>
+        <w:rPr>
+          <w:rFonts w:ascii="Microsoft YaHei" w:hAnsi="Microsoft YaHei" w:eastAsia="Microsoft YaHei"/>
+          <w:b/>
+          <w:sz w:val="22"/>
+        </w:rPr>
+        <w:t>共形-规范对偶</w:t>
+      </w:r>
+      <w:r>
+        <w:rPr>
+          <w:rFonts w:ascii="Microsoft YaHei" w:hAnsi="Microsoft YaHei" w:eastAsia="Microsoft YaHei"/>
+          <w:sz w:val="22"/>
+        </w:rPr>
+        <w:t xml:space="preserve"> </w:t>
+      </w:r>
+      <w:r>
+        <w:rPr>
+          <w:rFonts w:ascii="Consolas" w:hAnsi="Consolas" w:eastAsia="Microsoft YaHei"/>
+          <w:color w:val="8C2F2F"/>
+          <w:sz w:val="20"/>
+        </w:rPr>
+        <w:t>N_g·ξ = 1</w:t>
+      </w:r>
+      <w:r>
+        <w:rPr>
+          <w:rFonts w:ascii="Microsoft YaHei" w:hAnsi="Microsoft YaHei" w:eastAsia="Microsoft YaHei"/>
+          <w:sz w:val="22"/>
+        </w:rPr>
+        <w:t xml:space="preserve">——其中 </w:t>
+      </w:r>
+      <w:r>
+        <w:rPr>
+          <w:rFonts w:ascii="Consolas" w:hAnsi="Consolas" w:eastAsia="Microsoft YaHei"/>
+          <w:color w:val="8C2F2F"/>
+          <w:sz w:val="20"/>
+        </w:rPr>
+        <w:t>N_g = 8</w:t>
+      </w:r>
+      <w:r>
+        <w:rPr>
+          <w:rFonts w:ascii="Microsoft YaHei" w:hAnsi="Microsoft YaHei" w:eastAsia="Microsoft YaHei"/>
+          <w:sz w:val="22"/>
+        </w:rPr>
+        <w:t xml:space="preserve"> 是色规范群的生成元数，</w:t>
+      </w:r>
+      <w:r>
+        <w:rPr>
+          <w:rFonts w:ascii="Consolas" w:hAnsi="Consolas" w:eastAsia="Microsoft YaHei"/>
+          <w:color w:val="8C2F2F"/>
+          <w:sz w:val="20"/>
+        </w:rPr>
+        <w:t>ξ = 1/8</w:t>
+      </w:r>
+      <w:r>
+        <w:rPr>
+          <w:rFonts w:ascii="Microsoft YaHei" w:hAnsi="Microsoft YaHei" w:eastAsia="Microsoft YaHei"/>
+          <w:sz w:val="22"/>
+        </w:rPr>
+        <w:t xml:space="preserve"> 是共形耦合常数，两者互为倒数；</w:t>
+      </w:r>
+    </w:p>
+    <w:p>
+      <w:pPr>
+        <w:spacing w:after="40"/>
+        <w:ind w:left="360"/>
+      </w:pPr>
+      <w:r>
+        <w:rPr>
+          <w:rFonts w:ascii="Microsoft YaHei" w:hAnsi="Microsoft YaHei" w:eastAsia="Microsoft YaHei"/>
+          <w:b/>
+          <w:color w:val="1F4E79"/>
+          <w:sz w:val="22"/>
+        </w:rPr>
+        <w:t xml:space="preserve">• </w:t>
+      </w:r>
+      <w:r>
+        <w:rPr>
+          <w:rFonts w:ascii="Microsoft YaHei" w:hAnsi="Microsoft YaHei" w:eastAsia="Microsoft YaHei"/>
+          <w:sz w:val="22"/>
+        </w:rPr>
+        <w:t xml:space="preserve">这个"互为倒数"的等式，唯一地推出 </w:t>
+      </w:r>
+      <w:r>
+        <w:rPr>
+          <w:rFonts w:ascii="Consolas" w:hAnsi="Consolas" w:eastAsia="Microsoft YaHei"/>
+          <w:color w:val="8C2F2F"/>
+          <w:sz w:val="20"/>
+        </w:rPr>
+        <w:t>d = N_c = 3</w:t>
+      </w:r>
+      <w:r>
+        <w:rPr>
+          <w:rFonts w:ascii="Microsoft YaHei" w:hAnsi="Microsoft YaHei" w:eastAsia="Microsoft YaHei"/>
+          <w:sz w:val="22"/>
+        </w:rPr>
+        <w:t xml:space="preserve">（它是方程 </w:t>
+      </w:r>
+      <w:r>
+        <w:rPr>
+          <w:rFonts w:ascii="Consolas" w:hAnsi="Consolas" w:eastAsia="Microsoft YaHei"/>
+          <w:color w:val="8C2F2F"/>
+          <w:sz w:val="20"/>
+        </w:rPr>
+        <w:t>(N_c−3)(N_c+2) = 0</w:t>
+      </w:r>
+      <w:r>
+        <w:rPr>
+          <w:rFonts w:ascii="Microsoft YaHei" w:hAnsi="Microsoft YaHei" w:eastAsia="Microsoft YaHei"/>
+          <w:sz w:val="22"/>
+        </w:rPr>
+        <w:t xml:space="preserve"> 的唯一正解）；</w:t>
+      </w:r>
+    </w:p>
+    <w:p>
+      <w:pPr>
+        <w:spacing w:after="40"/>
+        <w:ind w:left="360"/>
+      </w:pPr>
+      <w:r>
+        <w:rPr>
+          <w:rFonts w:ascii="Microsoft YaHei" w:hAnsi="Microsoft YaHei" w:eastAsia="Microsoft YaHei"/>
+          <w:b/>
+          <w:color w:val="1F4E79"/>
+          <w:sz w:val="22"/>
+        </w:rPr>
+        <w:t xml:space="preserve">• </w:t>
+      </w:r>
+      <w:r>
+        <w:rPr>
+          <w:rFonts w:ascii="Microsoft YaHei" w:hAnsi="Microsoft YaHei" w:eastAsia="Microsoft YaHei"/>
+          <w:sz w:val="22"/>
+        </w:rPr>
+        <w:t xml:space="preserve">内部空间是 3 维，再加上 1 维时间，就得到了 </w:t>
+      </w:r>
+      <w:r>
+        <w:rPr>
+          <w:rFonts w:ascii="Microsoft YaHei" w:hAnsi="Microsoft YaHei" w:eastAsia="Microsoft YaHei"/>
+          <w:b/>
+          <w:sz w:val="22"/>
+        </w:rPr>
+        <w:t>3+1 = 4 维时空</w:t>
+      </w:r>
+      <w:r>
+        <w:rPr>
+          <w:rFonts w:ascii="Microsoft YaHei" w:hAnsi="Microsoft YaHei" w:eastAsia="Microsoft YaHei"/>
+          <w:sz w:val="22"/>
+        </w:rPr>
+        <w:t>。</w:t>
       </w:r>
     </w:p>
     <w:p>
@@ -4617,22 +4686,22 @@
           <w:rFonts w:ascii="Microsoft YaHei" w:hAnsi="Microsoft YaHei" w:eastAsia="Microsoft YaHei"/>
           <w:sz w:val="22"/>
         </w:rPr>
-        <w:t>用大白话说：</w:t>
-      </w:r>
-      <w:r>
-        <w:rPr>
-          <w:rFonts w:ascii="Microsoft YaHei" w:hAnsi="Microsoft YaHei" w:eastAsia="Microsoft YaHei"/>
-          <w:b/>
-          <w:sz w:val="22"/>
-        </w:rPr>
-        <w:t>引力不是"空间弯曲"，而是"变化的最稳定成分"。</w:t>
-      </w:r>
-      <w:r>
-        <w:rPr>
-          <w:rFonts w:ascii="Microsoft YaHei" w:hAnsi="Microsoft YaHei" w:eastAsia="Microsoft YaHei"/>
-          <w:sz w:val="22"/>
-        </w:rPr>
-        <w:t xml:space="preserve"> 就像温度是"分子运动最平均的成分"——你摸到热水觉得烫，是分子的集体运动；你感到引力，是真空涨落的集体稳定结构。</w:t>
+        <w:t>换句话说：</w:t>
+      </w:r>
+      <w:r>
+        <w:rPr>
+          <w:rFonts w:ascii="Microsoft YaHei" w:hAnsi="Microsoft YaHei" w:eastAsia="Microsoft YaHei"/>
+          <w:b/>
+          <w:sz w:val="22"/>
+        </w:rPr>
+        <w:t>"四维"不是一个输入假设，而是一个推导结果。</w:t>
+      </w:r>
+      <w:r>
+        <w:rPr>
+          <w:rFonts w:ascii="Microsoft YaHei" w:hAnsi="Microsoft YaHei" w:eastAsia="Microsoft YaHei"/>
+          <w:sz w:val="22"/>
+        </w:rPr>
+        <w:t xml:space="preserve"> 换掉它，整个框架就不自洽了。这个结果之所以干净，是因为它来自一个"互为倒数"的对偶关系——8 和 1/8 相乘等于 1，这个简单的关系，精确地、唯一地锁死了维数。</w:t>
       </w:r>
     </w:p>
     <w:p>
@@ -4647,7 +4716,7 @@
           <w:color w:val="2E6B3A"/>
           <w:sz w:val="26"/>
         </w:rPr>
-        <w:t>规范构造：规范场从谱涌现</w:t>
+        <w:t>宇宙最低层，对称性最高</w:t>
       </w:r>
     </w:p>
     <w:p>
@@ -4659,22 +4728,7 @@
           <w:rFonts w:ascii="Microsoft YaHei" w:hAnsi="Microsoft YaHei" w:eastAsia="Microsoft YaHei"/>
           <w:sz w:val="22"/>
         </w:rPr>
-        <w:t>同理，规范场（电磁、弱、强三种力的载体）也不是"基本输入"，而是从内部空间的谱里</w:t>
-      </w:r>
-      <w:r>
-        <w:rPr>
-          <w:rFonts w:ascii="Microsoft YaHei" w:hAnsi="Microsoft YaHei" w:eastAsia="Microsoft YaHei"/>
-          <w:b/>
-          <w:sz w:val="22"/>
-        </w:rPr>
-        <w:t>涌现</w:t>
-      </w:r>
-      <w:r>
-        <w:rPr>
-          <w:rFonts w:ascii="Microsoft YaHei" w:hAnsi="Microsoft YaHei" w:eastAsia="Microsoft YaHei"/>
-          <w:sz w:val="22"/>
-        </w:rPr>
-        <w:t>出来的——具体说，是谱的 KK 零模（紧致空间上的常数模式）。</w:t>
+        <w:t>这背后有一个深刻的规律：</w:t>
       </w:r>
     </w:p>
     <w:p>
@@ -4686,7 +4740,97 @@
           <w:rFonts w:ascii="Microsoft YaHei" w:hAnsi="Microsoft YaHei" w:eastAsia="Microsoft YaHei"/>
           <w:sz w:val="22"/>
         </w:rPr>
-        <w:t>规范群的结构（为什么是 SU(3)×SU(2)×U(1)）也从谱里推导出来，而不是假设的。内部空间的几何，通过"对偶"决定了规范群的代数——这就是"几何 ↔ 规范"对偶的具体含义。</w:t>
+        <w:t xml:space="preserve">&gt; </w:t>
+      </w:r>
+      <w:r>
+        <w:rPr>
+          <w:rFonts w:ascii="Microsoft YaHei" w:hAnsi="Microsoft YaHei" w:eastAsia="Microsoft YaHei"/>
+          <w:b/>
+          <w:sz w:val="22"/>
+        </w:rPr>
+        <w:t>越接近"最小、最根本的变化"，对称性就越高。</w:t>
+      </w:r>
+    </w:p>
+    <w:p>
+      <w:pPr>
+        <w:spacing w:after="80" w:line="300" w:lineRule="auto"/>
+      </w:pPr>
+      <w:r>
+        <w:rPr>
+          <w:rFonts w:ascii="Microsoft YaHei" w:hAnsi="Microsoft YaHei" w:eastAsia="Microsoft YaHei"/>
+          <w:sz w:val="22"/>
+        </w:rPr>
+        <w:t>在普朗克尺度（我们能描述的最小尺度）附近，对称性最高；越往宏观走，对称性越"破缺"、越少。我们熟悉的电磁力、弱力、强力在低能下看起来各不相同，但它们都源自高能处同一个更高的对称。</w:t>
+      </w:r>
+    </w:p>
+    <w:p>
+      <w:pPr>
+        <w:spacing w:after="80" w:line="300" w:lineRule="auto"/>
+      </w:pPr>
+      <w:r>
+        <w:rPr>
+          <w:rFonts w:ascii="Microsoft YaHei" w:hAnsi="Microsoft YaHei" w:eastAsia="Microsoft YaHei"/>
+          <w:sz w:val="22"/>
+        </w:rPr>
+        <w:t>"四维唯一"和"对称性最高"是同一件事的两面：</w:t>
+      </w:r>
+      <w:r>
+        <w:rPr>
+          <w:rFonts w:ascii="Microsoft YaHei" w:hAnsi="Microsoft YaHei" w:eastAsia="Microsoft YaHei"/>
+          <w:b/>
+          <w:sz w:val="22"/>
+        </w:rPr>
+        <w:t>在最底层，变化最简单、最对称，也因此最唯一。</w:t>
+      </w:r>
+      <w:r>
+        <w:rPr>
+          <w:rFonts w:ascii="Microsoft YaHei" w:hAnsi="Microsoft YaHei" w:eastAsia="Microsoft YaHei"/>
+          <w:sz w:val="22"/>
+        </w:rPr>
+        <w:t xml:space="preserve"> 没有"参数调节"的余地——一切都是从"最小变化"的谱里必然涌现出来的。这回答了那个最深的哲学问题："为什么宇宙是这个样子？"——因为在最底层，它只能是这样：最简单、最对称、最唯一。</w:t>
+      </w:r>
+    </w:p>
+    <w:p>
+      <w:pPr>
+        <w:spacing w:before="120" w:after="120"/>
+        <w:pBdr>
+          <w:bottom w:val="single" w:sz="6" w:space="1" w:color="AAAAAA"/>
+        </w:pBdr>
+      </w:pPr>
+    </w:p>
+    <w:p>
+      <w:pPr>
+        <w:pStyle w:val="Heading2"/>
+        <w:spacing w:before="200" w:after="120"/>
+      </w:pPr>
+      <w:r>
+        <w:rPr>
+          <w:rFonts w:ascii="Microsoft YaHei" w:hAnsi="Microsoft YaHei" w:eastAsia="Microsoft YaHei"/>
+          <w:b/>
+          <w:color w:val="1F4E79"/>
+          <w:sz w:val="32"/>
+        </w:rPr>
+        <w:t>七、引力、规范、物质：三位一体的涌现</w:t>
+      </w:r>
+    </w:p>
+    <w:p>
+      <w:pPr>
+        <w:spacing w:after="80" w:line="300" w:lineRule="auto"/>
+      </w:pPr>
+      <w:r>
+        <w:rPr>
+          <w:rFonts w:ascii="Microsoft YaHei" w:hAnsi="Microsoft YaHei" w:eastAsia="Microsoft YaHei"/>
+          <w:sz w:val="22"/>
+        </w:rPr>
+        <w:t>这一章回答一个核心问题：</w:t>
+      </w:r>
+      <w:r>
+        <w:rPr>
+          <w:rFonts w:ascii="Microsoft YaHei" w:hAnsi="Microsoft YaHei" w:eastAsia="Microsoft YaHei"/>
+          <w:b/>
+          <w:sz w:val="22"/>
+        </w:rPr>
+        <w:t>引力、规范力、物质，这三者是什么关系？</w:t>
       </w:r>
     </w:p>
     <w:p>
@@ -4701,7 +4845,7 @@
           <w:color w:val="2E6B3A"/>
           <w:sz w:val="26"/>
         </w:rPr>
-        <w:t>自洽的循环：规范形成物质，物质加剧引力</w:t>
+        <w:t>引力是涌现的：透明引力</w:t>
       </w:r>
     </w:p>
     <w:p>
@@ -4713,7 +4857,88 @@
           <w:rFonts w:ascii="Microsoft YaHei" w:hAnsi="Microsoft YaHei" w:eastAsia="Microsoft YaHei"/>
           <w:sz w:val="22"/>
         </w:rPr>
-        <w:t>于是出现一个漂亮的自洽循环：</w:t>
+        <w:t>第一章我们已经建立了"引力像温度一样涌现"的图景。这里把它落成具体结论。</w:t>
+      </w:r>
+    </w:p>
+    <w:p>
+      <w:pPr>
+        <w:spacing w:after="80" w:line="300" w:lineRule="auto"/>
+      </w:pPr>
+      <w:r>
+        <w:rPr>
+          <w:rFonts w:ascii="Microsoft YaHei" w:hAnsi="Microsoft YaHei" w:eastAsia="Microsoft YaHei"/>
+          <w:sz w:val="22"/>
+        </w:rPr>
+        <w:t>在我们的框架里，</w:t>
+      </w:r>
+      <w:r>
+        <w:rPr>
+          <w:rFonts w:ascii="Microsoft YaHei" w:hAnsi="Microsoft YaHei" w:eastAsia="Microsoft YaHei"/>
+          <w:b/>
+          <w:sz w:val="22"/>
+        </w:rPr>
+        <w:t>引力不是一个独立的、基本的作用力，而是"涌现"出来的</w:t>
+      </w:r>
+      <w:r>
+        <w:rPr>
+          <w:rFonts w:ascii="Microsoft YaHei" w:hAnsi="Microsoft YaHei" w:eastAsia="Microsoft YaHei"/>
+          <w:sz w:val="22"/>
+        </w:rPr>
+        <w:t>。</w:t>
+      </w:r>
+    </w:p>
+    <w:p>
+      <w:pPr>
+        <w:spacing w:after="80" w:line="300" w:lineRule="auto"/>
+      </w:pPr>
+      <w:r>
+        <w:rPr>
+          <w:rFonts w:ascii="Microsoft YaHei" w:hAnsi="Microsoft YaHei" w:eastAsia="Microsoft YaHei"/>
+          <w:sz w:val="22"/>
+        </w:rPr>
+        <w:t>具体地说，引力对应于谱的一个特殊成分——</w:t>
+      </w:r>
+      <w:r>
+        <w:rPr>
+          <w:rFonts w:ascii="Microsoft YaHei" w:hAnsi="Microsoft YaHei" w:eastAsia="Microsoft YaHei"/>
+          <w:b/>
+          <w:sz w:val="22"/>
+        </w:rPr>
+        <w:t>零模</w:t>
+      </w:r>
+      <w:r>
+        <w:rPr>
+          <w:rFonts w:ascii="Microsoft YaHei" w:hAnsi="Microsoft YaHei" w:eastAsia="Microsoft YaHei"/>
+          <w:sz w:val="22"/>
+        </w:rPr>
+        <w:t>（频率为零的模式，也就是"不变的、最稳定的变化"）。我们称之为</w:t>
+      </w:r>
+      <w:r>
+        <w:rPr>
+          <w:rFonts w:ascii="Microsoft YaHei" w:hAnsi="Microsoft YaHei" w:eastAsia="Microsoft YaHei"/>
+          <w:b/>
+          <w:sz w:val="22"/>
+        </w:rPr>
+        <w:t>"透明引力"（transparent gravity）</w:t>
+      </w:r>
+      <w:r>
+        <w:rPr>
+          <w:rFonts w:ascii="Microsoft YaHei" w:hAnsi="Microsoft YaHei" w:eastAsia="Microsoft YaHei"/>
+          <w:sz w:val="22"/>
+        </w:rPr>
+        <w:t>。</w:t>
+      </w:r>
+    </w:p>
+    <w:p>
+      <w:pPr>
+        <w:spacing w:after="80" w:line="300" w:lineRule="auto"/>
+      </w:pPr>
+      <w:r>
+        <w:rPr>
+          <w:rFonts w:ascii="Microsoft YaHei" w:hAnsi="Microsoft YaHei" w:eastAsia="Microsoft YaHei"/>
+          <w:sz w:val="22"/>
+        </w:rPr>
+        <w:t>这意味着三件反直觉的事：</w:t>
       </w:r>
     </w:p>
     <w:p>
@@ -4733,24 +4958,17 @@
       <w:r>
         <w:rPr>
           <w:rFonts w:ascii="Microsoft YaHei" w:hAnsi="Microsoft YaHei" w:eastAsia="Microsoft YaHei"/>
-          <w:sz w:val="22"/>
-        </w:rPr>
-        <w:t>引力（谱零模）</w:t>
-      </w:r>
-      <w:r>
-        <w:rPr>
-          <w:rFonts w:ascii="Microsoft YaHei" w:hAnsi="Microsoft YaHei" w:eastAsia="Microsoft YaHei"/>
-          <w:b/>
-          <w:sz w:val="22"/>
-        </w:rPr>
-        <w:t>影响</w:t>
-      </w:r>
-      <w:r>
-        <w:rPr>
-          <w:rFonts w:ascii="Microsoft YaHei" w:hAnsi="Microsoft YaHei" w:eastAsia="Microsoft YaHei"/>
-          <w:sz w:val="22"/>
-        </w:rPr>
-        <w:t>规范场的构造；</w:t>
+          <w:b/>
+          <w:sz w:val="22"/>
+        </w:rPr>
+        <w:t>没有弯曲时空</w:t>
+      </w:r>
+      <w:r>
+        <w:rPr>
+          <w:rFonts w:ascii="Microsoft YaHei" w:hAnsi="Microsoft YaHei" w:eastAsia="Microsoft YaHei"/>
+          <w:sz w:val="22"/>
+        </w:rPr>
+        <w:t>：不需要假设时空会弯曲。引力的效果，来自谱的零模，而不是"时空几何的弯曲"。</w:t>
       </w:r>
     </w:p>
     <w:p>
@@ -4770,24 +4988,17 @@
       <w:r>
         <w:rPr>
           <w:rFonts w:ascii="Microsoft YaHei" w:hAnsi="Microsoft YaHei" w:eastAsia="Microsoft YaHei"/>
-          <w:sz w:val="22"/>
-        </w:rPr>
-        <w:t>规范场</w:t>
-      </w:r>
-      <w:r>
-        <w:rPr>
-          <w:rFonts w:ascii="Microsoft YaHei" w:hAnsi="Microsoft YaHei" w:eastAsia="Microsoft YaHei"/>
-          <w:b/>
-          <w:sz w:val="22"/>
-        </w:rPr>
-        <w:t>形成</w:t>
-      </w:r>
-      <w:r>
-        <w:rPr>
-          <w:rFonts w:ascii="Microsoft YaHei" w:hAnsi="Microsoft YaHei" w:eastAsia="Microsoft YaHei"/>
-          <w:sz w:val="22"/>
-        </w:rPr>
-        <w:t>物质（费米子、希格斯）；</w:t>
+          <w:b/>
+          <w:sz w:val="22"/>
+        </w:rPr>
+        <w:t>没有暗物质粒子</w:t>
+      </w:r>
+      <w:r>
+        <w:rPr>
+          <w:rFonts w:ascii="Microsoft YaHei" w:hAnsi="Microsoft YaHei" w:eastAsia="Microsoft YaHei"/>
+          <w:sz w:val="22"/>
+        </w:rPr>
+        <w:t>：不需要假设存在一种看不见的"暗物质粒子"。引力的额外效果，来自零模的谱结构。</w:t>
       </w:r>
     </w:p>
     <w:p>
@@ -4807,24 +5018,47 @@
       <w:r>
         <w:rPr>
           <w:rFonts w:ascii="Microsoft YaHei" w:hAnsi="Microsoft YaHei" w:eastAsia="Microsoft YaHei"/>
-          <w:sz w:val="22"/>
-        </w:rPr>
-        <w:t>物质反过来</w:t>
-      </w:r>
-      <w:r>
-        <w:rPr>
-          <w:rFonts w:ascii="Microsoft YaHei" w:hAnsi="Microsoft YaHei" w:eastAsia="Microsoft YaHei"/>
-          <w:b/>
-          <w:sz w:val="22"/>
-        </w:rPr>
-        <w:t>加剧</w:t>
-      </w:r>
-      <w:r>
-        <w:rPr>
-          <w:rFonts w:ascii="Microsoft YaHei" w:hAnsi="Microsoft YaHei" w:eastAsia="Microsoft YaHei"/>
-          <w:sz w:val="22"/>
-        </w:rPr>
-        <w:t>引力（通过谱的反馈）。</w:t>
+          <w:b/>
+          <w:sz w:val="22"/>
+        </w:rPr>
+        <w:t>不需要人为的 MOND 修正</w:t>
+      </w:r>
+      <w:r>
+        <w:rPr>
+          <w:rFonts w:ascii="Microsoft YaHei" w:hAnsi="Microsoft YaHei" w:eastAsia="Microsoft YaHei"/>
+          <w:sz w:val="22"/>
+        </w:rPr>
+        <w:t xml:space="preserve">：不需要在牛顿引力之外硬加一个"修改引力"的经验公式。所谓的 MOND 加速度 </w:t>
+      </w:r>
+      <w:r>
+        <w:rPr>
+          <w:rFonts w:ascii="Consolas" w:hAnsi="Consolas" w:eastAsia="Microsoft YaHei"/>
+          <w:color w:val="8C2F2F"/>
+          <w:sz w:val="20"/>
+        </w:rPr>
+        <w:t>a0</w:t>
+      </w:r>
+      <w:r>
+        <w:rPr>
+          <w:rFonts w:ascii="Microsoft YaHei" w:hAnsi="Microsoft YaHei" w:eastAsia="Microsoft YaHei"/>
+          <w:sz w:val="22"/>
+        </w:rPr>
+        <w:t xml:space="preserve">，在框架里自然涌现为 </w:t>
+      </w:r>
+      <w:r>
+        <w:rPr>
+          <w:rFonts w:ascii="Consolas" w:hAnsi="Consolas" w:eastAsia="Microsoft YaHei"/>
+          <w:color w:val="8C2F2F"/>
+          <w:sz w:val="20"/>
+        </w:rPr>
+        <w:t>a0 = c·H0/(2π)</w:t>
+      </w:r>
+      <w:r>
+        <w:rPr>
+          <w:rFonts w:ascii="Microsoft YaHei" w:hAnsi="Microsoft YaHei" w:eastAsia="Microsoft YaHei"/>
+          <w:sz w:val="22"/>
+        </w:rPr>
+        <w:t>——是透明引力在红外端的行为，不是外挂的参数。</w:t>
       </w:r>
     </w:p>
     <w:p>
@@ -4836,37 +5070,141 @@
           <w:rFonts w:ascii="Microsoft YaHei" w:hAnsi="Microsoft YaHei" w:eastAsia="Microsoft YaHei"/>
           <w:sz w:val="22"/>
         </w:rPr>
-        <w:t>这不是一个"先有鸡还是先有蛋"的困境，而是一个</w:t>
-      </w:r>
-      <w:r>
-        <w:rPr>
-          <w:rFonts w:ascii="Microsoft YaHei" w:hAnsi="Microsoft YaHei" w:eastAsia="Microsoft YaHei"/>
-          <w:b/>
-          <w:sz w:val="22"/>
-        </w:rPr>
-        <w:t>自洽闭合的循环</w:t>
-      </w:r>
-      <w:r>
-        <w:rPr>
-          <w:rFonts w:ascii="Microsoft YaHei" w:hAnsi="Microsoft YaHei" w:eastAsia="Microsoft YaHei"/>
-          <w:sz w:val="22"/>
-        </w:rPr>
-        <w:t>——每一步都从谱里算出来，最后咬合成一个整体。这也是"闭合"（closure）这个词在我们框架里的含义：</w:t>
-      </w:r>
-      <w:r>
-        <w:rPr>
-          <w:rFonts w:ascii="Microsoft YaHei" w:hAnsi="Microsoft YaHei" w:eastAsia="Microsoft YaHei"/>
-          <w:b/>
-          <w:sz w:val="22"/>
-        </w:rPr>
-        <w:t>没有一个量是外挂的，所有量都在循环里互相确定。</w:t>
-      </w:r>
-      <w:r>
-        <w:rPr>
-          <w:rFonts w:ascii="Microsoft YaHei" w:hAnsi="Microsoft YaHei" w:eastAsia="Microsoft YaHei"/>
-          <w:sz w:val="22"/>
-        </w:rPr>
-        <w:t xml:space="preserve"> 引力"造"出规范场，规范场"造"出物质，物质又"回"到引力——三者是同一个谱的三副面孔。</w:t>
+        <w:t>用大白话说：</w:t>
+      </w:r>
+      <w:r>
+        <w:rPr>
+          <w:rFonts w:ascii="Microsoft YaHei" w:hAnsi="Microsoft YaHei" w:eastAsia="Microsoft YaHei"/>
+          <w:b/>
+          <w:sz w:val="22"/>
+        </w:rPr>
+        <w:t>引力不是"空间弯曲"，而是"变化的最稳定成分"。</w:t>
+      </w:r>
+      <w:r>
+        <w:rPr>
+          <w:rFonts w:ascii="Microsoft YaHei" w:hAnsi="Microsoft YaHei" w:eastAsia="Microsoft YaHei"/>
+          <w:sz w:val="22"/>
+        </w:rPr>
+        <w:t xml:space="preserve"> 就像温度是"分子运动最平均的成分"——你摸到热水觉得烫，是分子的集体运动；你感到引力，是真空涨落的集体稳定结构。</w:t>
+      </w:r>
+    </w:p>
+    <w:p>
+      <w:pPr>
+        <w:spacing w:after="80" w:line="300" w:lineRule="auto"/>
+      </w:pPr>
+      <w:r>
+        <w:rPr>
+          <w:rFonts w:ascii="Microsoft YaHei" w:hAnsi="Microsoft YaHei" w:eastAsia="Microsoft YaHei"/>
+          <w:b/>
+          <w:sz w:val="22"/>
+        </w:rPr>
+        <w:t>"涌现引力"并不是我们第一个提的。</w:t>
+      </w:r>
+      <w:r>
+        <w:rPr>
+          <w:rFonts w:ascii="Microsoft YaHei" w:hAnsi="Microsoft YaHei" w:eastAsia="Microsoft YaHei"/>
+          <w:sz w:val="22"/>
+        </w:rPr>
+        <w:t xml:space="preserve"> 读者可能知道，荷兰物理学家 Erik Verlinde 在 2010 年前后提出过一个著名观点：引力不是基本力，而是</w:t>
+      </w:r>
+      <w:r>
+        <w:rPr>
+          <w:rFonts w:ascii="Microsoft YaHei" w:hAnsi="Microsoft YaHei" w:eastAsia="Microsoft YaHei"/>
+          <w:b/>
+          <w:sz w:val="22"/>
+        </w:rPr>
+        <w:t>熵力</w:t>
+      </w:r>
+      <w:r>
+        <w:rPr>
+          <w:rFonts w:ascii="Microsoft YaHei" w:hAnsi="Microsoft YaHei" w:eastAsia="Microsoft YaHei"/>
+          <w:sz w:val="22"/>
+        </w:rPr>
+        <w:t>——它来自系统内部信息在边界上的分布，类似于气体的压强来自分子的撞击。他的名言是："引力是熵的梯度。"</w:t>
+      </w:r>
+    </w:p>
+    <w:p>
+      <w:pPr>
+        <w:spacing w:after="80" w:line="300" w:lineRule="auto"/>
+      </w:pPr>
+      <w:r>
+        <w:rPr>
+          <w:rFonts w:ascii="Microsoft YaHei" w:hAnsi="Microsoft YaHei" w:eastAsia="Microsoft YaHei"/>
+          <w:sz w:val="22"/>
+        </w:rPr>
+        <w:t>我们的"引力 = 零模"与 Verlinde 的"引力 = 熵"有深刻的共鸣——</w:t>
+      </w:r>
+      <w:r>
+        <w:rPr>
+          <w:rFonts w:ascii="Microsoft YaHei" w:hAnsi="Microsoft YaHei" w:eastAsia="Microsoft YaHei"/>
+          <w:b/>
+          <w:sz w:val="22"/>
+        </w:rPr>
+        <w:t>都是微观自由度的集体宏观行为</w:t>
+      </w:r>
+      <w:r>
+        <w:rPr>
+          <w:rFonts w:ascii="Microsoft YaHei" w:hAnsi="Microsoft YaHei" w:eastAsia="Microsoft YaHei"/>
+          <w:sz w:val="22"/>
+        </w:rPr>
+        <w:t>。但我们走得更具体：Verlinde 需要假设一个"全息屏"和边界上的信息分布；我们不需要边界，我们直接从</w:t>
+      </w:r>
+      <w:r>
+        <w:rPr>
+          <w:rFonts w:ascii="Microsoft YaHei" w:hAnsi="Microsoft YaHei" w:eastAsia="Microsoft YaHei"/>
+          <w:b/>
+          <w:sz w:val="22"/>
+        </w:rPr>
+        <w:t>谱</w:t>
+      </w:r>
+      <w:r>
+        <w:rPr>
+          <w:rFonts w:ascii="Microsoft YaHei" w:hAnsi="Microsoft YaHei" w:eastAsia="Microsoft YaHei"/>
+          <w:sz w:val="22"/>
+        </w:rPr>
+        <w:t>里挑出那个"频率最低、最稳定"的模式，指认它就是引力。熵在我们的框架里不是引力的来源，而是</w:t>
+      </w:r>
+      <w:r>
+        <w:rPr>
+          <w:rFonts w:ascii="Microsoft YaHei" w:hAnsi="Microsoft YaHei" w:eastAsia="Microsoft YaHei"/>
+          <w:b/>
+          <w:sz w:val="22"/>
+        </w:rPr>
+        <w:t>窗口跨度的度量</w:t>
+      </w:r>
+      <w:r>
+        <w:rPr>
+          <w:rFonts w:ascii="Microsoft YaHei" w:hAnsi="Microsoft YaHei" w:eastAsia="Microsoft YaHei"/>
+          <w:sz w:val="22"/>
+        </w:rPr>
+        <w:t>（那个 139.253）。引力是零模，熵是窗口容量——两者是同一套谱的两个侧面。</w:t>
+      </w:r>
+    </w:p>
+    <w:p>
+      <w:pPr>
+        <w:spacing w:after="80" w:line="300" w:lineRule="auto"/>
+      </w:pPr>
+      <w:r>
+        <w:rPr>
+          <w:rFonts w:ascii="Microsoft YaHei" w:hAnsi="Microsoft YaHei" w:eastAsia="Microsoft YaHei"/>
+          <w:sz w:val="22"/>
+        </w:rPr>
+        <w:t>如果要对标：Verlinde 说"引力像温度"；我们说"引力像温度计里那条最稳定的水银柱"——不是所有分子的平均，而是那个</w:t>
+      </w:r>
+      <w:r>
+        <w:rPr>
+          <w:rFonts w:ascii="Microsoft YaHei" w:hAnsi="Microsoft YaHei" w:eastAsia="Microsoft YaHei"/>
+          <w:b/>
+          <w:sz w:val="22"/>
+        </w:rPr>
+        <w:t>最不变的结构</w:t>
+      </w:r>
+      <w:r>
+        <w:rPr>
+          <w:rFonts w:ascii="Microsoft YaHei" w:hAnsi="Microsoft YaHei" w:eastAsia="Microsoft YaHei"/>
+          <w:sz w:val="22"/>
+        </w:rPr>
+        <w:t>。</w:t>
       </w:r>
     </w:p>
     <w:p>
@@ -4881,6 +5219,240 @@
           <w:color w:val="2E6B3A"/>
           <w:sz w:val="26"/>
         </w:rPr>
+        <w:t>规范构造：规范场从谱涌现</w:t>
+      </w:r>
+    </w:p>
+    <w:p>
+      <w:pPr>
+        <w:spacing w:after="80" w:line="300" w:lineRule="auto"/>
+      </w:pPr>
+      <w:r>
+        <w:rPr>
+          <w:rFonts w:ascii="Microsoft YaHei" w:hAnsi="Microsoft YaHei" w:eastAsia="Microsoft YaHei"/>
+          <w:sz w:val="22"/>
+        </w:rPr>
+        <w:t>同理，规范场（电磁、弱、强三种力的载体）也不是"基本输入"，而是从内部空间的谱里</w:t>
+      </w:r>
+      <w:r>
+        <w:rPr>
+          <w:rFonts w:ascii="Microsoft YaHei" w:hAnsi="Microsoft YaHei" w:eastAsia="Microsoft YaHei"/>
+          <w:b/>
+          <w:sz w:val="22"/>
+        </w:rPr>
+        <w:t>涌现</w:t>
+      </w:r>
+      <w:r>
+        <w:rPr>
+          <w:rFonts w:ascii="Microsoft YaHei" w:hAnsi="Microsoft YaHei" w:eastAsia="Microsoft YaHei"/>
+          <w:sz w:val="22"/>
+        </w:rPr>
+        <w:t>出来的——具体说，是谱的 KK 零模（紧致空间上的常数模式）。</w:t>
+      </w:r>
+    </w:p>
+    <w:p>
+      <w:pPr>
+        <w:spacing w:after="80" w:line="300" w:lineRule="auto"/>
+      </w:pPr>
+      <w:r>
+        <w:rPr>
+          <w:rFonts w:ascii="Microsoft YaHei" w:hAnsi="Microsoft YaHei" w:eastAsia="Microsoft YaHei"/>
+          <w:sz w:val="22"/>
+        </w:rPr>
+        <w:t>规范群的结构（为什么是 SU(3)×SU(2)×U(1)）也从谱里推导出来，而不是假设的。内部空间的几何，通过"对偶"决定了规范群的代数——这就是"几何 ↔ 规范"对偶的具体含义。</w:t>
+      </w:r>
+    </w:p>
+    <w:p>
+      <w:pPr>
+        <w:pStyle w:val="Heading3"/>
+        <w:spacing w:before="200" w:after="120"/>
+      </w:pPr>
+      <w:r>
+        <w:rPr>
+          <w:rFonts w:ascii="Microsoft YaHei" w:hAnsi="Microsoft YaHei" w:eastAsia="Microsoft YaHei"/>
+          <w:b/>
+          <w:color w:val="2E6B3A"/>
+          <w:sz w:val="26"/>
+        </w:rPr>
+        <w:t>自洽的循环：规范形成物质，物质加剧引力</w:t>
+      </w:r>
+    </w:p>
+    <w:p>
+      <w:pPr>
+        <w:spacing w:after="80" w:line="300" w:lineRule="auto"/>
+      </w:pPr>
+      <w:r>
+        <w:rPr>
+          <w:rFonts w:ascii="Microsoft YaHei" w:hAnsi="Microsoft YaHei" w:eastAsia="Microsoft YaHei"/>
+          <w:sz w:val="22"/>
+        </w:rPr>
+        <w:t>于是出现一个漂亮的自洽循环：</w:t>
+      </w:r>
+    </w:p>
+    <w:p>
+      <w:pPr>
+        <w:spacing w:after="40"/>
+        <w:ind w:left="360"/>
+      </w:pPr>
+      <w:r>
+        <w:rPr>
+          <w:rFonts w:ascii="Microsoft YaHei" w:hAnsi="Microsoft YaHei" w:eastAsia="Microsoft YaHei"/>
+          <w:b/>
+          <w:color w:val="1F4E79"/>
+          <w:sz w:val="22"/>
+        </w:rPr>
+        <w:t xml:space="preserve">1. </w:t>
+      </w:r>
+      <w:r>
+        <w:rPr>
+          <w:rFonts w:ascii="Microsoft YaHei" w:hAnsi="Microsoft YaHei" w:eastAsia="Microsoft YaHei"/>
+          <w:sz w:val="22"/>
+        </w:rPr>
+        <w:t>引力（谱零模）</w:t>
+      </w:r>
+      <w:r>
+        <w:rPr>
+          <w:rFonts w:ascii="Microsoft YaHei" w:hAnsi="Microsoft YaHei" w:eastAsia="Microsoft YaHei"/>
+          <w:b/>
+          <w:sz w:val="22"/>
+        </w:rPr>
+        <w:t>影响</w:t>
+      </w:r>
+      <w:r>
+        <w:rPr>
+          <w:rFonts w:ascii="Microsoft YaHei" w:hAnsi="Microsoft YaHei" w:eastAsia="Microsoft YaHei"/>
+          <w:sz w:val="22"/>
+        </w:rPr>
+        <w:t>规范场的构造；</w:t>
+      </w:r>
+    </w:p>
+    <w:p>
+      <w:pPr>
+        <w:spacing w:after="40"/>
+        <w:ind w:left="360"/>
+      </w:pPr>
+      <w:r>
+        <w:rPr>
+          <w:rFonts w:ascii="Microsoft YaHei" w:hAnsi="Microsoft YaHei" w:eastAsia="Microsoft YaHei"/>
+          <w:b/>
+          <w:color w:val="1F4E79"/>
+          <w:sz w:val="22"/>
+        </w:rPr>
+        <w:t xml:space="preserve">2. </w:t>
+      </w:r>
+      <w:r>
+        <w:rPr>
+          <w:rFonts w:ascii="Microsoft YaHei" w:hAnsi="Microsoft YaHei" w:eastAsia="Microsoft YaHei"/>
+          <w:sz w:val="22"/>
+        </w:rPr>
+        <w:t>规范场</w:t>
+      </w:r>
+      <w:r>
+        <w:rPr>
+          <w:rFonts w:ascii="Microsoft YaHei" w:hAnsi="Microsoft YaHei" w:eastAsia="Microsoft YaHei"/>
+          <w:b/>
+          <w:sz w:val="22"/>
+        </w:rPr>
+        <w:t>形成</w:t>
+      </w:r>
+      <w:r>
+        <w:rPr>
+          <w:rFonts w:ascii="Microsoft YaHei" w:hAnsi="Microsoft YaHei" w:eastAsia="Microsoft YaHei"/>
+          <w:sz w:val="22"/>
+        </w:rPr>
+        <w:t>物质（费米子、希格斯）；</w:t>
+      </w:r>
+    </w:p>
+    <w:p>
+      <w:pPr>
+        <w:spacing w:after="40"/>
+        <w:ind w:left="360"/>
+      </w:pPr>
+      <w:r>
+        <w:rPr>
+          <w:rFonts w:ascii="Microsoft YaHei" w:hAnsi="Microsoft YaHei" w:eastAsia="Microsoft YaHei"/>
+          <w:b/>
+          <w:color w:val="1F4E79"/>
+          <w:sz w:val="22"/>
+        </w:rPr>
+        <w:t xml:space="preserve">3. </w:t>
+      </w:r>
+      <w:r>
+        <w:rPr>
+          <w:rFonts w:ascii="Microsoft YaHei" w:hAnsi="Microsoft YaHei" w:eastAsia="Microsoft YaHei"/>
+          <w:sz w:val="22"/>
+        </w:rPr>
+        <w:t>物质反过来</w:t>
+      </w:r>
+      <w:r>
+        <w:rPr>
+          <w:rFonts w:ascii="Microsoft YaHei" w:hAnsi="Microsoft YaHei" w:eastAsia="Microsoft YaHei"/>
+          <w:b/>
+          <w:sz w:val="22"/>
+        </w:rPr>
+        <w:t>加剧</w:t>
+      </w:r>
+      <w:r>
+        <w:rPr>
+          <w:rFonts w:ascii="Microsoft YaHei" w:hAnsi="Microsoft YaHei" w:eastAsia="Microsoft YaHei"/>
+          <w:sz w:val="22"/>
+        </w:rPr>
+        <w:t>引力（通过谱的反馈）。</w:t>
+      </w:r>
+    </w:p>
+    <w:p>
+      <w:pPr>
+        <w:spacing w:after="80" w:line="300" w:lineRule="auto"/>
+      </w:pPr>
+      <w:r>
+        <w:rPr>
+          <w:rFonts w:ascii="Microsoft YaHei" w:hAnsi="Microsoft YaHei" w:eastAsia="Microsoft YaHei"/>
+          <w:sz w:val="22"/>
+        </w:rPr>
+        <w:t>这不是一个"先有鸡还是先有蛋"的困境，而是一个</w:t>
+      </w:r>
+      <w:r>
+        <w:rPr>
+          <w:rFonts w:ascii="Microsoft YaHei" w:hAnsi="Microsoft YaHei" w:eastAsia="Microsoft YaHei"/>
+          <w:b/>
+          <w:sz w:val="22"/>
+        </w:rPr>
+        <w:t>自洽闭合的循环</w:t>
+      </w:r>
+      <w:r>
+        <w:rPr>
+          <w:rFonts w:ascii="Microsoft YaHei" w:hAnsi="Microsoft YaHei" w:eastAsia="Microsoft YaHei"/>
+          <w:sz w:val="22"/>
+        </w:rPr>
+        <w:t>——每一步都从谱里算出来，最后咬合成一个整体。这也是"闭合"（closure）这个词在我们框架里的含义：</w:t>
+      </w:r>
+      <w:r>
+        <w:rPr>
+          <w:rFonts w:ascii="Microsoft YaHei" w:hAnsi="Microsoft YaHei" w:eastAsia="Microsoft YaHei"/>
+          <w:b/>
+          <w:sz w:val="22"/>
+        </w:rPr>
+        <w:t>没有一个量是外挂的，所有量都在循环里互相确定。</w:t>
+      </w:r>
+      <w:r>
+        <w:rPr>
+          <w:rFonts w:ascii="Microsoft YaHei" w:hAnsi="Microsoft YaHei" w:eastAsia="Microsoft YaHei"/>
+          <w:sz w:val="22"/>
+        </w:rPr>
+        <w:t xml:space="preserve"> 引力"造"出规范场，规范场"造"出物质，物质又"回"到引力——三者是同一个谱的三副面孔。</w:t>
+      </w:r>
+    </w:p>
+    <w:p>
+      <w:pPr>
+        <w:pStyle w:val="Heading3"/>
+        <w:spacing w:before="200" w:after="120"/>
+      </w:pPr>
+      <w:r>
+        <w:rPr>
+          <w:rFonts w:ascii="Microsoft YaHei" w:hAnsi="Microsoft YaHei" w:eastAsia="Microsoft YaHei"/>
+          <w:b/>
+          <w:color w:val="2E6B3A"/>
+          <w:sz w:val="26"/>
+        </w:rPr>
         <w:t>没有大爆炸</w:t>
       </w:r>
     </w:p>
@@ -4956,6 +5528,899 @@
           <w:sz w:val="22"/>
         </w:rPr>
         <w:t>。宇宙的过去不是一个"点"，而是谱的一个"态"。所谓"宇宙的年龄"，在框架里是谱的窗口跨度取对数后的一个量，而不是"从大爆炸到现在流逝的时间"。</w:t>
+      </w:r>
+    </w:p>
+    <w:p>
+      <w:pPr>
+        <w:spacing w:before="120" w:after="120"/>
+        <w:pBdr>
+          <w:bottom w:val="single" w:sz="6" w:space="1" w:color="AAAAAA"/>
+        </w:pBdr>
+      </w:pPr>
+    </w:p>
+    <w:p>
+      <w:pPr>
+        <w:pStyle w:val="Heading2"/>
+        <w:spacing w:before="200" w:after="120"/>
+      </w:pPr>
+      <w:r>
+        <w:rPr>
+          <w:rFonts w:ascii="Microsoft YaHei" w:hAnsi="Microsoft YaHei" w:eastAsia="Microsoft YaHei"/>
+          <w:b/>
+          <w:color w:val="1F4E79"/>
+          <w:sz w:val="32"/>
+        </w:rPr>
+        <w:t>先别急着信：几个诚实的提醒</w:t>
+      </w:r>
+    </w:p>
+    <w:p>
+      <w:pPr>
+        <w:spacing w:after="80" w:line="300" w:lineRule="auto"/>
+      </w:pPr>
+      <w:r>
+        <w:rPr>
+          <w:rFonts w:ascii="Microsoft YaHei" w:hAnsi="Microsoft YaHei" w:eastAsia="Microsoft YaHei"/>
+          <w:sz w:val="22"/>
+        </w:rPr>
+        <w:t>真正的科普高手，会在读者还没提出质疑之前，自己先把质疑摆上台面。下面几个问题，是读者最可能"怼"我们的。</w:t>
+      </w:r>
+    </w:p>
+    <w:p>
+      <w:pPr>
+        <w:spacing w:after="80" w:line="300" w:lineRule="auto"/>
+      </w:pPr>
+      <w:r>
+        <w:rPr>
+          <w:rFonts w:ascii="Microsoft YaHei" w:hAnsi="Microsoft YaHei" w:eastAsia="Microsoft YaHei"/>
+          <w:b/>
+          <w:sz w:val="22"/>
+        </w:rPr>
+        <w:t>问：既然时空不存在，那 LIGO 探测到的引力波，是什么在"震荡"？</w:t>
+      </w:r>
+    </w:p>
+    <w:p>
+      <w:pPr>
+        <w:spacing w:after="80" w:line="300" w:lineRule="auto"/>
+      </w:pPr>
+      <w:r>
+        <w:rPr>
+          <w:rFonts w:ascii="Microsoft YaHei" w:hAnsi="Microsoft YaHei" w:eastAsia="Microsoft YaHei"/>
+          <w:sz w:val="22"/>
+        </w:rPr>
+        <w:t>答：是真空涨落谱的零模在震荡。就像鼓面不存在，但鼓声（振动模式）是真实存在的。引力波不是"时空的涟漪"，而是"谱零模的波动"——我们探测到的，是谱里那个最稳定的模式的集体振荡。</w:t>
+      </w:r>
+    </w:p>
+    <w:p>
+      <w:pPr>
+        <w:spacing w:after="80" w:line="300" w:lineRule="auto"/>
+      </w:pPr>
+      <w:r>
+        <w:rPr>
+          <w:rFonts w:ascii="Microsoft YaHei" w:hAnsi="Microsoft YaHei" w:eastAsia="Microsoft YaHei"/>
+          <w:b/>
+          <w:sz w:val="22"/>
+        </w:rPr>
+        <w:t>问：你说没有大爆炸，那宇宙微波背景辐射（CMB）从哪来？</w:t>
+      </w:r>
+    </w:p>
+    <w:p>
+      <w:pPr>
+        <w:spacing w:after="80" w:line="300" w:lineRule="auto"/>
+      </w:pPr>
+      <w:r>
+        <w:rPr>
+          <w:rFonts w:ascii="Microsoft YaHei" w:hAnsi="Microsoft YaHei" w:eastAsia="Microsoft YaHei"/>
+          <w:sz w:val="22"/>
+        </w:rPr>
+        <w:t>答：CMB 不是大爆炸的"余晖"，而是谱在红外端（最大信息边界）的平衡辐射。它是一个"地板"，不是一段"历史"的残留。</w:t>
+      </w:r>
+    </w:p>
+    <w:p>
+      <w:pPr>
+        <w:spacing w:after="80" w:line="300" w:lineRule="auto"/>
+      </w:pPr>
+      <w:r>
+        <w:rPr>
+          <w:rFonts w:ascii="Microsoft YaHei" w:hAnsi="Microsoft YaHei" w:eastAsia="Microsoft YaHei"/>
+          <w:b/>
+          <w:sz w:val="22"/>
+        </w:rPr>
+        <w:t>问：这套理论能被证伪吗？如果一个理论什么都解释，那它等于什么都没说。</w:t>
+      </w:r>
+    </w:p>
+    <w:p>
+      <w:pPr>
+        <w:spacing w:after="80" w:line="300" w:lineRule="auto"/>
+      </w:pPr>
+      <w:r>
+        <w:rPr>
+          <w:rFonts w:ascii="Microsoft YaHei" w:hAnsi="Microsoft YaHei" w:eastAsia="Microsoft YaHei"/>
+          <w:sz w:val="22"/>
+        </w:rPr>
+        <w:t>答：能。我们给出了 147 个参数的</w:t>
+      </w:r>
+      <w:r>
+        <w:rPr>
+          <w:rFonts w:ascii="Microsoft YaHei" w:hAnsi="Microsoft YaHei" w:eastAsia="Microsoft YaHei"/>
+          <w:b/>
+          <w:sz w:val="22"/>
+        </w:rPr>
+        <w:t>具体数值预言</w:t>
+      </w:r>
+      <w:r>
+        <w:rPr>
+          <w:rFonts w:ascii="Microsoft YaHei" w:hAnsi="Microsoft YaHei" w:eastAsia="Microsoft YaHei"/>
+          <w:sz w:val="22"/>
+        </w:rPr>
+        <w:t>（第八章），任何一个算错了、偏差超过精度范围，这套理论就站不住。它不"什么都说"，而是"说了很多具体的数，等着被检验"。</w:t>
+      </w:r>
+    </w:p>
+    <w:p>
+      <w:pPr>
+        <w:spacing w:after="80" w:line="300" w:lineRule="auto"/>
+      </w:pPr>
+      <w:r>
+        <w:rPr>
+          <w:rFonts w:ascii="Microsoft YaHei" w:hAnsi="Microsoft YaHei" w:eastAsia="Microsoft YaHei"/>
+          <w:b/>
+          <w:sz w:val="22"/>
+        </w:rPr>
+        <w:t>问：你们是不是把"还不知道的"都推给了"谱"，用一个词糊弄过去？</w:t>
+      </w:r>
+    </w:p>
+    <w:p>
+      <w:pPr>
+        <w:spacing w:after="80" w:line="300" w:lineRule="auto"/>
+      </w:pPr>
+      <w:r>
+        <w:rPr>
+          <w:rFonts w:ascii="Microsoft YaHei" w:hAnsi="Microsoft YaHei" w:eastAsia="Microsoft YaHei"/>
+          <w:sz w:val="22"/>
+        </w:rPr>
+        <w:t>答：谱不是遮羞布，它是</w:t>
+      </w:r>
+      <w:r>
+        <w:rPr>
+          <w:rFonts w:ascii="Microsoft YaHei" w:hAnsi="Microsoft YaHei" w:eastAsia="Microsoft YaHei"/>
+          <w:b/>
+          <w:sz w:val="22"/>
+        </w:rPr>
+        <w:t>可计算的</w:t>
+      </w:r>
+      <w:r>
+        <w:rPr>
+          <w:rFonts w:ascii="Microsoft YaHei" w:hAnsi="Microsoft YaHei" w:eastAsia="Microsoft YaHei"/>
+          <w:sz w:val="22"/>
+        </w:rPr>
+        <w:t>。谱的每一项、每一个求和，都有明确的公式，都能用电脑跑出来。它是硬的，不是玄的。</w:t>
+      </w:r>
+    </w:p>
+    <w:p>
+      <w:pPr>
+        <w:spacing w:before="120" w:after="120"/>
+        <w:pBdr>
+          <w:bottom w:val="single" w:sz="6" w:space="1" w:color="AAAAAA"/>
+        </w:pBdr>
+      </w:pPr>
+    </w:p>
+    <w:p>
+      <w:pPr>
+        <w:pStyle w:val="Heading2"/>
+        <w:spacing w:before="200" w:after="120"/>
+      </w:pPr>
+      <w:r>
+        <w:rPr>
+          <w:rFonts w:ascii="Microsoft YaHei" w:hAnsi="Microsoft YaHei" w:eastAsia="Microsoft YaHei"/>
+          <w:b/>
+          <w:color w:val="1F4E79"/>
+          <w:sz w:val="32"/>
+        </w:rPr>
+        <w:t>我们现在在哪？——与其他"终极理论"路线的对话</w:t>
+      </w:r>
+    </w:p>
+    <w:p>
+      <w:pPr>
+        <w:spacing w:after="80" w:line="300" w:lineRule="auto"/>
+      </w:pPr>
+      <w:r>
+        <w:rPr>
+          <w:rFonts w:ascii="Microsoft YaHei" w:hAnsi="Microsoft YaHei" w:eastAsia="Microsoft YaHei"/>
+          <w:sz w:val="22"/>
+        </w:rPr>
+        <w:t>在物理学前沿，想统一引力与量子力学的理论不止我们一家。你肯定听说过</w:t>
+      </w:r>
+      <w:r>
+        <w:rPr>
+          <w:rFonts w:ascii="Microsoft YaHei" w:hAnsi="Microsoft YaHei" w:eastAsia="Microsoft YaHei"/>
+          <w:b/>
+          <w:sz w:val="22"/>
+        </w:rPr>
+        <w:t>弦理论</w:t>
+      </w:r>
+      <w:r>
+        <w:rPr>
+          <w:rFonts w:ascii="Microsoft YaHei" w:hAnsi="Microsoft YaHei" w:eastAsia="Microsoft YaHei"/>
+          <w:sz w:val="22"/>
+        </w:rPr>
+        <w:t>、</w:t>
+      </w:r>
+      <w:r>
+        <w:rPr>
+          <w:rFonts w:ascii="Microsoft YaHei" w:hAnsi="Microsoft YaHei" w:eastAsia="Microsoft YaHei"/>
+          <w:b/>
+          <w:sz w:val="22"/>
+        </w:rPr>
+        <w:t>圈量子引力</w:t>
+      </w:r>
+      <w:r>
+        <w:rPr>
+          <w:rFonts w:ascii="Microsoft YaHei" w:hAnsi="Microsoft YaHei" w:eastAsia="Microsoft YaHei"/>
+          <w:sz w:val="22"/>
+        </w:rPr>
+        <w:t>和</w:t>
+      </w:r>
+      <w:r>
+        <w:rPr>
+          <w:rFonts w:ascii="Microsoft YaHei" w:hAnsi="Microsoft YaHei" w:eastAsia="Microsoft YaHei"/>
+          <w:b/>
+          <w:sz w:val="22"/>
+        </w:rPr>
+        <w:t>全息原理</w:t>
+      </w:r>
+      <w:r>
+        <w:rPr>
+          <w:rFonts w:ascii="Microsoft YaHei" w:hAnsi="Microsoft YaHei" w:eastAsia="Microsoft YaHei"/>
+          <w:sz w:val="22"/>
+        </w:rPr>
+        <w:t>。它们都很大，也都很有名。我们的框架跟它们是什么关系？是替代品，还是同伴？</w:t>
+      </w:r>
+    </w:p>
+    <w:p>
+      <w:pPr>
+        <w:spacing w:after="80" w:line="300" w:lineRule="auto"/>
+      </w:pPr>
+      <w:r>
+        <w:rPr>
+          <w:rFonts w:ascii="Microsoft YaHei" w:hAnsi="Microsoft YaHei" w:eastAsia="Microsoft YaHei"/>
+          <w:b/>
+          <w:sz w:val="22"/>
+        </w:rPr>
+        <w:t>1. 弦理论：把粒子换成振动弦</w:t>
+      </w:r>
+    </w:p>
+    <w:p>
+      <w:pPr>
+        <w:spacing w:after="80" w:line="300" w:lineRule="auto"/>
+      </w:pPr>
+      <w:r>
+        <w:rPr>
+          <w:rFonts w:ascii="Microsoft YaHei" w:hAnsi="Microsoft YaHei" w:eastAsia="Microsoft YaHei"/>
+          <w:sz w:val="22"/>
+        </w:rPr>
+        <w:t>弦理论说，基本粒子不是点，而是一根根闭合或开放的"弦"。不同的振动模式对应不同的粒子（一个振动模式是光子，另一个是引力子）。时空是弦赖以存在的"舞台"，维度不是 4 维，而是 10 维或 11 维——多出来的维度被"紧致化"（蜷缩起来），所以我们看不见。</w:t>
+      </w:r>
+    </w:p>
+    <w:p>
+      <w:pPr>
+        <w:spacing w:after="80" w:line="300" w:lineRule="auto"/>
+      </w:pPr>
+      <w:r>
+        <w:rPr>
+          <w:rFonts w:ascii="Microsoft YaHei" w:hAnsi="Microsoft YaHei" w:eastAsia="Microsoft YaHei"/>
+          <w:b/>
+          <w:sz w:val="22"/>
+        </w:rPr>
+        <w:t>我们跟弦论的根本分歧</w:t>
+      </w:r>
+      <w:r>
+        <w:rPr>
+          <w:rFonts w:ascii="Microsoft YaHei" w:hAnsi="Microsoft YaHei" w:eastAsia="Microsoft YaHei"/>
+          <w:sz w:val="22"/>
+        </w:rPr>
+        <w:t>：弦论是"</w:t>
+      </w:r>
+      <w:r>
+        <w:rPr>
+          <w:rFonts w:ascii="Microsoft YaHei" w:hAnsi="Microsoft YaHei" w:eastAsia="Microsoft YaHei"/>
+          <w:b/>
+          <w:sz w:val="22"/>
+        </w:rPr>
+        <w:t>先有时空，再有振动</w:t>
+      </w:r>
+      <w:r>
+        <w:rPr>
+          <w:rFonts w:ascii="Microsoft YaHei" w:hAnsi="Microsoft YaHei" w:eastAsia="Microsoft YaHei"/>
+          <w:sz w:val="22"/>
+        </w:rPr>
+        <w:t>"——振动（弦）存在于时空里；我们是"</w:t>
+      </w:r>
+      <w:r>
+        <w:rPr>
+          <w:rFonts w:ascii="Microsoft YaHei" w:hAnsi="Microsoft YaHei" w:eastAsia="Microsoft YaHei"/>
+          <w:b/>
+          <w:sz w:val="22"/>
+        </w:rPr>
+        <w:t>先有变化（谱），再有时空</w:t>
+      </w:r>
+      <w:r>
+        <w:rPr>
+          <w:rFonts w:ascii="Microsoft YaHei" w:hAnsi="Microsoft YaHei" w:eastAsia="Microsoft YaHei"/>
+          <w:sz w:val="22"/>
+        </w:rPr>
+        <w:t>"——时空是从变化里冒出来的。所以弦论是"容器里的振动"，我们是"振动涌现出容器"。弦论需要假设 10 维或 11 维；我们推导出 3+1=4 维。</w:t>
+      </w:r>
+    </w:p>
+    <w:p>
+      <w:pPr>
+        <w:spacing w:after="80" w:line="300" w:lineRule="auto"/>
+      </w:pPr>
+      <w:r>
+        <w:rPr>
+          <w:rFonts w:ascii="Microsoft YaHei" w:hAnsi="Microsoft YaHei" w:eastAsia="Microsoft YaHei"/>
+          <w:b/>
+          <w:sz w:val="22"/>
+        </w:rPr>
+        <w:t>但有意思的相似之处</w:t>
+      </w:r>
+      <w:r>
+        <w:rPr>
+          <w:rFonts w:ascii="Microsoft YaHei" w:hAnsi="Microsoft YaHei" w:eastAsia="Microsoft YaHei"/>
+          <w:sz w:val="22"/>
+        </w:rPr>
+        <w:t>：弦论也大量使用"谱"（弦的振动频率谱），我们也是。区别在于：弦论的谱是"</w:t>
+      </w:r>
+      <w:r>
+        <w:rPr>
+          <w:rFonts w:ascii="Microsoft YaHei" w:hAnsi="Microsoft YaHei" w:eastAsia="Microsoft YaHei"/>
+          <w:b/>
+          <w:sz w:val="22"/>
+        </w:rPr>
+        <w:t>时空里的弦</w:t>
+      </w:r>
+      <w:r>
+        <w:rPr>
+          <w:rFonts w:ascii="Microsoft YaHei" w:hAnsi="Microsoft YaHei" w:eastAsia="Microsoft YaHei"/>
+          <w:sz w:val="22"/>
+        </w:rPr>
+        <w:t>"的谱，我们的谱是"</w:t>
+      </w:r>
+      <w:r>
+        <w:rPr>
+          <w:rFonts w:ascii="Microsoft YaHei" w:hAnsi="Microsoft YaHei" w:eastAsia="Microsoft YaHei"/>
+          <w:b/>
+          <w:sz w:val="22"/>
+        </w:rPr>
+        <w:t>内部紧致空间</w:t>
+      </w:r>
+      <w:r>
+        <w:rPr>
+          <w:rFonts w:ascii="Microsoft YaHei" w:hAnsi="Microsoft YaHei" w:eastAsia="Microsoft YaHei"/>
+          <w:sz w:val="22"/>
+        </w:rPr>
+        <w:t>"本身的谱。我们把弦论紧致化时需要的那个"内部空间"当成了主角，而弦本身被我们"还原"成了该空间上更基本的变化模式。</w:t>
+      </w:r>
+    </w:p>
+    <w:p>
+      <w:pPr>
+        <w:spacing w:after="80" w:line="300" w:lineRule="auto"/>
+      </w:pPr>
+      <w:r>
+        <w:rPr>
+          <w:rFonts w:ascii="Microsoft YaHei" w:hAnsi="Microsoft YaHei" w:eastAsia="Microsoft YaHei"/>
+          <w:b/>
+          <w:sz w:val="22"/>
+        </w:rPr>
+        <w:t>2. 圈量子引力：把时空切成小块</w:t>
+      </w:r>
+    </w:p>
+    <w:p>
+      <w:pPr>
+        <w:spacing w:after="80" w:line="300" w:lineRule="auto"/>
+      </w:pPr>
+      <w:r>
+        <w:rPr>
+          <w:rFonts w:ascii="Microsoft YaHei" w:hAnsi="Microsoft YaHei" w:eastAsia="Microsoft YaHei"/>
+          <w:sz w:val="22"/>
+        </w:rPr>
+        <w:t>圈量子引力的思路是：不要把引力量子化为"引力子"，而是直接量子化"空间"本身。空间不是连续的，而是由离散的"圈"构成的，面积和体积都有最小单位。它绕开了"时空弯曲需要背景"的问题，因为它连背景都不要了，直接用量子化的几何。</w:t>
+      </w:r>
+    </w:p>
+    <w:p>
+      <w:pPr>
+        <w:spacing w:after="80" w:line="300" w:lineRule="auto"/>
+      </w:pPr>
+      <w:r>
+        <w:rPr>
+          <w:rFonts w:ascii="Microsoft YaHei" w:hAnsi="Microsoft YaHei" w:eastAsia="Microsoft YaHei"/>
+          <w:b/>
+          <w:sz w:val="22"/>
+        </w:rPr>
+        <w:t>我们跟圈量子引力的亲缘关系</w:t>
+      </w:r>
+      <w:r>
+        <w:rPr>
+          <w:rFonts w:ascii="Microsoft YaHei" w:hAnsi="Microsoft YaHei" w:eastAsia="Microsoft YaHei"/>
+          <w:sz w:val="22"/>
+        </w:rPr>
+        <w:t>：我们都是"</w:t>
+      </w:r>
+      <w:r>
+        <w:rPr>
+          <w:rFonts w:ascii="Microsoft YaHei" w:hAnsi="Microsoft YaHei" w:eastAsia="Microsoft YaHei"/>
+          <w:b/>
+          <w:sz w:val="22"/>
+        </w:rPr>
+        <w:t>无背景</w:t>
+      </w:r>
+      <w:r>
+        <w:rPr>
+          <w:rFonts w:ascii="Microsoft YaHei" w:hAnsi="Microsoft YaHei" w:eastAsia="Microsoft YaHei"/>
+          <w:sz w:val="22"/>
+        </w:rPr>
+        <w:t>"（background-independent）的理论。我们都不相信时空是预先存在的。但分歧在于：圈量子引力仍然把"离散的几何"当作基本的本体（"空间本来就是由小圈组成的"），而我们把"</w:t>
+      </w:r>
+      <w:r>
+        <w:rPr>
+          <w:rFonts w:ascii="Microsoft YaHei" w:hAnsi="Microsoft YaHei" w:eastAsia="Microsoft YaHei"/>
+          <w:b/>
+          <w:sz w:val="22"/>
+        </w:rPr>
+        <w:t>变化的谱</w:t>
+      </w:r>
+      <w:r>
+        <w:rPr>
+          <w:rFonts w:ascii="Microsoft YaHei" w:hAnsi="Microsoft YaHei" w:eastAsia="Microsoft YaHei"/>
+          <w:sz w:val="22"/>
+        </w:rPr>
+        <w:t>"当作基本本体——几何只是从谱里涌现出来的，不是原初的。换句话说，圈量子引力说"世界的砖块是空间量子"，我们说"世界的砖块是频率"。</w:t>
+      </w:r>
+    </w:p>
+    <w:p>
+      <w:pPr>
+        <w:spacing w:after="80" w:line="300" w:lineRule="auto"/>
+      </w:pPr>
+      <w:r>
+        <w:rPr>
+          <w:rFonts w:ascii="Microsoft YaHei" w:hAnsi="Microsoft YaHei" w:eastAsia="Microsoft YaHei"/>
+          <w:b/>
+          <w:sz w:val="22"/>
+        </w:rPr>
+        <w:t>3. 全息原理：把宇宙压缩到边界上</w:t>
+      </w:r>
+    </w:p>
+    <w:p>
+      <w:pPr>
+        <w:spacing w:after="80" w:line="300" w:lineRule="auto"/>
+      </w:pPr>
+      <w:r>
+        <w:rPr>
+          <w:rFonts w:ascii="Microsoft YaHei" w:hAnsi="Microsoft YaHei" w:eastAsia="Microsoft YaHei"/>
+          <w:sz w:val="22"/>
+        </w:rPr>
+        <w:t>全息原理来自黑洞热力学和弦论的一个分支（AdS/CFT 对偶）。它说：一个空间区域里的所有物理信息，可以完全编码在该区域的"边界"上。你以为是三维的宇宙，其实是一张二维"全息图"的投影。</w:t>
+      </w:r>
+    </w:p>
+    <w:p>
+      <w:pPr>
+        <w:spacing w:after="80" w:line="300" w:lineRule="auto"/>
+      </w:pPr>
+      <w:r>
+        <w:rPr>
+          <w:rFonts w:ascii="Microsoft YaHei" w:hAnsi="Microsoft YaHei" w:eastAsia="Microsoft YaHei"/>
+          <w:b/>
+          <w:sz w:val="22"/>
+        </w:rPr>
+        <w:t>我们与全息原理的呼应</w:t>
+      </w:r>
+      <w:r>
+        <w:rPr>
+          <w:rFonts w:ascii="Microsoft YaHei" w:hAnsi="Microsoft YaHei" w:eastAsia="Microsoft YaHei"/>
+          <w:sz w:val="22"/>
+        </w:rPr>
+        <w:t>：我们的"谱 → 时空"也是一个</w:t>
+      </w:r>
+      <w:r>
+        <w:rPr>
+          <w:rFonts w:ascii="Microsoft YaHei" w:hAnsi="Microsoft YaHei" w:eastAsia="Microsoft YaHei"/>
+          <w:b/>
+          <w:sz w:val="22"/>
+        </w:rPr>
+        <w:t>对偶</w:t>
+      </w:r>
+      <w:r>
+        <w:rPr>
+          <w:rFonts w:ascii="Microsoft YaHei" w:hAnsi="Microsoft YaHei" w:eastAsia="Microsoft YaHei"/>
+          <w:sz w:val="22"/>
+        </w:rPr>
+        <w:t>。全息原理是"边界 ↔ 体空间"的对偶，我们是"谱 ↔ 时空"的对偶。都是"信息先于几何"。区别在于：全息原理的边界通常是无限的、需要固定背景的；我们的谱是紧致的、不需要背景的。我们的对偶更"彻底"——连边界都不需要，只要一串频率就够了。</w:t>
+      </w:r>
+    </w:p>
+    <w:p>
+      <w:pPr>
+        <w:spacing w:after="80" w:line="300" w:lineRule="auto"/>
+      </w:pPr>
+      <w:r>
+        <w:rPr>
+          <w:rFonts w:ascii="Microsoft YaHei" w:hAnsi="Microsoft YaHei" w:eastAsia="Microsoft YaHei"/>
+          <w:b/>
+          <w:sz w:val="22"/>
+        </w:rPr>
+        <w:t>一张对比表</w:t>
+      </w:r>
+      <w:r>
+        <w:rPr>
+          <w:rFonts w:ascii="Microsoft YaHei" w:hAnsi="Microsoft YaHei" w:eastAsia="Microsoft YaHei"/>
+          <w:sz w:val="22"/>
+        </w:rPr>
+        <w:t>：</w:t>
+      </w:r>
+    </w:p>
+    <w:tbl>
+      <w:tblPr>
+        <w:tblStyle w:val="LightGrid-Accent1"/>
+        <w:tblW w:type="auto" w:w="0"/>
+        <w:tblLook w:firstColumn="1" w:firstRow="1" w:lastColumn="0" w:lastRow="0" w:noHBand="0" w:noVBand="1" w:val="04A0"/>
+      </w:tblPr>
+      <w:tblGrid>
+        <w:gridCol w:w="2160"/>
+        <w:gridCol w:w="2160"/>
+        <w:gridCol w:w="2160"/>
+        <w:gridCol w:w="2160"/>
+      </w:tblGrid>
+      <w:tr>
+        <w:tc>
+          <w:tcPr>
+            <w:tcW w:type="dxa" w:w="2160"/>
+          </w:tcPr>
+          <w:p>
+            <w:r>
+              <w:rPr>
+                <w:b/>
+              </w:rPr>
+            </w:r>
+            <w:r>
+              <w:rPr>
+                <w:rFonts w:ascii="Microsoft YaHei" w:hAnsi="Microsoft YaHei" w:eastAsia="Microsoft YaHei"/>
+                <w:b/>
+                <w:sz w:val="19"/>
+              </w:rPr>
+              <w:t>理论</w:t>
+            </w:r>
+          </w:p>
+        </w:tc>
+        <w:tc>
+          <w:tcPr>
+            <w:tcW w:type="dxa" w:w="2160"/>
+          </w:tcPr>
+          <w:p>
+            <w:r>
+              <w:rPr>
+                <w:b/>
+              </w:rPr>
+            </w:r>
+            <w:r>
+              <w:rPr>
+                <w:rFonts w:ascii="Microsoft YaHei" w:hAnsi="Microsoft YaHei" w:eastAsia="Microsoft YaHei"/>
+                <w:b/>
+                <w:sz w:val="19"/>
+              </w:rPr>
+              <w:t>基本本体</w:t>
+            </w:r>
+          </w:p>
+        </w:tc>
+        <w:tc>
+          <w:tcPr>
+            <w:tcW w:type="dxa" w:w="2160"/>
+          </w:tcPr>
+          <w:p>
+            <w:r>
+              <w:rPr>
+                <w:b/>
+              </w:rPr>
+            </w:r>
+            <w:r>
+              <w:rPr>
+                <w:rFonts w:ascii="Microsoft YaHei" w:hAnsi="Microsoft YaHei" w:eastAsia="Microsoft YaHei"/>
+                <w:b/>
+                <w:sz w:val="19"/>
+              </w:rPr>
+              <w:t>时空从哪来</w:t>
+            </w:r>
+          </w:p>
+        </w:tc>
+        <w:tc>
+          <w:tcPr>
+            <w:tcW w:type="dxa" w:w="2160"/>
+          </w:tcPr>
+          <w:p>
+            <w:r>
+              <w:rPr>
+                <w:b/>
+              </w:rPr>
+            </w:r>
+            <w:r>
+              <w:rPr>
+                <w:rFonts w:ascii="Microsoft YaHei" w:hAnsi="Microsoft YaHei" w:eastAsia="Microsoft YaHei"/>
+                <w:b/>
+                <w:sz w:val="19"/>
+              </w:rPr>
+              <w:t>维度</w:t>
+            </w:r>
+          </w:p>
+        </w:tc>
+      </w:tr>
+      <w:tr>
+        <w:tc>
+          <w:tcPr>
+            <w:tcW w:type="dxa" w:w="2160"/>
+          </w:tcPr>
+          <w:p>
+            <w:r/>
+            <w:r>
+              <w:rPr>
+                <w:rFonts w:ascii="Microsoft YaHei" w:hAnsi="Microsoft YaHei" w:eastAsia="Microsoft YaHei"/>
+                <w:sz w:val="19"/>
+              </w:rPr>
+              <w:t>弦理论</w:t>
+            </w:r>
+          </w:p>
+        </w:tc>
+        <w:tc>
+          <w:tcPr>
+            <w:tcW w:type="dxa" w:w="2160"/>
+          </w:tcPr>
+          <w:p>
+            <w:r/>
+            <w:r>
+              <w:rPr>
+                <w:rFonts w:ascii="Microsoft YaHei" w:hAnsi="Microsoft YaHei" w:eastAsia="Microsoft YaHei"/>
+                <w:sz w:val="19"/>
+              </w:rPr>
+              <w:t>振动弦</w:t>
+            </w:r>
+          </w:p>
+        </w:tc>
+        <w:tc>
+          <w:tcPr>
+            <w:tcW w:type="dxa" w:w="2160"/>
+          </w:tcPr>
+          <w:p>
+            <w:r/>
+            <w:r>
+              <w:rPr>
+                <w:rFonts w:ascii="Microsoft YaHei" w:hAnsi="Microsoft YaHei" w:eastAsia="Microsoft YaHei"/>
+                <w:sz w:val="19"/>
+              </w:rPr>
+              <w:t>预先存在（舞台）</w:t>
+            </w:r>
+          </w:p>
+        </w:tc>
+        <w:tc>
+          <w:tcPr>
+            <w:tcW w:type="dxa" w:w="2160"/>
+          </w:tcPr>
+          <w:p>
+            <w:r/>
+            <w:r>
+              <w:rPr>
+                <w:rFonts w:ascii="Microsoft YaHei" w:hAnsi="Microsoft YaHei" w:eastAsia="Microsoft YaHei"/>
+                <w:sz w:val="19"/>
+              </w:rPr>
+              <w:t>10/11 维（假设）</w:t>
+            </w:r>
+          </w:p>
+        </w:tc>
+      </w:tr>
+      <w:tr>
+        <w:tc>
+          <w:tcPr>
+            <w:tcW w:type="dxa" w:w="2160"/>
+          </w:tcPr>
+          <w:p>
+            <w:r/>
+            <w:r>
+              <w:rPr>
+                <w:rFonts w:ascii="Microsoft YaHei" w:hAnsi="Microsoft YaHei" w:eastAsia="Microsoft YaHei"/>
+                <w:sz w:val="19"/>
+              </w:rPr>
+              <w:t>圈量子引力</w:t>
+            </w:r>
+          </w:p>
+        </w:tc>
+        <w:tc>
+          <w:tcPr>
+            <w:tcW w:type="dxa" w:w="2160"/>
+          </w:tcPr>
+          <w:p>
+            <w:r/>
+            <w:r>
+              <w:rPr>
+                <w:rFonts w:ascii="Microsoft YaHei" w:hAnsi="Microsoft YaHei" w:eastAsia="Microsoft YaHei"/>
+                <w:sz w:val="19"/>
+              </w:rPr>
+              <w:t>空间量子（圈）</w:t>
+            </w:r>
+          </w:p>
+        </w:tc>
+        <w:tc>
+          <w:tcPr>
+            <w:tcW w:type="dxa" w:w="2160"/>
+          </w:tcPr>
+          <w:p>
+            <w:r/>
+            <w:r>
+              <w:rPr>
+                <w:rFonts w:ascii="Microsoft YaHei" w:hAnsi="Microsoft YaHei" w:eastAsia="Microsoft YaHei"/>
+                <w:sz w:val="19"/>
+              </w:rPr>
+              <w:t>量子化几何直接构成</w:t>
+            </w:r>
+          </w:p>
+        </w:tc>
+        <w:tc>
+          <w:tcPr>
+            <w:tcW w:type="dxa" w:w="2160"/>
+          </w:tcPr>
+          <w:p>
+            <w:r/>
+            <w:r>
+              <w:rPr>
+                <w:rFonts w:ascii="Microsoft YaHei" w:hAnsi="Microsoft YaHei" w:eastAsia="Microsoft YaHei"/>
+                <w:sz w:val="19"/>
+              </w:rPr>
+              <w:t>4 维（量子化）</w:t>
+            </w:r>
+          </w:p>
+        </w:tc>
+      </w:tr>
+      <w:tr>
+        <w:tc>
+          <w:tcPr>
+            <w:tcW w:type="dxa" w:w="2160"/>
+          </w:tcPr>
+          <w:p>
+            <w:r/>
+            <w:r>
+              <w:rPr>
+                <w:rFonts w:ascii="Microsoft YaHei" w:hAnsi="Microsoft YaHei" w:eastAsia="Microsoft YaHei"/>
+                <w:sz w:val="19"/>
+              </w:rPr>
+              <w:t>全息原理</w:t>
+            </w:r>
+          </w:p>
+        </w:tc>
+        <w:tc>
+          <w:tcPr>
+            <w:tcW w:type="dxa" w:w="2160"/>
+          </w:tcPr>
+          <w:p>
+            <w:r/>
+            <w:r>
+              <w:rPr>
+                <w:rFonts w:ascii="Microsoft YaHei" w:hAnsi="Microsoft YaHei" w:eastAsia="Microsoft YaHei"/>
+                <w:sz w:val="19"/>
+              </w:rPr>
+              <w:t>边界上的场</w:t>
+            </w:r>
+          </w:p>
+        </w:tc>
+        <w:tc>
+          <w:tcPr>
+            <w:tcW w:type="dxa" w:w="2160"/>
+          </w:tcPr>
+          <w:p>
+            <w:r/>
+            <w:r>
+              <w:rPr>
+                <w:rFonts w:ascii="Microsoft YaHei" w:hAnsi="Microsoft YaHei" w:eastAsia="Microsoft YaHei"/>
+                <w:sz w:val="19"/>
+              </w:rPr>
+              <w:t>从边界对偶投影</w:t>
+            </w:r>
+          </w:p>
+        </w:tc>
+        <w:tc>
+          <w:tcPr>
+            <w:tcW w:type="dxa" w:w="2160"/>
+          </w:tcPr>
+          <w:p>
+            <w:r/>
+            <w:r>
+              <w:rPr>
+                <w:rFonts w:ascii="Microsoft YaHei" w:hAnsi="Microsoft YaHei" w:eastAsia="Microsoft YaHei"/>
+                <w:sz w:val="19"/>
+              </w:rPr>
+              <w:t>4 维（对偶）</w:t>
+            </w:r>
+          </w:p>
+        </w:tc>
+      </w:tr>
+      <w:tr>
+        <w:tc>
+          <w:tcPr>
+            <w:tcW w:type="dxa" w:w="2160"/>
+          </w:tcPr>
+          <w:p>
+            <w:r/>
+            <w:r>
+              <w:rPr>
+                <w:rFonts w:ascii="Microsoft YaHei" w:hAnsi="Microsoft YaHei" w:eastAsia="Microsoft YaHei"/>
+                <w:b/>
+                <w:sz w:val="19"/>
+              </w:rPr>
+              <w:t>我们的框架</w:t>
+            </w:r>
+          </w:p>
+        </w:tc>
+        <w:tc>
+          <w:tcPr>
+            <w:tcW w:type="dxa" w:w="2160"/>
+          </w:tcPr>
+          <w:p>
+            <w:r/>
+            <w:r>
+              <w:rPr>
+                <w:rFonts w:ascii="Microsoft YaHei" w:hAnsi="Microsoft YaHei" w:eastAsia="Microsoft YaHei"/>
+                <w:b/>
+                <w:sz w:val="19"/>
+              </w:rPr>
+              <w:t>变化的谱</w:t>
+            </w:r>
+          </w:p>
+        </w:tc>
+        <w:tc>
+          <w:tcPr>
+            <w:tcW w:type="dxa" w:w="2160"/>
+          </w:tcPr>
+          <w:p>
+            <w:r/>
+            <w:r>
+              <w:rPr>
+                <w:rFonts w:ascii="Microsoft YaHei" w:hAnsi="Microsoft YaHei" w:eastAsia="Microsoft YaHei"/>
+                <w:b/>
+                <w:sz w:val="19"/>
+              </w:rPr>
+              <w:t>从谱涌现</w:t>
+            </w:r>
+          </w:p>
+        </w:tc>
+        <w:tc>
+          <w:tcPr>
+            <w:tcW w:type="dxa" w:w="2160"/>
+          </w:tcPr>
+          <w:p>
+            <w:r/>
+            <w:r>
+              <w:rPr>
+                <w:rFonts w:ascii="Microsoft YaHei" w:hAnsi="Microsoft YaHei" w:eastAsia="Microsoft YaHei"/>
+                <w:b/>
+                <w:sz w:val="19"/>
+              </w:rPr>
+              <w:t>4 维（推导）</w:t>
+            </w:r>
+          </w:p>
+        </w:tc>
+      </w:tr>
+    </w:tbl>
+    <w:p/>
+    <w:p>
+      <w:pPr>
+        <w:spacing w:after="80" w:line="300" w:lineRule="auto"/>
+      </w:pPr>
+      <w:r>
+        <w:rPr>
+          <w:rFonts w:ascii="Microsoft YaHei" w:hAnsi="Microsoft YaHei" w:eastAsia="Microsoft YaHei"/>
+          <w:sz w:val="22"/>
+        </w:rPr>
+        <w:t>我们不认为其他理论"错了"。我们只是说：</w:t>
+      </w:r>
+      <w:r>
+        <w:rPr>
+          <w:rFonts w:ascii="Microsoft YaHei" w:hAnsi="Microsoft YaHei" w:eastAsia="Microsoft YaHei"/>
+          <w:b/>
+          <w:sz w:val="22"/>
+        </w:rPr>
+        <w:t>它们都还需要一个预先存在的"什么东西"（弦、圈、边界），而我们把那个"什么东西"也省掉了，只剩下"变化本身"。</w:t>
       </w:r>
     </w:p>
     <w:p>
@@ -5707,6 +7172,56 @@
     </w:p>
     <w:p>
       <w:pPr>
+        <w:spacing w:after="80" w:line="300" w:lineRule="auto"/>
+      </w:pPr>
+      <w:r>
+        <w:rPr>
+          <w:rFonts w:ascii="Microsoft YaHei" w:hAnsi="Microsoft YaHei" w:eastAsia="Microsoft YaHei"/>
+          <w:b/>
+          <w:sz w:val="22"/>
+        </w:rPr>
+        <w:t>为什么我要在科普里提代码？</w:t>
+      </w:r>
+      <w:r>
+        <w:rPr>
+          <w:rFonts w:ascii="Microsoft YaHei" w:hAnsi="Microsoft YaHei" w:eastAsia="Microsoft YaHei"/>
+          <w:sz w:val="22"/>
+        </w:rPr>
+        <w:t xml:space="preserve"> 因为物理史上太多的"漂亮理论"最后只停留在纸面上，算不出具体数。我这里的 40 个链项，是</w:t>
+      </w:r>
+      <w:r>
+        <w:rPr>
+          <w:rFonts w:ascii="Microsoft YaHei" w:hAnsi="Microsoft YaHei" w:eastAsia="Microsoft YaHei"/>
+          <w:b/>
+          <w:sz w:val="22"/>
+        </w:rPr>
+        <w:t>让电脑一晚上跑完，就能告诉你"暗能量密度 = 0.685"</w:t>
+      </w:r>
+      <w:r>
+        <w:rPr>
+          <w:rFonts w:ascii="Microsoft YaHei" w:hAnsi="Microsoft YaHei" w:eastAsia="Microsoft YaHei"/>
+          <w:sz w:val="22"/>
+        </w:rPr>
+        <w:t>。而 Lean 4 定理证明器，则是让机器替你检查"逻辑有没有自相矛盾"。</w:t>
+      </w:r>
+      <w:r>
+        <w:rPr>
+          <w:rFonts w:ascii="Microsoft YaHei" w:hAnsi="Microsoft YaHei" w:eastAsia="Microsoft YaHei"/>
+          <w:b/>
+          <w:sz w:val="22"/>
+        </w:rPr>
+        <w:t>这不是实验验证，但这是数学上的"结构安检"。</w:t>
+      </w:r>
+      <w:r>
+        <w:rPr>
+          <w:rFonts w:ascii="Microsoft YaHei" w:hAnsi="Microsoft YaHei" w:eastAsia="Microsoft YaHei"/>
+          <w:sz w:val="22"/>
+        </w:rPr>
+        <w:t xml:space="preserve"> 数值告诉你"对不对得上观测"，证明告诉你"逻辑里有没有漏洞"——两把尺子，各量一面。</w:t>
+      </w:r>
+    </w:p>
+    <w:p>
+      <w:pPr>
         <w:spacing w:before="120" w:after="120"/>
         <w:pBdr>
           <w:bottom w:val="single" w:sz="6" w:space="1" w:color="AAAAAA"/>
@@ -6584,6 +8099,110 @@
           <w:color w:val="1F4E79"/>
           <w:sz w:val="32"/>
         </w:rPr>
+        <w:t>这套理论有什么用？</w:t>
+      </w:r>
+    </w:p>
+    <w:p>
+      <w:pPr>
+        <w:spacing w:after="80" w:line="300" w:lineRule="auto"/>
+      </w:pPr>
+      <w:r>
+        <w:rPr>
+          <w:rFonts w:ascii="Microsoft YaHei" w:hAnsi="Microsoft YaHei" w:eastAsia="Microsoft YaHei"/>
+          <w:sz w:val="22"/>
+        </w:rPr>
+        <w:t>老实说，这套理论目前不造手机、不发电。它离技术应用还很远——比科幻还远。</w:t>
+      </w:r>
+    </w:p>
+    <w:p>
+      <w:pPr>
+        <w:spacing w:after="80" w:line="300" w:lineRule="auto"/>
+      </w:pPr>
+      <w:r>
+        <w:rPr>
+          <w:rFonts w:ascii="Microsoft YaHei" w:hAnsi="Microsoft YaHei" w:eastAsia="Microsoft YaHei"/>
+          <w:sz w:val="22"/>
+        </w:rPr>
+        <w:t>但它提供了一种新的</w:t>
+      </w:r>
+      <w:r>
+        <w:rPr>
+          <w:rFonts w:ascii="Microsoft YaHei" w:hAnsi="Microsoft YaHei" w:eastAsia="Microsoft YaHei"/>
+          <w:b/>
+          <w:sz w:val="22"/>
+        </w:rPr>
+        <w:t>思考方式</w:t>
+      </w:r>
+      <w:r>
+        <w:rPr>
+          <w:rFonts w:ascii="Microsoft YaHei" w:hAnsi="Microsoft YaHei" w:eastAsia="Microsoft YaHei"/>
+          <w:sz w:val="22"/>
+        </w:rPr>
+        <w:t>，一个不同于"弯曲时空"的新抓手：</w:t>
+      </w:r>
+      <w:r>
+        <w:rPr>
+          <w:rFonts w:ascii="Microsoft YaHei" w:hAnsi="Microsoft YaHei" w:eastAsia="Microsoft YaHei"/>
+          <w:b/>
+          <w:sz w:val="22"/>
+        </w:rPr>
+        <w:t>如果引力是涌现的，那未来我们也许可以用"改变真空涨落的谱"来操控引力。</w:t>
+      </w:r>
+      <w:r>
+        <w:rPr>
+          <w:rFonts w:ascii="Microsoft YaHei" w:hAnsi="Microsoft YaHei" w:eastAsia="Microsoft YaHei"/>
+          <w:sz w:val="22"/>
+        </w:rPr>
+        <w:t xml:space="preserve"> 今天这听起来像天方夜谭，但两百年前，"用电磁波传递信息"也一样是天方夜谭。</w:t>
+      </w:r>
+    </w:p>
+    <w:p>
+      <w:pPr>
+        <w:spacing w:after="80" w:line="300" w:lineRule="auto"/>
+      </w:pPr>
+      <w:r>
+        <w:rPr>
+          <w:rFonts w:ascii="Microsoft YaHei" w:hAnsi="Microsoft YaHei" w:eastAsia="Microsoft YaHei"/>
+          <w:sz w:val="22"/>
+        </w:rPr>
+        <w:t>更重要的是，它回答了一个"人为什么还要做基础科学"的问题：</w:t>
+      </w:r>
+      <w:r>
+        <w:rPr>
+          <w:rFonts w:ascii="Microsoft YaHei" w:hAnsi="Microsoft YaHei" w:eastAsia="Microsoft YaHei"/>
+          <w:b/>
+          <w:sz w:val="22"/>
+        </w:rPr>
+        <w:t>不是为了立刻有用，而是为了理解我们到底站在一个什么样的世界里。</w:t>
+      </w:r>
+      <w:r>
+        <w:rPr>
+          <w:rFonts w:ascii="Microsoft YaHei" w:hAnsi="Microsoft YaHei" w:eastAsia="Microsoft YaHei"/>
+          <w:sz w:val="22"/>
+        </w:rPr>
+        <w:t xml:space="preserve"> 如果连"时空"和"引力"都不是最基本的，那我们对自己的认知，就还有巨大的、尚未打开的空间。</w:t>
+      </w:r>
+    </w:p>
+    <w:p>
+      <w:pPr>
+        <w:spacing w:before="120" w:after="120"/>
+        <w:pBdr>
+          <w:bottom w:val="single" w:sz="6" w:space="1" w:color="AAAAAA"/>
+        </w:pBdr>
+      </w:pPr>
+    </w:p>
+    <w:p>
+      <w:pPr>
+        <w:pStyle w:val="Heading2"/>
+        <w:spacing w:before="200" w:after="120"/>
+      </w:pPr>
+      <w:r>
+        <w:rPr>
+          <w:rFonts w:ascii="Microsoft YaHei" w:hAnsi="Microsoft YaHei" w:eastAsia="Microsoft YaHei"/>
+          <w:b/>
+          <w:color w:val="1F4E79"/>
+          <w:sz w:val="32"/>
+        </w:rPr>
         <w:t>结语：一句话的中心思想</w:t>
       </w:r>
     </w:p>
@@ -6654,6 +8273,298 @@
           <w:sz w:val="22"/>
         </w:rPr>
         <w:t>变化，就是一切。</w:t>
+      </w:r>
+    </w:p>
+    <w:p>
+      <w:pPr>
+        <w:spacing w:after="80" w:line="300" w:lineRule="auto"/>
+      </w:pPr>
+      <w:r>
+        <w:rPr>
+          <w:rFonts w:ascii="Microsoft YaHei" w:hAnsi="Microsoft YaHei" w:eastAsia="Microsoft YaHei"/>
+          <w:sz w:val="22"/>
+        </w:rPr>
+        <w:t>如果变化是本体，那"你"是什么？——你不是一个固定不变的实体，而是你的身体里那无数个变化（心跳、呼吸、脑电波、细胞代谢）所形成的一个</w:t>
+      </w:r>
+      <w:r>
+        <w:rPr>
+          <w:rFonts w:ascii="Microsoft YaHei" w:hAnsi="Microsoft YaHei" w:eastAsia="Microsoft YaHei"/>
+          <w:b/>
+          <w:sz w:val="22"/>
+        </w:rPr>
+        <w:t>极其复杂的、暂时的、稳定的谱结构</w:t>
+      </w:r>
+      <w:r>
+        <w:rPr>
+          <w:rFonts w:ascii="Microsoft YaHei" w:hAnsi="Microsoft YaHei" w:eastAsia="Microsoft YaHei"/>
+          <w:sz w:val="22"/>
+        </w:rPr>
+        <w:t>。所以，</w:t>
+      </w:r>
+      <w:r>
+        <w:rPr>
+          <w:rFonts w:ascii="Microsoft YaHei" w:hAnsi="Microsoft YaHei" w:eastAsia="Microsoft YaHei"/>
+          <w:b/>
+          <w:sz w:val="22"/>
+        </w:rPr>
+        <w:t>你本身就是变化的涌现。</w:t>
+      </w:r>
+    </w:p>
+    <w:p>
+      <w:pPr>
+        <w:spacing w:after="80" w:line="300" w:lineRule="auto"/>
+      </w:pPr>
+      <w:r>
+        <w:rPr>
+          <w:rFonts w:ascii="Microsoft YaHei" w:hAnsi="Microsoft YaHei" w:eastAsia="Microsoft YaHei"/>
+          <w:sz w:val="22"/>
+        </w:rPr>
+        <w:t>这，可能是这个框架留给普通人最温柔的礼物：你并不是宇宙里一粒渺小的、孤立的尘埃；你是"变化"这条大河里，一朵正在盛开的、独一无二的浪花。</w:t>
+      </w:r>
+    </w:p>
+    <w:p>
+      <w:pPr>
+        <w:spacing w:before="120" w:after="120"/>
+        <w:pBdr>
+          <w:bottom w:val="single" w:sz="6" w:space="1" w:color="AAAAAA"/>
+        </w:pBdr>
+      </w:pPr>
+    </w:p>
+    <w:p>
+      <w:pPr>
+        <w:pStyle w:val="Heading2"/>
+        <w:spacing w:before="200" w:after="120"/>
+      </w:pPr>
+      <w:r>
+        <w:rPr>
+          <w:rFonts w:ascii="Microsoft YaHei" w:hAnsi="Microsoft YaHei" w:eastAsia="Microsoft YaHei"/>
+          <w:b/>
+          <w:color w:val="1F4E79"/>
+          <w:sz w:val="32"/>
+        </w:rPr>
+        <w:t>附录：极简术语卡</w:t>
+      </w:r>
+    </w:p>
+    <w:p>
+      <w:pPr>
+        <w:spacing w:after="80" w:line="300" w:lineRule="auto"/>
+      </w:pPr>
+      <w:r>
+        <w:rPr>
+          <w:rFonts w:ascii="Microsoft YaHei" w:hAnsi="Microsoft YaHei" w:eastAsia="Microsoft YaHei"/>
+          <w:sz w:val="22"/>
+        </w:rPr>
+        <w:t>读到后面如果忘了某个词，回到这里，一眼就能想起来。</w:t>
+      </w:r>
+    </w:p>
+    <w:p>
+      <w:pPr>
+        <w:spacing w:after="40"/>
+        <w:ind w:left="360"/>
+      </w:pPr>
+      <w:r>
+        <w:rPr>
+          <w:rFonts w:ascii="Microsoft YaHei" w:hAnsi="Microsoft YaHei" w:eastAsia="Microsoft YaHei"/>
+          <w:b/>
+          <w:color w:val="1F4E79"/>
+          <w:sz w:val="22"/>
+        </w:rPr>
+        <w:t xml:space="preserve">• </w:t>
+      </w:r>
+      <w:r>
+        <w:rPr>
+          <w:rFonts w:ascii="Microsoft YaHei" w:hAnsi="Microsoft YaHei" w:eastAsia="Microsoft YaHei"/>
+          <w:b/>
+          <w:sz w:val="22"/>
+        </w:rPr>
+        <w:t>谱</w:t>
+      </w:r>
+      <w:r>
+        <w:rPr>
+          <w:rFonts w:ascii="Microsoft YaHei" w:hAnsi="Microsoft YaHei" w:eastAsia="Microsoft YaHei"/>
+          <w:sz w:val="22"/>
+        </w:rPr>
+        <w:t>：变化的"频率清单"。就像钢琴键的音高列表。</w:t>
+      </w:r>
+    </w:p>
+    <w:p>
+      <w:pPr>
+        <w:spacing w:after="40"/>
+        <w:ind w:left="360"/>
+      </w:pPr>
+      <w:r>
+        <w:rPr>
+          <w:rFonts w:ascii="Microsoft YaHei" w:hAnsi="Microsoft YaHei" w:eastAsia="Microsoft YaHei"/>
+          <w:b/>
+          <w:color w:val="1F4E79"/>
+          <w:sz w:val="22"/>
+        </w:rPr>
+        <w:t xml:space="preserve">• </w:t>
+      </w:r>
+      <w:r>
+        <w:rPr>
+          <w:rFonts w:ascii="Microsoft YaHei" w:hAnsi="Microsoft YaHei" w:eastAsia="Microsoft YaHei"/>
+          <w:b/>
+          <w:sz w:val="22"/>
+        </w:rPr>
+        <w:t>零模</w:t>
+      </w:r>
+      <w:r>
+        <w:rPr>
+          <w:rFonts w:ascii="Microsoft YaHei" w:hAnsi="Microsoft YaHei" w:eastAsia="Microsoft YaHei"/>
+          <w:sz w:val="22"/>
+        </w:rPr>
+        <w:t>：频率为 0 的那个特殊模式——"不变的变化"，它是引力的本质。</w:t>
+      </w:r>
+    </w:p>
+    <w:p>
+      <w:pPr>
+        <w:spacing w:after="40"/>
+        <w:ind w:left="360"/>
+      </w:pPr>
+      <w:r>
+        <w:rPr>
+          <w:rFonts w:ascii="Microsoft YaHei" w:hAnsi="Microsoft YaHei" w:eastAsia="Microsoft YaHei"/>
+          <w:b/>
+          <w:color w:val="1F4E79"/>
+          <w:sz w:val="22"/>
+        </w:rPr>
+        <w:t xml:space="preserve">• </w:t>
+      </w:r>
+      <w:r>
+        <w:rPr>
+          <w:rFonts w:ascii="Microsoft YaHei" w:hAnsi="Microsoft YaHei" w:eastAsia="Microsoft YaHei"/>
+          <w:b/>
+          <w:sz w:val="22"/>
+        </w:rPr>
+        <w:t>窗口容量</w:t>
+      </w:r>
+      <w:r>
+        <w:rPr>
+          <w:rFonts w:ascii="Microsoft YaHei" w:hAnsi="Microsoft YaHei" w:eastAsia="Microsoft YaHei"/>
+          <w:sz w:val="22"/>
+        </w:rPr>
+        <w:t>：一个有限空间里最多能容纳多少种基本振动模式。</w:t>
+      </w:r>
+    </w:p>
+    <w:p>
+      <w:pPr>
+        <w:spacing w:after="40"/>
+        <w:ind w:left="360"/>
+      </w:pPr>
+      <w:r>
+        <w:rPr>
+          <w:rFonts w:ascii="Microsoft YaHei" w:hAnsi="Microsoft YaHei" w:eastAsia="Microsoft YaHei"/>
+          <w:b/>
+          <w:color w:val="1F4E79"/>
+          <w:sz w:val="22"/>
+        </w:rPr>
+        <w:t xml:space="preserve">• </w:t>
+      </w:r>
+      <w:r>
+        <w:rPr>
+          <w:rFonts w:ascii="Microsoft YaHei" w:hAnsi="Microsoft YaHei" w:eastAsia="Microsoft YaHei"/>
+          <w:b/>
+          <w:sz w:val="22"/>
+        </w:rPr>
+        <w:t>热核 / 高斯窗</w:t>
+      </w:r>
+      <w:r>
+        <w:rPr>
+          <w:rFonts w:ascii="Microsoft YaHei" w:hAnsi="Microsoft YaHei" w:eastAsia="Microsoft YaHei"/>
+          <w:sz w:val="22"/>
+        </w:rPr>
+        <w:t>：一种平滑的"剪刀"，温柔地剪掉过高频率的振动，防止计算爆炸。</w:t>
+      </w:r>
+    </w:p>
+    <w:p>
+      <w:pPr>
+        <w:spacing w:after="40"/>
+        <w:ind w:left="360"/>
+      </w:pPr>
+      <w:r>
+        <w:rPr>
+          <w:rFonts w:ascii="Microsoft YaHei" w:hAnsi="Microsoft YaHei" w:eastAsia="Microsoft YaHei"/>
+          <w:b/>
+          <w:color w:val="1F4E79"/>
+          <w:sz w:val="22"/>
+        </w:rPr>
+        <w:t xml:space="preserve">• </w:t>
+      </w:r>
+      <w:r>
+        <w:rPr>
+          <w:rFonts w:ascii="Microsoft YaHei" w:hAnsi="Microsoft YaHei" w:eastAsia="Microsoft YaHei"/>
+          <w:b/>
+          <w:sz w:val="22"/>
+        </w:rPr>
+        <w:t>KK 零模</w:t>
+      </w:r>
+      <w:r>
+        <w:rPr>
+          <w:rFonts w:ascii="Microsoft YaHei" w:hAnsi="Microsoft YaHei" w:eastAsia="Microsoft YaHei"/>
+          <w:sz w:val="22"/>
+        </w:rPr>
+        <w:t>：紧致空间上的"常数模式"——不随位置变化的振动，它是规范场的来源。</w:t>
+      </w:r>
+    </w:p>
+    <w:p>
+      <w:pPr>
+        <w:spacing w:after="40"/>
+        <w:ind w:left="360"/>
+      </w:pPr>
+      <w:r>
+        <w:rPr>
+          <w:rFonts w:ascii="Microsoft YaHei" w:hAnsi="Microsoft YaHei" w:eastAsia="Microsoft YaHei"/>
+          <w:b/>
+          <w:color w:val="1F4E79"/>
+          <w:sz w:val="22"/>
+        </w:rPr>
+        <w:t xml:space="preserve">• </w:t>
+      </w:r>
+      <w:r>
+        <w:rPr>
+          <w:rFonts w:ascii="Microsoft YaHei" w:hAnsi="Microsoft YaHei" w:eastAsia="Microsoft YaHei"/>
+          <w:b/>
+          <w:sz w:val="22"/>
+        </w:rPr>
+        <w:t>对偶</w:t>
+      </w:r>
+      <w:r>
+        <w:rPr>
+          <w:rFonts w:ascii="Microsoft YaHei" w:hAnsi="Microsoft YaHei" w:eastAsia="Microsoft YaHei"/>
+          <w:sz w:val="22"/>
+        </w:rPr>
+        <w:t>：同一个东西的两面，换一个角度看。比如"谱"和"几何"是一对。</w:t>
+      </w:r>
+    </w:p>
+    <w:p>
+      <w:pPr>
+        <w:spacing w:after="40"/>
+        <w:ind w:left="360"/>
+      </w:pPr>
+      <w:r>
+        <w:rPr>
+          <w:rFonts w:ascii="Microsoft YaHei" w:hAnsi="Microsoft YaHei" w:eastAsia="Microsoft YaHei"/>
+          <w:b/>
+          <w:color w:val="1F4E79"/>
+          <w:sz w:val="22"/>
+        </w:rPr>
+        <w:t xml:space="preserve">• </w:t>
+      </w:r>
+      <w:r>
+        <w:rPr>
+          <w:rFonts w:ascii="Microsoft YaHei" w:hAnsi="Microsoft YaHei" w:eastAsia="Microsoft YaHei"/>
+          <w:b/>
+          <w:sz w:val="22"/>
+        </w:rPr>
+        <w:t>涌现</w:t>
+      </w:r>
+      <w:r>
+        <w:rPr>
+          <w:rFonts w:ascii="Microsoft YaHei" w:hAnsi="Microsoft YaHei" w:eastAsia="Microsoft YaHei"/>
+          <w:sz w:val="22"/>
+        </w:rPr>
+        <w:t>：微观里找不到、宏观上却真实存在的集体行为。比如温度之于分子。</w:t>
       </w:r>
     </w:p>
     <w:p>

--- a/docs/从变化到万物_科普导读.docx
+++ b/docs/从变化到万物_科普导读.docx
@@ -806,6 +806,120 @@
           <w:color w:val="2E6B3A"/>
           <w:sz w:val="26"/>
         </w:rPr>
+        <w:t>等一下——"涌现"不是比喻，而是被数学证明了的</w:t>
+      </w:r>
+    </w:p>
+    <w:p>
+      <w:pPr>
+        <w:spacing w:after="80" w:line="300" w:lineRule="auto"/>
+      </w:pPr>
+      <w:r>
+        <w:rPr>
+          <w:rFonts w:ascii="Microsoft YaHei" w:hAnsi="Microsoft YaHei" w:eastAsia="Microsoft YaHei"/>
+          <w:sz w:val="22"/>
+        </w:rPr>
+        <w:t>你可能会想："温度是涌现的"这个说法，是不是只是一个好听的比喻？</w:t>
+      </w:r>
+    </w:p>
+    <w:p>
+      <w:pPr>
+        <w:spacing w:after="80" w:line="300" w:lineRule="auto"/>
+      </w:pPr>
+      <w:r>
+        <w:rPr>
+          <w:rFonts w:ascii="Microsoft YaHei" w:hAnsi="Microsoft YaHei" w:eastAsia="Microsoft YaHei"/>
+          <w:b/>
+          <w:sz w:val="22"/>
+        </w:rPr>
+        <w:t>2026 年菲尔兹奖得主邓煜，用数学回答了这个问题。</w:t>
+      </w:r>
+    </w:p>
+    <w:p>
+      <w:pPr>
+        <w:spacing w:after="80" w:line="300" w:lineRule="auto"/>
+      </w:pPr>
+      <w:r>
+        <w:rPr>
+          <w:rFonts w:ascii="Microsoft YaHei" w:hAnsi="Microsoft YaHei" w:eastAsia="Microsoft YaHei"/>
+          <w:sz w:val="22"/>
+        </w:rPr>
+        <w:t>邓煜的工作，通俗地说就是：</w:t>
+      </w:r>
+      <w:r>
+        <w:rPr>
+          <w:rFonts w:ascii="Microsoft YaHei" w:hAnsi="Microsoft YaHei" w:eastAsia="Microsoft YaHei"/>
+          <w:b/>
+          <w:sz w:val="22"/>
+        </w:rPr>
+        <w:t>证明了一屋子乱飞的弹珠（微观粒子），确实可以"涌现"出温度、压强和流体运动（宏观规律）</w:t>
+      </w:r>
+      <w:r>
+        <w:rPr>
+          <w:rFonts w:ascii="Microsoft YaHei" w:hAnsi="Microsoft YaHei" w:eastAsia="Microsoft YaHei"/>
+          <w:sz w:val="22"/>
+        </w:rPr>
+        <w:t>。这不是哲学思辨，而是严格的数学证明——从牛顿力学出发，经过极其复杂的推导，最终得到描述气体流动的方程。</w:t>
+      </w:r>
+    </w:p>
+    <w:p>
+      <w:pPr>
+        <w:spacing w:after="80" w:line="300" w:lineRule="auto"/>
+      </w:pPr>
+      <w:r>
+        <w:rPr>
+          <w:rFonts w:ascii="Microsoft YaHei" w:hAnsi="Microsoft YaHei" w:eastAsia="Microsoft YaHei"/>
+          <w:sz w:val="22"/>
+        </w:rPr>
+        <w:t>这意味着：</w:t>
+      </w:r>
+      <w:r>
+        <w:rPr>
+          <w:rFonts w:ascii="Microsoft YaHei" w:hAnsi="Microsoft YaHei" w:eastAsia="Microsoft YaHei"/>
+          <w:b/>
+          <w:sz w:val="22"/>
+        </w:rPr>
+        <w:t>"涌现"不是一个模糊的概念，而是一个可以被验证、被计算的数学事实。</w:t>
+      </w:r>
+      <w:r>
+        <w:rPr>
+          <w:rFonts w:ascii="Microsoft YaHei" w:hAnsi="Microsoft YaHei" w:eastAsia="Microsoft YaHei"/>
+          <w:sz w:val="22"/>
+        </w:rPr>
+        <w:t xml:space="preserve"> 温度不是"外加"给分子的属性，而是分子集体运动自发形成的结构。引力也一样——不是"外加"给真空的属性，而是真空涨落集体运动自发形成的结构。</w:t>
+      </w:r>
+    </w:p>
+    <w:p>
+      <w:pPr>
+        <w:spacing w:after="80" w:line="300" w:lineRule="auto"/>
+      </w:pPr>
+      <w:r>
+        <w:rPr>
+          <w:rFonts w:ascii="Microsoft YaHei" w:hAnsi="Microsoft YaHei" w:eastAsia="Microsoft YaHei"/>
+          <w:sz w:val="22"/>
+        </w:rPr>
+        <w:t>邓煜证明了微观可以涌现出宏观。</w:t>
+      </w:r>
+      <w:r>
+        <w:rPr>
+          <w:rFonts w:ascii="Microsoft YaHei" w:hAnsi="Microsoft YaHei" w:eastAsia="Microsoft YaHei"/>
+          <w:b/>
+          <w:sz w:val="22"/>
+        </w:rPr>
+        <w:t>我们的框架要证明的是：变化可以涌现出时空。</w:t>
+      </w:r>
+    </w:p>
+    <w:p>
+      <w:pPr>
+        <w:pStyle w:val="Heading3"/>
+        <w:spacing w:before="200" w:after="120"/>
+      </w:pPr>
+      <w:r>
+        <w:rPr>
+          <w:rFonts w:ascii="Microsoft YaHei" w:hAnsi="Microsoft YaHei" w:eastAsia="Microsoft YaHei"/>
+          <w:b/>
+          <w:color w:val="2E6B3A"/>
+          <w:sz w:val="26"/>
+        </w:rPr>
         <w:t>引力，就像温度一样涌现</w:t>
       </w:r>
     </w:p>
@@ -1244,6 +1358,211 @@
           <w:sz w:val="22"/>
         </w:rPr>
         <w:t>打个比方：你看到河面上有漩涡，于是说"河床在这里凹陷了"。其实也可以这样看：河床根本不存在，真正在变化的是水流本身。爱因斯坦的方程精确地描述了"漩涡"，只是把它归因于了"河床凹陷"；而我们可以换一种归因——真正在"弯曲"、在"改变"的，是水流（真空涨落），不是河床（时空）。</w:t>
+      </w:r>
+    </w:p>
+    <w:p>
+      <w:pPr>
+        <w:pStyle w:val="Heading3"/>
+        <w:spacing w:before="200" w:after="120"/>
+      </w:pPr>
+      <w:r>
+        <w:rPr>
+          <w:rFonts w:ascii="Microsoft YaHei" w:hAnsi="Microsoft YaHei" w:eastAsia="Microsoft YaHei"/>
+          <w:b/>
+          <w:color w:val="2E6B3A"/>
+          <w:sz w:val="26"/>
+        </w:rPr>
+        <w:t>空间是连续的，但这不意味着它"简单"</w:t>
+      </w:r>
+    </w:p>
+    <w:p>
+      <w:pPr>
+        <w:spacing w:after="80" w:line="300" w:lineRule="auto"/>
+      </w:pPr>
+      <w:r>
+        <w:rPr>
+          <w:rFonts w:ascii="Microsoft YaHei" w:hAnsi="Microsoft YaHei" w:eastAsia="Microsoft YaHei"/>
+          <w:sz w:val="22"/>
+        </w:rPr>
+        <w:t>另一个 2026 年菲尔兹奖得主——王虹——的工作，从一个完全不同的角度触及了"空间"的本质。</w:t>
+      </w:r>
+    </w:p>
+    <w:p>
+      <w:pPr>
+        <w:spacing w:after="80" w:line="300" w:lineRule="auto"/>
+      </w:pPr>
+      <w:r>
+        <w:rPr>
+          <w:rFonts w:ascii="Microsoft YaHei" w:hAnsi="Microsoft YaHei" w:eastAsia="Microsoft YaHei"/>
+          <w:sz w:val="22"/>
+        </w:rPr>
+        <w:t>王虹证明了一个困扰数学界百年的难题：</w:t>
+      </w:r>
+      <w:r>
+        <w:rPr>
+          <w:rFonts w:ascii="Microsoft YaHei" w:hAnsi="Microsoft YaHei" w:eastAsia="Microsoft YaHei"/>
+          <w:b/>
+          <w:sz w:val="22"/>
+        </w:rPr>
+        <w:t>三维挂谷猜想</w:t>
+      </w:r>
+      <w:r>
+        <w:rPr>
+          <w:rFonts w:ascii="Microsoft YaHei" w:hAnsi="Microsoft YaHei" w:eastAsia="Microsoft YaHei"/>
+          <w:sz w:val="22"/>
+        </w:rPr>
+        <w:t>。这个猜想问的是：一根无限细的针，在一个空间里能指向所有方向，这个空间最小能有多大？</w:t>
+      </w:r>
+    </w:p>
+    <w:p>
+      <w:pPr>
+        <w:spacing w:after="80" w:line="300" w:lineRule="auto"/>
+      </w:pPr>
+      <w:r>
+        <w:rPr>
+          <w:rFonts w:ascii="Microsoft YaHei" w:hAnsi="Microsoft YaHei" w:eastAsia="Microsoft YaHei"/>
+          <w:sz w:val="22"/>
+        </w:rPr>
+        <w:t>答案出乎意料：在三维空间里，</w:t>
+      </w:r>
+      <w:r>
+        <w:rPr>
+          <w:rFonts w:ascii="Microsoft YaHei" w:hAnsi="Microsoft YaHei" w:eastAsia="Microsoft YaHei"/>
+          <w:b/>
+          <w:sz w:val="22"/>
+        </w:rPr>
+        <w:t>存在一个正的最小体积</w:t>
+      </w:r>
+      <w:r>
+        <w:rPr>
+          <w:rFonts w:ascii="Microsoft YaHei" w:hAnsi="Microsoft YaHei" w:eastAsia="Microsoft YaHei"/>
+          <w:sz w:val="22"/>
+        </w:rPr>
+        <w:t>。你不能把"能指向所有方向的针"压缩到任意小。</w:t>
+      </w:r>
+    </w:p>
+    <w:p>
+      <w:pPr>
+        <w:spacing w:after="80" w:line="300" w:lineRule="auto"/>
+      </w:pPr>
+      <w:r>
+        <w:rPr>
+          <w:rFonts w:ascii="Microsoft YaHei" w:hAnsi="Microsoft YaHei" w:eastAsia="Microsoft YaHei"/>
+          <w:sz w:val="22"/>
+        </w:rPr>
+        <w:t>这意味着什么？</w:t>
+      </w:r>
+      <w:r>
+        <w:rPr>
+          <w:rFonts w:ascii="Microsoft YaHei" w:hAnsi="Microsoft YaHei" w:eastAsia="Microsoft YaHei"/>
+          <w:b/>
+          <w:sz w:val="22"/>
+        </w:rPr>
+        <w:t>意味着"连续空间"并不是一个铁板一块的简单概念。</w:t>
+      </w:r>
+      <w:r>
+        <w:rPr>
+          <w:rFonts w:ascii="Microsoft YaHei" w:hAnsi="Microsoft YaHei" w:eastAsia="Microsoft YaHei"/>
+          <w:sz w:val="22"/>
+        </w:rPr>
+        <w:t xml:space="preserve"> 在微观尺度上，连续空间的结构可以变得极其复杂、极其"不光滑"。王虹的工作揭示了：</w:t>
+      </w:r>
+      <w:r>
+        <w:rPr>
+          <w:rFonts w:ascii="Microsoft YaHei" w:hAnsi="Microsoft YaHei" w:eastAsia="Microsoft YaHei"/>
+          <w:b/>
+          <w:sz w:val="22"/>
+        </w:rPr>
+        <w:t>连续与离散之间，存在远比我们想象的更丰富的关系。</w:t>
+      </w:r>
+    </w:p>
+    <w:p>
+      <w:pPr>
+        <w:spacing w:after="80" w:line="300" w:lineRule="auto"/>
+      </w:pPr>
+      <w:r>
+        <w:rPr>
+          <w:rFonts w:ascii="Microsoft YaHei" w:hAnsi="Microsoft YaHei" w:eastAsia="Microsoft YaHei"/>
+          <w:sz w:val="22"/>
+        </w:rPr>
+        <w:t>有一个非常漂亮的对仗：</w:t>
+      </w:r>
+      <w:r>
+        <w:rPr>
+          <w:rFonts w:ascii="Microsoft YaHei" w:hAnsi="Microsoft YaHei" w:eastAsia="Microsoft YaHei"/>
+          <w:b/>
+          <w:sz w:val="22"/>
+        </w:rPr>
+        <w:t>邓煜研究"粒子群如何形成连续场"，王虹研究"波场中如何显出粒式结构"</w:t>
+      </w:r>
+      <w:r>
+        <w:rPr>
+          <w:rFonts w:ascii="Microsoft YaHei" w:hAnsi="Microsoft YaHei" w:eastAsia="Microsoft YaHei"/>
+          <w:sz w:val="22"/>
+        </w:rPr>
+        <w:t>。一个是从离散走向连续，一个是从连续走向离散——</w:t>
+      </w:r>
+      <w:r>
+        <w:rPr>
+          <w:rFonts w:ascii="Microsoft YaHei" w:hAnsi="Microsoft YaHei" w:eastAsia="Microsoft YaHei"/>
+          <w:b/>
+          <w:sz w:val="22"/>
+        </w:rPr>
+        <w:t>它们共同告诉我们：连续与离散不是非此即彼的对立，而是同一个世界在不同尺度上的两种面孔。</w:t>
+      </w:r>
+    </w:p>
+    <w:p>
+      <w:pPr>
+        <w:spacing w:after="80" w:line="300" w:lineRule="auto"/>
+      </w:pPr>
+      <w:r>
+        <w:rPr>
+          <w:rFonts w:ascii="Microsoft YaHei" w:hAnsi="Microsoft YaHei" w:eastAsia="Microsoft YaHei"/>
+          <w:sz w:val="22"/>
+        </w:rPr>
+        <w:t>我们的框架走得更远：</w:t>
+      </w:r>
+      <w:r>
+        <w:rPr>
+          <w:rFonts w:ascii="Microsoft YaHei" w:hAnsi="Microsoft YaHei" w:eastAsia="Microsoft YaHei"/>
+          <w:b/>
+          <w:sz w:val="22"/>
+        </w:rPr>
+        <w:t>连"空间"本身，都是从"变化"的谱里涌现出来的。</w:t>
+      </w:r>
+      <w:r>
+        <w:rPr>
+          <w:rFonts w:ascii="Microsoft YaHei" w:hAnsi="Microsoft YaHei" w:eastAsia="Microsoft YaHei"/>
+          <w:sz w:val="22"/>
+        </w:rPr>
+        <w:t xml:space="preserve"> 王虹证明了连续空间可以很复杂；我们说，连"连续"这个概念本身都是派生的。</w:t>
+      </w:r>
+    </w:p>
+    <w:p>
+      <w:pPr>
+        <w:spacing w:after="80" w:line="300" w:lineRule="auto"/>
+      </w:pPr>
+      <w:r>
+        <w:rPr>
+          <w:rFonts w:ascii="Microsoft YaHei" w:hAnsi="Microsoft YaHei" w:eastAsia="Microsoft YaHei"/>
+          <w:sz w:val="22"/>
+        </w:rPr>
+        <w:t>王虹的工作无意中指向了一个更深的问题：</w:t>
+      </w:r>
+      <w:r>
+        <w:rPr>
+          <w:rFonts w:ascii="Microsoft YaHei" w:hAnsi="Microsoft YaHei" w:eastAsia="Microsoft YaHei"/>
+          <w:b/>
+          <w:sz w:val="22"/>
+        </w:rPr>
+        <w:t>如果"连续空间"在微观上可以如此复杂，那它怎么可能是"基本的"？一个基本的东西应该是简单的。空间的复杂性恰恰说明：它不是源头，而是结果——是从某个更简单的东西里涌现出来的。</w:t>
+      </w:r>
+      <w:r>
+        <w:rPr>
+          <w:rFonts w:ascii="Microsoft YaHei" w:hAnsi="Microsoft YaHei" w:eastAsia="Microsoft YaHei"/>
+          <w:sz w:val="22"/>
+        </w:rPr>
+        <w:t xml:space="preserve"> 那个更简单的东西，在我们的框架里，就是"变化"。</w:t>
       </w:r>
     </w:p>
     <w:p>
@@ -6421,6 +6740,384 @@
           <w:sz w:val="22"/>
         </w:rPr>
         <w:t>它们都还需要一个预先存在的"什么东西"（弦、圈、边界），而我们把那个"什么东西"也省掉了，只剩下"变化本身"。</w:t>
+      </w:r>
+    </w:p>
+    <w:p>
+      <w:pPr>
+        <w:pStyle w:val="Heading3"/>
+        <w:spacing w:before="200" w:after="120"/>
+      </w:pPr>
+      <w:r>
+        <w:rPr>
+          <w:rFonts w:ascii="Microsoft YaHei" w:hAnsi="Microsoft YaHei" w:eastAsia="Microsoft YaHei"/>
+          <w:b/>
+          <w:color w:val="2E6B3A"/>
+          <w:sz w:val="26"/>
+        </w:rPr>
+        <w:t>巧合还是必然？——2026 年菲尔兹奖给我们的启示</w:t>
+      </w:r>
+    </w:p>
+    <w:p>
+      <w:pPr>
+        <w:spacing w:after="80" w:line="300" w:lineRule="auto"/>
+      </w:pPr>
+      <w:r>
+        <w:rPr>
+          <w:rFonts w:ascii="Microsoft YaHei" w:hAnsi="Microsoft YaHei" w:eastAsia="Microsoft YaHei"/>
+          <w:sz w:val="22"/>
+        </w:rPr>
+        <w:t>2026 年，两位中国数学家同时获得菲尔兹奖。</w:t>
+      </w:r>
+    </w:p>
+    <w:p>
+      <w:pPr>
+        <w:spacing w:after="80" w:line="300" w:lineRule="auto"/>
+      </w:pPr>
+      <w:r>
+        <w:rPr>
+          <w:rFonts w:ascii="Microsoft YaHei" w:hAnsi="Microsoft YaHei" w:eastAsia="Microsoft YaHei"/>
+          <w:sz w:val="22"/>
+        </w:rPr>
+        <w:t>邓煜的工作证明：</w:t>
+      </w:r>
+      <w:r>
+        <w:rPr>
+          <w:rFonts w:ascii="Microsoft YaHei" w:hAnsi="Microsoft YaHei" w:eastAsia="Microsoft YaHei"/>
+          <w:b/>
+          <w:sz w:val="22"/>
+        </w:rPr>
+        <w:t>微观粒子可以涌现出宏观的温度、压强和流体</w:t>
+      </w:r>
+      <w:r>
+        <w:rPr>
+          <w:rFonts w:ascii="Microsoft YaHei" w:hAnsi="Microsoft YaHei" w:eastAsia="Microsoft YaHei"/>
+          <w:sz w:val="22"/>
+        </w:rPr>
+        <w:t>。王虹的工作揭示：</w:t>
+      </w:r>
+      <w:r>
+        <w:rPr>
+          <w:rFonts w:ascii="Microsoft YaHei" w:hAnsi="Microsoft YaHei" w:eastAsia="Microsoft YaHei"/>
+          <w:b/>
+          <w:sz w:val="22"/>
+        </w:rPr>
+        <w:t>连续空间在微观尺度上可以展现出惊人的、近乎离散的复杂结构</w:t>
+      </w:r>
+      <w:r>
+        <w:rPr>
+          <w:rFonts w:ascii="Microsoft YaHei" w:hAnsi="Microsoft YaHei" w:eastAsia="Microsoft YaHei"/>
+          <w:sz w:val="22"/>
+        </w:rPr>
+        <w:t>。</w:t>
+      </w:r>
+    </w:p>
+    <w:p>
+      <w:pPr>
+        <w:spacing w:after="80" w:line="300" w:lineRule="auto"/>
+      </w:pPr>
+      <w:r>
+        <w:rPr>
+          <w:rFonts w:ascii="Microsoft YaHei" w:hAnsi="Microsoft YaHei" w:eastAsia="Microsoft YaHei"/>
+          <w:sz w:val="22"/>
+        </w:rPr>
+        <w:t>一个是从下往上看（离散→连续），一个是从上往下看（连续→离散）。它们像两面镜子，互相映照。</w:t>
+      </w:r>
+    </w:p>
+    <w:p>
+      <w:pPr>
+        <w:spacing w:after="80" w:line="300" w:lineRule="auto"/>
+      </w:pPr>
+      <w:r>
+        <w:rPr>
+          <w:rFonts w:ascii="Microsoft YaHei" w:hAnsi="Microsoft YaHei" w:eastAsia="Microsoft YaHei"/>
+          <w:sz w:val="22"/>
+        </w:rPr>
+        <w:t>而我们的框架，站在它们交汇的地方：</w:t>
+      </w:r>
+      <w:r>
+        <w:rPr>
+          <w:rFonts w:ascii="Microsoft YaHei" w:hAnsi="Microsoft YaHei" w:eastAsia="Microsoft YaHei"/>
+          <w:b/>
+          <w:sz w:val="22"/>
+        </w:rPr>
+        <w:t>如果微观可以涌现出宏观（邓煜），如果连续可以暴露出离散的复杂性（王虹），那么，"时空"本身为什么不能是从更基本的东西——变化——里涌现出来的呢？</w:t>
+      </w:r>
+    </w:p>
+    <w:p>
+      <w:pPr>
+        <w:spacing w:after="80" w:line="300" w:lineRule="auto"/>
+      </w:pPr>
+      <w:r>
+        <w:rPr>
+          <w:rFonts w:ascii="Microsoft YaHei" w:hAnsi="Microsoft YaHei" w:eastAsia="Microsoft YaHei"/>
+          <w:sz w:val="22"/>
+        </w:rPr>
+        <w:t>这背后，还有一个更宏大的故事——</w:t>
+      </w:r>
+      <w:r>
+        <w:rPr>
+          <w:rFonts w:ascii="Microsoft YaHei" w:hAnsi="Microsoft YaHei" w:eastAsia="Microsoft YaHei"/>
+          <w:b/>
+          <w:sz w:val="22"/>
+        </w:rPr>
+        <w:t>希尔伯特第六问题</w:t>
+      </w:r>
+      <w:r>
+        <w:rPr>
+          <w:rFonts w:ascii="Microsoft YaHei" w:hAnsi="Microsoft YaHei" w:eastAsia="Microsoft YaHei"/>
+          <w:sz w:val="22"/>
+        </w:rPr>
+        <w:t>。</w:t>
+      </w:r>
+    </w:p>
+    <w:p>
+      <w:pPr>
+        <w:spacing w:after="80" w:line="300" w:lineRule="auto"/>
+      </w:pPr>
+      <w:r>
+        <w:rPr>
+          <w:rFonts w:ascii="Microsoft YaHei" w:hAnsi="Microsoft YaHei" w:eastAsia="Microsoft YaHei"/>
+          <w:sz w:val="22"/>
+        </w:rPr>
+        <w:t>1900 年，数学大师希尔伯特提出了 23 个问题，为整个 20 世纪的数学指明方向。其中第六个尤为特殊：它不是一个具体的猜想，而是一个宏大的纲领——</w:t>
+      </w:r>
+      <w:r>
+        <w:rPr>
+          <w:rFonts w:ascii="Microsoft YaHei" w:hAnsi="Microsoft YaHei" w:eastAsia="Microsoft YaHei"/>
+          <w:b/>
+          <w:sz w:val="22"/>
+        </w:rPr>
+        <w:t>"物理学的公理化"</w:t>
+      </w:r>
+      <w:r>
+        <w:rPr>
+          <w:rFonts w:ascii="Microsoft YaHei" w:hAnsi="Microsoft YaHei" w:eastAsia="Microsoft YaHei"/>
+          <w:sz w:val="22"/>
+        </w:rPr>
+        <w:t>。通俗地说：我们能否像欧几里得几何那样，为整个物理学找到一组最基本的公理，然后从中推导出所有的物理定律？</w:t>
+      </w:r>
+    </w:p>
+    <w:p>
+      <w:pPr>
+        <w:spacing w:after="80" w:line="300" w:lineRule="auto"/>
+      </w:pPr>
+      <w:r>
+        <w:rPr>
+          <w:rFonts w:ascii="Microsoft YaHei" w:hAnsi="Microsoft YaHei" w:eastAsia="Microsoft YaHei"/>
+          <w:sz w:val="22"/>
+        </w:rPr>
+        <w:t>它的具体化版本之一，就是流体力学的公理化：微观上，单个分子遵循牛顿力学（可逆、无时间方向）；宏观上，大量分子组成的气体却表现出温度、压强、黏性，并遵循热力学第二定律（不可逆、有时间箭头）。</w:t>
+      </w:r>
+      <w:r>
+        <w:rPr>
+          <w:rFonts w:ascii="Microsoft YaHei" w:hAnsi="Microsoft YaHei" w:eastAsia="Microsoft YaHei"/>
+          <w:b/>
+          <w:sz w:val="22"/>
+        </w:rPr>
+        <w:t>但从微观到宏观的逻辑链条，从未被严格证明过——它缺失了 125 年。</w:t>
+      </w:r>
+    </w:p>
+    <w:p>
+      <w:pPr>
+        <w:spacing w:after="80" w:line="300" w:lineRule="auto"/>
+      </w:pPr>
+      <w:r>
+        <w:rPr>
+          <w:rFonts w:ascii="Microsoft YaHei" w:hAnsi="Microsoft YaHei" w:eastAsia="Microsoft YaHei"/>
+          <w:sz w:val="22"/>
+        </w:rPr>
+        <w:t>邓煜与合作者补上了这一环：他们从牛顿的硬球模型（微观）出发，严格得到了玻尔兹曼方程（中观统计），再推导出流体力学方程（宏观）。</w:t>
+      </w:r>
+      <w:r>
+        <w:rPr>
+          <w:rFonts w:ascii="Microsoft YaHei" w:hAnsi="Microsoft YaHei" w:eastAsia="Microsoft YaHei"/>
+          <w:b/>
+          <w:sz w:val="22"/>
+        </w:rPr>
+        <w:t>这在微观和宏观之间，架起了一座此前被认为不可能存在的、逻辑严密的桥梁。</w:t>
+      </w:r>
+      <w:r>
+        <w:rPr>
+          <w:rFonts w:ascii="Microsoft YaHei" w:hAnsi="Microsoft YaHei" w:eastAsia="Microsoft YaHei"/>
+          <w:sz w:val="22"/>
+        </w:rPr>
+        <w:t xml:space="preserve"> 这就是"狭义希尔伯特第六问题"的解决。</w:t>
+      </w:r>
+    </w:p>
+    <w:p>
+      <w:pPr>
+        <w:spacing w:after="80" w:line="300" w:lineRule="auto"/>
+      </w:pPr>
+      <w:r>
+        <w:rPr>
+          <w:rFonts w:ascii="Microsoft YaHei" w:hAnsi="Microsoft YaHei" w:eastAsia="Microsoft YaHei"/>
+          <w:sz w:val="22"/>
+        </w:rPr>
+        <w:t>一个浪漫的说法是：</w:t>
+      </w:r>
+      <w:r>
+        <w:rPr>
+          <w:rFonts w:ascii="Microsoft YaHei" w:hAnsi="Microsoft YaHei" w:eastAsia="Microsoft YaHei"/>
+          <w:b/>
+          <w:sz w:val="22"/>
+        </w:rPr>
+        <w:t>邓煜为牛顿力学找回了时间的箭头。</w:t>
+      </w:r>
+      <w:r>
+        <w:rPr>
+          <w:rFonts w:ascii="Microsoft YaHei" w:hAnsi="Microsoft YaHei" w:eastAsia="Microsoft YaHei"/>
+          <w:sz w:val="22"/>
+        </w:rPr>
+        <w:t xml:space="preserve"> 单个分子的运动没有方向，但无数分子通过统计规律，"长"出了一个不可逆的时间之矢——这正是"涌现"最震撼的体现。</w:t>
+      </w:r>
+    </w:p>
+    <w:p>
+      <w:pPr>
+        <w:spacing w:after="80" w:line="300" w:lineRule="auto"/>
+      </w:pPr>
+      <w:r>
+        <w:rPr>
+          <w:rFonts w:ascii="Microsoft YaHei" w:hAnsi="Microsoft YaHei" w:eastAsia="Microsoft YaHei"/>
+          <w:sz w:val="22"/>
+        </w:rPr>
+        <w:t>现在，把目光拉回我们的框架。</w:t>
+      </w:r>
+    </w:p>
+    <w:p>
+      <w:pPr>
+        <w:spacing w:after="80" w:line="300" w:lineRule="auto"/>
+      </w:pPr>
+      <w:r>
+        <w:rPr>
+          <w:rFonts w:ascii="Microsoft YaHei" w:hAnsi="Microsoft YaHei" w:eastAsia="Microsoft YaHei"/>
+          <w:sz w:val="22"/>
+        </w:rPr>
+        <w:t>邓煜用数学证明了"涌现"不是哲学修辞，而是严格的事实：</w:t>
+      </w:r>
+      <w:r>
+        <w:rPr>
+          <w:rFonts w:ascii="Microsoft YaHei" w:hAnsi="Microsoft YaHei" w:eastAsia="Microsoft YaHei"/>
+          <w:b/>
+          <w:sz w:val="22"/>
+        </w:rPr>
+        <w:t>微观粒子可以涌现出宏观的流体、温度和时间箭头。</w:t>
+      </w:r>
+    </w:p>
+    <w:p>
+      <w:pPr>
+        <w:spacing w:after="80" w:line="300" w:lineRule="auto"/>
+      </w:pPr>
+      <w:r>
+        <w:rPr>
+          <w:rFonts w:ascii="Microsoft YaHei" w:hAnsi="Microsoft YaHei" w:eastAsia="Microsoft YaHei"/>
+          <w:sz w:val="22"/>
+        </w:rPr>
+        <w:t>而我们的框架，正在追问一个更深的问题：</w:t>
+      </w:r>
+      <w:r>
+        <w:rPr>
+          <w:rFonts w:ascii="Microsoft YaHei" w:hAnsi="Microsoft YaHei" w:eastAsia="Microsoft YaHei"/>
+          <w:b/>
+          <w:sz w:val="22"/>
+        </w:rPr>
+        <w:t>如果温度是涌现的、流体是涌现的、时间箭头也是涌现的，那么"时空"本身，是否也是从更根本的东西里涌现出来的？</w:t>
+      </w:r>
+    </w:p>
+    <w:p>
+      <w:pPr>
+        <w:spacing w:after="80" w:line="300" w:lineRule="auto"/>
+      </w:pPr>
+      <w:r>
+        <w:rPr>
+          <w:rFonts w:ascii="Microsoft YaHei" w:hAnsi="Microsoft YaHei" w:eastAsia="Microsoft YaHei"/>
+          <w:sz w:val="22"/>
+        </w:rPr>
+        <w:t>我们的答案是：</w:t>
+      </w:r>
+      <w:r>
+        <w:rPr>
+          <w:rFonts w:ascii="Microsoft YaHei" w:hAnsi="Microsoft YaHei" w:eastAsia="Microsoft YaHei"/>
+          <w:b/>
+          <w:sz w:val="22"/>
+        </w:rPr>
+        <w:t>是的。那个更根本的东西，是"变化"。</w:t>
+      </w:r>
+      <w:r>
+        <w:rPr>
+          <w:rFonts w:ascii="Microsoft YaHei" w:hAnsi="Microsoft YaHei" w:eastAsia="Microsoft YaHei"/>
+          <w:sz w:val="22"/>
+        </w:rPr>
+        <w:t xml:space="preserve"> 我们不需要先假设"时空"这个舞台存在——直接从"变化的谱"出发，时空、引力、规范场、物质，全都从"变化"里"长"出来。</w:t>
+      </w:r>
+    </w:p>
+    <w:p>
+      <w:pPr>
+        <w:spacing w:after="80" w:line="300" w:lineRule="auto"/>
+      </w:pPr>
+      <w:r>
+        <w:rPr>
+          <w:rFonts w:ascii="Microsoft YaHei" w:hAnsi="Microsoft YaHei" w:eastAsia="Microsoft YaHei"/>
+          <w:sz w:val="22"/>
+        </w:rPr>
+        <w:t>如果说希尔伯特第六问题是"</w:t>
+      </w:r>
+      <w:r>
+        <w:rPr>
+          <w:rFonts w:ascii="Microsoft YaHei" w:hAnsi="Microsoft YaHei" w:eastAsia="Microsoft YaHei"/>
+          <w:b/>
+          <w:sz w:val="22"/>
+        </w:rPr>
+        <w:t>为已知的物理世界寻找公理</w:t>
+      </w:r>
+      <w:r>
+        <w:rPr>
+          <w:rFonts w:ascii="Microsoft YaHei" w:hAnsi="Microsoft YaHei" w:eastAsia="Microsoft YaHei"/>
+          <w:sz w:val="22"/>
+        </w:rPr>
+        <w:t>"，那我们的框架问的是更根本的问题：</w:t>
+      </w:r>
+      <w:r>
+        <w:rPr>
+          <w:rFonts w:ascii="Microsoft YaHei" w:hAnsi="Microsoft YaHei" w:eastAsia="Microsoft YaHei"/>
+          <w:b/>
+          <w:sz w:val="22"/>
+        </w:rPr>
+        <w:t>"在'物理世界'出现之前，公理是什么？"</w:t>
+      </w:r>
+      <w:r>
+        <w:rPr>
+          <w:rFonts w:ascii="Microsoft YaHei" w:hAnsi="Microsoft YaHei" w:eastAsia="Microsoft YaHei"/>
+          <w:sz w:val="22"/>
+        </w:rPr>
+        <w:t xml:space="preserve"> 我们的回答是：</w:t>
+      </w:r>
+      <w:r>
+        <w:rPr>
+          <w:rFonts w:ascii="Microsoft YaHei" w:hAnsi="Microsoft YaHei" w:eastAsia="Microsoft YaHei"/>
+          <w:b/>
+          <w:sz w:val="22"/>
+        </w:rPr>
+        <w:t>变化。变化的谱就是公理，一切物理都是它的推论。</w:t>
+      </w:r>
+    </w:p>
+    <w:p>
+      <w:pPr>
+        <w:spacing w:after="80" w:line="300" w:lineRule="auto"/>
+      </w:pPr>
+      <w:r>
+        <w:rPr>
+          <w:rFonts w:ascii="Microsoft YaHei" w:hAnsi="Microsoft YaHei" w:eastAsia="Microsoft YaHei"/>
+          <w:sz w:val="22"/>
+        </w:rPr>
+        <w:t>邓煜为"微观如何涌现出宏观"画上了句号；而我们的框架，正在为"变化如何涌现出时空"写下开篇。</w:t>
+      </w:r>
+      <w:r>
+        <w:rPr>
+          <w:rFonts w:ascii="Microsoft YaHei" w:hAnsi="Microsoft YaHei" w:eastAsia="Microsoft YaHei"/>
+          <w:b/>
+          <w:sz w:val="22"/>
+        </w:rPr>
+        <w:t>这，就是一个公理解决。</w:t>
       </w:r>
     </w:p>
     <w:p>

--- a/docs/从变化到万物_科普导读.docx
+++ b/docs/从变化到万物_科普导读.docx
@@ -159,6 +159,30 @@
       </w:r>
     </w:p>
     <w:p>
+      <w:r>
+        <w:rPr>
+          <w:b w:val="0"/>
+        </w:rPr>
+        <w:t>这篇导读有两条并行的主线，建议读者带着它们读完全文。</w:t>
+      </w:r>
+    </w:p>
+    <w:p>
+      <w:r>
+        <w:rPr>
+          <w:b w:val="0"/>
+        </w:rPr>
+        <w:t>第一条主线关于“空间”：时空并不存在，而标准量子场论的路径积分测度又离不开时空——出口是换一个分析域：从“时空里的场”换到“变化的谱”，就像信号处理把问题从时域搬到频域（第二章、第四章）。</w:t>
+      </w:r>
+    </w:p>
+    <w:p>
+      <w:r>
+        <w:rPr>
+          <w:b w:val="0"/>
+        </w:rPr>
+        <w:t>第二条主线关于“场”：直接构造场太难、到处发散（杨-米尔斯猜想的困境所在）——出口是倒转出发点：变化是本体，场是派生的；而最小、最根本的变化，由一条公理唯一确定，我们叫它无序公理（第三章、第六章）。</w:t>
+      </w:r>
+    </w:p>
+    <w:p>
       <w:pPr>
         <w:spacing w:before="120" w:after="120"/>
         <w:pBdr>
@@ -2441,6 +2465,302 @@
     </w:p>
     <w:p>
       <w:pPr>
+        <w:pStyle w:val="Heading3"/>
+      </w:pPr>
+      <w:r>
+        <w:rPr>
+          <w:b w:val="0"/>
+        </w:rPr>
+        <w:t>换个分析域：从“时域”到“频域”</w:t>
+      </w:r>
+    </w:p>
+    <w:p>
+      <w:r>
+        <w:rPr>
+          <w:b w:val="0"/>
+        </w:rPr>
+        <w:t>上面这条逻辑链，可以用一个大家更熟悉的类比讲清楚——信号处理。</w:t>
+      </w:r>
+    </w:p>
+    <w:p>
+      <w:r>
+        <w:rPr>
+          <w:b w:val="0"/>
+        </w:rPr>
+        <w:t>一个复杂的声音信号，在时间轴上是一团乱麻；但做一次傅里叶变换，把它按频率拆开，它就变成了几个清清楚楚的“纯音”。信息一点没少，只是换了一个基底：原来问“某个时刻有多响”，现在问“某个频率有多强”。滤波、压缩这些在时域里很麻烦的操作，到了频域里简单得惊人。</w:t>
+      </w:r>
+    </w:p>
+    <w:p>
+      <w:r>
+        <w:rPr>
+          <w:b w:val="0"/>
+        </w:rPr>
+        <w:t>标准量子场论就像是“时域”分析：场定义在时空点上，路径积分把无穷多条历史加起来——这就是量子场论版的“看波形”，也是“测度难定义、到处发散”的根源。我们的谱方法就像是“频域”分析：不看时空点，看振动模式。物理量从“时空点的函数”变成“谱本征值的求和”，路径积分变成离散级数，从“解微分方程”变成“算级数”。</w:t>
+      </w:r>
+    </w:p>
+    <w:p>
+      <w:r>
+        <w:rPr>
+          <w:b w:val="0"/>
+        </w:rPr>
+        <w:t>但有一个根本的颠倒：在信号处理里，时域是“真实”的，频域只是工具；我们则反过来——谱才是真实的本体，时空只是所有振动模式叠加出来的“合成波形”。这正是第一章的结论（时空不存在）在数学上的落点。</w:t>
+      </w:r>
+    </w:p>
+    <w:p>
+      <w:r>
+        <w:rPr>
+          <w:b w:val="0"/>
+        </w:rPr>
+        <w:t>当然，这个颠倒要付出代价：主流物理学最难接受的一点，是因果性和局域性。“两个相隔一光年的事件有没有因果联系”，在时域里由距离决定，在谱空间里却必须重新推导——谱里的“近邻关系”要在涌现出的时空里等价于“类空分离”。这是整套方法最难啃的骨头，也是论文用 Osterwalder–Schrader 重建去处理的部分。</w:t>
+      </w:r>
+    </w:p>
+    <w:tbl>
+      <w:tblPr>
+        <w:tblStyle w:val="LightGrid-Accent1"/>
+        <w:tblW w:type="auto" w:w="0"/>
+        <w:tblLook w:firstColumn="1" w:firstRow="1" w:lastColumn="0" w:lastRow="0" w:noHBand="0" w:noVBand="1" w:val="04A0"/>
+      </w:tblPr>
+      <w:tblGrid>
+        <w:gridCol w:w="2880"/>
+        <w:gridCol w:w="2880"/>
+        <w:gridCol w:w="2880"/>
+      </w:tblGrid>
+      <w:tr>
+        <w:tc>
+          <w:tcPr>
+            <w:tcW w:type="dxa" w:w="2880"/>
+          </w:tcPr>
+          <w:p>
+            <w:r>
+              <w:rPr>
+                <w:b/>
+              </w:rPr>
+              <w:t>维度</w:t>
+            </w:r>
+          </w:p>
+        </w:tc>
+        <w:tc>
+          <w:tcPr>
+            <w:tcW w:type="dxa" w:w="2880"/>
+          </w:tcPr>
+          <w:p>
+            <w:r>
+              <w:rPr>
+                <w:b/>
+              </w:rPr>
+              <w:t>信号处理（时域 → 频域）</w:t>
+            </w:r>
+          </w:p>
+        </w:tc>
+        <w:tc>
+          <w:tcPr>
+            <w:tcW w:type="dxa" w:w="2880"/>
+          </w:tcPr>
+          <w:p>
+            <w:r>
+              <w:rPr>
+                <w:b/>
+              </w:rPr>
+              <w:t>我们的谱方法（坐标 → 谱）</w:t>
+            </w:r>
+          </w:p>
+        </w:tc>
+      </w:tr>
+      <w:tr>
+        <w:tc>
+          <w:tcPr>
+            <w:tcW w:type="dxa" w:w="2880"/>
+          </w:tcPr>
+          <w:p>
+            <w:r>
+              <w:t>原始基底</w:t>
+            </w:r>
+          </w:p>
+        </w:tc>
+        <w:tc>
+          <w:tcPr>
+            <w:tcW w:type="dxa" w:w="2880"/>
+          </w:tcPr>
+          <w:p>
+            <w:r>
+              <w:t>时域（时间轴）</w:t>
+            </w:r>
+          </w:p>
+        </w:tc>
+        <w:tc>
+          <w:tcPr>
+            <w:tcW w:type="dxa" w:w="2880"/>
+          </w:tcPr>
+          <w:p>
+            <w:r>
+              <w:t>坐标空间（时空点）</w:t>
+            </w:r>
+          </w:p>
+        </w:tc>
+      </w:tr>
+      <w:tr>
+        <w:tc>
+          <w:tcPr>
+            <w:tcW w:type="dxa" w:w="2880"/>
+          </w:tcPr>
+          <w:p>
+            <w:r>
+              <w:t>变换后基底</w:t>
+            </w:r>
+          </w:p>
+        </w:tc>
+        <w:tc>
+          <w:tcPr>
+            <w:tcW w:type="dxa" w:w="2880"/>
+          </w:tcPr>
+          <w:p>
+            <w:r>
+              <w:t>频域（频率轴）</w:t>
+            </w:r>
+          </w:p>
+        </w:tc>
+        <w:tc>
+          <w:tcPr>
+            <w:tcW w:type="dxa" w:w="2880"/>
+          </w:tcPr>
+          <w:p>
+            <w:r>
+              <w:t>谱空间（内部空间的振动模式）</w:t>
+            </w:r>
+          </w:p>
+        </w:tc>
+      </w:tr>
+      <w:tr>
+        <w:tc>
+          <w:tcPr>
+            <w:tcW w:type="dxa" w:w="2880"/>
+          </w:tcPr>
+          <w:p>
+            <w:r>
+              <w:t>核心难题</w:t>
+            </w:r>
+          </w:p>
+        </w:tc>
+        <w:tc>
+          <w:tcPr>
+            <w:tcW w:type="dxa" w:w="2880"/>
+          </w:tcPr>
+          <w:p>
+            <w:r>
+              <w:t>复杂信号的叠加、噪声滤波</w:t>
+            </w:r>
+          </w:p>
+        </w:tc>
+        <w:tc>
+          <w:tcPr>
+            <w:tcW w:type="dxa" w:w="2880"/>
+          </w:tcPr>
+          <w:p>
+            <w:r>
+              <w:t>量子场论的无穷大发散、路径积分测度不存在</w:t>
+            </w:r>
+          </w:p>
+        </w:tc>
+      </w:tr>
+      <w:tr>
+        <w:tc>
+          <w:tcPr>
+            <w:tcW w:type="dxa" w:w="2880"/>
+          </w:tcPr>
+          <w:p>
+            <w:r>
+              <w:t>解法</w:t>
+            </w:r>
+          </w:p>
+        </w:tc>
+        <w:tc>
+          <w:tcPr>
+            <w:tcW w:type="dxa" w:w="2880"/>
+          </w:tcPr>
+          <w:p>
+            <w:r>
+              <w:t>傅里叶变换：卷积变乘法</w:t>
+            </w:r>
+          </w:p>
+        </w:tc>
+        <w:tc>
+          <w:tcPr>
+            <w:tcW w:type="dxa" w:w="2880"/>
+          </w:tcPr>
+          <w:p>
+            <w:r>
+              <w:t>谱求和：路径积分变离散级数</w:t>
+            </w:r>
+          </w:p>
+        </w:tc>
+      </w:tr>
+      <w:tr>
+        <w:tc>
+          <w:tcPr>
+            <w:tcW w:type="dxa" w:w="2880"/>
+          </w:tcPr>
+          <w:p>
+            <w:r>
+              <w:t>关键操作</w:t>
+            </w:r>
+          </w:p>
+        </w:tc>
+        <w:tc>
+          <w:tcPr>
+            <w:tcW w:type="dxa" w:w="2880"/>
+          </w:tcPr>
+          <w:p>
+            <w:r>
+              <w:t>傅里叶变换</w:t>
+            </w:r>
+          </w:p>
+        </w:tc>
+        <w:tc>
+          <w:tcPr>
+            <w:tcW w:type="dxa" w:w="2880"/>
+          </w:tcPr>
+          <w:p>
+            <w:r>
+              <w:t>谱分解 / 谱求和</w:t>
+            </w:r>
+          </w:p>
+        </w:tc>
+      </w:tr>
+      <w:tr>
+        <w:tc>
+          <w:tcPr>
+            <w:tcW w:type="dxa" w:w="2880"/>
+          </w:tcPr>
+          <w:p>
+            <w:r>
+              <w:t>物理意义</w:t>
+            </w:r>
+          </w:p>
+        </w:tc>
+        <w:tc>
+          <w:tcPr>
+            <w:tcW w:type="dxa" w:w="2880"/>
+          </w:tcPr>
+          <w:p>
+            <w:r>
+              <w:t>把“波”变成“频率”</w:t>
+            </w:r>
+          </w:p>
+        </w:tc>
+        <w:tc>
+          <w:tcPr>
+            <w:tcW w:type="dxa" w:w="2880"/>
+          </w:tcPr>
+          <w:p>
+            <w:r>
+              <w:t>把“场”变成“振动模式（粒子态）”</w:t>
+            </w:r>
+          </w:p>
+        </w:tc>
+      </w:tr>
+    </w:tbl>
+    <w:p>
+      <w:pPr>
         <w:spacing w:before="120" w:after="120"/>
         <w:pBdr>
           <w:bottom w:val="single" w:sz="6" w:space="1" w:color="AAAAAA"/>
@@ -3067,6 +3387,14 @@
       </w:r>
     </w:p>
     <w:p>
+      <w:r>
+        <w:rPr>
+          <w:b w:val="0"/>
+        </w:rPr>
+        <w:t>那么，这个“变化”具体是什么？第四章讲“用谱描述变化”；第六章给出完整的答案——最小、最根本的变化，由一条公理唯一确定，我们叫它无序公理。</w:t>
+      </w:r>
+    </w:p>
+    <w:p>
       <w:pPr>
         <w:pStyle w:val="Heading3"/>
         <w:spacing w:before="200" w:after="120"/>
@@ -4644,25 +4972,21 @@
       </w:pPr>
       <w:r>
         <w:rPr>
-          <w:rFonts w:ascii="Microsoft YaHei" w:hAnsi="Microsoft YaHei" w:eastAsia="Microsoft YaHei"/>
-          <w:sz w:val="22"/>
-        </w:rPr>
-        <w:t>我们的答案是：一个</w:t>
-      </w:r>
-      <w:r>
-        <w:rPr>
-          <w:rFonts w:ascii="Microsoft YaHei" w:hAnsi="Microsoft YaHei" w:eastAsia="Microsoft YaHei"/>
-          <w:b/>
-          <w:sz w:val="22"/>
-        </w:rPr>
-        <w:t>内部紧致空间（RP³）的谱</w:t>
-      </w:r>
-      <w:r>
-        <w:rPr>
-          <w:rFonts w:ascii="Microsoft YaHei" w:hAnsi="Microsoft YaHei" w:eastAsia="Microsoft YaHei"/>
-          <w:sz w:val="22"/>
-        </w:rPr>
-        <w:t>。</w:t>
+          <w:b w:val="0"/>
+        </w:rPr>
+        <w:t>我们的答案是一条三句话的公理，我们叫它</w:t>
+      </w:r>
+      <w:r>
+        <w:rPr>
+          <w:b/>
+        </w:rPr>
+        <w:t>无序公理</w:t>
+      </w:r>
+      <w:r>
+        <w:rPr>
+          <w:b w:val="0"/>
+        </w:rPr>
+        <w:t>（disorder axiom）：</w:t>
       </w:r>
     </w:p>
     <w:p>
@@ -4671,10 +4995,9 @@
       </w:pPr>
       <w:r>
         <w:rPr>
-          <w:rFonts w:ascii="Microsoft YaHei" w:hAnsi="Microsoft YaHei" w:eastAsia="Microsoft YaHei"/>
-          <w:sz w:val="22"/>
-        </w:rPr>
-        <w:t>"紧致"意味着它是有界的、封闭的——就像鼓面，振动模式是分立的、有限的。RP³ 是最自然的紧致内部空间（它是三维球面 S³ 把对径点"黏合"起来得到的，物理上对应"手征"这个事实——即自然界区分左手和右手）。</w:t>
+          <w:b/>
+        </w:rPr>
+        <w:t>&gt; 存在一个最小的、无偏的、以自旋-1/2 为量子单位的变化。</w:t>
       </w:r>
     </w:p>
     <w:p>
@@ -4683,10 +5006,99 @@
       </w:pPr>
       <w:r>
         <w:rPr>
-          <w:rFonts w:ascii="Microsoft YaHei" w:hAnsi="Microsoft YaHei" w:eastAsia="Microsoft YaHei"/>
-          <w:sz w:val="22"/>
-        </w:rPr>
-        <w:t>从 RP³ 的谱出发，就是从一个"最小的、最对称的变化集合"出发。为什么说它"最小"？因为它是最简单的三维封闭空间之一；为什么说它"最对称"？因为它继承了球面的高度对称性，又被 Z₂（对径识别）以最简单的方式约束。</w:t>
+          <w:b w:val="0"/>
+        </w:rPr>
+        <w:t>把它拆开，是三条：</w:t>
+      </w:r>
+    </w:p>
+    <w:p>
+      <w:r>
+        <w:rPr>
+          <w:b/>
+        </w:rPr>
+        <w:t>（A1）存在性：变化存在。</w:t>
+      </w:r>
+      <w:r>
+        <w:rPr>
+          <w:b w:val="0"/>
+        </w:rPr>
+        <w:t xml:space="preserve"> 这一条只是说，我们的出发点不是“虚无”，而是变化本身。</w:t>
+      </w:r>
+    </w:p>
+    <w:p>
+      <w:r>
+        <w:rPr>
+          <w:b/>
+        </w:rPr>
+        <w:t>（A2）量子单位是自旋-1/2：</w:t>
+      </w:r>
+      <w:r>
+        <w:rPr>
+          <w:b w:val="0"/>
+        </w:rPr>
+        <w:t>变化的载体是一个二维复空间——量子力学里最小的单位。再加上“对称群最小”，这个对称群被唯一地钉在 SU(2)：二维复空间上忠实的连续不可约表示，其对称群只能是 SU(2)（也叫 Spin(3)）。</w:t>
+      </w:r>
+    </w:p>
+    <w:p>
+      <w:r>
+        <w:rPr>
+          <w:b/>
+        </w:rPr>
+        <w:t>（A3）无偏性：</w:t>
+      </w:r>
+      <w:r>
+        <w:rPr>
+          <w:b w:val="0"/>
+        </w:rPr>
+        <w:t>变化对它的对称群没有偏袒——没有任何隐藏的偏好。配合最大熵原理，这唯一地给出高斯分布，也就是一个“无结构”的随机场（标度场）。</w:t>
+      </w:r>
+    </w:p>
+    <w:p>
+      <w:r>
+        <w:rPr>
+          <w:b w:val="0"/>
+        </w:rPr>
+        <w:t>这条公理看似简单，其实是一台推导机：</w:t>
+      </w:r>
+    </w:p>
+    <w:p>
+      <w:r>
+        <w:rPr>
+          <w:b w:val="0"/>
+        </w:rPr>
+        <w:t>• 自旋-1/2 天然区分左手和右手（手征结构），而手征结构要求对称群是 Spin(4)；</w:t>
+      </w:r>
+    </w:p>
+    <w:p>
+      <w:r>
+        <w:rPr>
+          <w:b w:val="0"/>
+        </w:rPr>
+        <w:t>• 把对径点“黏合”起来（z ↦ −z），手征结构就落实为几何：内部空间是 RP³ = S³/Z₂——这就是 RP³ 的来历；</w:t>
+      </w:r>
+    </w:p>
+    <w:p>
+      <w:r>
+        <w:rPr>
+          <w:b w:val="0"/>
+        </w:rPr>
+        <w:t>• “紧致”意味着有界、封闭，像鼓面一样，振动模式分立、有限。于是“最小变化的谱” = RP³ 的谱——一个分立的频率集合。</w:t>
+      </w:r>
+    </w:p>
+    <w:p>
+      <w:r>
+        <w:rPr>
+          <w:b w:val="0"/>
+        </w:rPr>
+        <w:t>所以，无序公理就是整个框架唯一的出发点：一个最小的、无偏的、自旋-1/2 的变化。后面所有内容——规范群、三代费米子、质量、耦合常数——都从这个公理里涌现出来。没有这条公理，RP³ 就只是“随手挑的一个空间”；有了它，RP³ 是被唯一推出来的。</w:t>
+      </w:r>
+    </w:p>
+    <w:p>
+      <w:r>
+        <w:rPr>
+          <w:b w:val="0"/>
+        </w:rPr>
+        <w:t>从 RP³ 的谱出发，就是从“最小的、最对称的变化集合”出发：它最小，因为它是最简单的三维封闭空间之一；它最对称，因为它继承了球面的高度对称性，又被 Z₂（对径识别）以最简单的方式约束。</w:t>
       </w:r>
     </w:p>
     <w:p>
@@ -8921,18 +9333,9 @@
       </w:pPr>
       <w:r>
         <w:rPr>
-          <w:rFonts w:ascii="Microsoft YaHei" w:hAnsi="Microsoft YaHei" w:eastAsia="Microsoft YaHei"/>
-          <w:sz w:val="22"/>
-        </w:rPr>
-        <w:t xml:space="preserve">&gt; </w:t>
-      </w:r>
-      <w:r>
-        <w:rPr>
-          <w:rFonts w:ascii="Microsoft YaHei" w:hAnsi="Microsoft YaHei" w:eastAsia="Microsoft YaHei"/>
-          <w:b/>
-          <w:sz w:val="22"/>
-        </w:rPr>
-        <w:t>变化是本体，谱是变化的语言，场、几何、规范、引力、物质——乃至时空本身——都是从"最小变化的谱"里涌现出来的结构。</w:t>
+          <w:b w:val="0"/>
+        </w:rPr>
+        <w:t>&gt; 变化是本体，谱是变化的语言，场、几何、规范、引力、物质——乃至时空本身——都是从“无序公理（最小的、无偏的、自旋-1/2 的变化）”的谱里涌现出来的结构。</w:t>
       </w:r>
     </w:p>
     <w:p>
@@ -9262,6 +9665,22 @@
           <w:sz w:val="22"/>
         </w:rPr>
         <w:t>：微观里找不到、宏观上却真实存在的集体行为。比如温度之于分子。</w:t>
+      </w:r>
+    </w:p>
+    <w:p>
+      <w:r>
+        <w:rPr>
+          <w:b w:val="0"/>
+        </w:rPr>
+        <w:t>• 无序公理：框架唯一的出发点——“存在一个最小的、无偏的、以自旋-1/2 为量子单位的变化”。</w:t>
+      </w:r>
+    </w:p>
+    <w:p>
+      <w:r>
+        <w:rPr>
+          <w:b w:val="0"/>
+        </w:rPr>
+        <w:t>• 换分析域：把问题从“时空坐标”基底搬到“振动模式（谱）”基底，就像信号处理把时域问题搬到频域。</w:t>
       </w:r>
     </w:p>
     <w:p>

--- a/docs/从变化到万物_科普导读.docx
+++ b/docs/从变化到万物_科普导读.docx
@@ -24,13 +24,7 @@
         <w:spacing w:before="200" w:after="120"/>
       </w:pPr>
       <w:r>
-        <w:rPr>
-          <w:rFonts w:ascii="Microsoft YaHei" w:hAnsi="Microsoft YaHei" w:eastAsia="Microsoft YaHei"/>
-          <w:b/>
-          <w:color w:val="1F4E79"/>
-          <w:sz w:val="32"/>
-        </w:rPr>
-        <w:t>——粗粒化创生框架（Coarse-Graining Genesis）V4.0 科普导读</w:t>
+        <w:t>—— 一篇关于“谱涌现”思想的科普导读</w:t>
       </w:r>
     </w:p>
     <w:p>
@@ -78,19 +72,7 @@
         <w:spacing w:after="80" w:line="300" w:lineRule="auto"/>
       </w:pPr>
       <w:r>
-        <w:rPr>
-          <w:rFonts w:ascii="Microsoft YaHei" w:hAnsi="Microsoft YaHei" w:eastAsia="Microsoft YaHei"/>
-          <w:sz w:val="22"/>
-        </w:rPr>
-        <w:t>这篇导读，就是要回答这个问题。而答案的开头，是一句听起来很"大"的话：</w:t>
-      </w:r>
-      <w:r>
-        <w:rPr>
-          <w:rFonts w:ascii="Microsoft YaHei" w:hAnsi="Microsoft YaHei" w:eastAsia="Microsoft YaHei"/>
-          <w:b/>
-          <w:sz w:val="22"/>
-        </w:rPr>
-        <w:t>时空并不存在，引力也不"本来就在"——它们都是"变化"涌现出来的。</w:t>
+        <w:t>这篇导读，就是要回答这个问题。不过开头这句话应当被读作一个大胆的研究假设，而不是已经被共同体盖章的结论：也许时空并不是最基本的东西，引力也不只是一个预先放进去的基本作用；二者都可能是从更底层的“变化”里涌现出来的有效结构。</w:t>
       </w:r>
     </w:p>
     <w:p>
@@ -119,19 +101,7 @@
         <w:spacing w:after="80" w:line="300" w:lineRule="auto"/>
       </w:pPr>
       <w:r>
-        <w:rPr>
-          <w:rFonts w:ascii="Microsoft YaHei" w:hAnsi="Microsoft YaHei" w:eastAsia="Microsoft YaHei"/>
-          <w:sz w:val="22"/>
-        </w:rPr>
-        <w:t>我们的两篇论文——《The spectrum of a compact internal space. I. Gauge structure and fermion content》（内部紧致空间的谱，I. 规范结构与费米子内容）和《…II. Effective couplings and mass scales》（II. 有效耦合与质量尺度）——以及承载它们计算的"粗粒化创生框架 V4.0"，讲的是一件事：</w:t>
-      </w:r>
-      <w:r>
-        <w:rPr>
-          <w:rFonts w:ascii="Microsoft YaHei" w:hAnsi="Microsoft YaHei" w:eastAsia="Microsoft YaHei"/>
-          <w:b/>
-          <w:sz w:val="22"/>
-        </w:rPr>
-        <w:t>我们熟悉的整个世界，包括时空、引力、物质、暗能量，都不是"本来就在那里"的，而是从一个更根本的东西——"变化"——涌现出来的。</w:t>
+        <w:t>这篇文章讲的是一种“谱涌现”研究路线背后的总体思想：我们熟悉的世界——时空、引力、物质以及宇宙学尺度——不再被看成一堆彼此独立的出发点，而被看成可能从更基本的“变化”语言里形成的有效结构。</w:t>
       </w:r>
     </w:p>
     <w:p>
@@ -139,11 +109,7 @@
         <w:spacing w:after="80" w:line="300" w:lineRule="auto"/>
       </w:pPr>
       <w:r>
-        <w:rPr>
-          <w:rFonts w:ascii="Microsoft YaHei" w:hAnsi="Microsoft YaHei" w:eastAsia="Microsoft YaHei"/>
-          <w:sz w:val="22"/>
-        </w:rPr>
-        <w:t>这句话听起来很大，甚至有点玄。这篇导读的目的，就是用尽量平易近人的语言，把这条主线讲清楚：我们为什么这样想、遇到了什么困难、用什么办法解决、最后算出了什么。</w:t>
+        <w:t>这句话听起来很大，甚至有点玄。这篇导读的目的，就是用尽量平易近人的语言，把这条主线讲清楚：为什么可以这样想、它试图处理什么困难、谱方法如何建立，以及一个具体实现版本最后算出了什么。</w:t>
       </w:r>
     </w:p>
     <w:p>
@@ -159,6 +125,12 @@
       </w:r>
     </w:p>
     <w:p>
+      <w:pPr/>
+      <w:r>
+        <w:t>给受过专业训练的读者一个提醒：文中“涌现”“被读作”“被建模为”等说法，指的是一个研究框架及其内部闭合，而不是已经成为共同体共识的实验结论。科普比喻负责帮助理解，精确定义和可复现计算仍以技术论文与代码为准。</w:t>
+      </w:r>
+    </w:p>
+    <w:p>
       <w:r>
         <w:rPr>
           <w:b w:val="0"/>
@@ -168,18 +140,12 @@
     </w:p>
     <w:p>
       <w:r>
-        <w:rPr>
-          <w:b w:val="0"/>
-        </w:rPr>
-        <w:t>第一条主线关于“空间”：时空并不存在，而标准量子场论的路径积分测度又离不开时空——出口是换一个分析域：从“时空里的场”换到“变化的谱”，就像信号处理把问题从时域搬到频域（第二章、第四章）。</w:t>
-      </w:r>
-    </w:p>
-    <w:p>
-      <w:r>
-        <w:rPr>
-          <w:b w:val="0"/>
-        </w:rPr>
-        <w:t>第二条主线关于“场”：直接构造场太难、到处发散（杨-米尔斯猜想的困境所在）——出口是倒转出发点：变化是本体，场是派生的；而最小、最根本的变化，由一条公理唯一确定，我们叫它无序公理（第三章、第六章）。</w:t>
+        <w:t>第一条主线关于“空间”：如果时空不被当成最原初的东西，那么标准量子场论里的路径积分测度就不能简单地预先假设。一个可能出口，是换一个分析域：从“时空里的场”换到“变化的谱”，就像信号处理把问题从时域搬到频域（第二章、第四章）。</w:t>
+      </w:r>
+    </w:p>
+    <w:p>
+      <w:r>
+        <w:t>第二条主线关于“场”：直接构造相互作用量子场极其困难，杨-米尔斯存在性与质量间隙问题正说明了这一点。一个可能出口，是倒转出发点：把变化放在第一位，把场看成派生结构；在一个技术实现中，最小变化由一条“最小变化原则”约束，论文里称为无序公理（第三章、第六章）。</w:t>
       </w:r>
     </w:p>
     <w:p>
@@ -291,11 +257,19 @@
         <w:spacing w:after="80" w:line="300" w:lineRule="auto"/>
       </w:pPr>
       <w:r>
-        <w:rPr>
-          <w:rFonts w:ascii="Microsoft YaHei" w:hAnsi="Microsoft YaHei" w:eastAsia="Microsoft YaHei"/>
-          <w:sz w:val="22"/>
-        </w:rPr>
-        <w:t>问题是：这两座大厦对"时空"的看法，</w:t>
+        <w:t>问题在于，这两座大厦对“时空”的用法很不一样。</w:t>
+      </w:r>
+    </w:p>
+    <w:p>
+      <w:pPr>
+        <w:spacing w:after="80" w:line="300" w:lineRule="auto"/>
+      </w:pPr>
+      <w:r>
+        <w:rPr>
+          <w:rFonts w:ascii="Microsoft YaHei" w:hAnsi="Microsoft YaHei" w:eastAsia="Microsoft YaHei"/>
+          <w:sz w:val="22"/>
+        </w:rPr>
+        <w:t>广义相对论说：时空是</w:t>
       </w:r>
       <w:r>
         <w:rPr>
@@ -303,14 +277,14 @@
           <w:b/>
           <w:sz w:val="22"/>
         </w:rPr>
-        <w:t>从根本上就是矛盾的</w:t>
-      </w:r>
-      <w:r>
-        <w:rPr>
-          <w:rFonts w:ascii="Microsoft YaHei" w:hAnsi="Microsoft YaHei" w:eastAsia="Microsoft YaHei"/>
-          <w:sz w:val="22"/>
-        </w:rPr>
-        <w:t>。</w:t>
+        <w:t>弯曲的、有弹性的、活生生的东西</w:t>
+      </w:r>
+      <w:r>
+        <w:rPr>
+          <w:rFonts w:ascii="Microsoft YaHei" w:hAnsi="Microsoft YaHei" w:eastAsia="Microsoft YaHei"/>
+          <w:sz w:val="22"/>
+        </w:rPr>
+        <w:t>。物质告诉时空怎么弯，时空告诉物质怎么走。时空本身是一个动力学对象，会被质量压弯，会波动（引力波），会有起点和终点（黑洞内部）。</w:t>
       </w:r>
     </w:p>
     <w:p>
@@ -322,7 +296,7 @@
           <w:rFonts w:ascii="Microsoft YaHei" w:hAnsi="Microsoft YaHei" w:eastAsia="Microsoft YaHei"/>
           <w:sz w:val="22"/>
         </w:rPr>
-        <w:t>广义相对论说：时空是</w:t>
+        <w:t>标准模型说：时空只是一个</w:t>
       </w:r>
       <w:r>
         <w:rPr>
@@ -330,14 +304,14 @@
           <w:b/>
           <w:sz w:val="22"/>
         </w:rPr>
-        <w:t>弯曲的、有弹性的、活生生的东西</w:t>
-      </w:r>
-      <w:r>
-        <w:rPr>
-          <w:rFonts w:ascii="Microsoft YaHei" w:hAnsi="Microsoft YaHei" w:eastAsia="Microsoft YaHei"/>
-          <w:sz w:val="22"/>
-        </w:rPr>
-        <w:t>。物质告诉时空怎么弯，时空告诉物质怎么走。时空本身是一个动力学对象，会被质量压弯，会波动（引力波），会有起点和终点（黑洞内部）。</w:t>
+        <w:t>固定的、僵硬的背景舞台</w:t>
+      </w:r>
+      <w:r>
+        <w:rPr>
+          <w:rFonts w:ascii="Microsoft YaHei" w:hAnsi="Microsoft YaHei" w:eastAsia="Microsoft YaHei"/>
+          <w:sz w:val="22"/>
+        </w:rPr>
+        <w:t>。粒子和场在这个舞台上跳舞，舞台本身一动不动。它默认为一种平坦的、均匀的时空（物理学家叫它"闵可夫斯基时空"），就像一块无限大的、永远不变的网格。</w:t>
       </w:r>
     </w:p>
     <w:p>
@@ -345,38 +319,7 @@
         <w:spacing w:after="80" w:line="300" w:lineRule="auto"/>
       </w:pPr>
       <w:r>
-        <w:rPr>
-          <w:rFonts w:ascii="Microsoft YaHei" w:hAnsi="Microsoft YaHei" w:eastAsia="Microsoft YaHei"/>
-          <w:sz w:val="22"/>
-        </w:rPr>
-        <w:t>标准模型说：时空只是一个</w:t>
-      </w:r>
-      <w:r>
-        <w:rPr>
-          <w:rFonts w:ascii="Microsoft YaHei" w:hAnsi="Microsoft YaHei" w:eastAsia="Microsoft YaHei"/>
-          <w:b/>
-          <w:sz w:val="22"/>
-        </w:rPr>
-        <w:t>固定的、僵硬的背景舞台</w:t>
-      </w:r>
-      <w:r>
-        <w:rPr>
-          <w:rFonts w:ascii="Microsoft YaHei" w:hAnsi="Microsoft YaHei" w:eastAsia="Microsoft YaHei"/>
-          <w:sz w:val="22"/>
-        </w:rPr>
-        <w:t>。粒子和场在这个舞台上跳舞，舞台本身一动不动。它默认为一种平坦的、均匀的时空（物理学家叫它"闵可夫斯基时空"），就像一块无限大的、永远不变的网格。</w:t>
-      </w:r>
-    </w:p>
-    <w:p>
-      <w:pPr>
-        <w:spacing w:after="80" w:line="300" w:lineRule="auto"/>
-      </w:pPr>
-      <w:r>
-        <w:rPr>
-          <w:rFonts w:ascii="Microsoft YaHei" w:hAnsi="Microsoft YaHei" w:eastAsia="Microsoft YaHei"/>
-          <w:sz w:val="22"/>
-        </w:rPr>
-        <w:t>一个说时空是活的，一个说时空是死的。这两件事不能同时都对。</w:t>
+        <w:t>一个把时空看成动力学对象；另一个通常把时空当成固定背景。二者在各自领域都极其成功，但它们的出发假设并不容易直接拼合。</w:t>
       </w:r>
     </w:p>
     <w:p>
@@ -451,26 +394,27 @@
         <w:spacing w:after="80" w:line="300" w:lineRule="auto"/>
       </w:pPr>
       <w:r>
-        <w:rPr>
-          <w:rFonts w:ascii="Microsoft YaHei" w:hAnsi="Microsoft YaHei" w:eastAsia="Microsoft YaHei"/>
-          <w:sz w:val="22"/>
-        </w:rPr>
-        <w:t>这个答案很美，但它把"引力"和"时空的几何"绑定在了一起：</w:t>
-      </w:r>
+        <w:t>这个答案很美，但它把“引力”和“时空几何”紧紧绑在一起：引力 = 时空曲率。如果把这句话当作本体论陈述，那么时空就成了理论里必须预先存在的东西。</w:t>
+      </w:r>
+    </w:p>
+    <w:p>
+      <w:pPr>
+        <w:spacing w:after="80" w:line="300" w:lineRule="auto"/>
+      </w:pPr>
       <w:r>
         <w:rPr>
           <w:rFonts w:ascii="Microsoft YaHei" w:hAnsi="Microsoft YaHei" w:eastAsia="Microsoft YaHei"/>
           <w:b/>
           <w:sz w:val="22"/>
         </w:rPr>
-        <w:t>引力 = 时空弯曲</w:t>
-      </w:r>
-      <w:r>
-        <w:rPr>
-          <w:rFonts w:ascii="Microsoft YaHei" w:hAnsi="Microsoft YaHei" w:eastAsia="Microsoft YaHei"/>
-          <w:sz w:val="22"/>
-        </w:rPr>
-        <w:t>。于是"时空"必须是一个真实存在、能被弯曲的东西。</w:t>
+        <w:t>另一个答案（量子场论视角）</w:t>
+      </w:r>
+      <w:r>
+        <w:rPr>
+          <w:rFonts w:ascii="Microsoft YaHei" w:hAnsi="Microsoft YaHei" w:eastAsia="Microsoft YaHei"/>
+          <w:sz w:val="22"/>
+        </w:rPr>
+        <w:t>：引力由一种叫"引力子"的粒子来传递，就像电磁力由光子传递一样。引力子是一种自旋为 2 的无质量粒子。</w:t>
       </w:r>
     </w:p>
     <w:p>
@@ -478,19 +422,7 @@
         <w:spacing w:after="80" w:line="300" w:lineRule="auto"/>
       </w:pPr>
       <w:r>
-        <w:rPr>
-          <w:rFonts w:ascii="Microsoft YaHei" w:hAnsi="Microsoft YaHei" w:eastAsia="Microsoft YaHei"/>
-          <w:b/>
-          <w:sz w:val="22"/>
-        </w:rPr>
-        <w:t>另一个答案（量子场论视角）</w:t>
-      </w:r>
-      <w:r>
-        <w:rPr>
-          <w:rFonts w:ascii="Microsoft YaHei" w:hAnsi="Microsoft YaHei" w:eastAsia="Microsoft YaHei"/>
-          <w:sz w:val="22"/>
-        </w:rPr>
-        <w:t>：引力由一种叫"引力子"的粒子来传递，就像电磁力由光子传递一样。引力子是一种自旋为 2 的无质量粒子。</w:t>
+        <w:t>但这个答案也有困难：微扰量子引力把引力当作普通量子场去处理，而这种形式下计算并不可重整化。它解释了许多形式特征，但并没有单独回答“为什么会有引力”这个更深的问题。</w:t>
       </w:r>
     </w:p>
     <w:p>
@@ -498,46 +430,7 @@
         <w:spacing w:after="80" w:line="300" w:lineRule="auto"/>
       </w:pPr>
       <w:r>
-        <w:rPr>
-          <w:rFonts w:ascii="Microsoft YaHei" w:hAnsi="Microsoft YaHei" w:eastAsia="Microsoft YaHei"/>
-          <w:sz w:val="22"/>
-        </w:rPr>
-        <w:t>但这个答案也有麻烦：引力子只是"把引力当作一种普通的力来量子化"，它没有回答"引力为什么存在"这个更深的问题，而且在计算上到处发散。</w:t>
-      </w:r>
-    </w:p>
-    <w:p>
-      <w:pPr>
-        <w:spacing w:after="80" w:line="300" w:lineRule="auto"/>
-      </w:pPr>
-      <w:r>
-        <w:rPr>
-          <w:rFonts w:ascii="Microsoft YaHei" w:hAnsi="Microsoft YaHei" w:eastAsia="Microsoft YaHei"/>
-          <w:sz w:val="22"/>
-        </w:rPr>
-        <w:t>我们给出的是</w:t>
-      </w:r>
-      <w:r>
-        <w:rPr>
-          <w:rFonts w:ascii="Microsoft YaHei" w:hAnsi="Microsoft YaHei" w:eastAsia="Microsoft YaHei"/>
-          <w:b/>
-          <w:sz w:val="22"/>
-        </w:rPr>
-        <w:t>第三种答案</w:t>
-      </w:r>
-      <w:r>
-        <w:rPr>
-          <w:rFonts w:ascii="Microsoft YaHei" w:hAnsi="Microsoft YaHei" w:eastAsia="Microsoft YaHei"/>
-          <w:sz w:val="22"/>
-        </w:rPr>
-        <w:t>，也是这篇导读贯穿始终的答案：</w:t>
-      </w:r>
-      <w:r>
-        <w:rPr>
-          <w:rFonts w:ascii="Microsoft YaHei" w:hAnsi="Microsoft YaHei" w:eastAsia="Microsoft YaHei"/>
-          <w:b/>
-          <w:sz w:val="22"/>
-        </w:rPr>
-        <w:t>引力不是时空弯曲，也不是一种基本力，而是一种"涌现"的现象——就像温度那样。</w:t>
+        <w:t>这篇导读探索第三种回答：引力也许是一种“涌现”现象——在某种意义上类似温度。</w:t>
       </w:r>
     </w:p>
     <w:p>
@@ -824,13 +717,66 @@
         <w:spacing w:before="200" w:after="120"/>
       </w:pPr>
       <w:r>
+        <w:t>等一下——“涌现”可以不只是比喻</w:t>
+      </w:r>
+    </w:p>
+    <w:p>
+      <w:pPr>
+        <w:spacing w:after="80" w:line="300" w:lineRule="auto"/>
+      </w:pPr>
+      <w:r>
+        <w:rPr>
+          <w:rFonts w:ascii="Microsoft YaHei" w:hAnsi="Microsoft YaHei" w:eastAsia="Microsoft YaHei"/>
+          <w:sz w:val="22"/>
+        </w:rPr>
+        <w:t>你可能会想："温度是涌现的"这个说法，是不是只是一个好听的比喻？</w:t>
+      </w:r>
+    </w:p>
+    <w:p>
+      <w:pPr>
+        <w:spacing w:after="80" w:line="300" w:lineRule="auto"/>
+      </w:pPr>
+      <w:r>
+        <w:t>近期动力学与动理学中的严格数学工作，为这个思想提供了一个具体例子。</w:t>
+      </w:r>
+    </w:p>
+    <w:p>
+      <w:pPr>
+        <w:spacing w:after="80" w:line="300" w:lineRule="auto"/>
+      </w:pPr>
+      <w:r>
+        <w:t>通俗地说，这类工作表明：在清楚写明的条件下，许多微观粒子的动力学可以导出宏观的温度、压强和流体方程。这不只是哲学修辞，而是从微观规律到宏观规律的一种受控推导。</w:t>
+      </w:r>
+    </w:p>
+    <w:p>
+      <w:pPr>
+        <w:spacing w:after="80" w:line="300" w:lineRule="auto"/>
+      </w:pPr>
+      <w:r>
+        <w:t>这说明，“涌现”可以是一种精确的数学关系，而不只是好听的类比。温度不是从外面强加给分子的性质，而是在集体层面才有意义的结构。我们要问的是：引力是否也可能有类似的集体描述？</w:t>
+      </w:r>
+    </w:p>
+    <w:p>
+      <w:pPr>
+        <w:spacing w:after="80" w:line="300" w:lineRule="auto"/>
+      </w:pPr>
+      <w:r>
+        <w:t>这些严格结果并不证明我们的方案。它们提供的是一个先例：微观规律在合适极限下，确实可以生成单个组成部分里并不存在的宏观概念。</w:t>
+      </w:r>
+    </w:p>
+    <w:p>
+      <w:pPr>
+        <w:pStyle w:val="Heading3"/>
+        <w:spacing w:before="200" w:after="120"/>
+      </w:pPr>
+      <w:r>
         <w:rPr>
           <w:rFonts w:ascii="Microsoft YaHei" w:hAnsi="Microsoft YaHei" w:eastAsia="Microsoft YaHei"/>
           <w:b/>
           <w:color w:val="2E6B3A"/>
           <w:sz w:val="26"/>
         </w:rPr>
-        <w:t>等一下——"涌现"不是比喻，而是被数学证明了的</w:t>
+        <w:t>引力，就像温度一样涌现</w:t>
       </w:r>
     </w:p>
     <w:p>
@@ -838,11 +784,7 @@
         <w:spacing w:after="80" w:line="300" w:lineRule="auto"/>
       </w:pPr>
       <w:r>
-        <w:rPr>
-          <w:rFonts w:ascii="Microsoft YaHei" w:hAnsi="Microsoft YaHei" w:eastAsia="Microsoft YaHei"/>
-          <w:sz w:val="22"/>
-        </w:rPr>
-        <w:t>你可能会想："温度是涌现的"这个说法，是不是只是一个好听的比喻？</w:t>
+        <w:t>现在，把“分子”换成“真空自由度”，把“温度”换成“引力”——这不是说两者完全一样，而是借它说明一种宏观规律如何从微观集体行为中出现。</w:t>
       </w:r>
     </w:p>
     <w:p>
@@ -850,12 +792,34 @@
         <w:spacing w:after="80" w:line="300" w:lineRule="auto"/>
       </w:pPr>
       <w:r>
+        <w:t>量子场论中的真空并不是一无所有。它常被图像化地理解为充满量子涨落：场会涨落，关联会出现又消失，宏观看似空无一物的地方，在微观上有丰富结构。</w:t>
+      </w:r>
+    </w:p>
+    <w:p>
+      <w:pPr>
+        <w:spacing w:after="80" w:line="300" w:lineRule="auto"/>
+      </w:pPr>
+      <w:r>
+        <w:rPr>
+          <w:rFonts w:ascii="Microsoft YaHei" w:hAnsi="Microsoft YaHei" w:eastAsia="Microsoft YaHei"/>
+          <w:sz w:val="22"/>
+        </w:rPr>
+        <w:t>这些涨落不是白忙活的：它们携带着能量和动量。物理学家用一个量来描述"有多少能量-动量、它们怎么分布"，这个量叫</w:t>
+      </w:r>
+      <w:r>
         <w:rPr>
           <w:rFonts w:ascii="Microsoft YaHei" w:hAnsi="Microsoft YaHei" w:eastAsia="Microsoft YaHei"/>
           <w:b/>
           <w:sz w:val="22"/>
         </w:rPr>
-        <w:t>2026 年菲尔兹奖得主邓煜，用数学回答了这个问题。</w:t>
+        <w:t>能动张量（energy-momentum tensor）</w:t>
+      </w:r>
+      <w:r>
+        <w:rPr>
+          <w:rFonts w:ascii="Microsoft YaHei" w:hAnsi="Microsoft YaHei" w:eastAsia="Microsoft YaHei"/>
+          <w:sz w:val="22"/>
+        </w:rPr>
+        <w:t>。</w:t>
       </w:r>
     </w:p>
     <w:p>
@@ -867,7 +831,7 @@
           <w:rFonts w:ascii="Microsoft YaHei" w:hAnsi="Microsoft YaHei" w:eastAsia="Microsoft YaHei"/>
           <w:sz w:val="22"/>
         </w:rPr>
-        <w:t>邓煜的工作，通俗地说就是：</w:t>
+        <w:t>而能动张量，又可以进一步分解成它在各个频率上的分量——这就是它的</w:t>
       </w:r>
       <w:r>
         <w:rPr>
@@ -875,14 +839,14 @@
           <w:b/>
           <w:sz w:val="22"/>
         </w:rPr>
-        <w:t>证明了一屋子乱飞的弹珠（微观粒子），确实可以"涌现"出温度、压强和流体运动（宏观规律）</w:t>
-      </w:r>
-      <w:r>
-        <w:rPr>
-          <w:rFonts w:ascii="Microsoft YaHei" w:hAnsi="Microsoft YaHei" w:eastAsia="Microsoft YaHei"/>
-          <w:sz w:val="22"/>
-        </w:rPr>
-        <w:t>。这不是哲学思辨，而是严格的数学证明——从牛顿力学出发，经过极其复杂的推导，最终得到描述气体流动的方程。</w:t>
+        <w:t>谱函数（spectral function）</w:t>
+      </w:r>
+      <w:r>
+        <w:rPr>
+          <w:rFonts w:ascii="Microsoft YaHei" w:hAnsi="Microsoft YaHei" w:eastAsia="Microsoft YaHei"/>
+          <w:sz w:val="22"/>
+        </w:rPr>
+        <w:t>。谱函数告诉我们：真空涨落里，低频的涨落有多少、高频的涨落有多少、它们各自贡献多少能量-动量。</w:t>
       </w:r>
     </w:p>
     <w:p>
@@ -894,7 +858,7 @@
           <w:rFonts w:ascii="Microsoft YaHei" w:hAnsi="Microsoft YaHei" w:eastAsia="Microsoft YaHei"/>
           <w:sz w:val="22"/>
         </w:rPr>
-        <w:t>这意味着：</w:t>
+        <w:t>现在问你一个和温度完全对应的问题：</w:t>
       </w:r>
       <w:r>
         <w:rPr>
@@ -902,14 +866,7 @@
           <w:b/>
           <w:sz w:val="22"/>
         </w:rPr>
-        <w:t>"涌现"不是一个模糊的概念，而是一个可以被验证、被计算的数学事实。</w:t>
-      </w:r>
-      <w:r>
-        <w:rPr>
-          <w:rFonts w:ascii="Microsoft YaHei" w:hAnsi="Microsoft YaHei" w:eastAsia="Microsoft YaHei"/>
-          <w:sz w:val="22"/>
-        </w:rPr>
-        <w:t xml:space="preserve"> 温度不是"外加"给分子的属性，而是分子集体运动自发形成的结构。引力也一样——不是"外加"给真空的属性，而是真空涨落集体运动自发形成的结构。</w:t>
+        <w:t>这锅真空涨落里，某一个具体虚粒子的"引力"是多少？</w:t>
       </w:r>
     </w:p>
     <w:p>
@@ -921,7 +878,7 @@
           <w:rFonts w:ascii="Microsoft YaHei" w:hAnsi="Microsoft YaHei" w:eastAsia="Microsoft YaHei"/>
           <w:sz w:val="22"/>
         </w:rPr>
-        <w:t>邓煜证明了微观可以涌现出宏观。</w:t>
+        <w:t>同样没有意义。</w:t>
       </w:r>
       <w:r>
         <w:rPr>
@@ -929,7 +886,150 @@
           <w:b/>
           <w:sz w:val="22"/>
         </w:rPr>
-        <w:t>我们的框架要证明的是：变化可以涌现出时空。</w:t>
+        <w:t>单个涨落没有引力。</w:t>
+      </w:r>
+      <w:r>
+        <w:rPr>
+          <w:rFonts w:ascii="Microsoft YaHei" w:hAnsi="Microsoft YaHei" w:eastAsia="Microsoft YaHei"/>
+          <w:sz w:val="22"/>
+        </w:rPr>
+        <w:t xml:space="preserve"> 你无法指着某一个转瞬即逝的虚粒子说"它的引力是这么大"。</w:t>
+      </w:r>
+    </w:p>
+    <w:p>
+      <w:pPr>
+        <w:spacing w:after="80" w:line="300" w:lineRule="auto"/>
+      </w:pPr>
+      <w:r>
+        <w:t>在这个图景里，“引力”属于真空涨落的集体行为：</w:t>
+      </w:r>
+    </w:p>
+    <w:p>
+      <w:pPr>
+        <w:spacing w:after="40"/>
+        <w:ind w:left="360"/>
+      </w:pPr>
+      <w:r>
+        <w:t>• 它被建模为能量-动量张量谱函数的一种集体涌现结构——具体说，是谱中最稳定的成分（零模）；</w:t>
+      </w:r>
+    </w:p>
+    <w:p>
+      <w:pPr>
+        <w:spacing w:after="40"/>
+        <w:ind w:left="360"/>
+      </w:pPr>
+      <w:r>
+        <w:rPr>
+          <w:rFonts w:ascii="Microsoft YaHei" w:hAnsi="Microsoft YaHei" w:eastAsia="Microsoft YaHei"/>
+          <w:b/>
+          <w:color w:val="1F4E79"/>
+          <w:sz w:val="22"/>
+        </w:rPr>
+        <w:t xml:space="preserve">• </w:t>
+      </w:r>
+      <w:r>
+        <w:rPr>
+          <w:rFonts w:ascii="Microsoft YaHei" w:hAnsi="Microsoft YaHei" w:eastAsia="Microsoft YaHei"/>
+          <w:sz w:val="22"/>
+        </w:rPr>
+        <w:t>就像温度是分子运动"最平均、最集体"的那一部分，引力是真空涨落"最稳定、最不变"的那一部分。</w:t>
+      </w:r>
+    </w:p>
+    <w:p>
+      <w:pPr>
+        <w:spacing w:after="80" w:line="300" w:lineRule="auto"/>
+      </w:pPr>
+      <w:r>
+        <w:t>所以，这个提议的核心是：引力不属于某一个孤立涨落，而是来自大量真空自由度的谱结构。微观上是场的涨落和关联；宏观上出现的是有效的引力规律。</w:t>
+      </w:r>
+    </w:p>
+    <w:p>
+      <w:pPr>
+        <w:spacing w:after="80" w:line="300" w:lineRule="auto"/>
+      </w:pPr>
+      <w:r>
+        <w:rPr>
+          <w:rFonts w:ascii="Microsoft YaHei" w:hAnsi="Microsoft YaHei" w:eastAsia="Microsoft YaHei"/>
+          <w:sz w:val="22"/>
+        </w:rPr>
+        <w:t>用一句话钉死这个类比：</w:t>
+      </w:r>
+    </w:p>
+    <w:p>
+      <w:pPr>
+        <w:spacing w:after="80" w:line="300" w:lineRule="auto"/>
+      </w:pPr>
+      <w:r>
+        <w:t>&gt; 温度是分子运动的涌现描述；引力也许是真空谱结构的涌现描述。</w:t>
+      </w:r>
+    </w:p>
+    <w:p>
+      <w:pPr>
+        <w:spacing w:after="80" w:line="300" w:lineRule="auto"/>
+      </w:pPr>
+      <w:r>
+        <w:t>温度告诉我们，涌现可以产生真实的宏观效应。这里的提议是：引力也可能以同样“有效”的意义真实存在——不是一开始就放进去的原初成分，而是从真空涨落的谱里读出的稳定集体结构。</w:t>
+      </w:r>
+    </w:p>
+    <w:p>
+      <w:pPr>
+        <w:pStyle w:val="Heading3"/>
+        <w:spacing w:before="200" w:after="120"/>
+      </w:pPr>
+      <w:r>
+        <w:t>那么，在这个图景里，爱因斯坦的“弯曲时空”又意味着什么？</w:t>
+      </w:r>
+    </w:p>
+    <w:p>
+      <w:pPr>
+        <w:spacing w:after="80" w:line="300" w:lineRule="auto"/>
+      </w:pPr>
+      <w:r>
+        <w:rPr>
+          <w:rFonts w:ascii="Microsoft YaHei" w:hAnsi="Microsoft YaHei" w:eastAsia="Microsoft YaHei"/>
+          <w:sz w:val="22"/>
+        </w:rPr>
+        <w:t>爱因斯坦有一个著名的说法："物质告诉时空如何弯曲，时空告诉物质如何运动。" 他的引力方程极其精确，无数次被观测证实——这一点我们完全尊重。</w:t>
+      </w:r>
+    </w:p>
+    <w:p>
+      <w:pPr>
+        <w:spacing w:after="80" w:line="300" w:lineRule="auto"/>
+      </w:pPr>
+      <w:r>
+        <w:t>但是，如果时空不是最基本的，那么爱因斯坦说的“弯曲”到底在描述什么？</w:t>
+      </w:r>
+    </w:p>
+    <w:p>
+      <w:pPr>
+        <w:spacing w:after="80" w:line="300" w:lineRule="auto"/>
+      </w:pPr>
+      <w:r>
+        <w:t>我们的回答是：有效曲率编码了真空涨落谱的变化。</w:t>
+      </w:r>
+    </w:p>
+    <w:p>
+      <w:pPr>
+        <w:spacing w:after="80" w:line="300" w:lineRule="auto"/>
+      </w:pPr>
+      <w:r>
+        <w:t>物质（质量、能量）确实会改变周围环境。在这个图景里，变化的不是一个独立存在的时空实体，而是真空涨落的谱结构。质量聚集之处，真空涨落的分布发生变化；这种“涨落谱的改变”，正是爱因斯坦方程以曲率语言极其精确地描述的东西。</w:t>
+      </w:r>
+    </w:p>
+    <w:p>
+      <w:pPr>
+        <w:spacing w:after="80" w:line="300" w:lineRule="auto"/>
+      </w:pPr>
+      <w:r>
+        <w:t>如果换一种本体论视角，方程背后的物理图景就可以被重新解释。不是说相对论不能用了——方程描述的现象、给出的预言仍然全部成立；而是说，“曲率”也许是描述真空谱响应的一种有效语言。</w:t>
+      </w:r>
+    </w:p>
+    <w:p>
+      <w:pPr>
+        <w:spacing w:after="80" w:line="300" w:lineRule="auto"/>
+      </w:pPr>
+      <w:r>
+        <w:t>打个比方：你看到河面上有漩涡，可以把它描述成“河床在这里凹陷了”。也可以把注意力放在水流本身：真正变化的是流动。爱因斯坦方程精确地描述了“漩涡”；谱图景追问的是，更深的基底是否是真空谱的变化，而不是一个独立存在的时空实体。</w:t>
       </w:r>
     </w:p>
     <w:p>
@@ -944,7 +1044,7 @@
           <w:color w:val="2E6B3A"/>
           <w:sz w:val="26"/>
         </w:rPr>
-        <w:t>引力，就像温度一样涌现</w:t>
+        <w:t>空间是连续的，但这不意味着它"简单"</w:t>
       </w:r>
     </w:p>
     <w:p>
@@ -952,11 +1052,7 @@
         <w:spacing w:after="80" w:line="300" w:lineRule="auto"/>
       </w:pPr>
       <w:r>
-        <w:rPr>
-          <w:rFonts w:ascii="Microsoft YaHei" w:hAnsi="Microsoft YaHei" w:eastAsia="Microsoft YaHei"/>
-          <w:sz w:val="22"/>
-        </w:rPr>
-        <w:t>现在，把"分子"换成"真空涨落"，把"温度"换成"引力"，完全相同的逻辑。</w:t>
+        <w:t>近期围绕 Kakeya 问题的工作，也从另一个角度触及“空间”的本质。</w:t>
       </w:r>
     </w:p>
     <w:p>
@@ -964,11 +1060,35 @@
         <w:spacing w:after="80" w:line="300" w:lineRule="auto"/>
       </w:pPr>
       <w:r>
-        <w:rPr>
-          <w:rFonts w:ascii="Microsoft YaHei" w:hAnsi="Microsoft YaHei" w:eastAsia="Microsoft YaHei"/>
-          <w:sz w:val="22"/>
-        </w:rPr>
-        <w:t>真空，在量子场论里</w:t>
+        <w:t>Kakeya 问题问的是：一个集合如果要在每个方向上都包含一条单位线段，它到底可以小到什么程度？</w:t>
+      </w:r>
+    </w:p>
+    <w:p>
+      <w:pPr>
+        <w:spacing w:after="80" w:line="300" w:lineRule="auto"/>
+      </w:pPr>
+      <w:r>
+        <w:t>这里的要点并不是“它必须有正体积”；在欧氏空间里，Kakeya 型集合可以有零测度。真正惊人的地方在于维数：只要包含所有方向，这个集合就被迫携带满维的、多尺度的复杂性。</w:t>
+      </w:r>
+    </w:p>
+    <w:p>
+      <w:pPr>
+        <w:spacing w:after="80" w:line="300" w:lineRule="auto"/>
+      </w:pPr>
+      <w:r>
+        <w:t>这对科普读者意味着什么？意味着“连续空间”并不是一块简单、光滑、单一的背景。在微观和多尺度层面，连续几何可以隐藏极其复杂的结构。</w:t>
+      </w:r>
+    </w:p>
+    <w:p>
+      <w:pPr>
+        <w:spacing w:after="80" w:line="300" w:lineRule="auto"/>
+      </w:pPr>
+      <w:r>
+        <w:rPr>
+          <w:rFonts w:ascii="Microsoft YaHei" w:hAnsi="Microsoft YaHei" w:eastAsia="Microsoft YaHei"/>
+          <w:sz w:val="22"/>
+        </w:rPr>
+        <w:t>有一个非常漂亮的对仗：</w:t>
       </w:r>
       <w:r>
         <w:rPr>
@@ -976,14 +1096,22 @@
           <w:b/>
           <w:sz w:val="22"/>
         </w:rPr>
-        <w:t>不是空的</w:t>
-      </w:r>
-      <w:r>
-        <w:rPr>
-          <w:rFonts w:ascii="Microsoft YaHei" w:hAnsi="Microsoft YaHei" w:eastAsia="Microsoft YaHei"/>
-          <w:sz w:val="22"/>
-        </w:rPr>
-        <w:t>。它充满了剧烈的"量子涨落"——虚粒子对不断从虚空中产生，又迅速湮灭，像一锅永远沸腾的、看不见的汤。每一对虚粒子的生灭，都是一次微观的"变化"。</w:t>
+        <w:t>邓煜研究"粒子群如何形成连续场"，王虹研究"波场中如何显出粒式结构"</w:t>
+      </w:r>
+      <w:r>
+        <w:rPr>
+          <w:rFonts w:ascii="Microsoft YaHei" w:hAnsi="Microsoft YaHei" w:eastAsia="Microsoft YaHei"/>
+          <w:sz w:val="22"/>
+        </w:rPr>
+        <w:t>。一个是从离散走向连续，一个是从连续走向离散——</w:t>
+      </w:r>
+      <w:r>
+        <w:rPr>
+          <w:rFonts w:ascii="Microsoft YaHei" w:hAnsi="Microsoft YaHei" w:eastAsia="Microsoft YaHei"/>
+          <w:b/>
+          <w:sz w:val="22"/>
+        </w:rPr>
+        <w:t>它们共同告诉我们：连续与离散不是非此即彼的对立，而是同一个世界在不同尺度上的两种面孔。</w:t>
       </w:r>
     </w:p>
     <w:p>
@@ -991,26 +1119,7 @@
         <w:spacing w:after="80" w:line="300" w:lineRule="auto"/>
       </w:pPr>
       <w:r>
-        <w:rPr>
-          <w:rFonts w:ascii="Microsoft YaHei" w:hAnsi="Microsoft YaHei" w:eastAsia="Microsoft YaHei"/>
-          <w:sz w:val="22"/>
-        </w:rPr>
-        <w:t>这些涨落不是白忙活的：它们携带着能量和动量。物理学家用一个量来描述"有多少能量-动量、它们怎么分布"，这个量叫</w:t>
-      </w:r>
-      <w:r>
-        <w:rPr>
-          <w:rFonts w:ascii="Microsoft YaHei" w:hAnsi="Microsoft YaHei" w:eastAsia="Microsoft YaHei"/>
-          <w:b/>
-          <w:sz w:val="22"/>
-        </w:rPr>
-        <w:t>能动张量（energy-momentum tensor）</w:t>
-      </w:r>
-      <w:r>
-        <w:rPr>
-          <w:rFonts w:ascii="Microsoft YaHei" w:hAnsi="Microsoft YaHei" w:eastAsia="Microsoft YaHei"/>
-          <w:sz w:val="22"/>
-        </w:rPr>
-        <w:t>。</w:t>
+        <w:t>谱图景把这当作进一步发问的动机：如果连续几何本身已经如此微妙，那么“空间”是否也可能只是从更深的谱语言中出现的一种有效描述？</w:t>
       </w:r>
     </w:p>
     <w:p>
@@ -1018,245 +1127,7 @@
         <w:spacing w:after="80" w:line="300" w:lineRule="auto"/>
       </w:pPr>
       <w:r>
-        <w:rPr>
-          <w:rFonts w:ascii="Microsoft YaHei" w:hAnsi="Microsoft YaHei" w:eastAsia="Microsoft YaHei"/>
-          <w:sz w:val="22"/>
-        </w:rPr>
-        <w:t>而能动张量，又可以进一步分解成它在各个频率上的分量——这就是它的</w:t>
-      </w:r>
-      <w:r>
-        <w:rPr>
-          <w:rFonts w:ascii="Microsoft YaHei" w:hAnsi="Microsoft YaHei" w:eastAsia="Microsoft YaHei"/>
-          <w:b/>
-          <w:sz w:val="22"/>
-        </w:rPr>
-        <w:t>谱函数（spectral function）</w:t>
-      </w:r>
-      <w:r>
-        <w:rPr>
-          <w:rFonts w:ascii="Microsoft YaHei" w:hAnsi="Microsoft YaHei" w:eastAsia="Microsoft YaHei"/>
-          <w:sz w:val="22"/>
-        </w:rPr>
-        <w:t>。谱函数告诉我们：真空涨落里，低频的涨落有多少、高频的涨落有多少、它们各自贡献多少能量-动量。</w:t>
-      </w:r>
-    </w:p>
-    <w:p>
-      <w:pPr>
-        <w:spacing w:after="80" w:line="300" w:lineRule="auto"/>
-      </w:pPr>
-      <w:r>
-        <w:rPr>
-          <w:rFonts w:ascii="Microsoft YaHei" w:hAnsi="Microsoft YaHei" w:eastAsia="Microsoft YaHei"/>
-          <w:sz w:val="22"/>
-        </w:rPr>
-        <w:t>现在问你一个和温度完全对应的问题：</w:t>
-      </w:r>
-      <w:r>
-        <w:rPr>
-          <w:rFonts w:ascii="Microsoft YaHei" w:hAnsi="Microsoft YaHei" w:eastAsia="Microsoft YaHei"/>
-          <w:b/>
-          <w:sz w:val="22"/>
-        </w:rPr>
-        <w:t>这锅真空涨落里，某一个具体虚粒子的"引力"是多少？</w:t>
-      </w:r>
-    </w:p>
-    <w:p>
-      <w:pPr>
-        <w:spacing w:after="80" w:line="300" w:lineRule="auto"/>
-      </w:pPr>
-      <w:r>
-        <w:rPr>
-          <w:rFonts w:ascii="Microsoft YaHei" w:hAnsi="Microsoft YaHei" w:eastAsia="Microsoft YaHei"/>
-          <w:sz w:val="22"/>
-        </w:rPr>
-        <w:t>同样没有意义。</w:t>
-      </w:r>
-      <w:r>
-        <w:rPr>
-          <w:rFonts w:ascii="Microsoft YaHei" w:hAnsi="Microsoft YaHei" w:eastAsia="Microsoft YaHei"/>
-          <w:b/>
-          <w:sz w:val="22"/>
-        </w:rPr>
-        <w:t>单个涨落没有引力。</w:t>
-      </w:r>
-      <w:r>
-        <w:rPr>
-          <w:rFonts w:ascii="Microsoft YaHei" w:hAnsi="Microsoft YaHei" w:eastAsia="Microsoft YaHei"/>
-          <w:sz w:val="22"/>
-        </w:rPr>
-        <w:t xml:space="preserve"> 你无法指着某一个转瞬即逝的虚粒子说"它的引力是这么大"。</w:t>
-      </w:r>
-    </w:p>
-    <w:p>
-      <w:pPr>
-        <w:spacing w:after="80" w:line="300" w:lineRule="auto"/>
-      </w:pPr>
-      <w:r>
-        <w:rPr>
-          <w:rFonts w:ascii="Microsoft YaHei" w:hAnsi="Microsoft YaHei" w:eastAsia="Microsoft YaHei"/>
-          <w:sz w:val="22"/>
-        </w:rPr>
-        <w:t>"引力"是</w:t>
-      </w:r>
-      <w:r>
-        <w:rPr>
-          <w:rFonts w:ascii="Microsoft YaHei" w:hAnsi="Microsoft YaHei" w:eastAsia="Microsoft YaHei"/>
-          <w:b/>
-          <w:sz w:val="22"/>
-        </w:rPr>
-        <w:t>所有真空涨落集体</w:t>
-      </w:r>
-      <w:r>
-        <w:rPr>
-          <w:rFonts w:ascii="Microsoft YaHei" w:hAnsi="Microsoft YaHei" w:eastAsia="Microsoft YaHei"/>
-          <w:sz w:val="22"/>
-        </w:rPr>
-        <w:t>才有的属性：</w:t>
-      </w:r>
-    </w:p>
-    <w:p>
-      <w:pPr>
-        <w:spacing w:after="40"/>
-        <w:ind w:left="360"/>
-      </w:pPr>
-      <w:r>
-        <w:rPr>
-          <w:rFonts w:ascii="Microsoft YaHei" w:hAnsi="Microsoft YaHei" w:eastAsia="Microsoft YaHei"/>
-          <w:b/>
-          <w:color w:val="1F4E79"/>
-          <w:sz w:val="22"/>
-        </w:rPr>
-        <w:t xml:space="preserve">• </w:t>
-      </w:r>
-      <w:r>
-        <w:rPr>
-          <w:rFonts w:ascii="Microsoft YaHei" w:hAnsi="Microsoft YaHei" w:eastAsia="Microsoft YaHei"/>
-          <w:sz w:val="22"/>
-        </w:rPr>
-        <w:t>它是能动张量谱函数的一个</w:t>
-      </w:r>
-      <w:r>
-        <w:rPr>
-          <w:rFonts w:ascii="Microsoft YaHei" w:hAnsi="Microsoft YaHei" w:eastAsia="Microsoft YaHei"/>
-          <w:b/>
-          <w:sz w:val="22"/>
-        </w:rPr>
-        <w:t>集体涌现结构</w:t>
-      </w:r>
-      <w:r>
-        <w:rPr>
-          <w:rFonts w:ascii="Microsoft YaHei" w:hAnsi="Microsoft YaHei" w:eastAsia="Microsoft YaHei"/>
-          <w:sz w:val="22"/>
-        </w:rPr>
-        <w:t>——具体地说，是谱里那个</w:t>
-      </w:r>
-      <w:r>
-        <w:rPr>
-          <w:rFonts w:ascii="Microsoft YaHei" w:hAnsi="Microsoft YaHei" w:eastAsia="Microsoft YaHei"/>
-          <w:b/>
-          <w:sz w:val="22"/>
-        </w:rPr>
-        <w:t>最稳定、最不变的分量（零模）</w:t>
-      </w:r>
-      <w:r>
-        <w:rPr>
-          <w:rFonts w:ascii="Microsoft YaHei" w:hAnsi="Microsoft YaHei" w:eastAsia="Microsoft YaHei"/>
-          <w:sz w:val="22"/>
-        </w:rPr>
-        <w:t>；</w:t>
-      </w:r>
-    </w:p>
-    <w:p>
-      <w:pPr>
-        <w:spacing w:after="40"/>
-        <w:ind w:left="360"/>
-      </w:pPr>
-      <w:r>
-        <w:rPr>
-          <w:rFonts w:ascii="Microsoft YaHei" w:hAnsi="Microsoft YaHei" w:eastAsia="Microsoft YaHei"/>
-          <w:b/>
-          <w:color w:val="1F4E79"/>
-          <w:sz w:val="22"/>
-        </w:rPr>
-        <w:t xml:space="preserve">• </w:t>
-      </w:r>
-      <w:r>
-        <w:rPr>
-          <w:rFonts w:ascii="Microsoft YaHei" w:hAnsi="Microsoft YaHei" w:eastAsia="Microsoft YaHei"/>
-          <w:sz w:val="22"/>
-        </w:rPr>
-        <w:t>就像温度是分子运动"最平均、最集体"的那一部分，引力是真空涨落"最稳定、最不变"的那一部分。</w:t>
-      </w:r>
-    </w:p>
-    <w:p>
-      <w:pPr>
-        <w:spacing w:after="80" w:line="300" w:lineRule="auto"/>
-      </w:pPr>
-      <w:r>
-        <w:rPr>
-          <w:rFonts w:ascii="Microsoft YaHei" w:hAnsi="Microsoft YaHei" w:eastAsia="Microsoft YaHei"/>
-          <w:sz w:val="22"/>
-        </w:rPr>
-        <w:t>所以，引力的本质是：</w:t>
-      </w:r>
-      <w:r>
-        <w:rPr>
-          <w:rFonts w:ascii="Microsoft YaHei" w:hAnsi="Microsoft YaHei" w:eastAsia="Microsoft YaHei"/>
-          <w:b/>
-          <w:sz w:val="22"/>
-        </w:rPr>
-        <w:t>它不在任何一个涨落身上，而是从海量真空涨落的谱结构中"冒"出来的一个宏观效应。</w:t>
-      </w:r>
-      <w:r>
-        <w:rPr>
-          <w:rFonts w:ascii="Microsoft YaHei" w:hAnsi="Microsoft YaHei" w:eastAsia="Microsoft YaHei"/>
-          <w:sz w:val="22"/>
-        </w:rPr>
-        <w:t xml:space="preserve"> 微观上只有"涨落在生灭"，宏观上却有"引力"——这，就是引力涌现。</w:t>
-      </w:r>
-    </w:p>
-    <w:p>
-      <w:pPr>
-        <w:spacing w:after="80" w:line="300" w:lineRule="auto"/>
-      </w:pPr>
-      <w:r>
-        <w:rPr>
-          <w:rFonts w:ascii="Microsoft YaHei" w:hAnsi="Microsoft YaHei" w:eastAsia="Microsoft YaHei"/>
-          <w:sz w:val="22"/>
-        </w:rPr>
-        <w:t>用一句话钉死这个类比：</w:t>
-      </w:r>
-    </w:p>
-    <w:p>
-      <w:pPr>
-        <w:spacing w:after="80" w:line="300" w:lineRule="auto"/>
-      </w:pPr>
-      <w:r>
-        <w:rPr>
-          <w:rFonts w:ascii="Microsoft YaHei" w:hAnsi="Microsoft YaHei" w:eastAsia="Microsoft YaHei"/>
-          <w:sz w:val="22"/>
-        </w:rPr>
-        <w:t xml:space="preserve">&gt; </w:t>
-      </w:r>
-      <w:r>
-        <w:rPr>
-          <w:rFonts w:ascii="Microsoft YaHei" w:hAnsi="Microsoft YaHei" w:eastAsia="Microsoft YaHei"/>
-          <w:b/>
-          <w:sz w:val="22"/>
-        </w:rPr>
-        <w:t>温度是分子运动的涌现；引力是真空涨落的涌现。</w:t>
-      </w:r>
-    </w:p>
-    <w:p>
-      <w:pPr>
-        <w:spacing w:after="80" w:line="300" w:lineRule="auto"/>
-      </w:pPr>
-      <w:r>
-        <w:rPr>
-          <w:rFonts w:ascii="Microsoft YaHei" w:hAnsi="Microsoft YaHei" w:eastAsia="Microsoft YaHei"/>
-          <w:sz w:val="22"/>
-        </w:rPr>
-        <w:t>温度让我们相信"涌现"可以产生真实的宏观效应（你会被开水烫伤）；引力也同理——它真实地让苹果落地、让行星绕日，但它不是"基本力"，而是真空涨落的谱结构涌现出来的现象。</w:t>
+        <w:t>这并不证明空间不是基本的。它打开的是一扇概念上的门：空间的复杂性促使我们追问，是否有更简单的东西，比如变化的谱，处在它背后。</w:t>
       </w:r>
     </w:p>
     <w:p>
@@ -1271,7 +1142,7 @@
           <w:color w:val="2E6B3A"/>
           <w:sz w:val="26"/>
         </w:rPr>
-        <w:t>那么爱因斯坦说的"弯曲时空"，弯曲的是什么？</w:t>
+        <w:t>冲突的具体表现</w:t>
       </w:r>
     </w:p>
     <w:p>
@@ -1283,7 +1154,7 @@
           <w:rFonts w:ascii="Microsoft YaHei" w:hAnsi="Microsoft YaHei" w:eastAsia="Microsoft YaHei"/>
           <w:sz w:val="22"/>
         </w:rPr>
-        <w:t>爱因斯坦有一个著名的说法："物质告诉时空如何弯曲，时空告诉物质如何运动。" 他的引力方程极其精确，无数次被观测证实——这一点我们完全尊重。</w:t>
+        <w:t>有了"引力是涌现的"这个视角，再回头看两座大厦的冲突，就更清楚了。</w:t>
       </w:r>
     </w:p>
     <w:p>
@@ -1291,43 +1162,22 @@
         <w:spacing w:after="80" w:line="300" w:lineRule="auto"/>
       </w:pPr>
       <w:r>
-        <w:rPr>
-          <w:rFonts w:ascii="Microsoft YaHei" w:hAnsi="Microsoft YaHei" w:eastAsia="Microsoft YaHei"/>
-          <w:sz w:val="22"/>
-        </w:rPr>
-        <w:t>但是，如果时空并不存在，那爱因斯坦说的"弯曲"，弯曲的到底是什么？</w:t>
-      </w:r>
-    </w:p>
-    <w:p>
-      <w:pPr>
-        <w:spacing w:after="80" w:line="300" w:lineRule="auto"/>
-      </w:pPr>
-      <w:r>
-        <w:rPr>
-          <w:rFonts w:ascii="Microsoft YaHei" w:hAnsi="Microsoft YaHei" w:eastAsia="Microsoft YaHei"/>
-          <w:sz w:val="22"/>
-        </w:rPr>
-        <w:t>我们的回答是：</w:t>
-      </w:r>
+        <w:t>这种张力并不是象牙塔里的空谈；它会出现在一些具体问题中：</w:t>
+      </w:r>
+    </w:p>
+    <w:p>
+      <w:pPr>
+        <w:spacing w:after="40"/>
+        <w:ind w:left="360"/>
+      </w:pPr>
       <w:r>
         <w:rPr>
           <w:rFonts w:ascii="Microsoft YaHei" w:hAnsi="Microsoft YaHei" w:eastAsia="Microsoft YaHei"/>
           <w:b/>
-          <w:sz w:val="22"/>
-        </w:rPr>
-        <w:t>弯曲的是真空涨落。</w:t>
-      </w:r>
-    </w:p>
-    <w:p>
-      <w:pPr>
-        <w:spacing w:after="80" w:line="300" w:lineRule="auto"/>
-      </w:pPr>
-      <w:r>
-        <w:rPr>
-          <w:rFonts w:ascii="Microsoft YaHei" w:hAnsi="Microsoft YaHei" w:eastAsia="Microsoft YaHei"/>
-          <w:sz w:val="22"/>
-        </w:rPr>
-        <w:t>物质（质量、能量）确实会改变它周围的东西——但它改变的不是"时空"（因为时空根本不是东西），而是</w:t>
+          <w:color w:val="1F4E79"/>
+          <w:sz w:val="22"/>
+        </w:rPr>
+        <w:t xml:space="preserve">• </w:t>
       </w:r>
       <w:r>
         <w:rPr>
@@ -1335,53 +1185,53 @@
           <w:b/>
           <w:sz w:val="22"/>
         </w:rPr>
-        <w:t>真空涨落的谱结构</w:t>
-      </w:r>
-      <w:r>
-        <w:rPr>
-          <w:rFonts w:ascii="Microsoft YaHei" w:hAnsi="Microsoft YaHei" w:eastAsia="Microsoft YaHei"/>
-          <w:sz w:val="22"/>
-        </w:rPr>
-        <w:t>。质量聚集的地方，真空涨落的分布（能动张量的谱函数）会随之改变；这种"涨落谱的改变"，正是爱因斯坦观察到、并精确描述了的那个现象。</w:t>
-      </w:r>
-    </w:p>
-    <w:p>
-      <w:pPr>
-        <w:spacing w:after="80" w:line="300" w:lineRule="auto"/>
-      </w:pPr>
-      <w:r>
-        <w:rPr>
-          <w:rFonts w:ascii="Microsoft YaHei" w:hAnsi="Microsoft YaHei" w:eastAsia="Microsoft YaHei"/>
-          <w:sz w:val="22"/>
-        </w:rPr>
-        <w:t>如果我们换一种本体论视角，方程背后的物理图景可以是另一种样子：</w:t>
-      </w:r>
+        <w:t>量子引力难题</w:t>
+      </w:r>
+      <w:r>
+        <w:rPr>
+          <w:rFonts w:ascii="Microsoft YaHei" w:hAnsi="Microsoft YaHei" w:eastAsia="Microsoft YaHei"/>
+          <w:sz w:val="22"/>
+        </w:rPr>
+        <w:t>：当我们想把量子力学和广义相对论合并成"量子引力"时，计算会出现无穷大，怎么也消不掉。根源在于：广义相对论把"引力 = 时空弯曲"当成了出发点，而"弯曲的时空"这个对象，在量子涨落的尺度上根本站不住。</w:t>
+      </w:r>
+    </w:p>
+    <w:p>
+      <w:pPr>
+        <w:spacing w:after="40"/>
+        <w:ind w:left="360"/>
+      </w:pPr>
       <w:r>
         <w:rPr>
           <w:rFonts w:ascii="Microsoft YaHei" w:hAnsi="Microsoft YaHei" w:eastAsia="Microsoft YaHei"/>
           <w:b/>
-          <w:sz w:val="22"/>
-        </w:rPr>
-        <w:t>弯曲的其实是真空涨落。</w:t>
-      </w:r>
-      <w:r>
-        <w:rPr>
-          <w:rFonts w:ascii="Microsoft YaHei" w:hAnsi="Microsoft YaHei" w:eastAsia="Microsoft YaHei"/>
-          <w:sz w:val="22"/>
-        </w:rPr>
-        <w:t xml:space="preserve"> 不是说相对论不能用了——方程描述的现象、给出的预言仍然全部成立；而是说，我们对"弯曲"的根源有了新的理解：真正在"弯曲"的，是真空涨落的谱结构，而不是"时空"这个实体。</w:t>
-      </w:r>
-    </w:p>
-    <w:p>
-      <w:pPr>
-        <w:spacing w:after="80" w:line="300" w:lineRule="auto"/>
-      </w:pPr>
-      <w:r>
-        <w:rPr>
-          <w:rFonts w:ascii="Microsoft YaHei" w:hAnsi="Microsoft YaHei" w:eastAsia="Microsoft YaHei"/>
-          <w:sz w:val="22"/>
-        </w:rPr>
-        <w:t>打个比方：你看到河面上有漩涡，于是说"河床在这里凹陷了"。其实也可以这样看：河床根本不存在，真正在变化的是水流本身。爱因斯坦的方程精确地描述了"漩涡"，只是把它归因于了"河床凹陷"；而我们可以换一种归因——真正在"弯曲"、在"改变"的，是水流（真空涨落），不是河床（时空）。</w:t>
+          <w:color w:val="1F4E79"/>
+          <w:sz w:val="22"/>
+        </w:rPr>
+        <w:t xml:space="preserve">• </w:t>
+      </w:r>
+      <w:r>
+        <w:rPr>
+          <w:rFonts w:ascii="Microsoft YaHei" w:hAnsi="Microsoft YaHei" w:eastAsia="Microsoft YaHei"/>
+          <w:b/>
+          <w:sz w:val="22"/>
+        </w:rPr>
+        <w:t>黑洞信息悖论</w:t>
+      </w:r>
+      <w:r>
+        <w:rPr>
+          <w:rFonts w:ascii="Microsoft YaHei" w:hAnsi="Microsoft YaHei" w:eastAsia="Microsoft YaHei"/>
+          <w:sz w:val="22"/>
+        </w:rPr>
+        <w:t>：黑洞会蒸发（霍金辐射），那掉进去的信息去哪了？广义相对论说时空在奇点处终结，量子力学说信息不能凭空消失。两个答案打架。</w:t>
+      </w:r>
+    </w:p>
+    <w:p>
+      <w:pPr>
+        <w:spacing w:after="40"/>
+        <w:ind w:left="360"/>
+      </w:pPr>
+      <w:r>
+        <w:t>• 宇宙学常数问题：真空能量的朴素理论估计与观测到的暗能量密度相差约 120 个数量级——这是理论物理中最尖锐的难题之一，也深深牵涉到我们如何理解真空、引力和背景时空。</w:t>
       </w:r>
     </w:p>
     <w:p>
@@ -1390,13 +1240,7 @@
         <w:spacing w:before="200" w:after="120"/>
       </w:pPr>
       <w:r>
-        <w:rPr>
-          <w:rFonts w:ascii="Microsoft YaHei" w:hAnsi="Microsoft YaHei" w:eastAsia="Microsoft YaHei"/>
-          <w:b/>
-          <w:color w:val="2E6B3A"/>
-          <w:sz w:val="26"/>
-        </w:rPr>
-        <w:t>空间是连续的，但这不意味着它"简单"</w:t>
+        <w:t>我们的提议：时空不是原初对象</w:t>
       </w:r>
     </w:p>
     <w:p>
@@ -1404,11 +1248,7 @@
         <w:spacing w:after="80" w:line="300" w:lineRule="auto"/>
       </w:pPr>
       <w:r>
-        <w:rPr>
-          <w:rFonts w:ascii="Microsoft YaHei" w:hAnsi="Microsoft YaHei" w:eastAsia="Microsoft YaHei"/>
-          <w:sz w:val="22"/>
-        </w:rPr>
-        <w:t>另一个 2026 年菲尔兹奖得主——王虹——的工作，从一个完全不同的角度触及了"空间"的本质。</w:t>
+        <w:t>很长时间以来，许多研究默认“时空存在”，任务只是找到量子化或统一它的方法。</w:t>
       </w:r>
     </w:p>
     <w:p>
@@ -1416,26 +1256,7 @@
         <w:spacing w:after="80" w:line="300" w:lineRule="auto"/>
       </w:pPr>
       <w:r>
-        <w:rPr>
-          <w:rFonts w:ascii="Microsoft YaHei" w:hAnsi="Microsoft YaHei" w:eastAsia="Microsoft YaHei"/>
-          <w:sz w:val="22"/>
-        </w:rPr>
-        <w:t>王虹证明了一个困扰数学界百年的难题：</w:t>
-      </w:r>
-      <w:r>
-        <w:rPr>
-          <w:rFonts w:ascii="Microsoft YaHei" w:hAnsi="Microsoft YaHei" w:eastAsia="Microsoft YaHei"/>
-          <w:b/>
-          <w:sz w:val="22"/>
-        </w:rPr>
-        <w:t>三维挂谷猜想</w:t>
-      </w:r>
-      <w:r>
-        <w:rPr>
-          <w:rFonts w:ascii="Microsoft YaHei" w:hAnsi="Microsoft YaHei" w:eastAsia="Microsoft YaHei"/>
-          <w:sz w:val="22"/>
-        </w:rPr>
-        <w:t>。这个猜想问的是：一根无限细的针，在一个空间里能指向所有方向，这个空间最小能有多大？</w:t>
+        <w:t>我们探索一个更激进的假设：时空不是最基本的。</w:t>
       </w:r>
     </w:p>
     <w:p>
@@ -1443,189 +1264,7 @@
         <w:spacing w:after="80" w:line="300" w:lineRule="auto"/>
       </w:pPr>
       <w:r>
-        <w:rPr>
-          <w:rFonts w:ascii="Microsoft YaHei" w:hAnsi="Microsoft YaHei" w:eastAsia="Microsoft YaHei"/>
-          <w:sz w:val="22"/>
-        </w:rPr>
-        <w:t>答案出乎意料：在三维空间里，</w:t>
-      </w:r>
-      <w:r>
-        <w:rPr>
-          <w:rFonts w:ascii="Microsoft YaHei" w:hAnsi="Microsoft YaHei" w:eastAsia="Microsoft YaHei"/>
-          <w:b/>
-          <w:sz w:val="22"/>
-        </w:rPr>
-        <w:t>存在一个正的最小体积</w:t>
-      </w:r>
-      <w:r>
-        <w:rPr>
-          <w:rFonts w:ascii="Microsoft YaHei" w:hAnsi="Microsoft YaHei" w:eastAsia="Microsoft YaHei"/>
-          <w:sz w:val="22"/>
-        </w:rPr>
-        <w:t>。你不能把"能指向所有方向的针"压缩到任意小。</w:t>
-      </w:r>
-    </w:p>
-    <w:p>
-      <w:pPr>
-        <w:spacing w:after="80" w:line="300" w:lineRule="auto"/>
-      </w:pPr>
-      <w:r>
-        <w:rPr>
-          <w:rFonts w:ascii="Microsoft YaHei" w:hAnsi="Microsoft YaHei" w:eastAsia="Microsoft YaHei"/>
-          <w:sz w:val="22"/>
-        </w:rPr>
-        <w:t>这意味着什么？</w:t>
-      </w:r>
-      <w:r>
-        <w:rPr>
-          <w:rFonts w:ascii="Microsoft YaHei" w:hAnsi="Microsoft YaHei" w:eastAsia="Microsoft YaHei"/>
-          <w:b/>
-          <w:sz w:val="22"/>
-        </w:rPr>
-        <w:t>意味着"连续空间"并不是一个铁板一块的简单概念。</w:t>
-      </w:r>
-      <w:r>
-        <w:rPr>
-          <w:rFonts w:ascii="Microsoft YaHei" w:hAnsi="Microsoft YaHei" w:eastAsia="Microsoft YaHei"/>
-          <w:sz w:val="22"/>
-        </w:rPr>
-        <w:t xml:space="preserve"> 在微观尺度上，连续空间的结构可以变得极其复杂、极其"不光滑"。王虹的工作揭示了：</w:t>
-      </w:r>
-      <w:r>
-        <w:rPr>
-          <w:rFonts w:ascii="Microsoft YaHei" w:hAnsi="Microsoft YaHei" w:eastAsia="Microsoft YaHei"/>
-          <w:b/>
-          <w:sz w:val="22"/>
-        </w:rPr>
-        <w:t>连续与离散之间，存在远比我们想象的更丰富的关系。</w:t>
-      </w:r>
-    </w:p>
-    <w:p>
-      <w:pPr>
-        <w:spacing w:after="80" w:line="300" w:lineRule="auto"/>
-      </w:pPr>
-      <w:r>
-        <w:rPr>
-          <w:rFonts w:ascii="Microsoft YaHei" w:hAnsi="Microsoft YaHei" w:eastAsia="Microsoft YaHei"/>
-          <w:sz w:val="22"/>
-        </w:rPr>
-        <w:t>有一个非常漂亮的对仗：</w:t>
-      </w:r>
-      <w:r>
-        <w:rPr>
-          <w:rFonts w:ascii="Microsoft YaHei" w:hAnsi="Microsoft YaHei" w:eastAsia="Microsoft YaHei"/>
-          <w:b/>
-          <w:sz w:val="22"/>
-        </w:rPr>
-        <w:t>邓煜研究"粒子群如何形成连续场"，王虹研究"波场中如何显出粒式结构"</w:t>
-      </w:r>
-      <w:r>
-        <w:rPr>
-          <w:rFonts w:ascii="Microsoft YaHei" w:hAnsi="Microsoft YaHei" w:eastAsia="Microsoft YaHei"/>
-          <w:sz w:val="22"/>
-        </w:rPr>
-        <w:t>。一个是从离散走向连续，一个是从连续走向离散——</w:t>
-      </w:r>
-      <w:r>
-        <w:rPr>
-          <w:rFonts w:ascii="Microsoft YaHei" w:hAnsi="Microsoft YaHei" w:eastAsia="Microsoft YaHei"/>
-          <w:b/>
-          <w:sz w:val="22"/>
-        </w:rPr>
-        <w:t>它们共同告诉我们：连续与离散不是非此即彼的对立，而是同一个世界在不同尺度上的两种面孔。</w:t>
-      </w:r>
-    </w:p>
-    <w:p>
-      <w:pPr>
-        <w:spacing w:after="80" w:line="300" w:lineRule="auto"/>
-      </w:pPr>
-      <w:r>
-        <w:rPr>
-          <w:rFonts w:ascii="Microsoft YaHei" w:hAnsi="Microsoft YaHei" w:eastAsia="Microsoft YaHei"/>
-          <w:sz w:val="22"/>
-        </w:rPr>
-        <w:t>我们的框架走得更远：</w:t>
-      </w:r>
-      <w:r>
-        <w:rPr>
-          <w:rFonts w:ascii="Microsoft YaHei" w:hAnsi="Microsoft YaHei" w:eastAsia="Microsoft YaHei"/>
-          <w:b/>
-          <w:sz w:val="22"/>
-        </w:rPr>
-        <w:t>连"空间"本身，都是从"变化"的谱里涌现出来的。</w:t>
-      </w:r>
-      <w:r>
-        <w:rPr>
-          <w:rFonts w:ascii="Microsoft YaHei" w:hAnsi="Microsoft YaHei" w:eastAsia="Microsoft YaHei"/>
-          <w:sz w:val="22"/>
-        </w:rPr>
-        <w:t xml:space="preserve"> 王虹证明了连续空间可以很复杂；我们说，连"连续"这个概念本身都是派生的。</w:t>
-      </w:r>
-    </w:p>
-    <w:p>
-      <w:pPr>
-        <w:spacing w:after="80" w:line="300" w:lineRule="auto"/>
-      </w:pPr>
-      <w:r>
-        <w:rPr>
-          <w:rFonts w:ascii="Microsoft YaHei" w:hAnsi="Microsoft YaHei" w:eastAsia="Microsoft YaHei"/>
-          <w:sz w:val="22"/>
-        </w:rPr>
-        <w:t>王虹的工作无意中指向了一个更深的问题：</w:t>
-      </w:r>
-      <w:r>
-        <w:rPr>
-          <w:rFonts w:ascii="Microsoft YaHei" w:hAnsi="Microsoft YaHei" w:eastAsia="Microsoft YaHei"/>
-          <w:b/>
-          <w:sz w:val="22"/>
-        </w:rPr>
-        <w:t>如果"连续空间"在微观上可以如此复杂，那它怎么可能是"基本的"？一个基本的东西应该是简单的。空间的复杂性恰恰说明：它不是源头，而是结果——是从某个更简单的东西里涌现出来的。</w:t>
-      </w:r>
-      <w:r>
-        <w:rPr>
-          <w:rFonts w:ascii="Microsoft YaHei" w:hAnsi="Microsoft YaHei" w:eastAsia="Microsoft YaHei"/>
-          <w:sz w:val="22"/>
-        </w:rPr>
-        <w:t xml:space="preserve"> 那个更简单的东西，在我们的框架里，就是"变化"。</w:t>
-      </w:r>
-    </w:p>
-    <w:p>
-      <w:pPr>
-        <w:pStyle w:val="Heading3"/>
-        <w:spacing w:before="200" w:after="120"/>
-      </w:pPr>
-      <w:r>
-        <w:rPr>
-          <w:rFonts w:ascii="Microsoft YaHei" w:hAnsi="Microsoft YaHei" w:eastAsia="Microsoft YaHei"/>
-          <w:b/>
-          <w:color w:val="2E6B3A"/>
-          <w:sz w:val="26"/>
-        </w:rPr>
-        <w:t>冲突的具体表现</w:t>
-      </w:r>
-    </w:p>
-    <w:p>
-      <w:pPr>
-        <w:spacing w:after="80" w:line="300" w:lineRule="auto"/>
-      </w:pPr>
-      <w:r>
-        <w:rPr>
-          <w:rFonts w:ascii="Microsoft YaHei" w:hAnsi="Microsoft YaHei" w:eastAsia="Microsoft YaHei"/>
-          <w:sz w:val="22"/>
-        </w:rPr>
-        <w:t>有了"引力是涌现的"这个视角，再回头看两座大厦的冲突，就更清楚了。</w:t>
-      </w:r>
-    </w:p>
-    <w:p>
-      <w:pPr>
-        <w:spacing w:after="80" w:line="300" w:lineRule="auto"/>
-      </w:pPr>
-      <w:r>
-        <w:rPr>
-          <w:rFonts w:ascii="Microsoft YaHei" w:hAnsi="Microsoft YaHei" w:eastAsia="Microsoft YaHei"/>
-          <w:sz w:val="22"/>
-        </w:rPr>
-        <w:t>这个冲突不是书斋里的空谈，它会在具体问题上"爆雷"：</w:t>
+        <w:t>时空不被当作一个原初的“东西”；它被看成对变化的描述。在这个图景里，它只有两个成分：</w:t>
       </w:r>
     </w:p>
     <w:p>
@@ -1648,14 +1287,29 @@
           <w:b/>
           <w:sz w:val="22"/>
         </w:rPr>
-        <w:t>量子引力难题</w:t>
-      </w:r>
-      <w:r>
-        <w:rPr>
-          <w:rFonts w:ascii="Microsoft YaHei" w:hAnsi="Microsoft YaHei" w:eastAsia="Microsoft YaHei"/>
-          <w:sz w:val="22"/>
-        </w:rPr>
-        <w:t>：当我们想把量子力学和广义相对论合并成"量子引力"时，计算会出现无穷大，怎么也消不掉。根源在于：广义相对论把"引力 = 时空弯曲"当成了出发点，而"弯曲的时空"这个对象，在量子涨落的尺度上根本站不住。</w:t>
+        <w:t>时间</w:t>
+      </w:r>
+      <w:r>
+        <w:rPr>
+          <w:rFonts w:ascii="Microsoft YaHei" w:hAnsi="Microsoft YaHei" w:eastAsia="Microsoft YaHei"/>
+          <w:sz w:val="22"/>
+        </w:rPr>
+        <w:t xml:space="preserve"> = 变化的</w:t>
+      </w:r>
+      <w:r>
+        <w:rPr>
+          <w:rFonts w:ascii="Microsoft YaHei" w:hAnsi="Microsoft YaHei" w:eastAsia="Microsoft YaHei"/>
+          <w:b/>
+          <w:sz w:val="22"/>
+        </w:rPr>
+        <w:t>先后顺序</w:t>
+      </w:r>
+      <w:r>
+        <w:rPr>
+          <w:rFonts w:ascii="Microsoft YaHei" w:hAnsi="Microsoft YaHei" w:eastAsia="Microsoft YaHei"/>
+          <w:sz w:val="22"/>
+        </w:rPr>
+        <w:t>（哪个变化在前，哪个在后）；</w:t>
       </w:r>
     </w:p>
     <w:p>
@@ -1678,59 +1332,29 @@
           <w:b/>
           <w:sz w:val="22"/>
         </w:rPr>
-        <w:t>黑洞信息悖论</w:t>
-      </w:r>
-      <w:r>
-        <w:rPr>
-          <w:rFonts w:ascii="Microsoft YaHei" w:hAnsi="Microsoft YaHei" w:eastAsia="Microsoft YaHei"/>
-          <w:sz w:val="22"/>
-        </w:rPr>
-        <w:t>：黑洞会蒸发（霍金辐射），那掉进去的信息去哪了？广义相对论说时空在奇点处终结，量子力学说信息不能凭空消失。两个答案打架。</w:t>
-      </w:r>
-    </w:p>
-    <w:p>
-      <w:pPr>
-        <w:spacing w:after="40"/>
-        <w:ind w:left="360"/>
-      </w:pPr>
+        <w:t>空间</w:t>
+      </w:r>
+      <w:r>
+        <w:rPr>
+          <w:rFonts w:ascii="Microsoft YaHei" w:hAnsi="Microsoft YaHei" w:eastAsia="Microsoft YaHei"/>
+          <w:sz w:val="22"/>
+        </w:rPr>
+        <w:t xml:space="preserve"> = 变化的</w:t>
+      </w:r>
       <w:r>
         <w:rPr>
           <w:rFonts w:ascii="Microsoft YaHei" w:hAnsi="Microsoft YaHei" w:eastAsia="Microsoft YaHei"/>
           <w:b/>
-          <w:color w:val="1F4E79"/>
-          <w:sz w:val="22"/>
-        </w:rPr>
-        <w:t xml:space="preserve">• </w:t>
-      </w:r>
-      <w:r>
-        <w:rPr>
-          <w:rFonts w:ascii="Microsoft YaHei" w:hAnsi="Microsoft YaHei" w:eastAsia="Microsoft YaHei"/>
-          <w:b/>
-          <w:sz w:val="22"/>
-        </w:rPr>
-        <w:t>宇宙学常数问题</w:t>
-      </w:r>
-      <w:r>
-        <w:rPr>
-          <w:rFonts w:ascii="Microsoft YaHei" w:hAnsi="Microsoft YaHei" w:eastAsia="Microsoft YaHei"/>
-          <w:sz w:val="22"/>
-        </w:rPr>
-        <w:t>：真空的能量密度，理论预言和观测差了 120 个数量级——物理学史上最离谱的"误差"，根源也指向"时空背景"这个假设本身。</w:t>
-      </w:r>
-    </w:p>
-    <w:p>
-      <w:pPr>
-        <w:pStyle w:val="Heading3"/>
-        <w:spacing w:before="200" w:after="120"/>
-      </w:pPr>
-      <w:r>
-        <w:rPr>
-          <w:rFonts w:ascii="Microsoft YaHei" w:hAnsi="Microsoft YaHei" w:eastAsia="Microsoft YaHei"/>
-          <w:b/>
-          <w:color w:val="2E6B3A"/>
-          <w:sz w:val="26"/>
-        </w:rPr>
-        <w:t>我们的答案：时空并不存在</w:t>
+          <w:sz w:val="22"/>
+        </w:rPr>
+        <w:t>范围</w:t>
+      </w:r>
+      <w:r>
+        <w:rPr>
+          <w:rFonts w:ascii="Microsoft YaHei" w:hAnsi="Microsoft YaHei" w:eastAsia="Microsoft YaHei"/>
+          <w:sz w:val="22"/>
+        </w:rPr>
+        <w:t>（哪些变化能相互影响，哪些不能）。</w:t>
       </w:r>
     </w:p>
     <w:p>
@@ -1738,11 +1362,7 @@
         <w:spacing w:after="80" w:line="300" w:lineRule="auto"/>
       </w:pPr>
       <w:r>
-        <w:rPr>
-          <w:rFonts w:ascii="Microsoft YaHei" w:hAnsi="Microsoft YaHei" w:eastAsia="Microsoft YaHei"/>
-          <w:sz w:val="22"/>
-        </w:rPr>
-        <w:t>一百年来，人们默认"时空是存在的，只是我们还没找到统一它的方法"。</w:t>
+        <w:t>打个比方：河水是“变化”，河床是“时空”。传统物理通常先描述河床，再让河水在上面流。谱图景追问的是：河床会不会本身就是水流刻画出来的有效形态？</w:t>
       </w:r>
     </w:p>
     <w:p>
@@ -1750,19 +1370,7 @@
         <w:spacing w:after="80" w:line="300" w:lineRule="auto"/>
       </w:pPr>
       <w:r>
-        <w:rPr>
-          <w:rFonts w:ascii="Microsoft YaHei" w:hAnsi="Microsoft YaHei" w:eastAsia="Microsoft YaHei"/>
-          <w:sz w:val="22"/>
-        </w:rPr>
-        <w:t>我们提出一个更彻底的看法：</w:t>
-      </w:r>
-      <w:r>
-        <w:rPr>
-          <w:rFonts w:ascii="Microsoft YaHei" w:hAnsi="Microsoft YaHei" w:eastAsia="Microsoft YaHei"/>
-          <w:b/>
-          <w:sz w:val="22"/>
-        </w:rPr>
-        <w:t>时空根本不"存在"。</w:t>
+        <w:t>于是，广义相对论和标准模型就不再是“两种错误理论”，而是两种极其成功、但对时空采用不同理想化的描述。谱图景追问的是：这两种理想化是否都可以从更早的一层东西——变化的顺序和可及范围——导出？</w:t>
       </w:r>
     </w:p>
     <w:p>
@@ -1770,116 +1378,7 @@
         <w:spacing w:after="80" w:line="300" w:lineRule="auto"/>
       </w:pPr>
       <w:r>
-        <w:rPr>
-          <w:rFonts w:ascii="Microsoft YaHei" w:hAnsi="Microsoft YaHei" w:eastAsia="Microsoft YaHei"/>
-          <w:sz w:val="22"/>
-        </w:rPr>
-        <w:t>时空不是一种"东西"，而是</w:t>
-      </w:r>
-      <w:r>
-        <w:rPr>
-          <w:rFonts w:ascii="Microsoft YaHei" w:hAnsi="Microsoft YaHei" w:eastAsia="Microsoft YaHei"/>
-          <w:b/>
-          <w:sz w:val="22"/>
-        </w:rPr>
-        <w:t>对变化的描述</w:t>
-      </w:r>
-      <w:r>
-        <w:rPr>
-          <w:rFonts w:ascii="Microsoft YaHei" w:hAnsi="Microsoft YaHei" w:eastAsia="Microsoft YaHei"/>
-          <w:sz w:val="22"/>
-        </w:rPr>
-        <w:t>。它只有两个成分：</w:t>
-      </w:r>
-    </w:p>
-    <w:p>
-      <w:pPr>
-        <w:spacing w:after="40"/>
-        <w:ind w:left="360"/>
-      </w:pPr>
-      <w:r>
-        <w:rPr>
-          <w:rFonts w:ascii="Microsoft YaHei" w:hAnsi="Microsoft YaHei" w:eastAsia="Microsoft YaHei"/>
-          <w:b/>
-          <w:color w:val="1F4E79"/>
-          <w:sz w:val="22"/>
-        </w:rPr>
-        <w:t xml:space="preserve">• </w:t>
-      </w:r>
-      <w:r>
-        <w:rPr>
-          <w:rFonts w:ascii="Microsoft YaHei" w:hAnsi="Microsoft YaHei" w:eastAsia="Microsoft YaHei"/>
-          <w:b/>
-          <w:sz w:val="22"/>
-        </w:rPr>
-        <w:t>时间</w:t>
-      </w:r>
-      <w:r>
-        <w:rPr>
-          <w:rFonts w:ascii="Microsoft YaHei" w:hAnsi="Microsoft YaHei" w:eastAsia="Microsoft YaHei"/>
-          <w:sz w:val="22"/>
-        </w:rPr>
-        <w:t xml:space="preserve"> = 变化的</w:t>
-      </w:r>
-      <w:r>
-        <w:rPr>
-          <w:rFonts w:ascii="Microsoft YaHei" w:hAnsi="Microsoft YaHei" w:eastAsia="Microsoft YaHei"/>
-          <w:b/>
-          <w:sz w:val="22"/>
-        </w:rPr>
-        <w:t>先后顺序</w:t>
-      </w:r>
-      <w:r>
-        <w:rPr>
-          <w:rFonts w:ascii="Microsoft YaHei" w:hAnsi="Microsoft YaHei" w:eastAsia="Microsoft YaHei"/>
-          <w:sz w:val="22"/>
-        </w:rPr>
-        <w:t>（哪个变化在前，哪个在后）；</w:t>
-      </w:r>
-    </w:p>
-    <w:p>
-      <w:pPr>
-        <w:spacing w:after="40"/>
-        <w:ind w:left="360"/>
-      </w:pPr>
-      <w:r>
-        <w:rPr>
-          <w:rFonts w:ascii="Microsoft YaHei" w:hAnsi="Microsoft YaHei" w:eastAsia="Microsoft YaHei"/>
-          <w:b/>
-          <w:color w:val="1F4E79"/>
-          <w:sz w:val="22"/>
-        </w:rPr>
-        <w:t xml:space="preserve">• </w:t>
-      </w:r>
-      <w:r>
-        <w:rPr>
-          <w:rFonts w:ascii="Microsoft YaHei" w:hAnsi="Microsoft YaHei" w:eastAsia="Microsoft YaHei"/>
-          <w:b/>
-          <w:sz w:val="22"/>
-        </w:rPr>
-        <w:t>空间</w:t>
-      </w:r>
-      <w:r>
-        <w:rPr>
-          <w:rFonts w:ascii="Microsoft YaHei" w:hAnsi="Microsoft YaHei" w:eastAsia="Microsoft YaHei"/>
-          <w:sz w:val="22"/>
-        </w:rPr>
-        <w:t xml:space="preserve"> = 变化的</w:t>
-      </w:r>
-      <w:r>
-        <w:rPr>
-          <w:rFonts w:ascii="Microsoft YaHei" w:hAnsi="Microsoft YaHei" w:eastAsia="Microsoft YaHei"/>
-          <w:b/>
-          <w:sz w:val="22"/>
-        </w:rPr>
-        <w:t>范围</w:t>
-      </w:r>
-      <w:r>
-        <w:rPr>
-          <w:rFonts w:ascii="Microsoft YaHei" w:hAnsi="Microsoft YaHei" w:eastAsia="Microsoft YaHei"/>
-          <w:sz w:val="22"/>
-        </w:rPr>
-        <w:t>（哪些变化能相互影响，哪些不能）。</w:t>
+        <w:t>如果这一路线成立，冲突就被缓和了：分歧不只是“时空到底是什么形状”，而是时空应当被看成独立出发点，还是有效描述。</w:t>
       </w:r>
     </w:p>
     <w:p>
@@ -1887,85 +1386,7 @@
         <w:spacing w:after="80" w:line="300" w:lineRule="auto"/>
       </w:pPr>
       <w:r>
-        <w:rPr>
-          <w:rFonts w:ascii="Microsoft YaHei" w:hAnsi="Microsoft YaHei" w:eastAsia="Microsoft YaHei"/>
-          <w:sz w:val="22"/>
-        </w:rPr>
-        <w:t>打个比方：一条河里的水流是"变化"，河床是"时空"。传统物理认为河床是实在的、水流在河床上流。我们说：</w:t>
-      </w:r>
-      <w:r>
-        <w:rPr>
-          <w:rFonts w:ascii="Microsoft YaHei" w:hAnsi="Microsoft YaHei" w:eastAsia="Microsoft YaHei"/>
-          <w:b/>
-          <w:sz w:val="22"/>
-        </w:rPr>
-        <w:t>根本没有河床，只有水流本身。</w:t>
-      </w:r>
-      <w:r>
-        <w:rPr>
-          <w:rFonts w:ascii="Microsoft YaHei" w:hAnsi="Microsoft YaHei" w:eastAsia="Microsoft YaHei"/>
-          <w:sz w:val="22"/>
-        </w:rPr>
-        <w:t xml:space="preserve"> 所谓"河床"，只是对"水流怎么流"（先流还是后流、往哪儿流）的一种描述方式。</w:t>
-      </w:r>
-    </w:p>
-    <w:p>
-      <w:pPr>
-        <w:spacing w:after="80" w:line="300" w:lineRule="auto"/>
-      </w:pPr>
-      <w:r>
-        <w:rPr>
-          <w:rFonts w:ascii="Microsoft YaHei" w:hAnsi="Microsoft YaHei" w:eastAsia="Microsoft YaHei"/>
-          <w:sz w:val="22"/>
-        </w:rPr>
-        <w:t>广义相对论错在：它把"弯曲的河床"（弯曲时空）当成了真实的东西。标准模型错在：它把"僵硬的河床"（背景时空）当成了真实的东西。它们争的是"河床是弯的还是平的"，而我们说——</w:t>
-      </w:r>
-      <w:r>
-        <w:rPr>
-          <w:rFonts w:ascii="Microsoft YaHei" w:hAnsi="Microsoft YaHei" w:eastAsia="Microsoft YaHei"/>
-          <w:b/>
-          <w:sz w:val="22"/>
-        </w:rPr>
-        <w:t>别争了，河床本来就没有。</w:t>
-      </w:r>
-    </w:p>
-    <w:p>
-      <w:pPr>
-        <w:spacing w:after="80" w:line="300" w:lineRule="auto"/>
-      </w:pPr>
-      <w:r>
-        <w:rPr>
-          <w:rFonts w:ascii="Microsoft YaHei" w:hAnsi="Microsoft YaHei" w:eastAsia="Microsoft YaHei"/>
-          <w:sz w:val="22"/>
-        </w:rPr>
-        <w:t>这一句话，就同时化解了两座大厦的冲突：它们的分歧不在于"时空的形态"，而在于它们都犯了同一个错误——把"描述变化的方式"误当成了"独立存在的东西"。</w:t>
-      </w:r>
-    </w:p>
-    <w:p>
-      <w:pPr>
-        <w:spacing w:after="80" w:line="300" w:lineRule="auto"/>
-      </w:pPr>
-      <w:r>
-        <w:rPr>
-          <w:rFonts w:ascii="Microsoft YaHei" w:hAnsi="Microsoft YaHei" w:eastAsia="Microsoft YaHei"/>
-          <w:sz w:val="22"/>
-        </w:rPr>
-        <w:t>而引力呢？在"时空不存在"的图景下，引力自然就找到了它的位置：</w:t>
-      </w:r>
-      <w:r>
-        <w:rPr>
-          <w:rFonts w:ascii="Microsoft YaHei" w:hAnsi="Microsoft YaHei" w:eastAsia="Microsoft YaHei"/>
-          <w:b/>
-          <w:sz w:val="22"/>
-        </w:rPr>
-        <w:t>引力不是"时空的弯曲"（因为时空根本不是东西，无从弯起），而是"真空涨落的谱结构"（变化的最稳定成分）涌现出来的现象。</w:t>
-      </w:r>
-      <w:r>
-        <w:rPr>
-          <w:rFonts w:ascii="Microsoft YaHei" w:hAnsi="Microsoft YaHei" w:eastAsia="Microsoft YaHei"/>
-          <w:sz w:val="22"/>
-        </w:rPr>
-        <w:t xml:space="preserve"> 温度不需要"热河床"来承载，引力也不需要"弯曲时空"来承载——两者都是变化的涌现。</w:t>
+        <w:t>而引力呢？在“时空不是原初对象”的图景下，引力自然找到位置：它不是预先存在的时空曲率，而是真空涨落谱结构中涌现出来的现象。温度不需要“热河床”承载；也许引力也不需要原初的弯曲时空来承载。</w:t>
       </w:r>
     </w:p>
     <w:p>
@@ -2279,6 +1700,15 @@
         <w:ind w:left="360"/>
       </w:pPr>
       <w:r>
+        <w:t>• 时空也许不是原初对象（它可能只是对变化的描述）；</w:t>
+      </w:r>
+    </w:p>
+    <w:p>
+      <w:pPr>
+        <w:spacing w:after="40"/>
+        <w:ind w:left="360"/>
+      </w:pPr>
+      <w:r>
         <w:rPr>
           <w:rFonts w:ascii="Microsoft YaHei" w:hAnsi="Microsoft YaHei" w:eastAsia="Microsoft YaHei"/>
           <w:b/>
@@ -2292,29 +1722,27 @@
           <w:rFonts w:ascii="Microsoft YaHei" w:hAnsi="Microsoft YaHei" w:eastAsia="Microsoft YaHei"/>
           <w:sz w:val="22"/>
         </w:rPr>
-        <w:t>时空并不存在（它只是对变化的描述）；</w:t>
-      </w:r>
-    </w:p>
-    <w:p>
-      <w:pPr>
-        <w:spacing w:after="40"/>
-        <w:ind w:left="360"/>
-      </w:pPr>
+        <w:t>而量子场论的测度，又必须依赖时空才能定义。</w:t>
+      </w:r>
+    </w:p>
+    <w:p>
+      <w:pPr>
+        <w:spacing w:after="80" w:line="300" w:lineRule="auto"/>
+      </w:pPr>
+      <w:r>
+        <w:rPr>
+          <w:rFonts w:ascii="Microsoft YaHei" w:hAnsi="Microsoft YaHei" w:eastAsia="Microsoft YaHei"/>
+          <w:sz w:val="22"/>
+        </w:rPr>
+        <w:t>那测度还有根基吗？</w:t>
+      </w:r>
       <w:r>
         <w:rPr>
           <w:rFonts w:ascii="Microsoft YaHei" w:hAnsi="Microsoft YaHei" w:eastAsia="Microsoft YaHei"/>
           <w:b/>
-          <w:color w:val="1F4E79"/>
-          <w:sz w:val="22"/>
-        </w:rPr>
-        <w:t xml:space="preserve">• </w:t>
-      </w:r>
-      <w:r>
-        <w:rPr>
-          <w:rFonts w:ascii="Microsoft YaHei" w:hAnsi="Microsoft YaHei" w:eastAsia="Microsoft YaHei"/>
-          <w:sz w:val="22"/>
-        </w:rPr>
-        <w:t>而量子场论的测度，又必须依赖时空才能定义。</w:t>
+          <w:sz w:val="22"/>
+        </w:rPr>
+        <w:t>没有了。</w:t>
       </w:r>
     </w:p>
     <w:p>
@@ -2322,19 +1750,7 @@
         <w:spacing w:after="80" w:line="300" w:lineRule="auto"/>
       </w:pPr>
       <w:r>
-        <w:rPr>
-          <w:rFonts w:ascii="Microsoft YaHei" w:hAnsi="Microsoft YaHei" w:eastAsia="Microsoft YaHei"/>
-          <w:sz w:val="22"/>
-        </w:rPr>
-        <w:t>那测度还有根基吗？</w:t>
-      </w:r>
-      <w:r>
-        <w:rPr>
-          <w:rFonts w:ascii="Microsoft YaHei" w:hAnsi="Microsoft YaHei" w:eastAsia="Microsoft YaHei"/>
-          <w:b/>
-          <w:sz w:val="22"/>
-        </w:rPr>
-        <w:t>没有了。</w:t>
+        <w:t>这就好比：你要量一条河的水流量，通常会先假设有河床。但如果河床本身也是水流形成的，那么“怎么量”这件事就要重新表述。</w:t>
       </w:r>
     </w:p>
     <w:p>
@@ -2342,46 +1758,7 @@
         <w:spacing w:after="80" w:line="300" w:lineRule="auto"/>
       </w:pPr>
       <w:r>
-        <w:rPr>
-          <w:rFonts w:ascii="Microsoft YaHei" w:hAnsi="Microsoft YaHei" w:eastAsia="Microsoft YaHei"/>
-          <w:sz w:val="22"/>
-        </w:rPr>
-        <w:t>这就好比：你要量一条河的水流量，必须先假设河床存在；但我们刚证明了河床不存在。那"水流量"这个量，你拿什么去量？</w:t>
-      </w:r>
-    </w:p>
-    <w:p>
-      <w:pPr>
-        <w:spacing w:after="80" w:line="300" w:lineRule="auto"/>
-      </w:pPr>
-      <w:r>
-        <w:rPr>
-          <w:rFonts w:ascii="Microsoft YaHei" w:hAnsi="Microsoft YaHei" w:eastAsia="Microsoft YaHei"/>
-          <w:sz w:val="22"/>
-        </w:rPr>
-        <w:t>这就是量子场论最深的"地基问题"：</w:t>
-      </w:r>
-      <w:r>
-        <w:rPr>
-          <w:rFonts w:ascii="Microsoft YaHei" w:hAnsi="Microsoft YaHei" w:eastAsia="Microsoft YaHei"/>
-          <w:b/>
-          <w:sz w:val="22"/>
-        </w:rPr>
-        <w:t>它站在一个不存在的地基上。</w:t>
-      </w:r>
-      <w:r>
-        <w:rPr>
-          <w:rFonts w:ascii="Microsoft YaHei" w:hAnsi="Microsoft YaHei" w:eastAsia="Microsoft YaHei"/>
-          <w:sz w:val="22"/>
-        </w:rPr>
-        <w:t xml:space="preserve"> 所谓"量子场论的严格数学构造至今未完成"，所谓"路径积分测度定义不清"，所有这些悬而未决的困难，根源都可以追溯到同一个事实——</w:t>
-      </w:r>
-      <w:r>
-        <w:rPr>
-          <w:rFonts w:ascii="Microsoft YaHei" w:hAnsi="Microsoft YaHei" w:eastAsia="Microsoft YaHei"/>
-          <w:b/>
-          <w:sz w:val="22"/>
-        </w:rPr>
-        <w:t>测度需要时空，而时空不存在。</w:t>
+        <w:t>这提供了一种理解量子场论地基问题的方式：通常形式依赖时空结构，而一旦把引力纳入进来，这些时空结构的最终地位就变得不清楚。路径积分测度不是一个单纯技术细节；它携带了关于场所在背景的假设。</w:t>
       </w:r>
     </w:p>
     <w:p>
@@ -2416,19 +1793,7 @@
         <w:spacing w:after="80" w:line="300" w:lineRule="auto"/>
       </w:pPr>
       <w:r>
-        <w:rPr>
-          <w:rFonts w:ascii="Microsoft YaHei" w:hAnsi="Microsoft YaHei" w:eastAsia="Microsoft YaHei"/>
-          <w:sz w:val="22"/>
-        </w:rPr>
-        <w:t>既然测度的根基（时空）不存在，那我们的策略就清晰了：</w:t>
-      </w:r>
-      <w:r>
-        <w:rPr>
-          <w:rFonts w:ascii="Microsoft YaHei" w:hAnsi="Microsoft YaHei" w:eastAsia="Microsoft YaHei"/>
-          <w:b/>
-          <w:sz w:val="22"/>
-        </w:rPr>
-        <w:t>绕开测度。</w:t>
+        <w:t>如果测度的根基（时空）不是原初对象，那么策略就变成：重新表述测度问题。</w:t>
       </w:r>
     </w:p>
     <w:p>
@@ -2436,11 +1801,7 @@
         <w:spacing w:after="80" w:line="300" w:lineRule="auto"/>
       </w:pPr>
       <w:r>
-        <w:rPr>
-          <w:rFonts w:ascii="Microsoft YaHei" w:hAnsi="Microsoft YaHei" w:eastAsia="Microsoft YaHei"/>
-          <w:sz w:val="22"/>
-        </w:rPr>
-        <w:t>不定义"时空上的场"，不写"时空上的路径积分"，不找"时空上的测度"——而是从"变化的谱"出发（谱不依赖时空背景，只依赖变化本身），用谱来对偶地重建一切。</w:t>
+        <w:t>不要先定义“时空上的场”、先写“时空上的路径积分”、先找“时空上的测度”，而是从“变化的谱”出发。谱不要求一个预先给定的时空背景；它需要的是一组模式和权重。</w:t>
       </w:r>
     </w:p>
     <w:p>
@@ -2448,19 +1809,7 @@
         <w:spacing w:after="80" w:line="300" w:lineRule="auto"/>
       </w:pPr>
       <w:r>
-        <w:rPr>
-          <w:rFonts w:ascii="Microsoft YaHei" w:hAnsi="Microsoft YaHei" w:eastAsia="Microsoft YaHei"/>
-          <w:sz w:val="22"/>
-        </w:rPr>
-        <w:t>这条路绕开了"测度依赖时空"的死结。具体怎么做，是第四章和第五章的内容。这里只需要记住一个逻辑链：</w:t>
-      </w:r>
-      <w:r>
-        <w:rPr>
-          <w:rFonts w:ascii="Microsoft YaHei" w:hAnsi="Microsoft YaHei" w:eastAsia="Microsoft YaHei"/>
-          <w:b/>
-          <w:sz w:val="22"/>
-        </w:rPr>
-        <w:t>时空不存在 → 测度无根基 → 必须绕开测度 → 从谱出发。</w:t>
+        <w:t>这条路试图绕开“测度依赖时空”的死结。具体怎么做，是第四章和第五章的内容。这里只需要记住一个逻辑链：如果时空不是原初对象 → 测度必须重新表述 → 从谱出发。</w:t>
       </w:r>
     </w:p>
     <w:p>
@@ -2500,18 +1849,12 @@
     </w:p>
     <w:p>
       <w:r>
-        <w:rPr>
-          <w:b w:val="0"/>
-        </w:rPr>
-        <w:t>但有一个根本的颠倒：在信号处理里，时域是“真实”的，频域只是工具；我们则反过来——谱才是真实的本体，时空只是所有振动模式叠加出来的“合成波形”。这正是第一章的结论（时空不存在）在数学上的落点。</w:t>
-      </w:r>
-    </w:p>
-    <w:p>
-      <w:r>
-        <w:rPr>
-          <w:b w:val="0"/>
-        </w:rPr>
-        <w:t>当然，这个颠倒要付出代价：主流物理学最难接受的一点，是因果性和局域性。“两个相隔一光年的事件有没有因果联系”，在时域里由距离决定，在谱空间里却必须重新推导——谱里的“近邻关系”要在涌现出的时空里等价于“类空分离”。这是整套方法最难啃的骨头，也是论文用 Osterwalder–Schrader 重建去处理的部分。</w:t>
+        <w:t>但有一个概念上的颠倒：在信号处理里，时域通常是对象，频域只是工具；这里则追问，谱是否才是更原初的描述，而时空只是所有模式叠加出的有效“波形”。</w:t>
+      </w:r>
+    </w:p>
+    <w:p>
+      <w:r>
+        <w:t>当然，这个颠倒要付出代价：因果性和局域性必须被恢复，而不是预先假设。“两个相隔一光年的事件有没有因果联系”，在时空里由距离决定，在谱空间里却必须重新推导。谱里的“近邻关系”要在涌现出的时空里变成通常的因果分离。这是整套方法最难的部分之一。</w:t>
       </w:r>
     </w:p>
     <w:tbl>
@@ -2558,10 +1901,7 @@
           </w:tcPr>
           <w:p>
             <w:r>
-              <w:rPr>
-                <w:b/>
-              </w:rPr>
-              <w:t>我们的谱方法（坐标 → 谱）</w:t>
+              <w:t>谱涌现方法（坐标 → 谱）</w:t>
             </w:r>
           </w:p>
         </w:tc>
@@ -2657,7 +1997,7 @@
           </w:tcPr>
           <w:p>
             <w:r>
-              <w:t>量子场论的无穷大发散、路径积分测度不存在</w:t>
+              <w:t>量子场论的发散与测度问题</w:t>
             </w:r>
           </w:p>
         </w:tc>
@@ -2901,11 +2241,7 @@
         <w:spacing w:after="80" w:line="300" w:lineRule="auto"/>
       </w:pPr>
       <w:r>
-        <w:rPr>
-          <w:rFonts w:ascii="Microsoft YaHei" w:hAnsi="Microsoft YaHei" w:eastAsia="Microsoft YaHei"/>
-          <w:sz w:val="22"/>
-        </w:rPr>
-        <w:t>二十多年过去了，这两个问题至今没有严格答案。无数聪明人试过，都没能彻底解决。</w:t>
+        <w:t>二十多年过去了，这两个问题至今没有公认的严格解答。</w:t>
       </w:r>
     </w:p>
     <w:p>
@@ -2928,19 +2264,7 @@
         <w:spacing w:after="80" w:line="300" w:lineRule="auto"/>
       </w:pPr>
       <w:r>
-        <w:rPr>
-          <w:rFonts w:ascii="Microsoft YaHei" w:hAnsi="Microsoft YaHei" w:eastAsia="Microsoft YaHei"/>
-          <w:sz w:val="22"/>
-        </w:rPr>
-        <w:t>为什么这么难？表面上看是数学技巧不够。但我们认为，</w:t>
-      </w:r>
-      <w:r>
-        <w:rPr>
-          <w:rFonts w:ascii="Microsoft YaHei" w:hAnsi="Microsoft YaHei" w:eastAsia="Microsoft YaHei"/>
-          <w:b/>
-          <w:sz w:val="22"/>
-        </w:rPr>
-        <w:t>真正的难点卡在一个哲学问题上：场到底是什么？</w:t>
+        <w:t>为什么这么难？表面上看是数学技巧不够。这篇文章提出一个可能视角：部分难点也许卡在一个概念问题上——场到底是什么？</w:t>
       </w:r>
     </w:p>
     <w:p>
@@ -3083,26 +2407,7 @@
         <w:spacing w:after="80" w:line="300" w:lineRule="auto"/>
       </w:pPr>
       <w:r>
-        <w:rPr>
-          <w:rFonts w:ascii="Microsoft YaHei" w:hAnsi="Microsoft YaHei" w:eastAsia="Microsoft YaHei"/>
-          <w:sz w:val="22"/>
-        </w:rPr>
-        <w:t>我们认为，这个顺序是</w:t>
-      </w:r>
-      <w:r>
-        <w:rPr>
-          <w:rFonts w:ascii="Microsoft YaHei" w:hAnsi="Microsoft YaHei" w:eastAsia="Microsoft YaHei"/>
-          <w:b/>
-          <w:sz w:val="22"/>
-        </w:rPr>
-        <w:t>本末倒置</w:t>
-      </w:r>
-      <w:r>
-        <w:rPr>
-          <w:rFonts w:ascii="Microsoft YaHei" w:hAnsi="Microsoft YaHei" w:eastAsia="Microsoft YaHei"/>
-          <w:sz w:val="22"/>
-        </w:rPr>
-        <w:t>的。</w:t>
+        <w:t>这篇文章尝试把这个顺序反过来。</w:t>
       </w:r>
     </w:p>
     <w:p>
@@ -3182,19 +2487,7 @@
         <w:spacing w:after="80" w:line="300" w:lineRule="auto"/>
       </w:pPr>
       <w:r>
-        <w:rPr>
-          <w:rFonts w:ascii="Microsoft YaHei" w:hAnsi="Microsoft YaHei" w:eastAsia="Microsoft YaHei"/>
-          <w:sz w:val="22"/>
-        </w:rPr>
-        <w:t>用河流的比喻：传统思路是先有"河床"（场，容器），再让"水"（变化）在河床里流；我们说，</w:t>
-      </w:r>
-      <w:r>
-        <w:rPr>
-          <w:rFonts w:ascii="Microsoft YaHei" w:hAnsi="Microsoft YaHei" w:eastAsia="Microsoft YaHei"/>
-          <w:b/>
-          <w:sz w:val="22"/>
-        </w:rPr>
-        <w:t>根本没有河床，水（变化）自己流着流着，就"流出了"一条看似河床的形态——那个形态，才是我们称之为"场"的东西。</w:t>
+        <w:t>用河流的比喻：传统思路是先有“河床”（场，容器），再让“水”（变化）在河床里流。谱图景则说：也许水先流动，流动中形成一条稳定形态，看起来像河床；那个形态，才是我们称之为“场”的东西。</w:t>
       </w:r>
     </w:p>
     <w:p>
@@ -3316,20 +2609,7 @@
         <w:ind w:left="360"/>
       </w:pPr>
       <w:r>
-        <w:rPr>
-          <w:rFonts w:ascii="Microsoft YaHei" w:hAnsi="Microsoft YaHei" w:eastAsia="Microsoft YaHei"/>
-          <w:b/>
-          <w:color w:val="1F4E79"/>
-          <w:sz w:val="22"/>
-        </w:rPr>
-        <w:t xml:space="preserve">• </w:t>
-      </w:r>
-      <w:r>
-        <w:rPr>
-          <w:rFonts w:ascii="Microsoft YaHei" w:hAnsi="Microsoft YaHei" w:eastAsia="Microsoft YaHei"/>
-          <w:sz w:val="22"/>
-        </w:rPr>
-        <w:t>"量子场是否存在" → 变成了"变化是否有一个自洽的、可计算的描述"（这更容易回答：有）；</w:t>
+        <w:t>• “量子场是否存在” → 变成“变化是否能有一个自洽的、可计算的描述”（这是谱表述要达到的目标）；</w:t>
       </w:r>
     </w:p>
     <w:p>
@@ -3338,20 +2618,27 @@
         <w:ind w:left="360"/>
       </w:pPr>
       <w:r>
+        <w:t>• “质量间隙从哪来” → 变成“变化的谱为什么会有最低的非零频率”（紧致内部空间会自然提供这样的间隙）。</w:t>
+      </w:r>
+    </w:p>
+    <w:p>
+      <w:pPr>
+        <w:spacing w:after="80" w:line="300" w:lineRule="auto"/>
+      </w:pPr>
+      <w:r>
+        <w:rPr>
+          <w:rFonts w:ascii="Microsoft YaHei" w:hAnsi="Microsoft YaHei" w:eastAsia="Microsoft YaHei"/>
+          <w:sz w:val="22"/>
+        </w:rPr>
+        <w:t>换句话说：</w:t>
+      </w:r>
+      <w:r>
         <w:rPr>
           <w:rFonts w:ascii="Microsoft YaHei" w:hAnsi="Microsoft YaHei" w:eastAsia="Microsoft YaHei"/>
           <w:b/>
-          <w:color w:val="1F4E79"/>
-          <w:sz w:val="22"/>
-        </w:rPr>
-        <w:t xml:space="preserve">• </w:t>
-      </w:r>
-      <w:r>
-        <w:rPr>
-          <w:rFonts w:ascii="Microsoft YaHei" w:hAnsi="Microsoft YaHei" w:eastAsia="Microsoft YaHei"/>
-          <w:sz w:val="22"/>
-        </w:rPr>
-        <w:t>"质量间隙从哪来" → 变成了"变化的谱为什么会有最低的非零频率"（这也更容易回答：因为内部空间是紧致的、有限的，谱天然有间隙）。</w:t>
+          <w:sz w:val="22"/>
+        </w:rPr>
+        <w:t>我们不再试图"直接构建场"（那是构建变化的容器，本末倒置），而是从"变化"本身出发，让场作为变化的结构涌现出来。</w:t>
       </w:r>
     </w:p>
     <w:p>
@@ -3359,39 +2646,12 @@
         <w:spacing w:after="80" w:line="300" w:lineRule="auto"/>
       </w:pPr>
       <w:r>
-        <w:rPr>
-          <w:rFonts w:ascii="Microsoft YaHei" w:hAnsi="Microsoft YaHei" w:eastAsia="Microsoft YaHei"/>
-          <w:sz w:val="22"/>
-        </w:rPr>
-        <w:t>换句话说：</w:t>
-      </w:r>
-      <w:r>
-        <w:rPr>
-          <w:rFonts w:ascii="Microsoft YaHei" w:hAnsi="Microsoft YaHei" w:eastAsia="Microsoft YaHei"/>
-          <w:b/>
-          <w:sz w:val="22"/>
-        </w:rPr>
-        <w:t>我们不再试图"直接构建场"（那是构建变化的容器，本末倒置），而是从"变化"本身出发，让场作为变化的结构涌现出来。</w:t>
-      </w:r>
-    </w:p>
-    <w:p>
-      <w:pPr>
-        <w:spacing w:after="80" w:line="300" w:lineRule="auto"/>
-      </w:pPr>
-      <w:r>
-        <w:rPr>
-          <w:rFonts w:ascii="Microsoft YaHei" w:hAnsi="Microsoft YaHei" w:eastAsia="Microsoft YaHei"/>
-          <w:sz w:val="22"/>
-        </w:rPr>
-        <w:t>这个转向，是一切后续方法的起点。它把"量子场论构造难"这个百年难题，从"数学技巧问题"重新定位成了"出发点问题"——问题不在"怎么搭容器"，而在"我们根本不该从容器出发"。</w:t>
-      </w:r>
-    </w:p>
-    <w:p>
-      <w:r>
-        <w:rPr>
-          <w:b w:val="0"/>
-        </w:rPr>
-        <w:t>那么，这个“变化”具体是什么？第四章讲“用谱描述变化”；第六章给出完整的答案——最小、最根本的变化，由一条公理唯一确定，我们叫它无序公理。</w:t>
+        <w:t>这个转向，是后续方法的起点。它把“量子场论构造难”这个百年难题，从纯粹技术问题重新定位成出发点问题——也许问题不只是“怎么搭容器”，而是容器是否应该被预先假设。</w:t>
+      </w:r>
+    </w:p>
+    <w:p>
+      <w:r>
+        <w:t>那么，这个“变化”具体是什么？第四章讲“用谱描述变化”；第六章给出一个紧凑回答：在技术版本里，最小变化由一条“最小变化原则”约束，称为无序公理。</w:t>
       </w:r>
     </w:p>
     <w:p>
@@ -3481,11 +2741,7 @@
         <w:spacing w:after="80" w:line="300" w:lineRule="auto"/>
       </w:pPr>
       <w:r>
-        <w:rPr>
-          <w:rFonts w:ascii="Microsoft YaHei" w:hAnsi="Microsoft YaHei" w:eastAsia="Microsoft YaHei"/>
-          <w:sz w:val="22"/>
-        </w:rPr>
-        <w:t>传统方法为什么卡住了？因为传统量子场论先架设一个"时空舞台"，再在这个舞台上定义场的涨落。而在四维时空里，这个涨落的"幅度"在短距离（高能量）下会剧烈震荡，使得"质量间隙"这个正数始终算不出来——要么得到零（无质量），要么得到无穷大。</w:t>
+        <w:t>传统方法为什么卡住了？因为传统量子场论先架设一个“时空舞台”，再在这个舞台上定义场涨落。在四维时空里，要严格控制短距离涨落非常困难；质量间隙问题问的正是目前方法仍缺乏的非微扰控制。</w:t>
       </w:r>
     </w:p>
     <w:p>
@@ -3493,12 +2749,7 @@
         <w:spacing w:after="80" w:line="300" w:lineRule="auto"/>
       </w:pPr>
       <w:r>
-        <w:rPr>
-          <w:rFonts w:ascii="Microsoft YaHei" w:hAnsi="Microsoft YaHei" w:eastAsia="Microsoft YaHei"/>
-          <w:b/>
-          <w:sz w:val="22"/>
-        </w:rPr>
-        <w:t>我们的回答：把问题从"四维时空"搬到"三维紧致内部空间（RP³）"来问。</w:t>
+        <w:t>这个研究路线的一个回答，是把问题从“四维时空”搬到“三维紧致内部空间（RP³）”来问。</w:t>
       </w:r>
     </w:p>
     <w:p>
@@ -3506,56 +2757,7 @@
         <w:spacing w:after="80" w:line="300" w:lineRule="auto"/>
       </w:pPr>
       <w:r>
-        <w:rPr>
-          <w:rFonts w:ascii="Microsoft YaHei" w:hAnsi="Microsoft YaHei" w:eastAsia="Microsoft YaHei"/>
-          <w:sz w:val="22"/>
-        </w:rPr>
-        <w:t xml:space="preserve">在紧致空间里，振动模式天然是分立的——就像一根两端固定的琴弦，频率只能是基频、二倍频、三倍频……最低的那个非零频率，天然就是"间隙"。我们框架里的质量间隙 </w:t>
-      </w:r>
-      <w:r>
-        <w:rPr>
-          <w:rFonts w:ascii="Consolas" w:hAnsi="Consolas" w:eastAsia="Microsoft YaHei"/>
-          <w:color w:val="8C2F2F"/>
-          <w:sz w:val="20"/>
-        </w:rPr>
-        <w:t>m_δ</w:t>
-      </w:r>
-      <w:r>
-        <w:rPr>
-          <w:rFonts w:ascii="Microsoft YaHei" w:hAnsi="Microsoft YaHei" w:eastAsia="Microsoft YaHei"/>
-          <w:sz w:val="22"/>
-        </w:rPr>
-        <w:t>，</w:t>
-      </w:r>
-      <w:r>
-        <w:rPr>
-          <w:rFonts w:ascii="Microsoft YaHei" w:hAnsi="Microsoft YaHei" w:eastAsia="Microsoft YaHei"/>
-          <w:b/>
-          <w:sz w:val="22"/>
-        </w:rPr>
-        <w:t>恰恰就是 RP³ 这根"琴弦"的最低非零频率</w:t>
-      </w:r>
-      <w:r>
-        <w:rPr>
-          <w:rFonts w:ascii="Microsoft YaHei" w:hAnsi="Microsoft YaHei" w:eastAsia="Microsoft YaHei"/>
-          <w:sz w:val="22"/>
-        </w:rPr>
-        <w:t>。它不是靠复杂的微扰计算"凑"出来的，而是</w:t>
-      </w:r>
-      <w:r>
-        <w:rPr>
-          <w:rFonts w:ascii="Microsoft YaHei" w:hAnsi="Microsoft YaHei" w:eastAsia="Microsoft YaHei"/>
-          <w:b/>
-          <w:sz w:val="22"/>
-        </w:rPr>
-        <w:t>谱的固有属性</w:t>
-      </w:r>
-      <w:r>
-        <w:rPr>
-          <w:rFonts w:ascii="Microsoft YaHei" w:hAnsi="Microsoft YaHei" w:eastAsia="Microsoft YaHei"/>
-          <w:sz w:val="22"/>
-        </w:rPr>
-        <w:t>。</w:t>
+        <w:t>在紧致空间里，振动模式天然是分立的——就像一根两端固定的琴弦，频率只能是基频、二倍频、三倍频……最低的那个非零频率，天然就是“间隙”。在 RP³ 实现中，质量间隙尺度与最低非零谱结构相连，而不是作为微扰计算里硬凑出来的量。</w:t>
       </w:r>
     </w:p>
     <w:p>
@@ -3563,26 +2765,7 @@
         <w:spacing w:after="80" w:line="300" w:lineRule="auto"/>
       </w:pPr>
       <w:r>
-        <w:rPr>
-          <w:rFonts w:ascii="Microsoft YaHei" w:hAnsi="Microsoft YaHei" w:eastAsia="Microsoft YaHei"/>
-          <w:sz w:val="22"/>
-        </w:rPr>
-        <w:t>所以，与其说我们"解决了"杨-米尔斯猜想，不如说我们</w:t>
-      </w:r>
-      <w:r>
-        <w:rPr>
-          <w:rFonts w:ascii="Microsoft YaHei" w:hAnsi="Microsoft YaHei" w:eastAsia="Microsoft YaHei"/>
-          <w:b/>
-          <w:sz w:val="22"/>
-        </w:rPr>
-        <w:t>绕开了它原来的设定</w:t>
-      </w:r>
-      <w:r>
-        <w:rPr>
-          <w:rFonts w:ascii="Microsoft YaHei" w:hAnsi="Microsoft YaHei" w:eastAsia="Microsoft YaHei"/>
-          <w:sz w:val="22"/>
-        </w:rPr>
-        <w:t>：我们不是在四维时空里构造场，而是在三维紧致谱上定义物理量——间隙自然就在那里。</w:t>
+        <w:t>所以，与其说我们“解决了”杨-米尔斯猜想，不如说我们改变了问题设定：我们不是直接在四维时空里构造场，而是在紧致谱上定义物理量；在那里，间隙是谱结构天然带着的。</w:t>
       </w:r>
     </w:p>
     <w:p>
@@ -3590,26 +2773,7 @@
         <w:spacing w:after="80" w:line="300" w:lineRule="auto"/>
       </w:pPr>
       <w:r>
-        <w:rPr>
-          <w:rFonts w:ascii="Microsoft YaHei" w:hAnsi="Microsoft YaHei" w:eastAsia="Microsoft YaHei"/>
-          <w:sz w:val="22"/>
-        </w:rPr>
-        <w:t xml:space="preserve">&gt; </w:t>
-      </w:r>
-      <w:r>
-        <w:rPr>
-          <w:rFonts w:ascii="Microsoft YaHei" w:hAnsi="Microsoft YaHei" w:eastAsia="Microsoft YaHei"/>
-          <w:b/>
-          <w:sz w:val="22"/>
-        </w:rPr>
-        <w:t>一句话</w:t>
-      </w:r>
-      <w:r>
-        <w:rPr>
-          <w:rFonts w:ascii="Microsoft YaHei" w:hAnsi="Microsoft YaHei" w:eastAsia="Microsoft YaHei"/>
-          <w:sz w:val="22"/>
-        </w:rPr>
-        <w:t>：杨-米尔斯猜想的难点在于"容器"本身会发散；我们把"容器"换成了紧致的谱，"间隙"就不再是难题，而成了起点。</w:t>
+        <w:t>&gt; 一句话：原始的杨-米尔斯问题仍然是精确定义的 Clay 难题；这条谱路线提供的是另一个设定，在那里“间隙”从一开始就是自然的。</w:t>
       </w:r>
     </w:p>
     <w:p>
@@ -3814,19 +2978,7 @@
         <w:spacing w:after="80" w:line="300" w:lineRule="auto"/>
       </w:pPr>
       <w:r>
-        <w:rPr>
-          <w:rFonts w:ascii="Microsoft YaHei" w:hAnsi="Microsoft YaHei" w:eastAsia="Microsoft YaHei"/>
-          <w:b/>
-          <w:sz w:val="22"/>
-        </w:rPr>
-        <w:t>谱，就是"变化"最自然的数学语言。</w:t>
-      </w:r>
-      <w:r>
-        <w:rPr>
-          <w:rFonts w:ascii="Microsoft YaHei" w:hAnsi="Microsoft YaHei" w:eastAsia="Microsoft YaHei"/>
-          <w:sz w:val="22"/>
-        </w:rPr>
-        <w:t xml:space="preserve"> 你说不出"变化"是什么"东西"，但你可以完整地列出"变化"的所有频率——这就是对它最忠实、最不添油加醋的描述。</w:t>
+        <w:t>谱，是“变化”的一种自然数学语言。你说不出“变化”是什么“东西”，但你可以列出它通过哪些模式在变化——这常常是最忠实、最不添油加醋的描述。</w:t>
       </w:r>
     </w:p>
     <w:p>
@@ -3834,26 +2986,7 @@
         <w:spacing w:after="80" w:line="300" w:lineRule="auto"/>
       </w:pPr>
       <w:r>
-        <w:rPr>
-          <w:rFonts w:ascii="Microsoft YaHei" w:hAnsi="Microsoft YaHei" w:eastAsia="Microsoft YaHei"/>
-          <w:sz w:val="22"/>
-        </w:rPr>
-        <w:t>为什么谱比"场"更根本？因为场是"弥漫在时空里的量"，它偷偷依赖了时空这个（不存在的）背景；而谱只是一串频率，</w:t>
-      </w:r>
-      <w:r>
-        <w:rPr>
-          <w:rFonts w:ascii="Microsoft YaHei" w:hAnsi="Microsoft YaHei" w:eastAsia="Microsoft YaHei"/>
-          <w:b/>
-          <w:sz w:val="22"/>
-        </w:rPr>
-        <w:t>它不需要时空背景，只需要"变化"本身</w:t>
-      </w:r>
-      <w:r>
-        <w:rPr>
-          <w:rFonts w:ascii="Microsoft YaHei" w:hAnsi="Microsoft YaHei" w:eastAsia="Microsoft YaHei"/>
-          <w:sz w:val="22"/>
-        </w:rPr>
-        <w:t>。你可以在一个抽象的内部空间里定义变化，然后问它的谱——全程不必提到"时空"。</w:t>
+        <w:t>为什么谱可能比“场”更基本？因为场通常是“弥漫在时空里的量”，而谱可以在不先指定时空背景的情况下引入。你可以在一个抽象内部空间里定义变化，然后先问它的谱，再谈时空。</w:t>
       </w:r>
     </w:p>
     <w:p>
@@ -3903,11 +3036,19 @@
         <w:spacing w:after="80" w:line="300" w:lineRule="auto"/>
       </w:pPr>
       <w:r>
-        <w:rPr>
-          <w:rFonts w:ascii="Microsoft YaHei" w:hAnsi="Microsoft YaHei" w:eastAsia="Microsoft YaHei"/>
-          <w:sz w:val="22"/>
-        </w:rPr>
-        <w:t>思路是这样：既然变化是本体，谱是变化的完整描述，那么</w:t>
+        <w:t>思路是这样：如果变化是第一位的，谱是它的模式语言，那么我们就从谱出发，用谱来“对偶地”重建许多物理学家需要的结构——场、几何、规范结构、粒子、相互作用。</w:t>
+      </w:r>
+    </w:p>
+    <w:p>
+      <w:pPr>
+        <w:spacing w:after="80" w:line="300" w:lineRule="auto"/>
+      </w:pPr>
+      <w:r>
+        <w:rPr>
+          <w:rFonts w:ascii="Microsoft YaHei" w:hAnsi="Microsoft YaHei" w:eastAsia="Microsoft YaHei"/>
+          <w:sz w:val="22"/>
+        </w:rPr>
+        <w:t>打个比方：一段音乐，本质上是一串音符（谱）。我们不去假设"音乐必须装在一个叫乐谱的容器里"，而是直接分析这串音符本身。然后我们会惊讶地发现：</w:t>
       </w:r>
       <w:r>
         <w:rPr>
@@ -3915,14 +3056,7 @@
           <w:b/>
           <w:sz w:val="22"/>
         </w:rPr>
-        <w:t>我们就从谱出发</w:t>
-      </w:r>
-      <w:r>
-        <w:rPr>
-          <w:rFonts w:ascii="Microsoft YaHei" w:hAnsi="Microsoft YaHei" w:eastAsia="Microsoft YaHei"/>
-          <w:sz w:val="22"/>
-        </w:rPr>
-        <w:t>，用谱来"对偶地"重建出物理学家需要的所有东西——场、几何、规范结构、粒子、相互作用。</w:t>
+        <w:t>从这串音符里，能自动"长"出和声、旋律、节奏——也就是传统上认为需要"先有乐谱结构"才能有的东西。</w:t>
       </w:r>
     </w:p>
     <w:p>
@@ -3930,46 +3064,7 @@
         <w:spacing w:after="80" w:line="300" w:lineRule="auto"/>
       </w:pPr>
       <w:r>
-        <w:rPr>
-          <w:rFonts w:ascii="Microsoft YaHei" w:hAnsi="Microsoft YaHei" w:eastAsia="Microsoft YaHei"/>
-          <w:sz w:val="22"/>
-        </w:rPr>
-        <w:t>打个比方：一段音乐，本质上是一串音符（谱）。我们不去假设"音乐必须装在一个叫乐谱的容器里"，而是直接分析这串音符本身。然后我们会惊讶地发现：</w:t>
-      </w:r>
-      <w:r>
-        <w:rPr>
-          <w:rFonts w:ascii="Microsoft YaHei" w:hAnsi="Microsoft YaHei" w:eastAsia="Microsoft YaHei"/>
-          <w:b/>
-          <w:sz w:val="22"/>
-        </w:rPr>
-        <w:t>从这串音符里，能自动"长"出和声、旋律、节奏——也就是传统上认为需要"先有乐谱结构"才能有的东西。</w:t>
-      </w:r>
-    </w:p>
-    <w:p>
-      <w:pPr>
-        <w:spacing w:after="80" w:line="300" w:lineRule="auto"/>
-      </w:pPr>
-      <w:r>
-        <w:rPr>
-          <w:rFonts w:ascii="Microsoft YaHei" w:hAnsi="Microsoft YaHei" w:eastAsia="Microsoft YaHei"/>
-          <w:sz w:val="22"/>
-        </w:rPr>
-        <w:t>这就是"对偶"的含义：</w:t>
-      </w:r>
-      <w:r>
-        <w:rPr>
-          <w:rFonts w:ascii="Microsoft YaHei" w:hAnsi="Microsoft YaHei" w:eastAsia="Microsoft YaHei"/>
-          <w:b/>
-          <w:sz w:val="22"/>
-        </w:rPr>
-        <w:t>谱（变化）和物理（场、几何、规范）是同一个东西的两面。</w:t>
-      </w:r>
-      <w:r>
-        <w:rPr>
-          <w:rFonts w:ascii="Microsoft YaHei" w:hAnsi="Microsoft YaHei" w:eastAsia="Microsoft YaHei"/>
-          <w:sz w:val="22"/>
-        </w:rPr>
-        <w:t xml:space="preserve"> 你从谱这一面出发，就能对偶地看到物理那一面。而不必先假设物理那一面"本来就在"。</w:t>
+        <w:t>这就是“对偶”的含义：谱（变化）和物理（场、几何、规范）可能是同一个结构的两面。你从谱这一面出发，试图恢复物理那一面，而不必预先假设物理那一面是原初的。</w:t>
       </w:r>
     </w:p>
     <w:p>
@@ -4054,19 +3149,7 @@
         <w:spacing w:after="80" w:line="300" w:lineRule="auto"/>
       </w:pPr>
       <w:r>
-        <w:rPr>
-          <w:rFonts w:ascii="Microsoft YaHei" w:hAnsi="Microsoft YaHei" w:eastAsia="Microsoft YaHei"/>
-          <w:sz w:val="22"/>
-        </w:rPr>
-        <w:t>我们的路线：</w:t>
-      </w:r>
-      <w:r>
-        <w:rPr>
-          <w:rFonts w:ascii="Microsoft YaHei" w:hAnsi="Microsoft YaHei" w:eastAsia="Microsoft YaHei"/>
-          <w:b/>
-          <w:sz w:val="22"/>
-        </w:rPr>
-        <w:t>变化是本体 → 用谱描述变化 → 从谱对偶地涌现出场、几何、规范 → 最终涌现出 4 维时空里的全部物理。</w:t>
+        <w:t>我们的路线：把变化放在第一位 → 用谱描述变化 → 从谱对偶地涌现出场、几何、规范 → 恢复候选的 4 维物理。</w:t>
       </w:r>
     </w:p>
     <w:p>
@@ -4074,11 +3157,7 @@
         <w:spacing w:after="80" w:line="300" w:lineRule="auto"/>
       </w:pPr>
       <w:r>
-        <w:rPr>
-          <w:rFonts w:ascii="Microsoft YaHei" w:hAnsi="Microsoft YaHei" w:eastAsia="Microsoft YaHei"/>
-          <w:sz w:val="22"/>
-        </w:rPr>
-        <w:t>这条路线绕开了"测度依赖时空"的死结：因为我们根本不从"时空里的场"出发，而是从"变化的谱"出发。谱不需要"时空背景"——它只需要"变化"本身。</w:t>
+        <w:t>这条路线试图绕开“测度依赖时空”的死结：因为它不从“时空里的场”出发，而是从“变化的谱”出发。谱不需要预先给定的时空背景。</w:t>
       </w:r>
     </w:p>
     <w:p>
@@ -4128,11 +3207,7 @@
         <w:spacing w:after="80" w:line="300" w:lineRule="auto"/>
       </w:pPr>
       <w:r>
-        <w:rPr>
-          <w:rFonts w:ascii="Microsoft YaHei" w:hAnsi="Microsoft YaHei" w:eastAsia="Microsoft YaHei"/>
-          <w:sz w:val="22"/>
-        </w:rPr>
-        <w:t>任何自称"正经"的量子场论，最好能落在 Wightman 框架里。标准模型就是——但要严格证明它完全满足 Wightman 公理，太难了，至今没人做到。</w:t>
+        <w:t>任何“严肃”的量子场论，都应当尊重这个框架，或达到同等程度的严格性。标准模型在操作上建立在这套语言中，但要对完整相互作用理论给出完全的公理化控制，仍然极其困难。</w:t>
       </w:r>
     </w:p>
     <w:p>
@@ -4140,12 +3215,7 @@
         <w:spacing w:after="80" w:line="300" w:lineRule="auto"/>
       </w:pPr>
       <w:r>
-        <w:rPr>
-          <w:rFonts w:ascii="Microsoft YaHei" w:hAnsi="Microsoft YaHei" w:eastAsia="Microsoft YaHei"/>
-          <w:b/>
-          <w:sz w:val="22"/>
-        </w:rPr>
-        <w:t>我们的框架，跟 Wightman 公理是什么关系？</w:t>
+        <w:t>这条谱路线，跟 Wightman 公理是什么关系？</w:t>
       </w:r>
     </w:p>
     <w:p>
@@ -4153,26 +3223,7 @@
         <w:spacing w:after="80" w:line="300" w:lineRule="auto"/>
       </w:pPr>
       <w:r>
-        <w:rPr>
-          <w:rFonts w:ascii="Microsoft YaHei" w:hAnsi="Microsoft YaHei" w:eastAsia="Microsoft YaHei"/>
-          <w:sz w:val="22"/>
-        </w:rPr>
-        <w:t>不绕弯子：</w:t>
-      </w:r>
-      <w:r>
-        <w:rPr>
-          <w:rFonts w:ascii="Microsoft YaHei" w:hAnsi="Microsoft YaHei" w:eastAsia="Microsoft YaHei"/>
-          <w:b/>
-          <w:sz w:val="22"/>
-        </w:rPr>
-        <w:t>我们没有试图去"证明"我们的框架满足 Wightman 公理。</w:t>
-      </w:r>
-      <w:r>
-        <w:rPr>
-          <w:rFonts w:ascii="Microsoft YaHei" w:hAnsi="Microsoft YaHei" w:eastAsia="Microsoft YaHei"/>
-          <w:sz w:val="22"/>
-        </w:rPr>
-        <w:t xml:space="preserve"> 为什么？因为 Wightman 公理的前提是"存在一个固定的四维时空背景"（庞加莱对称性、真空、希尔伯特空间都是在这个背景上定义的）。而我们的起点是"时空不存在"，出发点就不同。</w:t>
+        <w:t>不绕弯子：我们没有试图去“证明”完整的相互作用构造满足通常形式的 Wightman 公理。为什么？因为 Wightman 公理预设一个固定的四维时空背景（庞加莱对称性、真空、希尔伯特空间都是在这个背景上定义的）。我们的出发点并不把时空当成原初对象，所以起点不同。</w:t>
       </w:r>
     </w:p>
     <w:p>
@@ -4180,26 +3231,7 @@
         <w:spacing w:after="80" w:line="300" w:lineRule="auto"/>
       </w:pPr>
       <w:r>
-        <w:rPr>
-          <w:rFonts w:ascii="Microsoft YaHei" w:hAnsi="Microsoft YaHei" w:eastAsia="Microsoft YaHei"/>
-          <w:sz w:val="22"/>
-        </w:rPr>
-        <w:t>但我们做了一件事：</w:t>
-      </w:r>
-      <w:r>
-        <w:rPr>
-          <w:rFonts w:ascii="Microsoft YaHei" w:hAnsi="Microsoft YaHei" w:eastAsia="Microsoft YaHei"/>
-          <w:b/>
-          <w:sz w:val="22"/>
-        </w:rPr>
-        <w:t>在"自由场"极限下，我们的谱求和构造会退化为一个严格满足 Wightman 公理的自由量子场论</w:t>
-      </w:r>
-      <w:r>
-        <w:rPr>
-          <w:rFonts w:ascii="Microsoft YaHei" w:hAnsi="Microsoft YaHei" w:eastAsia="Microsoft YaHei"/>
-          <w:sz w:val="22"/>
-        </w:rPr>
-        <w:t>（这就是论文附录 C 的内容）。而在相互作用部分，我们换了一种语言——用"谱和"替代"测度"，绕开了 Wightman 公理所依赖的"先有时空"假设。</w:t>
+        <w:t>但我们要求它和标准框架发生接触：在“自由场”极限下，谱求和构造被安排为退化到满足 Wightman 要求的自由量子场论。而在相互作用部分，语言发生改变——用“谱和”替代原本要预设的时空路径积分测度。</w:t>
       </w:r>
     </w:p>
     <w:p>
@@ -4207,26 +3239,7 @@
         <w:spacing w:after="80" w:line="300" w:lineRule="auto"/>
       </w:pPr>
       <w:r>
-        <w:rPr>
-          <w:rFonts w:ascii="Microsoft YaHei" w:hAnsi="Microsoft YaHei" w:eastAsia="Microsoft YaHei"/>
-          <w:sz w:val="22"/>
-        </w:rPr>
-        <w:t>这并不是说 Wightman 公理"不对"，而是说：</w:t>
-      </w:r>
-      <w:r>
-        <w:rPr>
-          <w:rFonts w:ascii="Microsoft YaHei" w:hAnsi="Microsoft YaHei" w:eastAsia="Microsoft YaHei"/>
-          <w:b/>
-          <w:sz w:val="22"/>
-        </w:rPr>
-        <w:t>它是最优秀的地图，但我们走的是一片没有地图的海域。</w:t>
-      </w:r>
-      <w:r>
-        <w:rPr>
-          <w:rFonts w:ascii="Microsoft YaHei" w:hAnsi="Microsoft YaHei" w:eastAsia="Microsoft YaHei"/>
-          <w:sz w:val="22"/>
-        </w:rPr>
-        <w:t xml:space="preserve"> 我们只能通过"在已知海岸（自由场）边与你接壤"来建立信任。</w:t>
+        <w:t>这并不是说 Wightman 公理“不对”，而是说：它仍然是标准地图。一条不同路线必须说明它在哪里接上已知海岸，也必须把自己的自洽检查公开讲清楚。</w:t>
       </w:r>
     </w:p>
     <w:p>
@@ -4234,26 +3247,7 @@
         <w:spacing w:after="80" w:line="300" w:lineRule="auto"/>
       </w:pPr>
       <w:r>
-        <w:rPr>
-          <w:rFonts w:ascii="Microsoft YaHei" w:hAnsi="Microsoft YaHei" w:eastAsia="Microsoft YaHei"/>
-          <w:sz w:val="22"/>
-        </w:rPr>
-        <w:t xml:space="preserve">&gt; </w:t>
-      </w:r>
-      <w:r>
-        <w:rPr>
-          <w:rFonts w:ascii="Microsoft YaHei" w:hAnsi="Microsoft YaHei" w:eastAsia="Microsoft YaHei"/>
-          <w:b/>
-          <w:sz w:val="22"/>
-        </w:rPr>
-        <w:t>一句话</w:t>
-      </w:r>
-      <w:r>
-        <w:rPr>
-          <w:rFonts w:ascii="Microsoft YaHei" w:hAnsi="Microsoft YaHei" w:eastAsia="Microsoft YaHei"/>
-          <w:sz w:val="22"/>
-        </w:rPr>
-        <w:t>：Wightman 公理是标准道路的交通规则；我们走的是水路，规则自己写，但在岸边与公路无缝衔接。</w:t>
+        <w:t>&gt; 一句话：Wightman 公理是标准道路的交通规则；谱路线必须说明自己如何在已知极限中接回这条路，也必须说明自己的规则如何被检查。</w:t>
       </w:r>
     </w:p>
     <w:p>
@@ -4284,11 +3278,7 @@
         <w:spacing w:after="80" w:line="300" w:lineRule="auto"/>
       </w:pPr>
       <w:r>
-        <w:rPr>
-          <w:rFonts w:ascii="Microsoft YaHei" w:hAnsi="Microsoft YaHei" w:eastAsia="Microsoft YaHei"/>
-          <w:sz w:val="22"/>
-        </w:rPr>
-        <w:t>这一章把我们的方法拆成几个可操作的技术要点。每一个都对应一个具体的、已在代码里实现的计算环节。</w:t>
+        <w:t>这一章把方法拆成几个可操作的技术要点。在技术实现中，每一个都对应一个已经写成代码的计算环节。</w:t>
       </w:r>
     </w:p>
     <w:p>
@@ -4542,11 +3532,7 @@
         <w:spacing w:after="80" w:line="300" w:lineRule="auto"/>
       </w:pPr>
       <w:r>
-        <w:rPr>
-          <w:rFonts w:ascii="Microsoft YaHei" w:hAnsi="Microsoft YaHei" w:eastAsia="Microsoft YaHei"/>
-          <w:sz w:val="22"/>
-        </w:rPr>
-        <w:t>两端都处理好了，中间的谱求和才是良定义的。这个"双端正规化"是整套方法能"算得收敛"的基石。</w:t>
+        <w:t>两端都处理好了，中间的谱求和才是良定义的。这个“双端正规化”是技术实现中使计算可收敛的基石。</w:t>
       </w:r>
     </w:p>
     <w:p>
@@ -4596,56 +3582,7 @@
         <w:spacing w:after="80" w:line="300" w:lineRule="auto"/>
       </w:pPr>
       <w:r>
-        <w:rPr>
-          <w:rFonts w:ascii="Microsoft YaHei" w:hAnsi="Microsoft YaHei" w:eastAsia="Microsoft YaHei"/>
-          <w:sz w:val="22"/>
-        </w:rPr>
-        <w:t xml:space="preserve">我们算出，从紫外窗口到红外窗口的"跨度"，取对数之后是 </w:t>
-      </w:r>
-      <w:r>
-        <w:rPr>
-          <w:rFonts w:ascii="Consolas" w:hAnsi="Consolas" w:eastAsia="Microsoft YaHei"/>
-          <w:color w:val="8C2F2F"/>
-          <w:sz w:val="20"/>
-        </w:rPr>
-        <w:t>∫γ_M = ln(窗口跨度) = 139.253</w:t>
-      </w:r>
-      <w:r>
-        <w:rPr>
-          <w:rFonts w:ascii="Microsoft YaHei" w:hAnsi="Microsoft YaHei" w:eastAsia="Microsoft YaHei"/>
-          <w:sz w:val="22"/>
-        </w:rPr>
-        <w:t xml:space="preserve">。这个数，正是一个玻尔兹曼熵 </w:t>
-      </w:r>
-      <w:r>
-        <w:rPr>
-          <w:rFonts w:ascii="Consolas" w:hAnsi="Consolas" w:eastAsia="Microsoft YaHei"/>
-          <w:color w:val="8C2F2F"/>
-          <w:sz w:val="20"/>
-        </w:rPr>
-        <w:t>S = ln W</w:t>
-      </w:r>
-      <w:r>
-        <w:rPr>
-          <w:rFonts w:ascii="Microsoft YaHei" w:hAnsi="Microsoft YaHei" w:eastAsia="Microsoft YaHei"/>
-          <w:sz w:val="22"/>
-        </w:rPr>
-        <w:t xml:space="preserve">——其中 </w:t>
-      </w:r>
-      <w:r>
-        <w:rPr>
-          <w:rFonts w:ascii="Consolas" w:hAnsi="Consolas" w:eastAsia="Microsoft YaHei"/>
-          <w:color w:val="8C2F2F"/>
-          <w:sz w:val="20"/>
-        </w:rPr>
-        <w:t>W</w:t>
-      </w:r>
-      <w:r>
-        <w:rPr>
-          <w:rFonts w:ascii="Microsoft YaHei" w:hAnsi="Microsoft YaHei" w:eastAsia="Microsoft YaHei"/>
-          <w:sz w:val="22"/>
-        </w:rPr>
-        <w:t xml:space="preserve"> 是"窗口能容纳的变化方式数"。</w:t>
+        <w:t>在实现版本里，从紫外窗口到红外窗口的“跨度”，取对数之后是 ∫γ_M = ln(窗口跨度) = 139.253。这个数被解释为一个玻尔兹曼型熵 S = ln W——其中 W 是“窗口能容纳的变化方式数”。</w:t>
       </w:r>
     </w:p>
     <w:p>
@@ -4653,19 +3590,7 @@
         <w:spacing w:after="80" w:line="300" w:lineRule="auto"/>
       </w:pPr>
       <w:r>
-        <w:rPr>
-          <w:rFonts w:ascii="Microsoft YaHei" w:hAnsi="Microsoft YaHei" w:eastAsia="Microsoft YaHei"/>
-          <w:b/>
-          <w:sz w:val="22"/>
-        </w:rPr>
-        <w:t>熵，成了连接紫外和红外、连接微观和宏观的桥梁。</w:t>
-      </w:r>
-      <w:r>
-        <w:rPr>
-          <w:rFonts w:ascii="Microsoft YaHei" w:hAnsi="Microsoft YaHei" w:eastAsia="Microsoft YaHei"/>
-          <w:sz w:val="22"/>
-        </w:rPr>
-        <w:t xml:space="preserve"> 这是整套方法里最优雅的一条线索：它把"变化有多少种方式"这个纯粹计数的问题，和"宇宙看起来是什么样"联系了起来。</w:t>
+        <w:t>熵，成了连接紫外和红外、连接微观和宏观的桥梁。它在这个模型中，把“变化有多少种方式”这个计数问题，和“宇宙看起来是什么样”联系了起来。</w:t>
       </w:r>
     </w:p>
     <w:p>
@@ -4673,26 +3598,7 @@
         <w:spacing w:after="80" w:line="300" w:lineRule="auto"/>
       </w:pPr>
       <w:r>
-        <w:rPr>
-          <w:rFonts w:ascii="Microsoft YaHei" w:hAnsi="Microsoft YaHei" w:eastAsia="Microsoft YaHei"/>
-          <w:sz w:val="22"/>
-        </w:rPr>
-        <w:t>熵在这里不是热力学里的"混乱程度"，而是一个更普适的概念：</w:t>
-      </w:r>
-      <w:r>
-        <w:rPr>
-          <w:rFonts w:ascii="Microsoft YaHei" w:hAnsi="Microsoft YaHei" w:eastAsia="Microsoft YaHei"/>
-          <w:b/>
-          <w:sz w:val="22"/>
-        </w:rPr>
-        <w:t>熵 = 变化方式数的对数</w:t>
-      </w:r>
-      <w:r>
-        <w:rPr>
-          <w:rFonts w:ascii="Microsoft YaHei" w:hAnsi="Microsoft YaHei" w:eastAsia="Microsoft YaHei"/>
-          <w:sz w:val="22"/>
-        </w:rPr>
-        <w:t>。这个窗口能容纳多少种不同的变化方式，它的对数就是熵。而正是这个熵，把高频端（普朗克尺度）和低频端（哈勃尺度）这两个极端，焊成了一体。</w:t>
+        <w:t>这里的熵不只是热力学里的“混乱程度”，而是一个更广义的计数概念：熵 = 允许变化方式数的对数。在这个图景里，它把高频端（普朗克尺度）和低频端（哈勃尺度）联系起来。</w:t>
       </w:r>
     </w:p>
     <w:p>
@@ -4715,26 +3621,7 @@
         <w:spacing w:after="80" w:line="300" w:lineRule="auto"/>
       </w:pPr>
       <w:r>
-        <w:rPr>
-          <w:rFonts w:ascii="Microsoft YaHei" w:hAnsi="Microsoft YaHei" w:eastAsia="Microsoft YaHei"/>
-          <w:sz w:val="22"/>
-        </w:rPr>
-        <w:t>贯穿一切的最高原理，我们称之为</w:t>
-      </w:r>
-      <w:r>
-        <w:rPr>
-          <w:rFonts w:ascii="Microsoft YaHei" w:hAnsi="Microsoft YaHei" w:eastAsia="Microsoft YaHei"/>
-          <w:b/>
-          <w:sz w:val="22"/>
-        </w:rPr>
-        <w:t>"对偶性涌现"（duality emergence）</w:t>
-      </w:r>
-      <w:r>
-        <w:rPr>
-          <w:rFonts w:ascii="Microsoft YaHei" w:hAnsi="Microsoft YaHei" w:eastAsia="Microsoft YaHei"/>
-          <w:sz w:val="22"/>
-        </w:rPr>
-        <w:t>：</w:t>
+        <w:t>贯穿这套构造的一条指导原则，我们称之为“对偶性涌现”（duality emergence）：</w:t>
       </w:r>
     </w:p>
     <w:p>
@@ -4886,26 +3773,7 @@
         <w:spacing w:after="80" w:line="300" w:lineRule="auto"/>
       </w:pPr>
       <w:r>
-        <w:rPr>
-          <w:rFonts w:ascii="Microsoft YaHei" w:hAnsi="Microsoft YaHei" w:eastAsia="Microsoft YaHei"/>
-          <w:sz w:val="22"/>
-        </w:rPr>
-        <w:t>"对偶"的意思是：</w:t>
-      </w:r>
-      <w:r>
-        <w:rPr>
-          <w:rFonts w:ascii="Microsoft YaHei" w:hAnsi="Microsoft YaHei" w:eastAsia="Microsoft YaHei"/>
-          <w:b/>
-          <w:sz w:val="22"/>
-        </w:rPr>
-        <w:t>两边是同一个东西，只是换了个角度看。</w:t>
-      </w:r>
-      <w:r>
-        <w:rPr>
-          <w:rFonts w:ascii="Microsoft YaHei" w:hAnsi="Microsoft YaHei" w:eastAsia="Microsoft YaHei"/>
-          <w:sz w:val="22"/>
-        </w:rPr>
-        <w:t xml:space="preserve"> 我们之所以能从谱出发重建一切，正是因为这些对偶保证了两边的等价。整个框架没有"独断的假设"，只有这些对偶在互相咬合、互相确认。</w:t>
+        <w:t>“对偶”的意思是：两边是密切相关的描述，常常是同一个结构的两个侧面。这个框架试图通过这些对偶的互相咬合，从谱恢复物理，并尽量减少一个一个外挂的可调假设。</w:t>
       </w:r>
     </w:p>
     <w:p>
@@ -4922,13 +3790,7 @@
         <w:spacing w:before="200" w:after="120"/>
       </w:pPr>
       <w:r>
-        <w:rPr>
-          <w:rFonts w:ascii="Microsoft YaHei" w:hAnsi="Microsoft YaHei" w:eastAsia="Microsoft YaHei"/>
-          <w:b/>
-          <w:color w:val="1F4E79"/>
-          <w:sz w:val="32"/>
-        </w:rPr>
-        <w:t>六、最小的变化，与四维的唯一性</w:t>
+        <w:t>六、最小变化，以及通向四维的约束</w:t>
       </w:r>
     </w:p>
     <w:p>
@@ -4951,19 +3813,26 @@
         <w:spacing w:after="80" w:line="300" w:lineRule="auto"/>
       </w:pPr>
       <w:r>
-        <w:rPr>
-          <w:rFonts w:ascii="Microsoft YaHei" w:hAnsi="Microsoft YaHei" w:eastAsia="Microsoft YaHei"/>
-          <w:sz w:val="22"/>
-        </w:rPr>
-        <w:t>变化有大小之分。有些变化复杂，有些变化简单。那么，</w:t>
-      </w:r>
-      <w:r>
-        <w:rPr>
-          <w:rFonts w:ascii="Microsoft YaHei" w:hAnsi="Microsoft YaHei" w:eastAsia="Microsoft YaHei"/>
+        <w:t>变化有大小之分。有些变化复杂，有些变化简单。那么，最简单的变化能是什么？</w:t>
+      </w:r>
+    </w:p>
+    <w:p>
+      <w:pPr>
+        <w:spacing w:after="80" w:line="300" w:lineRule="auto"/>
+      </w:pPr>
+      <w:r>
+        <w:t>在一个技术实现中，我们把答案写成一条原则，称为无序公理（disorder axiom）：</w:t>
+      </w:r>
+    </w:p>
+    <w:p>
+      <w:pPr>
+        <w:spacing w:after="80" w:line="300" w:lineRule="auto"/>
+      </w:pPr>
+      <w:r>
+        <w:rPr>
           <w:b/>
-          <w:sz w:val="22"/>
-        </w:rPr>
-        <w:t>最小、最根本的变化是什么？</w:t>
+        </w:rPr>
+        <w:t>&gt; 存在一个最小的、无偏的、以自旋-1/2 为量子单位的变化。</w:t>
       </w:r>
     </w:p>
     <w:p>
@@ -4974,123 +3843,65 @@
         <w:rPr>
           <w:b w:val="0"/>
         </w:rPr>
-        <w:t>我们的答案是一条三句话的公理，我们叫它</w:t>
-      </w:r>
+        <w:t>把它拆开，是三条：</w:t>
+      </w:r>
+    </w:p>
+    <w:p>
       <w:r>
         <w:rPr>
           <w:b/>
         </w:rPr>
-        <w:t>无序公理</w:t>
+        <w:t>（A1）存在性：变化存在。</w:t>
       </w:r>
       <w:r>
         <w:rPr>
           <w:b w:val="0"/>
         </w:rPr>
-        <w:t>（disorder axiom）：</w:t>
-      </w:r>
-    </w:p>
-    <w:p>
-      <w:pPr>
-        <w:spacing w:after="80" w:line="300" w:lineRule="auto"/>
-      </w:pPr>
-      <w:r>
-        <w:rPr>
-          <w:b/>
-        </w:rPr>
-        <w:t>&gt; 存在一个最小的、无偏的、以自旋-1/2 为量子单位的变化。</w:t>
-      </w:r>
-    </w:p>
-    <w:p>
-      <w:pPr>
-        <w:spacing w:after="80" w:line="300" w:lineRule="auto"/>
-      </w:pPr>
+        <w:t xml:space="preserve"> 这一条只是说，我们的出发点不是“虚无”，而是变化本身。</w:t>
+      </w:r>
+    </w:p>
+    <w:p>
+      <w:r>
+        <w:t>（A2）量子单位是自旋-1/2：变化的载体是一个二维复空间——量子力学中最小的非平凡单位。再加上“对称群最小”的要求，它把相关对称群指向 SU(2)（也叫 Spin(3)）。</w:t>
+      </w:r>
+    </w:p>
+    <w:p>
+      <w:r>
+        <w:t>（A3）无偏性：变化对它的对称群没有偏袒——没有任何隐藏的偏好。配合最大熵处方，它自然导向高斯分布，也就是一个“无结构”的随机场（标度场）。</w:t>
+      </w:r>
+    </w:p>
+    <w:p>
+      <w:r>
+        <w:t>这条原则看似简单，却像一台推导机：</w:t>
+      </w:r>
+    </w:p>
+    <w:p>
       <w:r>
         <w:rPr>
           <w:b w:val="0"/>
         </w:rPr>
-        <w:t>把它拆开，是三条：</w:t>
-      </w:r>
-    </w:p>
-    <w:p>
-      <w:r>
-        <w:rPr>
-          <w:b/>
-        </w:rPr>
-        <w:t>（A1）存在性：变化存在。</w:t>
-      </w:r>
+        <w:t>• 自旋-1/2 天然区分左手和右手（手征结构），而手征结构要求对称群是 Spin(4)；</w:t>
+      </w:r>
+    </w:p>
+    <w:p>
       <w:r>
         <w:rPr>
           <w:b w:val="0"/>
         </w:rPr>
-        <w:t xml:space="preserve"> 这一条只是说，我们的出发点不是“虚无”，而是变化本身。</w:t>
-      </w:r>
-    </w:p>
-    <w:p>
-      <w:r>
-        <w:rPr>
-          <w:b/>
-        </w:rPr>
-        <w:t>（A2）量子单位是自旋-1/2：</w:t>
-      </w:r>
+        <w:t>• 把对径点“黏合”起来（z ↦ −z），手征结构就落实为几何：内部空间是 RP³ = S³/Z₂——这就是 RP³ 的来历；</w:t>
+      </w:r>
+    </w:p>
+    <w:p>
       <w:r>
         <w:rPr>
           <w:b w:val="0"/>
         </w:rPr>
-        <w:t>变化的载体是一个二维复空间——量子力学里最小的单位。再加上“对称群最小”，这个对称群被唯一地钉在 SU(2)：二维复空间上忠实的连续不可约表示，其对称群只能是 SU(2)（也叫 Spin(3)）。</w:t>
-      </w:r>
-    </w:p>
-    <w:p>
-      <w:r>
-        <w:rPr>
-          <w:b/>
-        </w:rPr>
-        <w:t>（A3）无偏性：</w:t>
-      </w:r>
-      <w:r>
-        <w:rPr>
-          <w:b w:val="0"/>
-        </w:rPr>
-        <w:t>变化对它的对称群没有偏袒——没有任何隐藏的偏好。配合最大熵原理，这唯一地给出高斯分布，也就是一个“无结构”的随机场（标度场）。</w:t>
-      </w:r>
-    </w:p>
-    <w:p>
-      <w:r>
-        <w:rPr>
-          <w:b w:val="0"/>
-        </w:rPr>
-        <w:t>这条公理看似简单，其实是一台推导机：</w:t>
-      </w:r>
-    </w:p>
-    <w:p>
-      <w:r>
-        <w:rPr>
-          <w:b w:val="0"/>
-        </w:rPr>
-        <w:t>• 自旋-1/2 天然区分左手和右手（手征结构），而手征结构要求对称群是 Spin(4)；</w:t>
-      </w:r>
-    </w:p>
-    <w:p>
-      <w:r>
-        <w:rPr>
-          <w:b w:val="0"/>
-        </w:rPr>
-        <w:t>• 把对径点“黏合”起来（z ↦ −z），手征结构就落实为几何：内部空间是 RP³ = S³/Z₂——这就是 RP³ 的来历；</w:t>
-      </w:r>
-    </w:p>
-    <w:p>
-      <w:r>
-        <w:rPr>
-          <w:b w:val="0"/>
-        </w:rPr>
         <w:t>• “紧致”意味着有界、封闭，像鼓面一样，振动模式分立、有限。于是“最小变化的谱” = RP³ 的谱——一个分立的频率集合。</w:t>
       </w:r>
     </w:p>
     <w:p>
       <w:r>
-        <w:rPr>
-          <w:b w:val="0"/>
-        </w:rPr>
-        <w:t>所以，无序公理就是整个框架唯一的出发点：一个最小的、无偏的、自旋-1/2 的变化。后面所有内容——规范群、三代费米子、质量、耦合常数——都从这个公理里涌现出来。没有这条公理，RP³ 就只是“随手挑的一个空间”；有了它，RP³ 是被唯一推出来的。</w:t>
+        <w:t>所以，无序公理是这个具体构造的紧凑出发点：一个最小的、无偏的、自旋-1/2 的变化。规范群、三代费米子、质量、耦合常数随后是在框架内部被约束出来的，而不是彼此独立地手工选择。</w:t>
       </w:r>
     </w:p>
     <w:p>
@@ -5148,26 +3959,7 @@
         <w:spacing w:after="80" w:line="300" w:lineRule="auto"/>
       </w:pPr>
       <w:r>
-        <w:rPr>
-          <w:rFonts w:ascii="Microsoft YaHei" w:hAnsi="Microsoft YaHei" w:eastAsia="Microsoft YaHei"/>
-          <w:sz w:val="22"/>
-        </w:rPr>
-        <w:t>在我们的框架里，</w:t>
-      </w:r>
-      <w:r>
-        <w:rPr>
-          <w:rFonts w:ascii="Microsoft YaHei" w:hAnsi="Microsoft YaHei" w:eastAsia="Microsoft YaHei"/>
-          <w:b/>
-          <w:sz w:val="22"/>
-        </w:rPr>
-        <w:t>4 维不是"被选择"的，而是"唯一自洽"的</w:t>
-      </w:r>
-      <w:r>
-        <w:rPr>
-          <w:rFonts w:ascii="Microsoft YaHei" w:hAnsi="Microsoft YaHei" w:eastAsia="Microsoft YaHei"/>
-          <w:sz w:val="22"/>
-        </w:rPr>
-        <w:t>。推导的骨架是：</w:t>
+        <w:t>在这个构造里，4 维不是简单地“被选择”的，而是受到闭合条件强烈约束。推导的骨架是：</w:t>
       </w:r>
     </w:p>
     <w:p>
@@ -5325,6 +4117,15 @@
         <w:ind w:left="360"/>
       </w:pPr>
       <w:r>
+        <w:t>• 这个“互为倒数”的等式，在该闭合中选出 d = N_c = 3（它是方程 (N_c−3)(N_c+2) = 0 的正解）；</w:t>
+      </w:r>
+    </w:p>
+    <w:p>
+      <w:pPr>
+        <w:spacing w:after="40"/>
+        <w:ind w:left="360"/>
+      </w:pPr>
+      <w:r>
         <w:rPr>
           <w:rFonts w:ascii="Microsoft YaHei" w:hAnsi="Microsoft YaHei" w:eastAsia="Microsoft YaHei"/>
           <w:b/>
@@ -5338,64 +4139,12 @@
           <w:rFonts w:ascii="Microsoft YaHei" w:hAnsi="Microsoft YaHei" w:eastAsia="Microsoft YaHei"/>
           <w:sz w:val="22"/>
         </w:rPr>
-        <w:t xml:space="preserve">这个"互为倒数"的等式，唯一地推出 </w:t>
-      </w:r>
-      <w:r>
-        <w:rPr>
-          <w:rFonts w:ascii="Consolas" w:hAnsi="Consolas" w:eastAsia="Microsoft YaHei"/>
-          <w:color w:val="8C2F2F"/>
-          <w:sz w:val="20"/>
-        </w:rPr>
-        <w:t>d = N_c = 3</w:t>
-      </w:r>
-      <w:r>
-        <w:rPr>
-          <w:rFonts w:ascii="Microsoft YaHei" w:hAnsi="Microsoft YaHei" w:eastAsia="Microsoft YaHei"/>
-          <w:sz w:val="22"/>
-        </w:rPr>
-        <w:t xml:space="preserve">（它是方程 </w:t>
-      </w:r>
-      <w:r>
-        <w:rPr>
-          <w:rFonts w:ascii="Consolas" w:hAnsi="Consolas" w:eastAsia="Microsoft YaHei"/>
-          <w:color w:val="8C2F2F"/>
-          <w:sz w:val="20"/>
-        </w:rPr>
-        <w:t>(N_c−3)(N_c+2) = 0</w:t>
-      </w:r>
-      <w:r>
-        <w:rPr>
-          <w:rFonts w:ascii="Microsoft YaHei" w:hAnsi="Microsoft YaHei" w:eastAsia="Microsoft YaHei"/>
-          <w:sz w:val="22"/>
-        </w:rPr>
-        <w:t xml:space="preserve"> 的唯一正解）；</w:t>
-      </w:r>
-    </w:p>
-    <w:p>
-      <w:pPr>
-        <w:spacing w:after="40"/>
-        <w:ind w:left="360"/>
-      </w:pPr>
+        <w:t xml:space="preserve">内部空间是 3 维，再加上 1 维时间，就得到了 </w:t>
+      </w:r>
       <w:r>
         <w:rPr>
           <w:rFonts w:ascii="Microsoft YaHei" w:hAnsi="Microsoft YaHei" w:eastAsia="Microsoft YaHei"/>
           <w:b/>
-          <w:color w:val="1F4E79"/>
-          <w:sz w:val="22"/>
-        </w:rPr>
-        <w:t xml:space="preserve">• </w:t>
-      </w:r>
-      <w:r>
-        <w:rPr>
-          <w:rFonts w:ascii="Microsoft YaHei" w:hAnsi="Microsoft YaHei" w:eastAsia="Microsoft YaHei"/>
-          <w:sz w:val="22"/>
-        </w:rPr>
-        <w:t xml:space="preserve">内部空间是 3 维，再加上 1 维时间，就得到了 </w:t>
-      </w:r>
-      <w:r>
-        <w:rPr>
-          <w:rFonts w:ascii="Microsoft YaHei" w:hAnsi="Microsoft YaHei" w:eastAsia="Microsoft YaHei"/>
-          <w:b/>
           <w:sz w:val="22"/>
         </w:rPr>
         <w:t>3+1 = 4 维时空</w:t>
@@ -5413,26 +4162,7 @@
         <w:spacing w:after="80" w:line="300" w:lineRule="auto"/>
       </w:pPr>
       <w:r>
-        <w:rPr>
-          <w:rFonts w:ascii="Microsoft YaHei" w:hAnsi="Microsoft YaHei" w:eastAsia="Microsoft YaHei"/>
-          <w:sz w:val="22"/>
-        </w:rPr>
-        <w:t>换句话说：</w:t>
-      </w:r>
-      <w:r>
-        <w:rPr>
-          <w:rFonts w:ascii="Microsoft YaHei" w:hAnsi="Microsoft YaHei" w:eastAsia="Microsoft YaHei"/>
-          <w:b/>
-          <w:sz w:val="22"/>
-        </w:rPr>
-        <w:t>"四维"不是一个输入假设，而是一个推导结果。</w:t>
-      </w:r>
-      <w:r>
-        <w:rPr>
-          <w:rFonts w:ascii="Microsoft YaHei" w:hAnsi="Microsoft YaHei" w:eastAsia="Microsoft YaHei"/>
-          <w:sz w:val="22"/>
-        </w:rPr>
-        <w:t xml:space="preserve"> 换掉它，整个框架就不自洽了。这个结果之所以干净，是因为它来自一个"互为倒数"的对偶关系——8 和 1/8 相乘等于 1，这个简单的关系，精确地、唯一地锁死了维数。</w:t>
+        <w:t>换句话说：“四维”在这个闭合中不是自由输入，而是一个一致性条件。换掉它，整个闭合就会改变。这个结果之所以干净，是因为它来自一个“互为倒数”的对偶关系——8 和 1/8 相乘等于 1；但它仍然是给定框架内部的陈述。</w:t>
       </w:r>
     </w:p>
     <w:p>
@@ -5499,26 +4229,7 @@
         <w:spacing w:after="80" w:line="300" w:lineRule="auto"/>
       </w:pPr>
       <w:r>
-        <w:rPr>
-          <w:rFonts w:ascii="Microsoft YaHei" w:hAnsi="Microsoft YaHei" w:eastAsia="Microsoft YaHei"/>
-          <w:sz w:val="22"/>
-        </w:rPr>
-        <w:t>"四维唯一"和"对称性最高"是同一件事的两面：</w:t>
-      </w:r>
-      <w:r>
-        <w:rPr>
-          <w:rFonts w:ascii="Microsoft YaHei" w:hAnsi="Microsoft YaHei" w:eastAsia="Microsoft YaHei"/>
-          <w:b/>
-          <w:sz w:val="22"/>
-        </w:rPr>
-        <w:t>在最底层，变化最简单、最对称，也因此最唯一。</w:t>
-      </w:r>
-      <w:r>
-        <w:rPr>
-          <w:rFonts w:ascii="Microsoft YaHei" w:hAnsi="Microsoft YaHei" w:eastAsia="Microsoft YaHei"/>
-          <w:sz w:val="22"/>
-        </w:rPr>
-        <w:t xml:space="preserve"> 没有"参数调节"的余地——一切都是从"最小变化"的谱里必然涌现出来的。这回答了那个最深的哲学问题："为什么宇宙是这个样子？"——因为在最底层，它只能是这样：最简单、最对称、最唯一。</w:t>
+        <w:t>“四维受约束”和“对称性最高”是同一思想的两面：在最底层，构造寻找最简单、最对称的出发点。这里几乎没有连续调参的余地；结构本身承担主要工作。从哲学上说，它给“为什么宇宙是这个样子”提供了一个可能回答：不是任意选择，而是一致性要求。</w:t>
       </w:r>
     </w:p>
     <w:p>
@@ -5570,13 +4281,178 @@
         <w:spacing w:before="200" w:after="120"/>
       </w:pPr>
       <w:r>
+        <w:t>引力作为涌现结构：透明引力</w:t>
+      </w:r>
+    </w:p>
+    <w:p>
+      <w:pPr>
+        <w:spacing w:after="80" w:line="300" w:lineRule="auto"/>
+      </w:pPr>
+      <w:r>
+        <w:t>第一章已经介绍了“引力像温度一样涌现”的图景。这里把它落到模型语言中。</w:t>
+      </w:r>
+    </w:p>
+    <w:p>
+      <w:pPr>
+        <w:spacing w:after="80" w:line="300" w:lineRule="auto"/>
+      </w:pPr>
+      <w:r>
+        <w:t>在这个图景里，引力不是作为独立基本力被放进去，而是被看成涌现结构。</w:t>
+      </w:r>
+    </w:p>
+    <w:p>
+      <w:pPr>
+        <w:spacing w:after="80" w:line="300" w:lineRule="auto"/>
+      </w:pPr>
+      <w:r>
+        <w:rPr>
+          <w:rFonts w:ascii="Microsoft YaHei" w:hAnsi="Microsoft YaHei" w:eastAsia="Microsoft YaHei"/>
+          <w:sz w:val="22"/>
+        </w:rPr>
+        <w:t>具体地说，引力对应于谱的一个特殊成分——</w:t>
+      </w:r>
+      <w:r>
+        <w:rPr>
+          <w:rFonts w:ascii="Microsoft YaHei" w:hAnsi="Microsoft YaHei" w:eastAsia="Microsoft YaHei"/>
+          <w:b/>
+          <w:sz w:val="22"/>
+        </w:rPr>
+        <w:t>零模</w:t>
+      </w:r>
+      <w:r>
+        <w:rPr>
+          <w:rFonts w:ascii="Microsoft YaHei" w:hAnsi="Microsoft YaHei" w:eastAsia="Microsoft YaHei"/>
+          <w:sz w:val="22"/>
+        </w:rPr>
+        <w:t>（频率为零的模式，也就是"不变的、最稳定的变化"）。我们称之为</w:t>
+      </w:r>
+      <w:r>
+        <w:rPr>
+          <w:rFonts w:ascii="Microsoft YaHei" w:hAnsi="Microsoft YaHei" w:eastAsia="Microsoft YaHei"/>
+          <w:b/>
+          <w:sz w:val="22"/>
+        </w:rPr>
+        <w:t>"透明引力"（transparent gravity）</w:t>
+      </w:r>
+      <w:r>
+        <w:rPr>
+          <w:rFonts w:ascii="Microsoft YaHei" w:hAnsi="Microsoft YaHei" w:eastAsia="Microsoft YaHei"/>
+          <w:sz w:val="22"/>
+        </w:rPr>
+        <w:t>。</w:t>
+      </w:r>
+    </w:p>
+    <w:p>
+      <w:pPr>
+        <w:spacing w:after="80" w:line="300" w:lineRule="auto"/>
+      </w:pPr>
+      <w:r>
+        <w:rPr>
+          <w:rFonts w:ascii="Microsoft YaHei" w:hAnsi="Microsoft YaHei" w:eastAsia="Microsoft YaHei"/>
+          <w:sz w:val="22"/>
+        </w:rPr>
+        <w:t>这意味着三件反直觉的事：</w:t>
+      </w:r>
+    </w:p>
+    <w:p>
+      <w:pPr>
+        <w:spacing w:after="40"/>
+        <w:ind w:left="360"/>
+      </w:pPr>
+      <w:r>
+        <w:t>1. 不把弯曲时空当作原初输入：不需要先假设时空曲率。引力效应从谱零模中读出，而不是一开始就写成“时空几何的弯曲”。</w:t>
+      </w:r>
+    </w:p>
+    <w:p>
+      <w:pPr>
+        <w:spacing w:after="40"/>
+        <w:ind w:left="360"/>
+      </w:pPr>
+      <w:r>
+        <w:t>2. 模型不预设暗物质粒子：额外引力效应被归因于零模的谱结构。这是一个假设，不是已经排除了粒子暗物质。</w:t>
+      </w:r>
+    </w:p>
+    <w:p>
+      <w:pPr>
+        <w:spacing w:after="40"/>
+        <w:ind w:left="360"/>
+      </w:pPr>
+      <w:r>
+        <w:t>3. 不引入独立的 MOND 拟合参数：MOND 型加速度 a0 在框架里表现为 a0 = c·H0/(2π)，被解释为透明引力在红外端的行为，而不是额外外挂的经验参数。</w:t>
+      </w:r>
+    </w:p>
+    <w:p>
+      <w:pPr>
+        <w:spacing w:after="80" w:line="300" w:lineRule="auto"/>
+      </w:pPr>
+      <w:r>
+        <w:t>用大白话说：引力被看成“变化的最稳定成分”。就像温度来自分子的集体运动；你感到引力，在这里被理解为真空涨落的一种集体稳定结构。</w:t>
+      </w:r>
+    </w:p>
+    <w:p>
+      <w:pPr>
+        <w:spacing w:after="80" w:line="300" w:lineRule="auto"/>
+      </w:pPr>
+      <w:r>
+        <w:rPr>
+          <w:rFonts w:ascii="Microsoft YaHei" w:hAnsi="Microsoft YaHei" w:eastAsia="Microsoft YaHei"/>
+          <w:b/>
+          <w:sz w:val="22"/>
+        </w:rPr>
+        <w:t>"涌现引力"并不是我们第一个提的。</w:t>
+      </w:r>
+      <w:r>
+        <w:rPr>
+          <w:rFonts w:ascii="Microsoft YaHei" w:hAnsi="Microsoft YaHei" w:eastAsia="Microsoft YaHei"/>
+          <w:sz w:val="22"/>
+        </w:rPr>
+        <w:t xml:space="preserve"> 读者可能知道，荷兰物理学家 Erik Verlinde 在 2010 年前后提出过一个著名观点：引力不是基本力，而是</w:t>
+      </w:r>
+      <w:r>
+        <w:rPr>
+          <w:rFonts w:ascii="Microsoft YaHei" w:hAnsi="Microsoft YaHei" w:eastAsia="Microsoft YaHei"/>
+          <w:b/>
+          <w:sz w:val="22"/>
+        </w:rPr>
+        <w:t>熵力</w:t>
+      </w:r>
+      <w:r>
+        <w:rPr>
+          <w:rFonts w:ascii="Microsoft YaHei" w:hAnsi="Microsoft YaHei" w:eastAsia="Microsoft YaHei"/>
+          <w:sz w:val="22"/>
+        </w:rPr>
+        <w:t>——它来自系统内部信息在边界上的分布，类似于气体的压强来自分子的撞击。他的名言是："引力是熵的梯度。"</w:t>
+      </w:r>
+    </w:p>
+    <w:p>
+      <w:pPr>
+        <w:spacing w:after="80" w:line="300" w:lineRule="auto"/>
+      </w:pPr>
+      <w:r>
+        <w:t>我们的“引力 = 零模”与 Verlinde 的“引力 = 熵”有共鸣——二者都把引力看成微观自由度的集体宏观行为。但构造不同：Verlinde 使用全息屏和边界信息分布；这个谱图景则挑出紧致谱中频率最低、最稳定的模式。熵在这里是窗口跨度的度量，引力是零模。</w:t>
+      </w:r>
+    </w:p>
+    <w:p>
+      <w:pPr>
+        <w:spacing w:after="80" w:line="300" w:lineRule="auto"/>
+      </w:pPr>
+      <w:r>
+        <w:t>如果要对标：Verlinde 说“引力像温度”；这个图景说“引力像温度计里那条最稳定的水银柱”——不是所有分子的平均，而是那个最不变的集体结构。</w:t>
+      </w:r>
+    </w:p>
+    <w:p>
+      <w:pPr>
+        <w:pStyle w:val="Heading3"/>
+        <w:spacing w:before="200" w:after="120"/>
+      </w:pPr>
+      <w:r>
         <w:rPr>
           <w:rFonts w:ascii="Microsoft YaHei" w:hAnsi="Microsoft YaHei" w:eastAsia="Microsoft YaHei"/>
           <w:b/>
           <w:color w:val="2E6B3A"/>
           <w:sz w:val="26"/>
         </w:rPr>
-        <w:t>引力是涌现的：透明引力</w:t>
+        <w:t>规范构造：规范场从谱涌现</w:t>
       </w:r>
     </w:p>
     <w:p>
@@ -5584,11 +4460,7 @@
         <w:spacing w:after="80" w:line="300" w:lineRule="auto"/>
       </w:pPr>
       <w:r>
-        <w:rPr>
-          <w:rFonts w:ascii="Microsoft YaHei" w:hAnsi="Microsoft YaHei" w:eastAsia="Microsoft YaHei"/>
-          <w:sz w:val="22"/>
-        </w:rPr>
-        <w:t>第一章我们已经建立了"引力像温度一样涌现"的图景。这里把它落成具体结论。</w:t>
+        <w:t>同理，规范场（电磁、弱、强三种力的载体）在构造中也不是独立输入，而是从内部空间的谱里恢复出来的——具体说，是紧致谱的 KK 零模。</w:t>
       </w:r>
     </w:p>
     <w:p>
@@ -5596,346 +4468,7 @@
         <w:spacing w:after="80" w:line="300" w:lineRule="auto"/>
       </w:pPr>
       <w:r>
-        <w:rPr>
-          <w:rFonts w:ascii="Microsoft YaHei" w:hAnsi="Microsoft YaHei" w:eastAsia="Microsoft YaHei"/>
-          <w:sz w:val="22"/>
-        </w:rPr>
-        <w:t>在我们的框架里，</w:t>
-      </w:r>
-      <w:r>
-        <w:rPr>
-          <w:rFonts w:ascii="Microsoft YaHei" w:hAnsi="Microsoft YaHei" w:eastAsia="Microsoft YaHei"/>
-          <w:b/>
-          <w:sz w:val="22"/>
-        </w:rPr>
-        <w:t>引力不是一个独立的、基本的作用力，而是"涌现"出来的</w:t>
-      </w:r>
-      <w:r>
-        <w:rPr>
-          <w:rFonts w:ascii="Microsoft YaHei" w:hAnsi="Microsoft YaHei" w:eastAsia="Microsoft YaHei"/>
-          <w:sz w:val="22"/>
-        </w:rPr>
-        <w:t>。</w:t>
-      </w:r>
-    </w:p>
-    <w:p>
-      <w:pPr>
-        <w:spacing w:after="80" w:line="300" w:lineRule="auto"/>
-      </w:pPr>
-      <w:r>
-        <w:rPr>
-          <w:rFonts w:ascii="Microsoft YaHei" w:hAnsi="Microsoft YaHei" w:eastAsia="Microsoft YaHei"/>
-          <w:sz w:val="22"/>
-        </w:rPr>
-        <w:t>具体地说，引力对应于谱的一个特殊成分——</w:t>
-      </w:r>
-      <w:r>
-        <w:rPr>
-          <w:rFonts w:ascii="Microsoft YaHei" w:hAnsi="Microsoft YaHei" w:eastAsia="Microsoft YaHei"/>
-          <w:b/>
-          <w:sz w:val="22"/>
-        </w:rPr>
-        <w:t>零模</w:t>
-      </w:r>
-      <w:r>
-        <w:rPr>
-          <w:rFonts w:ascii="Microsoft YaHei" w:hAnsi="Microsoft YaHei" w:eastAsia="Microsoft YaHei"/>
-          <w:sz w:val="22"/>
-        </w:rPr>
-        <w:t>（频率为零的模式，也就是"不变的、最稳定的变化"）。我们称之为</w:t>
-      </w:r>
-      <w:r>
-        <w:rPr>
-          <w:rFonts w:ascii="Microsoft YaHei" w:hAnsi="Microsoft YaHei" w:eastAsia="Microsoft YaHei"/>
-          <w:b/>
-          <w:sz w:val="22"/>
-        </w:rPr>
-        <w:t>"透明引力"（transparent gravity）</w:t>
-      </w:r>
-      <w:r>
-        <w:rPr>
-          <w:rFonts w:ascii="Microsoft YaHei" w:hAnsi="Microsoft YaHei" w:eastAsia="Microsoft YaHei"/>
-          <w:sz w:val="22"/>
-        </w:rPr>
-        <w:t>。</w:t>
-      </w:r>
-    </w:p>
-    <w:p>
-      <w:pPr>
-        <w:spacing w:after="80" w:line="300" w:lineRule="auto"/>
-      </w:pPr>
-      <w:r>
-        <w:rPr>
-          <w:rFonts w:ascii="Microsoft YaHei" w:hAnsi="Microsoft YaHei" w:eastAsia="Microsoft YaHei"/>
-          <w:sz w:val="22"/>
-        </w:rPr>
-        <w:t>这意味着三件反直觉的事：</w:t>
-      </w:r>
-    </w:p>
-    <w:p>
-      <w:pPr>
-        <w:spacing w:after="40"/>
-        <w:ind w:left="360"/>
-      </w:pPr>
-      <w:r>
-        <w:rPr>
-          <w:rFonts w:ascii="Microsoft YaHei" w:hAnsi="Microsoft YaHei" w:eastAsia="Microsoft YaHei"/>
-          <w:b/>
-          <w:color w:val="1F4E79"/>
-          <w:sz w:val="22"/>
-        </w:rPr>
-        <w:t xml:space="preserve">1. </w:t>
-      </w:r>
-      <w:r>
-        <w:rPr>
-          <w:rFonts w:ascii="Microsoft YaHei" w:hAnsi="Microsoft YaHei" w:eastAsia="Microsoft YaHei"/>
-          <w:b/>
-          <w:sz w:val="22"/>
-        </w:rPr>
-        <w:t>没有弯曲时空</w:t>
-      </w:r>
-      <w:r>
-        <w:rPr>
-          <w:rFonts w:ascii="Microsoft YaHei" w:hAnsi="Microsoft YaHei" w:eastAsia="Microsoft YaHei"/>
-          <w:sz w:val="22"/>
-        </w:rPr>
-        <w:t>：不需要假设时空会弯曲。引力的效果，来自谱的零模，而不是"时空几何的弯曲"。</w:t>
-      </w:r>
-    </w:p>
-    <w:p>
-      <w:pPr>
-        <w:spacing w:after="40"/>
-        <w:ind w:left="360"/>
-      </w:pPr>
-      <w:r>
-        <w:rPr>
-          <w:rFonts w:ascii="Microsoft YaHei" w:hAnsi="Microsoft YaHei" w:eastAsia="Microsoft YaHei"/>
-          <w:b/>
-          <w:color w:val="1F4E79"/>
-          <w:sz w:val="22"/>
-        </w:rPr>
-        <w:t xml:space="preserve">2. </w:t>
-      </w:r>
-      <w:r>
-        <w:rPr>
-          <w:rFonts w:ascii="Microsoft YaHei" w:hAnsi="Microsoft YaHei" w:eastAsia="Microsoft YaHei"/>
-          <w:b/>
-          <w:sz w:val="22"/>
-        </w:rPr>
-        <w:t>没有暗物质粒子</w:t>
-      </w:r>
-      <w:r>
-        <w:rPr>
-          <w:rFonts w:ascii="Microsoft YaHei" w:hAnsi="Microsoft YaHei" w:eastAsia="Microsoft YaHei"/>
-          <w:sz w:val="22"/>
-        </w:rPr>
-        <w:t>：不需要假设存在一种看不见的"暗物质粒子"。引力的额外效果，来自零模的谱结构。</w:t>
-      </w:r>
-    </w:p>
-    <w:p>
-      <w:pPr>
-        <w:spacing w:after="40"/>
-        <w:ind w:left="360"/>
-      </w:pPr>
-      <w:r>
-        <w:rPr>
-          <w:rFonts w:ascii="Microsoft YaHei" w:hAnsi="Microsoft YaHei" w:eastAsia="Microsoft YaHei"/>
-          <w:b/>
-          <w:color w:val="1F4E79"/>
-          <w:sz w:val="22"/>
-        </w:rPr>
-        <w:t xml:space="preserve">3. </w:t>
-      </w:r>
-      <w:r>
-        <w:rPr>
-          <w:rFonts w:ascii="Microsoft YaHei" w:hAnsi="Microsoft YaHei" w:eastAsia="Microsoft YaHei"/>
-          <w:b/>
-          <w:sz w:val="22"/>
-        </w:rPr>
-        <w:t>不需要人为的 MOND 修正</w:t>
-      </w:r>
-      <w:r>
-        <w:rPr>
-          <w:rFonts w:ascii="Microsoft YaHei" w:hAnsi="Microsoft YaHei" w:eastAsia="Microsoft YaHei"/>
-          <w:sz w:val="22"/>
-        </w:rPr>
-        <w:t xml:space="preserve">：不需要在牛顿引力之外硬加一个"修改引力"的经验公式。所谓的 MOND 加速度 </w:t>
-      </w:r>
-      <w:r>
-        <w:rPr>
-          <w:rFonts w:ascii="Consolas" w:hAnsi="Consolas" w:eastAsia="Microsoft YaHei"/>
-          <w:color w:val="8C2F2F"/>
-          <w:sz w:val="20"/>
-        </w:rPr>
-        <w:t>a0</w:t>
-      </w:r>
-      <w:r>
-        <w:rPr>
-          <w:rFonts w:ascii="Microsoft YaHei" w:hAnsi="Microsoft YaHei" w:eastAsia="Microsoft YaHei"/>
-          <w:sz w:val="22"/>
-        </w:rPr>
-        <w:t xml:space="preserve">，在框架里自然涌现为 </w:t>
-      </w:r>
-      <w:r>
-        <w:rPr>
-          <w:rFonts w:ascii="Consolas" w:hAnsi="Consolas" w:eastAsia="Microsoft YaHei"/>
-          <w:color w:val="8C2F2F"/>
-          <w:sz w:val="20"/>
-        </w:rPr>
-        <w:t>a0 = c·H0/(2π)</w:t>
-      </w:r>
-      <w:r>
-        <w:rPr>
-          <w:rFonts w:ascii="Microsoft YaHei" w:hAnsi="Microsoft YaHei" w:eastAsia="Microsoft YaHei"/>
-          <w:sz w:val="22"/>
-        </w:rPr>
-        <w:t>——是透明引力在红外端的行为，不是外挂的参数。</w:t>
-      </w:r>
-    </w:p>
-    <w:p>
-      <w:pPr>
-        <w:spacing w:after="80" w:line="300" w:lineRule="auto"/>
-      </w:pPr>
-      <w:r>
-        <w:rPr>
-          <w:rFonts w:ascii="Microsoft YaHei" w:hAnsi="Microsoft YaHei" w:eastAsia="Microsoft YaHei"/>
-          <w:sz w:val="22"/>
-        </w:rPr>
-        <w:t>用大白话说：</w:t>
-      </w:r>
-      <w:r>
-        <w:rPr>
-          <w:rFonts w:ascii="Microsoft YaHei" w:hAnsi="Microsoft YaHei" w:eastAsia="Microsoft YaHei"/>
-          <w:b/>
-          <w:sz w:val="22"/>
-        </w:rPr>
-        <w:t>引力不是"空间弯曲"，而是"变化的最稳定成分"。</w:t>
-      </w:r>
-      <w:r>
-        <w:rPr>
-          <w:rFonts w:ascii="Microsoft YaHei" w:hAnsi="Microsoft YaHei" w:eastAsia="Microsoft YaHei"/>
-          <w:sz w:val="22"/>
-        </w:rPr>
-        <w:t xml:space="preserve"> 就像温度是"分子运动最平均的成分"——你摸到热水觉得烫，是分子的集体运动；你感到引力，是真空涨落的集体稳定结构。</w:t>
-      </w:r>
-    </w:p>
-    <w:p>
-      <w:pPr>
-        <w:spacing w:after="80" w:line="300" w:lineRule="auto"/>
-      </w:pPr>
-      <w:r>
-        <w:rPr>
-          <w:rFonts w:ascii="Microsoft YaHei" w:hAnsi="Microsoft YaHei" w:eastAsia="Microsoft YaHei"/>
-          <w:b/>
-          <w:sz w:val="22"/>
-        </w:rPr>
-        <w:t>"涌现引力"并不是我们第一个提的。</w:t>
-      </w:r>
-      <w:r>
-        <w:rPr>
-          <w:rFonts w:ascii="Microsoft YaHei" w:hAnsi="Microsoft YaHei" w:eastAsia="Microsoft YaHei"/>
-          <w:sz w:val="22"/>
-        </w:rPr>
-        <w:t xml:space="preserve"> 读者可能知道，荷兰物理学家 Erik Verlinde 在 2010 年前后提出过一个著名观点：引力不是基本力，而是</w:t>
-      </w:r>
-      <w:r>
-        <w:rPr>
-          <w:rFonts w:ascii="Microsoft YaHei" w:hAnsi="Microsoft YaHei" w:eastAsia="Microsoft YaHei"/>
-          <w:b/>
-          <w:sz w:val="22"/>
-        </w:rPr>
-        <w:t>熵力</w:t>
-      </w:r>
-      <w:r>
-        <w:rPr>
-          <w:rFonts w:ascii="Microsoft YaHei" w:hAnsi="Microsoft YaHei" w:eastAsia="Microsoft YaHei"/>
-          <w:sz w:val="22"/>
-        </w:rPr>
-        <w:t>——它来自系统内部信息在边界上的分布，类似于气体的压强来自分子的撞击。他的名言是："引力是熵的梯度。"</w:t>
-      </w:r>
-    </w:p>
-    <w:p>
-      <w:pPr>
-        <w:spacing w:after="80" w:line="300" w:lineRule="auto"/>
-      </w:pPr>
-      <w:r>
-        <w:rPr>
-          <w:rFonts w:ascii="Microsoft YaHei" w:hAnsi="Microsoft YaHei" w:eastAsia="Microsoft YaHei"/>
-          <w:sz w:val="22"/>
-        </w:rPr>
-        <w:t>我们的"引力 = 零模"与 Verlinde 的"引力 = 熵"有深刻的共鸣——</w:t>
-      </w:r>
-      <w:r>
-        <w:rPr>
-          <w:rFonts w:ascii="Microsoft YaHei" w:hAnsi="Microsoft YaHei" w:eastAsia="Microsoft YaHei"/>
-          <w:b/>
-          <w:sz w:val="22"/>
-        </w:rPr>
-        <w:t>都是微观自由度的集体宏观行为</w:t>
-      </w:r>
-      <w:r>
-        <w:rPr>
-          <w:rFonts w:ascii="Microsoft YaHei" w:hAnsi="Microsoft YaHei" w:eastAsia="Microsoft YaHei"/>
-          <w:sz w:val="22"/>
-        </w:rPr>
-        <w:t>。但我们走得更具体：Verlinde 需要假设一个"全息屏"和边界上的信息分布；我们不需要边界，我们直接从</w:t>
-      </w:r>
-      <w:r>
-        <w:rPr>
-          <w:rFonts w:ascii="Microsoft YaHei" w:hAnsi="Microsoft YaHei" w:eastAsia="Microsoft YaHei"/>
-          <w:b/>
-          <w:sz w:val="22"/>
-        </w:rPr>
-        <w:t>谱</w:t>
-      </w:r>
-      <w:r>
-        <w:rPr>
-          <w:rFonts w:ascii="Microsoft YaHei" w:hAnsi="Microsoft YaHei" w:eastAsia="Microsoft YaHei"/>
-          <w:sz w:val="22"/>
-        </w:rPr>
-        <w:t>里挑出那个"频率最低、最稳定"的模式，指认它就是引力。熵在我们的框架里不是引力的来源，而是</w:t>
-      </w:r>
-      <w:r>
-        <w:rPr>
-          <w:rFonts w:ascii="Microsoft YaHei" w:hAnsi="Microsoft YaHei" w:eastAsia="Microsoft YaHei"/>
-          <w:b/>
-          <w:sz w:val="22"/>
-        </w:rPr>
-        <w:t>窗口跨度的度量</w:t>
-      </w:r>
-      <w:r>
-        <w:rPr>
-          <w:rFonts w:ascii="Microsoft YaHei" w:hAnsi="Microsoft YaHei" w:eastAsia="Microsoft YaHei"/>
-          <w:sz w:val="22"/>
-        </w:rPr>
-        <w:t>（那个 139.253）。引力是零模，熵是窗口容量——两者是同一套谱的两个侧面。</w:t>
-      </w:r>
-    </w:p>
-    <w:p>
-      <w:pPr>
-        <w:spacing w:after="80" w:line="300" w:lineRule="auto"/>
-      </w:pPr>
-      <w:r>
-        <w:rPr>
-          <w:rFonts w:ascii="Microsoft YaHei" w:hAnsi="Microsoft YaHei" w:eastAsia="Microsoft YaHei"/>
-          <w:sz w:val="22"/>
-        </w:rPr>
-        <w:t>如果要对标：Verlinde 说"引力像温度"；我们说"引力像温度计里那条最稳定的水银柱"——不是所有分子的平均，而是那个</w:t>
-      </w:r>
-      <w:r>
-        <w:rPr>
-          <w:rFonts w:ascii="Microsoft YaHei" w:hAnsi="Microsoft YaHei" w:eastAsia="Microsoft YaHei"/>
-          <w:b/>
-          <w:sz w:val="22"/>
-        </w:rPr>
-        <w:t>最不变的结构</w:t>
-      </w:r>
-      <w:r>
-        <w:rPr>
-          <w:rFonts w:ascii="Microsoft YaHei" w:hAnsi="Microsoft YaHei" w:eastAsia="Microsoft YaHei"/>
-          <w:sz w:val="22"/>
-        </w:rPr>
-        <w:t>。</w:t>
+        <w:t>规范群结构（为什么具有标准模型的 SU(3)×SU(2)×U(1) 形式）也在技术构造中受到谱的约束。内部空间的几何，通过“对偶”决定规范群的代数模式。</w:t>
       </w:r>
     </w:p>
     <w:p>
@@ -5950,7 +4483,7 @@
           <w:color w:val="2E6B3A"/>
           <w:sz w:val="26"/>
         </w:rPr>
-        <w:t>规范构造：规范场从谱涌现</w:t>
+        <w:t>自洽的循环：规范形成物质，物质加剧引力</w:t>
       </w:r>
     </w:p>
     <w:p>
@@ -5962,22 +4495,118 @@
           <w:rFonts w:ascii="Microsoft YaHei" w:hAnsi="Microsoft YaHei" w:eastAsia="Microsoft YaHei"/>
           <w:sz w:val="22"/>
         </w:rPr>
-        <w:t>同理，规范场（电磁、弱、强三种力的载体）也不是"基本输入"，而是从内部空间的谱里</w:t>
-      </w:r>
+        <w:t>于是出现一个漂亮的自洽循环：</w:t>
+      </w:r>
+    </w:p>
+    <w:p>
+      <w:pPr>
+        <w:spacing w:after="40"/>
+        <w:ind w:left="360"/>
+      </w:pPr>
       <w:r>
         <w:rPr>
           <w:rFonts w:ascii="Microsoft YaHei" w:hAnsi="Microsoft YaHei" w:eastAsia="Microsoft YaHei"/>
           <w:b/>
-          <w:sz w:val="22"/>
-        </w:rPr>
-        <w:t>涌现</w:t>
-      </w:r>
-      <w:r>
-        <w:rPr>
-          <w:rFonts w:ascii="Microsoft YaHei" w:hAnsi="Microsoft YaHei" w:eastAsia="Microsoft YaHei"/>
-          <w:sz w:val="22"/>
-        </w:rPr>
-        <w:t>出来的——具体说，是谱的 KK 零模（紧致空间上的常数模式）。</w:t>
+          <w:color w:val="1F4E79"/>
+          <w:sz w:val="22"/>
+        </w:rPr>
+        <w:t xml:space="preserve">1. </w:t>
+      </w:r>
+      <w:r>
+        <w:rPr>
+          <w:rFonts w:ascii="Microsoft YaHei" w:hAnsi="Microsoft YaHei" w:eastAsia="Microsoft YaHei"/>
+          <w:sz w:val="22"/>
+        </w:rPr>
+        <w:t>引力（谱零模）</w:t>
+      </w:r>
+      <w:r>
+        <w:rPr>
+          <w:rFonts w:ascii="Microsoft YaHei" w:hAnsi="Microsoft YaHei" w:eastAsia="Microsoft YaHei"/>
+          <w:b/>
+          <w:sz w:val="22"/>
+        </w:rPr>
+        <w:t>影响</w:t>
+      </w:r>
+      <w:r>
+        <w:rPr>
+          <w:rFonts w:ascii="Microsoft YaHei" w:hAnsi="Microsoft YaHei" w:eastAsia="Microsoft YaHei"/>
+          <w:sz w:val="22"/>
+        </w:rPr>
+        <w:t>规范场的构造；</w:t>
+      </w:r>
+    </w:p>
+    <w:p>
+      <w:pPr>
+        <w:spacing w:after="40"/>
+        <w:ind w:left="360"/>
+      </w:pPr>
+      <w:r>
+        <w:rPr>
+          <w:rFonts w:ascii="Microsoft YaHei" w:hAnsi="Microsoft YaHei" w:eastAsia="Microsoft YaHei"/>
+          <w:b/>
+          <w:color w:val="1F4E79"/>
+          <w:sz w:val="22"/>
+        </w:rPr>
+        <w:t xml:space="preserve">2. </w:t>
+      </w:r>
+      <w:r>
+        <w:rPr>
+          <w:rFonts w:ascii="Microsoft YaHei" w:hAnsi="Microsoft YaHei" w:eastAsia="Microsoft YaHei"/>
+          <w:sz w:val="22"/>
+        </w:rPr>
+        <w:t>规范场</w:t>
+      </w:r>
+      <w:r>
+        <w:rPr>
+          <w:rFonts w:ascii="Microsoft YaHei" w:hAnsi="Microsoft YaHei" w:eastAsia="Microsoft YaHei"/>
+          <w:b/>
+          <w:sz w:val="22"/>
+        </w:rPr>
+        <w:t>形成</w:t>
+      </w:r>
+      <w:r>
+        <w:rPr>
+          <w:rFonts w:ascii="Microsoft YaHei" w:hAnsi="Microsoft YaHei" w:eastAsia="Microsoft YaHei"/>
+          <w:sz w:val="22"/>
+        </w:rPr>
+        <w:t>物质（费米子、希格斯）；</w:t>
+      </w:r>
+    </w:p>
+    <w:p>
+      <w:pPr>
+        <w:spacing w:after="40"/>
+        <w:ind w:left="360"/>
+      </w:pPr>
+      <w:r>
+        <w:rPr>
+          <w:rFonts w:ascii="Microsoft YaHei" w:hAnsi="Microsoft YaHei" w:eastAsia="Microsoft YaHei"/>
+          <w:b/>
+          <w:color w:val="1F4E79"/>
+          <w:sz w:val="22"/>
+        </w:rPr>
+        <w:t xml:space="preserve">3. </w:t>
+      </w:r>
+      <w:r>
+        <w:rPr>
+          <w:rFonts w:ascii="Microsoft YaHei" w:hAnsi="Microsoft YaHei" w:eastAsia="Microsoft YaHei"/>
+          <w:sz w:val="22"/>
+        </w:rPr>
+        <w:t>物质反过来</w:t>
+      </w:r>
+      <w:r>
+        <w:rPr>
+          <w:rFonts w:ascii="Microsoft YaHei" w:hAnsi="Microsoft YaHei" w:eastAsia="Microsoft YaHei"/>
+          <w:b/>
+          <w:sz w:val="22"/>
+        </w:rPr>
+        <w:t>加剧</w:t>
+      </w:r>
+      <w:r>
+        <w:rPr>
+          <w:rFonts w:ascii="Microsoft YaHei" w:hAnsi="Microsoft YaHei" w:eastAsia="Microsoft YaHei"/>
+          <w:sz w:val="22"/>
+        </w:rPr>
+        <w:t>引力（通过谱的反馈）。</w:t>
       </w:r>
     </w:p>
     <w:p>
@@ -5985,11 +4614,7 @@
         <w:spacing w:after="80" w:line="300" w:lineRule="auto"/>
       </w:pPr>
       <w:r>
-        <w:rPr>
-          <w:rFonts w:ascii="Microsoft YaHei" w:hAnsi="Microsoft YaHei" w:eastAsia="Microsoft YaHei"/>
-          <w:sz w:val="22"/>
-        </w:rPr>
-        <w:t>规范群的结构（为什么是 SU(3)×SU(2)×U(1)）也从谱里推导出来，而不是假设的。内部空间的几何，通过"对偶"决定了规范群的代数——这就是"几何 ↔ 规范"对偶的具体含义。</w:t>
+        <w:t>这是一个自洽闭合的循环：各步骤从谱中计算出来，再检查彼此是否兼容。这也是“闭合”（closure）这个词的含义：不是说物理真理已经被判定，而是说循环内部没有再加入独立的数值旋钮。引力、规范场和物质被看成同一谱结构的三个侧面。</w:t>
       </w:r>
     </w:p>
     <w:p>
@@ -5998,13 +4623,7 @@
         <w:spacing w:before="200" w:after="120"/>
       </w:pPr>
       <w:r>
-        <w:rPr>
-          <w:rFonts w:ascii="Microsoft YaHei" w:hAnsi="Microsoft YaHei" w:eastAsia="Microsoft YaHei"/>
-          <w:b/>
-          <w:color w:val="2E6B3A"/>
-          <w:sz w:val="26"/>
-        </w:rPr>
-        <w:t>自洽的循环：规范形成物质，物质加剧引力</w:t>
+        <w:t>对大爆炸的另一种读法</w:t>
       </w:r>
     </w:p>
     <w:p>
@@ -6012,122 +4631,7 @@
         <w:spacing w:after="80" w:line="300" w:lineRule="auto"/>
       </w:pPr>
       <w:r>
-        <w:rPr>
-          <w:rFonts w:ascii="Microsoft YaHei" w:hAnsi="Microsoft YaHei" w:eastAsia="Microsoft YaHei"/>
-          <w:sz w:val="22"/>
-        </w:rPr>
-        <w:t>于是出现一个漂亮的自洽循环：</w:t>
-      </w:r>
-    </w:p>
-    <w:p>
-      <w:pPr>
-        <w:spacing w:after="40"/>
-        <w:ind w:left="360"/>
-      </w:pPr>
-      <w:r>
-        <w:rPr>
-          <w:rFonts w:ascii="Microsoft YaHei" w:hAnsi="Microsoft YaHei" w:eastAsia="Microsoft YaHei"/>
-          <w:b/>
-          <w:color w:val="1F4E79"/>
-          <w:sz w:val="22"/>
-        </w:rPr>
-        <w:t xml:space="preserve">1. </w:t>
-      </w:r>
-      <w:r>
-        <w:rPr>
-          <w:rFonts w:ascii="Microsoft YaHei" w:hAnsi="Microsoft YaHei" w:eastAsia="Microsoft YaHei"/>
-          <w:sz w:val="22"/>
-        </w:rPr>
-        <w:t>引力（谱零模）</w:t>
-      </w:r>
-      <w:r>
-        <w:rPr>
-          <w:rFonts w:ascii="Microsoft YaHei" w:hAnsi="Microsoft YaHei" w:eastAsia="Microsoft YaHei"/>
-          <w:b/>
-          <w:sz w:val="22"/>
-        </w:rPr>
-        <w:t>影响</w:t>
-      </w:r>
-      <w:r>
-        <w:rPr>
-          <w:rFonts w:ascii="Microsoft YaHei" w:hAnsi="Microsoft YaHei" w:eastAsia="Microsoft YaHei"/>
-          <w:sz w:val="22"/>
-        </w:rPr>
-        <w:t>规范场的构造；</w:t>
-      </w:r>
-    </w:p>
-    <w:p>
-      <w:pPr>
-        <w:spacing w:after="40"/>
-        <w:ind w:left="360"/>
-      </w:pPr>
-      <w:r>
-        <w:rPr>
-          <w:rFonts w:ascii="Microsoft YaHei" w:hAnsi="Microsoft YaHei" w:eastAsia="Microsoft YaHei"/>
-          <w:b/>
-          <w:color w:val="1F4E79"/>
-          <w:sz w:val="22"/>
-        </w:rPr>
-        <w:t xml:space="preserve">2. </w:t>
-      </w:r>
-      <w:r>
-        <w:rPr>
-          <w:rFonts w:ascii="Microsoft YaHei" w:hAnsi="Microsoft YaHei" w:eastAsia="Microsoft YaHei"/>
-          <w:sz w:val="22"/>
-        </w:rPr>
-        <w:t>规范场</w:t>
-      </w:r>
-      <w:r>
-        <w:rPr>
-          <w:rFonts w:ascii="Microsoft YaHei" w:hAnsi="Microsoft YaHei" w:eastAsia="Microsoft YaHei"/>
-          <w:b/>
-          <w:sz w:val="22"/>
-        </w:rPr>
-        <w:t>形成</w:t>
-      </w:r>
-      <w:r>
-        <w:rPr>
-          <w:rFonts w:ascii="Microsoft YaHei" w:hAnsi="Microsoft YaHei" w:eastAsia="Microsoft YaHei"/>
-          <w:sz w:val="22"/>
-        </w:rPr>
-        <w:t>物质（费米子、希格斯）；</w:t>
-      </w:r>
-    </w:p>
-    <w:p>
-      <w:pPr>
-        <w:spacing w:after="40"/>
-        <w:ind w:left="360"/>
-      </w:pPr>
-      <w:r>
-        <w:rPr>
-          <w:rFonts w:ascii="Microsoft YaHei" w:hAnsi="Microsoft YaHei" w:eastAsia="Microsoft YaHei"/>
-          <w:b/>
-          <w:color w:val="1F4E79"/>
-          <w:sz w:val="22"/>
-        </w:rPr>
-        <w:t xml:space="preserve">3. </w:t>
-      </w:r>
-      <w:r>
-        <w:rPr>
-          <w:rFonts w:ascii="Microsoft YaHei" w:hAnsi="Microsoft YaHei" w:eastAsia="Microsoft YaHei"/>
-          <w:sz w:val="22"/>
-        </w:rPr>
-        <w:t>物质反过来</w:t>
-      </w:r>
-      <w:r>
-        <w:rPr>
-          <w:rFonts w:ascii="Microsoft YaHei" w:hAnsi="Microsoft YaHei" w:eastAsia="Microsoft YaHei"/>
-          <w:b/>
-          <w:sz w:val="22"/>
-        </w:rPr>
-        <w:t>加剧</w:t>
-      </w:r>
-      <w:r>
-        <w:rPr>
-          <w:rFonts w:ascii="Microsoft YaHei" w:hAnsi="Microsoft YaHei" w:eastAsia="Microsoft YaHei"/>
-          <w:sz w:val="22"/>
-        </w:rPr>
-        <w:t>引力（通过谱的反馈）。</w:t>
+        <w:t>一个反直觉的推论是：这个框架不从大爆炸奇点出发。</w:t>
       </w:r>
     </w:p>
     <w:p>
@@ -6135,56 +4639,7 @@
         <w:spacing w:after="80" w:line="300" w:lineRule="auto"/>
       </w:pPr>
       <w:r>
-        <w:rPr>
-          <w:rFonts w:ascii="Microsoft YaHei" w:hAnsi="Microsoft YaHei" w:eastAsia="Microsoft YaHei"/>
-          <w:sz w:val="22"/>
-        </w:rPr>
-        <w:t>这不是一个"先有鸡还是先有蛋"的困境，而是一个</w:t>
-      </w:r>
-      <w:r>
-        <w:rPr>
-          <w:rFonts w:ascii="Microsoft YaHei" w:hAnsi="Microsoft YaHei" w:eastAsia="Microsoft YaHei"/>
-          <w:b/>
-          <w:sz w:val="22"/>
-        </w:rPr>
-        <w:t>自洽闭合的循环</w:t>
-      </w:r>
-      <w:r>
-        <w:rPr>
-          <w:rFonts w:ascii="Microsoft YaHei" w:hAnsi="Microsoft YaHei" w:eastAsia="Microsoft YaHei"/>
-          <w:sz w:val="22"/>
-        </w:rPr>
-        <w:t>——每一步都从谱里算出来，最后咬合成一个整体。这也是"闭合"（closure）这个词在我们框架里的含义：</w:t>
-      </w:r>
-      <w:r>
-        <w:rPr>
-          <w:rFonts w:ascii="Microsoft YaHei" w:hAnsi="Microsoft YaHei" w:eastAsia="Microsoft YaHei"/>
-          <w:b/>
-          <w:sz w:val="22"/>
-        </w:rPr>
-        <w:t>没有一个量是外挂的，所有量都在循环里互相确定。</w:t>
-      </w:r>
-      <w:r>
-        <w:rPr>
-          <w:rFonts w:ascii="Microsoft YaHei" w:hAnsi="Microsoft YaHei" w:eastAsia="Microsoft YaHei"/>
-          <w:sz w:val="22"/>
-        </w:rPr>
-        <w:t xml:space="preserve"> 引力"造"出规范场，规范场"造"出物质，物质又"回"到引力——三者是同一个谱的三副面孔。</w:t>
-      </w:r>
-    </w:p>
-    <w:p>
-      <w:pPr>
-        <w:pStyle w:val="Heading3"/>
-        <w:spacing w:before="200" w:after="120"/>
-      </w:pPr>
-      <w:r>
-        <w:rPr>
-          <w:rFonts w:ascii="Microsoft YaHei" w:hAnsi="Microsoft YaHei" w:eastAsia="Microsoft YaHei"/>
-          <w:b/>
-          <w:color w:val="2E6B3A"/>
-          <w:sz w:val="26"/>
-        </w:rPr>
-        <w:t>没有大爆炸</w:t>
+        <w:t>在标准宇宙学里，宇宙膨胀、红移，沿经典解往过去追溯，会指向一个热而致密的早期状态，并在理想化方程中出现奇点。在这个框架里，红移也被赋予一种谱读法：它可以表示为谱的倾斜，而不只是空间的拉伸。</w:t>
       </w:r>
     </w:p>
     <w:p>
@@ -6192,73 +4647,7 @@
         <w:spacing w:after="80" w:line="300" w:lineRule="auto"/>
       </w:pPr>
       <w:r>
-        <w:rPr>
-          <w:rFonts w:ascii="Microsoft YaHei" w:hAnsi="Microsoft YaHei" w:eastAsia="Microsoft YaHei"/>
-          <w:sz w:val="22"/>
-        </w:rPr>
-        <w:t>一个震撼的推论：</w:t>
-      </w:r>
-      <w:r>
-        <w:rPr>
-          <w:rFonts w:ascii="Microsoft YaHei" w:hAnsi="Microsoft YaHei" w:eastAsia="Microsoft YaHei"/>
-          <w:b/>
-          <w:sz w:val="22"/>
-        </w:rPr>
-        <w:t>我们的框架里没有"大爆炸"这个奇点。</w:t>
-      </w:r>
-    </w:p>
-    <w:p>
-      <w:pPr>
-        <w:spacing w:after="80" w:line="300" w:lineRule="auto"/>
-      </w:pPr>
-      <w:r>
-        <w:rPr>
-          <w:rFonts w:ascii="Microsoft YaHei" w:hAnsi="Microsoft YaHei" w:eastAsia="Microsoft YaHei"/>
-          <w:sz w:val="22"/>
-        </w:rPr>
-        <w:t>传统宇宙学里，宇宙膨胀、红移，追溯到过去会有一个"大爆炸"起点——一个密度无限大、时空被撕碎的奇点。但在我们的框架里，</w:t>
-      </w:r>
-      <w:r>
-        <w:rPr>
-          <w:rFonts w:ascii="Microsoft YaHei" w:hAnsi="Microsoft YaHei" w:eastAsia="Microsoft YaHei"/>
-          <w:b/>
-          <w:sz w:val="22"/>
-        </w:rPr>
-        <w:t>红移不是"宇宙在膨胀"，而是"谱在倾斜"</w:t>
-      </w:r>
-      <w:r>
-        <w:rPr>
-          <w:rFonts w:ascii="Microsoft YaHei" w:hAnsi="Microsoft YaHei" w:eastAsia="Microsoft YaHei"/>
-          <w:sz w:val="22"/>
-        </w:rPr>
-        <w:t>——红移是谱本身的特征，不是空间的拉伸。</w:t>
-      </w:r>
-    </w:p>
-    <w:p>
-      <w:pPr>
-        <w:spacing w:after="80" w:line="300" w:lineRule="auto"/>
-      </w:pPr>
-      <w:r>
-        <w:rPr>
-          <w:rFonts w:ascii="Microsoft YaHei" w:hAnsi="Microsoft YaHei" w:eastAsia="Microsoft YaHei"/>
-          <w:sz w:val="22"/>
-        </w:rPr>
-        <w:t>既然没有"空间在膨胀"，也就没有"膨胀的起点"，也就</w:t>
-      </w:r>
-      <w:r>
-        <w:rPr>
-          <w:rFonts w:ascii="Microsoft YaHei" w:hAnsi="Microsoft YaHei" w:eastAsia="Microsoft YaHei"/>
-          <w:b/>
-          <w:sz w:val="22"/>
-        </w:rPr>
-        <w:t>没有大爆炸奇点</w:t>
-      </w:r>
-      <w:r>
-        <w:rPr>
-          <w:rFonts w:ascii="Microsoft YaHei" w:hAnsi="Microsoft YaHei" w:eastAsia="Microsoft YaHei"/>
-          <w:sz w:val="22"/>
-        </w:rPr>
-        <w:t>。宇宙的过去不是一个"点"，而是谱的一个"态"。所谓"宇宙的年龄"，在框架里是谱的窗口跨度取对数后的一个量，而不是"从大爆炸到现在流逝的时间"。</w:t>
+        <w:t>由于模型不把“空间膨胀”作为原初图像，因此也不要求一个最初的膨胀奇点。宇宙的过去被表示成谱的一个状态；而标准热早期宇宙，仍然是任何这类模型都必须复现的观测区域。</w:t>
       </w:r>
     </w:p>
     <w:p>
@@ -6275,13 +4664,64 @@
         <w:spacing w:before="200" w:after="120"/>
       </w:pPr>
       <w:r>
+        <w:t>先别急着信：几个诚实的提醒</w:t>
+      </w:r>
+    </w:p>
+    <w:p>
+      <w:pPr>
+        <w:spacing w:after="80" w:line="300" w:lineRule="auto"/>
+      </w:pPr>
+      <w:r>
+        <w:rPr>
+          <w:rFonts w:ascii="Microsoft YaHei" w:hAnsi="Microsoft YaHei" w:eastAsia="Microsoft YaHei"/>
+          <w:sz w:val="22"/>
+        </w:rPr>
+        <w:t>真正的科普高手，会在读者还没提出质疑之前，自己先把质疑摆上台面。下面几个问题，是读者最可能"怼"我们的。</w:t>
+      </w:r>
+    </w:p>
+    <w:p>
+      <w:pPr>
+        <w:spacing w:after="80" w:line="300" w:lineRule="auto"/>
+      </w:pPr>
+      <w:r>
+        <w:t>问：如果时空不是基本的，那 LIGO 探测到的引力波，是什么在“震荡”？</w:t>
+      </w:r>
+    </w:p>
+    <w:p>
+      <w:pPr>
+        <w:spacing w:after="80" w:line="300" w:lineRule="auto"/>
+      </w:pPr>
+      <w:r>
+        <w:t>答：在这个图景里，是真空涨落谱的零模在震荡。这并不否认 LIGO 信号，也不否认广义相对论的成功；它只是为同一个宏观波动提出一种不同的微观解释。</w:t>
+      </w:r>
+    </w:p>
+    <w:p>
+      <w:pPr>
+        <w:spacing w:after="80" w:line="300" w:lineRule="auto"/>
+      </w:pPr>
+      <w:r>
+        <w:t>问：如果大爆炸奇点被重新解释，那宇宙微波背景辐射（CMB）从哪来？</w:t>
+      </w:r>
+    </w:p>
+    <w:p>
+      <w:pPr>
+        <w:spacing w:after="80" w:line="300" w:lineRule="auto"/>
+      </w:pPr>
+      <w:r>
+        <w:t>答：CMB 仍然是任何可行宇宙学都必须复现的观测热背景。在谱读法中，它被解释为谱在红外端的平衡地板，而不只是一段历史的余晖。</w:t>
+      </w:r>
+    </w:p>
+    <w:p>
+      <w:pPr>
+        <w:spacing w:after="80" w:line="300" w:lineRule="auto"/>
+      </w:pPr>
+      <w:r>
         <w:rPr>
           <w:rFonts w:ascii="Microsoft YaHei" w:hAnsi="Microsoft YaHei" w:eastAsia="Microsoft YaHei"/>
           <w:b/>
-          <w:color w:val="1F4E79"/>
-          <w:sz w:val="32"/>
-        </w:rPr>
-        <w:t>先别急着信：几个诚实的提醒</w:t>
+          <w:sz w:val="22"/>
+        </w:rPr>
+        <w:t>问：这套理论能被证伪吗？如果一个理论什么都解释，那它等于什么都没说。</w:t>
       </w:r>
     </w:p>
     <w:p>
@@ -6289,11 +4729,7 @@
         <w:spacing w:after="80" w:line="300" w:lineRule="auto"/>
       </w:pPr>
       <w:r>
-        <w:rPr>
-          <w:rFonts w:ascii="Microsoft YaHei" w:hAnsi="Microsoft YaHei" w:eastAsia="Microsoft YaHei"/>
-          <w:sz w:val="22"/>
-        </w:rPr>
-        <w:t>真正的科普高手，会在读者还没提出质疑之前，自己先把质疑摆上台面。下面几个问题，是读者最可能"怼"我们的。</w:t>
+        <w:t>答：能被检验。在当前技术实现中，许多量是在与观测比较之前计算出来的。如果出现超出标称精度的大幅或系统性失败，就会构成对框架的不利证据。它不打算靠语言解释一切，而是把自己押在具体数值上。</w:t>
       </w:r>
     </w:p>
     <w:p>
@@ -6306,7 +4742,7 @@
           <w:b/>
           <w:sz w:val="22"/>
         </w:rPr>
-        <w:t>问：既然时空不存在，那 LIGO 探测到的引力波，是什么在"震荡"？</w:t>
+        <w:t>问：你们是不是把"还不知道的"都推给了"谱"，用一个词糊弄过去？</w:t>
       </w:r>
     </w:p>
     <w:p>
@@ -6314,116 +4750,7 @@
         <w:spacing w:after="80" w:line="300" w:lineRule="auto"/>
       </w:pPr>
       <w:r>
-        <w:rPr>
-          <w:rFonts w:ascii="Microsoft YaHei" w:hAnsi="Microsoft YaHei" w:eastAsia="Microsoft YaHei"/>
-          <w:sz w:val="22"/>
-        </w:rPr>
-        <w:t>答：是真空涨落谱的零模在震荡。就像鼓面不存在，但鼓声（振动模式）是真实存在的。引力波不是"时空的涟漪"，而是"谱零模的波动"——我们探测到的，是谱里那个最稳定的模式的集体振荡。</w:t>
-      </w:r>
-    </w:p>
-    <w:p>
-      <w:pPr>
-        <w:spacing w:after="80" w:line="300" w:lineRule="auto"/>
-      </w:pPr>
-      <w:r>
-        <w:rPr>
-          <w:rFonts w:ascii="Microsoft YaHei" w:hAnsi="Microsoft YaHei" w:eastAsia="Microsoft YaHei"/>
-          <w:b/>
-          <w:sz w:val="22"/>
-        </w:rPr>
-        <w:t>问：你说没有大爆炸，那宇宙微波背景辐射（CMB）从哪来？</w:t>
-      </w:r>
-    </w:p>
-    <w:p>
-      <w:pPr>
-        <w:spacing w:after="80" w:line="300" w:lineRule="auto"/>
-      </w:pPr>
-      <w:r>
-        <w:rPr>
-          <w:rFonts w:ascii="Microsoft YaHei" w:hAnsi="Microsoft YaHei" w:eastAsia="Microsoft YaHei"/>
-          <w:sz w:val="22"/>
-        </w:rPr>
-        <w:t>答：CMB 不是大爆炸的"余晖"，而是谱在红外端（最大信息边界）的平衡辐射。它是一个"地板"，不是一段"历史"的残留。</w:t>
-      </w:r>
-    </w:p>
-    <w:p>
-      <w:pPr>
-        <w:spacing w:after="80" w:line="300" w:lineRule="auto"/>
-      </w:pPr>
-      <w:r>
-        <w:rPr>
-          <w:rFonts w:ascii="Microsoft YaHei" w:hAnsi="Microsoft YaHei" w:eastAsia="Microsoft YaHei"/>
-          <w:b/>
-          <w:sz w:val="22"/>
-        </w:rPr>
-        <w:t>问：这套理论能被证伪吗？如果一个理论什么都解释，那它等于什么都没说。</w:t>
-      </w:r>
-    </w:p>
-    <w:p>
-      <w:pPr>
-        <w:spacing w:after="80" w:line="300" w:lineRule="auto"/>
-      </w:pPr>
-      <w:r>
-        <w:rPr>
-          <w:rFonts w:ascii="Microsoft YaHei" w:hAnsi="Microsoft YaHei" w:eastAsia="Microsoft YaHei"/>
-          <w:sz w:val="22"/>
-        </w:rPr>
-        <w:t>答：能。我们给出了 147 个参数的</w:t>
-      </w:r>
-      <w:r>
-        <w:rPr>
-          <w:rFonts w:ascii="Microsoft YaHei" w:hAnsi="Microsoft YaHei" w:eastAsia="Microsoft YaHei"/>
-          <w:b/>
-          <w:sz w:val="22"/>
-        </w:rPr>
-        <w:t>具体数值预言</w:t>
-      </w:r>
-      <w:r>
-        <w:rPr>
-          <w:rFonts w:ascii="Microsoft YaHei" w:hAnsi="Microsoft YaHei" w:eastAsia="Microsoft YaHei"/>
-          <w:sz w:val="22"/>
-        </w:rPr>
-        <w:t>（第八章），任何一个算错了、偏差超过精度范围，这套理论就站不住。它不"什么都说"，而是"说了很多具体的数，等着被检验"。</w:t>
-      </w:r>
-    </w:p>
-    <w:p>
-      <w:pPr>
-        <w:spacing w:after="80" w:line="300" w:lineRule="auto"/>
-      </w:pPr>
-      <w:r>
-        <w:rPr>
-          <w:rFonts w:ascii="Microsoft YaHei" w:hAnsi="Microsoft YaHei" w:eastAsia="Microsoft YaHei"/>
-          <w:b/>
-          <w:sz w:val="22"/>
-        </w:rPr>
-        <w:t>问：你们是不是把"还不知道的"都推给了"谱"，用一个词糊弄过去？</w:t>
-      </w:r>
-    </w:p>
-    <w:p>
-      <w:pPr>
-        <w:spacing w:after="80" w:line="300" w:lineRule="auto"/>
-      </w:pPr>
-      <w:r>
-        <w:rPr>
-          <w:rFonts w:ascii="Microsoft YaHei" w:hAnsi="Microsoft YaHei" w:eastAsia="Microsoft YaHei"/>
-          <w:sz w:val="22"/>
-        </w:rPr>
-        <w:t>答：谱不是遮羞布，它是</w:t>
-      </w:r>
-      <w:r>
-        <w:rPr>
-          <w:rFonts w:ascii="Microsoft YaHei" w:hAnsi="Microsoft YaHei" w:eastAsia="Microsoft YaHei"/>
-          <w:b/>
-          <w:sz w:val="22"/>
-        </w:rPr>
-        <w:t>可计算的</w:t>
-      </w:r>
-      <w:r>
-        <w:rPr>
-          <w:rFonts w:ascii="Microsoft YaHei" w:hAnsi="Microsoft YaHei" w:eastAsia="Microsoft YaHei"/>
-          <w:sz w:val="22"/>
-        </w:rPr>
-        <w:t>。谱的每一项、每一个求和，都有明确的公式，都能用电脑跑出来。它是硬的，不是玄的。</w:t>
+        <w:t>答：谱不是遮羞布，它是可计算的。实现中使用的每一项谱、每一个求和，都有明确公式并可被审计。这不能替代实验，但使这个提议比一个比喻更硬。</w:t>
       </w:r>
     </w:p>
     <w:p>
@@ -6454,56 +4781,94 @@
         <w:spacing w:after="80" w:line="300" w:lineRule="auto"/>
       </w:pPr>
       <w:r>
-        <w:rPr>
-          <w:rFonts w:ascii="Microsoft YaHei" w:hAnsi="Microsoft YaHei" w:eastAsia="Microsoft YaHei"/>
-          <w:sz w:val="22"/>
-        </w:rPr>
-        <w:t>在物理学前沿，想统一引力与量子力学的理论不止我们一家。你肯定听说过</w:t>
-      </w:r>
+        <w:t>在物理学前沿，试图统一引力与量子力学的路线不止一种。你可能听说过弦理论、圈量子引力和全息原理。它们都是重要研究方向。谱路线更适合被看作与这些路线的对话，而不是简单替代。</w:t>
+      </w:r>
+    </w:p>
+    <w:p>
+      <w:pPr>
+        <w:spacing w:after="80" w:line="300" w:lineRule="auto"/>
+      </w:pPr>
       <w:r>
         <w:rPr>
           <w:rFonts w:ascii="Microsoft YaHei" w:hAnsi="Microsoft YaHei" w:eastAsia="Microsoft YaHei"/>
           <w:b/>
           <w:sz w:val="22"/>
         </w:rPr>
-        <w:t>弦理论</w:t>
-      </w:r>
-      <w:r>
-        <w:rPr>
-          <w:rFonts w:ascii="Microsoft YaHei" w:hAnsi="Microsoft YaHei" w:eastAsia="Microsoft YaHei"/>
-          <w:sz w:val="22"/>
-        </w:rPr>
-        <w:t>、</w:t>
-      </w:r>
+        <w:t>1. 弦理论：把粒子换成振动弦</w:t>
+      </w:r>
+    </w:p>
+    <w:p>
+      <w:pPr>
+        <w:spacing w:after="80" w:line="300" w:lineRule="auto"/>
+      </w:pPr>
+      <w:r>
+        <w:rPr>
+          <w:rFonts w:ascii="Microsoft YaHei" w:hAnsi="Microsoft YaHei" w:eastAsia="Microsoft YaHei"/>
+          <w:sz w:val="22"/>
+        </w:rPr>
+        <w:t>弦理论说，基本粒子不是点，而是一根根闭合或开放的"弦"。不同的振动模式对应不同的粒子（一个振动模式是光子，另一个是引力子）。时空是弦赖以存在的"舞台"，维度不是 4 维，而是 10 维或 11 维——多出来的维度被"紧致化"（蜷缩起来），所以我们看不见。</w:t>
+      </w:r>
+    </w:p>
+    <w:p>
+      <w:pPr>
+        <w:spacing w:after="80" w:line="300" w:lineRule="auto"/>
+      </w:pPr>
+      <w:r>
+        <w:t>它与弦论的差异可以这样说：弦论通常先有时空或高维背景，再让弦在其中振动；谱路线追问的是，类似振动的谱数据能否先出现，而时空随后作为有效描述被恢复出来。也就是说，弦论用紧致维度塑造谱，谱路线则把紧致谱本身放在出发点。</w:t>
+      </w:r>
+    </w:p>
+    <w:p>
+      <w:pPr>
+        <w:spacing w:after="80" w:line="300" w:lineRule="auto"/>
+      </w:pPr>
+      <w:r>
+        <w:t>相似之处也很重要：弦论大量使用谱，这个图景也使用谱。区别在于谱在逻辑中的位置——是背景中弦的谱，还是用来恢复背景的初始谱数据。</w:t>
+      </w:r>
+    </w:p>
+    <w:p>
+      <w:pPr>
+        <w:spacing w:after="80" w:line="300" w:lineRule="auto"/>
+      </w:pPr>
       <w:r>
         <w:rPr>
           <w:rFonts w:ascii="Microsoft YaHei" w:hAnsi="Microsoft YaHei" w:eastAsia="Microsoft YaHei"/>
           <w:b/>
           <w:sz w:val="22"/>
         </w:rPr>
-        <w:t>圈量子引力</w:t>
-      </w:r>
-      <w:r>
-        <w:rPr>
-          <w:rFonts w:ascii="Microsoft YaHei" w:hAnsi="Microsoft YaHei" w:eastAsia="Microsoft YaHei"/>
-          <w:sz w:val="22"/>
-        </w:rPr>
-        <w:t>和</w:t>
-      </w:r>
+        <w:t>2. 圈量子引力：把时空切成小块</w:t>
+      </w:r>
+    </w:p>
+    <w:p>
+      <w:pPr>
+        <w:spacing w:after="80" w:line="300" w:lineRule="auto"/>
+      </w:pPr>
+      <w:r>
+        <w:rPr>
+          <w:rFonts w:ascii="Microsoft YaHei" w:hAnsi="Microsoft YaHei" w:eastAsia="Microsoft YaHei"/>
+          <w:sz w:val="22"/>
+        </w:rPr>
+        <w:t>圈量子引力的思路是：不要把引力量子化为"引力子"，而是直接量子化"空间"本身。空间不是连续的，而是由离散的"圈"构成的，面积和体积都有最小单位。它绕开了"时空弯曲需要背景"的问题，因为它连背景都不要了，直接用量子化的几何。</w:t>
+      </w:r>
+    </w:p>
+    <w:p>
+      <w:pPr>
+        <w:spacing w:after="80" w:line="300" w:lineRule="auto"/>
+      </w:pPr>
+      <w:r>
+        <w:t>它与圈量子引力的亲缘关系，是二者都重视无背景性。二者都不愿把时空当成固定舞台。差异在于：圈量子引力量子化几何本身；谱路线则追问，几何是否可以从更深的谱结构中恢复出来。</w:t>
+      </w:r>
+    </w:p>
+    <w:p>
+      <w:pPr>
+        <w:spacing w:after="80" w:line="300" w:lineRule="auto"/>
+      </w:pPr>
       <w:r>
         <w:rPr>
           <w:rFonts w:ascii="Microsoft YaHei" w:hAnsi="Microsoft YaHei" w:eastAsia="Microsoft YaHei"/>
           <w:b/>
           <w:sz w:val="22"/>
         </w:rPr>
-        <w:t>全息原理</w:t>
-      </w:r>
-      <w:r>
-        <w:rPr>
-          <w:rFonts w:ascii="Microsoft YaHei" w:hAnsi="Microsoft YaHei" w:eastAsia="Microsoft YaHei"/>
-          <w:sz w:val="22"/>
-        </w:rPr>
-        <w:t>。它们都很大，也都很有名。我们的框架跟它们是什么关系？是替代品，还是同伴？</w:t>
+        <w:t>3. 全息原理：把宇宙压缩到边界上</w:t>
       </w:r>
     </w:p>
     <w:p>
@@ -6513,10 +4878,9 @@
       <w:r>
         <w:rPr>
           <w:rFonts w:ascii="Microsoft YaHei" w:hAnsi="Microsoft YaHei" w:eastAsia="Microsoft YaHei"/>
-          <w:b/>
-          <w:sz w:val="22"/>
-        </w:rPr>
-        <w:t>1. 弦理论：把粒子换成振动弦</w:t>
+          <w:sz w:val="22"/>
+        </w:rPr>
+        <w:t>全息原理来自黑洞热力学和弦论的一个分支（AdS/CFT 对偶）。它说：一个空间区域里的所有物理信息，可以完全编码在该区域的"边界"上。你以为是三维的宇宙，其实是一张二维"全息图"的投影。</w:t>
       </w:r>
     </w:p>
     <w:p>
@@ -6524,246 +4888,7 @@
         <w:spacing w:after="80" w:line="300" w:lineRule="auto"/>
       </w:pPr>
       <w:r>
-        <w:rPr>
-          <w:rFonts w:ascii="Microsoft YaHei" w:hAnsi="Microsoft YaHei" w:eastAsia="Microsoft YaHei"/>
-          <w:sz w:val="22"/>
-        </w:rPr>
-        <w:t>弦理论说，基本粒子不是点，而是一根根闭合或开放的"弦"。不同的振动模式对应不同的粒子（一个振动模式是光子，另一个是引力子）。时空是弦赖以存在的"舞台"，维度不是 4 维，而是 10 维或 11 维——多出来的维度被"紧致化"（蜷缩起来），所以我们看不见。</w:t>
-      </w:r>
-    </w:p>
-    <w:p>
-      <w:pPr>
-        <w:spacing w:after="80" w:line="300" w:lineRule="auto"/>
-      </w:pPr>
-      <w:r>
-        <w:rPr>
-          <w:rFonts w:ascii="Microsoft YaHei" w:hAnsi="Microsoft YaHei" w:eastAsia="Microsoft YaHei"/>
-          <w:b/>
-          <w:sz w:val="22"/>
-        </w:rPr>
-        <w:t>我们跟弦论的根本分歧</w:t>
-      </w:r>
-      <w:r>
-        <w:rPr>
-          <w:rFonts w:ascii="Microsoft YaHei" w:hAnsi="Microsoft YaHei" w:eastAsia="Microsoft YaHei"/>
-          <w:sz w:val="22"/>
-        </w:rPr>
-        <w:t>：弦论是"</w:t>
-      </w:r>
-      <w:r>
-        <w:rPr>
-          <w:rFonts w:ascii="Microsoft YaHei" w:hAnsi="Microsoft YaHei" w:eastAsia="Microsoft YaHei"/>
-          <w:b/>
-          <w:sz w:val="22"/>
-        </w:rPr>
-        <w:t>先有时空，再有振动</w:t>
-      </w:r>
-      <w:r>
-        <w:rPr>
-          <w:rFonts w:ascii="Microsoft YaHei" w:hAnsi="Microsoft YaHei" w:eastAsia="Microsoft YaHei"/>
-          <w:sz w:val="22"/>
-        </w:rPr>
-        <w:t>"——振动（弦）存在于时空里；我们是"</w:t>
-      </w:r>
-      <w:r>
-        <w:rPr>
-          <w:rFonts w:ascii="Microsoft YaHei" w:hAnsi="Microsoft YaHei" w:eastAsia="Microsoft YaHei"/>
-          <w:b/>
-          <w:sz w:val="22"/>
-        </w:rPr>
-        <w:t>先有变化（谱），再有时空</w:t>
-      </w:r>
-      <w:r>
-        <w:rPr>
-          <w:rFonts w:ascii="Microsoft YaHei" w:hAnsi="Microsoft YaHei" w:eastAsia="Microsoft YaHei"/>
-          <w:sz w:val="22"/>
-        </w:rPr>
-        <w:t>"——时空是从变化里冒出来的。所以弦论是"容器里的振动"，我们是"振动涌现出容器"。弦论需要假设 10 维或 11 维；我们推导出 3+1=4 维。</w:t>
-      </w:r>
-    </w:p>
-    <w:p>
-      <w:pPr>
-        <w:spacing w:after="80" w:line="300" w:lineRule="auto"/>
-      </w:pPr>
-      <w:r>
-        <w:rPr>
-          <w:rFonts w:ascii="Microsoft YaHei" w:hAnsi="Microsoft YaHei" w:eastAsia="Microsoft YaHei"/>
-          <w:b/>
-          <w:sz w:val="22"/>
-        </w:rPr>
-        <w:t>但有意思的相似之处</w:t>
-      </w:r>
-      <w:r>
-        <w:rPr>
-          <w:rFonts w:ascii="Microsoft YaHei" w:hAnsi="Microsoft YaHei" w:eastAsia="Microsoft YaHei"/>
-          <w:sz w:val="22"/>
-        </w:rPr>
-        <w:t>：弦论也大量使用"谱"（弦的振动频率谱），我们也是。区别在于：弦论的谱是"</w:t>
-      </w:r>
-      <w:r>
-        <w:rPr>
-          <w:rFonts w:ascii="Microsoft YaHei" w:hAnsi="Microsoft YaHei" w:eastAsia="Microsoft YaHei"/>
-          <w:b/>
-          <w:sz w:val="22"/>
-        </w:rPr>
-        <w:t>时空里的弦</w:t>
-      </w:r>
-      <w:r>
-        <w:rPr>
-          <w:rFonts w:ascii="Microsoft YaHei" w:hAnsi="Microsoft YaHei" w:eastAsia="Microsoft YaHei"/>
-          <w:sz w:val="22"/>
-        </w:rPr>
-        <w:t>"的谱，我们的谱是"</w:t>
-      </w:r>
-      <w:r>
-        <w:rPr>
-          <w:rFonts w:ascii="Microsoft YaHei" w:hAnsi="Microsoft YaHei" w:eastAsia="Microsoft YaHei"/>
-          <w:b/>
-          <w:sz w:val="22"/>
-        </w:rPr>
-        <w:t>内部紧致空间</w:t>
-      </w:r>
-      <w:r>
-        <w:rPr>
-          <w:rFonts w:ascii="Microsoft YaHei" w:hAnsi="Microsoft YaHei" w:eastAsia="Microsoft YaHei"/>
-          <w:sz w:val="22"/>
-        </w:rPr>
-        <w:t>"本身的谱。我们把弦论紧致化时需要的那个"内部空间"当成了主角，而弦本身被我们"还原"成了该空间上更基本的变化模式。</w:t>
-      </w:r>
-    </w:p>
-    <w:p>
-      <w:pPr>
-        <w:spacing w:after="80" w:line="300" w:lineRule="auto"/>
-      </w:pPr>
-      <w:r>
-        <w:rPr>
-          <w:rFonts w:ascii="Microsoft YaHei" w:hAnsi="Microsoft YaHei" w:eastAsia="Microsoft YaHei"/>
-          <w:b/>
-          <w:sz w:val="22"/>
-        </w:rPr>
-        <w:t>2. 圈量子引力：把时空切成小块</w:t>
-      </w:r>
-    </w:p>
-    <w:p>
-      <w:pPr>
-        <w:spacing w:after="80" w:line="300" w:lineRule="auto"/>
-      </w:pPr>
-      <w:r>
-        <w:rPr>
-          <w:rFonts w:ascii="Microsoft YaHei" w:hAnsi="Microsoft YaHei" w:eastAsia="Microsoft YaHei"/>
-          <w:sz w:val="22"/>
-        </w:rPr>
-        <w:t>圈量子引力的思路是：不要把引力量子化为"引力子"，而是直接量子化"空间"本身。空间不是连续的，而是由离散的"圈"构成的，面积和体积都有最小单位。它绕开了"时空弯曲需要背景"的问题，因为它连背景都不要了，直接用量子化的几何。</w:t>
-      </w:r>
-    </w:p>
-    <w:p>
-      <w:pPr>
-        <w:spacing w:after="80" w:line="300" w:lineRule="auto"/>
-      </w:pPr>
-      <w:r>
-        <w:rPr>
-          <w:rFonts w:ascii="Microsoft YaHei" w:hAnsi="Microsoft YaHei" w:eastAsia="Microsoft YaHei"/>
-          <w:b/>
-          <w:sz w:val="22"/>
-        </w:rPr>
-        <w:t>我们跟圈量子引力的亲缘关系</w:t>
-      </w:r>
-      <w:r>
-        <w:rPr>
-          <w:rFonts w:ascii="Microsoft YaHei" w:hAnsi="Microsoft YaHei" w:eastAsia="Microsoft YaHei"/>
-          <w:sz w:val="22"/>
-        </w:rPr>
-        <w:t>：我们都是"</w:t>
-      </w:r>
-      <w:r>
-        <w:rPr>
-          <w:rFonts w:ascii="Microsoft YaHei" w:hAnsi="Microsoft YaHei" w:eastAsia="Microsoft YaHei"/>
-          <w:b/>
-          <w:sz w:val="22"/>
-        </w:rPr>
-        <w:t>无背景</w:t>
-      </w:r>
-      <w:r>
-        <w:rPr>
-          <w:rFonts w:ascii="Microsoft YaHei" w:hAnsi="Microsoft YaHei" w:eastAsia="Microsoft YaHei"/>
-          <w:sz w:val="22"/>
-        </w:rPr>
-        <w:t>"（background-independent）的理论。我们都不相信时空是预先存在的。但分歧在于：圈量子引力仍然把"离散的几何"当作基本的本体（"空间本来就是由小圈组成的"），而我们把"</w:t>
-      </w:r>
-      <w:r>
-        <w:rPr>
-          <w:rFonts w:ascii="Microsoft YaHei" w:hAnsi="Microsoft YaHei" w:eastAsia="Microsoft YaHei"/>
-          <w:b/>
-          <w:sz w:val="22"/>
-        </w:rPr>
-        <w:t>变化的谱</w:t>
-      </w:r>
-      <w:r>
-        <w:rPr>
-          <w:rFonts w:ascii="Microsoft YaHei" w:hAnsi="Microsoft YaHei" w:eastAsia="Microsoft YaHei"/>
-          <w:sz w:val="22"/>
-        </w:rPr>
-        <w:t>"当作基本本体——几何只是从谱里涌现出来的，不是原初的。换句话说，圈量子引力说"世界的砖块是空间量子"，我们说"世界的砖块是频率"。</w:t>
-      </w:r>
-    </w:p>
-    <w:p>
-      <w:pPr>
-        <w:spacing w:after="80" w:line="300" w:lineRule="auto"/>
-      </w:pPr>
-      <w:r>
-        <w:rPr>
-          <w:rFonts w:ascii="Microsoft YaHei" w:hAnsi="Microsoft YaHei" w:eastAsia="Microsoft YaHei"/>
-          <w:b/>
-          <w:sz w:val="22"/>
-        </w:rPr>
-        <w:t>3. 全息原理：把宇宙压缩到边界上</w:t>
-      </w:r>
-    </w:p>
-    <w:p>
-      <w:pPr>
-        <w:spacing w:after="80" w:line="300" w:lineRule="auto"/>
-      </w:pPr>
-      <w:r>
-        <w:rPr>
-          <w:rFonts w:ascii="Microsoft YaHei" w:hAnsi="Microsoft YaHei" w:eastAsia="Microsoft YaHei"/>
-          <w:sz w:val="22"/>
-        </w:rPr>
-        <w:t>全息原理来自黑洞热力学和弦论的一个分支（AdS/CFT 对偶）。它说：一个空间区域里的所有物理信息，可以完全编码在该区域的"边界"上。你以为是三维的宇宙，其实是一张二维"全息图"的投影。</w:t>
-      </w:r>
-    </w:p>
-    <w:p>
-      <w:pPr>
-        <w:spacing w:after="80" w:line="300" w:lineRule="auto"/>
-      </w:pPr>
-      <w:r>
-        <w:rPr>
-          <w:rFonts w:ascii="Microsoft YaHei" w:hAnsi="Microsoft YaHei" w:eastAsia="Microsoft YaHei"/>
-          <w:b/>
-          <w:sz w:val="22"/>
-        </w:rPr>
-        <w:t>我们与全息原理的呼应</w:t>
-      </w:r>
-      <w:r>
-        <w:rPr>
-          <w:rFonts w:ascii="Microsoft YaHei" w:hAnsi="Microsoft YaHei" w:eastAsia="Microsoft YaHei"/>
-          <w:sz w:val="22"/>
-        </w:rPr>
-        <w:t>：我们的"谱 → 时空"也是一个</w:t>
-      </w:r>
-      <w:r>
-        <w:rPr>
-          <w:rFonts w:ascii="Microsoft YaHei" w:hAnsi="Microsoft YaHei" w:eastAsia="Microsoft YaHei"/>
-          <w:b/>
-          <w:sz w:val="22"/>
-        </w:rPr>
-        <w:t>对偶</w:t>
-      </w:r>
-      <w:r>
-        <w:rPr>
-          <w:rFonts w:ascii="Microsoft YaHei" w:hAnsi="Microsoft YaHei" w:eastAsia="Microsoft YaHei"/>
-          <w:sz w:val="22"/>
-        </w:rPr>
-        <w:t>。全息原理是"边界 ↔ 体空间"的对偶，我们是"谱 ↔ 时空"的对偶。都是"信息先于几何"。区别在于：全息原理的边界通常是无限的、需要固定背景的；我们的谱是紧致的、不需要背景的。我们的对偶更"彻底"——连边界都不需要，只要一串频率就够了。</w:t>
+        <w:t>我们与全息原理的呼应：我们的“谱 → 时空”也是一种对偶。全息原理是“边界 ↔ 体空间”的对偶，我们是“谱 ↔ 时空”的对偶。二者都把信息放在几何之前。区别在于，这个提议使用紧致谱数据，而不是从边界理论出发。</w:t>
       </w:r>
     </w:p>
     <w:p>
@@ -6805,17 +4930,7 @@
           </w:tcPr>
           <w:p>
             <w:r>
-              <w:rPr>
-                <w:b/>
-              </w:rPr>
-            </w:r>
-            <w:r>
-              <w:rPr>
-                <w:rFonts w:ascii="Microsoft YaHei" w:hAnsi="Microsoft YaHei" w:eastAsia="Microsoft YaHei"/>
-                <w:b/>
-                <w:sz w:val="19"/>
-              </w:rPr>
-              <w:t>理论</w:t>
+              <w:t>路线</w:t>
             </w:r>
           </w:p>
         </w:tc>
@@ -7072,14 +5187,8 @@
             <w:tcW w:type="dxa" w:w="2160"/>
           </w:tcPr>
           <w:p>
-            <w:r/>
             <w:r>
-              <w:rPr>
-                <w:rFonts w:ascii="Microsoft YaHei" w:hAnsi="Microsoft YaHei" w:eastAsia="Microsoft YaHei"/>
-                <w:b/>
-                <w:sz w:val="19"/>
-              </w:rPr>
-              <w:t>我们的框架</w:t>
+              <w:t>谱涌现图景</w:t>
             </w:r>
           </w:p>
         </w:tc>
@@ -7120,14 +5229,8 @@
             <w:tcW w:type="dxa" w:w="2160"/>
           </w:tcPr>
           <w:p>
-            <w:r/>
             <w:r>
-              <w:rPr>
-                <w:rFonts w:ascii="Microsoft YaHei" w:hAnsi="Microsoft YaHei" w:eastAsia="Microsoft YaHei"/>
-                <w:b/>
-                <w:sz w:val="19"/>
-              </w:rPr>
-              <w:t>4 维（推导）</w:t>
+              <w:t>一个闭合中的 4 维</w:t>
             </w:r>
           </w:p>
         </w:tc>
@@ -7139,19 +5242,7 @@
         <w:spacing w:after="80" w:line="300" w:lineRule="auto"/>
       </w:pPr>
       <w:r>
-        <w:rPr>
-          <w:rFonts w:ascii="Microsoft YaHei" w:hAnsi="Microsoft YaHei" w:eastAsia="Microsoft YaHei"/>
-          <w:sz w:val="22"/>
-        </w:rPr>
-        <w:t>我们不认为其他理论"错了"。我们只是说：</w:t>
-      </w:r>
-      <w:r>
-        <w:rPr>
-          <w:rFonts w:ascii="Microsoft YaHei" w:hAnsi="Microsoft YaHei" w:eastAsia="Microsoft YaHei"/>
-          <w:b/>
-          <w:sz w:val="22"/>
-        </w:rPr>
-        <w:t>它们都还需要一个预先存在的"什么东西"（弦、圈、边界），而我们把那个"什么东西"也省掉了，只剩下"变化本身"。</w:t>
+        <w:t>我们不认为其他理论“错了”。我们只是说：这个谱图景试图把出发点再往前推一步——不从弦、圈或边界出发，而从变化及其谱出发。</w:t>
       </w:r>
     </w:p>
     <w:p>
@@ -7160,13 +5251,70 @@
         <w:spacing w:before="200" w:after="120"/>
       </w:pPr>
       <w:r>
+        <w:t>巧合还是线索？——近期数学给我们的启示</w:t>
+      </w:r>
+    </w:p>
+    <w:p>
+      <w:pPr>
+        <w:spacing w:after="80" w:line="300" w:lineRule="auto"/>
+      </w:pPr>
+      <w:r>
+        <w:t>邓煜和王虹的相关数学工作，从不同方向提示了涌现的深度，以及空间概念本身的微妙性。</w:t>
+      </w:r>
+    </w:p>
+    <w:p>
+      <w:pPr>
+        <w:spacing w:after="80" w:line="300" w:lineRule="auto"/>
+      </w:pPr>
+      <w:r>
+        <w:t>邓煜的工作给出了微观动力学产生宏观流体行为的严格例子。王虹的工作揭示：连续空间在微观和多尺度层面可以展现惊人的方向复杂性。</w:t>
+      </w:r>
+    </w:p>
+    <w:p>
+      <w:pPr>
+        <w:spacing w:after="80" w:line="300" w:lineRule="auto"/>
+      </w:pPr>
+      <w:r>
+        <w:rPr>
+          <w:rFonts w:ascii="Microsoft YaHei" w:hAnsi="Microsoft YaHei" w:eastAsia="Microsoft YaHei"/>
+          <w:sz w:val="22"/>
+        </w:rPr>
+        <w:t>一个是从下往上看（离散→连续），一个是从上往下看（连续→离散）。它们像两面镜子，互相映照。</w:t>
+      </w:r>
+    </w:p>
+    <w:p>
+      <w:pPr>
+        <w:spacing w:after="80" w:line="300" w:lineRule="auto"/>
+      </w:pPr>
+      <w:r>
+        <w:t>而谱涌现图景，正站在这个交汇点附近：如果微观运动可以产生宏观规律，如果连续空间可以隐藏深层多尺度结构，那么，“时空”本身是否也可能从更基本的东西——变化——里涌现出来？</w:t>
+      </w:r>
+    </w:p>
+    <w:p>
+      <w:pPr>
+        <w:spacing w:after="80" w:line="300" w:lineRule="auto"/>
+      </w:pPr>
+      <w:r>
+        <w:rPr>
+          <w:rFonts w:ascii="Microsoft YaHei" w:hAnsi="Microsoft YaHei" w:eastAsia="Microsoft YaHei"/>
+          <w:sz w:val="22"/>
+        </w:rPr>
+        <w:t>这背后，还有一个更宏大的故事——</w:t>
+      </w:r>
+      <w:r>
         <w:rPr>
           <w:rFonts w:ascii="Microsoft YaHei" w:hAnsi="Microsoft YaHei" w:eastAsia="Microsoft YaHei"/>
           <w:b/>
-          <w:color w:val="2E6B3A"/>
-          <w:sz w:val="26"/>
-        </w:rPr>
-        <w:t>巧合还是必然？——2026 年菲尔兹奖给我们的启示</w:t>
+          <w:sz w:val="22"/>
+        </w:rPr>
+        <w:t>希尔伯特第六问题</w:t>
+      </w:r>
+      <w:r>
+        <w:rPr>
+          <w:rFonts w:ascii="Microsoft YaHei" w:hAnsi="Microsoft YaHei" w:eastAsia="Microsoft YaHei"/>
+          <w:sz w:val="22"/>
+        </w:rPr>
+        <w:t>。</w:t>
       </w:r>
     </w:p>
     <w:p>
@@ -7174,11 +5322,7 @@
         <w:spacing w:after="80" w:line="300" w:lineRule="auto"/>
       </w:pPr>
       <w:r>
-        <w:rPr>
-          <w:rFonts w:ascii="Microsoft YaHei" w:hAnsi="Microsoft YaHei" w:eastAsia="Microsoft YaHei"/>
-          <w:sz w:val="22"/>
-        </w:rPr>
-        <w:t>2026 年，两位中国数学家同时获得菲尔兹奖。</w:t>
+        <w:t>1900 年，数学大师希尔伯特提出了 23 个问题，为整个 20 世纪的数学指明方向。其中第六个尤为特殊：它不是一个具体猜想，而是一个宏大纲领——“物理学的公理化”。通俗地说：我们能否为物理的一些部分找到清楚的公理，并从微观原则推导出宏观规律？</w:t>
       </w:r>
     </w:p>
     <w:p>
@@ -7186,11 +5330,27 @@
         <w:spacing w:after="80" w:line="300" w:lineRule="auto"/>
       </w:pPr>
       <w:r>
-        <w:rPr>
-          <w:rFonts w:ascii="Microsoft YaHei" w:hAnsi="Microsoft YaHei" w:eastAsia="Microsoft YaHei"/>
-          <w:sz w:val="22"/>
-        </w:rPr>
-        <w:t>邓煜的工作证明：</w:t>
+        <w:t>它的一个具体版本，就是流体力学的公理化：微观上，粒子遵循可逆的力学规律；宏观上，大量粒子组成的气体却表现出温度、压强、黏性和时间箭头。从微观动力学到宏观方程的严格桥梁，是希尔伯特第六问题中一个核心而困难的部分。</w:t>
+      </w:r>
+    </w:p>
+    <w:p>
+      <w:pPr>
+        <w:spacing w:after="80" w:line="300" w:lineRule="auto"/>
+      </w:pPr>
+      <w:r>
+        <w:t>邓煜与合作者在精确定义的动理学场景中推进了这种桥梁：从微观粒子动力学到玻尔兹曼方程，再到流体方程。这类结果把“涌现”从一句口号变成了推导。</w:t>
+      </w:r>
+    </w:p>
+    <w:p>
+      <w:pPr>
+        <w:spacing w:after="80" w:line="300" w:lineRule="auto"/>
+      </w:pPr>
+      <w:r>
+        <w:rPr>
+          <w:rFonts w:ascii="Microsoft YaHei" w:hAnsi="Microsoft YaHei" w:eastAsia="Microsoft YaHei"/>
+          <w:sz w:val="22"/>
+        </w:rPr>
+        <w:t>一个浪漫的说法是：</w:t>
       </w:r>
       <w:r>
         <w:rPr>
@@ -7198,29 +5358,14 @@
           <w:b/>
           <w:sz w:val="22"/>
         </w:rPr>
-        <w:t>微观粒子可以涌现出宏观的温度、压强和流体</w:t>
-      </w:r>
-      <w:r>
-        <w:rPr>
-          <w:rFonts w:ascii="Microsoft YaHei" w:hAnsi="Microsoft YaHei" w:eastAsia="Microsoft YaHei"/>
-          <w:sz w:val="22"/>
-        </w:rPr>
-        <w:t>。王虹的工作揭示：</w:t>
-      </w:r>
-      <w:r>
-        <w:rPr>
-          <w:rFonts w:ascii="Microsoft YaHei" w:hAnsi="Microsoft YaHei" w:eastAsia="Microsoft YaHei"/>
-          <w:b/>
-          <w:sz w:val="22"/>
-        </w:rPr>
-        <w:t>连续空间在微观尺度上可以展现出惊人的、近乎离散的复杂结构</w:t>
-      </w:r>
-      <w:r>
-        <w:rPr>
-          <w:rFonts w:ascii="Microsoft YaHei" w:hAnsi="Microsoft YaHei" w:eastAsia="Microsoft YaHei"/>
-          <w:sz w:val="22"/>
-        </w:rPr>
-        <w:t>。</w:t>
+        <w:t>邓煜为牛顿力学找回了时间的箭头。</w:t>
+      </w:r>
+      <w:r>
+        <w:rPr>
+          <w:rFonts w:ascii="Microsoft YaHei" w:hAnsi="Microsoft YaHei" w:eastAsia="Microsoft YaHei"/>
+          <w:sz w:val="22"/>
+        </w:rPr>
+        <w:t xml:space="preserve"> 单个分子的运动没有方向，但无数分子通过统计规律，"长"出了一个不可逆的时间之矢——这正是"涌现"最震撼的体现。</w:t>
       </w:r>
     </w:p>
     <w:p>
@@ -7228,11 +5373,7 @@
         <w:spacing w:after="80" w:line="300" w:lineRule="auto"/>
       </w:pPr>
       <w:r>
-        <w:rPr>
-          <w:rFonts w:ascii="Microsoft YaHei" w:hAnsi="Microsoft YaHei" w:eastAsia="Microsoft YaHei"/>
-          <w:sz w:val="22"/>
-        </w:rPr>
-        <w:t>一个是从下往上看（离散→连续），一个是从上往下看（连续→离散）。它们像两面镜子，互相映照。</w:t>
+        <w:t>现在，把目光拉回这条谱路线。</w:t>
       </w:r>
     </w:p>
     <w:p>
@@ -7240,19 +5381,7 @@
         <w:spacing w:after="80" w:line="300" w:lineRule="auto"/>
       </w:pPr>
       <w:r>
-        <w:rPr>
-          <w:rFonts w:ascii="Microsoft YaHei" w:hAnsi="Microsoft YaHei" w:eastAsia="Microsoft YaHei"/>
-          <w:sz w:val="22"/>
-        </w:rPr>
-        <w:t>而我们的框架，站在它们交汇的地方：</w:t>
-      </w:r>
-      <w:r>
-        <w:rPr>
-          <w:rFonts w:ascii="Microsoft YaHei" w:hAnsi="Microsoft YaHei" w:eastAsia="Microsoft YaHei"/>
-          <w:b/>
-          <w:sz w:val="22"/>
-        </w:rPr>
-        <w:t>如果微观可以涌现出宏观（邓煜），如果连续可以暴露出离散的复杂性（王虹），那么，"时空"本身为什么不能是从更基本的东西——变化——里涌现出来的呢？</w:t>
+        <w:t>这样的工作说明，“涌现”可以是数学上清楚的：微观粒子在受控极限下，可以产生宏观流体、温度和具有方向感的时间行为。</w:t>
       </w:r>
     </w:p>
     <w:p>
@@ -7260,26 +5389,7 @@
         <w:spacing w:after="80" w:line="300" w:lineRule="auto"/>
       </w:pPr>
       <w:r>
-        <w:rPr>
-          <w:rFonts w:ascii="Microsoft YaHei" w:hAnsi="Microsoft YaHei" w:eastAsia="Microsoft YaHei"/>
-          <w:sz w:val="22"/>
-        </w:rPr>
-        <w:t>这背后，还有一个更宏大的故事——</w:t>
-      </w:r>
-      <w:r>
-        <w:rPr>
-          <w:rFonts w:ascii="Microsoft YaHei" w:hAnsi="Microsoft YaHei" w:eastAsia="Microsoft YaHei"/>
-          <w:b/>
-          <w:sz w:val="22"/>
-        </w:rPr>
-        <w:t>希尔伯特第六问题</w:t>
-      </w:r>
-      <w:r>
-        <w:rPr>
-          <w:rFonts w:ascii="Microsoft YaHei" w:hAnsi="Microsoft YaHei" w:eastAsia="Microsoft YaHei"/>
-          <w:sz w:val="22"/>
-        </w:rPr>
-        <w:t>。</w:t>
+        <w:t>谱路线追问一个更深的问题：如果温度是涌现的、流体是涌现的、时间箭头也是涌现的，那么“时空”本身是否也可能从更基本的东西里涌现出来？</w:t>
       </w:r>
     </w:p>
     <w:p>
@@ -7287,26 +5397,7 @@
         <w:spacing w:after="80" w:line="300" w:lineRule="auto"/>
       </w:pPr>
       <w:r>
-        <w:rPr>
-          <w:rFonts w:ascii="Microsoft YaHei" w:hAnsi="Microsoft YaHei" w:eastAsia="Microsoft YaHei"/>
-          <w:sz w:val="22"/>
-        </w:rPr>
-        <w:t>1900 年，数学大师希尔伯特提出了 23 个问题，为整个 20 世纪的数学指明方向。其中第六个尤为特殊：它不是一个具体的猜想，而是一个宏大的纲领——</w:t>
-      </w:r>
-      <w:r>
-        <w:rPr>
-          <w:rFonts w:ascii="Microsoft YaHei" w:hAnsi="Microsoft YaHei" w:eastAsia="Microsoft YaHei"/>
-          <w:b/>
-          <w:sz w:val="22"/>
-        </w:rPr>
-        <w:t>"物理学的公理化"</w:t>
-      </w:r>
-      <w:r>
-        <w:rPr>
-          <w:rFonts w:ascii="Microsoft YaHei" w:hAnsi="Microsoft YaHei" w:eastAsia="Microsoft YaHei"/>
-          <w:sz w:val="22"/>
-        </w:rPr>
-        <w:t>。通俗地说：我们能否像欧几里得几何那样，为整个物理学找到一组最基本的公理，然后从中推导出所有的物理定律？</w:t>
+        <w:t>谱涌现路线把“是”作为一个工作假设：更基本的语言也许是“变化”。它不先假设时空舞台，而是追问时空、引力、规范场和物质能否从变化的谱中恢复出来。</w:t>
       </w:r>
     </w:p>
     <w:p>
@@ -7314,19 +5405,7 @@
         <w:spacing w:after="80" w:line="300" w:lineRule="auto"/>
       </w:pPr>
       <w:r>
-        <w:rPr>
-          <w:rFonts w:ascii="Microsoft YaHei" w:hAnsi="Microsoft YaHei" w:eastAsia="Microsoft YaHei"/>
-          <w:sz w:val="22"/>
-        </w:rPr>
-        <w:t>它的具体化版本之一，就是流体力学的公理化：微观上，单个分子遵循牛顿力学（可逆、无时间方向）；宏观上，大量分子组成的气体却表现出温度、压强、黏性，并遵循热力学第二定律（不可逆、有时间箭头）。</w:t>
-      </w:r>
-      <w:r>
-        <w:rPr>
-          <w:rFonts w:ascii="Microsoft YaHei" w:hAnsi="Microsoft YaHei" w:eastAsia="Microsoft YaHei"/>
-          <w:b/>
-          <w:sz w:val="22"/>
-        </w:rPr>
-        <w:t>但从微观到宏观的逻辑链条，从未被严格证明过——它缺失了 125 年。</w:t>
+        <w:t>如果说希尔伯特第六问题关心的是如何从微观原则推导宏观物理，那么这条路线追问一个更偏本体论的问题：在通常的时空物理出现之前，什么应当被当成原初对象？它的回答是：变化，以谱来表示。</w:t>
       </w:r>
     </w:p>
     <w:p>
@@ -7334,202 +5413,7 @@
         <w:spacing w:after="80" w:line="300" w:lineRule="auto"/>
       </w:pPr>
       <w:r>
-        <w:rPr>
-          <w:rFonts w:ascii="Microsoft YaHei" w:hAnsi="Microsoft YaHei" w:eastAsia="Microsoft YaHei"/>
-          <w:sz w:val="22"/>
-        </w:rPr>
-        <w:t>邓煜与合作者补上了这一环：他们从牛顿的硬球模型（微观）出发，严格得到了玻尔兹曼方程（中观统计），再推导出流体力学方程（宏观）。</w:t>
-      </w:r>
-      <w:r>
-        <w:rPr>
-          <w:rFonts w:ascii="Microsoft YaHei" w:hAnsi="Microsoft YaHei" w:eastAsia="Microsoft YaHei"/>
-          <w:b/>
-          <w:sz w:val="22"/>
-        </w:rPr>
-        <w:t>这在微观和宏观之间，架起了一座此前被认为不可能存在的、逻辑严密的桥梁。</w:t>
-      </w:r>
-      <w:r>
-        <w:rPr>
-          <w:rFonts w:ascii="Microsoft YaHei" w:hAnsi="Microsoft YaHei" w:eastAsia="Microsoft YaHei"/>
-          <w:sz w:val="22"/>
-        </w:rPr>
-        <w:t xml:space="preserve"> 这就是"狭义希尔伯特第六问题"的解决。</w:t>
-      </w:r>
-    </w:p>
-    <w:p>
-      <w:pPr>
-        <w:spacing w:after="80" w:line="300" w:lineRule="auto"/>
-      </w:pPr>
-      <w:r>
-        <w:rPr>
-          <w:rFonts w:ascii="Microsoft YaHei" w:hAnsi="Microsoft YaHei" w:eastAsia="Microsoft YaHei"/>
-          <w:sz w:val="22"/>
-        </w:rPr>
-        <w:t>一个浪漫的说法是：</w:t>
-      </w:r>
-      <w:r>
-        <w:rPr>
-          <w:rFonts w:ascii="Microsoft YaHei" w:hAnsi="Microsoft YaHei" w:eastAsia="Microsoft YaHei"/>
-          <w:b/>
-          <w:sz w:val="22"/>
-        </w:rPr>
-        <w:t>邓煜为牛顿力学找回了时间的箭头。</w:t>
-      </w:r>
-      <w:r>
-        <w:rPr>
-          <w:rFonts w:ascii="Microsoft YaHei" w:hAnsi="Microsoft YaHei" w:eastAsia="Microsoft YaHei"/>
-          <w:sz w:val="22"/>
-        </w:rPr>
-        <w:t xml:space="preserve"> 单个分子的运动没有方向，但无数分子通过统计规律，"长"出了一个不可逆的时间之矢——这正是"涌现"最震撼的体现。</w:t>
-      </w:r>
-    </w:p>
-    <w:p>
-      <w:pPr>
-        <w:spacing w:after="80" w:line="300" w:lineRule="auto"/>
-      </w:pPr>
-      <w:r>
-        <w:rPr>
-          <w:rFonts w:ascii="Microsoft YaHei" w:hAnsi="Microsoft YaHei" w:eastAsia="Microsoft YaHei"/>
-          <w:sz w:val="22"/>
-        </w:rPr>
-        <w:t>现在，把目光拉回我们的框架。</w:t>
-      </w:r>
-    </w:p>
-    <w:p>
-      <w:pPr>
-        <w:spacing w:after="80" w:line="300" w:lineRule="auto"/>
-      </w:pPr>
-      <w:r>
-        <w:rPr>
-          <w:rFonts w:ascii="Microsoft YaHei" w:hAnsi="Microsoft YaHei" w:eastAsia="Microsoft YaHei"/>
-          <w:sz w:val="22"/>
-        </w:rPr>
-        <w:t>邓煜用数学证明了"涌现"不是哲学修辞，而是严格的事实：</w:t>
-      </w:r>
-      <w:r>
-        <w:rPr>
-          <w:rFonts w:ascii="Microsoft YaHei" w:hAnsi="Microsoft YaHei" w:eastAsia="Microsoft YaHei"/>
-          <w:b/>
-          <w:sz w:val="22"/>
-        </w:rPr>
-        <w:t>微观粒子可以涌现出宏观的流体、温度和时间箭头。</w:t>
-      </w:r>
-    </w:p>
-    <w:p>
-      <w:pPr>
-        <w:spacing w:after="80" w:line="300" w:lineRule="auto"/>
-      </w:pPr>
-      <w:r>
-        <w:rPr>
-          <w:rFonts w:ascii="Microsoft YaHei" w:hAnsi="Microsoft YaHei" w:eastAsia="Microsoft YaHei"/>
-          <w:sz w:val="22"/>
-        </w:rPr>
-        <w:t>而我们的框架，正在追问一个更深的问题：</w:t>
-      </w:r>
-      <w:r>
-        <w:rPr>
-          <w:rFonts w:ascii="Microsoft YaHei" w:hAnsi="Microsoft YaHei" w:eastAsia="Microsoft YaHei"/>
-          <w:b/>
-          <w:sz w:val="22"/>
-        </w:rPr>
-        <w:t>如果温度是涌现的、流体是涌现的、时间箭头也是涌现的，那么"时空"本身，是否也是从更根本的东西里涌现出来的？</w:t>
-      </w:r>
-    </w:p>
-    <w:p>
-      <w:pPr>
-        <w:spacing w:after="80" w:line="300" w:lineRule="auto"/>
-      </w:pPr>
-      <w:r>
-        <w:rPr>
-          <w:rFonts w:ascii="Microsoft YaHei" w:hAnsi="Microsoft YaHei" w:eastAsia="Microsoft YaHei"/>
-          <w:sz w:val="22"/>
-        </w:rPr>
-        <w:t>我们的答案是：</w:t>
-      </w:r>
-      <w:r>
-        <w:rPr>
-          <w:rFonts w:ascii="Microsoft YaHei" w:hAnsi="Microsoft YaHei" w:eastAsia="Microsoft YaHei"/>
-          <w:b/>
-          <w:sz w:val="22"/>
-        </w:rPr>
-        <w:t>是的。那个更根本的东西，是"变化"。</w:t>
-      </w:r>
-      <w:r>
-        <w:rPr>
-          <w:rFonts w:ascii="Microsoft YaHei" w:hAnsi="Microsoft YaHei" w:eastAsia="Microsoft YaHei"/>
-          <w:sz w:val="22"/>
-        </w:rPr>
-        <w:t xml:space="preserve"> 我们不需要先假设"时空"这个舞台存在——直接从"变化的谱"出发，时空、引力、规范场、物质，全都从"变化"里"长"出来。</w:t>
-      </w:r>
-    </w:p>
-    <w:p>
-      <w:pPr>
-        <w:spacing w:after="80" w:line="300" w:lineRule="auto"/>
-      </w:pPr>
-      <w:r>
-        <w:rPr>
-          <w:rFonts w:ascii="Microsoft YaHei" w:hAnsi="Microsoft YaHei" w:eastAsia="Microsoft YaHei"/>
-          <w:sz w:val="22"/>
-        </w:rPr>
-        <w:t>如果说希尔伯特第六问题是"</w:t>
-      </w:r>
-      <w:r>
-        <w:rPr>
-          <w:rFonts w:ascii="Microsoft YaHei" w:hAnsi="Microsoft YaHei" w:eastAsia="Microsoft YaHei"/>
-          <w:b/>
-          <w:sz w:val="22"/>
-        </w:rPr>
-        <w:t>为已知的物理世界寻找公理</w:t>
-      </w:r>
-      <w:r>
-        <w:rPr>
-          <w:rFonts w:ascii="Microsoft YaHei" w:hAnsi="Microsoft YaHei" w:eastAsia="Microsoft YaHei"/>
-          <w:sz w:val="22"/>
-        </w:rPr>
-        <w:t>"，那我们的框架问的是更根本的问题：</w:t>
-      </w:r>
-      <w:r>
-        <w:rPr>
-          <w:rFonts w:ascii="Microsoft YaHei" w:hAnsi="Microsoft YaHei" w:eastAsia="Microsoft YaHei"/>
-          <w:b/>
-          <w:sz w:val="22"/>
-        </w:rPr>
-        <w:t>"在'物理世界'出现之前，公理是什么？"</w:t>
-      </w:r>
-      <w:r>
-        <w:rPr>
-          <w:rFonts w:ascii="Microsoft YaHei" w:hAnsi="Microsoft YaHei" w:eastAsia="Microsoft YaHei"/>
-          <w:sz w:val="22"/>
-        </w:rPr>
-        <w:t xml:space="preserve"> 我们的回答是：</w:t>
-      </w:r>
-      <w:r>
-        <w:rPr>
-          <w:rFonts w:ascii="Microsoft YaHei" w:hAnsi="Microsoft YaHei" w:eastAsia="Microsoft YaHei"/>
-          <w:b/>
-          <w:sz w:val="22"/>
-        </w:rPr>
-        <w:t>变化。变化的谱就是公理，一切物理都是它的推论。</w:t>
-      </w:r>
-    </w:p>
-    <w:p>
-      <w:pPr>
-        <w:spacing w:after="80" w:line="300" w:lineRule="auto"/>
-      </w:pPr>
-      <w:r>
-        <w:rPr>
-          <w:rFonts w:ascii="Microsoft YaHei" w:hAnsi="Microsoft YaHei" w:eastAsia="Microsoft YaHei"/>
-          <w:sz w:val="22"/>
-        </w:rPr>
-        <w:t>邓煜为"微观如何涌现出宏观"画上了句号；而我们的框架，正在为"变化如何涌现出时空"写下开篇。</w:t>
-      </w:r>
-      <w:r>
-        <w:rPr>
-          <w:rFonts w:ascii="Microsoft YaHei" w:hAnsi="Microsoft YaHei" w:eastAsia="Microsoft YaHei"/>
-          <w:b/>
-          <w:sz w:val="22"/>
-        </w:rPr>
-        <w:t>这，就是一个公理解决。</w:t>
+        <w:t>邓煜的工作并不证明这个提议，这个提议也没有解决所有基础问题。二者之间的关系更温和，也更有意思：它提示我们，涌现可以是一种正当的数学策略，而不只是一个诗意词语。</w:t>
       </w:r>
     </w:p>
     <w:p>
@@ -7573,13 +5457,7 @@
         <w:spacing w:before="200" w:after="120"/>
       </w:pPr>
       <w:r>
-        <w:rPr>
-          <w:rFonts w:ascii="Microsoft YaHei" w:hAnsi="Microsoft YaHei" w:eastAsia="Microsoft YaHei"/>
-          <w:b/>
-          <w:color w:val="2E6B3A"/>
-          <w:sz w:val="26"/>
-        </w:rPr>
-        <w:t>一个锚，146 个推导</w:t>
+        <w:t>一个有量纲锚，许多推导量</w:t>
       </w:r>
     </w:p>
     <w:p>
@@ -7587,26 +5465,7 @@
         <w:spacing w:after="80" w:line="300" w:lineRule="auto"/>
       </w:pPr>
       <w:r>
-        <w:rPr>
-          <w:rFonts w:ascii="Microsoft YaHei" w:hAnsi="Microsoft YaHei" w:eastAsia="Microsoft YaHei"/>
-          <w:sz w:val="22"/>
-        </w:rPr>
-        <w:t xml:space="preserve">整个框架有 </w:t>
-      </w:r>
-      <w:r>
-        <w:rPr>
-          <w:rFonts w:ascii="Microsoft YaHei" w:hAnsi="Microsoft YaHei" w:eastAsia="Microsoft YaHei"/>
-          <w:b/>
-          <w:sz w:val="22"/>
-        </w:rPr>
-        <w:t>147 个参数</w:t>
-      </w:r>
-      <w:r>
-        <w:rPr>
-          <w:rFonts w:ascii="Microsoft YaHei" w:hAnsi="Microsoft YaHei" w:eastAsia="Microsoft YaHei"/>
-          <w:sz w:val="22"/>
-        </w:rPr>
-        <w:t>。其中：</w:t>
+        <w:t>在当前技术实现中，生成参数库包含 171 条记录。它们按来源分开：</w:t>
       </w:r>
     </w:p>
     <w:p>
@@ -7615,43 +5474,7 @@
         <w:ind w:left="360"/>
       </w:pPr>
       <w:r>
-        <w:rPr>
-          <w:rFonts w:ascii="Microsoft YaHei" w:hAnsi="Microsoft YaHei" w:eastAsia="Microsoft YaHei"/>
-          <w:b/>
-          <w:color w:val="1F4E79"/>
-          <w:sz w:val="22"/>
-        </w:rPr>
-        <w:t xml:space="preserve">• </w:t>
-      </w:r>
-      <w:r>
-        <w:rPr>
-          <w:rFonts w:ascii="Microsoft YaHei" w:hAnsi="Microsoft YaHei" w:eastAsia="Microsoft YaHei"/>
-          <w:b/>
-          <w:sz w:val="22"/>
-        </w:rPr>
-        <w:t>1 个观测锚</w:t>
-      </w:r>
-      <w:r>
-        <w:rPr>
-          <w:rFonts w:ascii="Microsoft YaHei" w:hAnsi="Microsoft YaHei" w:eastAsia="Microsoft YaHei"/>
-          <w:sz w:val="22"/>
-        </w:rPr>
-        <w:t xml:space="preserve">：牛顿引力常数 </w:t>
-      </w:r>
-      <w:r>
-        <w:rPr>
-          <w:rFonts w:ascii="Consolas" w:hAnsi="Consolas" w:eastAsia="Microsoft YaHei"/>
-          <w:color w:val="8C2F2F"/>
-          <w:sz w:val="20"/>
-        </w:rPr>
-        <w:t>G_N</w:t>
-      </w:r>
-      <w:r>
-        <w:rPr>
-          <w:rFonts w:ascii="Microsoft YaHei" w:hAnsi="Microsoft YaHei" w:eastAsia="Microsoft YaHei"/>
-          <w:sz w:val="22"/>
-        </w:rPr>
-        <w:t>——这是唯一从实验里"借"来的量，只用来做最终比较，不参与任何计算。</w:t>
+        <w:t>• 1 个观测有量纲锚：牛顿引力常数 G_N，用来设定整体普朗克尺度。它不是连续拟合参数。</w:t>
       </w:r>
     </w:p>
     <w:p>
@@ -7660,36 +5483,7 @@
         <w:ind w:left="360"/>
       </w:pPr>
       <w:r>
-        <w:rPr>
-          <w:rFonts w:ascii="Microsoft YaHei" w:hAnsi="Microsoft YaHei" w:eastAsia="Microsoft YaHei"/>
-          <w:b/>
-          <w:color w:val="1F4E79"/>
-          <w:sz w:val="22"/>
-        </w:rPr>
-        <w:t xml:space="preserve">• </w:t>
-      </w:r>
-      <w:r>
-        <w:rPr>
-          <w:rFonts w:ascii="Microsoft YaHei" w:hAnsi="Microsoft YaHei" w:eastAsia="Microsoft YaHei"/>
-          <w:b/>
-          <w:sz w:val="22"/>
-        </w:rPr>
-        <w:t>146 个推导量</w:t>
-      </w:r>
-      <w:r>
-        <w:rPr>
-          <w:rFonts w:ascii="Microsoft YaHei" w:hAnsi="Microsoft YaHei" w:eastAsia="Microsoft YaHei"/>
-          <w:sz w:val="22"/>
-        </w:rPr>
-        <w:t>：其余全部物理量——规范耦合、汤川耦合、希格斯真空期望值、夸克/轻子质量、宇宙学参数、QCD 尺度——</w:t>
-      </w:r>
-      <w:r>
-        <w:rPr>
-          <w:rFonts w:ascii="Microsoft YaHei" w:hAnsi="Microsoft YaHei" w:eastAsia="Microsoft YaHei"/>
-          <w:b/>
-          <w:sz w:val="22"/>
-        </w:rPr>
-        <w:t>全部从内部谱推导出来，零硬编码、零拟合。</w:t>
+        <w:t>• 169 条推导记录，另有 1 条显式的尺度选择记录。标准模型和宇宙学观测值放在独立的 comparison 库里，用于比较，而不是悄悄反校准预测链。</w:t>
       </w:r>
     </w:p>
     <w:p>
@@ -7697,11 +5491,7 @@
         <w:spacing w:after="80" w:line="300" w:lineRule="auto"/>
       </w:pPr>
       <w:r>
-        <w:rPr>
-          <w:rFonts w:ascii="Microsoft YaHei" w:hAnsi="Microsoft YaHei" w:eastAsia="Microsoft YaHei"/>
-          <w:sz w:val="22"/>
-        </w:rPr>
-        <w:t>没有"调参"。你不能为了凑出某个观测值而改动任何一个内部量。偏差是多少，就如实是多少。这正是这套方法诚实的地方：它不"拟合"数据，而是"预言"数据，然后让偏差自己说话。</w:t>
+        <w:t>在结构输入和闭合处方固定之后，数值链不再引入连续拟合参数。与观测的偏差如实报告，而不是被调参抹平。</w:t>
       </w:r>
     </w:p>
     <w:p>
@@ -7768,17 +5558,7 @@
           </w:tcPr>
           <w:p>
             <w:r>
-              <w:rPr>
-                <w:b/>
-              </w:rPr>
-            </w:r>
-            <w:r>
-              <w:rPr>
-                <w:rFonts w:ascii="Microsoft YaHei" w:hAnsi="Microsoft YaHei" w:eastAsia="Microsoft YaHei"/>
-                <w:b/>
-                <w:sz w:val="19"/>
-              </w:rPr>
-              <w:t>精度</w:t>
+              <w:t>一个实现版本中的代表性吻合</w:t>
             </w:r>
           </w:p>
         </w:tc>
@@ -7804,13 +5584,8 @@
             <w:tcW w:type="dxa" w:w="4320"/>
           </w:tcPr>
           <w:p>
-            <w:r/>
             <w:r>
-              <w:rPr>
-                <w:rFonts w:ascii="Microsoft YaHei" w:hAnsi="Microsoft YaHei" w:eastAsia="Microsoft YaHei"/>
-                <w:sz w:val="19"/>
-              </w:rPr>
-              <w:t>&lt; 0.01%</w:t>
+              <w:t>引述基准中 &lt; 0.01%</w:t>
             </w:r>
           </w:p>
         </w:tc>
@@ -7836,13 +5611,8 @@
             <w:tcW w:type="dxa" w:w="4320"/>
           </w:tcPr>
           <w:p>
-            <w:r/>
             <w:r>
-              <w:rPr>
-                <w:rFonts w:ascii="Microsoft YaHei" w:hAnsi="Microsoft YaHei" w:eastAsia="Microsoft YaHei"/>
-                <w:sz w:val="19"/>
-              </w:rPr>
-              <w:t>&lt; 0.01%</w:t>
+              <w:t>引述基准中 &lt; 0.01%</w:t>
             </w:r>
           </w:p>
         </w:tc>
@@ -7868,13 +5638,8 @@
             <w:tcW w:type="dxa" w:w="4320"/>
           </w:tcPr>
           <w:p>
-            <w:r/>
             <w:r>
-              <w:rPr>
-                <w:rFonts w:ascii="Microsoft YaHei" w:hAnsi="Microsoft YaHei" w:eastAsia="Microsoft YaHei"/>
-                <w:sz w:val="19"/>
-              </w:rPr>
-              <w:t>&lt; 1%</w:t>
+              <w:t>通常为百分比量级</w:t>
             </w:r>
           </w:p>
         </w:tc>
@@ -7900,13 +5665,8 @@
             <w:tcW w:type="dxa" w:w="4320"/>
           </w:tcPr>
           <w:p>
-            <w:r/>
             <w:r>
-              <w:rPr>
-                <w:rFonts w:ascii="Microsoft YaHei" w:hAnsi="Microsoft YaHei" w:eastAsia="Microsoft YaHei"/>
-                <w:sz w:val="19"/>
-              </w:rPr>
-              <w:t>&lt; 1%</w:t>
+              <w:t>百分比量级基准</w:t>
             </w:r>
           </w:p>
         </w:tc>
@@ -7932,13 +5692,8 @@
             <w:tcW w:type="dxa" w:w="4320"/>
           </w:tcPr>
           <w:p>
-            <w:r/>
             <w:r>
-              <w:rPr>
-                <w:rFonts w:ascii="Microsoft YaHei" w:hAnsi="Microsoft YaHei" w:eastAsia="Microsoft YaHei"/>
-                <w:sz w:val="19"/>
-              </w:rPr>
-              <w:t>~1%</w:t>
+              <w:t>~1% 基准</w:t>
             </w:r>
           </w:p>
         </w:tc>
@@ -7950,11 +5705,7 @@
         <w:spacing w:after="80" w:line="300" w:lineRule="auto"/>
       </w:pPr>
       <w:r>
-        <w:rPr>
-          <w:rFonts w:ascii="Microsoft YaHei" w:hAnsi="Microsoft YaHei" w:eastAsia="Microsoft YaHei"/>
-          <w:sz w:val="22"/>
-        </w:rPr>
-        <w:t>这些精度意味着：这套"从谱出发、零自由参数"的方法，能够复现出标准模型和宇宙学的绝大部分观测值——不是靠调参数，而是靠结构本身。</w:t>
+        <w:t>这些吻合说明，“从谱出发”的方法在给定假设下可以复现相当广的一组标准模型与宇宙学尺度。重点不是每个数都精确无误，而是许多数来自同一条受约束的计算链，而不是分别拟合。</w:t>
       </w:r>
     </w:p>
     <w:p>
@@ -7978,6 +5729,15 @@
         <w:ind w:left="360"/>
       </w:pPr>
       <w:r>
+        <w:t>• 闭合中的平坦性：Ω_b + Ω_DM + Ω_Λ = 1.00000 在宇宙学闭合中表现为一个内部恒等式。</w:t>
+      </w:r>
+    </w:p>
+    <w:p>
+      <w:pPr>
+        <w:spacing w:after="40"/>
+        <w:ind w:left="360"/>
+      </w:pPr>
+      <w:r>
         <w:rPr>
           <w:rFonts w:ascii="Microsoft YaHei" w:hAnsi="Microsoft YaHei" w:eastAsia="Microsoft YaHei"/>
           <w:b/>
@@ -7992,14 +5752,14 @@
           <w:b/>
           <w:sz w:val="22"/>
         </w:rPr>
-        <w:t>精确平坦</w:t>
-      </w:r>
-      <w:r>
-        <w:rPr>
-          <w:rFonts w:ascii="Microsoft YaHei" w:hAnsi="Microsoft YaHei" w:eastAsia="Microsoft YaHei"/>
-          <w:sz w:val="22"/>
-        </w:rPr>
-        <w:t>：</w:t>
+        <w:t>暗能量密度</w:t>
+      </w:r>
+      <w:r>
+        <w:rPr>
+          <w:rFonts w:ascii="Microsoft YaHei" w:hAnsi="Microsoft YaHei" w:eastAsia="Microsoft YaHei"/>
+          <w:sz w:val="22"/>
+        </w:rPr>
+        <w:t xml:space="preserve"> </w:t>
       </w:r>
       <w:r>
         <w:rPr>
@@ -8007,14 +5767,14 @@
           <w:color w:val="8C2F2F"/>
           <w:sz w:val="20"/>
         </w:rPr>
-        <w:t>Ω_b + Ω_DM + Ω_Λ = 1.00000</w:t>
-      </w:r>
-      <w:r>
-        <w:rPr>
-          <w:rFonts w:ascii="Microsoft YaHei" w:hAnsi="Microsoft YaHei" w:eastAsia="Microsoft YaHei"/>
-          <w:sz w:val="22"/>
-        </w:rPr>
-        <w:t>——宇宙的物质密度 + 暗物质密度 + 暗能量密度，加起来精确等于 1（平坦宇宙），不是拟合出来的，是恒等式。</w:t>
+        <w:t>Ω_Λ = 2/3 + r23/(3π) = 0.68504</w:t>
+      </w:r>
+      <w:r>
+        <w:rPr>
+          <w:rFonts w:ascii="Microsoft YaHei" w:hAnsi="Microsoft YaHei" w:eastAsia="Microsoft YaHei"/>
+          <w:sz w:val="22"/>
+        </w:rPr>
+        <w:t>，与观测一致。</w:t>
       </w:r>
     </w:p>
     <w:p>
@@ -8023,43 +5783,7 @@
         <w:ind w:left="360"/>
       </w:pPr>
       <w:r>
-        <w:rPr>
-          <w:rFonts w:ascii="Microsoft YaHei" w:hAnsi="Microsoft YaHei" w:eastAsia="Microsoft YaHei"/>
-          <w:b/>
-          <w:color w:val="1F4E79"/>
-          <w:sz w:val="22"/>
-        </w:rPr>
-        <w:t xml:space="preserve">• </w:t>
-      </w:r>
-      <w:r>
-        <w:rPr>
-          <w:rFonts w:ascii="Microsoft YaHei" w:hAnsi="Microsoft YaHei" w:eastAsia="Microsoft YaHei"/>
-          <w:b/>
-          <w:sz w:val="22"/>
-        </w:rPr>
-        <w:t>暗能量密度</w:t>
-      </w:r>
-      <w:r>
-        <w:rPr>
-          <w:rFonts w:ascii="Microsoft YaHei" w:hAnsi="Microsoft YaHei" w:eastAsia="Microsoft YaHei"/>
-          <w:sz w:val="22"/>
-        </w:rPr>
-        <w:t xml:space="preserve"> </w:t>
-      </w:r>
-      <w:r>
-        <w:rPr>
-          <w:rFonts w:ascii="Consolas" w:hAnsi="Consolas" w:eastAsia="Microsoft YaHei"/>
-          <w:color w:val="8C2F2F"/>
-          <w:sz w:val="20"/>
-        </w:rPr>
-        <w:t>Ω_Λ = 2/3 + r23/(3π) = 0.68504</w:t>
-      </w:r>
-      <w:r>
-        <w:rPr>
-          <w:rFonts w:ascii="Microsoft YaHei" w:hAnsi="Microsoft YaHei" w:eastAsia="Microsoft YaHei"/>
-          <w:sz w:val="22"/>
-        </w:rPr>
-        <w:t>，与观测一致。</w:t>
+        <w:t>• 哈勃常数、宇宙微波背景温度、质子质量，也由计算链给出，再与观测比较。</w:t>
       </w:r>
     </w:p>
     <w:p>
@@ -8068,58 +5792,7 @@
         <w:ind w:left="360"/>
       </w:pPr>
       <w:r>
-        <w:rPr>
-          <w:rFonts w:ascii="Microsoft YaHei" w:hAnsi="Microsoft YaHei" w:eastAsia="Microsoft YaHei"/>
-          <w:b/>
-          <w:color w:val="1F4E79"/>
-          <w:sz w:val="22"/>
-        </w:rPr>
-        <w:t xml:space="preserve">• </w:t>
-      </w:r>
-      <w:r>
-        <w:rPr>
-          <w:rFonts w:ascii="Microsoft YaHei" w:hAnsi="Microsoft YaHei" w:eastAsia="Microsoft YaHei"/>
-          <w:b/>
-          <w:sz w:val="22"/>
-        </w:rPr>
-        <w:t>哈勃常数</w:t>
-      </w:r>
-      <w:r>
-        <w:rPr>
-          <w:rFonts w:ascii="Microsoft YaHei" w:hAnsi="Microsoft YaHei" w:eastAsia="Microsoft YaHei"/>
-          <w:sz w:val="22"/>
-        </w:rPr>
-        <w:t>、</w:t>
-      </w:r>
-      <w:r>
-        <w:rPr>
-          <w:rFonts w:ascii="Microsoft YaHei" w:hAnsi="Microsoft YaHei" w:eastAsia="Microsoft YaHei"/>
-          <w:b/>
-          <w:sz w:val="22"/>
-        </w:rPr>
-        <w:t>宇宙微波背景温度</w:t>
-      </w:r>
-      <w:r>
-        <w:rPr>
-          <w:rFonts w:ascii="Microsoft YaHei" w:hAnsi="Microsoft YaHei" w:eastAsia="Microsoft YaHei"/>
-          <w:sz w:val="22"/>
-        </w:rPr>
-        <w:t>、</w:t>
-      </w:r>
-      <w:r>
-        <w:rPr>
-          <w:rFonts w:ascii="Microsoft YaHei" w:hAnsi="Microsoft YaHei" w:eastAsia="Microsoft YaHei"/>
-          <w:b/>
-          <w:sz w:val="22"/>
-        </w:rPr>
-        <w:t>质子质量</w:t>
-      </w:r>
-      <w:r>
-        <w:rPr>
-          <w:rFonts w:ascii="Microsoft YaHei" w:hAnsi="Microsoft YaHei" w:eastAsia="Microsoft YaHei"/>
-          <w:sz w:val="22"/>
-        </w:rPr>
-        <w:t>，全部从内部量算出。</w:t>
+        <w:t>• 三代费米子：在 RP³ 旋量谱闭合中，相关窗口容纳三个旋量模式。</w:t>
       </w:r>
     </w:p>
     <w:p>
@@ -8128,73 +5801,7 @@
         <w:ind w:left="360"/>
       </w:pPr>
       <w:r>
-        <w:rPr>
-          <w:rFonts w:ascii="Microsoft YaHei" w:hAnsi="Microsoft YaHei" w:eastAsia="Microsoft YaHei"/>
-          <w:b/>
-          <w:color w:val="1F4E79"/>
-          <w:sz w:val="22"/>
-        </w:rPr>
-        <w:t xml:space="preserve">• </w:t>
-      </w:r>
-      <w:r>
-        <w:rPr>
-          <w:rFonts w:ascii="Microsoft YaHei" w:hAnsi="Microsoft YaHei" w:eastAsia="Microsoft YaHei"/>
-          <w:b/>
-          <w:sz w:val="22"/>
-        </w:rPr>
-        <w:t>三代费米子</w:t>
-      </w:r>
-      <w:r>
-        <w:rPr>
-          <w:rFonts w:ascii="Microsoft YaHei" w:hAnsi="Microsoft YaHei" w:eastAsia="Microsoft YaHei"/>
-          <w:sz w:val="22"/>
-        </w:rPr>
-        <w:t xml:space="preserve">：为什么恰好三代？来自 RP³ 旋量谱的"窗口容量"——窗口 </w:t>
-      </w:r>
-      <w:r>
-        <w:rPr>
-          <w:rFonts w:ascii="Consolas" w:hAnsi="Consolas" w:eastAsia="Microsoft YaHei"/>
-          <w:color w:val="8C2F2F"/>
-          <w:sz w:val="20"/>
-        </w:rPr>
-        <w:t>(kL)²</w:t>
-      </w:r>
-      <w:r>
-        <w:rPr>
-          <w:rFonts w:ascii="Microsoft YaHei" w:hAnsi="Microsoft YaHei" w:eastAsia="Microsoft YaHei"/>
-          <w:sz w:val="22"/>
-        </w:rPr>
-        <w:t xml:space="preserve"> 恰好只容纳三个旋量模式。</w:t>
-      </w:r>
-    </w:p>
-    <w:p>
-      <w:pPr>
-        <w:spacing w:after="40"/>
-        <w:ind w:left="360"/>
-      </w:pPr>
-      <w:r>
-        <w:rPr>
-          <w:rFonts w:ascii="Microsoft YaHei" w:hAnsi="Microsoft YaHei" w:eastAsia="Microsoft YaHei"/>
-          <w:b/>
-          <w:color w:val="1F4E79"/>
-          <w:sz w:val="22"/>
-        </w:rPr>
-        <w:t xml:space="preserve">• </w:t>
-      </w:r>
-      <w:r>
-        <w:rPr>
-          <w:rFonts w:ascii="Microsoft YaHei" w:hAnsi="Microsoft YaHei" w:eastAsia="Microsoft YaHei"/>
-          <w:b/>
-          <w:sz w:val="22"/>
-        </w:rPr>
-        <w:t>中微子、味混合、CP 破坏</w:t>
-      </w:r>
-      <w:r>
-        <w:rPr>
-          <w:rFonts w:ascii="Microsoft YaHei" w:hAnsi="Microsoft YaHei" w:eastAsia="Microsoft YaHei"/>
-          <w:sz w:val="22"/>
-        </w:rPr>
-        <w:t>：也从谱的几何里涌现。</w:t>
+        <w:t>• 中微子、味混合、CP 破坏作为下游谱闭合来探索，其状态比核心量更应谨慎。</w:t>
       </w:r>
     </w:p>
     <w:p>
@@ -8230,25 +5837,20 @@
         <w:ind w:left="432"/>
       </w:pPr>
       <w:r>
+        <w:t>py scripts/reproduce_v4.py # 复现完整数值链</w:t>
+      </w:r>
+    </w:p>
+    <w:p>
+      <w:pPr>
+        <w:spacing w:after="0"/>
+        <w:ind w:left="432"/>
+      </w:pPr>
+      <w:r>
         <w:rPr>
           <w:rFonts w:ascii="Consolas" w:hAnsi="Consolas" w:eastAsia="Microsoft YaHei"/>
           <w:color w:val="8C2F2F"/>
           <w:sz w:val="17"/>
         </w:rPr>
-        <w:t>py scripts/reproduce_v4.py          # 40 个链项全部通过</w:t>
-      </w:r>
-    </w:p>
-    <w:p>
-      <w:pPr>
-        <w:spacing w:after="0"/>
-        <w:ind w:left="432"/>
-      </w:pPr>
-      <w:r>
-        <w:rPr>
-          <w:rFonts w:ascii="Consolas" w:hAnsi="Consolas" w:eastAsia="Microsoft YaHei"/>
-          <w:color w:val="8C2F2F"/>
-          <w:sz w:val="17"/>
-        </w:rPr>
         <w:t>py scripts/audit_param_writers.py   # 每个参数都有来源审计，CLEAN</w:t>
       </w:r>
     </w:p>
@@ -8257,26 +5859,7 @@
         <w:spacing w:after="80" w:line="300" w:lineRule="auto"/>
       </w:pPr>
       <w:r>
-        <w:rPr>
-          <w:rFonts w:ascii="Microsoft YaHei" w:hAnsi="Microsoft YaHei" w:eastAsia="Microsoft YaHei"/>
-          <w:sz w:val="22"/>
-        </w:rPr>
-        <w:t>另有 17 个 Lean 4 机器证明文件，把框架里最核心的"内容恒等式"（那些决定物理的整数关系）用定理证明器逐条验证过。也就是说，框架里最关键的对称关系，不仅有数值验证，还有</w:t>
-      </w:r>
-      <w:r>
-        <w:rPr>
-          <w:rFonts w:ascii="Microsoft YaHei" w:hAnsi="Microsoft YaHei" w:eastAsia="Microsoft YaHei"/>
-          <w:b/>
-          <w:sz w:val="22"/>
-        </w:rPr>
-        <w:t>机器可检验的形式证明</w:t>
-      </w:r>
-      <w:r>
-        <w:rPr>
-          <w:rFonts w:ascii="Microsoft YaHei" w:hAnsi="Microsoft YaHei" w:eastAsia="Microsoft YaHei"/>
-          <w:sz w:val="22"/>
-        </w:rPr>
-        <w:t>。</w:t>
+        <w:t>实现中还包含 Lean 4 证明文件，用来检查若干代数恒等式和内容恒等式。Lean 精确检查的是这些形式命题；它本身不等于实验确认，也不自动给出物理有效性。</w:t>
       </w:r>
     </w:p>
     <w:p>
@@ -8284,49 +5867,7 @@
         <w:spacing w:after="80" w:line="300" w:lineRule="auto"/>
       </w:pPr>
       <w:r>
-        <w:rPr>
-          <w:rFonts w:ascii="Microsoft YaHei" w:hAnsi="Microsoft YaHei" w:eastAsia="Microsoft YaHei"/>
-          <w:b/>
-          <w:sz w:val="22"/>
-        </w:rPr>
-        <w:t>为什么我要在科普里提代码？</w:t>
-      </w:r>
-      <w:r>
-        <w:rPr>
-          <w:rFonts w:ascii="Microsoft YaHei" w:hAnsi="Microsoft YaHei" w:eastAsia="Microsoft YaHei"/>
-          <w:sz w:val="22"/>
-        </w:rPr>
-        <w:t xml:space="preserve"> 因为物理史上太多的"漂亮理论"最后只停留在纸面上，算不出具体数。我这里的 40 个链项，是</w:t>
-      </w:r>
-      <w:r>
-        <w:rPr>
-          <w:rFonts w:ascii="Microsoft YaHei" w:hAnsi="Microsoft YaHei" w:eastAsia="Microsoft YaHei"/>
-          <w:b/>
-          <w:sz w:val="22"/>
-        </w:rPr>
-        <w:t>让电脑一晚上跑完，就能告诉你"暗能量密度 = 0.685"</w:t>
-      </w:r>
-      <w:r>
-        <w:rPr>
-          <w:rFonts w:ascii="Microsoft YaHei" w:hAnsi="Microsoft YaHei" w:eastAsia="Microsoft YaHei"/>
-          <w:sz w:val="22"/>
-        </w:rPr>
-        <w:t>。而 Lean 4 定理证明器，则是让机器替你检查"逻辑有没有自相矛盾"。</w:t>
-      </w:r>
-      <w:r>
-        <w:rPr>
-          <w:rFonts w:ascii="Microsoft YaHei" w:hAnsi="Microsoft YaHei" w:eastAsia="Microsoft YaHei"/>
-          <w:b/>
-          <w:sz w:val="22"/>
-        </w:rPr>
-        <w:t>这不是实验验证，但这是数学上的"结构安检"。</w:t>
-      </w:r>
-      <w:r>
-        <w:rPr>
-          <w:rFonts w:ascii="Microsoft YaHei" w:hAnsi="Microsoft YaHei" w:eastAsia="Microsoft YaHei"/>
-          <w:sz w:val="22"/>
-        </w:rPr>
-        <w:t xml:space="preserve"> 数值告诉你"对不对得上观测"，证明告诉你"逻辑里有没有漏洞"——两把尺子，各量一面。</w:t>
+        <w:t>为什么我要在科普里提代码？因为一个物理想法如果能产生别人可以重跑的具体数值，它就更锋利。代码检查数值复现和来源纪律；Lean 文件检查若干形式恒等式。二者都不能替代实验，但能让这个提议变得可检查。</w:t>
       </w:r>
     </w:p>
     <w:p>
@@ -8357,11 +5898,7 @@
         <w:spacing w:after="80" w:line="300" w:lineRule="auto"/>
       </w:pPr>
       <w:r>
-        <w:rPr>
-          <w:rFonts w:ascii="Microsoft YaHei" w:hAnsi="Microsoft YaHei" w:eastAsia="Microsoft YaHei"/>
-          <w:sz w:val="22"/>
-        </w:rPr>
-        <w:t>最后一章，用框架的语言，逐一回答那些最"哲学"的问题。这些都是框架的自然推论，不是额外贴上去的解释。</w:t>
+        <w:t>最后一章，用谱图景的语言，为一些最“哲学”的问题提供可能解释。它们应被读作模型解释，而不是已经定论的经验结论。</w:t>
       </w:r>
     </w:p>
     <w:p>
@@ -8396,41 +5933,7 @@
         <w:spacing w:after="80" w:line="300" w:lineRule="auto"/>
       </w:pPr>
       <w:r>
-        <w:rPr>
-          <w:rFonts w:ascii="Microsoft YaHei" w:hAnsi="Microsoft YaHei" w:eastAsia="Microsoft YaHei"/>
-          <w:sz w:val="22"/>
-        </w:rPr>
-        <w:t>在我们的框架里，</w:t>
-      </w:r>
-      <w:r>
-        <w:rPr>
-          <w:rFonts w:ascii="Microsoft YaHei" w:hAnsi="Microsoft YaHei" w:eastAsia="Microsoft YaHei"/>
-          <w:b/>
-          <w:sz w:val="22"/>
-        </w:rPr>
-        <w:t>纠缠的本质是"谱的关联"</w:t>
-      </w:r>
-      <w:r>
-        <w:rPr>
-          <w:rFonts w:ascii="Microsoft YaHei" w:hAnsi="Microsoft YaHei" w:eastAsia="Microsoft YaHei"/>
-          <w:sz w:val="22"/>
-        </w:rPr>
-        <w:t>：两个粒子之所以纠缠，是因为它们共享同一个谱里的同一个模式。它们不是"隔着空间超距作用"，而是</w:t>
-      </w:r>
-      <w:r>
-        <w:rPr>
-          <w:rFonts w:ascii="Microsoft YaHei" w:hAnsi="Microsoft YaHei" w:eastAsia="Microsoft YaHei"/>
-          <w:b/>
-          <w:sz w:val="22"/>
-        </w:rPr>
-        <w:t>本来就属于同一个变化模式</w:t>
-      </w:r>
-      <w:r>
-        <w:rPr>
-          <w:rFonts w:ascii="Microsoft YaHei" w:hAnsi="Microsoft YaHei" w:eastAsia="Microsoft YaHei"/>
-          <w:sz w:val="22"/>
-        </w:rPr>
-        <w:t>——"空间距离"这个概念，恰恰是它们共享的那个谱所"投影"出来的。纠缠先于空间，而不是发生在空间里。</w:t>
+        <w:t>在这个图景里，纠缠被读作“谱的关联”：两个粒子之所以相关，是因为它们共享共同谱结构中的一个模式或约束。这不是在宣称超光速传信，而是说通常的空间描述也许次于更深的关联结构。</w:t>
       </w:r>
     </w:p>
     <w:p>
@@ -8632,19 +6135,7 @@
         <w:spacing w:after="80" w:line="300" w:lineRule="auto"/>
       </w:pPr>
       <w:r>
-        <w:rPr>
-          <w:rFonts w:ascii="Microsoft YaHei" w:hAnsi="Microsoft YaHei" w:eastAsia="Microsoft YaHei"/>
-          <w:sz w:val="22"/>
-        </w:rPr>
-        <w:t>三者看似风马牛不相及，其实是同一个东西——</w:t>
-      </w:r>
-      <w:r>
-        <w:rPr>
-          <w:rFonts w:ascii="Microsoft YaHei" w:hAnsi="Microsoft YaHei" w:eastAsia="Microsoft YaHei"/>
-          <w:b/>
-          <w:sz w:val="22"/>
-        </w:rPr>
-        <w:t>"信息"的三个边界：最小、最大、以及引力强到信息被"封存"的地方。</w:t>
+        <w:t>三者看似无关，却可以被读成三种信息边界：最小、最大，以及引力强到限制信息向外传递的地方。</w:t>
       </w:r>
     </w:p>
     <w:p>
@@ -8667,11 +6158,19 @@
         <w:spacing w:after="80" w:line="300" w:lineRule="auto"/>
       </w:pPr>
       <w:r>
-        <w:rPr>
-          <w:rFonts w:ascii="Microsoft YaHei" w:hAnsi="Microsoft YaHei" w:eastAsia="Microsoft YaHei"/>
-          <w:sz w:val="22"/>
-        </w:rPr>
-        <w:t>黑洞是什么？在框架里，它不是"时空被无限压弯"的神秘物体，而是</w:t>
+        <w:t>黑洞是什么？在这个图景里，它首先不是“时空被无限压弯”的神秘物体，而是引力的信息边界——信息被有效封存的地方。</w:t>
+      </w:r>
+    </w:p>
+    <w:p>
+      <w:pPr>
+        <w:spacing w:after="80" w:line="300" w:lineRule="auto"/>
+      </w:pPr>
+      <w:r>
+        <w:rPr>
+          <w:rFonts w:ascii="Microsoft YaHei" w:hAnsi="Microsoft YaHei" w:eastAsia="Microsoft YaHei"/>
+          <w:sz w:val="22"/>
+        </w:rPr>
+        <w:t>具体地说：当质量（能量）聚集到一定程度，它开始</w:t>
       </w:r>
       <w:r>
         <w:rPr>
@@ -8679,14 +6178,14 @@
           <w:b/>
           <w:sz w:val="22"/>
         </w:rPr>
-        <w:t>引力的边界——信息被"封存"的地方</w:t>
-      </w:r>
-      <w:r>
-        <w:rPr>
-          <w:rFonts w:ascii="Microsoft YaHei" w:hAnsi="Microsoft YaHei" w:eastAsia="Microsoft YaHei"/>
-          <w:sz w:val="22"/>
-        </w:rPr>
-        <w:t>。</w:t>
+        <w:t>影响真空涨落，使真空涨落无法再"自我保持"稳定</w:t>
+      </w:r>
+      <w:r>
+        <w:rPr>
+          <w:rFonts w:ascii="Microsoft YaHei" w:hAnsi="Microsoft YaHei" w:eastAsia="Microsoft YaHei"/>
+          <w:sz w:val="22"/>
+        </w:rPr>
+        <w:t>。这个"涨落失稳"的临界点，就是黑洞视界。视界之内，真空涨落的稳定结构被打破，信息无法再以通常的方式传递出来；视界之外，一切照常。</w:t>
       </w:r>
     </w:p>
     <w:p>
@@ -8694,53 +6193,7 @@
         <w:spacing w:after="80" w:line="300" w:lineRule="auto"/>
       </w:pPr>
       <w:r>
-        <w:rPr>
-          <w:rFonts w:ascii="Microsoft YaHei" w:hAnsi="Microsoft YaHei" w:eastAsia="Microsoft YaHei"/>
-          <w:sz w:val="22"/>
-        </w:rPr>
-        <w:t>具体地说：当质量（能量）聚集到一定程度，它开始</w:t>
-      </w:r>
-      <w:r>
-        <w:rPr>
-          <w:rFonts w:ascii="Microsoft YaHei" w:hAnsi="Microsoft YaHei" w:eastAsia="Microsoft YaHei"/>
-          <w:b/>
-          <w:sz w:val="22"/>
-        </w:rPr>
-        <w:t>影响真空涨落，使真空涨落无法再"自我保持"稳定</w:t>
-      </w:r>
-      <w:r>
-        <w:rPr>
-          <w:rFonts w:ascii="Microsoft YaHei" w:hAnsi="Microsoft YaHei" w:eastAsia="Microsoft YaHei"/>
-          <w:sz w:val="22"/>
-        </w:rPr>
-        <w:t>。这个"涨落失稳"的临界点，就是黑洞视界。视界之内，真空涨落的稳定结构被打破，信息无法再以通常的方式传递出来；视界之外，一切照常。</w:t>
-      </w:r>
-    </w:p>
-    <w:p>
-      <w:pPr>
-        <w:spacing w:after="80" w:line="300" w:lineRule="auto"/>
-      </w:pPr>
-      <w:r>
-        <w:rPr>
-          <w:rFonts w:ascii="Microsoft YaHei" w:hAnsi="Microsoft YaHei" w:eastAsia="Microsoft YaHei"/>
-          <w:sz w:val="22"/>
-        </w:rPr>
-        <w:t>所以黑洞视界不是"时空的奇点"，而是</w:t>
-      </w:r>
-      <w:r>
-        <w:rPr>
-          <w:rFonts w:ascii="Microsoft YaHei" w:hAnsi="Microsoft YaHei" w:eastAsia="Microsoft YaHei"/>
-          <w:b/>
-          <w:sz w:val="22"/>
-        </w:rPr>
-        <w:t>"引力强到真空涨落失稳"的边界</w:t>
-      </w:r>
-      <w:r>
-        <w:rPr>
-          <w:rFonts w:ascii="Microsoft YaHei" w:hAnsi="Microsoft YaHei" w:eastAsia="Microsoft YaHei"/>
-          <w:sz w:val="22"/>
-        </w:rPr>
-        <w:t>。它是一个"信息边界"：视界内外的信息，被这条边界分隔了。这也就解释了黑洞信息悖论的框架答案——不是"信息凭空消失"，而是"信息被真空涨落失稳的边界所封存"。</w:t>
+        <w:t>所以黑洞视界被解释为一个边界：在这里，引力强到使相关真空谱结构失稳。这给黑洞信息悖论提供了一种框架答案——不是“信息凭空消失”，而是“信息跨越谱稳定性边界后变得不可及”。</w:t>
       </w:r>
     </w:p>
     <w:p>
@@ -8776,43 +6229,7 @@
         <w:ind w:left="360"/>
       </w:pPr>
       <w:r>
-        <w:rPr>
-          <w:rFonts w:ascii="Microsoft YaHei" w:hAnsi="Microsoft YaHei" w:eastAsia="Microsoft YaHei"/>
-          <w:b/>
-          <w:color w:val="1F4E79"/>
-          <w:sz w:val="22"/>
-        </w:rPr>
-        <w:t xml:space="preserve">• </w:t>
-      </w:r>
-      <w:r>
-        <w:rPr>
-          <w:rFonts w:ascii="Microsoft YaHei" w:hAnsi="Microsoft YaHei" w:eastAsia="Microsoft YaHei"/>
-          <w:b/>
-          <w:sz w:val="22"/>
-        </w:rPr>
-        <w:t>普朗克尺度</w:t>
-      </w:r>
-      <w:r>
-        <w:rPr>
-          <w:rFonts w:ascii="Microsoft YaHei" w:hAnsi="Microsoft YaHei" w:eastAsia="Microsoft YaHei"/>
-          <w:sz w:val="22"/>
-        </w:rPr>
-        <w:t>（约 10⁻³⁵ 米）：</w:t>
-      </w:r>
-      <w:r>
-        <w:rPr>
-          <w:rFonts w:ascii="Microsoft YaHei" w:hAnsi="Microsoft YaHei" w:eastAsia="Microsoft YaHei"/>
-          <w:b/>
-          <w:sz w:val="22"/>
-        </w:rPr>
-        <w:t>最小的信息边界</w:t>
-      </w:r>
-      <w:r>
-        <w:rPr>
-          <w:rFonts w:ascii="Microsoft YaHei" w:hAnsi="Microsoft YaHei" w:eastAsia="Microsoft YaHei"/>
-          <w:sz w:val="22"/>
-        </w:rPr>
-        <w:t>。在这个尺度之下，变化本身无法再被分辨——这是"变化"的最小单位，也是"信息分辨率"的绝对下限。框架里，它对应紫外端的高斯窗——高频谱模的窗口边缘。</w:t>
+        <w:t>• 普朗克尺度（约 10⁻³⁵ 米）：最小的信息边界。在这个尺度之下，模型把变化视为不再可分辨——这是信息分辨率的有效下限。在实现中，它对应紫外端的高斯窗。</w:t>
       </w:r>
     </w:p>
     <w:p>
@@ -8821,43 +6238,7 @@
         <w:ind w:left="360"/>
       </w:pPr>
       <w:r>
-        <w:rPr>
-          <w:rFonts w:ascii="Microsoft YaHei" w:hAnsi="Microsoft YaHei" w:eastAsia="Microsoft YaHei"/>
-          <w:b/>
-          <w:color w:val="1F4E79"/>
-          <w:sz w:val="22"/>
-        </w:rPr>
-        <w:t xml:space="preserve">• </w:t>
-      </w:r>
-      <w:r>
-        <w:rPr>
-          <w:rFonts w:ascii="Microsoft YaHei" w:hAnsi="Microsoft YaHei" w:eastAsia="Microsoft YaHei"/>
-          <w:b/>
-          <w:sz w:val="22"/>
-        </w:rPr>
-        <w:t>哈勃尺度</w:t>
-      </w:r>
-      <w:r>
-        <w:rPr>
-          <w:rFonts w:ascii="Microsoft YaHei" w:hAnsi="Microsoft YaHei" w:eastAsia="Microsoft YaHei"/>
-          <w:sz w:val="22"/>
-        </w:rPr>
-        <w:t>（约 10²⁶ 米）：</w:t>
-      </w:r>
-      <w:r>
-        <w:rPr>
-          <w:rFonts w:ascii="Microsoft YaHei" w:hAnsi="Microsoft YaHei" w:eastAsia="Microsoft YaHei"/>
-          <w:b/>
-          <w:sz w:val="22"/>
-        </w:rPr>
-        <w:t>最大的信息边界</w:t>
-      </w:r>
-      <w:r>
-        <w:rPr>
-          <w:rFonts w:ascii="Microsoft YaHei" w:hAnsi="Microsoft YaHei" w:eastAsia="Microsoft YaHei"/>
-          <w:sz w:val="22"/>
-        </w:rPr>
-        <w:t>。在这个尺度之外，变化之间不再能相互影响——这是"变化"能相互关联的最大范围，也是"信息可及"的绝对上限。框架里，它对应红外端的熵极大——低频谱模的窗口边缘。</w:t>
+        <w:t>• 哈勃尺度（约 10²⁶ 米）：最大的信息边界。在这个尺度之外，相互可及的影响受到限制——这是信息可及的有效上界。在实现中，它对应红外端的熵极大。</w:t>
       </w:r>
     </w:p>
     <w:p>
@@ -8865,41 +6246,7 @@
         <w:spacing w:after="80" w:line="300" w:lineRule="auto"/>
       </w:pPr>
       <w:r>
-        <w:rPr>
-          <w:rFonts w:ascii="Microsoft YaHei" w:hAnsi="Microsoft YaHei" w:eastAsia="Microsoft YaHei"/>
-          <w:sz w:val="22"/>
-        </w:rPr>
-        <w:t>一个最小，一个最大。中间夹着的，是我们能感知、能测量、能谈论的全部世界。</w:t>
-      </w:r>
-      <w:r>
-        <w:rPr>
-          <w:rFonts w:ascii="Microsoft YaHei" w:hAnsi="Microsoft YaHei" w:eastAsia="Microsoft YaHei"/>
-          <w:b/>
-          <w:sz w:val="22"/>
-        </w:rPr>
-        <w:t>宇宙，就是这两个信息边界之间的"窗口"。</w:t>
-      </w:r>
-      <w:r>
-        <w:rPr>
-          <w:rFonts w:ascii="Microsoft YaHei" w:hAnsi="Microsoft YaHei" w:eastAsia="Microsoft YaHei"/>
-          <w:sz w:val="22"/>
-        </w:rPr>
-        <w:t xml:space="preserve"> 而这个窗口的跨度取对数，正是第五章说的那个熵 </w:t>
-      </w:r>
-      <w:r>
-        <w:rPr>
-          <w:rFonts w:ascii="Consolas" w:hAnsi="Consolas" w:eastAsia="Microsoft YaHei"/>
-          <w:color w:val="8C2F2F"/>
-          <w:sz w:val="20"/>
-        </w:rPr>
-        <w:t>139.253</w:t>
-      </w:r>
-      <w:r>
-        <w:rPr>
-          <w:rFonts w:ascii="Microsoft YaHei" w:hAnsi="Microsoft YaHei" w:eastAsia="Microsoft YaHei"/>
-          <w:sz w:val="22"/>
-        </w:rPr>
-        <w:t>——它度量了这个"信息的窗口"能容纳多少种变化方式。</w:t>
+        <w:t>一个最小，一个最大。中间夹着的，是我们能感知、能测量、能谈论的世界。在模型中，这个跨度取对数得到类似熵的数 139.253，用来度量信息窗口的容量。</w:t>
       </w:r>
     </w:p>
     <w:p>
@@ -8922,26 +6269,7 @@
         <w:spacing w:after="80" w:line="300" w:lineRule="auto"/>
       </w:pPr>
       <w:r>
-        <w:rPr>
-          <w:rFonts w:ascii="Microsoft YaHei" w:hAnsi="Microsoft YaHei" w:eastAsia="Microsoft YaHei"/>
-          <w:sz w:val="22"/>
-        </w:rPr>
-        <w:t>暗能量（驱动宇宙加速膨胀的"东西"）在框架里是：</w:t>
-      </w:r>
-      <w:r>
-        <w:rPr>
-          <w:rFonts w:ascii="Microsoft YaHei" w:hAnsi="Microsoft YaHei" w:eastAsia="Microsoft YaHei"/>
-          <w:b/>
-          <w:sz w:val="22"/>
-        </w:rPr>
-        <w:t>中微子地板</w:t>
-      </w:r>
-      <w:r>
-        <w:rPr>
-          <w:rFonts w:ascii="Microsoft YaHei" w:hAnsi="Microsoft YaHei" w:eastAsia="Microsoft YaHei"/>
-          <w:sz w:val="22"/>
-        </w:rPr>
-        <w:t>。</w:t>
+        <w:t>暗能量（与宇宙加速膨胀相关的成分）在这个图景里被建模为：中微子地板。</w:t>
       </w:r>
     </w:p>
     <w:p>
@@ -8949,41 +6277,7 @@
         <w:spacing w:after="80" w:line="300" w:lineRule="auto"/>
       </w:pPr>
       <w:r>
-        <w:rPr>
-          <w:rFonts w:ascii="Microsoft YaHei" w:hAnsi="Microsoft YaHei" w:eastAsia="Microsoft YaHei"/>
-          <w:sz w:val="22"/>
-        </w:rPr>
-        <w:t>具体地，</w:t>
-      </w:r>
-      <w:r>
-        <w:rPr>
-          <w:rFonts w:ascii="Consolas" w:hAnsi="Consolas" w:eastAsia="Microsoft YaHei"/>
-          <w:color w:val="8C2F2F"/>
-          <w:sz w:val="20"/>
-        </w:rPr>
-        <w:t>ρ_Λ = Y_u·m_ν1⁴</w:t>
-      </w:r>
-      <w:r>
-        <w:rPr>
-          <w:rFonts w:ascii="Microsoft YaHei" w:hAnsi="Microsoft YaHei" w:eastAsia="Microsoft YaHei"/>
-          <w:sz w:val="22"/>
-        </w:rPr>
-        <w:t>——暗能量密度等于最轻中微子质量的四次方，乘一个汤川耦合。它不是一种神秘的"第五元素"，而是</w:t>
-      </w:r>
-      <w:r>
-        <w:rPr>
-          <w:rFonts w:ascii="Microsoft YaHei" w:hAnsi="Microsoft YaHei" w:eastAsia="Microsoft YaHei"/>
-          <w:b/>
-          <w:sz w:val="22"/>
-        </w:rPr>
-        <w:t>最轻中微子这个谱模式在红外端的"地板"</w:t>
-      </w:r>
-      <w:r>
-        <w:rPr>
-          <w:rFonts w:ascii="Microsoft YaHei" w:hAnsi="Microsoft YaHei" w:eastAsia="Microsoft YaHei"/>
-          <w:sz w:val="22"/>
-        </w:rPr>
-        <w:t>。宇宙加速膨胀，本质是谱在这个地板上的行为。</w:t>
+        <w:t>具体地，在实现中 ρ_Λ = Y_u·m_ν1⁴——暗能量密度等于最轻中微子质量的四次方，乘一个汤川耦合。这个提议把它读作最轻中微子谱模式在红外端的行为。</w:t>
       </w:r>
     </w:p>
     <w:p>
@@ -8991,11 +6285,7 @@
         <w:spacing w:after="80" w:line="300" w:lineRule="auto"/>
       </w:pPr>
       <w:r>
-        <w:rPr>
-          <w:rFonts w:ascii="Microsoft YaHei" w:hAnsi="Microsoft YaHei" w:eastAsia="Microsoft YaHei"/>
-          <w:sz w:val="22"/>
-        </w:rPr>
-        <w:t>换句话说，暗能量不是"额外加进去的能量"，而是"谱在最大信息边界（哈勃尺度）处的固有行为"。</w:t>
+        <w:t>换句话说，暗能量在模型中不是作为独立流体额外加入，而是被解释为最大信息边界附近的谱行为。</w:t>
       </w:r>
     </w:p>
     <w:p>
@@ -9018,26 +6308,7 @@
         <w:spacing w:after="80" w:line="300" w:lineRule="auto"/>
       </w:pPr>
       <w:r>
-        <w:rPr>
-          <w:rFonts w:ascii="Microsoft YaHei" w:hAnsi="Microsoft YaHei" w:eastAsia="Microsoft YaHei"/>
-          <w:sz w:val="22"/>
-        </w:rPr>
-        <w:t>暗物质（星系里多出来的、看不见的引力）在框架里是：</w:t>
-      </w:r>
-      <w:r>
-        <w:rPr>
-          <w:rFonts w:ascii="Microsoft YaHei" w:hAnsi="Microsoft YaHei" w:eastAsia="Microsoft YaHei"/>
-          <w:b/>
-          <w:sz w:val="22"/>
-        </w:rPr>
-        <w:t>透明引力的 TT 谱零模</w:t>
-      </w:r>
-      <w:r>
-        <w:rPr>
-          <w:rFonts w:ascii="Microsoft YaHei" w:hAnsi="Microsoft YaHei" w:eastAsia="Microsoft YaHei"/>
-          <w:sz w:val="22"/>
-        </w:rPr>
-        <w:t>。</w:t>
+        <w:t>暗物质（星系中推断出的额外引力效应）在这个图景里被建模为：透明引力的 TT 谱零模。</w:t>
       </w:r>
     </w:p>
     <w:p>
@@ -9045,26 +6316,7 @@
         <w:spacing w:after="80" w:line="300" w:lineRule="auto"/>
       </w:pPr>
       <w:r>
-        <w:rPr>
-          <w:rFonts w:ascii="Microsoft YaHei" w:hAnsi="Microsoft YaHei" w:eastAsia="Microsoft YaHei"/>
-          <w:sz w:val="22"/>
-        </w:rPr>
-        <w:t>它不需要"一种看不见的粒子"。星系旋转曲线多出来的引力，来自谱零模的结构——这正是"透明引力"这个名字的含义：</w:t>
-      </w:r>
-      <w:r>
-        <w:rPr>
-          <w:rFonts w:ascii="Microsoft YaHei" w:hAnsi="Microsoft YaHei" w:eastAsia="Microsoft YaHei"/>
-          <w:b/>
-          <w:sz w:val="22"/>
-        </w:rPr>
-        <w:t>引力是谱的零模，它"透明"地存在着，不通过任何粒子传递。</w:t>
-      </w:r>
-      <w:r>
-        <w:rPr>
-          <w:rFonts w:ascii="Microsoft YaHei" w:hAnsi="Microsoft YaHei" w:eastAsia="Microsoft YaHei"/>
-          <w:sz w:val="22"/>
-        </w:rPr>
-        <w:t xml:space="preserve"> 所以暗物质不是"找不到的粒子"，而是"对引力的谱本质的误读"。我们把"谱零模的额外引力效应"错当成了"一种看不见的粒子"，其实根本没有什么暗物质粒子。</w:t>
+        <w:t>模型没有为这个效应引入一种新的不可见粒子，而是把星系旋转曲线中的额外引力归因于谱零模结构。这是一个可检验的替代读法，不是已经排除了粒子暗物质。</w:t>
       </w:r>
     </w:p>
     <w:p>
@@ -9099,19 +6351,7 @@
         <w:spacing w:after="80" w:line="300" w:lineRule="auto"/>
       </w:pPr>
       <w:r>
-        <w:rPr>
-          <w:rFonts w:ascii="Microsoft YaHei" w:hAnsi="Microsoft YaHei" w:eastAsia="Microsoft YaHei"/>
-          <w:sz w:val="22"/>
-        </w:rPr>
-        <w:t xml:space="preserve">&gt; </w:t>
-      </w:r>
-      <w:r>
-        <w:rPr>
-          <w:rFonts w:ascii="Microsoft YaHei" w:hAnsi="Microsoft YaHei" w:eastAsia="Microsoft YaHei"/>
-          <w:b/>
-          <w:sz w:val="22"/>
-        </w:rPr>
-        <w:t>时空不"存在"。它是"变化的描述"——时间是变化的先后顺序，空间是变化的范围。</w:t>
+        <w:t>&gt; 时空不被当作原初对象。它是“变化的描述”——时间是变化的先后顺序，空间是变化的可及范围。</w:t>
       </w:r>
     </w:p>
     <w:p>
@@ -9119,26 +6359,7 @@
         <w:spacing w:after="80" w:line="300" w:lineRule="auto"/>
       </w:pPr>
       <w:r>
-        <w:rPr>
-          <w:rFonts w:ascii="Microsoft YaHei" w:hAnsi="Microsoft YaHei" w:eastAsia="Microsoft YaHei"/>
-          <w:sz w:val="22"/>
-        </w:rPr>
-        <w:t>它既不是广义相对论说的"弯曲的实体"，也不是标准模型说的"僵硬的背景"。它只是我们从"变化的谱"里读出来的一种</w:t>
-      </w:r>
-      <w:r>
-        <w:rPr>
-          <w:rFonts w:ascii="Microsoft YaHei" w:hAnsi="Microsoft YaHei" w:eastAsia="Microsoft YaHei"/>
-          <w:b/>
-          <w:sz w:val="22"/>
-        </w:rPr>
-        <w:t>有序结构</w:t>
-      </w:r>
-      <w:r>
-        <w:rPr>
-          <w:rFonts w:ascii="Microsoft YaHei" w:hAnsi="Microsoft YaHei" w:eastAsia="Microsoft YaHei"/>
-          <w:sz w:val="22"/>
-        </w:rPr>
-        <w:t>。就像温度是分子运动的涌现，时空也是变化的涌现——只不过温度是"平均动能"的涌现，时空是"先后顺序和范围"的涌现。</w:t>
+        <w:t>它不是被否认为有用的物理语言；相反，它被看成从变化的谱里读出来的有序结构。就像温度是分子运动的涌现描述，时空也被提议为“顺序和可及范围”的涌现描述。</w:t>
       </w:r>
     </w:p>
     <w:p>
@@ -9161,19 +6382,7 @@
         <w:spacing w:after="80" w:line="300" w:lineRule="auto"/>
       </w:pPr>
       <w:r>
-        <w:rPr>
-          <w:rFonts w:ascii="Microsoft YaHei" w:hAnsi="Microsoft YaHei" w:eastAsia="Microsoft YaHei"/>
-          <w:sz w:val="22"/>
-        </w:rPr>
-        <w:t xml:space="preserve">&gt; </w:t>
-      </w:r>
-      <w:r>
-        <w:rPr>
-          <w:rFonts w:ascii="Microsoft YaHei" w:hAnsi="Microsoft YaHei" w:eastAsia="Microsoft YaHei"/>
-          <w:b/>
-          <w:sz w:val="22"/>
-        </w:rPr>
-        <w:t>引力是谱的零模——"变化"里最稳定、最不变的那一部分。</w:t>
+        <w:t>&gt; 在这个图景里，引力是谱的零模——“变化”里最稳定的那一部分。</w:t>
       </w:r>
     </w:p>
     <w:p>
@@ -9181,11 +6390,7 @@
         <w:spacing w:after="80" w:line="300" w:lineRule="auto"/>
       </w:pPr>
       <w:r>
-        <w:rPr>
-          <w:rFonts w:ascii="Microsoft YaHei" w:hAnsi="Microsoft YaHei" w:eastAsia="Microsoft YaHei"/>
-          <w:sz w:val="22"/>
-        </w:rPr>
-        <w:t>它不是一种"力"，不是"空间弯曲"，更不需要一个叫"引力子"的神秘粒子在中间传递。引力，就是变化本身最安静的底色。就像温度是"分子运动的平均"，引力是"真空涨落的稳定"——两者都是涌现，都是"微观自由度的集体宏观行为"。</w:t>
+        <w:t>引力不是作为原初力、原初空间曲率或手工放入的粒子交换而引入。它被看成真空涨落的一种稳定集体结构——微观自由度的涌现宏观行为。</w:t>
       </w:r>
     </w:p>
     <w:p>
@@ -9228,41 +6433,7 @@
         <w:spacing w:after="80" w:line="300" w:lineRule="auto"/>
       </w:pPr>
       <w:r>
-        <w:rPr>
-          <w:rFonts w:ascii="Microsoft YaHei" w:hAnsi="Microsoft YaHei" w:eastAsia="Microsoft YaHei"/>
-          <w:sz w:val="22"/>
-        </w:rPr>
-        <w:t>但它提供了一种新的</w:t>
-      </w:r>
-      <w:r>
-        <w:rPr>
-          <w:rFonts w:ascii="Microsoft YaHei" w:hAnsi="Microsoft YaHei" w:eastAsia="Microsoft YaHei"/>
-          <w:b/>
-          <w:sz w:val="22"/>
-        </w:rPr>
-        <w:t>思考方式</w:t>
-      </w:r>
-      <w:r>
-        <w:rPr>
-          <w:rFonts w:ascii="Microsoft YaHei" w:hAnsi="Microsoft YaHei" w:eastAsia="Microsoft YaHei"/>
-          <w:sz w:val="22"/>
-        </w:rPr>
-        <w:t>，一个不同于"弯曲时空"的新抓手：</w:t>
-      </w:r>
-      <w:r>
-        <w:rPr>
-          <w:rFonts w:ascii="Microsoft YaHei" w:hAnsi="Microsoft YaHei" w:eastAsia="Microsoft YaHei"/>
-          <w:b/>
-          <w:sz w:val="22"/>
-        </w:rPr>
-        <w:t>如果引力是涌现的，那未来我们也许可以用"改变真空涨落的谱"来操控引力。</w:t>
-      </w:r>
-      <w:r>
-        <w:rPr>
-          <w:rFonts w:ascii="Microsoft YaHei" w:hAnsi="Microsoft YaHei" w:eastAsia="Microsoft YaHei"/>
-          <w:sz w:val="22"/>
-        </w:rPr>
-        <w:t xml:space="preserve"> 今天这听起来像天方夜谭，但两百年前，"用电磁波传递信息"也一样是天方夜谭。</w:t>
+        <w:t>但它提供了一种新的思考方式，一个不同于“弯曲时空”的新抓手。如果引力是涌现的，那么很遥远的未来物理也许可以从改变真空谱结构的角度理解引力。这不是近期工程方案，而是一条基础思想路线。</w:t>
       </w:r>
     </w:p>
     <w:p>
@@ -9270,26 +6441,7 @@
         <w:spacing w:after="80" w:line="300" w:lineRule="auto"/>
       </w:pPr>
       <w:r>
-        <w:rPr>
-          <w:rFonts w:ascii="Microsoft YaHei" w:hAnsi="Microsoft YaHei" w:eastAsia="Microsoft YaHei"/>
-          <w:sz w:val="22"/>
-        </w:rPr>
-        <w:t>更重要的是，它回答了一个"人为什么还要做基础科学"的问题：</w:t>
-      </w:r>
-      <w:r>
-        <w:rPr>
-          <w:rFonts w:ascii="Microsoft YaHei" w:hAnsi="Microsoft YaHei" w:eastAsia="Microsoft YaHei"/>
-          <w:b/>
-          <w:sz w:val="22"/>
-        </w:rPr>
-        <w:t>不是为了立刻有用，而是为了理解我们到底站在一个什么样的世界里。</w:t>
-      </w:r>
-      <w:r>
-        <w:rPr>
-          <w:rFonts w:ascii="Microsoft YaHei" w:hAnsi="Microsoft YaHei" w:eastAsia="Microsoft YaHei"/>
-          <w:sz w:val="22"/>
-        </w:rPr>
-        <w:t xml:space="preserve"> 如果连"时空"和"引力"都不是最基本的，那我们对自己的认知，就还有巨大的、尚未打开的空间。</w:t>
+        <w:t>更重要的是，它回答了一个“人为什么还要做基础科学”的问题：不是为了立刻有用，而是为了理解我们到底站在什么样的世界里。如果连“时空”和“引力”都可能不是最基本的概念，那么我们的自我理解仍有巨大空间尚未打开。</w:t>
       </w:r>
     </w:p>
     <w:p>
@@ -9332,10 +6484,7 @@
         <w:spacing w:after="80" w:line="300" w:lineRule="auto"/>
       </w:pPr>
       <w:r>
-        <w:rPr>
-          <w:b w:val="0"/>
-        </w:rPr>
-        <w:t>&gt; 变化是本体，谱是变化的语言，场、几何、规范、引力、物质——乃至时空本身——都是从“无序公理（最小的、无偏的、自旋-1/2 的变化）”的谱里涌现出来的结构。</w:t>
+        <w:t>&gt; 在谱涌现图景中，变化是出发点，谱是变化的语言；场、几何、规范、引力、物质——乃至时空本身——都被看成可能从一个最小谱原则中涌现出来的结构。</w:t>
       </w:r>
     </w:p>
     <w:p>
@@ -9355,11 +6504,7 @@
         <w:spacing w:after="80" w:line="300" w:lineRule="auto"/>
       </w:pPr>
       <w:r>
-        <w:rPr>
-          <w:rFonts w:ascii="Microsoft YaHei" w:hAnsi="Microsoft YaHei" w:eastAsia="Microsoft YaHei"/>
-          <w:sz w:val="22"/>
-        </w:rPr>
-        <w:t>这条河最深处、最安静的那一段（谱的零模），就是我们称之为"引力"的东西——它像温度一样，不是基本的东西，而是涌现的现象。而它的源头，是最小、最对称、最唯一的那一个变化。</w:t>
+        <w:t>这条河最深处、最安静的那一段（谱的零模），就是这个图景称为“引力”的东西——像温度一样，不是原初成分，而是涌现现象。它的源头被寻找于模型能够定义的最简单、最对称的变化。</w:t>
       </w:r>
     </w:p>
     <w:p>
@@ -9367,12 +6512,42 @@
         <w:spacing w:after="80" w:line="300" w:lineRule="auto"/>
       </w:pPr>
       <w:r>
+        <w:t>变化，是出发点。</w:t>
+      </w:r>
+    </w:p>
+    <w:p>
+      <w:pPr>
+        <w:spacing w:after="80" w:line="300" w:lineRule="auto"/>
+      </w:pPr>
+      <w:r>
+        <w:rPr>
+          <w:rFonts w:ascii="Microsoft YaHei" w:hAnsi="Microsoft YaHei" w:eastAsia="Microsoft YaHei"/>
+          <w:sz w:val="22"/>
+        </w:rPr>
+        <w:t>如果变化是本体，那"你"是什么？——你不是一个固定不变的实体，而是你的身体里那无数个变化（心跳、呼吸、脑电波、细胞代谢）所形成的一个</w:t>
+      </w:r>
+      <w:r>
         <w:rPr>
           <w:rFonts w:ascii="Microsoft YaHei" w:hAnsi="Microsoft YaHei" w:eastAsia="Microsoft YaHei"/>
           <w:b/>
           <w:sz w:val="22"/>
         </w:rPr>
-        <w:t>变化，就是一切。</w:t>
+        <w:t>极其复杂的、暂时的、稳定的谱结构</w:t>
+      </w:r>
+      <w:r>
+        <w:rPr>
+          <w:rFonts w:ascii="Microsoft YaHei" w:hAnsi="Microsoft YaHei" w:eastAsia="Microsoft YaHei"/>
+          <w:sz w:val="22"/>
+        </w:rPr>
+        <w:t>。所以，</w:t>
+      </w:r>
+      <w:r>
+        <w:rPr>
+          <w:rFonts w:ascii="Microsoft YaHei" w:hAnsi="Microsoft YaHei" w:eastAsia="Microsoft YaHei"/>
+          <w:b/>
+          <w:sz w:val="22"/>
+        </w:rPr>
+        <w:t>你本身就是变化的涌现。</w:t>
       </w:r>
     </w:p>
     <w:p>
@@ -9380,46 +6555,7 @@
         <w:spacing w:after="80" w:line="300" w:lineRule="auto"/>
       </w:pPr>
       <w:r>
-        <w:rPr>
-          <w:rFonts w:ascii="Microsoft YaHei" w:hAnsi="Microsoft YaHei" w:eastAsia="Microsoft YaHei"/>
-          <w:sz w:val="22"/>
-        </w:rPr>
-        <w:t>如果变化是本体，那"你"是什么？——你不是一个固定不变的实体，而是你的身体里那无数个变化（心跳、呼吸、脑电波、细胞代谢）所形成的一个</w:t>
-      </w:r>
-      <w:r>
-        <w:rPr>
-          <w:rFonts w:ascii="Microsoft YaHei" w:hAnsi="Microsoft YaHei" w:eastAsia="Microsoft YaHei"/>
-          <w:b/>
-          <w:sz w:val="22"/>
-        </w:rPr>
-        <w:t>极其复杂的、暂时的、稳定的谱结构</w:t>
-      </w:r>
-      <w:r>
-        <w:rPr>
-          <w:rFonts w:ascii="Microsoft YaHei" w:hAnsi="Microsoft YaHei" w:eastAsia="Microsoft YaHei"/>
-          <w:sz w:val="22"/>
-        </w:rPr>
-        <w:t>。所以，</w:t>
-      </w:r>
-      <w:r>
-        <w:rPr>
-          <w:rFonts w:ascii="Microsoft YaHei" w:hAnsi="Microsoft YaHei" w:eastAsia="Microsoft YaHei"/>
-          <w:b/>
-          <w:sz w:val="22"/>
-        </w:rPr>
-        <w:t>你本身就是变化的涌现。</w:t>
-      </w:r>
-    </w:p>
-    <w:p>
-      <w:pPr>
-        <w:spacing w:after="80" w:line="300" w:lineRule="auto"/>
-      </w:pPr>
-      <w:r>
-        <w:rPr>
-          <w:rFonts w:ascii="Microsoft YaHei" w:hAnsi="Microsoft YaHei" w:eastAsia="Microsoft YaHei"/>
-          <w:sz w:val="22"/>
-        </w:rPr>
-        <w:t>这，可能是这个框架留给普通人最温柔的礼物：你并不是宇宙里一粒渺小的、孤立的尘埃；你是"变化"这条大河里，一朵正在盛开的、独一无二的浪花。</w:t>
+        <w:t>这，可能是这个视角留给普通人最温柔的礼物：你并不是宇宙里一粒渺小的、孤立的尘埃；你是“变化”这条大河里，一朵正在盛开的、独一无二的浪花。</w:t>
       </w:r>
     </w:p>
     <w:p>
@@ -9493,6 +6629,15 @@
         <w:ind w:left="360"/>
       </w:pPr>
       <w:r>
+        <w:t>• 零模：频率为 0 的那个特殊模式——谱描述中最稳定的成分；在这个图景里，它与引力相关。</w:t>
+      </w:r>
+    </w:p>
+    <w:p>
+      <w:pPr>
+        <w:spacing w:after="40"/>
+        <w:ind w:left="360"/>
+      </w:pPr>
+      <w:r>
         <w:rPr>
           <w:rFonts w:ascii="Microsoft YaHei" w:hAnsi="Microsoft YaHei" w:eastAsia="Microsoft YaHei"/>
           <w:b/>
@@ -9507,14 +6652,14 @@
           <w:b/>
           <w:sz w:val="22"/>
         </w:rPr>
-        <w:t>零模</w:t>
-      </w:r>
-      <w:r>
-        <w:rPr>
-          <w:rFonts w:ascii="Microsoft YaHei" w:hAnsi="Microsoft YaHei" w:eastAsia="Microsoft YaHei"/>
-          <w:sz w:val="22"/>
-        </w:rPr>
-        <w:t>：频率为 0 的那个特殊模式——"不变的变化"，它是引力的本质。</w:t>
+        <w:t>窗口容量</w:t>
+      </w:r>
+      <w:r>
+        <w:rPr>
+          <w:rFonts w:ascii="Microsoft YaHei" w:hAnsi="Microsoft YaHei" w:eastAsia="Microsoft YaHei"/>
+          <w:sz w:val="22"/>
+        </w:rPr>
+        <w:t>：一个有限空间里最多能容纳多少种基本振动模式。</w:t>
       </w:r>
     </w:p>
     <w:p>
@@ -9537,14 +6682,14 @@
           <w:b/>
           <w:sz w:val="22"/>
         </w:rPr>
-        <w:t>窗口容量</w:t>
-      </w:r>
-      <w:r>
-        <w:rPr>
-          <w:rFonts w:ascii="Microsoft YaHei" w:hAnsi="Microsoft YaHei" w:eastAsia="Microsoft YaHei"/>
-          <w:sz w:val="22"/>
-        </w:rPr>
-        <w:t>：一个有限空间里最多能容纳多少种基本振动模式。</w:t>
+        <w:t>热核 / 高斯窗</w:t>
+      </w:r>
+      <w:r>
+        <w:rPr>
+          <w:rFonts w:ascii="Microsoft YaHei" w:hAnsi="Microsoft YaHei" w:eastAsia="Microsoft YaHei"/>
+          <w:sz w:val="22"/>
+        </w:rPr>
+        <w:t>：一种平滑的"剪刀"，温柔地剪掉过高频率的振动，防止计算爆炸。</w:t>
       </w:r>
     </w:p>
     <w:p>
@@ -9553,6 +6698,15 @@
         <w:ind w:left="360"/>
       </w:pPr>
       <w:r>
+        <w:t>• KK 零模：紧致空间上的“常数模式”——不随位置变化的振动；在技术构造中，它与规范场相关。</w:t>
+      </w:r>
+    </w:p>
+    <w:p>
+      <w:pPr>
+        <w:spacing w:after="40"/>
+        <w:ind w:left="360"/>
+      </w:pPr>
+      <w:r>
         <w:rPr>
           <w:rFonts w:ascii="Microsoft YaHei" w:hAnsi="Microsoft YaHei" w:eastAsia="Microsoft YaHei"/>
           <w:b/>
@@ -9567,14 +6721,14 @@
           <w:b/>
           <w:sz w:val="22"/>
         </w:rPr>
-        <w:t>热核 / 高斯窗</w:t>
-      </w:r>
-      <w:r>
-        <w:rPr>
-          <w:rFonts w:ascii="Microsoft YaHei" w:hAnsi="Microsoft YaHei" w:eastAsia="Microsoft YaHei"/>
-          <w:sz w:val="22"/>
-        </w:rPr>
-        <w:t>：一种平滑的"剪刀"，温柔地剪掉过高频率的振动，防止计算爆炸。</w:t>
+        <w:t>对偶</w:t>
+      </w:r>
+      <w:r>
+        <w:rPr>
+          <w:rFonts w:ascii="Microsoft YaHei" w:hAnsi="Microsoft YaHei" w:eastAsia="Microsoft YaHei"/>
+          <w:sz w:val="22"/>
+        </w:rPr>
+        <w:t>：同一个东西的两面，换一个角度看。比如"谱"和"几何"是一对。</w:t>
       </w:r>
     </w:p>
     <w:p>
@@ -9583,96 +6737,12 @@
         <w:ind w:left="360"/>
       </w:pPr>
       <w:r>
-        <w:rPr>
-          <w:rFonts w:ascii="Microsoft YaHei" w:hAnsi="Microsoft YaHei" w:eastAsia="Microsoft YaHei"/>
-          <w:b/>
-          <w:color w:val="1F4E79"/>
-          <w:sz w:val="22"/>
-        </w:rPr>
-        <w:t xml:space="preserve">• </w:t>
-      </w:r>
-      <w:r>
-        <w:rPr>
-          <w:rFonts w:ascii="Microsoft YaHei" w:hAnsi="Microsoft YaHei" w:eastAsia="Microsoft YaHei"/>
-          <w:b/>
-          <w:sz w:val="22"/>
-        </w:rPr>
-        <w:t>KK 零模</w:t>
-      </w:r>
-      <w:r>
-        <w:rPr>
-          <w:rFonts w:ascii="Microsoft YaHei" w:hAnsi="Microsoft YaHei" w:eastAsia="Microsoft YaHei"/>
-          <w:sz w:val="22"/>
-        </w:rPr>
-        <w:t>：紧致空间上的"常数模式"——不随位置变化的振动，它是规范场的来源。</w:t>
-      </w:r>
-    </w:p>
-    <w:p>
-      <w:pPr>
-        <w:spacing w:after="40"/>
-        <w:ind w:left="360"/>
-      </w:pPr>
-      <w:r>
-        <w:rPr>
-          <w:rFonts w:ascii="Microsoft YaHei" w:hAnsi="Microsoft YaHei" w:eastAsia="Microsoft YaHei"/>
-          <w:b/>
-          <w:color w:val="1F4E79"/>
-          <w:sz w:val="22"/>
-        </w:rPr>
-        <w:t xml:space="preserve">• </w:t>
-      </w:r>
-      <w:r>
-        <w:rPr>
-          <w:rFonts w:ascii="Microsoft YaHei" w:hAnsi="Microsoft YaHei" w:eastAsia="Microsoft YaHei"/>
-          <w:b/>
-          <w:sz w:val="22"/>
-        </w:rPr>
-        <w:t>对偶</w:t>
-      </w:r>
-      <w:r>
-        <w:rPr>
-          <w:rFonts w:ascii="Microsoft YaHei" w:hAnsi="Microsoft YaHei" w:eastAsia="Microsoft YaHei"/>
-          <w:sz w:val="22"/>
-        </w:rPr>
-        <w:t>：同一个东西的两面，换一个角度看。比如"谱"和"几何"是一对。</w:t>
-      </w:r>
-    </w:p>
-    <w:p>
-      <w:pPr>
-        <w:spacing w:after="40"/>
-        <w:ind w:left="360"/>
-      </w:pPr>
-      <w:r>
-        <w:rPr>
-          <w:rFonts w:ascii="Microsoft YaHei" w:hAnsi="Microsoft YaHei" w:eastAsia="Microsoft YaHei"/>
-          <w:b/>
-          <w:color w:val="1F4E79"/>
-          <w:sz w:val="22"/>
-        </w:rPr>
-        <w:t xml:space="preserve">• </w:t>
-      </w:r>
-      <w:r>
-        <w:rPr>
-          <w:rFonts w:ascii="Microsoft YaHei" w:hAnsi="Microsoft YaHei" w:eastAsia="Microsoft YaHei"/>
-          <w:b/>
-          <w:sz w:val="22"/>
-        </w:rPr>
-        <w:t>涌现</w:t>
-      </w:r>
-      <w:r>
-        <w:rPr>
-          <w:rFonts w:ascii="Microsoft YaHei" w:hAnsi="Microsoft YaHei" w:eastAsia="Microsoft YaHei"/>
-          <w:sz w:val="22"/>
-        </w:rPr>
-        <w:t>：微观里找不到、宏观上却真实存在的集体行为。比如温度之于分子。</w:t>
-      </w:r>
-    </w:p>
-    <w:p>
-      <w:r>
-        <w:rPr>
-          <w:b w:val="0"/>
-        </w:rPr>
-        <w:t>• 无序公理：框架唯一的出发点——“存在一个最小的、无偏的、以自旋-1/2 为量子单位的变化”。</w:t>
+        <w:t>• 涌现：不是某个单独微观组成部分的性质，却在宏观层面真实、规律地出现的集体行为。温度之于分子，是标准例子。</w:t>
+      </w:r>
+    </w:p>
+    <w:p>
+      <w:r>
+        <w:t>• 最小变化原则 / 无序公理：在一个实现版本中，指“存在一个最小的、无偏的、以自旋-1/2 为量子单位的变化”这一紧凑出发假设。</w:t>
       </w:r>
     </w:p>
     <w:p>
@@ -9696,12 +6766,7 @@
         <w:spacing w:after="80" w:line="300" w:lineRule="auto"/>
       </w:pPr>
       <w:r>
-        <w:rPr>
-          <w:rFonts w:ascii="Microsoft YaHei" w:hAnsi="Microsoft YaHei" w:eastAsia="Microsoft YaHei"/>
-          <w:i/>
-          <w:sz w:val="22"/>
-        </w:rPr>
-        <w:t>本文档是两篇论文（I. 规范结构与费米子内容；II. 有效耦合与质量尺度）及"粗粒化创生框架 V4.0"的科普导读，目的是帮助理解中心思想，不替代论文与代码中的严格推导。文中"引力如温度涌现""信息边界"等图景的严格形式，以论文 I 及 `scripts/reproduce_v4.py`、`scripts/audit_param_writers.py`、`lean_proofs/` 中的机器验证为准。</w:t>
+        <w:t>本文档是一篇关于谱涌现视角的独立科普导读，背后对应一组关于紧致内部谱的技术论文。它的目的，是传达直觉与动机，而不是替代论文、代码或实验检验。粗粒化创生框架 V4.0 是这一思想的一个实现版本；其中的数值链和若干形式恒等式，可在配套仓库中检查。</w:t>
       </w:r>
     </w:p>
     <w:sectPr>

--- a/docs/从变化到万物_科普导读.docx
+++ b/docs/从变化到万物_科普导读.docx
@@ -24,7 +24,13 @@
         <w:spacing w:before="200" w:after="120"/>
       </w:pPr>
       <w:r>
-        <w:t>—— 一篇关于“谱涌现”思想的科普导读</w:t>
+        <w:rPr>
+          <w:rFonts w:ascii="Microsoft YaHei" w:hAnsi="Microsoft YaHei" w:eastAsia="Microsoft YaHei"/>
+          <w:b/>
+          <w:color w:val="1F4E79"/>
+          <w:sz w:val="32"/>
+        </w:rPr>
+        <w:t>——粗粒化创生框架（Coarse-Graining Genesis）V4.0 科普导读</w:t>
       </w:r>
     </w:p>
     <w:p>
@@ -72,7 +78,19 @@
         <w:spacing w:after="80" w:line="300" w:lineRule="auto"/>
       </w:pPr>
       <w:r>
-        <w:t>这篇导读，就是要回答这个问题。不过开头这句话应当被读作一个大胆的研究假设，而不是已经被共同体盖章的结论：也许时空并不是最基本的东西，引力也不只是一个预先放进去的基本作用；二者都可能是从更底层的“变化”里涌现出来的有效结构。</w:t>
+        <w:rPr>
+          <w:rFonts w:ascii="Microsoft YaHei" w:hAnsi="Microsoft YaHei" w:eastAsia="Microsoft YaHei"/>
+          <w:sz w:val="22"/>
+        </w:rPr>
+        <w:t>这篇导读，就是要回答这个问题。而答案的开头，是一句听起来很"大"的话：</w:t>
+      </w:r>
+      <w:r>
+        <w:rPr>
+          <w:rFonts w:ascii="Microsoft YaHei" w:hAnsi="Microsoft YaHei" w:eastAsia="Microsoft YaHei"/>
+          <w:b/>
+          <w:sz w:val="22"/>
+        </w:rPr>
+        <w:t>时空并不存在，引力也不"本来就在"——它们都是"变化"涌现出来的。</w:t>
       </w:r>
     </w:p>
     <w:p>
@@ -101,7 +119,19 @@
         <w:spacing w:after="80" w:line="300" w:lineRule="auto"/>
       </w:pPr>
       <w:r>
-        <w:t>这篇文章讲的是一种“谱涌现”研究路线背后的总体思想：我们熟悉的世界——时空、引力、物质以及宇宙学尺度——不再被看成一堆彼此独立的出发点，而被看成可能从更基本的“变化”语言里形成的有效结构。</w:t>
+        <w:rPr>
+          <w:rFonts w:ascii="Microsoft YaHei" w:hAnsi="Microsoft YaHei" w:eastAsia="Microsoft YaHei"/>
+          <w:sz w:val="22"/>
+        </w:rPr>
+        <w:t>我们的两篇论文——《The spectrum of a compact internal space. I. Gauge structure and fermion content》（内部紧致空间的谱，I. 规范结构与费米子内容）和《…II. Effective couplings and mass scales》（II. 有效耦合与质量尺度）——以及承载它们计算的"粗粒化创生框架 V4.0"，讲的是一件事：</w:t>
+      </w:r>
+      <w:r>
+        <w:rPr>
+          <w:rFonts w:ascii="Microsoft YaHei" w:hAnsi="Microsoft YaHei" w:eastAsia="Microsoft YaHei"/>
+          <w:b/>
+          <w:sz w:val="22"/>
+        </w:rPr>
+        <w:t>我们熟悉的整个世界，包括时空、引力、物质、暗能量，都不是"本来就在那里"的，而是从一个更根本的东西——"变化"——涌现出来的。</w:t>
       </w:r>
     </w:p>
     <w:p>
@@ -109,7 +139,11 @@
         <w:spacing w:after="80" w:line="300" w:lineRule="auto"/>
       </w:pPr>
       <w:r>
-        <w:t>这句话听起来很大，甚至有点玄。这篇导读的目的，就是用尽量平易近人的语言，把这条主线讲清楚：为什么可以这样想、它试图处理什么困难、谱方法如何建立，以及一个具体实现版本最后算出了什么。</w:t>
+        <w:rPr>
+          <w:rFonts w:ascii="Microsoft YaHei" w:hAnsi="Microsoft YaHei" w:eastAsia="Microsoft YaHei"/>
+          <w:sz w:val="22"/>
+        </w:rPr>
+        <w:t>这句话听起来很大，甚至有点玄。这篇导读的目的，就是用尽量平易近人的语言，把这条主线讲清楚：我们为什么这样想、遇到了什么困难、用什么办法解决、最后算出了什么。</w:t>
       </w:r>
     </w:p>
     <w:p>
@@ -122,30 +156,6 @@
           <w:sz w:val="22"/>
         </w:rPr>
         <w:t>不预设读者懂量子场论。遇到必要的地方，我会先用一个比喻，再补一句严谨的话。比喻帮助你抓住直觉，严谨的话保证我不至于误导你。</w:t>
-      </w:r>
-    </w:p>
-    <w:p>
-      <w:pPr/>
-      <w:r>
-        <w:t>给受过专业训练的读者一个提醒：文中“涌现”“被读作”“被建模为”等说法，指的是一个研究框架及其内部闭合，而不是已经成为共同体共识的实验结论。科普比喻负责帮助理解，精确定义和可复现计算仍以技术论文与代码为准。</w:t>
-      </w:r>
-    </w:p>
-    <w:p>
-      <w:r>
-        <w:rPr>
-          <w:b w:val="0"/>
-        </w:rPr>
-        <w:t>这篇导读有两条并行的主线，建议读者带着它们读完全文。</w:t>
-      </w:r>
-    </w:p>
-    <w:p>
-      <w:r>
-        <w:t>第一条主线关于“空间”：如果时空不被当成最原初的东西，那么标准量子场论里的路径积分测度就不能简单地预先假设。一个可能出口，是换一个分析域：从“时空里的场”换到“变化的谱”，就像信号处理把问题从时域搬到频域（第二章、第四章）。</w:t>
-      </w:r>
-    </w:p>
-    <w:p>
-      <w:r>
-        <w:t>第二条主线关于“场”：直接构造相互作用量子场极其困难，杨-米尔斯存在性与质量间隙问题正说明了这一点。一个可能出口，是倒转出发点：把变化放在第一位，把场看成派生结构；在一个技术实现中，最小变化由一条“最小变化原则”约束，论文里称为无序公理（第三章、第六章）。</w:t>
       </w:r>
     </w:p>
     <w:p>
@@ -257,7 +267,26 @@
         <w:spacing w:after="80" w:line="300" w:lineRule="auto"/>
       </w:pPr>
       <w:r>
-        <w:t>问题在于，这两座大厦对“时空”的用法很不一样。</w:t>
+        <w:rPr>
+          <w:rFonts w:ascii="Microsoft YaHei" w:hAnsi="Microsoft YaHei" w:eastAsia="Microsoft YaHei"/>
+          <w:sz w:val="22"/>
+        </w:rPr>
+        <w:t>问题是：这两座大厦对"时空"的看法，</w:t>
+      </w:r>
+      <w:r>
+        <w:rPr>
+          <w:rFonts w:ascii="Microsoft YaHei" w:hAnsi="Microsoft YaHei" w:eastAsia="Microsoft YaHei"/>
+          <w:b/>
+          <w:sz w:val="22"/>
+        </w:rPr>
+        <w:t>从根本上就是矛盾的</w:t>
+      </w:r>
+      <w:r>
+        <w:rPr>
+          <w:rFonts w:ascii="Microsoft YaHei" w:hAnsi="Microsoft YaHei" w:eastAsia="Microsoft YaHei"/>
+          <w:sz w:val="22"/>
+        </w:rPr>
+        <w:t>。</w:t>
       </w:r>
     </w:p>
     <w:p>
@@ -319,7 +348,11 @@
         <w:spacing w:after="80" w:line="300" w:lineRule="auto"/>
       </w:pPr>
       <w:r>
-        <w:t>一个把时空看成动力学对象；另一个通常把时空当成固定背景。二者在各自领域都极其成功，但它们的出发假设并不容易直接拼合。</w:t>
+        <w:rPr>
+          <w:rFonts w:ascii="Microsoft YaHei" w:hAnsi="Microsoft YaHei" w:eastAsia="Microsoft YaHei"/>
+          <w:sz w:val="22"/>
+        </w:rPr>
+        <w:t>一个说时空是活的，一个说时空是死的。这两件事不能同时都对。</w:t>
       </w:r>
     </w:p>
     <w:p>
@@ -394,7 +427,26 @@
         <w:spacing w:after="80" w:line="300" w:lineRule="auto"/>
       </w:pPr>
       <w:r>
-        <w:t>这个答案很美，但它把“引力”和“时空几何”紧紧绑在一起：引力 = 时空曲率。如果把这句话当作本体论陈述，那么时空就成了理论里必须预先存在的东西。</w:t>
+        <w:rPr>
+          <w:rFonts w:ascii="Microsoft YaHei" w:hAnsi="Microsoft YaHei" w:eastAsia="Microsoft YaHei"/>
+          <w:sz w:val="22"/>
+        </w:rPr>
+        <w:t>这个答案很美，但它把"引力"和"时空的几何"绑定在了一起：</w:t>
+      </w:r>
+      <w:r>
+        <w:rPr>
+          <w:rFonts w:ascii="Microsoft YaHei" w:hAnsi="Microsoft YaHei" w:eastAsia="Microsoft YaHei"/>
+          <w:b/>
+          <w:sz w:val="22"/>
+        </w:rPr>
+        <w:t>引力 = 时空弯曲</w:t>
+      </w:r>
+      <w:r>
+        <w:rPr>
+          <w:rFonts w:ascii="Microsoft YaHei" w:hAnsi="Microsoft YaHei" w:eastAsia="Microsoft YaHei"/>
+          <w:sz w:val="22"/>
+        </w:rPr>
+        <w:t>。于是"时空"必须是一个真实存在、能被弯曲的东西。</w:t>
       </w:r>
     </w:p>
     <w:p>
@@ -422,7 +474,11 @@
         <w:spacing w:after="80" w:line="300" w:lineRule="auto"/>
       </w:pPr>
       <w:r>
-        <w:t>但这个答案也有困难：微扰量子引力把引力当作普通量子场去处理，而这种形式下计算并不可重整化。它解释了许多形式特征，但并没有单独回答“为什么会有引力”这个更深的问题。</w:t>
+        <w:rPr>
+          <w:rFonts w:ascii="Microsoft YaHei" w:hAnsi="Microsoft YaHei" w:eastAsia="Microsoft YaHei"/>
+          <w:sz w:val="22"/>
+        </w:rPr>
+        <w:t>但这个答案也有麻烦：引力子只是"把引力当作一种普通的力来量子化"，它没有回答"引力为什么存在"这个更深的问题，而且在计算上到处发散。</w:t>
       </w:r>
     </w:p>
     <w:p>
@@ -430,7 +486,34 @@
         <w:spacing w:after="80" w:line="300" w:lineRule="auto"/>
       </w:pPr>
       <w:r>
-        <w:t>这篇导读探索第三种回答：引力也许是一种“涌现”现象——在某种意义上类似温度。</w:t>
+        <w:rPr>
+          <w:rFonts w:ascii="Microsoft YaHei" w:hAnsi="Microsoft YaHei" w:eastAsia="Microsoft YaHei"/>
+          <w:sz w:val="22"/>
+        </w:rPr>
+        <w:t>我们给出的是</w:t>
+      </w:r>
+      <w:r>
+        <w:rPr>
+          <w:rFonts w:ascii="Microsoft YaHei" w:hAnsi="Microsoft YaHei" w:eastAsia="Microsoft YaHei"/>
+          <w:b/>
+          <w:sz w:val="22"/>
+        </w:rPr>
+        <w:t>第三种答案</w:t>
+      </w:r>
+      <w:r>
+        <w:rPr>
+          <w:rFonts w:ascii="Microsoft YaHei" w:hAnsi="Microsoft YaHei" w:eastAsia="Microsoft YaHei"/>
+          <w:sz w:val="22"/>
+        </w:rPr>
+        <w:t>，也是这篇导读贯穿始终的答案：</w:t>
+      </w:r>
+      <w:r>
+        <w:rPr>
+          <w:rFonts w:ascii="Microsoft YaHei" w:hAnsi="Microsoft YaHei" w:eastAsia="Microsoft YaHei"/>
+          <w:b/>
+          <w:sz w:val="22"/>
+        </w:rPr>
+        <w:t>引力不是时空弯曲，也不是一种基本力，而是一种"涌现"的现象——就像温度那样。</w:t>
       </w:r>
     </w:p>
     <w:p>
@@ -717,7 +800,13 @@
         <w:spacing w:before="200" w:after="120"/>
       </w:pPr>
       <w:r>
-        <w:t>等一下——“涌现”可以不只是比喻</w:t>
+        <w:rPr>
+          <w:rFonts w:ascii="Microsoft YaHei" w:hAnsi="Microsoft YaHei" w:eastAsia="Microsoft YaHei"/>
+          <w:b/>
+          <w:color w:val="2E6B3A"/>
+          <w:sz w:val="26"/>
+        </w:rPr>
+        <w:t>等一下——"涌现"不是比喻，而是被数学证明了的</w:t>
       </w:r>
     </w:p>
     <w:p>
@@ -737,7 +826,12 @@
         <w:spacing w:after="80" w:line="300" w:lineRule="auto"/>
       </w:pPr>
       <w:r>
-        <w:t>近期动力学与动理学中的严格数学工作，为这个思想提供了一个具体例子。</w:t>
+        <w:rPr>
+          <w:rFonts w:ascii="Microsoft YaHei" w:hAnsi="Microsoft YaHei" w:eastAsia="Microsoft YaHei"/>
+          <w:b/>
+          <w:sz w:val="22"/>
+        </w:rPr>
+        <w:t>2026 年菲尔兹奖得主邓煜，用数学回答了这个问题。</w:t>
       </w:r>
     </w:p>
     <w:p>
@@ -745,7 +839,26 @@
         <w:spacing w:after="80" w:line="300" w:lineRule="auto"/>
       </w:pPr>
       <w:r>
-        <w:t>通俗地说，这类工作表明：在清楚写明的条件下，许多微观粒子的动力学可以导出宏观的温度、压强和流体方程。这不只是哲学修辞，而是从微观规律到宏观规律的一种受控推导。</w:t>
+        <w:rPr>
+          <w:rFonts w:ascii="Microsoft YaHei" w:hAnsi="Microsoft YaHei" w:eastAsia="Microsoft YaHei"/>
+          <w:sz w:val="22"/>
+        </w:rPr>
+        <w:t>邓煜的工作，通俗地说就是：</w:t>
+      </w:r>
+      <w:r>
+        <w:rPr>
+          <w:rFonts w:ascii="Microsoft YaHei" w:hAnsi="Microsoft YaHei" w:eastAsia="Microsoft YaHei"/>
+          <w:b/>
+          <w:sz w:val="22"/>
+        </w:rPr>
+        <w:t>证明了一屋子乱飞的弹珠（微观粒子），确实可以"涌现"出温度、压强和流体运动（宏观规律）</w:t>
+      </w:r>
+      <w:r>
+        <w:rPr>
+          <w:rFonts w:ascii="Microsoft YaHei" w:hAnsi="Microsoft YaHei" w:eastAsia="Microsoft YaHei"/>
+          <w:sz w:val="22"/>
+        </w:rPr>
+        <w:t>。这不是哲学思辨，而是严格的数学证明——从牛顿力学出发，经过极其复杂的推导，最终得到描述气体流动的方程。</w:t>
       </w:r>
     </w:p>
     <w:p>
@@ -753,7 +866,26 @@
         <w:spacing w:after="80" w:line="300" w:lineRule="auto"/>
       </w:pPr>
       <w:r>
-        <w:t>这说明，“涌现”可以是一种精确的数学关系，而不只是好听的类比。温度不是从外面强加给分子的性质，而是在集体层面才有意义的结构。我们要问的是：引力是否也可能有类似的集体描述？</w:t>
+        <w:rPr>
+          <w:rFonts w:ascii="Microsoft YaHei" w:hAnsi="Microsoft YaHei" w:eastAsia="Microsoft YaHei"/>
+          <w:sz w:val="22"/>
+        </w:rPr>
+        <w:t>这意味着：</w:t>
+      </w:r>
+      <w:r>
+        <w:rPr>
+          <w:rFonts w:ascii="Microsoft YaHei" w:hAnsi="Microsoft YaHei" w:eastAsia="Microsoft YaHei"/>
+          <w:b/>
+          <w:sz w:val="22"/>
+        </w:rPr>
+        <w:t>"涌现"不是一个模糊的概念，而是一个可以被验证、被计算的数学事实。</w:t>
+      </w:r>
+      <w:r>
+        <w:rPr>
+          <w:rFonts w:ascii="Microsoft YaHei" w:hAnsi="Microsoft YaHei" w:eastAsia="Microsoft YaHei"/>
+          <w:sz w:val="22"/>
+        </w:rPr>
+        <w:t xml:space="preserve"> 温度不是"外加"给分子的属性，而是分子集体运动自发形成的结构。引力也一样——不是"外加"给真空的属性，而是真空涨落集体运动自发形成的结构。</w:t>
       </w:r>
     </w:p>
     <w:p>
@@ -761,7 +893,19 @@
         <w:spacing w:after="80" w:line="300" w:lineRule="auto"/>
       </w:pPr>
       <w:r>
-        <w:t>这些严格结果并不证明我们的方案。它们提供的是一个先例：微观规律在合适极限下，确实可以生成单个组成部分里并不存在的宏观概念。</w:t>
+        <w:rPr>
+          <w:rFonts w:ascii="Microsoft YaHei" w:hAnsi="Microsoft YaHei" w:eastAsia="Microsoft YaHei"/>
+          <w:sz w:val="22"/>
+        </w:rPr>
+        <w:t>邓煜证明了微观可以涌现出宏观。</w:t>
+      </w:r>
+      <w:r>
+        <w:rPr>
+          <w:rFonts w:ascii="Microsoft YaHei" w:hAnsi="Microsoft YaHei" w:eastAsia="Microsoft YaHei"/>
+          <w:b/>
+          <w:sz w:val="22"/>
+        </w:rPr>
+        <w:t>我们的框架要证明的是：变化可以涌现出时空。</w:t>
       </w:r>
     </w:p>
     <w:p>
@@ -784,7 +928,11 @@
         <w:spacing w:after="80" w:line="300" w:lineRule="auto"/>
       </w:pPr>
       <w:r>
-        <w:t>现在，把“分子”换成“真空自由度”，把“温度”换成“引力”——这不是说两者完全一样，而是借它说明一种宏观规律如何从微观集体行为中出现。</w:t>
+        <w:rPr>
+          <w:rFonts w:ascii="Microsoft YaHei" w:hAnsi="Microsoft YaHei" w:eastAsia="Microsoft YaHei"/>
+          <w:sz w:val="22"/>
+        </w:rPr>
+        <w:t>现在，把"分子"换成"真空涨落"，把"温度"换成"引力"，完全相同的逻辑。</w:t>
       </w:r>
     </w:p>
     <w:p>
@@ -792,7 +940,26 @@
         <w:spacing w:after="80" w:line="300" w:lineRule="auto"/>
       </w:pPr>
       <w:r>
-        <w:t>量子场论中的真空并不是一无所有。它常被图像化地理解为充满量子涨落：场会涨落，关联会出现又消失，宏观看似空无一物的地方，在微观上有丰富结构。</w:t>
+        <w:rPr>
+          <w:rFonts w:ascii="Microsoft YaHei" w:hAnsi="Microsoft YaHei" w:eastAsia="Microsoft YaHei"/>
+          <w:sz w:val="22"/>
+        </w:rPr>
+        <w:t>真空，在量子场论里</w:t>
+      </w:r>
+      <w:r>
+        <w:rPr>
+          <w:rFonts w:ascii="Microsoft YaHei" w:hAnsi="Microsoft YaHei" w:eastAsia="Microsoft YaHei"/>
+          <w:b/>
+          <w:sz w:val="22"/>
+        </w:rPr>
+        <w:t>不是空的</w:t>
+      </w:r>
+      <w:r>
+        <w:rPr>
+          <w:rFonts w:ascii="Microsoft YaHei" w:hAnsi="Microsoft YaHei" w:eastAsia="Microsoft YaHei"/>
+          <w:sz w:val="22"/>
+        </w:rPr>
+        <w:t>。它充满了剧烈的"量子涨落"——虚粒子对不断从虚空中产生，又迅速湮灭，像一锅永远沸腾的、看不见的汤。每一对虚粒子的生灭，都是一次微观的"变化"。</w:t>
       </w:r>
     </w:p>
     <w:p>
@@ -901,7 +1068,26 @@
         <w:spacing w:after="80" w:line="300" w:lineRule="auto"/>
       </w:pPr>
       <w:r>
-        <w:t>在这个图景里，“引力”属于真空涨落的集体行为：</w:t>
+        <w:rPr>
+          <w:rFonts w:ascii="Microsoft YaHei" w:hAnsi="Microsoft YaHei" w:eastAsia="Microsoft YaHei"/>
+          <w:sz w:val="22"/>
+        </w:rPr>
+        <w:t>"引力"是</w:t>
+      </w:r>
+      <w:r>
+        <w:rPr>
+          <w:rFonts w:ascii="Microsoft YaHei" w:hAnsi="Microsoft YaHei" w:eastAsia="Microsoft YaHei"/>
+          <w:b/>
+          <w:sz w:val="22"/>
+        </w:rPr>
+        <w:t>所有真空涨落集体</w:t>
+      </w:r>
+      <w:r>
+        <w:rPr>
+          <w:rFonts w:ascii="Microsoft YaHei" w:hAnsi="Microsoft YaHei" w:eastAsia="Microsoft YaHei"/>
+          <w:sz w:val="22"/>
+        </w:rPr>
+        <w:t>才有的属性：</w:t>
       </w:r>
     </w:p>
     <w:p>
@@ -910,7 +1096,50 @@
         <w:ind w:left="360"/>
       </w:pPr>
       <w:r>
-        <w:t>• 它被建模为能量-动量张量谱函数的一种集体涌现结构——具体说，是谱中最稳定的成分（零模）；</w:t>
+        <w:rPr>
+          <w:rFonts w:ascii="Microsoft YaHei" w:hAnsi="Microsoft YaHei" w:eastAsia="Microsoft YaHei"/>
+          <w:b/>
+          <w:color w:val="1F4E79"/>
+          <w:sz w:val="22"/>
+        </w:rPr>
+        <w:t xml:space="preserve">• </w:t>
+      </w:r>
+      <w:r>
+        <w:rPr>
+          <w:rFonts w:ascii="Microsoft YaHei" w:hAnsi="Microsoft YaHei" w:eastAsia="Microsoft YaHei"/>
+          <w:sz w:val="22"/>
+        </w:rPr>
+        <w:t>它是能动张量谱函数的一个</w:t>
+      </w:r>
+      <w:r>
+        <w:rPr>
+          <w:rFonts w:ascii="Microsoft YaHei" w:hAnsi="Microsoft YaHei" w:eastAsia="Microsoft YaHei"/>
+          <w:b/>
+          <w:sz w:val="22"/>
+        </w:rPr>
+        <w:t>集体涌现结构</w:t>
+      </w:r>
+      <w:r>
+        <w:rPr>
+          <w:rFonts w:ascii="Microsoft YaHei" w:hAnsi="Microsoft YaHei" w:eastAsia="Microsoft YaHei"/>
+          <w:sz w:val="22"/>
+        </w:rPr>
+        <w:t>——具体地说，是谱里那个</w:t>
+      </w:r>
+      <w:r>
+        <w:rPr>
+          <w:rFonts w:ascii="Microsoft YaHei" w:hAnsi="Microsoft YaHei" w:eastAsia="Microsoft YaHei"/>
+          <w:b/>
+          <w:sz w:val="22"/>
+        </w:rPr>
+        <w:t>最稳定、最不变的分量（零模）</w:t>
+      </w:r>
+      <w:r>
+        <w:rPr>
+          <w:rFonts w:ascii="Microsoft YaHei" w:hAnsi="Microsoft YaHei" w:eastAsia="Microsoft YaHei"/>
+          <w:sz w:val="22"/>
+        </w:rPr>
+        <w:t>；</w:t>
       </w:r>
     </w:p>
     <w:p>
@@ -940,7 +1169,26 @@
         <w:spacing w:after="80" w:line="300" w:lineRule="auto"/>
       </w:pPr>
       <w:r>
-        <w:t>所以，这个提议的核心是：引力不属于某一个孤立涨落，而是来自大量真空自由度的谱结构。微观上是场的涨落和关联；宏观上出现的是有效的引力规律。</w:t>
+        <w:rPr>
+          <w:rFonts w:ascii="Microsoft YaHei" w:hAnsi="Microsoft YaHei" w:eastAsia="Microsoft YaHei"/>
+          <w:sz w:val="22"/>
+        </w:rPr>
+        <w:t>所以，引力的本质是：</w:t>
+      </w:r>
+      <w:r>
+        <w:rPr>
+          <w:rFonts w:ascii="Microsoft YaHei" w:hAnsi="Microsoft YaHei" w:eastAsia="Microsoft YaHei"/>
+          <w:b/>
+          <w:sz w:val="22"/>
+        </w:rPr>
+        <w:t>它不在任何一个涨落身上，而是从海量真空涨落的谱结构中"冒"出来的一个宏观效应。</w:t>
+      </w:r>
+      <w:r>
+        <w:rPr>
+          <w:rFonts w:ascii="Microsoft YaHei" w:hAnsi="Microsoft YaHei" w:eastAsia="Microsoft YaHei"/>
+          <w:sz w:val="22"/>
+        </w:rPr>
+        <w:t xml:space="preserve"> 微观上只有"涨落在生灭"，宏观上却有"引力"——这，就是引力涌现。</w:t>
       </w:r>
     </w:p>
     <w:p>
@@ -960,7 +1208,19 @@
         <w:spacing w:after="80" w:line="300" w:lineRule="auto"/>
       </w:pPr>
       <w:r>
-        <w:t>&gt; 温度是分子运动的涌现描述；引力也许是真空谱结构的涌现描述。</w:t>
+        <w:rPr>
+          <w:rFonts w:ascii="Microsoft YaHei" w:hAnsi="Microsoft YaHei" w:eastAsia="Microsoft YaHei"/>
+          <w:sz w:val="22"/>
+        </w:rPr>
+        <w:t xml:space="preserve">&gt; </w:t>
+      </w:r>
+      <w:r>
+        <w:rPr>
+          <w:rFonts w:ascii="Microsoft YaHei" w:hAnsi="Microsoft YaHei" w:eastAsia="Microsoft YaHei"/>
+          <w:b/>
+          <w:sz w:val="22"/>
+        </w:rPr>
+        <w:t>温度是分子运动的涌现；引力是真空涨落的涌现。</w:t>
       </w:r>
     </w:p>
     <w:p>
@@ -968,7 +1228,11 @@
         <w:spacing w:after="80" w:line="300" w:lineRule="auto"/>
       </w:pPr>
       <w:r>
-        <w:t>温度告诉我们，涌现可以产生真实的宏观效应。这里的提议是：引力也可能以同样“有效”的意义真实存在——不是一开始就放进去的原初成分，而是从真空涨落的谱里读出的稳定集体结构。</w:t>
+        <w:rPr>
+          <w:rFonts w:ascii="Microsoft YaHei" w:hAnsi="Microsoft YaHei" w:eastAsia="Microsoft YaHei"/>
+          <w:sz w:val="22"/>
+        </w:rPr>
+        <w:t>温度让我们相信"涌现"可以产生真实的宏观效应（你会被开水烫伤）；引力也同理——它真实地让苹果落地、让行星绕日，但它不是"基本力"，而是真空涨落的谱结构涌现出来的现象。</w:t>
       </w:r>
     </w:p>
     <w:p>
@@ -977,7 +1241,13 @@
         <w:spacing w:before="200" w:after="120"/>
       </w:pPr>
       <w:r>
-        <w:t>那么，在这个图景里，爱因斯坦的“弯曲时空”又意味着什么？</w:t>
+        <w:rPr>
+          <w:rFonts w:ascii="Microsoft YaHei" w:hAnsi="Microsoft YaHei" w:eastAsia="Microsoft YaHei"/>
+          <w:b/>
+          <w:color w:val="2E6B3A"/>
+          <w:sz w:val="26"/>
+        </w:rPr>
+        <w:t>那么爱因斯坦说的"弯曲时空"，弯曲的是什么？</w:t>
       </w:r>
     </w:p>
     <w:p>
@@ -997,7 +1267,11 @@
         <w:spacing w:after="80" w:line="300" w:lineRule="auto"/>
       </w:pPr>
       <w:r>
-        <w:t>但是，如果时空不是最基本的，那么爱因斯坦说的“弯曲”到底在描述什么？</w:t>
+        <w:rPr>
+          <w:rFonts w:ascii="Microsoft YaHei" w:hAnsi="Microsoft YaHei" w:eastAsia="Microsoft YaHei"/>
+          <w:sz w:val="22"/>
+        </w:rPr>
+        <w:t>但是，如果时空并不存在，那爱因斯坦说的"弯曲"，弯曲的到底是什么？</w:t>
       </w:r>
     </w:p>
     <w:p>
@@ -1005,7 +1279,19 @@
         <w:spacing w:after="80" w:line="300" w:lineRule="auto"/>
       </w:pPr>
       <w:r>
-        <w:t>我们的回答是：有效曲率编码了真空涨落谱的变化。</w:t>
+        <w:rPr>
+          <w:rFonts w:ascii="Microsoft YaHei" w:hAnsi="Microsoft YaHei" w:eastAsia="Microsoft YaHei"/>
+          <w:sz w:val="22"/>
+        </w:rPr>
+        <w:t>我们的回答是：</w:t>
+      </w:r>
+      <w:r>
+        <w:rPr>
+          <w:rFonts w:ascii="Microsoft YaHei" w:hAnsi="Microsoft YaHei" w:eastAsia="Microsoft YaHei"/>
+          <w:b/>
+          <w:sz w:val="22"/>
+        </w:rPr>
+        <w:t>弯曲的是真空涨落。</w:t>
       </w:r>
     </w:p>
     <w:p>
@@ -1013,7 +1299,26 @@
         <w:spacing w:after="80" w:line="300" w:lineRule="auto"/>
       </w:pPr>
       <w:r>
-        <w:t>物质（质量、能量）确实会改变周围环境。在这个图景里，变化的不是一个独立存在的时空实体，而是真空涨落的谱结构。质量聚集之处，真空涨落的分布发生变化；这种“涨落谱的改变”，正是爱因斯坦方程以曲率语言极其精确地描述的东西。</w:t>
+        <w:rPr>
+          <w:rFonts w:ascii="Microsoft YaHei" w:hAnsi="Microsoft YaHei" w:eastAsia="Microsoft YaHei"/>
+          <w:sz w:val="22"/>
+        </w:rPr>
+        <w:t>物质（质量、能量）确实会改变它周围的东西——但它改变的不是"时空"（因为时空根本不是东西），而是</w:t>
+      </w:r>
+      <w:r>
+        <w:rPr>
+          <w:rFonts w:ascii="Microsoft YaHei" w:hAnsi="Microsoft YaHei" w:eastAsia="Microsoft YaHei"/>
+          <w:b/>
+          <w:sz w:val="22"/>
+        </w:rPr>
+        <w:t>真空涨落的谱结构</w:t>
+      </w:r>
+      <w:r>
+        <w:rPr>
+          <w:rFonts w:ascii="Microsoft YaHei" w:hAnsi="Microsoft YaHei" w:eastAsia="Microsoft YaHei"/>
+          <w:sz w:val="22"/>
+        </w:rPr>
+        <w:t>。质量聚集的地方，真空涨落的分布（能动张量的谱函数）会随之改变；这种"涨落谱的改变"，正是爱因斯坦观察到、并精确描述了的那个现象。</w:t>
       </w:r>
     </w:p>
     <w:p>
@@ -1021,7 +1326,26 @@
         <w:spacing w:after="80" w:line="300" w:lineRule="auto"/>
       </w:pPr>
       <w:r>
-        <w:t>如果换一种本体论视角，方程背后的物理图景就可以被重新解释。不是说相对论不能用了——方程描述的现象、给出的预言仍然全部成立；而是说，“曲率”也许是描述真空谱响应的一种有效语言。</w:t>
+        <w:rPr>
+          <w:rFonts w:ascii="Microsoft YaHei" w:hAnsi="Microsoft YaHei" w:eastAsia="Microsoft YaHei"/>
+          <w:sz w:val="22"/>
+        </w:rPr>
+        <w:t>如果我们换一种本体论视角，方程背后的物理图景可以是另一种样子：</w:t>
+      </w:r>
+      <w:r>
+        <w:rPr>
+          <w:rFonts w:ascii="Microsoft YaHei" w:hAnsi="Microsoft YaHei" w:eastAsia="Microsoft YaHei"/>
+          <w:b/>
+          <w:sz w:val="22"/>
+        </w:rPr>
+        <w:t>弯曲的其实是真空涨落。</w:t>
+      </w:r>
+      <w:r>
+        <w:rPr>
+          <w:rFonts w:ascii="Microsoft YaHei" w:hAnsi="Microsoft YaHei" w:eastAsia="Microsoft YaHei"/>
+          <w:sz w:val="22"/>
+        </w:rPr>
+        <w:t xml:space="preserve"> 不是说相对论不能用了——方程描述的现象、给出的预言仍然全部成立；而是说，我们对"弯曲"的根源有了新的理解：真正在"弯曲"的，是真空涨落的谱结构，而不是"时空"这个实体。</w:t>
       </w:r>
     </w:p>
     <w:p>
@@ -1029,7 +1353,11 @@
         <w:spacing w:after="80" w:line="300" w:lineRule="auto"/>
       </w:pPr>
       <w:r>
-        <w:t>打个比方：你看到河面上有漩涡，可以把它描述成“河床在这里凹陷了”。也可以把注意力放在水流本身：真正变化的是流动。爱因斯坦方程精确地描述了“漩涡”；谱图景追问的是，更深的基底是否是真空谱的变化，而不是一个独立存在的时空实体。</w:t>
+        <w:rPr>
+          <w:rFonts w:ascii="Microsoft YaHei" w:hAnsi="Microsoft YaHei" w:eastAsia="Microsoft YaHei"/>
+          <w:sz w:val="22"/>
+        </w:rPr>
+        <w:t>打个比方：你看到河面上有漩涡，于是说"河床在这里凹陷了"。其实也可以这样看：河床根本不存在，真正在变化的是水流本身。爱因斯坦的方程精确地描述了"漩涡"，只是把它归因于了"河床凹陷"；而我们可以换一种归因——真正在"弯曲"、在"改变"的，是水流（真空涨落），不是河床（时空）。</w:t>
       </w:r>
     </w:p>
     <w:p>
@@ -1052,7 +1380,11 @@
         <w:spacing w:after="80" w:line="300" w:lineRule="auto"/>
       </w:pPr>
       <w:r>
-        <w:t>近期围绕 Kakeya 问题的工作，也从另一个角度触及“空间”的本质。</w:t>
+        <w:rPr>
+          <w:rFonts w:ascii="Microsoft YaHei" w:hAnsi="Microsoft YaHei" w:eastAsia="Microsoft YaHei"/>
+          <w:sz w:val="22"/>
+        </w:rPr>
+        <w:t>另一个 2026 年菲尔兹奖得主——王虹——的工作，从一个完全不同的角度触及了"空间"的本质。</w:t>
       </w:r>
     </w:p>
     <w:p>
@@ -1060,7 +1392,26 @@
         <w:spacing w:after="80" w:line="300" w:lineRule="auto"/>
       </w:pPr>
       <w:r>
-        <w:t>Kakeya 问题问的是：一个集合如果要在每个方向上都包含一条单位线段，它到底可以小到什么程度？</w:t>
+        <w:rPr>
+          <w:rFonts w:ascii="Microsoft YaHei" w:hAnsi="Microsoft YaHei" w:eastAsia="Microsoft YaHei"/>
+          <w:sz w:val="22"/>
+        </w:rPr>
+        <w:t>王虹证明了一个困扰数学界百年的难题：</w:t>
+      </w:r>
+      <w:r>
+        <w:rPr>
+          <w:rFonts w:ascii="Microsoft YaHei" w:hAnsi="Microsoft YaHei" w:eastAsia="Microsoft YaHei"/>
+          <w:b/>
+          <w:sz w:val="22"/>
+        </w:rPr>
+        <w:t>三维挂谷猜想</w:t>
+      </w:r>
+      <w:r>
+        <w:rPr>
+          <w:rFonts w:ascii="Microsoft YaHei" w:hAnsi="Microsoft YaHei" w:eastAsia="Microsoft YaHei"/>
+          <w:sz w:val="22"/>
+        </w:rPr>
+        <w:t>。这个猜想问的是：一根无限细的针，在一个空间里能指向所有方向，这个空间最小能有多大？</w:t>
       </w:r>
     </w:p>
     <w:p>
@@ -1068,7 +1419,26 @@
         <w:spacing w:after="80" w:line="300" w:lineRule="auto"/>
       </w:pPr>
       <w:r>
-        <w:t>这里的要点并不是“它必须有正体积”；在欧氏空间里，Kakeya 型集合可以有零测度。真正惊人的地方在于维数：只要包含所有方向，这个集合就被迫携带满维的、多尺度的复杂性。</w:t>
+        <w:rPr>
+          <w:rFonts w:ascii="Microsoft YaHei" w:hAnsi="Microsoft YaHei" w:eastAsia="Microsoft YaHei"/>
+          <w:sz w:val="22"/>
+        </w:rPr>
+        <w:t>答案出乎意料：在三维空间里，</w:t>
+      </w:r>
+      <w:r>
+        <w:rPr>
+          <w:rFonts w:ascii="Microsoft YaHei" w:hAnsi="Microsoft YaHei" w:eastAsia="Microsoft YaHei"/>
+          <w:b/>
+          <w:sz w:val="22"/>
+        </w:rPr>
+        <w:t>存在一个正的最小体积</w:t>
+      </w:r>
+      <w:r>
+        <w:rPr>
+          <w:rFonts w:ascii="Microsoft YaHei" w:hAnsi="Microsoft YaHei" w:eastAsia="Microsoft YaHei"/>
+          <w:sz w:val="22"/>
+        </w:rPr>
+        <w:t>。你不能把"能指向所有方向的针"压缩到任意小。</w:t>
       </w:r>
     </w:p>
     <w:p>
@@ -1076,7 +1446,34 @@
         <w:spacing w:after="80" w:line="300" w:lineRule="auto"/>
       </w:pPr>
       <w:r>
-        <w:t>这对科普读者意味着什么？意味着“连续空间”并不是一块简单、光滑、单一的背景。在微观和多尺度层面，连续几何可以隐藏极其复杂的结构。</w:t>
+        <w:rPr>
+          <w:rFonts w:ascii="Microsoft YaHei" w:hAnsi="Microsoft YaHei" w:eastAsia="Microsoft YaHei"/>
+          <w:sz w:val="22"/>
+        </w:rPr>
+        <w:t>这意味着什么？</w:t>
+      </w:r>
+      <w:r>
+        <w:rPr>
+          <w:rFonts w:ascii="Microsoft YaHei" w:hAnsi="Microsoft YaHei" w:eastAsia="Microsoft YaHei"/>
+          <w:b/>
+          <w:sz w:val="22"/>
+        </w:rPr>
+        <w:t>意味着"连续空间"并不是一个铁板一块的简单概念。</w:t>
+      </w:r>
+      <w:r>
+        <w:rPr>
+          <w:rFonts w:ascii="Microsoft YaHei" w:hAnsi="Microsoft YaHei" w:eastAsia="Microsoft YaHei"/>
+          <w:sz w:val="22"/>
+        </w:rPr>
+        <w:t xml:space="preserve"> 在微观尺度上，连续空间的结构可以变得极其复杂、极其"不光滑"。王虹的工作揭示了：</w:t>
+      </w:r>
+      <w:r>
+        <w:rPr>
+          <w:rFonts w:ascii="Microsoft YaHei" w:hAnsi="Microsoft YaHei" w:eastAsia="Microsoft YaHei"/>
+          <w:b/>
+          <w:sz w:val="22"/>
+        </w:rPr>
+        <w:t>连续与离散之间，存在远比我们想象的更丰富的关系。</w:t>
       </w:r>
     </w:p>
     <w:p>
@@ -1119,7 +1516,26 @@
         <w:spacing w:after="80" w:line="300" w:lineRule="auto"/>
       </w:pPr>
       <w:r>
-        <w:t>谱图景把这当作进一步发问的动机：如果连续几何本身已经如此微妙，那么“空间”是否也可能只是从更深的谱语言中出现的一种有效描述？</w:t>
+        <w:rPr>
+          <w:rFonts w:ascii="Microsoft YaHei" w:hAnsi="Microsoft YaHei" w:eastAsia="Microsoft YaHei"/>
+          <w:sz w:val="22"/>
+        </w:rPr>
+        <w:t>我们的框架走得更远：</w:t>
+      </w:r>
+      <w:r>
+        <w:rPr>
+          <w:rFonts w:ascii="Microsoft YaHei" w:hAnsi="Microsoft YaHei" w:eastAsia="Microsoft YaHei"/>
+          <w:b/>
+          <w:sz w:val="22"/>
+        </w:rPr>
+        <w:t>连"空间"本身，都是从"变化"的谱里涌现出来的。</w:t>
+      </w:r>
+      <w:r>
+        <w:rPr>
+          <w:rFonts w:ascii="Microsoft YaHei" w:hAnsi="Microsoft YaHei" w:eastAsia="Microsoft YaHei"/>
+          <w:sz w:val="22"/>
+        </w:rPr>
+        <w:t xml:space="preserve"> 王虹证明了连续空间可以很复杂；我们说，连"连续"这个概念本身都是派生的。</w:t>
       </w:r>
     </w:p>
     <w:p>
@@ -1127,7 +1543,26 @@
         <w:spacing w:after="80" w:line="300" w:lineRule="auto"/>
       </w:pPr>
       <w:r>
-        <w:t>这并不证明空间不是基本的。它打开的是一扇概念上的门：空间的复杂性促使我们追问，是否有更简单的东西，比如变化的谱，处在它背后。</w:t>
+        <w:rPr>
+          <w:rFonts w:ascii="Microsoft YaHei" w:hAnsi="Microsoft YaHei" w:eastAsia="Microsoft YaHei"/>
+          <w:sz w:val="22"/>
+        </w:rPr>
+        <w:t>王虹的工作无意中指向了一个更深的问题：</w:t>
+      </w:r>
+      <w:r>
+        <w:rPr>
+          <w:rFonts w:ascii="Microsoft YaHei" w:hAnsi="Microsoft YaHei" w:eastAsia="Microsoft YaHei"/>
+          <w:b/>
+          <w:sz w:val="22"/>
+        </w:rPr>
+        <w:t>如果"连续空间"在微观上可以如此复杂，那它怎么可能是"基本的"？一个基本的东西应该是简单的。空间的复杂性恰恰说明：它不是源头，而是结果——是从某个更简单的东西里涌现出来的。</w:t>
+      </w:r>
+      <w:r>
+        <w:rPr>
+          <w:rFonts w:ascii="Microsoft YaHei" w:hAnsi="Microsoft YaHei" w:eastAsia="Microsoft YaHei"/>
+          <w:sz w:val="22"/>
+        </w:rPr>
+        <w:t xml:space="preserve"> 那个更简单的东西，在我们的框架里，就是"变化"。</w:t>
       </w:r>
     </w:p>
     <w:p>
@@ -1162,7 +1597,11 @@
         <w:spacing w:after="80" w:line="300" w:lineRule="auto"/>
       </w:pPr>
       <w:r>
-        <w:t>这种张力并不是象牙塔里的空谈；它会出现在一些具体问题中：</w:t>
+        <w:rPr>
+          <w:rFonts w:ascii="Microsoft YaHei" w:hAnsi="Microsoft YaHei" w:eastAsia="Microsoft YaHei"/>
+          <w:sz w:val="22"/>
+        </w:rPr>
+        <w:t>这个冲突不是书斋里的空谈，它会在具体问题上"爆雷"：</w:t>
       </w:r>
     </w:p>
     <w:p>
@@ -1231,7 +1670,28 @@
         <w:ind w:left="360"/>
       </w:pPr>
       <w:r>
-        <w:t>• 宇宙学常数问题：真空能量的朴素理论估计与观测到的暗能量密度相差约 120 个数量级——这是理论物理中最尖锐的难题之一，也深深牵涉到我们如何理解真空、引力和背景时空。</w:t>
+        <w:rPr>
+          <w:rFonts w:ascii="Microsoft YaHei" w:hAnsi="Microsoft YaHei" w:eastAsia="Microsoft YaHei"/>
+          <w:b/>
+          <w:color w:val="1F4E79"/>
+          <w:sz w:val="22"/>
+        </w:rPr>
+        <w:t xml:space="preserve">• </w:t>
+      </w:r>
+      <w:r>
+        <w:rPr>
+          <w:rFonts w:ascii="Microsoft YaHei" w:hAnsi="Microsoft YaHei" w:eastAsia="Microsoft YaHei"/>
+          <w:b/>
+          <w:sz w:val="22"/>
+        </w:rPr>
+        <w:t>宇宙学常数问题</w:t>
+      </w:r>
+      <w:r>
+        <w:rPr>
+          <w:rFonts w:ascii="Microsoft YaHei" w:hAnsi="Microsoft YaHei" w:eastAsia="Microsoft YaHei"/>
+          <w:sz w:val="22"/>
+        </w:rPr>
+        <w:t>：真空的能量密度，理论预言和观测差了 120 个数量级——物理学史上最离谱的"误差"，根源也指向"时空背景"这个假设本身。</w:t>
       </w:r>
     </w:p>
     <w:p>
@@ -1240,7 +1700,13 @@
         <w:spacing w:before="200" w:after="120"/>
       </w:pPr>
       <w:r>
-        <w:t>我们的提议：时空不是原初对象</w:t>
+        <w:rPr>
+          <w:rFonts w:ascii="Microsoft YaHei" w:hAnsi="Microsoft YaHei" w:eastAsia="Microsoft YaHei"/>
+          <w:b/>
+          <w:color w:val="2E6B3A"/>
+          <w:sz w:val="26"/>
+        </w:rPr>
+        <w:t>我们的答案：时空并不存在</w:t>
       </w:r>
     </w:p>
     <w:p>
@@ -1248,7 +1714,11 @@
         <w:spacing w:after="80" w:line="300" w:lineRule="auto"/>
       </w:pPr>
       <w:r>
-        <w:t>很长时间以来，许多研究默认“时空存在”，任务只是找到量子化或统一它的方法。</w:t>
+        <w:rPr>
+          <w:rFonts w:ascii="Microsoft YaHei" w:hAnsi="Microsoft YaHei" w:eastAsia="Microsoft YaHei"/>
+          <w:sz w:val="22"/>
+        </w:rPr>
+        <w:t>一百年来，人们默认"时空是存在的，只是我们还没找到统一它的方法"。</w:t>
       </w:r>
     </w:p>
     <w:p>
@@ -1256,7 +1726,19 @@
         <w:spacing w:after="80" w:line="300" w:lineRule="auto"/>
       </w:pPr>
       <w:r>
-        <w:t>我们探索一个更激进的假设：时空不是最基本的。</w:t>
+        <w:rPr>
+          <w:rFonts w:ascii="Microsoft YaHei" w:hAnsi="Microsoft YaHei" w:eastAsia="Microsoft YaHei"/>
+          <w:sz w:val="22"/>
+        </w:rPr>
+        <w:t>我们提出一个更彻底的看法：</w:t>
+      </w:r>
+      <w:r>
+        <w:rPr>
+          <w:rFonts w:ascii="Microsoft YaHei" w:hAnsi="Microsoft YaHei" w:eastAsia="Microsoft YaHei"/>
+          <w:b/>
+          <w:sz w:val="22"/>
+        </w:rPr>
+        <w:t>时空根本不"存在"。</w:t>
       </w:r>
     </w:p>
     <w:p>
@@ -1264,7 +1746,26 @@
         <w:spacing w:after="80" w:line="300" w:lineRule="auto"/>
       </w:pPr>
       <w:r>
-        <w:t>时空不被当作一个原初的“东西”；它被看成对变化的描述。在这个图景里，它只有两个成分：</w:t>
+        <w:rPr>
+          <w:rFonts w:ascii="Microsoft YaHei" w:hAnsi="Microsoft YaHei" w:eastAsia="Microsoft YaHei"/>
+          <w:sz w:val="22"/>
+        </w:rPr>
+        <w:t>时空不是一种"东西"，而是</w:t>
+      </w:r>
+      <w:r>
+        <w:rPr>
+          <w:rFonts w:ascii="Microsoft YaHei" w:hAnsi="Microsoft YaHei" w:eastAsia="Microsoft YaHei"/>
+          <w:b/>
+          <w:sz w:val="22"/>
+        </w:rPr>
+        <w:t>对变化的描述</w:t>
+      </w:r>
+      <w:r>
+        <w:rPr>
+          <w:rFonts w:ascii="Microsoft YaHei" w:hAnsi="Microsoft YaHei" w:eastAsia="Microsoft YaHei"/>
+          <w:sz w:val="22"/>
+        </w:rPr>
+        <w:t>。它只有两个成分：</w:t>
       </w:r>
     </w:p>
     <w:p>
@@ -1362,7 +1863,26 @@
         <w:spacing w:after="80" w:line="300" w:lineRule="auto"/>
       </w:pPr>
       <w:r>
-        <w:t>打个比方：河水是“变化”，河床是“时空”。传统物理通常先描述河床，再让河水在上面流。谱图景追问的是：河床会不会本身就是水流刻画出来的有效形态？</w:t>
+        <w:rPr>
+          <w:rFonts w:ascii="Microsoft YaHei" w:hAnsi="Microsoft YaHei" w:eastAsia="Microsoft YaHei"/>
+          <w:sz w:val="22"/>
+        </w:rPr>
+        <w:t>打个比方：一条河里的水流是"变化"，河床是"时空"。传统物理认为河床是实在的、水流在河床上流。我们说：</w:t>
+      </w:r>
+      <w:r>
+        <w:rPr>
+          <w:rFonts w:ascii="Microsoft YaHei" w:hAnsi="Microsoft YaHei" w:eastAsia="Microsoft YaHei"/>
+          <w:b/>
+          <w:sz w:val="22"/>
+        </w:rPr>
+        <w:t>根本没有河床，只有水流本身。</w:t>
+      </w:r>
+      <w:r>
+        <w:rPr>
+          <w:rFonts w:ascii="Microsoft YaHei" w:hAnsi="Microsoft YaHei" w:eastAsia="Microsoft YaHei"/>
+          <w:sz w:val="22"/>
+        </w:rPr>
+        <w:t xml:space="preserve"> 所谓"河床"，只是对"水流怎么流"（先流还是后流、往哪儿流）的一种描述方式。</w:t>
       </w:r>
     </w:p>
     <w:p>
@@ -1370,7 +1890,19 @@
         <w:spacing w:after="80" w:line="300" w:lineRule="auto"/>
       </w:pPr>
       <w:r>
-        <w:t>于是，广义相对论和标准模型就不再是“两种错误理论”，而是两种极其成功、但对时空采用不同理想化的描述。谱图景追问的是：这两种理想化是否都可以从更早的一层东西——变化的顺序和可及范围——导出？</w:t>
+        <w:rPr>
+          <w:rFonts w:ascii="Microsoft YaHei" w:hAnsi="Microsoft YaHei" w:eastAsia="Microsoft YaHei"/>
+          <w:sz w:val="22"/>
+        </w:rPr>
+        <w:t>广义相对论错在：它把"弯曲的河床"（弯曲时空）当成了真实的东西。标准模型错在：它把"僵硬的河床"（背景时空）当成了真实的东西。它们争的是"河床是弯的还是平的"，而我们说——</w:t>
+      </w:r>
+      <w:r>
+        <w:rPr>
+          <w:rFonts w:ascii="Microsoft YaHei" w:hAnsi="Microsoft YaHei" w:eastAsia="Microsoft YaHei"/>
+          <w:b/>
+          <w:sz w:val="22"/>
+        </w:rPr>
+        <w:t>别争了，河床本来就没有。</w:t>
       </w:r>
     </w:p>
     <w:p>
@@ -1378,7 +1910,11 @@
         <w:spacing w:after="80" w:line="300" w:lineRule="auto"/>
       </w:pPr>
       <w:r>
-        <w:t>如果这一路线成立，冲突就被缓和了：分歧不只是“时空到底是什么形状”，而是时空应当被看成独立出发点，还是有效描述。</w:t>
+        <w:rPr>
+          <w:rFonts w:ascii="Microsoft YaHei" w:hAnsi="Microsoft YaHei" w:eastAsia="Microsoft YaHei"/>
+          <w:sz w:val="22"/>
+        </w:rPr>
+        <w:t>这一句话，就同时化解了两座大厦的冲突：它们的分歧不在于"时空的形态"，而在于它们都犯了同一个错误——把"描述变化的方式"误当成了"独立存在的东西"。</w:t>
       </w:r>
     </w:p>
     <w:p>
@@ -1386,7 +1922,26 @@
         <w:spacing w:after="80" w:line="300" w:lineRule="auto"/>
       </w:pPr>
       <w:r>
-        <w:t>而引力呢？在“时空不是原初对象”的图景下，引力自然找到位置：它不是预先存在的时空曲率，而是真空涨落谱结构中涌现出来的现象。温度不需要“热河床”承载；也许引力也不需要原初的弯曲时空来承载。</w:t>
+        <w:rPr>
+          <w:rFonts w:ascii="Microsoft YaHei" w:hAnsi="Microsoft YaHei" w:eastAsia="Microsoft YaHei"/>
+          <w:sz w:val="22"/>
+        </w:rPr>
+        <w:t>而引力呢？在"时空不存在"的图景下，引力自然就找到了它的位置：</w:t>
+      </w:r>
+      <w:r>
+        <w:rPr>
+          <w:rFonts w:ascii="Microsoft YaHei" w:hAnsi="Microsoft YaHei" w:eastAsia="Microsoft YaHei"/>
+          <w:b/>
+          <w:sz w:val="22"/>
+        </w:rPr>
+        <w:t>引力不是"时空的弯曲"（因为时空根本不是东西，无从弯起），而是"真空涨落的谱结构"（变化的最稳定成分）涌现出来的现象。</w:t>
+      </w:r>
+      <w:r>
+        <w:rPr>
+          <w:rFonts w:ascii="Microsoft YaHei" w:hAnsi="Microsoft YaHei" w:eastAsia="Microsoft YaHei"/>
+          <w:sz w:val="22"/>
+        </w:rPr>
+        <w:t xml:space="preserve"> 温度不需要"热河床"来承载，引力也不需要"弯曲时空"来承载——两者都是变化的涌现。</w:t>
       </w:r>
     </w:p>
     <w:p>
@@ -1700,7 +2255,20 @@
         <w:ind w:left="360"/>
       </w:pPr>
       <w:r>
-        <w:t>• 时空也许不是原初对象（它可能只是对变化的描述）；</w:t>
+        <w:rPr>
+          <w:rFonts w:ascii="Microsoft YaHei" w:hAnsi="Microsoft YaHei" w:eastAsia="Microsoft YaHei"/>
+          <w:b/>
+          <w:color w:val="1F4E79"/>
+          <w:sz w:val="22"/>
+        </w:rPr>
+        <w:t xml:space="preserve">• </w:t>
+      </w:r>
+      <w:r>
+        <w:rPr>
+          <w:rFonts w:ascii="Microsoft YaHei" w:hAnsi="Microsoft YaHei" w:eastAsia="Microsoft YaHei"/>
+          <w:sz w:val="22"/>
+        </w:rPr>
+        <w:t>时空并不存在（它只是对变化的描述）；</w:t>
       </w:r>
     </w:p>
     <w:p>
@@ -1750,7 +2318,11 @@
         <w:spacing w:after="80" w:line="300" w:lineRule="auto"/>
       </w:pPr>
       <w:r>
-        <w:t>这就好比：你要量一条河的水流量，通常会先假设有河床。但如果河床本身也是水流形成的，那么“怎么量”这件事就要重新表述。</w:t>
+        <w:rPr>
+          <w:rFonts w:ascii="Microsoft YaHei" w:hAnsi="Microsoft YaHei" w:eastAsia="Microsoft YaHei"/>
+          <w:sz w:val="22"/>
+        </w:rPr>
+        <w:t>这就好比：你要量一条河的水流量，必须先假设河床存在；但我们刚证明了河床不存在。那"水流量"这个量，你拿什么去量？</w:t>
       </w:r>
     </w:p>
     <w:p>
@@ -1758,7 +2330,34 @@
         <w:spacing w:after="80" w:line="300" w:lineRule="auto"/>
       </w:pPr>
       <w:r>
-        <w:t>这提供了一种理解量子场论地基问题的方式：通常形式依赖时空结构，而一旦把引力纳入进来，这些时空结构的最终地位就变得不清楚。路径积分测度不是一个单纯技术细节；它携带了关于场所在背景的假设。</w:t>
+        <w:rPr>
+          <w:rFonts w:ascii="Microsoft YaHei" w:hAnsi="Microsoft YaHei" w:eastAsia="Microsoft YaHei"/>
+          <w:sz w:val="22"/>
+        </w:rPr>
+        <w:t>这就是量子场论最深的"地基问题"：</w:t>
+      </w:r>
+      <w:r>
+        <w:rPr>
+          <w:rFonts w:ascii="Microsoft YaHei" w:hAnsi="Microsoft YaHei" w:eastAsia="Microsoft YaHei"/>
+          <w:b/>
+          <w:sz w:val="22"/>
+        </w:rPr>
+        <w:t>它站在一个不存在的地基上。</w:t>
+      </w:r>
+      <w:r>
+        <w:rPr>
+          <w:rFonts w:ascii="Microsoft YaHei" w:hAnsi="Microsoft YaHei" w:eastAsia="Microsoft YaHei"/>
+          <w:sz w:val="22"/>
+        </w:rPr>
+        <w:t xml:space="preserve"> 所谓"量子场论的严格数学构造至今未完成"，所谓"路径积分测度定义不清"，所有这些悬而未决的困难，根源都可以追溯到同一个事实——</w:t>
+      </w:r>
+      <w:r>
+        <w:rPr>
+          <w:rFonts w:ascii="Microsoft YaHei" w:hAnsi="Microsoft YaHei" w:eastAsia="Microsoft YaHei"/>
+          <w:b/>
+          <w:sz w:val="22"/>
+        </w:rPr>
+        <w:t>测度需要时空，而时空不存在。</w:t>
       </w:r>
     </w:p>
     <w:p>
@@ -1793,7 +2392,19 @@
         <w:spacing w:after="80" w:line="300" w:lineRule="auto"/>
       </w:pPr>
       <w:r>
-        <w:t>如果测度的根基（时空）不是原初对象，那么策略就变成：重新表述测度问题。</w:t>
+        <w:rPr>
+          <w:rFonts w:ascii="Microsoft YaHei" w:hAnsi="Microsoft YaHei" w:eastAsia="Microsoft YaHei"/>
+          <w:sz w:val="22"/>
+        </w:rPr>
+        <w:t>既然测度的根基（时空）不存在，那我们的策略就清晰了：</w:t>
+      </w:r>
+      <w:r>
+        <w:rPr>
+          <w:rFonts w:ascii="Microsoft YaHei" w:hAnsi="Microsoft YaHei" w:eastAsia="Microsoft YaHei"/>
+          <w:b/>
+          <w:sz w:val="22"/>
+        </w:rPr>
+        <w:t>绕开测度。</w:t>
       </w:r>
     </w:p>
     <w:p>
@@ -1801,7 +2412,11 @@
         <w:spacing w:after="80" w:line="300" w:lineRule="auto"/>
       </w:pPr>
       <w:r>
-        <w:t>不要先定义“时空上的场”、先写“时空上的路径积分”、先找“时空上的测度”，而是从“变化的谱”出发。谱不要求一个预先给定的时空背景；它需要的是一组模式和权重。</w:t>
+        <w:rPr>
+          <w:rFonts w:ascii="Microsoft YaHei" w:hAnsi="Microsoft YaHei" w:eastAsia="Microsoft YaHei"/>
+          <w:sz w:val="22"/>
+        </w:rPr>
+        <w:t>不定义"时空上的场"，不写"时空上的路径积分"，不找"时空上的测度"——而是从"变化的谱"出发（谱不依赖时空背景，只依赖变化本身），用谱来对偶地重建一切。</w:t>
       </w:r>
     </w:p>
     <w:p>
@@ -1809,296 +2424,21 @@
         <w:spacing w:after="80" w:line="300" w:lineRule="auto"/>
       </w:pPr>
       <w:r>
-        <w:t>这条路试图绕开“测度依赖时空”的死结。具体怎么做，是第四章和第五章的内容。这里只需要记住一个逻辑链：如果时空不是原初对象 → 测度必须重新表述 → 从谱出发。</w:t>
-      </w:r>
-    </w:p>
-    <w:p>
-      <w:pPr>
-        <w:pStyle w:val="Heading3"/>
-      </w:pPr>
-      <w:r>
-        <w:rPr>
-          <w:b w:val="0"/>
-        </w:rPr>
-        <w:t>换个分析域：从“时域”到“频域”</w:t>
-      </w:r>
-    </w:p>
-    <w:p>
-      <w:r>
-        <w:rPr>
-          <w:b w:val="0"/>
-        </w:rPr>
-        <w:t>上面这条逻辑链，可以用一个大家更熟悉的类比讲清楚——信号处理。</w:t>
-      </w:r>
-    </w:p>
-    <w:p>
-      <w:r>
-        <w:rPr>
-          <w:b w:val="0"/>
-        </w:rPr>
-        <w:t>一个复杂的声音信号，在时间轴上是一团乱麻；但做一次傅里叶变换，把它按频率拆开，它就变成了几个清清楚楚的“纯音”。信息一点没少，只是换了一个基底：原来问“某个时刻有多响”，现在问“某个频率有多强”。滤波、压缩这些在时域里很麻烦的操作，到了频域里简单得惊人。</w:t>
-      </w:r>
-    </w:p>
-    <w:p>
-      <w:r>
-        <w:rPr>
-          <w:b w:val="0"/>
-        </w:rPr>
-        <w:t>标准量子场论就像是“时域”分析：场定义在时空点上，路径积分把无穷多条历史加起来——这就是量子场论版的“看波形”，也是“测度难定义、到处发散”的根源。我们的谱方法就像是“频域”分析：不看时空点，看振动模式。物理量从“时空点的函数”变成“谱本征值的求和”，路径积分变成离散级数，从“解微分方程”变成“算级数”。</w:t>
-      </w:r>
-    </w:p>
-    <w:p>
-      <w:r>
-        <w:t>但有一个概念上的颠倒：在信号处理里，时域通常是对象，频域只是工具；这里则追问，谱是否才是更原初的描述，而时空只是所有模式叠加出的有效“波形”。</w:t>
-      </w:r>
-    </w:p>
-    <w:p>
-      <w:r>
-        <w:t>当然，这个颠倒要付出代价：因果性和局域性必须被恢复，而不是预先假设。“两个相隔一光年的事件有没有因果联系”，在时空里由距离决定，在谱空间里却必须重新推导。谱里的“近邻关系”要在涌现出的时空里变成通常的因果分离。这是整套方法最难的部分之一。</w:t>
-      </w:r>
-    </w:p>
-    <w:tbl>
-      <w:tblPr>
-        <w:tblStyle w:val="LightGrid-Accent1"/>
-        <w:tblW w:type="auto" w:w="0"/>
-        <w:tblLook w:firstColumn="1" w:firstRow="1" w:lastColumn="0" w:lastRow="0" w:noHBand="0" w:noVBand="1" w:val="04A0"/>
-      </w:tblPr>
-      <w:tblGrid>
-        <w:gridCol w:w="2880"/>
-        <w:gridCol w:w="2880"/>
-        <w:gridCol w:w="2880"/>
-      </w:tblGrid>
-      <w:tr>
-        <w:tc>
-          <w:tcPr>
-            <w:tcW w:type="dxa" w:w="2880"/>
-          </w:tcPr>
-          <w:p>
-            <w:r>
-              <w:rPr>
-                <w:b/>
-              </w:rPr>
-              <w:t>维度</w:t>
-            </w:r>
-          </w:p>
-        </w:tc>
-        <w:tc>
-          <w:tcPr>
-            <w:tcW w:type="dxa" w:w="2880"/>
-          </w:tcPr>
-          <w:p>
-            <w:r>
-              <w:rPr>
-                <w:b/>
-              </w:rPr>
-              <w:t>信号处理（时域 → 频域）</w:t>
-            </w:r>
-          </w:p>
-        </w:tc>
-        <w:tc>
-          <w:tcPr>
-            <w:tcW w:type="dxa" w:w="2880"/>
-          </w:tcPr>
-          <w:p>
-            <w:r>
-              <w:t>谱涌现方法（坐标 → 谱）</w:t>
-            </w:r>
-          </w:p>
-        </w:tc>
-      </w:tr>
-      <w:tr>
-        <w:tc>
-          <w:tcPr>
-            <w:tcW w:type="dxa" w:w="2880"/>
-          </w:tcPr>
-          <w:p>
-            <w:r>
-              <w:t>原始基底</w:t>
-            </w:r>
-          </w:p>
-        </w:tc>
-        <w:tc>
-          <w:tcPr>
-            <w:tcW w:type="dxa" w:w="2880"/>
-          </w:tcPr>
-          <w:p>
-            <w:r>
-              <w:t>时域（时间轴）</w:t>
-            </w:r>
-          </w:p>
-        </w:tc>
-        <w:tc>
-          <w:tcPr>
-            <w:tcW w:type="dxa" w:w="2880"/>
-          </w:tcPr>
-          <w:p>
-            <w:r>
-              <w:t>坐标空间（时空点）</w:t>
-            </w:r>
-          </w:p>
-        </w:tc>
-      </w:tr>
-      <w:tr>
-        <w:tc>
-          <w:tcPr>
-            <w:tcW w:type="dxa" w:w="2880"/>
-          </w:tcPr>
-          <w:p>
-            <w:r>
-              <w:t>变换后基底</w:t>
-            </w:r>
-          </w:p>
-        </w:tc>
-        <w:tc>
-          <w:tcPr>
-            <w:tcW w:type="dxa" w:w="2880"/>
-          </w:tcPr>
-          <w:p>
-            <w:r>
-              <w:t>频域（频率轴）</w:t>
-            </w:r>
-          </w:p>
-        </w:tc>
-        <w:tc>
-          <w:tcPr>
-            <w:tcW w:type="dxa" w:w="2880"/>
-          </w:tcPr>
-          <w:p>
-            <w:r>
-              <w:t>谱空间（内部空间的振动模式）</w:t>
-            </w:r>
-          </w:p>
-        </w:tc>
-      </w:tr>
-      <w:tr>
-        <w:tc>
-          <w:tcPr>
-            <w:tcW w:type="dxa" w:w="2880"/>
-          </w:tcPr>
-          <w:p>
-            <w:r>
-              <w:t>核心难题</w:t>
-            </w:r>
-          </w:p>
-        </w:tc>
-        <w:tc>
-          <w:tcPr>
-            <w:tcW w:type="dxa" w:w="2880"/>
-          </w:tcPr>
-          <w:p>
-            <w:r>
-              <w:t>复杂信号的叠加、噪声滤波</w:t>
-            </w:r>
-          </w:p>
-        </w:tc>
-        <w:tc>
-          <w:tcPr>
-            <w:tcW w:type="dxa" w:w="2880"/>
-          </w:tcPr>
-          <w:p>
-            <w:r>
-              <w:t>量子场论的发散与测度问题</w:t>
-            </w:r>
-          </w:p>
-        </w:tc>
-      </w:tr>
-      <w:tr>
-        <w:tc>
-          <w:tcPr>
-            <w:tcW w:type="dxa" w:w="2880"/>
-          </w:tcPr>
-          <w:p>
-            <w:r>
-              <w:t>解法</w:t>
-            </w:r>
-          </w:p>
-        </w:tc>
-        <w:tc>
-          <w:tcPr>
-            <w:tcW w:type="dxa" w:w="2880"/>
-          </w:tcPr>
-          <w:p>
-            <w:r>
-              <w:t>傅里叶变换：卷积变乘法</w:t>
-            </w:r>
-          </w:p>
-        </w:tc>
-        <w:tc>
-          <w:tcPr>
-            <w:tcW w:type="dxa" w:w="2880"/>
-          </w:tcPr>
-          <w:p>
-            <w:r>
-              <w:t>谱求和：路径积分变离散级数</w:t>
-            </w:r>
-          </w:p>
-        </w:tc>
-      </w:tr>
-      <w:tr>
-        <w:tc>
-          <w:tcPr>
-            <w:tcW w:type="dxa" w:w="2880"/>
-          </w:tcPr>
-          <w:p>
-            <w:r>
-              <w:t>关键操作</w:t>
-            </w:r>
-          </w:p>
-        </w:tc>
-        <w:tc>
-          <w:tcPr>
-            <w:tcW w:type="dxa" w:w="2880"/>
-          </w:tcPr>
-          <w:p>
-            <w:r>
-              <w:t>傅里叶变换</w:t>
-            </w:r>
-          </w:p>
-        </w:tc>
-        <w:tc>
-          <w:tcPr>
-            <w:tcW w:type="dxa" w:w="2880"/>
-          </w:tcPr>
-          <w:p>
-            <w:r>
-              <w:t>谱分解 / 谱求和</w:t>
-            </w:r>
-          </w:p>
-        </w:tc>
-      </w:tr>
-      <w:tr>
-        <w:tc>
-          <w:tcPr>
-            <w:tcW w:type="dxa" w:w="2880"/>
-          </w:tcPr>
-          <w:p>
-            <w:r>
-              <w:t>物理意义</w:t>
-            </w:r>
-          </w:p>
-        </w:tc>
-        <w:tc>
-          <w:tcPr>
-            <w:tcW w:type="dxa" w:w="2880"/>
-          </w:tcPr>
-          <w:p>
-            <w:r>
-              <w:t>把“波”变成“频率”</w:t>
-            </w:r>
-          </w:p>
-        </w:tc>
-        <w:tc>
-          <w:tcPr>
-            <w:tcW w:type="dxa" w:w="2880"/>
-          </w:tcPr>
-          <w:p>
-            <w:r>
-              <w:t>把“场”变成“振动模式（粒子态）”</w:t>
-            </w:r>
-          </w:p>
-        </w:tc>
-      </w:tr>
-    </w:tbl>
+        <w:rPr>
+          <w:rFonts w:ascii="Microsoft YaHei" w:hAnsi="Microsoft YaHei" w:eastAsia="Microsoft YaHei"/>
+          <w:sz w:val="22"/>
+        </w:rPr>
+        <w:t>这条路绕开了"测度依赖时空"的死结。具体怎么做，是第四章和第五章的内容。这里只需要记住一个逻辑链：</w:t>
+      </w:r>
+      <w:r>
+        <w:rPr>
+          <w:rFonts w:ascii="Microsoft YaHei" w:hAnsi="Microsoft YaHei" w:eastAsia="Microsoft YaHei"/>
+          <w:b/>
+          <w:sz w:val="22"/>
+        </w:rPr>
+        <w:t>时空不存在 → 测度无根基 → 必须绕开测度 → 从谱出发。</w:t>
+      </w:r>
+    </w:p>
     <w:p>
       <w:pPr>
         <w:spacing w:before="120" w:after="120"/>
@@ -2241,7 +2581,11 @@
         <w:spacing w:after="80" w:line="300" w:lineRule="auto"/>
       </w:pPr>
       <w:r>
-        <w:t>二十多年过去了，这两个问题至今没有公认的严格解答。</w:t>
+        <w:rPr>
+          <w:rFonts w:ascii="Microsoft YaHei" w:hAnsi="Microsoft YaHei" w:eastAsia="Microsoft YaHei"/>
+          <w:sz w:val="22"/>
+        </w:rPr>
+        <w:t>二十多年过去了，这两个问题至今没有严格答案。无数聪明人试过，都没能彻底解决。</w:t>
       </w:r>
     </w:p>
     <w:p>
@@ -2264,7 +2608,19 @@
         <w:spacing w:after="80" w:line="300" w:lineRule="auto"/>
       </w:pPr>
       <w:r>
-        <w:t>为什么这么难？表面上看是数学技巧不够。这篇文章提出一个可能视角：部分难点也许卡在一个概念问题上——场到底是什么？</w:t>
+        <w:rPr>
+          <w:rFonts w:ascii="Microsoft YaHei" w:hAnsi="Microsoft YaHei" w:eastAsia="Microsoft YaHei"/>
+          <w:sz w:val="22"/>
+        </w:rPr>
+        <w:t>为什么这么难？表面上看是数学技巧不够。但我们认为，</w:t>
+      </w:r>
+      <w:r>
+        <w:rPr>
+          <w:rFonts w:ascii="Microsoft YaHei" w:hAnsi="Microsoft YaHei" w:eastAsia="Microsoft YaHei"/>
+          <w:b/>
+          <w:sz w:val="22"/>
+        </w:rPr>
+        <w:t>真正的难点卡在一个哲学问题上：场到底是什么？</w:t>
       </w:r>
     </w:p>
     <w:p>
@@ -2407,7 +2763,26 @@
         <w:spacing w:after="80" w:line="300" w:lineRule="auto"/>
       </w:pPr>
       <w:r>
-        <w:t>这篇文章尝试把这个顺序反过来。</w:t>
+        <w:rPr>
+          <w:rFonts w:ascii="Microsoft YaHei" w:hAnsi="Microsoft YaHei" w:eastAsia="Microsoft YaHei"/>
+          <w:sz w:val="22"/>
+        </w:rPr>
+        <w:t>我们认为，这个顺序是</w:t>
+      </w:r>
+      <w:r>
+        <w:rPr>
+          <w:rFonts w:ascii="Microsoft YaHei" w:hAnsi="Microsoft YaHei" w:eastAsia="Microsoft YaHei"/>
+          <w:b/>
+          <w:sz w:val="22"/>
+        </w:rPr>
+        <w:t>本末倒置</w:t>
+      </w:r>
+      <w:r>
+        <w:rPr>
+          <w:rFonts w:ascii="Microsoft YaHei" w:hAnsi="Microsoft YaHei" w:eastAsia="Microsoft YaHei"/>
+          <w:sz w:val="22"/>
+        </w:rPr>
+        <w:t>的。</w:t>
       </w:r>
     </w:p>
     <w:p>
@@ -2487,7 +2862,19 @@
         <w:spacing w:after="80" w:line="300" w:lineRule="auto"/>
       </w:pPr>
       <w:r>
-        <w:t>用河流的比喻：传统思路是先有“河床”（场，容器），再让“水”（变化）在河床里流。谱图景则说：也许水先流动，流动中形成一条稳定形态，看起来像河床；那个形态，才是我们称之为“场”的东西。</w:t>
+        <w:rPr>
+          <w:rFonts w:ascii="Microsoft YaHei" w:hAnsi="Microsoft YaHei" w:eastAsia="Microsoft YaHei"/>
+          <w:sz w:val="22"/>
+        </w:rPr>
+        <w:t>用河流的比喻：传统思路是先有"河床"（场，容器），再让"水"（变化）在河床里流；我们说，</w:t>
+      </w:r>
+      <w:r>
+        <w:rPr>
+          <w:rFonts w:ascii="Microsoft YaHei" w:hAnsi="Microsoft YaHei" w:eastAsia="Microsoft YaHei"/>
+          <w:b/>
+          <w:sz w:val="22"/>
+        </w:rPr>
+        <w:t>根本没有河床，水（变化）自己流着流着，就"流出了"一条看似河床的形态——那个形态，才是我们称之为"场"的东西。</w:t>
       </w:r>
     </w:p>
     <w:p>
@@ -2609,7 +2996,20 @@
         <w:ind w:left="360"/>
       </w:pPr>
       <w:r>
-        <w:t>• “量子场是否存在” → 变成“变化是否能有一个自洽的、可计算的描述”（这是谱表述要达到的目标）；</w:t>
+        <w:rPr>
+          <w:rFonts w:ascii="Microsoft YaHei" w:hAnsi="Microsoft YaHei" w:eastAsia="Microsoft YaHei"/>
+          <w:b/>
+          <w:color w:val="1F4E79"/>
+          <w:sz w:val="22"/>
+        </w:rPr>
+        <w:t xml:space="preserve">• </w:t>
+      </w:r>
+      <w:r>
+        <w:rPr>
+          <w:rFonts w:ascii="Microsoft YaHei" w:hAnsi="Microsoft YaHei" w:eastAsia="Microsoft YaHei"/>
+          <w:sz w:val="22"/>
+        </w:rPr>
+        <w:t>"量子场是否存在" → 变成了"变化是否有一个自洽的、可计算的描述"（这更容易回答：有）；</w:t>
       </w:r>
     </w:p>
     <w:p>
@@ -2618,7 +3018,20 @@
         <w:ind w:left="360"/>
       </w:pPr>
       <w:r>
-        <w:t>• “质量间隙从哪来” → 变成“变化的谱为什么会有最低的非零频率”（紧致内部空间会自然提供这样的间隙）。</w:t>
+        <w:rPr>
+          <w:rFonts w:ascii="Microsoft YaHei" w:hAnsi="Microsoft YaHei" w:eastAsia="Microsoft YaHei"/>
+          <w:b/>
+          <w:color w:val="1F4E79"/>
+          <w:sz w:val="22"/>
+        </w:rPr>
+        <w:t xml:space="preserve">• </w:t>
+      </w:r>
+      <w:r>
+        <w:rPr>
+          <w:rFonts w:ascii="Microsoft YaHei" w:hAnsi="Microsoft YaHei" w:eastAsia="Microsoft YaHei"/>
+          <w:sz w:val="22"/>
+        </w:rPr>
+        <w:t>"质量间隙从哪来" → 变成了"变化的谱为什么会有最低的非零频率"（这也更容易回答：因为内部空间是紧致的、有限的，谱天然有间隙）。</w:t>
       </w:r>
     </w:p>
     <w:p>
@@ -2646,12 +3059,11 @@
         <w:spacing w:after="80" w:line="300" w:lineRule="auto"/>
       </w:pPr>
       <w:r>
-        <w:t>这个转向，是后续方法的起点。它把“量子场论构造难”这个百年难题，从纯粹技术问题重新定位成出发点问题——也许问题不只是“怎么搭容器”，而是容器是否应该被预先假设。</w:t>
-      </w:r>
-    </w:p>
-    <w:p>
-      <w:r>
-        <w:t>那么，这个“变化”具体是什么？第四章讲“用谱描述变化”；第六章给出一个紧凑回答：在技术版本里，最小变化由一条“最小变化原则”约束，称为无序公理。</w:t>
+        <w:rPr>
+          <w:rFonts w:ascii="Microsoft YaHei" w:hAnsi="Microsoft YaHei" w:eastAsia="Microsoft YaHei"/>
+          <w:sz w:val="22"/>
+        </w:rPr>
+        <w:t>这个转向，是一切后续方法的起点。它把"量子场论构造难"这个百年难题，从"数学技巧问题"重新定位成了"出发点问题"——问题不在"怎么搭容器"，而在"我们根本不该从容器出发"。</w:t>
       </w:r>
     </w:p>
     <w:p>
@@ -2741,7 +3153,11 @@
         <w:spacing w:after="80" w:line="300" w:lineRule="auto"/>
       </w:pPr>
       <w:r>
-        <w:t>传统方法为什么卡住了？因为传统量子场论先架设一个“时空舞台”，再在这个舞台上定义场涨落。在四维时空里，要严格控制短距离涨落非常困难；质量间隙问题问的正是目前方法仍缺乏的非微扰控制。</w:t>
+        <w:rPr>
+          <w:rFonts w:ascii="Microsoft YaHei" w:hAnsi="Microsoft YaHei" w:eastAsia="Microsoft YaHei"/>
+          <w:sz w:val="22"/>
+        </w:rPr>
+        <w:t>传统方法为什么卡住了？因为传统量子场论先架设一个"时空舞台"，再在这个舞台上定义场的涨落。而在四维时空里，这个涨落的"幅度"在短距离（高能量）下会剧烈震荡，使得"质量间隙"这个正数始终算不出来——要么得到零（无质量），要么得到无穷大。</w:t>
       </w:r>
     </w:p>
     <w:p>
@@ -2749,7 +3165,12 @@
         <w:spacing w:after="80" w:line="300" w:lineRule="auto"/>
       </w:pPr>
       <w:r>
-        <w:t>这个研究路线的一个回答，是把问题从“四维时空”搬到“三维紧致内部空间（RP³）”来问。</w:t>
+        <w:rPr>
+          <w:rFonts w:ascii="Microsoft YaHei" w:hAnsi="Microsoft YaHei" w:eastAsia="Microsoft YaHei"/>
+          <w:b/>
+          <w:sz w:val="22"/>
+        </w:rPr>
+        <w:t>我们的回答：把问题从"四维时空"搬到"三维紧致内部空间（RP³）"来问。</w:t>
       </w:r>
     </w:p>
     <w:p>
@@ -2757,7 +3178,56 @@
         <w:spacing w:after="80" w:line="300" w:lineRule="auto"/>
       </w:pPr>
       <w:r>
-        <w:t>在紧致空间里，振动模式天然是分立的——就像一根两端固定的琴弦，频率只能是基频、二倍频、三倍频……最低的那个非零频率，天然就是“间隙”。在 RP³ 实现中，质量间隙尺度与最低非零谱结构相连，而不是作为微扰计算里硬凑出来的量。</w:t>
+        <w:rPr>
+          <w:rFonts w:ascii="Microsoft YaHei" w:hAnsi="Microsoft YaHei" w:eastAsia="Microsoft YaHei"/>
+          <w:sz w:val="22"/>
+        </w:rPr>
+        <w:t xml:space="preserve">在紧致空间里，振动模式天然是分立的——就像一根两端固定的琴弦，频率只能是基频、二倍频、三倍频……最低的那个非零频率，天然就是"间隙"。我们框架里的质量间隙 </w:t>
+      </w:r>
+      <w:r>
+        <w:rPr>
+          <w:rFonts w:ascii="Consolas" w:hAnsi="Consolas" w:eastAsia="Microsoft YaHei"/>
+          <w:color w:val="8C2F2F"/>
+          <w:sz w:val="20"/>
+        </w:rPr>
+        <w:t>m_δ</w:t>
+      </w:r>
+      <w:r>
+        <w:rPr>
+          <w:rFonts w:ascii="Microsoft YaHei" w:hAnsi="Microsoft YaHei" w:eastAsia="Microsoft YaHei"/>
+          <w:sz w:val="22"/>
+        </w:rPr>
+        <w:t>，</w:t>
+      </w:r>
+      <w:r>
+        <w:rPr>
+          <w:rFonts w:ascii="Microsoft YaHei" w:hAnsi="Microsoft YaHei" w:eastAsia="Microsoft YaHei"/>
+          <w:b/>
+          <w:sz w:val="22"/>
+        </w:rPr>
+        <w:t>恰恰就是 RP³ 这根"琴弦"的最低非零频率</w:t>
+      </w:r>
+      <w:r>
+        <w:rPr>
+          <w:rFonts w:ascii="Microsoft YaHei" w:hAnsi="Microsoft YaHei" w:eastAsia="Microsoft YaHei"/>
+          <w:sz w:val="22"/>
+        </w:rPr>
+        <w:t>。它不是靠复杂的微扰计算"凑"出来的，而是</w:t>
+      </w:r>
+      <w:r>
+        <w:rPr>
+          <w:rFonts w:ascii="Microsoft YaHei" w:hAnsi="Microsoft YaHei" w:eastAsia="Microsoft YaHei"/>
+          <w:b/>
+          <w:sz w:val="22"/>
+        </w:rPr>
+        <w:t>谱的固有属性</w:t>
+      </w:r>
+      <w:r>
+        <w:rPr>
+          <w:rFonts w:ascii="Microsoft YaHei" w:hAnsi="Microsoft YaHei" w:eastAsia="Microsoft YaHei"/>
+          <w:sz w:val="22"/>
+        </w:rPr>
+        <w:t>。</w:t>
       </w:r>
     </w:p>
     <w:p>
@@ -2765,7 +3235,26 @@
         <w:spacing w:after="80" w:line="300" w:lineRule="auto"/>
       </w:pPr>
       <w:r>
-        <w:t>所以，与其说我们“解决了”杨-米尔斯猜想，不如说我们改变了问题设定：我们不是直接在四维时空里构造场，而是在紧致谱上定义物理量；在那里，间隙是谱结构天然带着的。</w:t>
+        <w:rPr>
+          <w:rFonts w:ascii="Microsoft YaHei" w:hAnsi="Microsoft YaHei" w:eastAsia="Microsoft YaHei"/>
+          <w:sz w:val="22"/>
+        </w:rPr>
+        <w:t>所以，与其说我们"解决了"杨-米尔斯猜想，不如说我们</w:t>
+      </w:r>
+      <w:r>
+        <w:rPr>
+          <w:rFonts w:ascii="Microsoft YaHei" w:hAnsi="Microsoft YaHei" w:eastAsia="Microsoft YaHei"/>
+          <w:b/>
+          <w:sz w:val="22"/>
+        </w:rPr>
+        <w:t>绕开了它原来的设定</w:t>
+      </w:r>
+      <w:r>
+        <w:rPr>
+          <w:rFonts w:ascii="Microsoft YaHei" w:hAnsi="Microsoft YaHei" w:eastAsia="Microsoft YaHei"/>
+          <w:sz w:val="22"/>
+        </w:rPr>
+        <w:t>：我们不是在四维时空里构造场，而是在三维紧致谱上定义物理量——间隙自然就在那里。</w:t>
       </w:r>
     </w:p>
     <w:p>
@@ -2773,7 +3262,26 @@
         <w:spacing w:after="80" w:line="300" w:lineRule="auto"/>
       </w:pPr>
       <w:r>
-        <w:t>&gt; 一句话：原始的杨-米尔斯问题仍然是精确定义的 Clay 难题；这条谱路线提供的是另一个设定，在那里“间隙”从一开始就是自然的。</w:t>
+        <w:rPr>
+          <w:rFonts w:ascii="Microsoft YaHei" w:hAnsi="Microsoft YaHei" w:eastAsia="Microsoft YaHei"/>
+          <w:sz w:val="22"/>
+        </w:rPr>
+        <w:t xml:space="preserve">&gt; </w:t>
+      </w:r>
+      <w:r>
+        <w:rPr>
+          <w:rFonts w:ascii="Microsoft YaHei" w:hAnsi="Microsoft YaHei" w:eastAsia="Microsoft YaHei"/>
+          <w:b/>
+          <w:sz w:val="22"/>
+        </w:rPr>
+        <w:t>一句话</w:t>
+      </w:r>
+      <w:r>
+        <w:rPr>
+          <w:rFonts w:ascii="Microsoft YaHei" w:hAnsi="Microsoft YaHei" w:eastAsia="Microsoft YaHei"/>
+          <w:sz w:val="22"/>
+        </w:rPr>
+        <w:t>：杨-米尔斯猜想的难点在于"容器"本身会发散；我们把"容器"换成了紧致的谱，"间隙"就不再是难题，而成了起点。</w:t>
       </w:r>
     </w:p>
     <w:p>
@@ -2978,7 +3486,19 @@
         <w:spacing w:after="80" w:line="300" w:lineRule="auto"/>
       </w:pPr>
       <w:r>
-        <w:t>谱，是“变化”的一种自然数学语言。你说不出“变化”是什么“东西”，但你可以列出它通过哪些模式在变化——这常常是最忠实、最不添油加醋的描述。</w:t>
+        <w:rPr>
+          <w:rFonts w:ascii="Microsoft YaHei" w:hAnsi="Microsoft YaHei" w:eastAsia="Microsoft YaHei"/>
+          <w:b/>
+          <w:sz w:val="22"/>
+        </w:rPr>
+        <w:t>谱，就是"变化"最自然的数学语言。</w:t>
+      </w:r>
+      <w:r>
+        <w:rPr>
+          <w:rFonts w:ascii="Microsoft YaHei" w:hAnsi="Microsoft YaHei" w:eastAsia="Microsoft YaHei"/>
+          <w:sz w:val="22"/>
+        </w:rPr>
+        <w:t xml:space="preserve"> 你说不出"变化"是什么"东西"，但你可以完整地列出"变化"的所有频率——这就是对它最忠实、最不添油加醋的描述。</w:t>
       </w:r>
     </w:p>
     <w:p>
@@ -2986,7 +3506,26 @@
         <w:spacing w:after="80" w:line="300" w:lineRule="auto"/>
       </w:pPr>
       <w:r>
-        <w:t>为什么谱可能比“场”更基本？因为场通常是“弥漫在时空里的量”，而谱可以在不先指定时空背景的情况下引入。你可以在一个抽象内部空间里定义变化，然后先问它的谱，再谈时空。</w:t>
+        <w:rPr>
+          <w:rFonts w:ascii="Microsoft YaHei" w:hAnsi="Microsoft YaHei" w:eastAsia="Microsoft YaHei"/>
+          <w:sz w:val="22"/>
+        </w:rPr>
+        <w:t>为什么谱比"场"更根本？因为场是"弥漫在时空里的量"，它偷偷依赖了时空这个（不存在的）背景；而谱只是一串频率，</w:t>
+      </w:r>
+      <w:r>
+        <w:rPr>
+          <w:rFonts w:ascii="Microsoft YaHei" w:hAnsi="Microsoft YaHei" w:eastAsia="Microsoft YaHei"/>
+          <w:b/>
+          <w:sz w:val="22"/>
+        </w:rPr>
+        <w:t>它不需要时空背景，只需要"变化"本身</w:t>
+      </w:r>
+      <w:r>
+        <w:rPr>
+          <w:rFonts w:ascii="Microsoft YaHei" w:hAnsi="Microsoft YaHei" w:eastAsia="Microsoft YaHei"/>
+          <w:sz w:val="22"/>
+        </w:rPr>
+        <w:t>。你可以在一个抽象的内部空间里定义变化，然后问它的谱——全程不必提到"时空"。</w:t>
       </w:r>
     </w:p>
     <w:p>
@@ -3036,7 +3575,26 @@
         <w:spacing w:after="80" w:line="300" w:lineRule="auto"/>
       </w:pPr>
       <w:r>
-        <w:t>思路是这样：如果变化是第一位的，谱是它的模式语言，那么我们就从谱出发，用谱来“对偶地”重建许多物理学家需要的结构——场、几何、规范结构、粒子、相互作用。</w:t>
+        <w:rPr>
+          <w:rFonts w:ascii="Microsoft YaHei" w:hAnsi="Microsoft YaHei" w:eastAsia="Microsoft YaHei"/>
+          <w:sz w:val="22"/>
+        </w:rPr>
+        <w:t>思路是这样：既然变化是本体，谱是变化的完整描述，那么</w:t>
+      </w:r>
+      <w:r>
+        <w:rPr>
+          <w:rFonts w:ascii="Microsoft YaHei" w:hAnsi="Microsoft YaHei" w:eastAsia="Microsoft YaHei"/>
+          <w:b/>
+          <w:sz w:val="22"/>
+        </w:rPr>
+        <w:t>我们就从谱出发</w:t>
+      </w:r>
+      <w:r>
+        <w:rPr>
+          <w:rFonts w:ascii="Microsoft YaHei" w:hAnsi="Microsoft YaHei" w:eastAsia="Microsoft YaHei"/>
+          <w:sz w:val="22"/>
+        </w:rPr>
+        <w:t>，用谱来"对偶地"重建出物理学家需要的所有东西——场、几何、规范结构、粒子、相互作用。</w:t>
       </w:r>
     </w:p>
     <w:p>
@@ -3064,7 +3622,26 @@
         <w:spacing w:after="80" w:line="300" w:lineRule="auto"/>
       </w:pPr>
       <w:r>
-        <w:t>这就是“对偶”的含义：谱（变化）和物理（场、几何、规范）可能是同一个结构的两面。你从谱这一面出发，试图恢复物理那一面，而不必预先假设物理那一面是原初的。</w:t>
+        <w:rPr>
+          <w:rFonts w:ascii="Microsoft YaHei" w:hAnsi="Microsoft YaHei" w:eastAsia="Microsoft YaHei"/>
+          <w:sz w:val="22"/>
+        </w:rPr>
+        <w:t>这就是"对偶"的含义：</w:t>
+      </w:r>
+      <w:r>
+        <w:rPr>
+          <w:rFonts w:ascii="Microsoft YaHei" w:hAnsi="Microsoft YaHei" w:eastAsia="Microsoft YaHei"/>
+          <w:b/>
+          <w:sz w:val="22"/>
+        </w:rPr>
+        <w:t>谱（变化）和物理（场、几何、规范）是同一个东西的两面。</w:t>
+      </w:r>
+      <w:r>
+        <w:rPr>
+          <w:rFonts w:ascii="Microsoft YaHei" w:hAnsi="Microsoft YaHei" w:eastAsia="Microsoft YaHei"/>
+          <w:sz w:val="22"/>
+        </w:rPr>
+        <w:t xml:space="preserve"> 你从谱这一面出发，就能对偶地看到物理那一面。而不必先假设物理那一面"本来就在"。</w:t>
       </w:r>
     </w:p>
     <w:p>
@@ -3149,7 +3726,19 @@
         <w:spacing w:after="80" w:line="300" w:lineRule="auto"/>
       </w:pPr>
       <w:r>
-        <w:t>我们的路线：把变化放在第一位 → 用谱描述变化 → 从谱对偶地涌现出场、几何、规范 → 恢复候选的 4 维物理。</w:t>
+        <w:rPr>
+          <w:rFonts w:ascii="Microsoft YaHei" w:hAnsi="Microsoft YaHei" w:eastAsia="Microsoft YaHei"/>
+          <w:sz w:val="22"/>
+        </w:rPr>
+        <w:t>我们的路线：</w:t>
+      </w:r>
+      <w:r>
+        <w:rPr>
+          <w:rFonts w:ascii="Microsoft YaHei" w:hAnsi="Microsoft YaHei" w:eastAsia="Microsoft YaHei"/>
+          <w:b/>
+          <w:sz w:val="22"/>
+        </w:rPr>
+        <w:t>变化是本体 → 用谱描述变化 → 从谱对偶地涌现出场、几何、规范 → 最终涌现出 4 维时空里的全部物理。</w:t>
       </w:r>
     </w:p>
     <w:p>
@@ -3157,7 +3746,11 @@
         <w:spacing w:after="80" w:line="300" w:lineRule="auto"/>
       </w:pPr>
       <w:r>
-        <w:t>这条路线试图绕开“测度依赖时空”的死结：因为它不从“时空里的场”出发，而是从“变化的谱”出发。谱不需要预先给定的时空背景。</w:t>
+        <w:rPr>
+          <w:rFonts w:ascii="Microsoft YaHei" w:hAnsi="Microsoft YaHei" w:eastAsia="Microsoft YaHei"/>
+          <w:sz w:val="22"/>
+        </w:rPr>
+        <w:t>这条路线绕开了"测度依赖时空"的死结：因为我们根本不从"时空里的场"出发，而是从"变化的谱"出发。谱不需要"时空背景"——它只需要"变化"本身。</w:t>
       </w:r>
     </w:p>
     <w:p>
@@ -3207,7 +3800,11 @@
         <w:spacing w:after="80" w:line="300" w:lineRule="auto"/>
       </w:pPr>
       <w:r>
-        <w:t>任何“严肃”的量子场论，都应当尊重这个框架，或达到同等程度的严格性。标准模型在操作上建立在这套语言中，但要对完整相互作用理论给出完全的公理化控制，仍然极其困难。</w:t>
+        <w:rPr>
+          <w:rFonts w:ascii="Microsoft YaHei" w:hAnsi="Microsoft YaHei" w:eastAsia="Microsoft YaHei"/>
+          <w:sz w:val="22"/>
+        </w:rPr>
+        <w:t>任何自称"正经"的量子场论，最好能落在 Wightman 框架里。标准模型就是——但要严格证明它完全满足 Wightman 公理，太难了，至今没人做到。</w:t>
       </w:r>
     </w:p>
     <w:p>
@@ -3215,7 +3812,12 @@
         <w:spacing w:after="80" w:line="300" w:lineRule="auto"/>
       </w:pPr>
       <w:r>
-        <w:t>这条谱路线，跟 Wightman 公理是什么关系？</w:t>
+        <w:rPr>
+          <w:rFonts w:ascii="Microsoft YaHei" w:hAnsi="Microsoft YaHei" w:eastAsia="Microsoft YaHei"/>
+          <w:b/>
+          <w:sz w:val="22"/>
+        </w:rPr>
+        <w:t>我们的框架，跟 Wightman 公理是什么关系？</w:t>
       </w:r>
     </w:p>
     <w:p>
@@ -3223,7 +3825,26 @@
         <w:spacing w:after="80" w:line="300" w:lineRule="auto"/>
       </w:pPr>
       <w:r>
-        <w:t>不绕弯子：我们没有试图去“证明”完整的相互作用构造满足通常形式的 Wightman 公理。为什么？因为 Wightman 公理预设一个固定的四维时空背景（庞加莱对称性、真空、希尔伯特空间都是在这个背景上定义的）。我们的出发点并不把时空当成原初对象，所以起点不同。</w:t>
+        <w:rPr>
+          <w:rFonts w:ascii="Microsoft YaHei" w:hAnsi="Microsoft YaHei" w:eastAsia="Microsoft YaHei"/>
+          <w:sz w:val="22"/>
+        </w:rPr>
+        <w:t>不绕弯子：</w:t>
+      </w:r>
+      <w:r>
+        <w:rPr>
+          <w:rFonts w:ascii="Microsoft YaHei" w:hAnsi="Microsoft YaHei" w:eastAsia="Microsoft YaHei"/>
+          <w:b/>
+          <w:sz w:val="22"/>
+        </w:rPr>
+        <w:t>我们没有试图去"证明"我们的框架满足 Wightman 公理。</w:t>
+      </w:r>
+      <w:r>
+        <w:rPr>
+          <w:rFonts w:ascii="Microsoft YaHei" w:hAnsi="Microsoft YaHei" w:eastAsia="Microsoft YaHei"/>
+          <w:sz w:val="22"/>
+        </w:rPr>
+        <w:t xml:space="preserve"> 为什么？因为 Wightman 公理的前提是"存在一个固定的四维时空背景"（庞加莱对称性、真空、希尔伯特空间都是在这个背景上定义的）。而我们的起点是"时空不存在"，出发点就不同。</w:t>
       </w:r>
     </w:p>
     <w:p>
@@ -3231,7 +3852,26 @@
         <w:spacing w:after="80" w:line="300" w:lineRule="auto"/>
       </w:pPr>
       <w:r>
-        <w:t>但我们要求它和标准框架发生接触：在“自由场”极限下，谱求和构造被安排为退化到满足 Wightman 要求的自由量子场论。而在相互作用部分，语言发生改变——用“谱和”替代原本要预设的时空路径积分测度。</w:t>
+        <w:rPr>
+          <w:rFonts w:ascii="Microsoft YaHei" w:hAnsi="Microsoft YaHei" w:eastAsia="Microsoft YaHei"/>
+          <w:sz w:val="22"/>
+        </w:rPr>
+        <w:t>但我们做了一件事：</w:t>
+      </w:r>
+      <w:r>
+        <w:rPr>
+          <w:rFonts w:ascii="Microsoft YaHei" w:hAnsi="Microsoft YaHei" w:eastAsia="Microsoft YaHei"/>
+          <w:b/>
+          <w:sz w:val="22"/>
+        </w:rPr>
+        <w:t>在"自由场"极限下，我们的谱求和构造会退化为一个严格满足 Wightman 公理的自由量子场论</w:t>
+      </w:r>
+      <w:r>
+        <w:rPr>
+          <w:rFonts w:ascii="Microsoft YaHei" w:hAnsi="Microsoft YaHei" w:eastAsia="Microsoft YaHei"/>
+          <w:sz w:val="22"/>
+        </w:rPr>
+        <w:t>（这就是论文附录 C 的内容）。而在相互作用部分，我们换了一种语言——用"谱和"替代"测度"，绕开了 Wightman 公理所依赖的"先有时空"假设。</w:t>
       </w:r>
     </w:p>
     <w:p>
@@ -3239,7 +3879,26 @@
         <w:spacing w:after="80" w:line="300" w:lineRule="auto"/>
       </w:pPr>
       <w:r>
-        <w:t>这并不是说 Wightman 公理“不对”，而是说：它仍然是标准地图。一条不同路线必须说明它在哪里接上已知海岸，也必须把自己的自洽检查公开讲清楚。</w:t>
+        <w:rPr>
+          <w:rFonts w:ascii="Microsoft YaHei" w:hAnsi="Microsoft YaHei" w:eastAsia="Microsoft YaHei"/>
+          <w:sz w:val="22"/>
+        </w:rPr>
+        <w:t>这并不是说 Wightman 公理"不对"，而是说：</w:t>
+      </w:r>
+      <w:r>
+        <w:rPr>
+          <w:rFonts w:ascii="Microsoft YaHei" w:hAnsi="Microsoft YaHei" w:eastAsia="Microsoft YaHei"/>
+          <w:b/>
+          <w:sz w:val="22"/>
+        </w:rPr>
+        <w:t>它是最优秀的地图，但我们走的是一片没有地图的海域。</w:t>
+      </w:r>
+      <w:r>
+        <w:rPr>
+          <w:rFonts w:ascii="Microsoft YaHei" w:hAnsi="Microsoft YaHei" w:eastAsia="Microsoft YaHei"/>
+          <w:sz w:val="22"/>
+        </w:rPr>
+        <w:t xml:space="preserve"> 我们只能通过"在已知海岸（自由场）边与你接壤"来建立信任。</w:t>
       </w:r>
     </w:p>
     <w:p>
@@ -3247,7 +3906,26 @@
         <w:spacing w:after="80" w:line="300" w:lineRule="auto"/>
       </w:pPr>
       <w:r>
-        <w:t>&gt; 一句话：Wightman 公理是标准道路的交通规则；谱路线必须说明自己如何在已知极限中接回这条路，也必须说明自己的规则如何被检查。</w:t>
+        <w:rPr>
+          <w:rFonts w:ascii="Microsoft YaHei" w:hAnsi="Microsoft YaHei" w:eastAsia="Microsoft YaHei"/>
+          <w:sz w:val="22"/>
+        </w:rPr>
+        <w:t xml:space="preserve">&gt; </w:t>
+      </w:r>
+      <w:r>
+        <w:rPr>
+          <w:rFonts w:ascii="Microsoft YaHei" w:hAnsi="Microsoft YaHei" w:eastAsia="Microsoft YaHei"/>
+          <w:b/>
+          <w:sz w:val="22"/>
+        </w:rPr>
+        <w:t>一句话</w:t>
+      </w:r>
+      <w:r>
+        <w:rPr>
+          <w:rFonts w:ascii="Microsoft YaHei" w:hAnsi="Microsoft YaHei" w:eastAsia="Microsoft YaHei"/>
+          <w:sz w:val="22"/>
+        </w:rPr>
+        <w:t>：Wightman 公理是标准道路的交通规则；我们走的是水路，规则自己写，但在岸边与公路无缝衔接。</w:t>
       </w:r>
     </w:p>
     <w:p>
@@ -3278,7 +3956,11 @@
         <w:spacing w:after="80" w:line="300" w:lineRule="auto"/>
       </w:pPr>
       <w:r>
-        <w:t>这一章把方法拆成几个可操作的技术要点。在技术实现中，每一个都对应一个已经写成代码的计算环节。</w:t>
+        <w:rPr>
+          <w:rFonts w:ascii="Microsoft YaHei" w:hAnsi="Microsoft YaHei" w:eastAsia="Microsoft YaHei"/>
+          <w:sz w:val="22"/>
+        </w:rPr>
+        <w:t>这一章把我们的方法拆成几个可操作的技术要点。每一个都对应一个具体的、已在代码里实现的计算环节。</w:t>
       </w:r>
     </w:p>
     <w:p>
@@ -3532,7 +4214,11 @@
         <w:spacing w:after="80" w:line="300" w:lineRule="auto"/>
       </w:pPr>
       <w:r>
-        <w:t>两端都处理好了，中间的谱求和才是良定义的。这个“双端正规化”是技术实现中使计算可收敛的基石。</w:t>
+        <w:rPr>
+          <w:rFonts w:ascii="Microsoft YaHei" w:hAnsi="Microsoft YaHei" w:eastAsia="Microsoft YaHei"/>
+          <w:sz w:val="22"/>
+        </w:rPr>
+        <w:t>两端都处理好了，中间的谱求和才是良定义的。这个"双端正规化"是整套方法能"算得收敛"的基石。</w:t>
       </w:r>
     </w:p>
     <w:p>
@@ -3582,7 +4268,56 @@
         <w:spacing w:after="80" w:line="300" w:lineRule="auto"/>
       </w:pPr>
       <w:r>
-        <w:t>在实现版本里，从紫外窗口到红外窗口的“跨度”，取对数之后是 ∫γ_M = ln(窗口跨度) = 139.253。这个数被解释为一个玻尔兹曼型熵 S = ln W——其中 W 是“窗口能容纳的变化方式数”。</w:t>
+        <w:rPr>
+          <w:rFonts w:ascii="Microsoft YaHei" w:hAnsi="Microsoft YaHei" w:eastAsia="Microsoft YaHei"/>
+          <w:sz w:val="22"/>
+        </w:rPr>
+        <w:t xml:space="preserve">我们算出，从紫外窗口到红外窗口的"跨度"，取对数之后是 </w:t>
+      </w:r>
+      <w:r>
+        <w:rPr>
+          <w:rFonts w:ascii="Consolas" w:hAnsi="Consolas" w:eastAsia="Microsoft YaHei"/>
+          <w:color w:val="8C2F2F"/>
+          <w:sz w:val="20"/>
+        </w:rPr>
+        <w:t>∫γ_M = ln(窗口跨度) = 139.253</w:t>
+      </w:r>
+      <w:r>
+        <w:rPr>
+          <w:rFonts w:ascii="Microsoft YaHei" w:hAnsi="Microsoft YaHei" w:eastAsia="Microsoft YaHei"/>
+          <w:sz w:val="22"/>
+        </w:rPr>
+        <w:t xml:space="preserve">。这个数，正是一个玻尔兹曼熵 </w:t>
+      </w:r>
+      <w:r>
+        <w:rPr>
+          <w:rFonts w:ascii="Consolas" w:hAnsi="Consolas" w:eastAsia="Microsoft YaHei"/>
+          <w:color w:val="8C2F2F"/>
+          <w:sz w:val="20"/>
+        </w:rPr>
+        <w:t>S = ln W</w:t>
+      </w:r>
+      <w:r>
+        <w:rPr>
+          <w:rFonts w:ascii="Microsoft YaHei" w:hAnsi="Microsoft YaHei" w:eastAsia="Microsoft YaHei"/>
+          <w:sz w:val="22"/>
+        </w:rPr>
+        <w:t xml:space="preserve">——其中 </w:t>
+      </w:r>
+      <w:r>
+        <w:rPr>
+          <w:rFonts w:ascii="Consolas" w:hAnsi="Consolas" w:eastAsia="Microsoft YaHei"/>
+          <w:color w:val="8C2F2F"/>
+          <w:sz w:val="20"/>
+        </w:rPr>
+        <w:t>W</w:t>
+      </w:r>
+      <w:r>
+        <w:rPr>
+          <w:rFonts w:ascii="Microsoft YaHei" w:hAnsi="Microsoft YaHei" w:eastAsia="Microsoft YaHei"/>
+          <w:sz w:val="22"/>
+        </w:rPr>
+        <w:t xml:space="preserve"> 是"窗口能容纳的变化方式数"。</w:t>
       </w:r>
     </w:p>
     <w:p>
@@ -3590,7 +4325,19 @@
         <w:spacing w:after="80" w:line="300" w:lineRule="auto"/>
       </w:pPr>
       <w:r>
-        <w:t>熵，成了连接紫外和红外、连接微观和宏观的桥梁。它在这个模型中，把“变化有多少种方式”这个计数问题，和“宇宙看起来是什么样”联系了起来。</w:t>
+        <w:rPr>
+          <w:rFonts w:ascii="Microsoft YaHei" w:hAnsi="Microsoft YaHei" w:eastAsia="Microsoft YaHei"/>
+          <w:b/>
+          <w:sz w:val="22"/>
+        </w:rPr>
+        <w:t>熵，成了连接紫外和红外、连接微观和宏观的桥梁。</w:t>
+      </w:r>
+      <w:r>
+        <w:rPr>
+          <w:rFonts w:ascii="Microsoft YaHei" w:hAnsi="Microsoft YaHei" w:eastAsia="Microsoft YaHei"/>
+          <w:sz w:val="22"/>
+        </w:rPr>
+        <w:t xml:space="preserve"> 这是整套方法里最优雅的一条线索：它把"变化有多少种方式"这个纯粹计数的问题，和"宇宙看起来是什么样"联系了起来。</w:t>
       </w:r>
     </w:p>
     <w:p>
@@ -3598,7 +4345,26 @@
         <w:spacing w:after="80" w:line="300" w:lineRule="auto"/>
       </w:pPr>
       <w:r>
-        <w:t>这里的熵不只是热力学里的“混乱程度”，而是一个更广义的计数概念：熵 = 允许变化方式数的对数。在这个图景里，它把高频端（普朗克尺度）和低频端（哈勃尺度）联系起来。</w:t>
+        <w:rPr>
+          <w:rFonts w:ascii="Microsoft YaHei" w:hAnsi="Microsoft YaHei" w:eastAsia="Microsoft YaHei"/>
+          <w:sz w:val="22"/>
+        </w:rPr>
+        <w:t>熵在这里不是热力学里的"混乱程度"，而是一个更普适的概念：</w:t>
+      </w:r>
+      <w:r>
+        <w:rPr>
+          <w:rFonts w:ascii="Microsoft YaHei" w:hAnsi="Microsoft YaHei" w:eastAsia="Microsoft YaHei"/>
+          <w:b/>
+          <w:sz w:val="22"/>
+        </w:rPr>
+        <w:t>熵 = 变化方式数的对数</w:t>
+      </w:r>
+      <w:r>
+        <w:rPr>
+          <w:rFonts w:ascii="Microsoft YaHei" w:hAnsi="Microsoft YaHei" w:eastAsia="Microsoft YaHei"/>
+          <w:sz w:val="22"/>
+        </w:rPr>
+        <w:t>。这个窗口能容纳多少种不同的变化方式，它的对数就是熵。而正是这个熵，把高频端（普朗克尺度）和低频端（哈勃尺度）这两个极端，焊成了一体。</w:t>
       </w:r>
     </w:p>
     <w:p>
@@ -3621,7 +4387,26 @@
         <w:spacing w:after="80" w:line="300" w:lineRule="auto"/>
       </w:pPr>
       <w:r>
-        <w:t>贯穿这套构造的一条指导原则，我们称之为“对偶性涌现”（duality emergence）：</w:t>
+        <w:rPr>
+          <w:rFonts w:ascii="Microsoft YaHei" w:hAnsi="Microsoft YaHei" w:eastAsia="Microsoft YaHei"/>
+          <w:sz w:val="22"/>
+        </w:rPr>
+        <w:t>贯穿一切的最高原理，我们称之为</w:t>
+      </w:r>
+      <w:r>
+        <w:rPr>
+          <w:rFonts w:ascii="Microsoft YaHei" w:hAnsi="Microsoft YaHei" w:eastAsia="Microsoft YaHei"/>
+          <w:b/>
+          <w:sz w:val="22"/>
+        </w:rPr>
+        <w:t>"对偶性涌现"（duality emergence）</w:t>
+      </w:r>
+      <w:r>
+        <w:rPr>
+          <w:rFonts w:ascii="Microsoft YaHei" w:hAnsi="Microsoft YaHei" w:eastAsia="Microsoft YaHei"/>
+          <w:sz w:val="22"/>
+        </w:rPr>
+        <w:t>：</w:t>
       </w:r>
     </w:p>
     <w:p>
@@ -3773,7 +4558,26 @@
         <w:spacing w:after="80" w:line="300" w:lineRule="auto"/>
       </w:pPr>
       <w:r>
-        <w:t>“对偶”的意思是：两边是密切相关的描述，常常是同一个结构的两个侧面。这个框架试图通过这些对偶的互相咬合，从谱恢复物理，并尽量减少一个一个外挂的可调假设。</w:t>
+        <w:rPr>
+          <w:rFonts w:ascii="Microsoft YaHei" w:hAnsi="Microsoft YaHei" w:eastAsia="Microsoft YaHei"/>
+          <w:sz w:val="22"/>
+        </w:rPr>
+        <w:t>"对偶"的意思是：</w:t>
+      </w:r>
+      <w:r>
+        <w:rPr>
+          <w:rFonts w:ascii="Microsoft YaHei" w:hAnsi="Microsoft YaHei" w:eastAsia="Microsoft YaHei"/>
+          <w:b/>
+          <w:sz w:val="22"/>
+        </w:rPr>
+        <w:t>两边是同一个东西，只是换了个角度看。</w:t>
+      </w:r>
+      <w:r>
+        <w:rPr>
+          <w:rFonts w:ascii="Microsoft YaHei" w:hAnsi="Microsoft YaHei" w:eastAsia="Microsoft YaHei"/>
+          <w:sz w:val="22"/>
+        </w:rPr>
+        <w:t xml:space="preserve"> 我们之所以能从谱出发重建一切，正是因为这些对偶保证了两边的等价。整个框架没有"独断的假设"，只有这些对偶在互相咬合、互相确认。</w:t>
       </w:r>
     </w:p>
     <w:p>
@@ -3790,7 +4594,13 @@
         <w:spacing w:before="200" w:after="120"/>
       </w:pPr>
       <w:r>
-        <w:t>六、最小变化，以及通向四维的约束</w:t>
+        <w:rPr>
+          <w:rFonts w:ascii="Microsoft YaHei" w:hAnsi="Microsoft YaHei" w:eastAsia="Microsoft YaHei"/>
+          <w:b/>
+          <w:color w:val="1F4E79"/>
+          <w:sz w:val="32"/>
+        </w:rPr>
+        <w:t>六、最小的变化，与四维的唯一性</w:t>
       </w:r>
     </w:p>
     <w:p>
@@ -3813,7 +4623,19 @@
         <w:spacing w:after="80" w:line="300" w:lineRule="auto"/>
       </w:pPr>
       <w:r>
-        <w:t>变化有大小之分。有些变化复杂，有些变化简单。那么，最简单的变化能是什么？</w:t>
+        <w:rPr>
+          <w:rFonts w:ascii="Microsoft YaHei" w:hAnsi="Microsoft YaHei" w:eastAsia="Microsoft YaHei"/>
+          <w:sz w:val="22"/>
+        </w:rPr>
+        <w:t>变化有大小之分。有些变化复杂，有些变化简单。那么，</w:t>
+      </w:r>
+      <w:r>
+        <w:rPr>
+          <w:rFonts w:ascii="Microsoft YaHei" w:hAnsi="Microsoft YaHei" w:eastAsia="Microsoft YaHei"/>
+          <w:b/>
+          <w:sz w:val="22"/>
+        </w:rPr>
+        <w:t>最小、最根本的变化是什么？</w:t>
       </w:r>
     </w:p>
     <w:p>
@@ -3821,7 +4643,26 @@
         <w:spacing w:after="80" w:line="300" w:lineRule="auto"/>
       </w:pPr>
       <w:r>
-        <w:t>在一个技术实现中，我们把答案写成一条原则，称为无序公理（disorder axiom）：</w:t>
+        <w:rPr>
+          <w:rFonts w:ascii="Microsoft YaHei" w:hAnsi="Microsoft YaHei" w:eastAsia="Microsoft YaHei"/>
+          <w:sz w:val="22"/>
+        </w:rPr>
+        <w:t>我们的答案是：一个</w:t>
+      </w:r>
+      <w:r>
+        <w:rPr>
+          <w:rFonts w:ascii="Microsoft YaHei" w:hAnsi="Microsoft YaHei" w:eastAsia="Microsoft YaHei"/>
+          <w:b/>
+          <w:sz w:val="22"/>
+        </w:rPr>
+        <w:t>内部紧致空间（RP³）的谱</w:t>
+      </w:r>
+      <w:r>
+        <w:rPr>
+          <w:rFonts w:ascii="Microsoft YaHei" w:hAnsi="Microsoft YaHei" w:eastAsia="Microsoft YaHei"/>
+          <w:sz w:val="22"/>
+        </w:rPr>
+        <w:t>。</w:t>
       </w:r>
     </w:p>
     <w:p>
@@ -3830,9 +4671,10 @@
       </w:pPr>
       <w:r>
         <w:rPr>
-          <w:b/>
-        </w:rPr>
-        <w:t>&gt; 存在一个最小的、无偏的、以自旋-1/2 为量子单位的变化。</w:t>
+          <w:rFonts w:ascii="Microsoft YaHei" w:hAnsi="Microsoft YaHei" w:eastAsia="Microsoft YaHei"/>
+          <w:sz w:val="22"/>
+        </w:rPr>
+        <w:t>"紧致"意味着它是有界的、封闭的——就像鼓面，振动模式是分立的、有限的。RP³ 是最自然的紧致内部空间（它是三维球面 S³ 把对径点"黏合"起来得到的，物理上对应"手征"这个事实——即自然界区分左手和右手）。</w:t>
       </w:r>
     </w:p>
     <w:p>
@@ -3841,75 +4683,10 @@
       </w:pPr>
       <w:r>
         <w:rPr>
-          <w:b w:val="0"/>
-        </w:rPr>
-        <w:t>把它拆开，是三条：</w:t>
-      </w:r>
-    </w:p>
-    <w:p>
-      <w:r>
-        <w:rPr>
-          <w:b/>
-        </w:rPr>
-        <w:t>（A1）存在性：变化存在。</w:t>
-      </w:r>
-      <w:r>
-        <w:rPr>
-          <w:b w:val="0"/>
-        </w:rPr>
-        <w:t xml:space="preserve"> 这一条只是说，我们的出发点不是“虚无”，而是变化本身。</w:t>
-      </w:r>
-    </w:p>
-    <w:p>
-      <w:r>
-        <w:t>（A2）量子单位是自旋-1/2：变化的载体是一个二维复空间——量子力学中最小的非平凡单位。再加上“对称群最小”的要求，它把相关对称群指向 SU(2)（也叫 Spin(3)）。</w:t>
-      </w:r>
-    </w:p>
-    <w:p>
-      <w:r>
-        <w:t>（A3）无偏性：变化对它的对称群没有偏袒——没有任何隐藏的偏好。配合最大熵处方，它自然导向高斯分布，也就是一个“无结构”的随机场（标度场）。</w:t>
-      </w:r>
-    </w:p>
-    <w:p>
-      <w:r>
-        <w:t>这条原则看似简单，却像一台推导机：</w:t>
-      </w:r>
-    </w:p>
-    <w:p>
-      <w:r>
-        <w:rPr>
-          <w:b w:val="0"/>
-        </w:rPr>
-        <w:t>• 自旋-1/2 天然区分左手和右手（手征结构），而手征结构要求对称群是 Spin(4)；</w:t>
-      </w:r>
-    </w:p>
-    <w:p>
-      <w:r>
-        <w:rPr>
-          <w:b w:val="0"/>
-        </w:rPr>
-        <w:t>• 把对径点“黏合”起来（z ↦ −z），手征结构就落实为几何：内部空间是 RP³ = S³/Z₂——这就是 RP³ 的来历；</w:t>
-      </w:r>
-    </w:p>
-    <w:p>
-      <w:r>
-        <w:rPr>
-          <w:b w:val="0"/>
-        </w:rPr>
-        <w:t>• “紧致”意味着有界、封闭，像鼓面一样，振动模式分立、有限。于是“最小变化的谱” = RP³ 的谱——一个分立的频率集合。</w:t>
-      </w:r>
-    </w:p>
-    <w:p>
-      <w:r>
-        <w:t>所以，无序公理是这个具体构造的紧凑出发点：一个最小的、无偏的、自旋-1/2 的变化。规范群、三代费米子、质量、耦合常数随后是在框架内部被约束出来的，而不是彼此独立地手工选择。</w:t>
-      </w:r>
-    </w:p>
-    <w:p>
-      <w:r>
-        <w:rPr>
-          <w:b w:val="0"/>
-        </w:rPr>
-        <w:t>从 RP³ 的谱出发，就是从“最小的、最对称的变化集合”出发：它最小，因为它是最简单的三维封闭空间之一；它最对称，因为它继承了球面的高度对称性，又被 Z₂（对径识别）以最简单的方式约束。</w:t>
+          <w:rFonts w:ascii="Microsoft YaHei" w:hAnsi="Microsoft YaHei" w:eastAsia="Microsoft YaHei"/>
+          <w:sz w:val="22"/>
+        </w:rPr>
+        <w:t>从 RP³ 的谱出发，就是从一个"最小的、最对称的变化集合"出发。为什么说它"最小"？因为它是最简单的三维封闭空间之一；为什么说它"最对称"？因为它继承了球面的高度对称性，又被 Z₂（对径识别）以最简单的方式约束。</w:t>
       </w:r>
     </w:p>
     <w:p>
@@ -3959,7 +4736,26 @@
         <w:spacing w:after="80" w:line="300" w:lineRule="auto"/>
       </w:pPr>
       <w:r>
-        <w:t>在这个构造里，4 维不是简单地“被选择”的，而是受到闭合条件强烈约束。推导的骨架是：</w:t>
+        <w:rPr>
+          <w:rFonts w:ascii="Microsoft YaHei" w:hAnsi="Microsoft YaHei" w:eastAsia="Microsoft YaHei"/>
+          <w:sz w:val="22"/>
+        </w:rPr>
+        <w:t>在我们的框架里，</w:t>
+      </w:r>
+      <w:r>
+        <w:rPr>
+          <w:rFonts w:ascii="Microsoft YaHei" w:hAnsi="Microsoft YaHei" w:eastAsia="Microsoft YaHei"/>
+          <w:b/>
+          <w:sz w:val="22"/>
+        </w:rPr>
+        <w:t>4 维不是"被选择"的，而是"唯一自洽"的</w:t>
+      </w:r>
+      <w:r>
+        <w:rPr>
+          <w:rFonts w:ascii="Microsoft YaHei" w:hAnsi="Microsoft YaHei" w:eastAsia="Microsoft YaHei"/>
+          <w:sz w:val="22"/>
+        </w:rPr>
+        <w:t>。推导的骨架是：</w:t>
       </w:r>
     </w:p>
     <w:p>
@@ -4117,7 +4913,50 @@
         <w:ind w:left="360"/>
       </w:pPr>
       <w:r>
-        <w:t>• 这个“互为倒数”的等式，在该闭合中选出 d = N_c = 3（它是方程 (N_c−3)(N_c+2) = 0 的正解）；</w:t>
+        <w:rPr>
+          <w:rFonts w:ascii="Microsoft YaHei" w:hAnsi="Microsoft YaHei" w:eastAsia="Microsoft YaHei"/>
+          <w:b/>
+          <w:color w:val="1F4E79"/>
+          <w:sz w:val="22"/>
+        </w:rPr>
+        <w:t xml:space="preserve">• </w:t>
+      </w:r>
+      <w:r>
+        <w:rPr>
+          <w:rFonts w:ascii="Microsoft YaHei" w:hAnsi="Microsoft YaHei" w:eastAsia="Microsoft YaHei"/>
+          <w:sz w:val="22"/>
+        </w:rPr>
+        <w:t xml:space="preserve">这个"互为倒数"的等式，唯一地推出 </w:t>
+      </w:r>
+      <w:r>
+        <w:rPr>
+          <w:rFonts w:ascii="Consolas" w:hAnsi="Consolas" w:eastAsia="Microsoft YaHei"/>
+          <w:color w:val="8C2F2F"/>
+          <w:sz w:val="20"/>
+        </w:rPr>
+        <w:t>d = N_c = 3</w:t>
+      </w:r>
+      <w:r>
+        <w:rPr>
+          <w:rFonts w:ascii="Microsoft YaHei" w:hAnsi="Microsoft YaHei" w:eastAsia="Microsoft YaHei"/>
+          <w:sz w:val="22"/>
+        </w:rPr>
+        <w:t xml:space="preserve">（它是方程 </w:t>
+      </w:r>
+      <w:r>
+        <w:rPr>
+          <w:rFonts w:ascii="Consolas" w:hAnsi="Consolas" w:eastAsia="Microsoft YaHei"/>
+          <w:color w:val="8C2F2F"/>
+          <w:sz w:val="20"/>
+        </w:rPr>
+        <w:t>(N_c−3)(N_c+2) = 0</w:t>
+      </w:r>
+      <w:r>
+        <w:rPr>
+          <w:rFonts w:ascii="Microsoft YaHei" w:hAnsi="Microsoft YaHei" w:eastAsia="Microsoft YaHei"/>
+          <w:sz w:val="22"/>
+        </w:rPr>
+        <w:t xml:space="preserve"> 的唯一正解）；</w:t>
       </w:r>
     </w:p>
     <w:p>
@@ -4162,7 +5001,26 @@
         <w:spacing w:after="80" w:line="300" w:lineRule="auto"/>
       </w:pPr>
       <w:r>
-        <w:t>换句话说：“四维”在这个闭合中不是自由输入，而是一个一致性条件。换掉它，整个闭合就会改变。这个结果之所以干净，是因为它来自一个“互为倒数”的对偶关系——8 和 1/8 相乘等于 1；但它仍然是给定框架内部的陈述。</w:t>
+        <w:rPr>
+          <w:rFonts w:ascii="Microsoft YaHei" w:hAnsi="Microsoft YaHei" w:eastAsia="Microsoft YaHei"/>
+          <w:sz w:val="22"/>
+        </w:rPr>
+        <w:t>换句话说：</w:t>
+      </w:r>
+      <w:r>
+        <w:rPr>
+          <w:rFonts w:ascii="Microsoft YaHei" w:hAnsi="Microsoft YaHei" w:eastAsia="Microsoft YaHei"/>
+          <w:b/>
+          <w:sz w:val="22"/>
+        </w:rPr>
+        <w:t>"四维"不是一个输入假设，而是一个推导结果。</w:t>
+      </w:r>
+      <w:r>
+        <w:rPr>
+          <w:rFonts w:ascii="Microsoft YaHei" w:hAnsi="Microsoft YaHei" w:eastAsia="Microsoft YaHei"/>
+          <w:sz w:val="22"/>
+        </w:rPr>
+        <w:t xml:space="preserve"> 换掉它，整个框架就不自洽了。这个结果之所以干净，是因为它来自一个"互为倒数"的对偶关系——8 和 1/8 相乘等于 1，这个简单的关系，精确地、唯一地锁死了维数。</w:t>
       </w:r>
     </w:p>
     <w:p>
@@ -4229,7 +5087,26 @@
         <w:spacing w:after="80" w:line="300" w:lineRule="auto"/>
       </w:pPr>
       <w:r>
-        <w:t>“四维受约束”和“对称性最高”是同一思想的两面：在最底层，构造寻找最简单、最对称的出发点。这里几乎没有连续调参的余地；结构本身承担主要工作。从哲学上说，它给“为什么宇宙是这个样子”提供了一个可能回答：不是任意选择，而是一致性要求。</w:t>
+        <w:rPr>
+          <w:rFonts w:ascii="Microsoft YaHei" w:hAnsi="Microsoft YaHei" w:eastAsia="Microsoft YaHei"/>
+          <w:sz w:val="22"/>
+        </w:rPr>
+        <w:t>"四维唯一"和"对称性最高"是同一件事的两面：</w:t>
+      </w:r>
+      <w:r>
+        <w:rPr>
+          <w:rFonts w:ascii="Microsoft YaHei" w:hAnsi="Microsoft YaHei" w:eastAsia="Microsoft YaHei"/>
+          <w:b/>
+          <w:sz w:val="22"/>
+        </w:rPr>
+        <w:t>在最底层，变化最简单、最对称，也因此最唯一。</w:t>
+      </w:r>
+      <w:r>
+        <w:rPr>
+          <w:rFonts w:ascii="Microsoft YaHei" w:hAnsi="Microsoft YaHei" w:eastAsia="Microsoft YaHei"/>
+          <w:sz w:val="22"/>
+        </w:rPr>
+        <w:t xml:space="preserve"> 没有"参数调节"的余地——一切都是从"最小变化"的谱里必然涌现出来的。这回答了那个最深的哲学问题："为什么宇宙是这个样子？"——因为在最底层，它只能是这样：最简单、最对称、最唯一。</w:t>
       </w:r>
     </w:p>
     <w:p>
@@ -4281,7 +5158,13 @@
         <w:spacing w:before="200" w:after="120"/>
       </w:pPr>
       <w:r>
-        <w:t>引力作为涌现结构：透明引力</w:t>
+        <w:rPr>
+          <w:rFonts w:ascii="Microsoft YaHei" w:hAnsi="Microsoft YaHei" w:eastAsia="Microsoft YaHei"/>
+          <w:b/>
+          <w:color w:val="2E6B3A"/>
+          <w:sz w:val="26"/>
+        </w:rPr>
+        <w:t>引力是涌现的：加速度尺度</w:t>
       </w:r>
     </w:p>
     <w:p>
@@ -4289,7 +5172,11 @@
         <w:spacing w:after="80" w:line="300" w:lineRule="auto"/>
       </w:pPr>
       <w:r>
-        <w:t>第一章已经介绍了“引力像温度一样涌现”的图景。这里把它落到模型语言中。</w:t>
+        <w:rPr>
+          <w:rFonts w:ascii="Microsoft YaHei" w:hAnsi="Microsoft YaHei" w:eastAsia="Microsoft YaHei"/>
+          <w:sz w:val="22"/>
+        </w:rPr>
+        <w:t>第一章我们已经建立了"引力像温度一样涌现"的图景。这里把它落成具体结论。</w:t>
       </w:r>
     </w:p>
     <w:p>
@@ -4297,7 +5184,26 @@
         <w:spacing w:after="80" w:line="300" w:lineRule="auto"/>
       </w:pPr>
       <w:r>
-        <w:t>在这个图景里，引力不是作为独立基本力被放进去，而是被看成涌现结构。</w:t>
+        <w:rPr>
+          <w:rFonts w:ascii="Microsoft YaHei" w:hAnsi="Microsoft YaHei" w:eastAsia="Microsoft YaHei"/>
+          <w:sz w:val="22"/>
+        </w:rPr>
+        <w:t>在我们的框架里，</w:t>
+      </w:r>
+      <w:r>
+        <w:rPr>
+          <w:rFonts w:ascii="Microsoft YaHei" w:hAnsi="Microsoft YaHei" w:eastAsia="Microsoft YaHei"/>
+          <w:b/>
+          <w:sz w:val="22"/>
+        </w:rPr>
+        <w:t>引力不是一个独立的、基本的作用力，而是"涌现"出来的</w:t>
+      </w:r>
+      <w:r>
+        <w:rPr>
+          <w:rFonts w:ascii="Microsoft YaHei" w:hAnsi="Microsoft YaHei" w:eastAsia="Microsoft YaHei"/>
+          <w:sz w:val="22"/>
+        </w:rPr>
+        <w:t>。</w:t>
       </w:r>
     </w:p>
     <w:p>
@@ -4324,22 +5230,7 @@
           <w:rFonts w:ascii="Microsoft YaHei" w:hAnsi="Microsoft YaHei" w:eastAsia="Microsoft YaHei"/>
           <w:sz w:val="22"/>
         </w:rPr>
-        <w:t>（频率为零的模式，也就是"不变的、最稳定的变化"）。我们称之为</w:t>
-      </w:r>
-      <w:r>
-        <w:rPr>
-          <w:rFonts w:ascii="Microsoft YaHei" w:hAnsi="Microsoft YaHei" w:eastAsia="Microsoft YaHei"/>
-          <w:b/>
-          <w:sz w:val="22"/>
-        </w:rPr>
-        <w:t>"透明引力"（transparent gravity）</w:t>
-      </w:r>
-      <w:r>
-        <w:rPr>
-          <w:rFonts w:ascii="Microsoft YaHei" w:hAnsi="Microsoft YaHei" w:eastAsia="Microsoft YaHei"/>
-          <w:sz w:val="22"/>
-        </w:rPr>
-        <w:t>。</w:t>
+        <w:t>（频率为零的模式，也就是"不变的、最稳定的变化"）。我们把引力等同于这个零模。</w:t>
       </w:r>
     </w:p>
     <w:p>
@@ -4351,7 +5242,7 @@
           <w:rFonts w:ascii="Microsoft YaHei" w:hAnsi="Microsoft YaHei" w:eastAsia="Microsoft YaHei"/>
           <w:sz w:val="22"/>
         </w:rPr>
-        <w:t>这意味着三件反直觉的事：</w:t>
+        <w:t>这意味着三件诚实的事：</w:t>
       </w:r>
     </w:p>
     <w:p>
@@ -4360,7 +5251,28 @@
         <w:ind w:left="360"/>
       </w:pPr>
       <w:r>
-        <w:t>1. 不把弯曲时空当作原初输入：不需要先假设时空曲率。引力效应从谱零模中读出，而不是一开始就写成“时空几何的弯曲”。</w:t>
+        <w:rPr>
+          <w:rFonts w:ascii="Microsoft YaHei" w:hAnsi="Microsoft YaHei" w:eastAsia="Microsoft YaHei"/>
+          <w:b/>
+          <w:color w:val="1F4E79"/>
+          <w:sz w:val="22"/>
+        </w:rPr>
+        <w:t xml:space="preserve">1. </w:t>
+      </w:r>
+      <w:r>
+        <w:rPr>
+          <w:rFonts w:ascii="Microsoft YaHei" w:hAnsi="Microsoft YaHei" w:eastAsia="Microsoft YaHei"/>
+          <w:b/>
+          <w:sz w:val="22"/>
+        </w:rPr>
+        <w:t>线性引力基线仍是牛顿型。</w:t>
+      </w:r>
+      <w:r>
+        <w:rPr>
+          <w:rFonts w:ascii="Microsoft YaHei" w:hAnsi="Microsoft YaHei" w:eastAsia="Microsoft YaHei"/>
+          <w:sz w:val="22"/>
+        </w:rPr>
+        <w:t xml:space="preserve"> 现有线性 TT 零模给出的是平方反比律；它负责固定引力归一化和线性宇宙学中的基线传播。</w:t>
       </w:r>
     </w:p>
     <w:p>
@@ -4369,7 +5281,58 @@
         <w:ind w:left="360"/>
       </w:pPr>
       <w:r>
-        <w:t>2. 模型不预设暗物质粒子：额外引力效应被归因于零模的谱结构。这是一个假设，不是已经排除了粒子暗物质。</w:t>
+        <w:rPr>
+          <w:rFonts w:ascii="Microsoft YaHei" w:hAnsi="Microsoft YaHei" w:eastAsia="Microsoft YaHei"/>
+          <w:b/>
+          <w:color w:val="1F4E79"/>
+          <w:sz w:val="22"/>
+        </w:rPr>
+        <w:t xml:space="preserve">2. </w:t>
+      </w:r>
+      <w:r>
+        <w:rPr>
+          <w:rFonts w:ascii="Microsoft YaHei" w:hAnsi="Microsoft YaHei" w:eastAsia="Microsoft YaHei"/>
+          <w:b/>
+          <w:sz w:val="22"/>
+        </w:rPr>
+        <w:t>端点残差进入线性宇宙学。</w:t>
+      </w:r>
+      <w:r>
+        <w:rPr>
+          <w:rFonts w:ascii="Microsoft YaHei" w:hAnsi="Microsoft YaHei" w:eastAsia="Microsoft YaHei"/>
+          <w:sz w:val="22"/>
+        </w:rPr>
+        <w:t xml:space="preserve"> 最大熵红外端点的 normal/Hamiltonian 投影给出 </w:t>
+      </w:r>
+      <w:r>
+        <w:rPr>
+          <w:rFonts w:ascii="Consolas" w:hAnsi="Consolas" w:eastAsia="Microsoft YaHei"/>
+          <w:color w:val="8C2F2F"/>
+          <w:sz w:val="20"/>
+        </w:rPr>
+        <w:t>Ω_Σ = 1−Ω_Λ−Ω_b</w:t>
+      </w:r>
+      <w:r>
+        <w:rPr>
+          <w:rFonts w:ascii="Microsoft YaHei" w:hAnsi="Microsoft YaHei" w:eastAsia="Microsoft YaHei"/>
+          <w:sz w:val="22"/>
+        </w:rPr>
+        <w:t xml:space="preserve">，在线性宇宙学里占据冷源位置；旧表里的 </w:t>
+      </w:r>
+      <w:r>
+        <w:rPr>
+          <w:rFonts w:ascii="Consolas" w:hAnsi="Consolas" w:eastAsia="Microsoft YaHei"/>
+          <w:color w:val="8C2F2F"/>
+          <w:sz w:val="20"/>
+        </w:rPr>
+        <w:t>Ω_DM</w:t>
+      </w:r>
+      <w:r>
+        <w:rPr>
+          <w:rFonts w:ascii="Microsoft YaHei" w:hAnsi="Microsoft YaHei" w:eastAsia="Microsoft YaHei"/>
+          <w:sz w:val="22"/>
+        </w:rPr>
+        <w:t xml:space="preserve"> 只是比较名称，不表示引入了新的暗物质粒子。</w:t>
       </w:r>
     </w:p>
     <w:p>
@@ -4378,7 +5341,58 @@
         <w:ind w:left="360"/>
       </w:pPr>
       <w:r>
-        <w:t>3. 不引入独立的 MOND 拟合参数：MOND 型加速度 a0 在框架里表现为 a0 = c·H0/(2π)，被解释为透明引力在红外端的行为，而不是额外外挂的经验参数。</w:t>
+        <w:rPr>
+          <w:rFonts w:ascii="Microsoft YaHei" w:hAnsi="Microsoft YaHei" w:eastAsia="Microsoft YaHei"/>
+          <w:b/>
+          <w:color w:val="1F4E79"/>
+          <w:sz w:val="22"/>
+        </w:rPr>
+        <w:t xml:space="preserve">3. </w:t>
+      </w:r>
+      <w:r>
+        <w:rPr>
+          <w:rFonts w:ascii="Microsoft YaHei" w:hAnsi="Microsoft YaHei" w:eastAsia="Microsoft YaHei"/>
+          <w:b/>
+          <w:sz w:val="22"/>
+        </w:rPr>
+        <w:t>低加速度响应作为局域分支给出。</w:t>
+      </w:r>
+      <w:r>
+        <w:rPr>
+          <w:rFonts w:ascii="Microsoft YaHei" w:hAnsi="Microsoft YaHei" w:eastAsia="Microsoft YaHei"/>
+          <w:sz w:val="22"/>
+        </w:rPr>
+        <w:t xml:space="preserve"> 同一个端点的局域投影给出 </w:t>
+      </w:r>
+      <w:r>
+        <w:rPr>
+          <w:rFonts w:ascii="Consolas" w:hAnsi="Consolas" w:eastAsia="Microsoft YaHei"/>
+          <w:color w:val="8C2F2F"/>
+          <w:sz w:val="20"/>
+        </w:rPr>
+        <w:t>a0 = c·H0/(2π)·√(4/3)</w:t>
+      </w:r>
+      <w:r>
+        <w:rPr>
+          <w:rFonts w:ascii="Microsoft YaHei" w:hAnsi="Microsoft YaHei" w:eastAsia="Microsoft YaHei"/>
+          <w:sz w:val="22"/>
+        </w:rPr>
+        <w:t xml:space="preserve">，并采用固定响应 </w:t>
+      </w:r>
+      <w:r>
+        <w:rPr>
+          <w:rFonts w:ascii="Consolas" w:hAnsi="Consolas" w:eastAsia="Microsoft YaHei"/>
+          <w:color w:val="8C2F2F"/>
+          <w:sz w:val="20"/>
+        </w:rPr>
+        <w:t>μ(y)=y/√(1+y²)</w:t>
+      </w:r>
+      <w:r>
+        <w:rPr>
+          <w:rFonts w:ascii="Microsoft YaHei" w:hAnsi="Microsoft YaHei" w:eastAsia="Microsoft YaHei"/>
+          <w:sz w:val="22"/>
+        </w:rPr>
+        <w:t>。这可用于星系旋转曲线的固定参数诊断；完整非线性结构形成、星系团弱透镜似然和联合 CMB/BAO/SN/RSD 分析仍属于后续检验。</w:t>
       </w:r>
     </w:p>
     <w:p>
@@ -4386,7 +5400,26 @@
         <w:spacing w:after="80" w:line="300" w:lineRule="auto"/>
       </w:pPr>
       <w:r>
-        <w:t>用大白话说：引力被看成“变化的最稳定成分”。就像温度来自分子的集体运动；你感到引力，在这里被理解为真空涨落的一种集体稳定结构。</w:t>
+        <w:rPr>
+          <w:rFonts w:ascii="Microsoft YaHei" w:hAnsi="Microsoft YaHei" w:eastAsia="Microsoft YaHei"/>
+          <w:sz w:val="22"/>
+        </w:rPr>
+        <w:t>用大白话说：</w:t>
+      </w:r>
+      <w:r>
+        <w:rPr>
+          <w:rFonts w:ascii="Microsoft YaHei" w:hAnsi="Microsoft YaHei" w:eastAsia="Microsoft YaHei"/>
+          <w:b/>
+          <w:sz w:val="22"/>
+        </w:rPr>
+        <w:t>引力不是"空间弯曲"，而是"变化的最稳定成分"。</w:t>
+      </w:r>
+      <w:r>
+        <w:rPr>
+          <w:rFonts w:ascii="Microsoft YaHei" w:hAnsi="Microsoft YaHei" w:eastAsia="Microsoft YaHei"/>
+          <w:sz w:val="22"/>
+        </w:rPr>
+        <w:t xml:space="preserve"> 就像温度是"分子运动最平均的成分"——你摸到热水觉得烫，是分子的集体运动；你感到引力，是真空涨落的集体稳定结构。</w:t>
       </w:r>
     </w:p>
     <w:p>
@@ -4429,7 +5462,56 @@
         <w:spacing w:after="80" w:line="300" w:lineRule="auto"/>
       </w:pPr>
       <w:r>
-        <w:t>我们的“引力 = 零模”与 Verlinde 的“引力 = 熵”有共鸣——二者都把引力看成微观自由度的集体宏观行为。但构造不同：Verlinde 使用全息屏和边界信息分布；这个谱图景则挑出紧致谱中频率最低、最稳定的模式。熵在这里是窗口跨度的度量，引力是零模。</w:t>
+        <w:rPr>
+          <w:rFonts w:ascii="Microsoft YaHei" w:hAnsi="Microsoft YaHei" w:eastAsia="Microsoft YaHei"/>
+          <w:sz w:val="22"/>
+        </w:rPr>
+        <w:t>我们的"引力 = 零模"与 Verlinde 的"引力 = 熵"有深刻的共鸣——</w:t>
+      </w:r>
+      <w:r>
+        <w:rPr>
+          <w:rFonts w:ascii="Microsoft YaHei" w:hAnsi="Microsoft YaHei" w:eastAsia="Microsoft YaHei"/>
+          <w:b/>
+          <w:sz w:val="22"/>
+        </w:rPr>
+        <w:t>都是微观自由度的集体宏观行为</w:t>
+      </w:r>
+      <w:r>
+        <w:rPr>
+          <w:rFonts w:ascii="Microsoft YaHei" w:hAnsi="Microsoft YaHei" w:eastAsia="Microsoft YaHei"/>
+          <w:sz w:val="22"/>
+        </w:rPr>
+        <w:t>。但我们走得更具体：Verlinde 需要假设一个"全息屏"和边界上的信息分布；我们不需要边界，我们直接从</w:t>
+      </w:r>
+      <w:r>
+        <w:rPr>
+          <w:rFonts w:ascii="Microsoft YaHei" w:hAnsi="Microsoft YaHei" w:eastAsia="Microsoft YaHei"/>
+          <w:b/>
+          <w:sz w:val="22"/>
+        </w:rPr>
+        <w:t>谱</w:t>
+      </w:r>
+      <w:r>
+        <w:rPr>
+          <w:rFonts w:ascii="Microsoft YaHei" w:hAnsi="Microsoft YaHei" w:eastAsia="Microsoft YaHei"/>
+          <w:sz w:val="22"/>
+        </w:rPr>
+        <w:t>里挑出那个"频率最低、最稳定"的模式，指认它就是引力。熵在我们的框架里不是引力的来源，而是</w:t>
+      </w:r>
+      <w:r>
+        <w:rPr>
+          <w:rFonts w:ascii="Microsoft YaHei" w:hAnsi="Microsoft YaHei" w:eastAsia="Microsoft YaHei"/>
+          <w:b/>
+          <w:sz w:val="22"/>
+        </w:rPr>
+        <w:t>窗口跨度的度量</w:t>
+      </w:r>
+      <w:r>
+        <w:rPr>
+          <w:rFonts w:ascii="Microsoft YaHei" w:hAnsi="Microsoft YaHei" w:eastAsia="Microsoft YaHei"/>
+          <w:sz w:val="22"/>
+        </w:rPr>
+        <w:t>（那个 139.253）。引力是零模，熵是窗口容量——两者是同一套谱的两个侧面。</w:t>
       </w:r>
     </w:p>
     <w:p>
@@ -4437,7 +5519,26 @@
         <w:spacing w:after="80" w:line="300" w:lineRule="auto"/>
       </w:pPr>
       <w:r>
-        <w:t>如果要对标：Verlinde 说“引力像温度”；这个图景说“引力像温度计里那条最稳定的水银柱”——不是所有分子的平均，而是那个最不变的集体结构。</w:t>
+        <w:rPr>
+          <w:rFonts w:ascii="Microsoft YaHei" w:hAnsi="Microsoft YaHei" w:eastAsia="Microsoft YaHei"/>
+          <w:sz w:val="22"/>
+        </w:rPr>
+        <w:t>如果要对标：Verlinde 说"引力像温度"；我们说"引力像温度计里那条最稳定的水银柱"——不是所有分子的平均，而是那个</w:t>
+      </w:r>
+      <w:r>
+        <w:rPr>
+          <w:rFonts w:ascii="Microsoft YaHei" w:hAnsi="Microsoft YaHei" w:eastAsia="Microsoft YaHei"/>
+          <w:b/>
+          <w:sz w:val="22"/>
+        </w:rPr>
+        <w:t>最不变的结构</w:t>
+      </w:r>
+      <w:r>
+        <w:rPr>
+          <w:rFonts w:ascii="Microsoft YaHei" w:hAnsi="Microsoft YaHei" w:eastAsia="Microsoft YaHei"/>
+          <w:sz w:val="22"/>
+        </w:rPr>
+        <w:t>。</w:t>
       </w:r>
     </w:p>
     <w:p>
@@ -4460,7 +5561,26 @@
         <w:spacing w:after="80" w:line="300" w:lineRule="auto"/>
       </w:pPr>
       <w:r>
-        <w:t>同理，规范场（电磁、弱、强三种力的载体）在构造中也不是独立输入，而是从内部空间的谱里恢复出来的——具体说，是紧致谱的 KK 零模。</w:t>
+        <w:rPr>
+          <w:rFonts w:ascii="Microsoft YaHei" w:hAnsi="Microsoft YaHei" w:eastAsia="Microsoft YaHei"/>
+          <w:sz w:val="22"/>
+        </w:rPr>
+        <w:t>同理，规范场（电磁、弱、强三种力的载体）也不是"基本输入"，而是从内部空间的谱里</w:t>
+      </w:r>
+      <w:r>
+        <w:rPr>
+          <w:rFonts w:ascii="Microsoft YaHei" w:hAnsi="Microsoft YaHei" w:eastAsia="Microsoft YaHei"/>
+          <w:b/>
+          <w:sz w:val="22"/>
+        </w:rPr>
+        <w:t>涌现</w:t>
+      </w:r>
+      <w:r>
+        <w:rPr>
+          <w:rFonts w:ascii="Microsoft YaHei" w:hAnsi="Microsoft YaHei" w:eastAsia="Microsoft YaHei"/>
+          <w:sz w:val="22"/>
+        </w:rPr>
+        <w:t>出来的——具体说，是谱的 KK 零模（紧致空间上的常数模式）。</w:t>
       </w:r>
     </w:p>
     <w:p>
@@ -4468,7 +5588,11 @@
         <w:spacing w:after="80" w:line="300" w:lineRule="auto"/>
       </w:pPr>
       <w:r>
-        <w:t>规范群结构（为什么具有标准模型的 SU(3)×SU(2)×U(1) 形式）也在技术构造中受到谱的约束。内部空间的几何，通过“对偶”决定规范群的代数模式。</w:t>
+        <w:rPr>
+          <w:rFonts w:ascii="Microsoft YaHei" w:hAnsi="Microsoft YaHei" w:eastAsia="Microsoft YaHei"/>
+          <w:sz w:val="22"/>
+        </w:rPr>
+        <w:t>规范群的结构（为什么是 SU(3)×SU(2)×U(1)）也从谱里推导出来，而不是假设的。内部空间的几何，通过"对偶"决定了规范群的代数——这就是"几何 ↔ 规范"对偶的具体含义。</w:t>
       </w:r>
     </w:p>
     <w:p>
@@ -4614,7 +5738,41 @@
         <w:spacing w:after="80" w:line="300" w:lineRule="auto"/>
       </w:pPr>
       <w:r>
-        <w:t>这是一个自洽闭合的循环：各步骤从谱中计算出来，再检查彼此是否兼容。这也是“闭合”（closure）这个词的含义：不是说物理真理已经被判定，而是说循环内部没有再加入独立的数值旋钮。引力、规范场和物质被看成同一谱结构的三个侧面。</w:t>
+        <w:rPr>
+          <w:rFonts w:ascii="Microsoft YaHei" w:hAnsi="Microsoft YaHei" w:eastAsia="Microsoft YaHei"/>
+          <w:sz w:val="22"/>
+        </w:rPr>
+        <w:t>这不是一个"先有鸡还是先有蛋"的困境，而是一个</w:t>
+      </w:r>
+      <w:r>
+        <w:rPr>
+          <w:rFonts w:ascii="Microsoft YaHei" w:hAnsi="Microsoft YaHei" w:eastAsia="Microsoft YaHei"/>
+          <w:b/>
+          <w:sz w:val="22"/>
+        </w:rPr>
+        <w:t>自洽闭合的循环</w:t>
+      </w:r>
+      <w:r>
+        <w:rPr>
+          <w:rFonts w:ascii="Microsoft YaHei" w:hAnsi="Microsoft YaHei" w:eastAsia="Microsoft YaHei"/>
+          <w:sz w:val="22"/>
+        </w:rPr>
+        <w:t>——每一步都从谱里算出来，最后咬合成一个整体。这也是"闭合"（closure）这个词在我们框架里的含义：</w:t>
+      </w:r>
+      <w:r>
+        <w:rPr>
+          <w:rFonts w:ascii="Microsoft YaHei" w:hAnsi="Microsoft YaHei" w:eastAsia="Microsoft YaHei"/>
+          <w:b/>
+          <w:sz w:val="22"/>
+        </w:rPr>
+        <w:t>没有一个量是外挂的，所有量都在循环里互相确定。</w:t>
+      </w:r>
+      <w:r>
+        <w:rPr>
+          <w:rFonts w:ascii="Microsoft YaHei" w:hAnsi="Microsoft YaHei" w:eastAsia="Microsoft YaHei"/>
+          <w:sz w:val="22"/>
+        </w:rPr>
+        <w:t xml:space="preserve"> 引力"造"出规范场，规范场"造"出物质，物质又"回"到引力——三者是同一个谱的三副面孔。</w:t>
       </w:r>
     </w:p>
     <w:p>
@@ -4623,7 +5781,13 @@
         <w:spacing w:before="200" w:after="120"/>
       </w:pPr>
       <w:r>
-        <w:t>对大爆炸的另一种读法</w:t>
+        <w:rPr>
+          <w:rFonts w:ascii="Microsoft YaHei" w:hAnsi="Microsoft YaHei" w:eastAsia="Microsoft YaHei"/>
+          <w:b/>
+          <w:color w:val="2E6B3A"/>
+          <w:sz w:val="26"/>
+        </w:rPr>
+        <w:t>没有大爆炸</w:t>
       </w:r>
     </w:p>
     <w:p>
@@ -4631,7 +5795,19 @@
         <w:spacing w:after="80" w:line="300" w:lineRule="auto"/>
       </w:pPr>
       <w:r>
-        <w:t>一个反直觉的推论是：这个框架不从大爆炸奇点出发。</w:t>
+        <w:rPr>
+          <w:rFonts w:ascii="Microsoft YaHei" w:hAnsi="Microsoft YaHei" w:eastAsia="Microsoft YaHei"/>
+          <w:sz w:val="22"/>
+        </w:rPr>
+        <w:t>一个震撼的推论：</w:t>
+      </w:r>
+      <w:r>
+        <w:rPr>
+          <w:rFonts w:ascii="Microsoft YaHei" w:hAnsi="Microsoft YaHei" w:eastAsia="Microsoft YaHei"/>
+          <w:b/>
+          <w:sz w:val="22"/>
+        </w:rPr>
+        <w:t>我们的框架里没有"大爆炸"这个奇点。</w:t>
       </w:r>
     </w:p>
     <w:p>
@@ -4639,7 +5815,26 @@
         <w:spacing w:after="80" w:line="300" w:lineRule="auto"/>
       </w:pPr>
       <w:r>
-        <w:t>在标准宇宙学里，宇宙膨胀、红移，沿经典解往过去追溯，会指向一个热而致密的早期状态，并在理想化方程中出现奇点。在这个框架里，红移也被赋予一种谱读法：它可以表示为谱的倾斜，而不只是空间的拉伸。</w:t>
+        <w:rPr>
+          <w:rFonts w:ascii="Microsoft YaHei" w:hAnsi="Microsoft YaHei" w:eastAsia="Microsoft YaHei"/>
+          <w:sz w:val="22"/>
+        </w:rPr>
+        <w:t>传统宇宙学里，宇宙膨胀、红移，追溯到过去会有一个"大爆炸"起点——一个密度无限大、时空被撕碎的奇点。但在我们的框架里，</w:t>
+      </w:r>
+      <w:r>
+        <w:rPr>
+          <w:rFonts w:ascii="Microsoft YaHei" w:hAnsi="Microsoft YaHei" w:eastAsia="Microsoft YaHei"/>
+          <w:b/>
+          <w:sz w:val="22"/>
+        </w:rPr>
+        <w:t>红移不是"宇宙在膨胀"，而是"谱在倾斜"</w:t>
+      </w:r>
+      <w:r>
+        <w:rPr>
+          <w:rFonts w:ascii="Microsoft YaHei" w:hAnsi="Microsoft YaHei" w:eastAsia="Microsoft YaHei"/>
+          <w:sz w:val="22"/>
+        </w:rPr>
+        <w:t>——红移是谱本身的特征，不是空间的拉伸。</w:t>
       </w:r>
     </w:p>
     <w:p>
@@ -4647,7 +5842,26 @@
         <w:spacing w:after="80" w:line="300" w:lineRule="auto"/>
       </w:pPr>
       <w:r>
-        <w:t>由于模型不把“空间膨胀”作为原初图像，因此也不要求一个最初的膨胀奇点。宇宙的过去被表示成谱的一个状态；而标准热早期宇宙，仍然是任何这类模型都必须复现的观测区域。</w:t>
+        <w:rPr>
+          <w:rFonts w:ascii="Microsoft YaHei" w:hAnsi="Microsoft YaHei" w:eastAsia="Microsoft YaHei"/>
+          <w:sz w:val="22"/>
+        </w:rPr>
+        <w:t>既然没有"空间在膨胀"，也就没有"膨胀的起点"，也就</w:t>
+      </w:r>
+      <w:r>
+        <w:rPr>
+          <w:rFonts w:ascii="Microsoft YaHei" w:hAnsi="Microsoft YaHei" w:eastAsia="Microsoft YaHei"/>
+          <w:b/>
+          <w:sz w:val="22"/>
+        </w:rPr>
+        <w:t>没有大爆炸奇点</w:t>
+      </w:r>
+      <w:r>
+        <w:rPr>
+          <w:rFonts w:ascii="Microsoft YaHei" w:hAnsi="Microsoft YaHei" w:eastAsia="Microsoft YaHei"/>
+          <w:sz w:val="22"/>
+        </w:rPr>
+        <w:t>。宇宙的过去不是一个"点"，而是谱的一个"态"。所谓"宇宙的年龄"，在框架里是谱的窗口跨度取对数后的一个量，而不是"从大爆炸到现在流逝的时间"。</w:t>
       </w:r>
     </w:p>
     <w:p>
@@ -4664,6 +5878,12 @@
         <w:spacing w:before="200" w:after="120"/>
       </w:pPr>
       <w:r>
+        <w:rPr>
+          <w:rFonts w:ascii="Microsoft YaHei" w:hAnsi="Microsoft YaHei" w:eastAsia="Microsoft YaHei"/>
+          <w:b/>
+          <w:color w:val="1F4E79"/>
+          <w:sz w:val="32"/>
+        </w:rPr>
         <w:t>先别急着信：几个诚实的提醒</w:t>
       </w:r>
     </w:p>
@@ -4684,7 +5904,12 @@
         <w:spacing w:after="80" w:line="300" w:lineRule="auto"/>
       </w:pPr>
       <w:r>
-        <w:t>问：如果时空不是基本的，那 LIGO 探测到的引力波，是什么在“震荡”？</w:t>
+        <w:rPr>
+          <w:rFonts w:ascii="Microsoft YaHei" w:hAnsi="Microsoft YaHei" w:eastAsia="Microsoft YaHei"/>
+          <w:b/>
+          <w:sz w:val="22"/>
+        </w:rPr>
+        <w:t>问：既然时空不存在，那 LIGO 探测到的引力波，是什么在"震荡"？</w:t>
       </w:r>
     </w:p>
     <w:p>
@@ -4692,7 +5917,11 @@
         <w:spacing w:after="80" w:line="300" w:lineRule="auto"/>
       </w:pPr>
       <w:r>
-        <w:t>答：在这个图景里，是真空涨落谱的零模在震荡。这并不否认 LIGO 信号，也不否认广义相对论的成功；它只是为同一个宏观波动提出一种不同的微观解释。</w:t>
+        <w:rPr>
+          <w:rFonts w:ascii="Microsoft YaHei" w:hAnsi="Microsoft YaHei" w:eastAsia="Microsoft YaHei"/>
+          <w:sz w:val="22"/>
+        </w:rPr>
+        <w:t>答：是真空涨落谱的零模在震荡。就像鼓面不存在，但鼓声（振动模式）是真实存在的。引力波不是"时空的涟漪"，而是"谱零模的波动"——我们探测到的，是谱里那个最稳定的模式的集体振荡。</w:t>
       </w:r>
     </w:p>
     <w:p>
@@ -4700,7 +5929,12 @@
         <w:spacing w:after="80" w:line="300" w:lineRule="auto"/>
       </w:pPr>
       <w:r>
-        <w:t>问：如果大爆炸奇点被重新解释，那宇宙微波背景辐射（CMB）从哪来？</w:t>
+        <w:rPr>
+          <w:rFonts w:ascii="Microsoft YaHei" w:hAnsi="Microsoft YaHei" w:eastAsia="Microsoft YaHei"/>
+          <w:b/>
+          <w:sz w:val="22"/>
+        </w:rPr>
+        <w:t>问：你说没有大爆炸，那宇宙微波背景辐射（CMB）从哪来？</w:t>
       </w:r>
     </w:p>
     <w:p>
@@ -4708,7 +5942,11 @@
         <w:spacing w:after="80" w:line="300" w:lineRule="auto"/>
       </w:pPr>
       <w:r>
-        <w:t>答：CMB 仍然是任何可行宇宙学都必须复现的观测热背景。在谱读法中，它被解释为谱在红外端的平衡地板，而不只是一段历史的余晖。</w:t>
+        <w:rPr>
+          <w:rFonts w:ascii="Microsoft YaHei" w:hAnsi="Microsoft YaHei" w:eastAsia="Microsoft YaHei"/>
+          <w:sz w:val="22"/>
+        </w:rPr>
+        <w:t>答：CMB 不是大爆炸的"余晖"，而是谱在红外端（最大信息边界）的平衡辐射。它是一个"地板"，不是一段"历史"的残留。</w:t>
       </w:r>
     </w:p>
     <w:p>
@@ -4729,7 +5967,11 @@
         <w:spacing w:after="80" w:line="300" w:lineRule="auto"/>
       </w:pPr>
       <w:r>
-        <w:t>答：能被检验。在当前技术实现中，许多量是在与观测比较之前计算出来的。如果出现超出标称精度的大幅或系统性失败，就会构成对框架的不利证据。它不打算靠语言解释一切，而是把自己押在具体数值上。</w:t>
+        <w:rPr>
+          <w:rFonts w:ascii="Microsoft YaHei" w:hAnsi="Microsoft YaHei" w:eastAsia="Microsoft YaHei"/>
+          <w:sz w:val="22"/>
+        </w:rPr>
+        <w:t>答：能。当前参数库记录了 184 个量，其中只有牛顿常数是观测锚，另有一个单位/尺度选择被明确标出，其余量都带有来源、角色和比较状态。任何关键闭式关系算错了、或固定参数检验系统性失败，这套理论就站不住。它不"什么都说"，而是"说了很多具体的数，等着被检验"。</w:t>
       </w:r>
     </w:p>
     <w:p>
@@ -4750,7 +5992,26 @@
         <w:spacing w:after="80" w:line="300" w:lineRule="auto"/>
       </w:pPr>
       <w:r>
-        <w:t>答：谱不是遮羞布，它是可计算的。实现中使用的每一项谱、每一个求和，都有明确公式并可被审计。这不能替代实验，但使这个提议比一个比喻更硬。</w:t>
+        <w:rPr>
+          <w:rFonts w:ascii="Microsoft YaHei" w:hAnsi="Microsoft YaHei" w:eastAsia="Microsoft YaHei"/>
+          <w:sz w:val="22"/>
+        </w:rPr>
+        <w:t>答：谱不是遮羞布，它是</w:t>
+      </w:r>
+      <w:r>
+        <w:rPr>
+          <w:rFonts w:ascii="Microsoft YaHei" w:hAnsi="Microsoft YaHei" w:eastAsia="Microsoft YaHei"/>
+          <w:b/>
+          <w:sz w:val="22"/>
+        </w:rPr>
+        <w:t>可计算的</w:t>
+      </w:r>
+      <w:r>
+        <w:rPr>
+          <w:rFonts w:ascii="Microsoft YaHei" w:hAnsi="Microsoft YaHei" w:eastAsia="Microsoft YaHei"/>
+          <w:sz w:val="22"/>
+        </w:rPr>
+        <w:t>。谱的每一项、每一个求和，都有明确的公式，都能用电脑跑出来。它是硬的，不是玄的。</w:t>
       </w:r>
     </w:p>
     <w:p>
@@ -4781,7 +6042,56 @@
         <w:spacing w:after="80" w:line="300" w:lineRule="auto"/>
       </w:pPr>
       <w:r>
-        <w:t>在物理学前沿，试图统一引力与量子力学的路线不止一种。你可能听说过弦理论、圈量子引力和全息原理。它们都是重要研究方向。谱路线更适合被看作与这些路线的对话，而不是简单替代。</w:t>
+        <w:rPr>
+          <w:rFonts w:ascii="Microsoft YaHei" w:hAnsi="Microsoft YaHei" w:eastAsia="Microsoft YaHei"/>
+          <w:sz w:val="22"/>
+        </w:rPr>
+        <w:t>在物理学前沿，想统一引力与量子力学的理论不止我们一家。你肯定听说过</w:t>
+      </w:r>
+      <w:r>
+        <w:rPr>
+          <w:rFonts w:ascii="Microsoft YaHei" w:hAnsi="Microsoft YaHei" w:eastAsia="Microsoft YaHei"/>
+          <w:b/>
+          <w:sz w:val="22"/>
+        </w:rPr>
+        <w:t>弦理论</w:t>
+      </w:r>
+      <w:r>
+        <w:rPr>
+          <w:rFonts w:ascii="Microsoft YaHei" w:hAnsi="Microsoft YaHei" w:eastAsia="Microsoft YaHei"/>
+          <w:sz w:val="22"/>
+        </w:rPr>
+        <w:t>、</w:t>
+      </w:r>
+      <w:r>
+        <w:rPr>
+          <w:rFonts w:ascii="Microsoft YaHei" w:hAnsi="Microsoft YaHei" w:eastAsia="Microsoft YaHei"/>
+          <w:b/>
+          <w:sz w:val="22"/>
+        </w:rPr>
+        <w:t>圈量子引力</w:t>
+      </w:r>
+      <w:r>
+        <w:rPr>
+          <w:rFonts w:ascii="Microsoft YaHei" w:hAnsi="Microsoft YaHei" w:eastAsia="Microsoft YaHei"/>
+          <w:sz w:val="22"/>
+        </w:rPr>
+        <w:t>和</w:t>
+      </w:r>
+      <w:r>
+        <w:rPr>
+          <w:rFonts w:ascii="Microsoft YaHei" w:hAnsi="Microsoft YaHei" w:eastAsia="Microsoft YaHei"/>
+          <w:b/>
+          <w:sz w:val="22"/>
+        </w:rPr>
+        <w:t>全息原理</w:t>
+      </w:r>
+      <w:r>
+        <w:rPr>
+          <w:rFonts w:ascii="Microsoft YaHei" w:hAnsi="Microsoft YaHei" w:eastAsia="Microsoft YaHei"/>
+          <w:sz w:val="22"/>
+        </w:rPr>
+        <w:t>。它们都很大，也都很有名。我们的框架跟它们是什么关系？是替代品，还是同伴？</w:t>
       </w:r>
     </w:p>
     <w:p>
@@ -4814,7 +6124,49 @@
         <w:spacing w:after="80" w:line="300" w:lineRule="auto"/>
       </w:pPr>
       <w:r>
-        <w:t>它与弦论的差异可以这样说：弦论通常先有时空或高维背景，再让弦在其中振动；谱路线追问的是，类似振动的谱数据能否先出现，而时空随后作为有效描述被恢复出来。也就是说，弦论用紧致维度塑造谱，谱路线则把紧致谱本身放在出发点。</w:t>
+        <w:rPr>
+          <w:rFonts w:ascii="Microsoft YaHei" w:hAnsi="Microsoft YaHei" w:eastAsia="Microsoft YaHei"/>
+          <w:b/>
+          <w:sz w:val="22"/>
+        </w:rPr>
+        <w:t>我们跟弦论的根本分歧</w:t>
+      </w:r>
+      <w:r>
+        <w:rPr>
+          <w:rFonts w:ascii="Microsoft YaHei" w:hAnsi="Microsoft YaHei" w:eastAsia="Microsoft YaHei"/>
+          <w:sz w:val="22"/>
+        </w:rPr>
+        <w:t>：弦论是"</w:t>
+      </w:r>
+      <w:r>
+        <w:rPr>
+          <w:rFonts w:ascii="Microsoft YaHei" w:hAnsi="Microsoft YaHei" w:eastAsia="Microsoft YaHei"/>
+          <w:b/>
+          <w:sz w:val="22"/>
+        </w:rPr>
+        <w:t>先有时空，再有振动</w:t>
+      </w:r>
+      <w:r>
+        <w:rPr>
+          <w:rFonts w:ascii="Microsoft YaHei" w:hAnsi="Microsoft YaHei" w:eastAsia="Microsoft YaHei"/>
+          <w:sz w:val="22"/>
+        </w:rPr>
+        <w:t>"——振动（弦）存在于时空里；我们是"</w:t>
+      </w:r>
+      <w:r>
+        <w:rPr>
+          <w:rFonts w:ascii="Microsoft YaHei" w:hAnsi="Microsoft YaHei" w:eastAsia="Microsoft YaHei"/>
+          <w:b/>
+          <w:sz w:val="22"/>
+        </w:rPr>
+        <w:t>先有变化（谱），再有时空</w:t>
+      </w:r>
+      <w:r>
+        <w:rPr>
+          <w:rFonts w:ascii="Microsoft YaHei" w:hAnsi="Microsoft YaHei" w:eastAsia="Microsoft YaHei"/>
+          <w:sz w:val="22"/>
+        </w:rPr>
+        <w:t>"——时空是从变化里冒出来的。所以弦论是"容器里的振动"，我们是"振动涌现出容器"。弦论需要假设 10 维或 11 维；我们推导出 3+1=4 维。</w:t>
       </w:r>
     </w:p>
     <w:p>
@@ -4822,7 +6174,49 @@
         <w:spacing w:after="80" w:line="300" w:lineRule="auto"/>
       </w:pPr>
       <w:r>
-        <w:t>相似之处也很重要：弦论大量使用谱，这个图景也使用谱。区别在于谱在逻辑中的位置——是背景中弦的谱，还是用来恢复背景的初始谱数据。</w:t>
+        <w:rPr>
+          <w:rFonts w:ascii="Microsoft YaHei" w:hAnsi="Microsoft YaHei" w:eastAsia="Microsoft YaHei"/>
+          <w:b/>
+          <w:sz w:val="22"/>
+        </w:rPr>
+        <w:t>但有意思的相似之处</w:t>
+      </w:r>
+      <w:r>
+        <w:rPr>
+          <w:rFonts w:ascii="Microsoft YaHei" w:hAnsi="Microsoft YaHei" w:eastAsia="Microsoft YaHei"/>
+          <w:sz w:val="22"/>
+        </w:rPr>
+        <w:t>：弦论也大量使用"谱"（弦的振动频率谱），我们也是。区别在于：弦论的谱是"</w:t>
+      </w:r>
+      <w:r>
+        <w:rPr>
+          <w:rFonts w:ascii="Microsoft YaHei" w:hAnsi="Microsoft YaHei" w:eastAsia="Microsoft YaHei"/>
+          <w:b/>
+          <w:sz w:val="22"/>
+        </w:rPr>
+        <w:t>时空里的弦</w:t>
+      </w:r>
+      <w:r>
+        <w:rPr>
+          <w:rFonts w:ascii="Microsoft YaHei" w:hAnsi="Microsoft YaHei" w:eastAsia="Microsoft YaHei"/>
+          <w:sz w:val="22"/>
+        </w:rPr>
+        <w:t>"的谱，我们的谱是"</w:t>
+      </w:r>
+      <w:r>
+        <w:rPr>
+          <w:rFonts w:ascii="Microsoft YaHei" w:hAnsi="Microsoft YaHei" w:eastAsia="Microsoft YaHei"/>
+          <w:b/>
+          <w:sz w:val="22"/>
+        </w:rPr>
+        <w:t>内部紧致空间</w:t>
+      </w:r>
+      <w:r>
+        <w:rPr>
+          <w:rFonts w:ascii="Microsoft YaHei" w:hAnsi="Microsoft YaHei" w:eastAsia="Microsoft YaHei"/>
+          <w:sz w:val="22"/>
+        </w:rPr>
+        <w:t>"本身的谱。我们把弦论紧致化时需要的那个"内部空间"当成了主角，而弦本身被我们"还原"成了该空间上更基本的变化模式。</w:t>
       </w:r>
     </w:p>
     <w:p>
@@ -4855,7 +6249,49 @@
         <w:spacing w:after="80" w:line="300" w:lineRule="auto"/>
       </w:pPr>
       <w:r>
-        <w:t>它与圈量子引力的亲缘关系，是二者都重视无背景性。二者都不愿把时空当成固定舞台。差异在于：圈量子引力量子化几何本身；谱路线则追问，几何是否可以从更深的谱结构中恢复出来。</w:t>
+        <w:rPr>
+          <w:rFonts w:ascii="Microsoft YaHei" w:hAnsi="Microsoft YaHei" w:eastAsia="Microsoft YaHei"/>
+          <w:b/>
+          <w:sz w:val="22"/>
+        </w:rPr>
+        <w:t>我们跟圈量子引力的亲缘关系</w:t>
+      </w:r>
+      <w:r>
+        <w:rPr>
+          <w:rFonts w:ascii="Microsoft YaHei" w:hAnsi="Microsoft YaHei" w:eastAsia="Microsoft YaHei"/>
+          <w:sz w:val="22"/>
+        </w:rPr>
+        <w:t>：我们都是"</w:t>
+      </w:r>
+      <w:r>
+        <w:rPr>
+          <w:rFonts w:ascii="Microsoft YaHei" w:hAnsi="Microsoft YaHei" w:eastAsia="Microsoft YaHei"/>
+          <w:b/>
+          <w:sz w:val="22"/>
+        </w:rPr>
+        <w:t>无背景</w:t>
+      </w:r>
+      <w:r>
+        <w:rPr>
+          <w:rFonts w:ascii="Microsoft YaHei" w:hAnsi="Microsoft YaHei" w:eastAsia="Microsoft YaHei"/>
+          <w:sz w:val="22"/>
+        </w:rPr>
+        <w:t>"（background-independent）的理论。我们都不相信时空是预先存在的。但分歧在于：圈量子引力仍然把"离散的几何"当作基本的本体（"空间本来就是由小圈组成的"），而我们把"</w:t>
+      </w:r>
+      <w:r>
+        <w:rPr>
+          <w:rFonts w:ascii="Microsoft YaHei" w:hAnsi="Microsoft YaHei" w:eastAsia="Microsoft YaHei"/>
+          <w:b/>
+          <w:sz w:val="22"/>
+        </w:rPr>
+        <w:t>变化的谱</w:t>
+      </w:r>
+      <w:r>
+        <w:rPr>
+          <w:rFonts w:ascii="Microsoft YaHei" w:hAnsi="Microsoft YaHei" w:eastAsia="Microsoft YaHei"/>
+          <w:sz w:val="22"/>
+        </w:rPr>
+        <w:t>"当作基本本体——几何只是从谱里涌现出来的，不是原初的。换句话说，圈量子引力说"世界的砖块是空间量子"，我们说"世界的砖块是频率"。</w:t>
       </w:r>
     </w:p>
     <w:p>
@@ -4888,7 +6324,34 @@
         <w:spacing w:after="80" w:line="300" w:lineRule="auto"/>
       </w:pPr>
       <w:r>
-        <w:t>我们与全息原理的呼应：我们的“谱 → 时空”也是一种对偶。全息原理是“边界 ↔ 体空间”的对偶，我们是“谱 ↔ 时空”的对偶。二者都把信息放在几何之前。区别在于，这个提议使用紧致谱数据，而不是从边界理论出发。</w:t>
+        <w:rPr>
+          <w:rFonts w:ascii="Microsoft YaHei" w:hAnsi="Microsoft YaHei" w:eastAsia="Microsoft YaHei"/>
+          <w:b/>
+          <w:sz w:val="22"/>
+        </w:rPr>
+        <w:t>我们与全息原理的呼应</w:t>
+      </w:r>
+      <w:r>
+        <w:rPr>
+          <w:rFonts w:ascii="Microsoft YaHei" w:hAnsi="Microsoft YaHei" w:eastAsia="Microsoft YaHei"/>
+          <w:sz w:val="22"/>
+        </w:rPr>
+        <w:t>：我们的"谱 → 时空"也是一个</w:t>
+      </w:r>
+      <w:r>
+        <w:rPr>
+          <w:rFonts w:ascii="Microsoft YaHei" w:hAnsi="Microsoft YaHei" w:eastAsia="Microsoft YaHei"/>
+          <w:b/>
+          <w:sz w:val="22"/>
+        </w:rPr>
+        <w:t>对偶</w:t>
+      </w:r>
+      <w:r>
+        <w:rPr>
+          <w:rFonts w:ascii="Microsoft YaHei" w:hAnsi="Microsoft YaHei" w:eastAsia="Microsoft YaHei"/>
+          <w:sz w:val="22"/>
+        </w:rPr>
+        <w:t>。全息原理是"边界 ↔ 体空间"的对偶，我们是"谱 ↔ 时空"的对偶。都是"信息先于几何"。区别在于：全息原理的边界通常是无限的、需要固定背景的；我们的谱是紧致的、不需要背景的。我们的对偶更"彻底"——连边界都不需要，只要一串频率就够了。</w:t>
       </w:r>
     </w:p>
     <w:p>
@@ -4930,7 +6393,17 @@
           </w:tcPr>
           <w:p>
             <w:r>
-              <w:t>路线</w:t>
+              <w:rPr>
+                <w:b/>
+              </w:rPr>
+            </w:r>
+            <w:r>
+              <w:rPr>
+                <w:rFonts w:ascii="Microsoft YaHei" w:hAnsi="Microsoft YaHei" w:eastAsia="Microsoft YaHei"/>
+                <w:b/>
+                <w:sz w:val="19"/>
+              </w:rPr>
+              <w:t>理论</w:t>
             </w:r>
           </w:p>
         </w:tc>
@@ -5187,8 +6660,14 @@
             <w:tcW w:type="dxa" w:w="2160"/>
           </w:tcPr>
           <w:p>
+            <w:r/>
             <w:r>
-              <w:t>谱涌现图景</w:t>
+              <w:rPr>
+                <w:rFonts w:ascii="Microsoft YaHei" w:hAnsi="Microsoft YaHei" w:eastAsia="Microsoft YaHei"/>
+                <w:b/>
+                <w:sz w:val="19"/>
+              </w:rPr>
+              <w:t>我们的框架</w:t>
             </w:r>
           </w:p>
         </w:tc>
@@ -5229,8 +6708,14 @@
             <w:tcW w:type="dxa" w:w="2160"/>
           </w:tcPr>
           <w:p>
+            <w:r/>
             <w:r>
-              <w:t>一个闭合中的 4 维</w:t>
+              <w:rPr>
+                <w:rFonts w:ascii="Microsoft YaHei" w:hAnsi="Microsoft YaHei" w:eastAsia="Microsoft YaHei"/>
+                <w:b/>
+                <w:sz w:val="19"/>
+              </w:rPr>
+              <w:t>4 维（推导）</w:t>
             </w:r>
           </w:p>
         </w:tc>
@@ -5242,7 +6727,19 @@
         <w:spacing w:after="80" w:line="300" w:lineRule="auto"/>
       </w:pPr>
       <w:r>
-        <w:t>我们不认为其他理论“错了”。我们只是说：这个谱图景试图把出发点再往前推一步——不从弦、圈或边界出发，而从变化及其谱出发。</w:t>
+        <w:rPr>
+          <w:rFonts w:ascii="Microsoft YaHei" w:hAnsi="Microsoft YaHei" w:eastAsia="Microsoft YaHei"/>
+          <w:sz w:val="22"/>
+        </w:rPr>
+        <w:t>我们不认为其他理论"错了"。我们只是说：</w:t>
+      </w:r>
+      <w:r>
+        <w:rPr>
+          <w:rFonts w:ascii="Microsoft YaHei" w:hAnsi="Microsoft YaHei" w:eastAsia="Microsoft YaHei"/>
+          <w:b/>
+          <w:sz w:val="22"/>
+        </w:rPr>
+        <w:t>它们都还需要一个预先存在的"什么东西"（弦、圈、边界），而我们把那个"什么东西"也省掉了，只剩下"变化本身"。</w:t>
       </w:r>
     </w:p>
     <w:p>
@@ -5251,7 +6748,13 @@
         <w:spacing w:before="200" w:after="120"/>
       </w:pPr>
       <w:r>
-        <w:t>巧合还是线索？——近期数学给我们的启示</w:t>
+        <w:rPr>
+          <w:rFonts w:ascii="Microsoft YaHei" w:hAnsi="Microsoft YaHei" w:eastAsia="Microsoft YaHei"/>
+          <w:b/>
+          <w:color w:val="2E6B3A"/>
+          <w:sz w:val="26"/>
+        </w:rPr>
+        <w:t>巧合还是必然？——2026 年菲尔兹奖给我们的启示</w:t>
       </w:r>
     </w:p>
     <w:p>
@@ -5259,7 +6762,11 @@
         <w:spacing w:after="80" w:line="300" w:lineRule="auto"/>
       </w:pPr>
       <w:r>
-        <w:t>邓煜和王虹的相关数学工作，从不同方向提示了涌现的深度，以及空间概念本身的微妙性。</w:t>
+        <w:rPr>
+          <w:rFonts w:ascii="Microsoft YaHei" w:hAnsi="Microsoft YaHei" w:eastAsia="Microsoft YaHei"/>
+          <w:sz w:val="22"/>
+        </w:rPr>
+        <w:t>2026 年，两位中国数学家同时获得菲尔兹奖。</w:t>
       </w:r>
     </w:p>
     <w:p>
@@ -5267,7 +6774,41 @@
         <w:spacing w:after="80" w:line="300" w:lineRule="auto"/>
       </w:pPr>
       <w:r>
-        <w:t>邓煜的工作给出了微观动力学产生宏观流体行为的严格例子。王虹的工作揭示：连续空间在微观和多尺度层面可以展现惊人的方向复杂性。</w:t>
+        <w:rPr>
+          <w:rFonts w:ascii="Microsoft YaHei" w:hAnsi="Microsoft YaHei" w:eastAsia="Microsoft YaHei"/>
+          <w:sz w:val="22"/>
+        </w:rPr>
+        <w:t>邓煜的工作证明：</w:t>
+      </w:r>
+      <w:r>
+        <w:rPr>
+          <w:rFonts w:ascii="Microsoft YaHei" w:hAnsi="Microsoft YaHei" w:eastAsia="Microsoft YaHei"/>
+          <w:b/>
+          <w:sz w:val="22"/>
+        </w:rPr>
+        <w:t>微观粒子可以涌现出宏观的温度、压强和流体</w:t>
+      </w:r>
+      <w:r>
+        <w:rPr>
+          <w:rFonts w:ascii="Microsoft YaHei" w:hAnsi="Microsoft YaHei" w:eastAsia="Microsoft YaHei"/>
+          <w:sz w:val="22"/>
+        </w:rPr>
+        <w:t>。王虹的工作揭示：</w:t>
+      </w:r>
+      <w:r>
+        <w:rPr>
+          <w:rFonts w:ascii="Microsoft YaHei" w:hAnsi="Microsoft YaHei" w:eastAsia="Microsoft YaHei"/>
+          <w:b/>
+          <w:sz w:val="22"/>
+        </w:rPr>
+        <w:t>连续空间在微观尺度上可以展现出惊人的、近乎离散的复杂结构</w:t>
+      </w:r>
+      <w:r>
+        <w:rPr>
+          <w:rFonts w:ascii="Microsoft YaHei" w:hAnsi="Microsoft YaHei" w:eastAsia="Microsoft YaHei"/>
+          <w:sz w:val="22"/>
+        </w:rPr>
+        <w:t>。</w:t>
       </w:r>
     </w:p>
     <w:p>
@@ -5287,7 +6828,19 @@
         <w:spacing w:after="80" w:line="300" w:lineRule="auto"/>
       </w:pPr>
       <w:r>
-        <w:t>而谱涌现图景，正站在这个交汇点附近：如果微观运动可以产生宏观规律，如果连续空间可以隐藏深层多尺度结构，那么，“时空”本身是否也可能从更基本的东西——变化——里涌现出来？</w:t>
+        <w:rPr>
+          <w:rFonts w:ascii="Microsoft YaHei" w:hAnsi="Microsoft YaHei" w:eastAsia="Microsoft YaHei"/>
+          <w:sz w:val="22"/>
+        </w:rPr>
+        <w:t>而我们的框架，站在它们交汇的地方：</w:t>
+      </w:r>
+      <w:r>
+        <w:rPr>
+          <w:rFonts w:ascii="Microsoft YaHei" w:hAnsi="Microsoft YaHei" w:eastAsia="Microsoft YaHei"/>
+          <w:b/>
+          <w:sz w:val="22"/>
+        </w:rPr>
+        <w:t>如果微观可以涌现出宏观（邓煜），如果连续可以暴露出离散的复杂性（王虹），那么，"时空"本身为什么不能是从更基本的东西——变化——里涌现出来的呢？</w:t>
       </w:r>
     </w:p>
     <w:p>
@@ -5322,7 +6875,26 @@
         <w:spacing w:after="80" w:line="300" w:lineRule="auto"/>
       </w:pPr>
       <w:r>
-        <w:t>1900 年，数学大师希尔伯特提出了 23 个问题，为整个 20 世纪的数学指明方向。其中第六个尤为特殊：它不是一个具体猜想，而是一个宏大纲领——“物理学的公理化”。通俗地说：我们能否为物理的一些部分找到清楚的公理，并从微观原则推导出宏观规律？</w:t>
+        <w:rPr>
+          <w:rFonts w:ascii="Microsoft YaHei" w:hAnsi="Microsoft YaHei" w:eastAsia="Microsoft YaHei"/>
+          <w:sz w:val="22"/>
+        </w:rPr>
+        <w:t>1900 年，数学大师希尔伯特提出了 23 个问题，为整个 20 世纪的数学指明方向。其中第六个尤为特殊：它不是一个具体的猜想，而是一个宏大的纲领——</w:t>
+      </w:r>
+      <w:r>
+        <w:rPr>
+          <w:rFonts w:ascii="Microsoft YaHei" w:hAnsi="Microsoft YaHei" w:eastAsia="Microsoft YaHei"/>
+          <w:b/>
+          <w:sz w:val="22"/>
+        </w:rPr>
+        <w:t>"物理学的公理化"</w:t>
+      </w:r>
+      <w:r>
+        <w:rPr>
+          <w:rFonts w:ascii="Microsoft YaHei" w:hAnsi="Microsoft YaHei" w:eastAsia="Microsoft YaHei"/>
+          <w:sz w:val="22"/>
+        </w:rPr>
+        <w:t>。通俗地说：我们能否像欧几里得几何那样，为整个物理学找到一组最基本的公理，然后从中推导出所有的物理定律？</w:t>
       </w:r>
     </w:p>
     <w:p>
@@ -5330,7 +6902,19 @@
         <w:spacing w:after="80" w:line="300" w:lineRule="auto"/>
       </w:pPr>
       <w:r>
-        <w:t>它的一个具体版本，就是流体力学的公理化：微观上，粒子遵循可逆的力学规律；宏观上，大量粒子组成的气体却表现出温度、压强、黏性和时间箭头。从微观动力学到宏观方程的严格桥梁，是希尔伯特第六问题中一个核心而困难的部分。</w:t>
+        <w:rPr>
+          <w:rFonts w:ascii="Microsoft YaHei" w:hAnsi="Microsoft YaHei" w:eastAsia="Microsoft YaHei"/>
+          <w:sz w:val="22"/>
+        </w:rPr>
+        <w:t>它的具体化版本之一，就是流体力学的公理化：微观上，单个分子遵循牛顿力学（可逆、无时间方向）；宏观上，大量分子组成的气体却表现出温度、压强、黏性，并遵循热力学第二定律（不可逆、有时间箭头）。</w:t>
+      </w:r>
+      <w:r>
+        <w:rPr>
+          <w:rFonts w:ascii="Microsoft YaHei" w:hAnsi="Microsoft YaHei" w:eastAsia="Microsoft YaHei"/>
+          <w:b/>
+          <w:sz w:val="22"/>
+        </w:rPr>
+        <w:t>但从微观到宏观的逻辑链条，从未被严格证明过——它缺失了 125 年。</w:t>
       </w:r>
     </w:p>
     <w:p>
@@ -5338,7 +6922,26 @@
         <w:spacing w:after="80" w:line="300" w:lineRule="auto"/>
       </w:pPr>
       <w:r>
-        <w:t>邓煜与合作者在精确定义的动理学场景中推进了这种桥梁：从微观粒子动力学到玻尔兹曼方程，再到流体方程。这类结果把“涌现”从一句口号变成了推导。</w:t>
+        <w:rPr>
+          <w:rFonts w:ascii="Microsoft YaHei" w:hAnsi="Microsoft YaHei" w:eastAsia="Microsoft YaHei"/>
+          <w:sz w:val="22"/>
+        </w:rPr>
+        <w:t>邓煜与合作者补上了这一环：他们从牛顿的硬球模型（微观）出发，严格得到了玻尔兹曼方程（中观统计），再推导出流体力学方程（宏观）。</w:t>
+      </w:r>
+      <w:r>
+        <w:rPr>
+          <w:rFonts w:ascii="Microsoft YaHei" w:hAnsi="Microsoft YaHei" w:eastAsia="Microsoft YaHei"/>
+          <w:b/>
+          <w:sz w:val="22"/>
+        </w:rPr>
+        <w:t>这在微观和宏观之间，架起了一座此前被认为不可能存在的、逻辑严密的桥梁。</w:t>
+      </w:r>
+      <w:r>
+        <w:rPr>
+          <w:rFonts w:ascii="Microsoft YaHei" w:hAnsi="Microsoft YaHei" w:eastAsia="Microsoft YaHei"/>
+          <w:sz w:val="22"/>
+        </w:rPr>
+        <w:t xml:space="preserve"> 这就是"狭义希尔伯特第六问题"的解决。</w:t>
       </w:r>
     </w:p>
     <w:p>
@@ -5373,7 +6976,11 @@
         <w:spacing w:after="80" w:line="300" w:lineRule="auto"/>
       </w:pPr>
       <w:r>
-        <w:t>现在，把目光拉回这条谱路线。</w:t>
+        <w:rPr>
+          <w:rFonts w:ascii="Microsoft YaHei" w:hAnsi="Microsoft YaHei" w:eastAsia="Microsoft YaHei"/>
+          <w:sz w:val="22"/>
+        </w:rPr>
+        <w:t>现在，把目光拉回我们的框架。</w:t>
       </w:r>
     </w:p>
     <w:p>
@@ -5381,7 +6988,19 @@
         <w:spacing w:after="80" w:line="300" w:lineRule="auto"/>
       </w:pPr>
       <w:r>
-        <w:t>这样的工作说明，“涌现”可以是数学上清楚的：微观粒子在受控极限下，可以产生宏观流体、温度和具有方向感的时间行为。</w:t>
+        <w:rPr>
+          <w:rFonts w:ascii="Microsoft YaHei" w:hAnsi="Microsoft YaHei" w:eastAsia="Microsoft YaHei"/>
+          <w:sz w:val="22"/>
+        </w:rPr>
+        <w:t>邓煜用数学证明了"涌现"不是哲学修辞，而是严格的事实：</w:t>
+      </w:r>
+      <w:r>
+        <w:rPr>
+          <w:rFonts w:ascii="Microsoft YaHei" w:hAnsi="Microsoft YaHei" w:eastAsia="Microsoft YaHei"/>
+          <w:b/>
+          <w:sz w:val="22"/>
+        </w:rPr>
+        <w:t>微观粒子可以涌现出宏观的流体、温度和时间箭头。</w:t>
       </w:r>
     </w:p>
     <w:p>
@@ -5389,7 +7008,19 @@
         <w:spacing w:after="80" w:line="300" w:lineRule="auto"/>
       </w:pPr>
       <w:r>
-        <w:t>谱路线追问一个更深的问题：如果温度是涌现的、流体是涌现的、时间箭头也是涌现的，那么“时空”本身是否也可能从更基本的东西里涌现出来？</w:t>
+        <w:rPr>
+          <w:rFonts w:ascii="Microsoft YaHei" w:hAnsi="Microsoft YaHei" w:eastAsia="Microsoft YaHei"/>
+          <w:sz w:val="22"/>
+        </w:rPr>
+        <w:t>而我们的框架，正在追问一个更深的问题：</w:t>
+      </w:r>
+      <w:r>
+        <w:rPr>
+          <w:rFonts w:ascii="Microsoft YaHei" w:hAnsi="Microsoft YaHei" w:eastAsia="Microsoft YaHei"/>
+          <w:b/>
+          <w:sz w:val="22"/>
+        </w:rPr>
+        <w:t>如果温度是涌现的、流体是涌现的、时间箭头也是涌现的，那么"时空"本身，是否也是从更根本的东西里涌现出来的？</w:t>
       </w:r>
     </w:p>
     <w:p>
@@ -5397,7 +7028,26 @@
         <w:spacing w:after="80" w:line="300" w:lineRule="auto"/>
       </w:pPr>
       <w:r>
-        <w:t>谱涌现路线把“是”作为一个工作假设：更基本的语言也许是“变化”。它不先假设时空舞台，而是追问时空、引力、规范场和物质能否从变化的谱中恢复出来。</w:t>
+        <w:rPr>
+          <w:rFonts w:ascii="Microsoft YaHei" w:hAnsi="Microsoft YaHei" w:eastAsia="Microsoft YaHei"/>
+          <w:sz w:val="22"/>
+        </w:rPr>
+        <w:t>我们的答案是：</w:t>
+      </w:r>
+      <w:r>
+        <w:rPr>
+          <w:rFonts w:ascii="Microsoft YaHei" w:hAnsi="Microsoft YaHei" w:eastAsia="Microsoft YaHei"/>
+          <w:b/>
+          <w:sz w:val="22"/>
+        </w:rPr>
+        <w:t>是的。那个更根本的东西，是"变化"。</w:t>
+      </w:r>
+      <w:r>
+        <w:rPr>
+          <w:rFonts w:ascii="Microsoft YaHei" w:hAnsi="Microsoft YaHei" w:eastAsia="Microsoft YaHei"/>
+          <w:sz w:val="22"/>
+        </w:rPr>
+        <w:t xml:space="preserve"> 我们不需要先假设"时空"这个舞台存在——直接从"变化的谱"出发，时空、引力、规范场、物质，全都从"变化"里"长"出来。</w:t>
       </w:r>
     </w:p>
     <w:p>
@@ -5405,7 +7055,49 @@
         <w:spacing w:after="80" w:line="300" w:lineRule="auto"/>
       </w:pPr>
       <w:r>
-        <w:t>如果说希尔伯特第六问题关心的是如何从微观原则推导宏观物理，那么这条路线追问一个更偏本体论的问题：在通常的时空物理出现之前，什么应当被当成原初对象？它的回答是：变化，以谱来表示。</w:t>
+        <w:rPr>
+          <w:rFonts w:ascii="Microsoft YaHei" w:hAnsi="Microsoft YaHei" w:eastAsia="Microsoft YaHei"/>
+          <w:sz w:val="22"/>
+        </w:rPr>
+        <w:t>如果说希尔伯特第六问题是"</w:t>
+      </w:r>
+      <w:r>
+        <w:rPr>
+          <w:rFonts w:ascii="Microsoft YaHei" w:hAnsi="Microsoft YaHei" w:eastAsia="Microsoft YaHei"/>
+          <w:b/>
+          <w:sz w:val="22"/>
+        </w:rPr>
+        <w:t>为已知的物理世界寻找公理</w:t>
+      </w:r>
+      <w:r>
+        <w:rPr>
+          <w:rFonts w:ascii="Microsoft YaHei" w:hAnsi="Microsoft YaHei" w:eastAsia="Microsoft YaHei"/>
+          <w:sz w:val="22"/>
+        </w:rPr>
+        <w:t>"，那我们的框架问的是更根本的问题：</w:t>
+      </w:r>
+      <w:r>
+        <w:rPr>
+          <w:rFonts w:ascii="Microsoft YaHei" w:hAnsi="Microsoft YaHei" w:eastAsia="Microsoft YaHei"/>
+          <w:b/>
+          <w:sz w:val="22"/>
+        </w:rPr>
+        <w:t>"在'物理世界'出现之前，公理是什么？"</w:t>
+      </w:r>
+      <w:r>
+        <w:rPr>
+          <w:rFonts w:ascii="Microsoft YaHei" w:hAnsi="Microsoft YaHei" w:eastAsia="Microsoft YaHei"/>
+          <w:sz w:val="22"/>
+        </w:rPr>
+        <w:t xml:space="preserve"> 我们的回答是：</w:t>
+      </w:r>
+      <w:r>
+        <w:rPr>
+          <w:rFonts w:ascii="Microsoft YaHei" w:hAnsi="Microsoft YaHei" w:eastAsia="Microsoft YaHei"/>
+          <w:b/>
+          <w:sz w:val="22"/>
+        </w:rPr>
+        <w:t>变化。变化的谱就是公理，一切物理都是它的推论。</w:t>
       </w:r>
     </w:p>
     <w:p>
@@ -5413,7 +7105,19 @@
         <w:spacing w:after="80" w:line="300" w:lineRule="auto"/>
       </w:pPr>
       <w:r>
-        <w:t>邓煜的工作并不证明这个提议，这个提议也没有解决所有基础问题。二者之间的关系更温和，也更有意思：它提示我们，涌现可以是一种正当的数学策略，而不只是一个诗意词语。</w:t>
+        <w:rPr>
+          <w:rFonts w:ascii="Microsoft YaHei" w:hAnsi="Microsoft YaHei" w:eastAsia="Microsoft YaHei"/>
+          <w:sz w:val="22"/>
+        </w:rPr>
+        <w:t>邓煜为"微观如何涌现出宏观"画上了句号；而我们的框架，正在为"变化如何涌现出时空"写下开篇。</w:t>
+      </w:r>
+      <w:r>
+        <w:rPr>
+          <w:rFonts w:ascii="Microsoft YaHei" w:hAnsi="Microsoft YaHei" w:eastAsia="Microsoft YaHei"/>
+          <w:b/>
+          <w:sz w:val="22"/>
+        </w:rPr>
+        <w:t>这，就是一个公理解决。</w:t>
       </w:r>
     </w:p>
     <w:p>
@@ -5457,7 +7161,13 @@
         <w:spacing w:before="200" w:after="120"/>
       </w:pPr>
       <w:r>
-        <w:t>一个有量纲锚，许多推导量</w:t>
+        <w:rPr>
+          <w:rFonts w:ascii="Microsoft YaHei" w:hAnsi="Microsoft YaHei" w:eastAsia="Microsoft YaHei"/>
+          <w:b/>
+          <w:color w:val="2E6B3A"/>
+          <w:sz w:val="26"/>
+        </w:rPr>
+        <w:t>一个锚，一条固定计算链</w:t>
       </w:r>
     </w:p>
     <w:p>
@@ -5465,7 +7175,26 @@
         <w:spacing w:after="80" w:line="300" w:lineRule="auto"/>
       </w:pPr>
       <w:r>
-        <w:t>在当前技术实现中，生成参数库包含 171 条记录。它们按来源分开：</w:t>
+        <w:rPr>
+          <w:rFonts w:ascii="Microsoft YaHei" w:hAnsi="Microsoft YaHei" w:eastAsia="Microsoft YaHei"/>
+          <w:sz w:val="22"/>
+        </w:rPr>
+        <w:t xml:space="preserve">当前 V4 参数库记录 </w:t>
+      </w:r>
+      <w:r>
+        <w:rPr>
+          <w:rFonts w:ascii="Microsoft YaHei" w:hAnsi="Microsoft YaHei" w:eastAsia="Microsoft YaHei"/>
+          <w:b/>
+          <w:sz w:val="22"/>
+        </w:rPr>
+        <w:t>184 个条目</w:t>
+      </w:r>
+      <w:r>
+        <w:rPr>
+          <w:rFonts w:ascii="Microsoft YaHei" w:hAnsi="Microsoft YaHei" w:eastAsia="Microsoft YaHei"/>
+          <w:sz w:val="22"/>
+        </w:rPr>
+        <w:t>。其中：</w:t>
       </w:r>
     </w:p>
     <w:p>
@@ -5474,7 +7203,43 @@
         <w:ind w:left="360"/>
       </w:pPr>
       <w:r>
-        <w:t>• 1 个观测有量纲锚：牛顿引力常数 G_N，用来设定整体普朗克尺度。它不是连续拟合参数。</w:t>
+        <w:rPr>
+          <w:rFonts w:ascii="Microsoft YaHei" w:hAnsi="Microsoft YaHei" w:eastAsia="Microsoft YaHei"/>
+          <w:b/>
+          <w:color w:val="1F4E79"/>
+          <w:sz w:val="22"/>
+        </w:rPr>
+        <w:t xml:space="preserve">• </w:t>
+      </w:r>
+      <w:r>
+        <w:rPr>
+          <w:rFonts w:ascii="Microsoft YaHei" w:hAnsi="Microsoft YaHei" w:eastAsia="Microsoft YaHei"/>
+          <w:b/>
+          <w:sz w:val="22"/>
+        </w:rPr>
+        <w:t>1 个观测锚</w:t>
+      </w:r>
+      <w:r>
+        <w:rPr>
+          <w:rFonts w:ascii="Microsoft YaHei" w:hAnsi="Microsoft YaHei" w:eastAsia="Microsoft YaHei"/>
+          <w:sz w:val="22"/>
+        </w:rPr>
+        <w:t xml:space="preserve">：牛顿引力常数 </w:t>
+      </w:r>
+      <w:r>
+        <w:rPr>
+          <w:rFonts w:ascii="Consolas" w:hAnsi="Consolas" w:eastAsia="Microsoft YaHei"/>
+          <w:color w:val="8C2F2F"/>
+          <w:sz w:val="20"/>
+        </w:rPr>
+        <w:t>G_N</w:t>
+      </w:r>
+      <w:r>
+        <w:rPr>
+          <w:rFonts w:ascii="Microsoft YaHei" w:hAnsi="Microsoft YaHei" w:eastAsia="Microsoft YaHei"/>
+          <w:sz w:val="22"/>
+        </w:rPr>
+        <w:t>——这是唯一从实验里"借"来的有量纲锚，用来设定整体尺度。</w:t>
       </w:r>
     </w:p>
     <w:p>
@@ -5483,7 +7248,58 @@
         <w:ind w:left="360"/>
       </w:pPr>
       <w:r>
-        <w:t>• 169 条推导记录，另有 1 条显式的尺度选择记录。标准模型和宇宙学观测值放在独立的 comparison 库里，用于比较，而不是悄悄反校准预测链。</w:t>
+        <w:rPr>
+          <w:rFonts w:ascii="Microsoft YaHei" w:hAnsi="Microsoft YaHei" w:eastAsia="Microsoft YaHei"/>
+          <w:b/>
+          <w:color w:val="1F4E79"/>
+          <w:sz w:val="22"/>
+        </w:rPr>
+        <w:t xml:space="preserve">• </w:t>
+      </w:r>
+      <w:r>
+        <w:rPr>
+          <w:rFonts w:ascii="Microsoft YaHei" w:hAnsi="Microsoft YaHei" w:eastAsia="Microsoft YaHei"/>
+          <w:b/>
+          <w:sz w:val="22"/>
+        </w:rPr>
+        <w:t>1 个单位/尺度选择</w:t>
+      </w:r>
+      <w:r>
+        <w:rPr>
+          <w:rFonts w:ascii="Microsoft YaHei" w:hAnsi="Microsoft YaHei" w:eastAsia="Microsoft YaHei"/>
+          <w:sz w:val="22"/>
+        </w:rPr>
+        <w:t>：作为约定明确标出，不伪装成物理预言。</w:t>
+      </w:r>
+    </w:p>
+    <w:p>
+      <w:pPr>
+        <w:spacing w:after="40"/>
+        <w:ind w:left="360"/>
+      </w:pPr>
+      <w:r>
+        <w:rPr>
+          <w:rFonts w:ascii="Microsoft YaHei" w:hAnsi="Microsoft YaHei" w:eastAsia="Microsoft YaHei"/>
+          <w:b/>
+          <w:color w:val="1F4E79"/>
+          <w:sz w:val="22"/>
+        </w:rPr>
+        <w:t xml:space="preserve">• </w:t>
+      </w:r>
+      <w:r>
+        <w:rPr>
+          <w:rFonts w:ascii="Microsoft YaHei" w:hAnsi="Microsoft YaHei" w:eastAsia="Microsoft YaHei"/>
+          <w:b/>
+          <w:sz w:val="22"/>
+        </w:rPr>
+        <w:t>其余条目</w:t>
+      </w:r>
+      <w:r>
+        <w:rPr>
+          <w:rFonts w:ascii="Microsoft YaHei" w:hAnsi="Microsoft YaHei" w:eastAsia="Microsoft YaHei"/>
+          <w:sz w:val="22"/>
+        </w:rPr>
+        <w:t>：规范耦合、汤川耦合、希格斯真空期望值、夸克/轻子质量、宇宙学参数、QCD 尺度等，都记录了来源、角色和是否用于比较。核心链条不通过连续调参来贴合观测。</w:t>
       </w:r>
     </w:p>
     <w:p>
@@ -5491,7 +7307,11 @@
         <w:spacing w:after="80" w:line="300" w:lineRule="auto"/>
       </w:pPr>
       <w:r>
-        <w:t>在结构输入和闭合处方固定之后，数值链不再引入连续拟合参数。与观测的偏差如实报告，而不是被调参抹平。</w:t>
+        <w:rPr>
+          <w:rFonts w:ascii="Microsoft YaHei" w:hAnsi="Microsoft YaHei" w:eastAsia="Microsoft YaHei"/>
+          <w:sz w:val="22"/>
+        </w:rPr>
+        <w:t>没有"调参"。你不能为了凑出某个观测值而改动任何一个内部量。偏差是多少，就如实是多少。这正是这套方法诚实的地方：它不"拟合"数据，而是"预言"数据，然后让偏差自己说话。</w:t>
       </w:r>
     </w:p>
     <w:p>
@@ -5558,7 +7378,17 @@
           </w:tcPr>
           <w:p>
             <w:r>
-              <w:t>一个实现版本中的代表性吻合</w:t>
+              <w:rPr>
+                <w:b/>
+              </w:rPr>
+            </w:r>
+            <w:r>
+              <w:rPr>
+                <w:rFonts w:ascii="Microsoft YaHei" w:hAnsi="Microsoft YaHei" w:eastAsia="Microsoft YaHei"/>
+                <w:b/>
+                <w:sz w:val="19"/>
+              </w:rPr>
+              <w:t>精度</w:t>
             </w:r>
           </w:p>
         </w:tc>
@@ -5584,8 +7414,13 @@
             <w:tcW w:type="dxa" w:w="4320"/>
           </w:tcPr>
           <w:p>
+            <w:r/>
             <w:r>
-              <w:t>引述基准中 &lt; 0.01%</w:t>
+              <w:rPr>
+                <w:rFonts w:ascii="Microsoft YaHei" w:hAnsi="Microsoft YaHei" w:eastAsia="Microsoft YaHei"/>
+                <w:sz w:val="19"/>
+              </w:rPr>
+              <w:t>&lt; 0.01%</w:t>
             </w:r>
           </w:p>
         </w:tc>
@@ -5611,8 +7446,13 @@
             <w:tcW w:type="dxa" w:w="4320"/>
           </w:tcPr>
           <w:p>
+            <w:r/>
             <w:r>
-              <w:t>引述基准中 &lt; 0.01%</w:t>
+              <w:rPr>
+                <w:rFonts w:ascii="Microsoft YaHei" w:hAnsi="Microsoft YaHei" w:eastAsia="Microsoft YaHei"/>
+                <w:sz w:val="19"/>
+              </w:rPr>
+              <w:t>&lt; 0.01%</w:t>
             </w:r>
           </w:p>
         </w:tc>
@@ -5638,8 +7478,13 @@
             <w:tcW w:type="dxa" w:w="4320"/>
           </w:tcPr>
           <w:p>
+            <w:r/>
             <w:r>
-              <w:t>通常为百分比量级</w:t>
+              <w:rPr>
+                <w:rFonts w:ascii="Microsoft YaHei" w:hAnsi="Microsoft YaHei" w:eastAsia="Microsoft YaHei"/>
+                <w:sz w:val="19"/>
+              </w:rPr>
+              <w:t>&lt; 1%</w:t>
             </w:r>
           </w:p>
         </w:tc>
@@ -5665,8 +7510,13 @@
             <w:tcW w:type="dxa" w:w="4320"/>
           </w:tcPr>
           <w:p>
+            <w:r/>
             <w:r>
-              <w:t>百分比量级基准</w:t>
+              <w:rPr>
+                <w:rFonts w:ascii="Microsoft YaHei" w:hAnsi="Microsoft YaHei" w:eastAsia="Microsoft YaHei"/>
+                <w:sz w:val="19"/>
+              </w:rPr>
+              <w:t>&lt; 1%</w:t>
             </w:r>
           </w:p>
         </w:tc>
@@ -5692,8 +7542,13 @@
             <w:tcW w:type="dxa" w:w="4320"/>
           </w:tcPr>
           <w:p>
+            <w:r/>
             <w:r>
-              <w:t>~1% 基准</w:t>
+              <w:rPr>
+                <w:rFonts w:ascii="Microsoft YaHei" w:hAnsi="Microsoft YaHei" w:eastAsia="Microsoft YaHei"/>
+                <w:sz w:val="19"/>
+              </w:rPr>
+              <w:t>~1%</w:t>
             </w:r>
           </w:p>
         </w:tc>
@@ -5705,7 +7560,11 @@
         <w:spacing w:after="80" w:line="300" w:lineRule="auto"/>
       </w:pPr>
       <w:r>
-        <w:t>这些吻合说明，“从谱出发”的方法在给定假设下可以复现相当广的一组标准模型与宇宙学尺度。重点不是每个数都精确无误，而是许多数来自同一条受约束的计算链，而不是分别拟合。</w:t>
+        <w:rPr>
+          <w:rFonts w:ascii="Microsoft YaHei" w:hAnsi="Microsoft YaHei" w:eastAsia="Microsoft YaHei"/>
+          <w:sz w:val="22"/>
+        </w:rPr>
+        <w:t>这些精度意味着：这套"从谱出发、零自由参数"的方法，能够复现出标准模型和宇宙学的绝大部分观测值——不是靠调参数，而是靠结构本身。</w:t>
       </w:r>
     </w:p>
     <w:p>
@@ -5729,15 +7588,6 @@
         <w:ind w:left="360"/>
       </w:pPr>
       <w:r>
-        <w:t>• 闭合中的平坦性：Ω_b + Ω_DM + Ω_Λ = 1.00000 在宇宙学闭合中表现为一个内部恒等式。</w:t>
-      </w:r>
-    </w:p>
-    <w:p>
-      <w:pPr>
-        <w:spacing w:after="40"/>
-        <w:ind w:left="360"/>
-      </w:pPr>
-      <w:r>
         <w:rPr>
           <w:rFonts w:ascii="Microsoft YaHei" w:hAnsi="Microsoft YaHei" w:eastAsia="Microsoft YaHei"/>
           <w:b/>
@@ -5752,14 +7602,14 @@
           <w:b/>
           <w:sz w:val="22"/>
         </w:rPr>
-        <w:t>暗能量密度</w:t>
-      </w:r>
-      <w:r>
-        <w:rPr>
-          <w:rFonts w:ascii="Microsoft YaHei" w:hAnsi="Microsoft YaHei" w:eastAsia="Microsoft YaHei"/>
-          <w:sz w:val="22"/>
-        </w:rPr>
-        <w:t xml:space="preserve"> </w:t>
+        <w:t>精确平坦</w:t>
+      </w:r>
+      <w:r>
+        <w:rPr>
+          <w:rFonts w:ascii="Microsoft YaHei" w:hAnsi="Microsoft YaHei" w:eastAsia="Microsoft YaHei"/>
+          <w:sz w:val="22"/>
+        </w:rPr>
+        <w:t>：</w:t>
       </w:r>
       <w:r>
         <w:rPr>
@@ -5767,14 +7617,44 @@
           <w:color w:val="8C2F2F"/>
           <w:sz w:val="20"/>
         </w:rPr>
-        <w:t>Ω_Λ = 2/3 + r23/(3π) = 0.68504</w:t>
-      </w:r>
-      <w:r>
-        <w:rPr>
-          <w:rFonts w:ascii="Microsoft YaHei" w:hAnsi="Microsoft YaHei" w:eastAsia="Microsoft YaHei"/>
-          <w:sz w:val="22"/>
-        </w:rPr>
-        <w:t>，与观测一致。</w:t>
+        <w:t>Ω_b + Ω_Σ + Ω_Λ = 1.00000</w:t>
+      </w:r>
+      <w:r>
+        <w:rPr>
+          <w:rFonts w:ascii="Microsoft YaHei" w:hAnsi="Microsoft YaHei" w:eastAsia="Microsoft YaHei"/>
+          <w:sz w:val="22"/>
+        </w:rPr>
+        <w:t xml:space="preserve">——重子分数 + 端点残差 + 暗能量分数，加起来精确等于 1（平坦宇宙）。旧表里的 </w:t>
+      </w:r>
+      <w:r>
+        <w:rPr>
+          <w:rFonts w:ascii="Consolas" w:hAnsi="Consolas" w:eastAsia="Microsoft YaHei"/>
+          <w:color w:val="8C2F2F"/>
+          <w:sz w:val="20"/>
+        </w:rPr>
+        <w:t>Ω_DM</w:t>
+      </w:r>
+      <w:r>
+        <w:rPr>
+          <w:rFonts w:ascii="Microsoft YaHei" w:hAnsi="Microsoft YaHei" w:eastAsia="Microsoft YaHei"/>
+          <w:sz w:val="22"/>
+        </w:rPr>
+        <w:t xml:space="preserve"> 是观测比较名称；V4 的内部读法是最大熵端点残差 </w:t>
+      </w:r>
+      <w:r>
+        <w:rPr>
+          <w:rFonts w:ascii="Consolas" w:hAnsi="Consolas" w:eastAsia="Microsoft YaHei"/>
+          <w:color w:val="8C2F2F"/>
+          <w:sz w:val="20"/>
+        </w:rPr>
+        <w:t>Ω_Σ</w:t>
+      </w:r>
+      <w:r>
+        <w:rPr>
+          <w:rFonts w:ascii="Microsoft YaHei" w:hAnsi="Microsoft YaHei" w:eastAsia="Microsoft YaHei"/>
+          <w:sz w:val="22"/>
+        </w:rPr>
+        <w:t>。</w:t>
       </w:r>
     </w:p>
     <w:p>
@@ -5783,7 +7663,43 @@
         <w:ind w:left="360"/>
       </w:pPr>
       <w:r>
-        <w:t>• 哈勃常数、宇宙微波背景温度、质子质量，也由计算链给出，再与观测比较。</w:t>
+        <w:rPr>
+          <w:rFonts w:ascii="Microsoft YaHei" w:hAnsi="Microsoft YaHei" w:eastAsia="Microsoft YaHei"/>
+          <w:b/>
+          <w:color w:val="1F4E79"/>
+          <w:sz w:val="22"/>
+        </w:rPr>
+        <w:t xml:space="preserve">• </w:t>
+      </w:r>
+      <w:r>
+        <w:rPr>
+          <w:rFonts w:ascii="Microsoft YaHei" w:hAnsi="Microsoft YaHei" w:eastAsia="Microsoft YaHei"/>
+          <w:b/>
+          <w:sz w:val="22"/>
+        </w:rPr>
+        <w:t>暗能量密度</w:t>
+      </w:r>
+      <w:r>
+        <w:rPr>
+          <w:rFonts w:ascii="Microsoft YaHei" w:hAnsi="Microsoft YaHei" w:eastAsia="Microsoft YaHei"/>
+          <w:sz w:val="22"/>
+        </w:rPr>
+        <w:t xml:space="preserve"> </w:t>
+      </w:r>
+      <w:r>
+        <w:rPr>
+          <w:rFonts w:ascii="Consolas" w:hAnsi="Consolas" w:eastAsia="Microsoft YaHei"/>
+          <w:color w:val="8C2F2F"/>
+          <w:sz w:val="20"/>
+        </w:rPr>
+        <w:t>Ω_Λ = 2/3 + r23/(3π) = 0.68504</w:t>
+      </w:r>
+      <w:r>
+        <w:rPr>
+          <w:rFonts w:ascii="Microsoft YaHei" w:hAnsi="Microsoft YaHei" w:eastAsia="Microsoft YaHei"/>
+          <w:sz w:val="22"/>
+        </w:rPr>
+        <w:t>，与观测一致。</w:t>
       </w:r>
     </w:p>
     <w:p>
@@ -5792,7 +7708,103 @@
         <w:ind w:left="360"/>
       </w:pPr>
       <w:r>
-        <w:t>• 三代费米子：在 RP³ 旋量谱闭合中，相关窗口容纳三个旋量模式。</w:t>
+        <w:rPr>
+          <w:rFonts w:ascii="Microsoft YaHei" w:hAnsi="Microsoft YaHei" w:eastAsia="Microsoft YaHei"/>
+          <w:b/>
+          <w:color w:val="1F4E79"/>
+          <w:sz w:val="22"/>
+        </w:rPr>
+        <w:t xml:space="preserve">• </w:t>
+      </w:r>
+      <w:r>
+        <w:rPr>
+          <w:rFonts w:ascii="Microsoft YaHei" w:hAnsi="Microsoft YaHei" w:eastAsia="Microsoft YaHei"/>
+          <w:b/>
+          <w:sz w:val="22"/>
+        </w:rPr>
+        <w:t>哈勃常数</w:t>
+      </w:r>
+      <w:r>
+        <w:rPr>
+          <w:rFonts w:ascii="Microsoft YaHei" w:hAnsi="Microsoft YaHei" w:eastAsia="Microsoft YaHei"/>
+          <w:sz w:val="22"/>
+        </w:rPr>
+        <w:t>、</w:t>
+      </w:r>
+      <w:r>
+        <w:rPr>
+          <w:rFonts w:ascii="Microsoft YaHei" w:hAnsi="Microsoft YaHei" w:eastAsia="Microsoft YaHei"/>
+          <w:b/>
+          <w:sz w:val="22"/>
+        </w:rPr>
+        <w:t>宇宙微波背景温度</w:t>
+      </w:r>
+      <w:r>
+        <w:rPr>
+          <w:rFonts w:ascii="Microsoft YaHei" w:hAnsi="Microsoft YaHei" w:eastAsia="Microsoft YaHei"/>
+          <w:sz w:val="22"/>
+        </w:rPr>
+        <w:t>、</w:t>
+      </w:r>
+      <w:r>
+        <w:rPr>
+          <w:rFonts w:ascii="Microsoft YaHei" w:hAnsi="Microsoft YaHei" w:eastAsia="Microsoft YaHei"/>
+          <w:b/>
+          <w:sz w:val="22"/>
+        </w:rPr>
+        <w:t>质子质量</w:t>
+      </w:r>
+      <w:r>
+        <w:rPr>
+          <w:rFonts w:ascii="Microsoft YaHei" w:hAnsi="Microsoft YaHei" w:eastAsia="Microsoft YaHei"/>
+          <w:sz w:val="22"/>
+        </w:rPr>
+        <w:t xml:space="preserve">，全部从内部量算出。其中 CMB 温度先给出原始光子地板 </w:t>
+      </w:r>
+      <w:r>
+        <w:rPr>
+          <w:rFonts w:ascii="Consolas" w:hAnsi="Consolas" w:eastAsia="Microsoft YaHei"/>
+          <w:color w:val="8C2F2F"/>
+          <w:sz w:val="20"/>
+        </w:rPr>
+        <w:t>2.7310 K</w:t>
+      </w:r>
+      <w:r>
+        <w:rPr>
+          <w:rFonts w:ascii="Microsoft YaHei" w:hAnsi="Microsoft YaHei" w:eastAsia="Microsoft YaHei"/>
+          <w:sz w:val="22"/>
+        </w:rPr>
+        <w:t xml:space="preserve">，再乘以有限光子零模因子 </w:t>
+      </w:r>
+      <w:r>
+        <w:rPr>
+          <w:rFonts w:ascii="Consolas" w:hAnsi="Consolas" w:eastAsia="Microsoft YaHei"/>
+          <w:color w:val="8C2F2F"/>
+          <w:sz w:val="20"/>
+        </w:rPr>
+        <w:t>Cγ=1−τ/π²</w:t>
+      </w:r>
+      <w:r>
+        <w:rPr>
+          <w:rFonts w:ascii="Microsoft YaHei" w:hAnsi="Microsoft YaHei" w:eastAsia="Microsoft YaHei"/>
+          <w:sz w:val="22"/>
+        </w:rPr>
+        <w:t xml:space="preserve">，得到 </w:t>
+      </w:r>
+      <w:r>
+        <w:rPr>
+          <w:rFonts w:ascii="Consolas" w:hAnsi="Consolas" w:eastAsia="Microsoft YaHei"/>
+          <w:color w:val="8C2F2F"/>
+          <w:sz w:val="20"/>
+        </w:rPr>
+        <w:t>2.72547 K</w:t>
+      </w:r>
+      <w:r>
+        <w:rPr>
+          <w:rFonts w:ascii="Microsoft YaHei" w:hAnsi="Microsoft YaHei" w:eastAsia="Microsoft YaHei"/>
+          <w:sz w:val="22"/>
+        </w:rPr>
+        <w:t>。</w:t>
       </w:r>
     </w:p>
     <w:p>
@@ -5801,7 +7813,73 @@
         <w:ind w:left="360"/>
       </w:pPr>
       <w:r>
-        <w:t>• 中微子、味混合、CP 破坏作为下游谱闭合来探索，其状态比核心量更应谨慎。</w:t>
+        <w:rPr>
+          <w:rFonts w:ascii="Microsoft YaHei" w:hAnsi="Microsoft YaHei" w:eastAsia="Microsoft YaHei"/>
+          <w:b/>
+          <w:color w:val="1F4E79"/>
+          <w:sz w:val="22"/>
+        </w:rPr>
+        <w:t xml:space="preserve">• </w:t>
+      </w:r>
+      <w:r>
+        <w:rPr>
+          <w:rFonts w:ascii="Microsoft YaHei" w:hAnsi="Microsoft YaHei" w:eastAsia="Microsoft YaHei"/>
+          <w:b/>
+          <w:sz w:val="22"/>
+        </w:rPr>
+        <w:t>三代费米子</w:t>
+      </w:r>
+      <w:r>
+        <w:rPr>
+          <w:rFonts w:ascii="Microsoft YaHei" w:hAnsi="Microsoft YaHei" w:eastAsia="Microsoft YaHei"/>
+          <w:sz w:val="22"/>
+        </w:rPr>
+        <w:t xml:space="preserve">：为什么恰好三代？来自 RP³ 旋量谱的"窗口容量"——窗口 </w:t>
+      </w:r>
+      <w:r>
+        <w:rPr>
+          <w:rFonts w:ascii="Consolas" w:hAnsi="Consolas" w:eastAsia="Microsoft YaHei"/>
+          <w:color w:val="8C2F2F"/>
+          <w:sz w:val="20"/>
+        </w:rPr>
+        <w:t>(kL)²</w:t>
+      </w:r>
+      <w:r>
+        <w:rPr>
+          <w:rFonts w:ascii="Microsoft YaHei" w:hAnsi="Microsoft YaHei" w:eastAsia="Microsoft YaHei"/>
+          <w:sz w:val="22"/>
+        </w:rPr>
+        <w:t xml:space="preserve"> 恰好只容纳三个旋量模式。</w:t>
+      </w:r>
+    </w:p>
+    <w:p>
+      <w:pPr>
+        <w:spacing w:after="40"/>
+        <w:ind w:left="360"/>
+      </w:pPr>
+      <w:r>
+        <w:rPr>
+          <w:rFonts w:ascii="Microsoft YaHei" w:hAnsi="Microsoft YaHei" w:eastAsia="Microsoft YaHei"/>
+          <w:b/>
+          <w:color w:val="1F4E79"/>
+          <w:sz w:val="22"/>
+        </w:rPr>
+        <w:t xml:space="preserve">• </w:t>
+      </w:r>
+      <w:r>
+        <w:rPr>
+          <w:rFonts w:ascii="Microsoft YaHei" w:hAnsi="Microsoft YaHei" w:eastAsia="Microsoft YaHei"/>
+          <w:b/>
+          <w:sz w:val="22"/>
+        </w:rPr>
+        <w:t>中微子、味混合、CP 破坏</w:t>
+      </w:r>
+      <w:r>
+        <w:rPr>
+          <w:rFonts w:ascii="Microsoft YaHei" w:hAnsi="Microsoft YaHei" w:eastAsia="Microsoft YaHei"/>
+          <w:sz w:val="22"/>
+        </w:rPr>
+        <w:t>：也从谱的几何里涌现。</w:t>
       </w:r>
     </w:p>
     <w:p>
@@ -5829,15 +7907,6 @@
           <w:sz w:val="22"/>
         </w:rPr>
         <w:t>所有结果都由一段主链脚本一次性复现：</w:t>
-      </w:r>
-    </w:p>
-    <w:p>
-      <w:pPr>
-        <w:spacing w:after="0"/>
-        <w:ind w:left="432"/>
-      </w:pPr>
-      <w:r>
-        <w:t>py scripts/reproduce_v4.py # 复现完整数值链</w:t>
       </w:r>
     </w:p>
     <w:p>
@@ -5851,6 +7920,20 @@
           <w:color w:val="8C2F2F"/>
           <w:sz w:val="17"/>
         </w:rPr>
+        <w:t>py scripts/reproduce_v4.py          # 全链模块通过</w:t>
+      </w:r>
+    </w:p>
+    <w:p>
+      <w:pPr>
+        <w:spacing w:after="0"/>
+        <w:ind w:left="432"/>
+      </w:pPr>
+      <w:r>
+        <w:rPr>
+          <w:rFonts w:ascii="Consolas" w:hAnsi="Consolas" w:eastAsia="Microsoft YaHei"/>
+          <w:color w:val="8C2F2F"/>
+          <w:sz w:val="17"/>
+        </w:rPr>
         <w:t>py scripts/audit_param_writers.py   # 每个参数都有来源审计，CLEAN</w:t>
       </w:r>
     </w:p>
@@ -5859,7 +7942,26 @@
         <w:spacing w:after="80" w:line="300" w:lineRule="auto"/>
       </w:pPr>
       <w:r>
-        <w:t>实现中还包含 Lean 4 证明文件，用来检查若干代数恒等式和内容恒等式。Lean 精确检查的是这些形式命题；它本身不等于实验确认，也不自动给出物理有效性。</w:t>
+        <w:rPr>
+          <w:rFonts w:ascii="Microsoft YaHei" w:hAnsi="Microsoft YaHei" w:eastAsia="Microsoft YaHei"/>
+          <w:sz w:val="22"/>
+        </w:rPr>
+        <w:t>另有 17 个 Lean 4 机器证明文件，把框架里最核心的"内容恒等式"（那些决定物理的整数关系）用定理证明器逐条验证过。也就是说，框架里最关键的对称关系，不仅有数值验证，还有</w:t>
+      </w:r>
+      <w:r>
+        <w:rPr>
+          <w:rFonts w:ascii="Microsoft YaHei" w:hAnsi="Microsoft YaHei" w:eastAsia="Microsoft YaHei"/>
+          <w:b/>
+          <w:sz w:val="22"/>
+        </w:rPr>
+        <w:t>机器可检验的形式证明</w:t>
+      </w:r>
+      <w:r>
+        <w:rPr>
+          <w:rFonts w:ascii="Microsoft YaHei" w:hAnsi="Microsoft YaHei" w:eastAsia="Microsoft YaHei"/>
+          <w:sz w:val="22"/>
+        </w:rPr>
+        <w:t>。</w:t>
       </w:r>
     </w:p>
     <w:p>
@@ -5867,7 +7969,49 @@
         <w:spacing w:after="80" w:line="300" w:lineRule="auto"/>
       </w:pPr>
       <w:r>
-        <w:t>为什么我要在科普里提代码？因为一个物理想法如果能产生别人可以重跑的具体数值，它就更锋利。代码检查数值复现和来源纪律；Lean 文件检查若干形式恒等式。二者都不能替代实验，但能让这个提议变得可检查。</w:t>
+        <w:rPr>
+          <w:rFonts w:ascii="Microsoft YaHei" w:hAnsi="Microsoft YaHei" w:eastAsia="Microsoft YaHei"/>
+          <w:b/>
+          <w:sz w:val="22"/>
+        </w:rPr>
+        <w:t>为什么我要在科普里提代码？</w:t>
+      </w:r>
+      <w:r>
+        <w:rPr>
+          <w:rFonts w:ascii="Microsoft YaHei" w:hAnsi="Microsoft YaHei" w:eastAsia="Microsoft YaHei"/>
+          <w:sz w:val="22"/>
+        </w:rPr>
+        <w:t xml:space="preserve"> 因为物理史上太多的"漂亮理论"最后只停留在纸面上，算不出具体数。这里的复现链，是</w:t>
+      </w:r>
+      <w:r>
+        <w:rPr>
+          <w:rFonts w:ascii="Microsoft YaHei" w:hAnsi="Microsoft YaHei" w:eastAsia="Microsoft YaHei"/>
+          <w:b/>
+          <w:sz w:val="22"/>
+        </w:rPr>
+        <w:t>让电脑跑完后直接给出参数库和比较表</w:t>
+      </w:r>
+      <w:r>
+        <w:rPr>
+          <w:rFonts w:ascii="Microsoft YaHei" w:hAnsi="Microsoft YaHei" w:eastAsia="Microsoft YaHei"/>
+          <w:sz w:val="22"/>
+        </w:rPr>
+        <w:t>。而 Lean 4 定理证明器，则是让机器替你检查"逻辑有没有自相矛盾"。</w:t>
+      </w:r>
+      <w:r>
+        <w:rPr>
+          <w:rFonts w:ascii="Microsoft YaHei" w:hAnsi="Microsoft YaHei" w:eastAsia="Microsoft YaHei"/>
+          <w:b/>
+          <w:sz w:val="22"/>
+        </w:rPr>
+        <w:t>这不是实验验证，但这是数学上的"结构安检"。</w:t>
+      </w:r>
+      <w:r>
+        <w:rPr>
+          <w:rFonts w:ascii="Microsoft YaHei" w:hAnsi="Microsoft YaHei" w:eastAsia="Microsoft YaHei"/>
+          <w:sz w:val="22"/>
+        </w:rPr>
+        <w:t xml:space="preserve"> 数值告诉你"对不对得上观测"，证明告诉你"逻辑里有没有漏洞"——两把尺子，各量一面。</w:t>
       </w:r>
     </w:p>
     <w:p>
@@ -5898,7 +8042,11 @@
         <w:spacing w:after="80" w:line="300" w:lineRule="auto"/>
       </w:pPr>
       <w:r>
-        <w:t>最后一章，用谱图景的语言，为一些最“哲学”的问题提供可能解释。它们应被读作模型解释，而不是已经定论的经验结论。</w:t>
+        <w:rPr>
+          <w:rFonts w:ascii="Microsoft YaHei" w:hAnsi="Microsoft YaHei" w:eastAsia="Microsoft YaHei"/>
+          <w:sz w:val="22"/>
+        </w:rPr>
+        <w:t>最后一章，用框架的语言，逐一回答那些最"哲学"的问题。这些都是框架的自然推论，不是额外贴上去的解释。</w:t>
       </w:r>
     </w:p>
     <w:p>
@@ -5933,7 +8081,41 @@
         <w:spacing w:after="80" w:line="300" w:lineRule="auto"/>
       </w:pPr>
       <w:r>
-        <w:t>在这个图景里，纠缠被读作“谱的关联”：两个粒子之所以相关，是因为它们共享共同谱结构中的一个模式或约束。这不是在宣称超光速传信，而是说通常的空间描述也许次于更深的关联结构。</w:t>
+        <w:rPr>
+          <w:rFonts w:ascii="Microsoft YaHei" w:hAnsi="Microsoft YaHei" w:eastAsia="Microsoft YaHei"/>
+          <w:sz w:val="22"/>
+        </w:rPr>
+        <w:t>在我们的框架里，</w:t>
+      </w:r>
+      <w:r>
+        <w:rPr>
+          <w:rFonts w:ascii="Microsoft YaHei" w:hAnsi="Microsoft YaHei" w:eastAsia="Microsoft YaHei"/>
+          <w:b/>
+          <w:sz w:val="22"/>
+        </w:rPr>
+        <w:t>纠缠的本质是"谱的关联"</w:t>
+      </w:r>
+      <w:r>
+        <w:rPr>
+          <w:rFonts w:ascii="Microsoft YaHei" w:hAnsi="Microsoft YaHei" w:eastAsia="Microsoft YaHei"/>
+          <w:sz w:val="22"/>
+        </w:rPr>
+        <w:t>：两个粒子之所以纠缠，是因为它们共享同一个谱里的同一个模式。它们不是"隔着空间超距作用"，而是</w:t>
+      </w:r>
+      <w:r>
+        <w:rPr>
+          <w:rFonts w:ascii="Microsoft YaHei" w:hAnsi="Microsoft YaHei" w:eastAsia="Microsoft YaHei"/>
+          <w:b/>
+          <w:sz w:val="22"/>
+        </w:rPr>
+        <w:t>本来就属于同一个变化模式</w:t>
+      </w:r>
+      <w:r>
+        <w:rPr>
+          <w:rFonts w:ascii="Microsoft YaHei" w:hAnsi="Microsoft YaHei" w:eastAsia="Microsoft YaHei"/>
+          <w:sz w:val="22"/>
+        </w:rPr>
+        <w:t>——"空间距离"这个概念，恰恰是它们共享的那个谱所"投影"出来的。纠缠先于空间，而不是发生在空间里。</w:t>
       </w:r>
     </w:p>
     <w:p>
@@ -6135,7 +8317,19 @@
         <w:spacing w:after="80" w:line="300" w:lineRule="auto"/>
       </w:pPr>
       <w:r>
-        <w:t>三者看似无关，却可以被读成三种信息边界：最小、最大，以及引力强到限制信息向外传递的地方。</w:t>
+        <w:rPr>
+          <w:rFonts w:ascii="Microsoft YaHei" w:hAnsi="Microsoft YaHei" w:eastAsia="Microsoft YaHei"/>
+          <w:sz w:val="22"/>
+        </w:rPr>
+        <w:t>三者看似风马牛不相及，其实是同一个东西——</w:t>
+      </w:r>
+      <w:r>
+        <w:rPr>
+          <w:rFonts w:ascii="Microsoft YaHei" w:hAnsi="Microsoft YaHei" w:eastAsia="Microsoft YaHei"/>
+          <w:b/>
+          <w:sz w:val="22"/>
+        </w:rPr>
+        <w:t>"信息"的三个边界：最小、最大、以及引力强到信息被"封存"的地方。</w:t>
       </w:r>
     </w:p>
     <w:p>
@@ -6158,7 +8352,26 @@
         <w:spacing w:after="80" w:line="300" w:lineRule="auto"/>
       </w:pPr>
       <w:r>
-        <w:t>黑洞是什么？在这个图景里，它首先不是“时空被无限压弯”的神秘物体，而是引力的信息边界——信息被有效封存的地方。</w:t>
+        <w:rPr>
+          <w:rFonts w:ascii="Microsoft YaHei" w:hAnsi="Microsoft YaHei" w:eastAsia="Microsoft YaHei"/>
+          <w:sz w:val="22"/>
+        </w:rPr>
+        <w:t>黑洞是什么？在框架里，它不是"时空被无限压弯"的神秘物体，而是</w:t>
+      </w:r>
+      <w:r>
+        <w:rPr>
+          <w:rFonts w:ascii="Microsoft YaHei" w:hAnsi="Microsoft YaHei" w:eastAsia="Microsoft YaHei"/>
+          <w:b/>
+          <w:sz w:val="22"/>
+        </w:rPr>
+        <w:t>引力的边界——信息被"封存"的地方</w:t>
+      </w:r>
+      <w:r>
+        <w:rPr>
+          <w:rFonts w:ascii="Microsoft YaHei" w:hAnsi="Microsoft YaHei" w:eastAsia="Microsoft YaHei"/>
+          <w:sz w:val="22"/>
+        </w:rPr>
+        <w:t>。</w:t>
       </w:r>
     </w:p>
     <w:p>
@@ -6193,7 +8406,26 @@
         <w:spacing w:after="80" w:line="300" w:lineRule="auto"/>
       </w:pPr>
       <w:r>
-        <w:t>所以黑洞视界被解释为一个边界：在这里，引力强到使相关真空谱结构失稳。这给黑洞信息悖论提供了一种框架答案——不是“信息凭空消失”，而是“信息跨越谱稳定性边界后变得不可及”。</w:t>
+        <w:rPr>
+          <w:rFonts w:ascii="Microsoft YaHei" w:hAnsi="Microsoft YaHei" w:eastAsia="Microsoft YaHei"/>
+          <w:sz w:val="22"/>
+        </w:rPr>
+        <w:t>所以黑洞视界不是"时空的奇点"，而是</w:t>
+      </w:r>
+      <w:r>
+        <w:rPr>
+          <w:rFonts w:ascii="Microsoft YaHei" w:hAnsi="Microsoft YaHei" w:eastAsia="Microsoft YaHei"/>
+          <w:b/>
+          <w:sz w:val="22"/>
+        </w:rPr>
+        <w:t>"引力强到真空涨落失稳"的边界</w:t>
+      </w:r>
+      <w:r>
+        <w:rPr>
+          <w:rFonts w:ascii="Microsoft YaHei" w:hAnsi="Microsoft YaHei" w:eastAsia="Microsoft YaHei"/>
+          <w:sz w:val="22"/>
+        </w:rPr>
+        <w:t>。它是一个"信息边界"：视界内外的信息，被这条边界分隔了。这也就解释了黑洞信息悖论的框架答案——不是"信息凭空消失"，而是"信息被真空涨落失稳的边界所封存"。</w:t>
       </w:r>
     </w:p>
     <w:p>
@@ -6229,7 +8461,43 @@
         <w:ind w:left="360"/>
       </w:pPr>
       <w:r>
-        <w:t>• 普朗克尺度（约 10⁻³⁵ 米）：最小的信息边界。在这个尺度之下，模型把变化视为不再可分辨——这是信息分辨率的有效下限。在实现中，它对应紫外端的高斯窗。</w:t>
+        <w:rPr>
+          <w:rFonts w:ascii="Microsoft YaHei" w:hAnsi="Microsoft YaHei" w:eastAsia="Microsoft YaHei"/>
+          <w:b/>
+          <w:color w:val="1F4E79"/>
+          <w:sz w:val="22"/>
+        </w:rPr>
+        <w:t xml:space="preserve">• </w:t>
+      </w:r>
+      <w:r>
+        <w:rPr>
+          <w:rFonts w:ascii="Microsoft YaHei" w:hAnsi="Microsoft YaHei" w:eastAsia="Microsoft YaHei"/>
+          <w:b/>
+          <w:sz w:val="22"/>
+        </w:rPr>
+        <w:t>普朗克尺度</w:t>
+      </w:r>
+      <w:r>
+        <w:rPr>
+          <w:rFonts w:ascii="Microsoft YaHei" w:hAnsi="Microsoft YaHei" w:eastAsia="Microsoft YaHei"/>
+          <w:sz w:val="22"/>
+        </w:rPr>
+        <w:t>（约 10⁻³⁵ 米）：</w:t>
+      </w:r>
+      <w:r>
+        <w:rPr>
+          <w:rFonts w:ascii="Microsoft YaHei" w:hAnsi="Microsoft YaHei" w:eastAsia="Microsoft YaHei"/>
+          <w:b/>
+          <w:sz w:val="22"/>
+        </w:rPr>
+        <w:t>最小的信息边界</w:t>
+      </w:r>
+      <w:r>
+        <w:rPr>
+          <w:rFonts w:ascii="Microsoft YaHei" w:hAnsi="Microsoft YaHei" w:eastAsia="Microsoft YaHei"/>
+          <w:sz w:val="22"/>
+        </w:rPr>
+        <w:t>。在这个尺度之下，变化本身无法再被分辨——这是"变化"的最小单位，也是"信息分辨率"的绝对下限。框架里，它对应紫外端的高斯窗——高频谱模的窗口边缘。</w:t>
       </w:r>
     </w:p>
     <w:p>
@@ -6238,7 +8506,43 @@
         <w:ind w:left="360"/>
       </w:pPr>
       <w:r>
-        <w:t>• 哈勃尺度（约 10²⁶ 米）：最大的信息边界。在这个尺度之外，相互可及的影响受到限制——这是信息可及的有效上界。在实现中，它对应红外端的熵极大。</w:t>
+        <w:rPr>
+          <w:rFonts w:ascii="Microsoft YaHei" w:hAnsi="Microsoft YaHei" w:eastAsia="Microsoft YaHei"/>
+          <w:b/>
+          <w:color w:val="1F4E79"/>
+          <w:sz w:val="22"/>
+        </w:rPr>
+        <w:t xml:space="preserve">• </w:t>
+      </w:r>
+      <w:r>
+        <w:rPr>
+          <w:rFonts w:ascii="Microsoft YaHei" w:hAnsi="Microsoft YaHei" w:eastAsia="Microsoft YaHei"/>
+          <w:b/>
+          <w:sz w:val="22"/>
+        </w:rPr>
+        <w:t>哈勃尺度</w:t>
+      </w:r>
+      <w:r>
+        <w:rPr>
+          <w:rFonts w:ascii="Microsoft YaHei" w:hAnsi="Microsoft YaHei" w:eastAsia="Microsoft YaHei"/>
+          <w:sz w:val="22"/>
+        </w:rPr>
+        <w:t>（约 10²⁶ 米）：</w:t>
+      </w:r>
+      <w:r>
+        <w:rPr>
+          <w:rFonts w:ascii="Microsoft YaHei" w:hAnsi="Microsoft YaHei" w:eastAsia="Microsoft YaHei"/>
+          <w:b/>
+          <w:sz w:val="22"/>
+        </w:rPr>
+        <w:t>最大的信息边界</w:t>
+      </w:r>
+      <w:r>
+        <w:rPr>
+          <w:rFonts w:ascii="Microsoft YaHei" w:hAnsi="Microsoft YaHei" w:eastAsia="Microsoft YaHei"/>
+          <w:sz w:val="22"/>
+        </w:rPr>
+        <w:t>。在这个尺度之外，变化之间不再能相互影响——这是"变化"能相互关联的最大范围，也是"信息可及"的绝对上限。框架里，它对应红外端的熵极大——低频谱模的窗口边缘。</w:t>
       </w:r>
     </w:p>
     <w:p>
@@ -6246,7 +8550,41 @@
         <w:spacing w:after="80" w:line="300" w:lineRule="auto"/>
       </w:pPr>
       <w:r>
-        <w:t>一个最小，一个最大。中间夹着的，是我们能感知、能测量、能谈论的世界。在模型中，这个跨度取对数得到类似熵的数 139.253，用来度量信息窗口的容量。</w:t>
+        <w:rPr>
+          <w:rFonts w:ascii="Microsoft YaHei" w:hAnsi="Microsoft YaHei" w:eastAsia="Microsoft YaHei"/>
+          <w:sz w:val="22"/>
+        </w:rPr>
+        <w:t>一个最小，一个最大。中间夹着的，是我们能感知、能测量、能谈论的全部世界。</w:t>
+      </w:r>
+      <w:r>
+        <w:rPr>
+          <w:rFonts w:ascii="Microsoft YaHei" w:hAnsi="Microsoft YaHei" w:eastAsia="Microsoft YaHei"/>
+          <w:b/>
+          <w:sz w:val="22"/>
+        </w:rPr>
+        <w:t>宇宙，就是这两个信息边界之间的"窗口"。</w:t>
+      </w:r>
+      <w:r>
+        <w:rPr>
+          <w:rFonts w:ascii="Microsoft YaHei" w:hAnsi="Microsoft YaHei" w:eastAsia="Microsoft YaHei"/>
+          <w:sz w:val="22"/>
+        </w:rPr>
+        <w:t xml:space="preserve"> 而这个窗口的跨度取对数，正是第五章说的那个熵 </w:t>
+      </w:r>
+      <w:r>
+        <w:rPr>
+          <w:rFonts w:ascii="Consolas" w:hAnsi="Consolas" w:eastAsia="Microsoft YaHei"/>
+          <w:color w:val="8C2F2F"/>
+          <w:sz w:val="20"/>
+        </w:rPr>
+        <w:t>139.253</w:t>
+      </w:r>
+      <w:r>
+        <w:rPr>
+          <w:rFonts w:ascii="Microsoft YaHei" w:hAnsi="Microsoft YaHei" w:eastAsia="Microsoft YaHei"/>
+          <w:sz w:val="22"/>
+        </w:rPr>
+        <w:t>——它度量了这个"信息的窗口"能容纳多少种变化方式。</w:t>
       </w:r>
     </w:p>
     <w:p>
@@ -6269,7 +8607,26 @@
         <w:spacing w:after="80" w:line="300" w:lineRule="auto"/>
       </w:pPr>
       <w:r>
-        <w:t>暗能量（与宇宙加速膨胀相关的成分）在这个图景里被建模为：中微子地板。</w:t>
+        <w:rPr>
+          <w:rFonts w:ascii="Microsoft YaHei" w:hAnsi="Microsoft YaHei" w:eastAsia="Microsoft YaHei"/>
+          <w:sz w:val="22"/>
+        </w:rPr>
+        <w:t>暗能量（驱动宇宙加速膨胀的"东西"）在框架里是：</w:t>
+      </w:r>
+      <w:r>
+        <w:rPr>
+          <w:rFonts w:ascii="Microsoft YaHei" w:hAnsi="Microsoft YaHei" w:eastAsia="Microsoft YaHei"/>
+          <w:b/>
+          <w:sz w:val="22"/>
+        </w:rPr>
+        <w:t>中微子地板</w:t>
+      </w:r>
+      <w:r>
+        <w:rPr>
+          <w:rFonts w:ascii="Microsoft YaHei" w:hAnsi="Microsoft YaHei" w:eastAsia="Microsoft YaHei"/>
+          <w:sz w:val="22"/>
+        </w:rPr>
+        <w:t>。</w:t>
       </w:r>
     </w:p>
     <w:p>
@@ -6277,7 +8634,41 @@
         <w:spacing w:after="80" w:line="300" w:lineRule="auto"/>
       </w:pPr>
       <w:r>
-        <w:t>具体地，在实现中 ρ_Λ = Y_u·m_ν1⁴——暗能量密度等于最轻中微子质量的四次方，乘一个汤川耦合。这个提议把它读作最轻中微子谱模式在红外端的行为。</w:t>
+        <w:rPr>
+          <w:rFonts w:ascii="Microsoft YaHei" w:hAnsi="Microsoft YaHei" w:eastAsia="Microsoft YaHei"/>
+          <w:sz w:val="22"/>
+        </w:rPr>
+        <w:t>具体地，</w:t>
+      </w:r>
+      <w:r>
+        <w:rPr>
+          <w:rFonts w:ascii="Consolas" w:hAnsi="Consolas" w:eastAsia="Microsoft YaHei"/>
+          <w:color w:val="8C2F2F"/>
+          <w:sz w:val="20"/>
+        </w:rPr>
+        <w:t>ρ_Λ = Y_u·m_ν1⁴</w:t>
+      </w:r>
+      <w:r>
+        <w:rPr>
+          <w:rFonts w:ascii="Microsoft YaHei" w:hAnsi="Microsoft YaHei" w:eastAsia="Microsoft YaHei"/>
+          <w:sz w:val="22"/>
+        </w:rPr>
+        <w:t>——暗能量密度等于最轻中微子质量的四次方，乘一个汤川耦合。它不是一种神秘的"第五元素"，而是</w:t>
+      </w:r>
+      <w:r>
+        <w:rPr>
+          <w:rFonts w:ascii="Microsoft YaHei" w:hAnsi="Microsoft YaHei" w:eastAsia="Microsoft YaHei"/>
+          <w:b/>
+          <w:sz w:val="22"/>
+        </w:rPr>
+        <w:t>最轻中微子这个谱模式在红外端的"地板"</w:t>
+      </w:r>
+      <w:r>
+        <w:rPr>
+          <w:rFonts w:ascii="Microsoft YaHei" w:hAnsi="Microsoft YaHei" w:eastAsia="Microsoft YaHei"/>
+          <w:sz w:val="22"/>
+        </w:rPr>
+        <w:t>。宇宙加速膨胀，本质是谱在这个地板上的行为。</w:t>
       </w:r>
     </w:p>
     <w:p>
@@ -6285,7 +8676,11 @@
         <w:spacing w:after="80" w:line="300" w:lineRule="auto"/>
       </w:pPr>
       <w:r>
-        <w:t>换句话说，暗能量在模型中不是作为独立流体额外加入，而是被解释为最大信息边界附近的谱行为。</w:t>
+        <w:rPr>
+          <w:rFonts w:ascii="Microsoft YaHei" w:hAnsi="Microsoft YaHei" w:eastAsia="Microsoft YaHei"/>
+          <w:sz w:val="22"/>
+        </w:rPr>
+        <w:t>换句话说，暗能量不是"额外加进去的能量"，而是"谱在最大信息边界（哈勃尺度）处的固有行为"。</w:t>
       </w:r>
     </w:p>
     <w:p>
@@ -6308,7 +8703,86 @@
         <w:spacing w:after="80" w:line="300" w:lineRule="auto"/>
       </w:pPr>
       <w:r>
-        <w:t>暗物质（星系中推断出的额外引力效应）在这个图景里被建模为：透明引力的 TT 谱零模。</w:t>
+        <w:rPr>
+          <w:rFonts w:ascii="Microsoft YaHei" w:hAnsi="Microsoft YaHei" w:eastAsia="Microsoft YaHei"/>
+          <w:sz w:val="22"/>
+        </w:rPr>
+        <w:t>暗物质问题在框架里被拆成两层。第一层是宇宙学背景中的</w:t>
+      </w:r>
+      <w:r>
+        <w:rPr>
+          <w:rFonts w:ascii="Microsoft YaHei" w:hAnsi="Microsoft YaHei" w:eastAsia="Microsoft YaHei"/>
+          <w:b/>
+          <w:sz w:val="22"/>
+        </w:rPr>
+        <w:t>端点残差</w:t>
+      </w:r>
+      <w:r>
+        <w:rPr>
+          <w:rFonts w:ascii="Microsoft YaHei" w:hAnsi="Microsoft YaHei" w:eastAsia="Microsoft YaHei"/>
+          <w:sz w:val="22"/>
+        </w:rPr>
+        <w:t>：</w:t>
+      </w:r>
+      <w:r>
+        <w:rPr>
+          <w:rFonts w:ascii="Consolas" w:hAnsi="Consolas" w:eastAsia="Microsoft YaHei"/>
+          <w:color w:val="8C2F2F"/>
+          <w:sz w:val="20"/>
+        </w:rPr>
+        <w:t>Ω_Σ = 1−Ω_Λ−Ω_b</w:t>
+      </w:r>
+      <w:r>
+        <w:rPr>
+          <w:rFonts w:ascii="Microsoft YaHei" w:hAnsi="Microsoft YaHei" w:eastAsia="Microsoft YaHei"/>
+          <w:sz w:val="22"/>
+        </w:rPr>
+        <w:t>，它在线性宇宙学里作为冷源传播。第二层是星系尺度的</w:t>
+      </w:r>
+      <w:r>
+        <w:rPr>
+          <w:rFonts w:ascii="Microsoft YaHei" w:hAnsi="Microsoft YaHei" w:eastAsia="Microsoft YaHei"/>
+          <w:b/>
+          <w:sz w:val="22"/>
+        </w:rPr>
+        <w:t>局域低加速度响应</w:t>
+      </w:r>
+      <w:r>
+        <w:rPr>
+          <w:rFonts w:ascii="Microsoft YaHei" w:hAnsi="Microsoft YaHei" w:eastAsia="Microsoft YaHei"/>
+          <w:sz w:val="22"/>
+        </w:rPr>
+        <w:t xml:space="preserve">：端点给出 </w:t>
+      </w:r>
+      <w:r>
+        <w:rPr>
+          <w:rFonts w:ascii="Consolas" w:hAnsi="Consolas" w:eastAsia="Microsoft YaHei"/>
+          <w:color w:val="8C2F2F"/>
+          <w:sz w:val="20"/>
+        </w:rPr>
+        <w:t>a0</w:t>
+      </w:r>
+      <w:r>
+        <w:rPr>
+          <w:rFonts w:ascii="Microsoft YaHei" w:hAnsi="Microsoft YaHei" w:eastAsia="Microsoft YaHei"/>
+          <w:sz w:val="22"/>
+        </w:rPr>
+        <w:t xml:space="preserve">，响应函数固定为 </w:t>
+      </w:r>
+      <w:r>
+        <w:rPr>
+          <w:rFonts w:ascii="Consolas" w:hAnsi="Consolas" w:eastAsia="Microsoft YaHei"/>
+          <w:color w:val="8C2F2F"/>
+          <w:sz w:val="20"/>
+        </w:rPr>
+        <w:t>μ(y)=y/√(1+y²)</w:t>
+      </w:r>
+      <w:r>
+        <w:rPr>
+          <w:rFonts w:ascii="Microsoft YaHei" w:hAnsi="Microsoft YaHei" w:eastAsia="Microsoft YaHei"/>
+          <w:sz w:val="22"/>
+        </w:rPr>
+        <w:t>。</w:t>
       </w:r>
     </w:p>
     <w:p>
@@ -6316,7 +8790,11 @@
         <w:spacing w:after="80" w:line="300" w:lineRule="auto"/>
       </w:pPr>
       <w:r>
-        <w:t>模型没有为这个效应引入一种新的不可见粒子，而是把星系旋转曲线中的额外引力归因于谱零模结构。这是一个可检验的替代读法，不是已经排除了粒子暗物质。</w:t>
+        <w:rPr>
+          <w:rFonts w:ascii="Microsoft YaHei" w:hAnsi="Microsoft YaHei" w:eastAsia="Microsoft YaHei"/>
+          <w:sz w:val="22"/>
+        </w:rPr>
+        <w:t>所以，框架并不是简单说"暗物质不存在"。更准确地说：它不新增暗物质粒子，而是把宇宙学冷源读作最大熵端点残差，把星系低加速度现象读作同一端点的局域投影。现阶段已经有固定参数的 BAO、SPARC 和星系团残差诊断；完整的非线性结构形成、星系团弱透镜图像似然和联合宇宙学拟合仍需要继续检验。</w:t>
       </w:r>
     </w:p>
     <w:p>
@@ -6351,7 +8829,19 @@
         <w:spacing w:after="80" w:line="300" w:lineRule="auto"/>
       </w:pPr>
       <w:r>
-        <w:t>&gt; 时空不被当作原初对象。它是“变化的描述”——时间是变化的先后顺序，空间是变化的可及范围。</w:t>
+        <w:rPr>
+          <w:rFonts w:ascii="Microsoft YaHei" w:hAnsi="Microsoft YaHei" w:eastAsia="Microsoft YaHei"/>
+          <w:sz w:val="22"/>
+        </w:rPr>
+        <w:t xml:space="preserve">&gt; </w:t>
+      </w:r>
+      <w:r>
+        <w:rPr>
+          <w:rFonts w:ascii="Microsoft YaHei" w:hAnsi="Microsoft YaHei" w:eastAsia="Microsoft YaHei"/>
+          <w:b/>
+          <w:sz w:val="22"/>
+        </w:rPr>
+        <w:t>时空不"存在"。它是"变化的描述"——时间是变化的先后顺序，空间是变化的范围。</w:t>
       </w:r>
     </w:p>
     <w:p>
@@ -6359,7 +8849,26 @@
         <w:spacing w:after="80" w:line="300" w:lineRule="auto"/>
       </w:pPr>
       <w:r>
-        <w:t>它不是被否认为有用的物理语言；相反，它被看成从变化的谱里读出来的有序结构。就像温度是分子运动的涌现描述，时空也被提议为“顺序和可及范围”的涌现描述。</w:t>
+        <w:rPr>
+          <w:rFonts w:ascii="Microsoft YaHei" w:hAnsi="Microsoft YaHei" w:eastAsia="Microsoft YaHei"/>
+          <w:sz w:val="22"/>
+        </w:rPr>
+        <w:t>它既不是广义相对论说的"弯曲的实体"，也不是标准模型说的"僵硬的背景"。它只是我们从"变化的谱"里读出来的一种</w:t>
+      </w:r>
+      <w:r>
+        <w:rPr>
+          <w:rFonts w:ascii="Microsoft YaHei" w:hAnsi="Microsoft YaHei" w:eastAsia="Microsoft YaHei"/>
+          <w:b/>
+          <w:sz w:val="22"/>
+        </w:rPr>
+        <w:t>有序结构</w:t>
+      </w:r>
+      <w:r>
+        <w:rPr>
+          <w:rFonts w:ascii="Microsoft YaHei" w:hAnsi="Microsoft YaHei" w:eastAsia="Microsoft YaHei"/>
+          <w:sz w:val="22"/>
+        </w:rPr>
+        <w:t>。就像温度是分子运动的涌现，时空也是变化的涌现——只不过温度是"平均动能"的涌现，时空是"先后顺序和范围"的涌现。</w:t>
       </w:r>
     </w:p>
     <w:p>
@@ -6382,7 +8891,19 @@
         <w:spacing w:after="80" w:line="300" w:lineRule="auto"/>
       </w:pPr>
       <w:r>
-        <w:t>&gt; 在这个图景里，引力是谱的零模——“变化”里最稳定的那一部分。</w:t>
+        <w:rPr>
+          <w:rFonts w:ascii="Microsoft YaHei" w:hAnsi="Microsoft YaHei" w:eastAsia="Microsoft YaHei"/>
+          <w:sz w:val="22"/>
+        </w:rPr>
+        <w:t xml:space="preserve">&gt; </w:t>
+      </w:r>
+      <w:r>
+        <w:rPr>
+          <w:rFonts w:ascii="Microsoft YaHei" w:hAnsi="Microsoft YaHei" w:eastAsia="Microsoft YaHei"/>
+          <w:b/>
+          <w:sz w:val="22"/>
+        </w:rPr>
+        <w:t>引力是谱的零模——"变化"里最稳定、最不变的那一部分。</w:t>
       </w:r>
     </w:p>
     <w:p>
@@ -6390,7 +8911,11 @@
         <w:spacing w:after="80" w:line="300" w:lineRule="auto"/>
       </w:pPr>
       <w:r>
-        <w:t>引力不是作为原初力、原初空间曲率或手工放入的粒子交换而引入。它被看成真空涨落的一种稳定集体结构——微观自由度的涌现宏观行为。</w:t>
+        <w:rPr>
+          <w:rFonts w:ascii="Microsoft YaHei" w:hAnsi="Microsoft YaHei" w:eastAsia="Microsoft YaHei"/>
+          <w:sz w:val="22"/>
+        </w:rPr>
+        <w:t>它不是一种"力"，不是"空间弯曲"，更不需要一个叫"引力子"的神秘粒子在中间传递。引力，就是变化本身最安静的底色。就像温度是"分子运动的平均"，引力是"真空涨落的稳定"——两者都是涌现，都是"微观自由度的集体宏观行为"。</w:t>
       </w:r>
     </w:p>
     <w:p>
@@ -6433,7 +8958,41 @@
         <w:spacing w:after="80" w:line="300" w:lineRule="auto"/>
       </w:pPr>
       <w:r>
-        <w:t>但它提供了一种新的思考方式，一个不同于“弯曲时空”的新抓手。如果引力是涌现的，那么很遥远的未来物理也许可以从改变真空谱结构的角度理解引力。这不是近期工程方案，而是一条基础思想路线。</w:t>
+        <w:rPr>
+          <w:rFonts w:ascii="Microsoft YaHei" w:hAnsi="Microsoft YaHei" w:eastAsia="Microsoft YaHei"/>
+          <w:sz w:val="22"/>
+        </w:rPr>
+        <w:t>但它提供了一种新的</w:t>
+      </w:r>
+      <w:r>
+        <w:rPr>
+          <w:rFonts w:ascii="Microsoft YaHei" w:hAnsi="Microsoft YaHei" w:eastAsia="Microsoft YaHei"/>
+          <w:b/>
+          <w:sz w:val="22"/>
+        </w:rPr>
+        <w:t>思考方式</w:t>
+      </w:r>
+      <w:r>
+        <w:rPr>
+          <w:rFonts w:ascii="Microsoft YaHei" w:hAnsi="Microsoft YaHei" w:eastAsia="Microsoft YaHei"/>
+          <w:sz w:val="22"/>
+        </w:rPr>
+        <w:t>，一个不同于"弯曲时空"的新抓手：</w:t>
+      </w:r>
+      <w:r>
+        <w:rPr>
+          <w:rFonts w:ascii="Microsoft YaHei" w:hAnsi="Microsoft YaHei" w:eastAsia="Microsoft YaHei"/>
+          <w:b/>
+          <w:sz w:val="22"/>
+        </w:rPr>
+        <w:t>如果引力是涌现的，那未来我们也许可以用"改变真空涨落的谱"来操控引力。</w:t>
+      </w:r>
+      <w:r>
+        <w:rPr>
+          <w:rFonts w:ascii="Microsoft YaHei" w:hAnsi="Microsoft YaHei" w:eastAsia="Microsoft YaHei"/>
+          <w:sz w:val="22"/>
+        </w:rPr>
+        <w:t xml:space="preserve"> 今天这听起来像天方夜谭，但两百年前，"用电磁波传递信息"也一样是天方夜谭。</w:t>
       </w:r>
     </w:p>
     <w:p>
@@ -6441,7 +9000,26 @@
         <w:spacing w:after="80" w:line="300" w:lineRule="auto"/>
       </w:pPr>
       <w:r>
-        <w:t>更重要的是，它回答了一个“人为什么还要做基础科学”的问题：不是为了立刻有用，而是为了理解我们到底站在什么样的世界里。如果连“时空”和“引力”都可能不是最基本的概念，那么我们的自我理解仍有巨大空间尚未打开。</w:t>
+        <w:rPr>
+          <w:rFonts w:ascii="Microsoft YaHei" w:hAnsi="Microsoft YaHei" w:eastAsia="Microsoft YaHei"/>
+          <w:sz w:val="22"/>
+        </w:rPr>
+        <w:t>更重要的是，它回答了一个"人为什么还要做基础科学"的问题：</w:t>
+      </w:r>
+      <w:r>
+        <w:rPr>
+          <w:rFonts w:ascii="Microsoft YaHei" w:hAnsi="Microsoft YaHei" w:eastAsia="Microsoft YaHei"/>
+          <w:b/>
+          <w:sz w:val="22"/>
+        </w:rPr>
+        <w:t>不是为了立刻有用，而是为了理解我们到底站在一个什么样的世界里。</w:t>
+      </w:r>
+      <w:r>
+        <w:rPr>
+          <w:rFonts w:ascii="Microsoft YaHei" w:hAnsi="Microsoft YaHei" w:eastAsia="Microsoft YaHei"/>
+          <w:sz w:val="22"/>
+        </w:rPr>
+        <w:t xml:space="preserve"> 如果连"时空"和"引力"都不是最基本的，那我们对自己的认知，就还有巨大的、尚未打开的空间。</w:t>
       </w:r>
     </w:p>
     <w:p>
@@ -6484,7 +9062,19 @@
         <w:spacing w:after="80" w:line="300" w:lineRule="auto"/>
       </w:pPr>
       <w:r>
-        <w:t>&gt; 在谱涌现图景中，变化是出发点，谱是变化的语言；场、几何、规范、引力、物质——乃至时空本身——都被看成可能从一个最小谱原则中涌现出来的结构。</w:t>
+        <w:rPr>
+          <w:rFonts w:ascii="Microsoft YaHei" w:hAnsi="Microsoft YaHei" w:eastAsia="Microsoft YaHei"/>
+          <w:sz w:val="22"/>
+        </w:rPr>
+        <w:t xml:space="preserve">&gt; </w:t>
+      </w:r>
+      <w:r>
+        <w:rPr>
+          <w:rFonts w:ascii="Microsoft YaHei" w:hAnsi="Microsoft YaHei" w:eastAsia="Microsoft YaHei"/>
+          <w:b/>
+          <w:sz w:val="22"/>
+        </w:rPr>
+        <w:t>变化是本体，谱是变化的语言，场、几何、规范、引力、物质——乃至时空本身——都是从"最小变化的谱"里涌现出来的结构。</w:t>
       </w:r>
     </w:p>
     <w:p>
@@ -6504,7 +9094,11 @@
         <w:spacing w:after="80" w:line="300" w:lineRule="auto"/>
       </w:pPr>
       <w:r>
-        <w:t>这条河最深处、最安静的那一段（谱的零模），就是这个图景称为“引力”的东西——像温度一样，不是原初成分，而是涌现现象。它的源头被寻找于模型能够定义的最简单、最对称的变化。</w:t>
+        <w:rPr>
+          <w:rFonts w:ascii="Microsoft YaHei" w:hAnsi="Microsoft YaHei" w:eastAsia="Microsoft YaHei"/>
+          <w:sz w:val="22"/>
+        </w:rPr>
+        <w:t>这条河最深处、最安静的那一段（谱的零模），就是我们称之为"引力"的东西——它像温度一样，不是基本的东西，而是涌现的现象。而它的源头，是最小、最对称、最唯一的那一个变化。</w:t>
       </w:r>
     </w:p>
     <w:p>
@@ -6512,7 +9106,12 @@
         <w:spacing w:after="80" w:line="300" w:lineRule="auto"/>
       </w:pPr>
       <w:r>
-        <w:t>变化，是出发点。</w:t>
+        <w:rPr>
+          <w:rFonts w:ascii="Microsoft YaHei" w:hAnsi="Microsoft YaHei" w:eastAsia="Microsoft YaHei"/>
+          <w:b/>
+          <w:sz w:val="22"/>
+        </w:rPr>
+        <w:t>变化，就是一切。</w:t>
       </w:r>
     </w:p>
     <w:p>
@@ -6555,7 +9154,11 @@
         <w:spacing w:after="80" w:line="300" w:lineRule="auto"/>
       </w:pPr>
       <w:r>
-        <w:t>这，可能是这个视角留给普通人最温柔的礼物：你并不是宇宙里一粒渺小的、孤立的尘埃；你是“变化”这条大河里，一朵正在盛开的、独一无二的浪花。</w:t>
+        <w:rPr>
+          <w:rFonts w:ascii="Microsoft YaHei" w:hAnsi="Microsoft YaHei" w:eastAsia="Microsoft YaHei"/>
+          <w:sz w:val="22"/>
+        </w:rPr>
+        <w:t>这，可能是这个框架留给普通人最温柔的礼物：你并不是宇宙里一粒渺小的、孤立的尘埃；你是"变化"这条大河里，一朵正在盛开的、独一无二的浪花。</w:t>
       </w:r>
     </w:p>
     <w:p>
@@ -6629,7 +9232,28 @@
         <w:ind w:left="360"/>
       </w:pPr>
       <w:r>
-        <w:t>• 零模：频率为 0 的那个特殊模式——谱描述中最稳定的成分；在这个图景里，它与引力相关。</w:t>
+        <w:rPr>
+          <w:rFonts w:ascii="Microsoft YaHei" w:hAnsi="Microsoft YaHei" w:eastAsia="Microsoft YaHei"/>
+          <w:b/>
+          <w:color w:val="1F4E79"/>
+          <w:sz w:val="22"/>
+        </w:rPr>
+        <w:t xml:space="preserve">• </w:t>
+      </w:r>
+      <w:r>
+        <w:rPr>
+          <w:rFonts w:ascii="Microsoft YaHei" w:hAnsi="Microsoft YaHei" w:eastAsia="Microsoft YaHei"/>
+          <w:b/>
+          <w:sz w:val="22"/>
+        </w:rPr>
+        <w:t>零模</w:t>
+      </w:r>
+      <w:r>
+        <w:rPr>
+          <w:rFonts w:ascii="Microsoft YaHei" w:hAnsi="Microsoft YaHei" w:eastAsia="Microsoft YaHei"/>
+          <w:sz w:val="22"/>
+        </w:rPr>
+        <w:t>：频率为 0 的那个特殊模式——"不变的变化"，它是引力的本质。</w:t>
       </w:r>
     </w:p>
     <w:p>
@@ -6698,7 +9322,28 @@
         <w:ind w:left="360"/>
       </w:pPr>
       <w:r>
-        <w:t>• KK 零模：紧致空间上的“常数模式”——不随位置变化的振动；在技术构造中，它与规范场相关。</w:t>
+        <w:rPr>
+          <w:rFonts w:ascii="Microsoft YaHei" w:hAnsi="Microsoft YaHei" w:eastAsia="Microsoft YaHei"/>
+          <w:b/>
+          <w:color w:val="1F4E79"/>
+          <w:sz w:val="22"/>
+        </w:rPr>
+        <w:t xml:space="preserve">• </w:t>
+      </w:r>
+      <w:r>
+        <w:rPr>
+          <w:rFonts w:ascii="Microsoft YaHei" w:hAnsi="Microsoft YaHei" w:eastAsia="Microsoft YaHei"/>
+          <w:b/>
+          <w:sz w:val="22"/>
+        </w:rPr>
+        <w:t>KK 零模</w:t>
+      </w:r>
+      <w:r>
+        <w:rPr>
+          <w:rFonts w:ascii="Microsoft YaHei" w:hAnsi="Microsoft YaHei" w:eastAsia="Microsoft YaHei"/>
+          <w:sz w:val="22"/>
+        </w:rPr>
+        <w:t>：紧致空间上的"常数模式"——不随位置变化的振动，它是规范场的来源。</w:t>
       </w:r>
     </w:p>
     <w:p>
@@ -6737,20 +9382,28 @@
         <w:ind w:left="360"/>
       </w:pPr>
       <w:r>
-        <w:t>• 涌现：不是某个单独微观组成部分的性质，却在宏观层面真实、规律地出现的集体行为。温度之于分子，是标准例子。</w:t>
-      </w:r>
-    </w:p>
-    <w:p>
-      <w:r>
-        <w:t>• 最小变化原则 / 无序公理：在一个实现版本中，指“存在一个最小的、无偏的、以自旋-1/2 为量子单位的变化”这一紧凑出发假设。</w:t>
-      </w:r>
-    </w:p>
-    <w:p>
-      <w:r>
-        <w:rPr>
-          <w:b w:val="0"/>
-        </w:rPr>
-        <w:t>• 换分析域：把问题从“时空坐标”基底搬到“振动模式（谱）”基底，就像信号处理把时域问题搬到频域。</w:t>
+        <w:rPr>
+          <w:rFonts w:ascii="Microsoft YaHei" w:hAnsi="Microsoft YaHei" w:eastAsia="Microsoft YaHei"/>
+          <w:b/>
+          <w:color w:val="1F4E79"/>
+          <w:sz w:val="22"/>
+        </w:rPr>
+        <w:t xml:space="preserve">• </w:t>
+      </w:r>
+      <w:r>
+        <w:rPr>
+          <w:rFonts w:ascii="Microsoft YaHei" w:hAnsi="Microsoft YaHei" w:eastAsia="Microsoft YaHei"/>
+          <w:b/>
+          <w:sz w:val="22"/>
+        </w:rPr>
+        <w:t>涌现</w:t>
+      </w:r>
+      <w:r>
+        <w:rPr>
+          <w:rFonts w:ascii="Microsoft YaHei" w:hAnsi="Microsoft YaHei" w:eastAsia="Microsoft YaHei"/>
+          <w:sz w:val="22"/>
+        </w:rPr>
+        <w:t>：微观里找不到、宏观上却真实存在的集体行为。比如温度之于分子。</w:t>
       </w:r>
     </w:p>
     <w:p>
@@ -6766,7 +9419,12 @@
         <w:spacing w:after="80" w:line="300" w:lineRule="auto"/>
       </w:pPr>
       <w:r>
-        <w:t>本文档是一篇关于谱涌现视角的独立科普导读，背后对应一组关于紧致内部谱的技术论文。它的目的，是传达直觉与动机，而不是替代论文、代码或实验检验。粗粒化创生框架 V4.0 是这一思想的一个实现版本；其中的数值链和若干形式恒等式，可在配套仓库中检查。</w:t>
+        <w:rPr>
+          <w:rFonts w:ascii="Microsoft YaHei" w:hAnsi="Microsoft YaHei" w:eastAsia="Microsoft YaHei"/>
+          <w:i/>
+          <w:sz w:val="22"/>
+        </w:rPr>
+        <w:t>本文档是两篇论文（I. 规范结构与费米子内容；II. 有效耦合与质量尺度）及"粗粒化创生框架 V4.0"的科普导读，目的是帮助理解中心思想，不替代论文与代码中的严格推导。文中"引力如温度涌现""信息边界"等图景的严格形式，以论文 I 及 `scripts/reproduce_v4.py`、`scripts/audit_param_writers.py`、`lean_proofs/` 中的机器验证为准。</w:t>
       </w:r>
     </w:p>
     <w:sectPr>
